--- a/NASKAH/Dokumen Laporan Skripsi - 42330018 - I Nyoman Wahyu Permana - 2023 - 2026.docx
+++ b/NASKAH/Dokumen Laporan Skripsi - 42330018 - I Nyoman Wahyu Permana - 2023 - 2026.docx
@@ -1162,28 +1162,28 @@
           <w:lang w:val="en-US"/>
         </w:rPr>
       </w:pPr>
-      <w:bookmarkStart w:id="0" w:name="_Toc75025325"/>
-      <w:bookmarkStart w:id="1" w:name="_Toc106280384"/>
-      <w:bookmarkStart w:id="2" w:name="_Toc137038221"/>
-      <w:bookmarkStart w:id="3" w:name="_Toc222407793"/>
-      <w:bookmarkStart w:id="4" w:name="_Toc75025326"/>
+      <w:bookmarkStart w:id="0" w:name="_Toc75025326"/>
+      <w:bookmarkStart w:id="1" w:name="_Toc75025325"/>
+      <w:bookmarkStart w:id="2" w:name="_Toc106280384"/>
+      <w:bookmarkStart w:id="3" w:name="_Toc137038221"/>
+      <w:bookmarkStart w:id="4" w:name="_Toc222407793"/>
       <w:r>
         <w:lastRenderedPageBreak/>
         <w:t>HALAMAN PENGESAHAN</w:t>
       </w:r>
-      <w:bookmarkEnd w:id="0"/>
+      <w:bookmarkEnd w:id="1"/>
       <w:r>
         <w:t xml:space="preserve"> </w:t>
       </w:r>
-      <w:bookmarkEnd w:id="1"/>
       <w:bookmarkEnd w:id="2"/>
+      <w:bookmarkEnd w:id="3"/>
       <w:r>
         <w:rPr>
           <w:lang w:val="en-US"/>
         </w:rPr>
         <w:t>SKRIPSI</w:t>
       </w:r>
-      <w:bookmarkEnd w:id="3"/>
+      <w:bookmarkEnd w:id="4"/>
     </w:p>
     <w:p>
       <w:pPr>
@@ -2077,8 +2077,16 @@
                         <w:rPr>
                           <w:lang w:val="en-US"/>
                         </w:rPr>
-                        <w:t>Menyetujui,</w:t>
+                        <w:t>Menyetujui</w:t>
                       </w:r>
+                      <w:proofErr w:type="gramStart"/>
+                      <w:r>
+                        <w:rPr>
+                          <w:lang w:val="en-US"/>
+                        </w:rPr>
+                        <w:t>,</w:t>
+                      </w:r>
+                      <w:proofErr w:type="gramEnd"/>
                       <w:r>
                         <w:rPr>
                           <w:lang w:val="en-US"/>
@@ -2435,7 +2443,68 @@
     </w:p>
     <w:p>
       <w:pPr>
-        <w:pStyle w:val="Heading1"/>
+        <w:spacing w:line="240" w:lineRule="auto"/>
+        <w:ind w:firstLine="0"/>
+        <w:jc w:val="center"/>
+        <w:rPr>
+          <w:b/>
+          <w:szCs w:val="28"/>
+        </w:rPr>
+      </w:pPr>
+    </w:p>
+    <w:p>
+      <w:pPr>
+        <w:spacing w:line="240" w:lineRule="auto"/>
+        <w:ind w:firstLine="0"/>
+        <w:jc w:val="center"/>
+        <w:rPr>
+          <w:b/>
+          <w:szCs w:val="28"/>
+        </w:rPr>
+      </w:pPr>
+    </w:p>
+    <w:p>
+      <w:pPr>
+        <w:spacing w:line="240" w:lineRule="auto"/>
+        <w:ind w:firstLine="0"/>
+        <w:jc w:val="center"/>
+        <w:rPr>
+          <w:b/>
+          <w:szCs w:val="28"/>
+        </w:rPr>
+      </w:pPr>
+    </w:p>
+    <w:p>
+      <w:pPr>
+        <w:spacing w:line="240" w:lineRule="auto"/>
+        <w:ind w:firstLine="0"/>
+        <w:jc w:val="center"/>
+        <w:rPr>
+          <w:b/>
+          <w:szCs w:val="28"/>
+        </w:rPr>
+      </w:pPr>
+    </w:p>
+    <w:p>
+      <w:pPr>
+        <w:spacing w:line="240" w:lineRule="auto"/>
+        <w:ind w:firstLine="0"/>
+        <w:jc w:val="center"/>
+        <w:rPr>
+          <w:b/>
+          <w:szCs w:val="28"/>
+        </w:rPr>
+      </w:pPr>
+    </w:p>
+    <w:p>
+      <w:pPr>
+        <w:spacing w:line="240" w:lineRule="auto"/>
+        <w:ind w:firstLine="0"/>
+        <w:jc w:val="center"/>
+        <w:rPr>
+          <w:b/>
+          <w:szCs w:val="28"/>
+        </w:rPr>
       </w:pPr>
     </w:p>
     <w:p/>
@@ -3106,7 +3175,25 @@
                           <w:u w:val="single"/>
                           <w:lang w:val="en-US"/>
                         </w:rPr>
-                        <w:t xml:space="preserve"> I Wayan Aditya Suranata, S.Kom., M.Kom</w:t>
+                        <w:t xml:space="preserve"> I Wayan Aditya Suranata, </w:t>
+                      </w:r>
+                      <w:proofErr w:type="gramStart"/>
+                      <w:r>
+                        <w:rPr>
+                          <w:color w:val="FF0000"/>
+                          <w:u w:val="single"/>
+                          <w:lang w:val="en-US"/>
+                        </w:rPr>
+                        <w:t>S.Kom.,</w:t>
+                      </w:r>
+                      <w:proofErr w:type="gramEnd"/>
+                      <w:r>
+                        <w:rPr>
+                          <w:color w:val="FF0000"/>
+                          <w:u w:val="single"/>
+                          <w:lang w:val="en-US"/>
+                        </w:rPr>
+                        <w:t xml:space="preserve"> M.Kom</w:t>
                       </w:r>
                       <w:r>
                         <w:t>)</w:t>
@@ -3854,7 +3941,25 @@
                           <w:u w:val="single"/>
                           <w:lang w:val="en-US"/>
                         </w:rPr>
-                        <w:t>I Wayan Aditya Suranata, S.Kom., M.Kom</w:t>
+                        <w:t xml:space="preserve">I Wayan Aditya Suranata, </w:t>
+                      </w:r>
+                      <w:proofErr w:type="gramStart"/>
+                      <w:r>
+                        <w:rPr>
+                          <w:color w:val="FF0000"/>
+                          <w:u w:val="single"/>
+                          <w:lang w:val="en-US"/>
+                        </w:rPr>
+                        <w:t>S.Kom.,</w:t>
+                      </w:r>
+                      <w:proofErr w:type="gramEnd"/>
+                      <w:r>
+                        <w:rPr>
+                          <w:color w:val="FF0000"/>
+                          <w:u w:val="single"/>
+                          <w:lang w:val="en-US"/>
+                        </w:rPr>
+                        <w:t xml:space="preserve"> M.Kom</w:t>
                       </w:r>
                       <w:r>
                         <w:t>)</w:t>
@@ -5027,7 +5132,7 @@
         <w:lastRenderedPageBreak/>
         <w:t>DAFTAR ISI</w:t>
       </w:r>
-      <w:bookmarkEnd w:id="4"/>
+      <w:bookmarkEnd w:id="0"/>
       <w:bookmarkEnd w:id="13"/>
     </w:p>
     <w:p>
@@ -7793,7 +7898,7 @@
         </w:rPr>
         <w:fldChar w:fldCharType="separate"/>
       </w:r>
-      <w:hyperlink w:anchor="_Toc221665222" w:history="1">
+      <w:hyperlink w:anchor="_Toc225156106" w:history="1">
         <w:r>
           <w:rPr>
             <w:rStyle w:val="Hyperlink"/>
@@ -7807,22 +7912,7 @@
             <w:noProof/>
             <w:lang w:val="en-US"/>
           </w:rPr>
-          <w:t>3.</w:t>
-        </w:r>
-        <w:r>
-          <w:rPr>
-            <w:rStyle w:val="Hyperlink"/>
-            <w:noProof/>
-          </w:rPr>
-          <w:t>1</w:t>
-        </w:r>
-        <w:r>
-          <w:rPr>
-            <w:rStyle w:val="Hyperlink"/>
-            <w:noProof/>
-            <w:lang w:val="en-US"/>
-          </w:rPr>
-          <w:t>. Alur Penelitian</w:t>
+          <w:t>3.1. Alur Penelitian</w:t>
         </w:r>
         <w:r>
           <w:rPr>
@@ -7843,7 +7933,7 @@
             <w:noProof/>
             <w:webHidden/>
           </w:rPr>
-          <w:instrText xml:space="preserve"> PAGEREF _Toc221665222 \h </w:instrText>
+          <w:instrText xml:space="preserve"> PAGEREF _Toc225156106 \h </w:instrText>
         </w:r>
         <w:r>
           <w:rPr>
@@ -7886,7 +7976,7 @@
           <w:lang w:val="en-US"/>
         </w:rPr>
       </w:pPr>
-      <w:hyperlink w:anchor="_Toc221665223" w:history="1">
+      <w:hyperlink w:anchor="_Toc225156107" w:history="1">
         <w:r>
           <w:rPr>
             <w:rStyle w:val="Hyperlink"/>
@@ -7900,14 +7990,14 @@
             <w:noProof/>
             <w:lang w:val="en-US"/>
           </w:rPr>
-          <w:t>3.</w:t>
+          <w:t>3.2</w:t>
         </w:r>
         <w:r>
           <w:rPr>
             <w:rStyle w:val="Hyperlink"/>
             <w:noProof/>
           </w:rPr>
-          <w:t xml:space="preserve">2. </w:t>
+          <w:t xml:space="preserve">. </w:t>
         </w:r>
         <w:r>
           <w:rPr>
@@ -7945,7 +8035,7 @@
             <w:noProof/>
             <w:webHidden/>
           </w:rPr>
-          <w:instrText xml:space="preserve"> PAGEREF _Toc221665223 \h </w:instrText>
+          <w:instrText xml:space="preserve"> PAGEREF _Toc225156107 \h </w:instrText>
         </w:r>
         <w:r>
           <w:rPr>
@@ -7988,7 +8078,7 @@
           <w:lang w:val="en-US"/>
         </w:rPr>
       </w:pPr>
-      <w:hyperlink w:anchor="_Toc221665224" w:history="1">
+      <w:hyperlink w:anchor="_Toc225156108" w:history="1">
         <w:r>
           <w:rPr>
             <w:rStyle w:val="Hyperlink"/>
@@ -8002,14 +8092,14 @@
             <w:noProof/>
             <w:lang w:val="en-US"/>
           </w:rPr>
-          <w:t>3.</w:t>
+          <w:t>3.3</w:t>
         </w:r>
         <w:r>
           <w:rPr>
             <w:rStyle w:val="Hyperlink"/>
             <w:noProof/>
           </w:rPr>
-          <w:t xml:space="preserve">3. </w:t>
+          <w:t xml:space="preserve">. </w:t>
         </w:r>
         <w:r>
           <w:rPr>
@@ -8047,7 +8137,7 @@
             <w:noProof/>
             <w:webHidden/>
           </w:rPr>
-          <w:instrText xml:space="preserve"> PAGEREF _Toc221665224 \h </w:instrText>
+          <w:instrText xml:space="preserve"> PAGEREF _Toc225156108 \h </w:instrText>
         </w:r>
         <w:r>
           <w:rPr>
@@ -8077,40 +8167,6 @@
           <w:fldChar w:fldCharType="end"/>
         </w:r>
       </w:hyperlink>
-    </w:p>
-    <w:p>
-      <w:pPr>
-        <w:spacing w:after="200" w:line="276" w:lineRule="auto"/>
-        <w:ind w:firstLine="0"/>
-        <w:rPr>
-          <w:szCs w:val="28"/>
-        </w:rPr>
-      </w:pPr>
-      <w:r>
-        <w:rPr>
-          <w:szCs w:val="28"/>
-        </w:rPr>
-        <w:fldChar w:fldCharType="end"/>
-      </w:r>
-      <w:r>
-        <w:rPr>
-          <w:szCs w:val="28"/>
-        </w:rPr>
-        <w:br w:type="page"/>
-      </w:r>
-    </w:p>
-    <w:p>
-      <w:pPr>
-        <w:pStyle w:val="Heading1"/>
-      </w:pPr>
-      <w:bookmarkStart w:id="16" w:name="_Toc75025328"/>
-      <w:bookmarkStart w:id="17" w:name="_Toc222407799"/>
-      <w:r>
-        <w:lastRenderedPageBreak/>
-        <w:t>DAFTAR TABEL</w:t>
-      </w:r>
-      <w:bookmarkEnd w:id="16"/>
-      <w:bookmarkEnd w:id="17"/>
     </w:p>
     <w:p>
       <w:pPr>
@@ -8124,22 +8180,13 @@
           <w:lang w:val="en-US"/>
         </w:rPr>
       </w:pPr>
-      <w:r>
-        <w:fldChar w:fldCharType="begin"/>
-      </w:r>
-      <w:r>
-        <w:instrText xml:space="preserve"> TOC \h \z \c "Tabel" </w:instrText>
-      </w:r>
-      <w:r>
-        <w:fldChar w:fldCharType="separate"/>
-      </w:r>
-      <w:hyperlink w:anchor="_Toc221665233" w:history="1">
+      <w:hyperlink w:anchor="_Toc225156109" w:history="1">
         <w:r>
           <w:rPr>
             <w:rStyle w:val="Hyperlink"/>
             <w:noProof/>
           </w:rPr>
-          <w:t xml:space="preserve">Tabel </w:t>
+          <w:t>Gambar 4</w:t>
         </w:r>
         <w:r>
           <w:rPr>
@@ -8147,14 +8194,7 @@
             <w:noProof/>
             <w:lang w:val="en-US"/>
           </w:rPr>
-          <w:t>2.</w:t>
-        </w:r>
-        <w:r>
-          <w:rPr>
-            <w:rStyle w:val="Hyperlink"/>
-            <w:noProof/>
-          </w:rPr>
-          <w:t xml:space="preserve">1. </w:t>
+          <w:t xml:space="preserve">.1 </w:t>
         </w:r>
         <w:r>
           <w:rPr>
@@ -8163,7 +8203,7 @@
             <w:noProof/>
             <w:lang w:val="en-US"/>
           </w:rPr>
-          <w:t>State of The Art</w:t>
+          <w:t>Low Fidelity Prototype</w:t>
         </w:r>
         <w:r>
           <w:rPr>
@@ -8184,7 +8224,7 @@
             <w:noProof/>
             <w:webHidden/>
           </w:rPr>
-          <w:instrText xml:space="preserve"> PAGEREF _Toc221665233 \h </w:instrText>
+          <w:instrText xml:space="preserve"> PAGEREF _Toc225156109 \h </w:instrText>
         </w:r>
         <w:r>
           <w:rPr>
@@ -8204,7 +8244,7 @@
             <w:noProof/>
             <w:webHidden/>
           </w:rPr>
-          <w:t>12</w:t>
+          <w:t>26</w:t>
         </w:r>
         <w:r>
           <w:rPr>
@@ -8227,13 +8267,13 @@
           <w:lang w:val="en-US"/>
         </w:rPr>
       </w:pPr>
-      <w:hyperlink w:anchor="_Toc221665234" w:history="1">
+      <w:hyperlink w:anchor="_Toc225156110" w:history="1">
         <w:r>
           <w:rPr>
             <w:rStyle w:val="Hyperlink"/>
             <w:noProof/>
           </w:rPr>
-          <w:t xml:space="preserve">Tabel </w:t>
+          <w:t xml:space="preserve">Gambar </w:t>
         </w:r>
         <w:r>
           <w:rPr>
@@ -8241,14 +8281,34 @@
             <w:noProof/>
             <w:lang w:val="en-US"/>
           </w:rPr>
-          <w:t>3.</w:t>
+          <w:t xml:space="preserve">4.2 </w:t>
         </w:r>
         <w:r>
           <w:rPr>
             <w:rStyle w:val="Hyperlink"/>
-            <w:noProof/>
-          </w:rPr>
-          <w:t>1. Jadwal Pelaksanaan Penelitian</w:t>
+            <w:i/>
+            <w:noProof/>
+            <w:lang w:val="en-US"/>
+          </w:rPr>
+          <w:t>High Fide</w:t>
+        </w:r>
+        <w:r>
+          <w:rPr>
+            <w:rStyle w:val="Hyperlink"/>
+            <w:i/>
+            <w:noProof/>
+            <w:lang w:val="en-US"/>
+          </w:rPr>
+          <w:t>l</w:t>
+        </w:r>
+        <w:r>
+          <w:rPr>
+            <w:rStyle w:val="Hyperlink"/>
+            <w:i/>
+            <w:noProof/>
+            <w:lang w:val="en-US"/>
+          </w:rPr>
+          <w:t>ity Prototype</w:t>
         </w:r>
         <w:r>
           <w:rPr>
@@ -8269,7 +8329,7 @@
             <w:noProof/>
             <w:webHidden/>
           </w:rPr>
-          <w:instrText xml:space="preserve"> PAGEREF _Toc221665234 \h </w:instrText>
+          <w:instrText xml:space="preserve"> PAGEREF _Toc225156110 \h </w:instrText>
         </w:r>
         <w:r>
           <w:rPr>
@@ -8289,7 +8349,7 @@
             <w:noProof/>
             <w:webHidden/>
           </w:rPr>
-          <w:t>14</w:t>
+          <w:t>26</w:t>
         </w:r>
         <w:r>
           <w:rPr>
@@ -8299,6 +8359,40 @@
           <w:fldChar w:fldCharType="end"/>
         </w:r>
       </w:hyperlink>
+    </w:p>
+    <w:p>
+      <w:pPr>
+        <w:spacing w:after="200" w:line="276" w:lineRule="auto"/>
+        <w:ind w:firstLine="0"/>
+        <w:rPr>
+          <w:szCs w:val="28"/>
+        </w:rPr>
+      </w:pPr>
+      <w:r>
+        <w:rPr>
+          <w:szCs w:val="28"/>
+        </w:rPr>
+        <w:fldChar w:fldCharType="end"/>
+      </w:r>
+      <w:r>
+        <w:rPr>
+          <w:szCs w:val="28"/>
+        </w:rPr>
+        <w:br w:type="page"/>
+      </w:r>
+    </w:p>
+    <w:p>
+      <w:pPr>
+        <w:pStyle w:val="Heading1"/>
+      </w:pPr>
+      <w:bookmarkStart w:id="16" w:name="_Toc75025328"/>
+      <w:bookmarkStart w:id="17" w:name="_Toc222407799"/>
+      <w:r>
+        <w:lastRenderedPageBreak/>
+        <w:t>DAFTAR TABEL</w:t>
+      </w:r>
+      <w:bookmarkEnd w:id="16"/>
+      <w:bookmarkEnd w:id="17"/>
     </w:p>
     <w:p>
       <w:pPr>
@@ -8312,7 +8406,16 @@
           <w:lang w:val="en-US"/>
         </w:rPr>
       </w:pPr>
-      <w:hyperlink w:anchor="_Toc221665235" w:history="1">
+      <w:r>
+        <w:fldChar w:fldCharType="begin"/>
+      </w:r>
+      <w:r>
+        <w:instrText xml:space="preserve"> TOC \h \z \c "Tabel" </w:instrText>
+      </w:r>
+      <w:r>
+        <w:fldChar w:fldCharType="separate"/>
+      </w:r>
+      <w:hyperlink w:anchor="_Toc221665233" w:history="1">
         <w:r>
           <w:rPr>
             <w:rStyle w:val="Hyperlink"/>
@@ -8326,22 +8429,23 @@
             <w:noProof/>
             <w:lang w:val="en-US"/>
           </w:rPr>
-          <w:t>3.</w:t>
+          <w:t>2.</w:t>
         </w:r>
         <w:r>
           <w:rPr>
             <w:rStyle w:val="Hyperlink"/>
             <w:noProof/>
           </w:rPr>
-          <w:t xml:space="preserve">2. </w:t>
+          <w:t xml:space="preserve">1. </w:t>
         </w:r>
         <w:r>
           <w:rPr>
             <w:rStyle w:val="Hyperlink"/>
+            <w:i/>
             <w:noProof/>
             <w:lang w:val="en-US"/>
           </w:rPr>
-          <w:t>Contoh data</w:t>
+          <w:t>State of The Art</w:t>
         </w:r>
         <w:r>
           <w:rPr>
@@ -8362,7 +8466,7 @@
             <w:noProof/>
             <w:webHidden/>
           </w:rPr>
-          <w:instrText xml:space="preserve"> PAGEREF _Toc221665235 \h </w:instrText>
+          <w:instrText xml:space="preserve"> PAGEREF _Toc221665233 \h </w:instrText>
         </w:r>
         <w:r>
           <w:rPr>
@@ -8382,7 +8486,7 @@
             <w:noProof/>
             <w:webHidden/>
           </w:rPr>
-          <w:t>20</w:t>
+          <w:t>12</w:t>
         </w:r>
         <w:r>
           <w:rPr>
@@ -8405,7 +8509,7 @@
           <w:lang w:val="en-US"/>
         </w:rPr>
       </w:pPr>
-      <w:hyperlink w:anchor="_Toc221665236" w:history="1">
+      <w:hyperlink w:anchor="_Toc221665234" w:history="1">
         <w:r>
           <w:rPr>
             <w:rStyle w:val="Hyperlink"/>
@@ -8426,15 +8530,7 @@
             <w:rStyle w:val="Hyperlink"/>
             <w:noProof/>
           </w:rPr>
-          <w:t xml:space="preserve">3. </w:t>
-        </w:r>
-        <w:r>
-          <w:rPr>
-            <w:rStyle w:val="Hyperlink"/>
-            <w:noProof/>
-            <w:lang w:val="en-US"/>
-          </w:rPr>
-          <w:t>Detail skala penelitian</w:t>
+          <w:t>1. Jadwal Pelaksanaan Penelitian</w:t>
         </w:r>
         <w:r>
           <w:rPr>
@@ -8455,7 +8551,7 @@
             <w:noProof/>
             <w:webHidden/>
           </w:rPr>
-          <w:instrText xml:space="preserve"> PAGEREF _Toc221665236 \h </w:instrText>
+          <w:instrText xml:space="preserve"> PAGEREF _Toc221665234 \h </w:instrText>
         </w:r>
         <w:r>
           <w:rPr>
@@ -8475,7 +8571,7 @@
             <w:noProof/>
             <w:webHidden/>
           </w:rPr>
-          <w:t>22</w:t>
+          <w:t>14</w:t>
         </w:r>
         <w:r>
           <w:rPr>
@@ -8498,7 +8594,7 @@
           <w:lang w:val="en-US"/>
         </w:rPr>
       </w:pPr>
-      <w:hyperlink w:anchor="_Toc221665237" w:history="1">
+      <w:hyperlink w:anchor="_Toc221665235" w:history="1">
         <w:r>
           <w:rPr>
             <w:rStyle w:val="Hyperlink"/>
@@ -8519,24 +8615,15 @@
             <w:rStyle w:val="Hyperlink"/>
             <w:noProof/>
           </w:rPr>
-          <w:t xml:space="preserve">4. </w:t>
+          <w:t xml:space="preserve">2. </w:t>
         </w:r>
         <w:r>
           <w:rPr>
             <w:rStyle w:val="Hyperlink"/>
-            <w:i/>
             <w:noProof/>
             <w:lang w:val="en-US"/>
           </w:rPr>
-          <w:t>Threshold</w:t>
-        </w:r>
-        <w:r>
-          <w:rPr>
-            <w:rStyle w:val="Hyperlink"/>
-            <w:noProof/>
-            <w:lang w:val="en-US"/>
-          </w:rPr>
-          <w:t xml:space="preserve"> nilai SUS</w:t>
+          <w:t>Contoh data</w:t>
         </w:r>
         <w:r>
           <w:rPr>
@@ -8557,7 +8644,7 @@
             <w:noProof/>
             <w:webHidden/>
           </w:rPr>
-          <w:instrText xml:space="preserve"> PAGEREF _Toc221665237 \h </w:instrText>
+          <w:instrText xml:space="preserve"> PAGEREF _Toc221665235 \h </w:instrText>
         </w:r>
         <w:r>
           <w:rPr>
@@ -8577,7 +8664,7 @@
             <w:noProof/>
             <w:webHidden/>
           </w:rPr>
-          <w:t>22</w:t>
+          <w:t>20</w:t>
         </w:r>
         <w:r>
           <w:rPr>
@@ -8600,6 +8687,201 @@
           <w:lang w:val="en-US"/>
         </w:rPr>
       </w:pPr>
+      <w:hyperlink w:anchor="_Toc221665236" w:history="1">
+        <w:r>
+          <w:rPr>
+            <w:rStyle w:val="Hyperlink"/>
+            <w:noProof/>
+          </w:rPr>
+          <w:t xml:space="preserve">Tabel </w:t>
+        </w:r>
+        <w:r>
+          <w:rPr>
+            <w:rStyle w:val="Hyperlink"/>
+            <w:noProof/>
+            <w:lang w:val="en-US"/>
+          </w:rPr>
+          <w:t>3.</w:t>
+        </w:r>
+        <w:r>
+          <w:rPr>
+            <w:rStyle w:val="Hyperlink"/>
+            <w:noProof/>
+          </w:rPr>
+          <w:t xml:space="preserve">3. </w:t>
+        </w:r>
+        <w:r>
+          <w:rPr>
+            <w:rStyle w:val="Hyperlink"/>
+            <w:noProof/>
+            <w:lang w:val="en-US"/>
+          </w:rPr>
+          <w:t>Detail skala penelitian</w:t>
+        </w:r>
+        <w:r>
+          <w:rPr>
+            <w:noProof/>
+            <w:webHidden/>
+          </w:rPr>
+          <w:tab/>
+        </w:r>
+        <w:r>
+          <w:rPr>
+            <w:noProof/>
+            <w:webHidden/>
+          </w:rPr>
+          <w:fldChar w:fldCharType="begin"/>
+        </w:r>
+        <w:r>
+          <w:rPr>
+            <w:noProof/>
+            <w:webHidden/>
+          </w:rPr>
+          <w:instrText xml:space="preserve"> PAGEREF _Toc221665236 \h </w:instrText>
+        </w:r>
+        <w:r>
+          <w:rPr>
+            <w:noProof/>
+            <w:webHidden/>
+          </w:rPr>
+        </w:r>
+        <w:r>
+          <w:rPr>
+            <w:noProof/>
+            <w:webHidden/>
+          </w:rPr>
+          <w:fldChar w:fldCharType="separate"/>
+        </w:r>
+        <w:r>
+          <w:rPr>
+            <w:noProof/>
+            <w:webHidden/>
+          </w:rPr>
+          <w:t>22</w:t>
+        </w:r>
+        <w:r>
+          <w:rPr>
+            <w:noProof/>
+            <w:webHidden/>
+          </w:rPr>
+          <w:fldChar w:fldCharType="end"/>
+        </w:r>
+      </w:hyperlink>
+    </w:p>
+    <w:p>
+      <w:pPr>
+        <w:pStyle w:val="TableofFigures"/>
+        <w:tabs>
+          <w:tab w:val="right" w:leader="dot" w:pos="7927"/>
+        </w:tabs>
+        <w:rPr>
+          <w:rFonts w:asciiTheme="minorHAnsi" w:eastAsiaTheme="minorEastAsia" w:hAnsiTheme="minorHAnsi"/>
+          <w:noProof/>
+          <w:lang w:val="en-US"/>
+        </w:rPr>
+      </w:pPr>
+      <w:hyperlink w:anchor="_Toc221665237" w:history="1">
+        <w:r>
+          <w:rPr>
+            <w:rStyle w:val="Hyperlink"/>
+            <w:noProof/>
+          </w:rPr>
+          <w:t xml:space="preserve">Tabel </w:t>
+        </w:r>
+        <w:r>
+          <w:rPr>
+            <w:rStyle w:val="Hyperlink"/>
+            <w:noProof/>
+            <w:lang w:val="en-US"/>
+          </w:rPr>
+          <w:t>3.</w:t>
+        </w:r>
+        <w:r>
+          <w:rPr>
+            <w:rStyle w:val="Hyperlink"/>
+            <w:noProof/>
+          </w:rPr>
+          <w:t xml:space="preserve">4. </w:t>
+        </w:r>
+        <w:r>
+          <w:rPr>
+            <w:rStyle w:val="Hyperlink"/>
+            <w:i/>
+            <w:noProof/>
+            <w:lang w:val="en-US"/>
+          </w:rPr>
+          <w:t>Threshold</w:t>
+        </w:r>
+        <w:r>
+          <w:rPr>
+            <w:rStyle w:val="Hyperlink"/>
+            <w:noProof/>
+            <w:lang w:val="en-US"/>
+          </w:rPr>
+          <w:t xml:space="preserve"> nilai SUS</w:t>
+        </w:r>
+        <w:r>
+          <w:rPr>
+            <w:noProof/>
+            <w:webHidden/>
+          </w:rPr>
+          <w:tab/>
+        </w:r>
+        <w:r>
+          <w:rPr>
+            <w:noProof/>
+            <w:webHidden/>
+          </w:rPr>
+          <w:fldChar w:fldCharType="begin"/>
+        </w:r>
+        <w:r>
+          <w:rPr>
+            <w:noProof/>
+            <w:webHidden/>
+          </w:rPr>
+          <w:instrText xml:space="preserve"> PAGEREF _Toc221665237 \h </w:instrText>
+        </w:r>
+        <w:r>
+          <w:rPr>
+            <w:noProof/>
+            <w:webHidden/>
+          </w:rPr>
+        </w:r>
+        <w:r>
+          <w:rPr>
+            <w:noProof/>
+            <w:webHidden/>
+          </w:rPr>
+          <w:fldChar w:fldCharType="separate"/>
+        </w:r>
+        <w:r>
+          <w:rPr>
+            <w:noProof/>
+            <w:webHidden/>
+          </w:rPr>
+          <w:t>22</w:t>
+        </w:r>
+        <w:r>
+          <w:rPr>
+            <w:noProof/>
+            <w:webHidden/>
+          </w:rPr>
+          <w:fldChar w:fldCharType="end"/>
+        </w:r>
+      </w:hyperlink>
+    </w:p>
+    <w:p>
+      <w:pPr>
+        <w:pStyle w:val="TableofFigures"/>
+        <w:tabs>
+          <w:tab w:val="right" w:leader="dot" w:pos="7927"/>
+        </w:tabs>
+        <w:rPr>
+          <w:rFonts w:asciiTheme="minorHAnsi" w:eastAsiaTheme="minorEastAsia" w:hAnsiTheme="minorHAnsi"/>
+          <w:noProof/>
+          <w:lang w:val="en-US"/>
+        </w:rPr>
+      </w:pPr>
       <w:hyperlink w:anchor="_Toc221665238" w:history="1">
         <w:r>
           <w:rPr>
@@ -8816,7 +9098,20 @@
         <w:rPr>
           <w:i/>
         </w:rPr>
-        <w:t>User-Centered Design</w:t>
+        <w:t>User</w:t>
+      </w:r>
+      <w:r>
+        <w:rPr>
+          <w:i/>
+          <w:lang w:val="en-US"/>
+        </w:rPr>
+        <w:t xml:space="preserve"> </w:t>
+      </w:r>
+      <w:r>
+        <w:rPr>
+          <w:i/>
+        </w:rPr>
+        <w:t>Centered Design</w:t>
       </w:r>
       <w:r>
         <w:t xml:space="preserve"> (</w:t>
@@ -9003,7 +9298,39 @@
         <w:rPr>
           <w:i/>
         </w:rPr>
-        <w:t>Small-scale horticulture greenhouses face challenges with manual management, climate uncertainty, and limited internet connectivity in rural areas. A hybrid approach is needed because relying solely on cloud-based IoT systems is inadequate without stable internet. This research aims to design, implement, and evaluate an embedded web interface using Preact and Pico CSS for a small-scale greenhouse control system, featuring a Decision Support System (DSS) powered by Generative AI. The system uses an ESP32 microcontroller operating as a local access point for offline use and syncing to the cloud when online. Built using Agile and User-Centered Design (UCD) frameworks, it utilizes the Gemini AI API via prompt engineering to process sensor data into descriptive feedback. System evaluation incorporates technical testing, AI validation, and usability testing with 10 farmers using the System Usability Scale (SUS). Ultimately, the study expects to deliver a working prototype that offers both local and cloud-based access alongside AI-driven descriptive recommendations. This will provide an affordable, flexible solution that improves resource efficiency for small-scale farmers</w:t>
+        <w:t>Small</w:t>
+      </w:r>
+      <w:r>
+        <w:rPr>
+          <w:i/>
+          <w:lang w:val="en-US"/>
+        </w:rPr>
+        <w:t xml:space="preserve"> </w:t>
+      </w:r>
+      <w:r>
+        <w:rPr>
+          <w:i/>
+        </w:rPr>
+        <w:t>scale horticulture greenhouses face challenges with manual management, climate uncertainty, and limited internet connectivity in rural areas. A hybrid approach is needed because relying solely on cloud-based IoT systems is inadequate without stable internet. This research aims to design, implement, and evaluate an embedded web interface using Preact and Pico CSS for a small-scale greenhouse control system, featuring a Decision Support System (DSS) powered by Generative AI. The system uses an ESP32 microcontroller operating as a local access point for offline use and syncing to the cloud when onl</w:t>
+      </w:r>
+      <w:r>
+        <w:rPr>
+          <w:i/>
+        </w:rPr>
+        <w:t>ine. Built using Agile and User</w:t>
+      </w:r>
+      <w:r>
+        <w:rPr>
+          <w:i/>
+          <w:lang w:val="en-US"/>
+        </w:rPr>
+        <w:t xml:space="preserve"> </w:t>
+      </w:r>
+      <w:r>
+        <w:rPr>
+          <w:i/>
+        </w:rPr>
+        <w:t>Centered Design (UCD) frameworks, it utilizes the Gemini AI API via prompt engineering to process sensor data into descriptive feedback. System evaluation incorporates technical testing, AI validation, and usability testing with 10 farmers using the System Usability Scale (SUS). Ultimately, the study expects to deliver a working prototype that offers both local and cloud-based access alongside AI-driven descriptive recommendations. This will provide an affordable, flexible solution that improves resource efficiency for small-scale farmers</w:t>
       </w:r>
     </w:p>
     <w:p>
@@ -17889,7 +18216,7 @@
           <w:lang w:val="en-US"/>
         </w:rPr>
       </w:pPr>
-      <w:bookmarkStart w:id="44" w:name="_Toc221665222"/>
+      <w:bookmarkStart w:id="44" w:name="_Toc225156106"/>
       <w:r>
         <w:t xml:space="preserve">Gambar </w:t>
       </w:r>
@@ -17901,31 +18228,32 @@
       </w:r>
       <w:r>
         <w:rPr>
+          <w:lang w:val="en-US"/>
+        </w:rPr>
+        <w:fldChar w:fldCharType="begin"/>
+      </w:r>
+      <w:r>
+        <w:rPr>
+          <w:lang w:val="en-US"/>
+        </w:rPr>
+        <w:instrText xml:space="preserve"> SEQ Gambar \* ARABIC </w:instrText>
+      </w:r>
+      <w:r>
+        <w:rPr>
+          <w:lang w:val="en-US"/>
+        </w:rPr>
+        <w:fldChar w:fldCharType="separate"/>
+      </w:r>
+      <w:r>
+        <w:rPr>
           <w:noProof/>
-        </w:rPr>
-        <w:fldChar w:fldCharType="begin"/>
-      </w:r>
-      <w:r>
-        <w:rPr>
-          <w:noProof/>
-        </w:rPr>
-        <w:instrText xml:space="preserve"> SEQ Gambar \* ARABIC </w:instrText>
-      </w:r>
-      <w:r>
-        <w:rPr>
-          <w:noProof/>
-        </w:rPr>
-        <w:fldChar w:fldCharType="separate"/>
-      </w:r>
-      <w:r>
-        <w:rPr>
-          <w:noProof/>
+          <w:lang w:val="en-US"/>
         </w:rPr>
         <w:t>1</w:t>
       </w:r>
       <w:r>
         <w:rPr>
-          <w:noProof/>
+          <w:lang w:val="en-US"/>
         </w:rPr>
         <w:fldChar w:fldCharType="end"/>
       </w:r>
@@ -18207,7 +18535,7 @@
           <w:lang w:val="en-US"/>
         </w:rPr>
       </w:pPr>
-      <w:bookmarkStart w:id="46" w:name="_Toc221665223"/>
+      <w:bookmarkStart w:id="46" w:name="_Toc225156107"/>
       <w:r>
         <w:t xml:space="preserve">Gambar </w:t>
       </w:r>
@@ -18219,31 +18547,32 @@
       </w:r>
       <w:r>
         <w:rPr>
+          <w:lang w:val="en-US"/>
+        </w:rPr>
+        <w:fldChar w:fldCharType="begin"/>
+      </w:r>
+      <w:r>
+        <w:rPr>
+          <w:lang w:val="en-US"/>
+        </w:rPr>
+        <w:instrText xml:space="preserve"> SEQ Gambar \* ARABIC </w:instrText>
+      </w:r>
+      <w:r>
+        <w:rPr>
+          <w:lang w:val="en-US"/>
+        </w:rPr>
+        <w:fldChar w:fldCharType="separate"/>
+      </w:r>
+      <w:r>
+        <w:rPr>
           <w:noProof/>
-        </w:rPr>
-        <w:fldChar w:fldCharType="begin"/>
-      </w:r>
-      <w:r>
-        <w:rPr>
-          <w:noProof/>
-        </w:rPr>
-        <w:instrText xml:space="preserve"> SEQ Gambar \* ARABIC </w:instrText>
-      </w:r>
-      <w:r>
-        <w:rPr>
-          <w:noProof/>
-        </w:rPr>
-        <w:fldChar w:fldCharType="separate"/>
-      </w:r>
-      <w:r>
-        <w:rPr>
-          <w:noProof/>
+          <w:lang w:val="en-US"/>
         </w:rPr>
         <w:t>2</w:t>
       </w:r>
       <w:r>
         <w:rPr>
-          <w:noProof/>
+          <w:lang w:val="en-US"/>
         </w:rPr>
         <w:fldChar w:fldCharType="end"/>
       </w:r>
@@ -18384,7 +18713,7 @@
           <w:lang w:val="en-US"/>
         </w:rPr>
       </w:pPr>
-      <w:bookmarkStart w:id="47" w:name="_Toc221665224"/>
+      <w:bookmarkStart w:id="47" w:name="_Toc225156108"/>
       <w:r>
         <w:rPr>
           <w:noProof/>
@@ -18465,31 +18794,32 @@
       </w:r>
       <w:r>
         <w:rPr>
+          <w:lang w:val="en-US"/>
+        </w:rPr>
+        <w:fldChar w:fldCharType="begin"/>
+      </w:r>
+      <w:r>
+        <w:rPr>
+          <w:lang w:val="en-US"/>
+        </w:rPr>
+        <w:instrText xml:space="preserve"> SEQ Gambar \* ARABIC </w:instrText>
+      </w:r>
+      <w:r>
+        <w:rPr>
+          <w:lang w:val="en-US"/>
+        </w:rPr>
+        <w:fldChar w:fldCharType="separate"/>
+      </w:r>
+      <w:r>
+        <w:rPr>
           <w:noProof/>
-        </w:rPr>
-        <w:fldChar w:fldCharType="begin"/>
-      </w:r>
-      <w:r>
-        <w:rPr>
-          <w:noProof/>
-        </w:rPr>
-        <w:instrText xml:space="preserve"> SEQ Gambar \* ARABIC </w:instrText>
-      </w:r>
-      <w:r>
-        <w:rPr>
-          <w:noProof/>
-        </w:rPr>
-        <w:fldChar w:fldCharType="separate"/>
-      </w:r>
-      <w:r>
-        <w:rPr>
-          <w:noProof/>
+          <w:lang w:val="en-US"/>
         </w:rPr>
         <w:t>3</w:t>
       </w:r>
       <w:r>
         <w:rPr>
-          <w:noProof/>
+          <w:lang w:val="en-US"/>
         </w:rPr>
         <w:fldChar w:fldCharType="end"/>
       </w:r>
@@ -19202,7 +19532,7 @@
           <w:sz w:val="22"/>
           <w:szCs w:val="22"/>
         </w:rPr>
-        <w:t>, dan kecerdasan buatan di bidang pertanian. Setelah itu, dilakukan analisis kebutuhan pengguna dengan metode wawancara dan observasi langsung untuk menggali kebutuhan fungsional dan non fungsional sistem. Hasil dari tahap perencanaan ini berupa kebutuhan pengguna, list fitur awal, serta rencana pengembangan pertama.</w:t>
+        <w:t>, dan kecerdasan buatan di bidang pertanian. Setelah itu, dilakukan analisis kebutuhan pengguna dengan metode observasi untuk menggali kebutuhan fungsional dan non fungsional sistem. Hasil dari tahap perencanaan ini berupa kebutuhan pengguna, list fitur awal, serta rencana pengembangan pertama.</w:t>
       </w:r>
     </w:p>
     <w:p>
@@ -20825,6 +21155,15 @@
       <w:r>
         <w:rPr>
           <w:rFonts w:cs="Arial"/>
+          <w:b/>
+          <w:color w:val="000000"/>
+          <w:lang w:val="en-US"/>
+        </w:rPr>
+        <w:t xml:space="preserve"> secara singkat</w:t>
+      </w:r>
+      <w:r>
+        <w:rPr>
+          <w:rFonts w:cs="Arial"/>
           <w:color w:val="000000"/>
           <w:lang w:val="en-US"/>
         </w:rPr>
@@ -24473,19 +24812,208 @@
         <w:rPr>
           <w:lang w:val="en-US"/>
         </w:rPr>
-        <w:t>Pada tahap implementasi solusi, seluruh tahapan yang telah dirancang pada BAB 3.3 berhasil direalisasikan dalam bentuk sistem Decision Support System (DSS) berbasis kecerdasan buatan yang terintegrasi dengan sensor dan antarmuka pengguna. Implementasi dilakukan secara bertahap mengikuti prinsip Agile, sehingga setiap siklus pengembangan menghasilkan peningkatan fitur dan kualitas sistem berdasarkan umpan balik pengguna.</w:t>
-      </w:r>
-    </w:p>
-    <w:p>
-      <w:pPr>
+        <w:t>Bagian ini memaparkan penjabaran</w:t>
+      </w:r>
+      <w:r>
+        <w:rPr>
+          <w:lang w:val="en-US"/>
+        </w:rPr>
+        <w:t xml:space="preserve"> dari hasil pelaksanaan tahapan </w:t>
+      </w:r>
+      <w:r>
+        <w:rPr>
+          <w:lang w:val="en-US"/>
+        </w:rPr>
+        <w:t xml:space="preserve">tahapan yang telah dirancang pada metodologi penelitian sebelumnya. Implementasi ini merupakan realisasi dari penggabungan metode </w:t>
+      </w:r>
+      <w:r>
+        <w:rPr>
+          <w:i/>
+          <w:lang w:val="en-US"/>
+        </w:rPr>
+        <w:t>Agile</w:t>
+      </w:r>
+      <w:r>
+        <w:rPr>
+          <w:lang w:val="en-US"/>
+        </w:rPr>
+        <w:t xml:space="preserve"> dan </w:t>
+      </w:r>
+      <w:r>
+        <w:rPr>
+          <w:i/>
+          <w:lang w:val="en-US"/>
+        </w:rPr>
+        <w:t>User Centered Design</w:t>
+      </w:r>
+      <w:r>
+        <w:rPr>
+          <w:lang w:val="en-US"/>
+        </w:rPr>
+        <w:t xml:space="preserve"> (UCD) untuk membangun </w:t>
+      </w:r>
+      <w:r>
+        <w:rPr>
+          <w:i/>
+          <w:lang w:val="en-US"/>
+        </w:rPr>
+        <w:t>Decision Support System</w:t>
+      </w:r>
+      <w:r>
+        <w:rPr>
+          <w:lang w:val="en-US"/>
+        </w:rPr>
+        <w:t xml:space="preserve"> (DSS) </w:t>
+      </w:r>
+      <w:r>
+        <w:rPr>
+          <w:lang w:val="en-US"/>
+        </w:rPr>
+        <w:t xml:space="preserve">berbasis </w:t>
+      </w:r>
+      <w:r>
+        <w:rPr>
+          <w:i/>
+          <w:lang w:val="en-US"/>
+        </w:rPr>
+        <w:t>AI</w:t>
+      </w:r>
+      <w:r>
+        <w:rPr>
+          <w:lang w:val="en-US"/>
+        </w:rPr>
+        <w:t xml:space="preserve"> yang mudah </w:t>
+      </w:r>
+      <w:r>
+        <w:rPr>
+          <w:lang w:val="en-US"/>
+        </w:rPr>
+        <w:t>digunakan</w:t>
+      </w:r>
+      <w:r>
+        <w:rPr>
+          <w:lang w:val="en-US"/>
+        </w:rPr>
+        <w:t>.</w:t>
+      </w:r>
+    </w:p>
+    <w:p>
+      <w:pPr>
+        <w:pStyle w:val="Heading3"/>
+        <w:ind w:firstLine="709"/>
+        <w:rPr>
+          <w:lang w:val="en-US"/>
+        </w:rPr>
+      </w:pPr>
+      <w:r>
+        <w:rPr>
+          <w:lang w:val="en-US"/>
+        </w:rPr>
+        <w:t>4.1.1 Implementasi Tahap Perencanaan</w:t>
+      </w:r>
+    </w:p>
+    <w:p>
+      <w:pPr>
+        <w:ind w:left="720" w:firstLine="720"/>
         <w:jc w:val="both"/>
         <w:rPr>
           <w:lang w:val="en-US"/>
         </w:rPr>
       </w:pPr>
-    </w:p>
-    <w:p>
-      <w:pPr>
+      <w:r>
+        <w:rPr>
+          <w:lang w:val="en-US"/>
+        </w:rPr>
+        <w:t xml:space="preserve">Pada tahap perencanaan, hasil yang diperoleh berupa daftar kebutuhan sistem yang terstruktur, meliputi kebutuhan fungsional seperti kemampuan membaca data sensor, mengolah data menjadi </w:t>
+      </w:r>
+      <w:r>
+        <w:rPr>
+          <w:i/>
+          <w:lang w:val="en-US"/>
+        </w:rPr>
+        <w:t>prompt</w:t>
+      </w:r>
+      <w:r>
+        <w:rPr>
+          <w:lang w:val="en-US"/>
+        </w:rPr>
+        <w:t xml:space="preserve">, serta menghasilkan rekomendasi berbasis </w:t>
+      </w:r>
+      <w:r>
+        <w:rPr>
+          <w:i/>
+          <w:lang w:val="en-US"/>
+        </w:rPr>
+        <w:t>AI</w:t>
+      </w:r>
+      <w:r>
+        <w:rPr>
+          <w:lang w:val="en-US"/>
+        </w:rPr>
+        <w:t xml:space="preserve">. Selain itu, </w:t>
+      </w:r>
+      <w:r>
+        <w:rPr>
+          <w:lang w:val="en-US"/>
+        </w:rPr>
+        <w:t xml:space="preserve">kebutuhan non </w:t>
+      </w:r>
+      <w:r>
+        <w:rPr>
+          <w:lang w:val="en-US"/>
+        </w:rPr>
+        <w:t xml:space="preserve">fungsional seperti kemudahan </w:t>
+      </w:r>
+      <w:r>
+        <w:rPr>
+          <w:lang w:val="en-US"/>
+        </w:rPr>
+        <w:t>dalam menggunakan sistem</w:t>
+      </w:r>
+      <w:r>
+        <w:rPr>
+          <w:lang w:val="en-US"/>
+        </w:rPr>
+        <w:t xml:space="preserve">, responsivitas sistem, dan integrasi </w:t>
+      </w:r>
+      <w:r>
+        <w:rPr>
+          <w:i/>
+          <w:lang w:val="en-US"/>
+        </w:rPr>
+        <w:t>AI</w:t>
+      </w:r>
+      <w:r>
+        <w:rPr>
+          <w:lang w:val="en-US"/>
+        </w:rPr>
+        <w:t xml:space="preserve"> </w:t>
+      </w:r>
+      <w:r>
+        <w:rPr>
+          <w:lang w:val="en-US"/>
+        </w:rPr>
+        <w:t>juga berhasil diidentifikasi.</w:t>
+      </w:r>
+    </w:p>
+    <w:p>
+      <w:pPr>
+        <w:pStyle w:val="Heading3"/>
+        <w:ind w:firstLine="709"/>
+        <w:rPr>
+          <w:lang w:val="en-US"/>
+        </w:rPr>
+      </w:pPr>
+      <w:r>
+        <w:rPr>
+          <w:lang w:val="en-US"/>
+        </w:rPr>
+        <w:t>4.1.2 Implementasi Tahap Perancangan</w:t>
+      </w:r>
+    </w:p>
+    <w:p>
+      <w:pPr>
+        <w:ind w:left="720" w:firstLine="720"/>
         <w:jc w:val="both"/>
         <w:rPr>
           <w:lang w:val="en-US"/>
@@ -24495,184 +25023,369 @@
         <w:rPr>
           <w:lang w:val="en-US"/>
         </w:rPr>
-        <w:t xml:space="preserve">Pada tahap perencanaan, hasil yang diperoleh berupa daftar kebutuhan sistem yang terstruktur, meliputi kebutuhan fungsional seperti kemampuan membaca data sensor, mengolah data menjadi prompt, serta menghasilkan rekomendasi berbasis AI. Selain itu, kebutuhan non-fungsional seperti kemudahan penggunaan, responsivitas sistem, dan keandalan integrasi juga berhasil diidentifikasi. Data hasil wawancara dan observasi petani menjadi dasar dalam menentukan prioritas fitur yang </w:t>
+        <w:t xml:space="preserve">Tahap perancangan menghasilkan </w:t>
+      </w:r>
+      <w:r>
+        <w:rPr>
+          <w:i/>
+          <w:lang w:val="en-US"/>
+        </w:rPr>
+        <w:t>prototype antarmuka</w:t>
+      </w:r>
+      <w:r>
+        <w:rPr>
+          <w:lang w:val="en-US"/>
+        </w:rPr>
+        <w:t xml:space="preserve"> yang telah melalui beberapa kali perbaikan berdasarkan umpan balik pengguna. </w:t>
+      </w:r>
+      <w:r>
+        <w:rPr>
+          <w:lang w:val="en-US"/>
+        </w:rPr>
+        <w:t xml:space="preserve">Pada Gambar 4.1 menunjukkan desain antarmuka </w:t>
+      </w:r>
+      <w:r>
+        <w:rPr>
+          <w:i/>
+          <w:lang w:val="en-US"/>
+        </w:rPr>
+        <w:t>Low fidelity prototype</w:t>
+      </w:r>
+      <w:r>
+        <w:rPr>
+          <w:lang w:val="en-US"/>
+        </w:rPr>
+        <w:t xml:space="preserve"> yang awalnya sederhana kemudian dikembangkan menjadi </w:t>
+      </w:r>
+      <w:r>
+        <w:rPr>
+          <w:i/>
+          <w:lang w:val="en-US"/>
+        </w:rPr>
+        <w:t>high fidelity prototype</w:t>
+      </w:r>
+      <w:r>
+        <w:rPr>
+          <w:lang w:val="en-US"/>
+        </w:rPr>
+        <w:t xml:space="preserve"> menggunakan Preact dan PicoCSS</w:t>
+      </w:r>
+      <w:r>
+        <w:rPr>
+          <w:lang w:val="en-US"/>
+        </w:rPr>
+        <w:t xml:space="preserve"> yang ditunjukkan pada gambar 4.2</w:t>
+      </w:r>
+      <w:r>
+        <w:rPr>
+          <w:lang w:val="en-US"/>
+        </w:rPr>
+        <w:t xml:space="preserve">. Hasil implementasi desain menunjukkan bahwa antarmuka sistem menjadi lebih intuitif, dengan tampilan yang sederhana dan mudah dipahami oleh </w:t>
+      </w:r>
+      <w:r>
+        <w:rPr>
+          <w:lang w:val="en-US"/>
+        </w:rPr>
+        <w:t>pengguna</w:t>
+      </w:r>
+      <w:r>
+        <w:rPr>
+          <w:lang w:val="en-US"/>
+        </w:rPr>
+        <w:t>. Navigasi sistem juga disusun agar pengguna dapat dengan cepat mengakses informasi sensor dan rekomendasi tanpa kebingungan.</w:t>
+      </w:r>
+    </w:p>
+    <w:p>
+      <w:pPr>
+        <w:pStyle w:val="Caption"/>
+        <w:rPr>
+          <w:i/>
+          <w:lang w:val="en-US"/>
+        </w:rPr>
+      </w:pPr>
+      <w:bookmarkStart w:id="63" w:name="_Toc225156109"/>
+      <w:r>
+        <w:lastRenderedPageBreak/>
+        <w:t xml:space="preserve">Gambar </w:t>
+      </w:r>
+      <w:r>
+        <w:fldChar w:fldCharType="begin"/>
+      </w:r>
+      <w:r>
+        <w:instrText xml:space="preserve"> SEQ Gambar \* ARABIC </w:instrText>
+      </w:r>
+      <w:r>
+        <w:fldChar w:fldCharType="separate"/>
+      </w:r>
+      <w:r>
+        <w:rPr>
+          <w:noProof/>
+        </w:rPr>
+        <w:t>4</w:t>
+      </w:r>
+      <w:r>
+        <w:fldChar w:fldCharType="end"/>
+      </w:r>
+      <w:r>
+        <w:rPr>
+          <w:lang w:val="en-US"/>
+        </w:rPr>
+        <w:drawing>
+          <wp:anchor distT="0" distB="0" distL="114300" distR="114300" simplePos="0" relativeHeight="251676672" behindDoc="0" locked="0" layoutInCell="1" allowOverlap="1">
+            <wp:simplePos x="0" y="0"/>
+            <wp:positionH relativeFrom="margin">
+              <wp:posOffset>38100</wp:posOffset>
+            </wp:positionH>
+            <wp:positionV relativeFrom="paragraph">
+              <wp:posOffset>9525</wp:posOffset>
+            </wp:positionV>
+            <wp:extent cx="4914900" cy="3585210"/>
+            <wp:effectExtent l="0" t="0" r="0" b="0"/>
+            <wp:wrapTopAndBottom/>
+            <wp:docPr id="4" name="Picture 4"/>
+            <wp:cNvGraphicFramePr>
+              <a:graphicFrameLocks xmlns:a="http://schemas.openxmlformats.org/drawingml/2006/main" noChangeAspect="1"/>
+            </wp:cNvGraphicFramePr>
+            <a:graphic xmlns:a="http://schemas.openxmlformats.org/drawingml/2006/main">
+              <a:graphicData uri="http://schemas.openxmlformats.org/drawingml/2006/picture">
+                <pic:pic xmlns:pic="http://schemas.openxmlformats.org/drawingml/2006/picture">
+                  <pic:nvPicPr>
+                    <pic:cNvPr id="1" name=""/>
+                    <pic:cNvPicPr/>
+                  </pic:nvPicPr>
+                  <pic:blipFill rotWithShape="1">
+                    <a:blip r:embed="rId14">
+                      <a:extLst>
+                        <a:ext uri="{28A0092B-C50C-407E-A947-70E740481C1C}">
+                          <a14:useLocalDpi xmlns:a14="http://schemas.microsoft.com/office/drawing/2010/main" val="0"/>
+                        </a:ext>
+                      </a:extLst>
+                    </a:blip>
+                    <a:srcRect l="756"/>
+                    <a:stretch/>
+                  </pic:blipFill>
+                  <pic:spPr bwMode="auto">
+                    <a:xfrm>
+                      <a:off x="0" y="0"/>
+                      <a:ext cx="4914900" cy="3585210"/>
+                    </a:xfrm>
+                    <a:prstGeom prst="rect">
+                      <a:avLst/>
+                    </a:prstGeom>
+                    <a:ln>
+                      <a:noFill/>
+                    </a:ln>
+                    <a:extLst>
+                      <a:ext uri="{53640926-AAD7-44D8-BBD7-CCE9431645EC}">
+                        <a14:shadowObscured xmlns:a14="http://schemas.microsoft.com/office/drawing/2010/main"/>
+                      </a:ext>
+                    </a:extLst>
+                  </pic:spPr>
+                </pic:pic>
+              </a:graphicData>
+            </a:graphic>
+            <wp14:sizeRelH relativeFrom="margin">
+              <wp14:pctWidth>0</wp14:pctWidth>
+            </wp14:sizeRelH>
+            <wp14:sizeRelV relativeFrom="margin">
+              <wp14:pctHeight>0</wp14:pctHeight>
+            </wp14:sizeRelV>
+          </wp:anchor>
+        </w:drawing>
+      </w:r>
+      <w:r>
+        <w:rPr>
+          <w:lang w:val="en-US"/>
+        </w:rPr>
+        <w:t xml:space="preserve">.1 </w:t>
+      </w:r>
+      <w:r>
+        <w:rPr>
+          <w:i/>
+          <w:lang w:val="en-US"/>
+        </w:rPr>
+        <w:t>Low Fidelity Prototype</w:t>
+      </w:r>
+      <w:bookmarkEnd w:id="63"/>
+    </w:p>
+    <w:p>
+      <w:pPr>
+        <w:pStyle w:val="Caption"/>
+        <w:rPr>
+          <w:lang w:val="en-US"/>
+        </w:rPr>
+      </w:pPr>
+      <w:bookmarkStart w:id="64" w:name="_Toc225156110"/>
+      <w:r>
+        <w:t xml:space="preserve">Gambar </w:t>
+      </w:r>
+      <w:r>
+        <w:rPr>
+          <w:lang w:val="en-US"/>
+        </w:rPr>
+        <w:t>4.2</w:t>
+      </w:r>
+      <w:bookmarkStart w:id="65" w:name="_GoBack"/>
+      <w:bookmarkEnd w:id="65"/>
+      <w:r>
+        <w:rPr>
+          <w:lang w:val="en-US"/>
+        </w:rPr>
+        <w:t xml:space="preserve"> </w:t>
+      </w:r>
+      <w:r>
+        <w:rPr>
+          <w:i/>
+          <w:lang w:val="en-US"/>
+        </w:rPr>
+        <w:t>High Fidelity Prototype</w:t>
+      </w:r>
+      <w:bookmarkEnd w:id="64"/>
+    </w:p>
+    <w:p>
+      <w:pPr>
+        <w:jc w:val="both"/>
+        <w:rPr>
+          <w:lang w:val="en-US"/>
+        </w:rPr>
+      </w:pPr>
+    </w:p>
+    <w:p>
+      <w:pPr>
+        <w:jc w:val="both"/>
+        <w:rPr>
+          <w:lang w:val="en-US"/>
+        </w:rPr>
+      </w:pPr>
+      <w:r>
+        <w:rPr>
+          <w:lang w:val="en-US"/>
+        </w:rPr>
+        <w:t>Pada tahap implementasi sistem, integrasi antara sensor, API, dan Gemini AI berhasil dilakukan dengan baik. Data sensor seperti frekuensi, tegangan, dan daya dapat dikirim secara real-time ke sistem, kemudian diformat menjadi prompt sesuai dengan skenario yang telah dirancang pada BAB 3.3. Sistem kemudian mengirimkan prompt tersebut ke Gemini AI dan menerima hasil analisis berupa rekomendasi dalam bahasa yang mudah dipahami. Hasil implementasi menunjukkan bahwa sistem mampu memberikan respon dalam waktu yang relatif cepat dan relevan dengan kondisi yang terjadi di lapangan.</w:t>
+      </w:r>
+    </w:p>
+    <w:p>
+      <w:pPr>
+        <w:jc w:val="both"/>
+        <w:rPr>
+          <w:lang w:val="en-US"/>
+        </w:rPr>
+      </w:pPr>
+    </w:p>
+    <w:p>
+      <w:pPr>
+        <w:jc w:val="both"/>
+        <w:rPr>
+          <w:lang w:val="en-US"/>
+        </w:rPr>
+      </w:pPr>
+      <w:r>
+        <w:rPr>
+          <w:lang w:val="en-US"/>
+        </w:rPr>
+        <w:t xml:space="preserve">Pengujian sistem dilakukan melalui dua pendekatan, yaitu pengujian teknis dan pengujian pengguna. Pada pengujian teknis, unit testing dan integration testing menunjukkan bahwa setiap modul berjalan sesuai fungsinya tanpa error yang signifikan. Pada pengujian pengguna, hasil evaluasi menggunakan System Usability Scale (SUS) menunjukkan bahwa sistem memiliki tingkat usability yang baik, dengan pengguna merasa sistem mudah digunakan dan membantu dalam pengambilan keputusan. Selain itu, perbandingan antara rekomendasi sistem </w:t>
+      </w:r>
+      <w:r>
+        <w:rPr>
+          <w:lang w:val="en-US"/>
+        </w:rPr>
+        <w:lastRenderedPageBreak/>
+        <w:t>dengan keputusan petani menunjukkan adanya kesesuaian dalam banyak kasus, meskipun masih terdapat beberapa perbedaan yang menjadi bahan evaluasi.</w:t>
+      </w:r>
+    </w:p>
+    <w:p>
+      <w:pPr>
+        <w:jc w:val="both"/>
+        <w:rPr>
+          <w:lang w:val="en-US"/>
+        </w:rPr>
+      </w:pPr>
+    </w:p>
+    <w:p>
+      <w:pPr>
+        <w:jc w:val="both"/>
+        <w:rPr>
+          <w:lang w:val="en-US"/>
+        </w:rPr>
+      </w:pPr>
+      <w:r>
+        <w:rPr>
+          <w:lang w:val="en-US"/>
+        </w:rPr>
+        <w:t>Tahap revisi dilakukan berdasarkan hasil pengujian, di mana beberapa perbaikan dilakukan seperti peningkatan kejelasan bahasa rekomendasi, optimasi waktu respon sistem, serta penyempurnaan tampilan antarmuka. Setelah dilakukan perbaikan, sistem kemudian berhasil dideploy dan dapat digunakan dalam lingkungan nyata oleh pengguna.</w:t>
+      </w:r>
+    </w:p>
+    <w:p>
+      <w:pPr>
+        <w:jc w:val="both"/>
+        <w:rPr>
+          <w:lang w:val="en-US"/>
+        </w:rPr>
+      </w:pPr>
+    </w:p>
+    <w:p>
+      <w:pPr>
+        <w:jc w:val="both"/>
+        <w:rPr>
+          <w:lang w:val="en-US"/>
+        </w:rPr>
+      </w:pPr>
+      <w:r>
+        <w:rPr>
+          <w:lang w:val="en-US"/>
+        </w:rPr>
+        <w:t>Secara keseluruhan, hasil implementasi menunjukkan bahwa sistem DSS berbasis AI yang dikembangkan mampu membantu pengguna dalam menganalisis kondisi sumber listrik dan sistem pengairan secara lebih cepat dan informatif. Integrasi antara sensor dan AI berjalan dengan baik, serta antarmuka yang dirancang mampu meningkatkan pengalaman pengguna dalam menggunakan sistem.</w:t>
+      </w:r>
+    </w:p>
+    <w:p>
+      <w:pPr>
+        <w:jc w:val="both"/>
+        <w:rPr>
+          <w:lang w:val="en-US"/>
+        </w:rPr>
+      </w:pPr>
+    </w:p>
+    <w:p>
+      <w:pPr>
+        <w:jc w:val="both"/>
+        <w:rPr>
+          <w:lang w:val="en-US"/>
+        </w:rPr>
+      </w:pPr>
+      <w:r>
+        <w:rPr>
+          <w:lang w:val="en-US"/>
+        </w:rPr>
+        <w:t>Sub Kesimpulan dan Saran Pengembangan:</w:t>
+      </w:r>
+    </w:p>
+    <w:p>
+      <w:pPr>
+        <w:jc w:val="both"/>
+        <w:rPr>
+          <w:lang w:val="en-US"/>
+        </w:rPr>
+      </w:pPr>
+      <w:r>
+        <w:rPr>
+          <w:lang w:val="en-US"/>
+        </w:rPr>
+        <w:t>Berdasarkan hasil implementasi yang telah dilakukan, dapat disimpulkan bahwa metode Agile yang dikombinasikan dengan User Centered Design berhasil menghasilkan sistem yang adaptif, mudah digunakan, dan sesuai dengan kebutuhan pengguna. Sistem yang dibangun mampu memberikan rekomendasi yang cukup akurat dan relevan dalam membantu pengambilan keputusan di bidang pertanian. Namun, untuk pengembangan selanjutnya, disarankan agar sistem dapat menggunakan data historis untuk meningkatkan akurasi rekomendasi, menambahkan fitur notifikasi otomatis, serta melakukan integrasi dengan lebih banyak jenis sensor agar sistem menjadi lebih komprehensif dan scalable</w:t>
       </w:r>
       <w:proofErr w:type="gramStart"/>
       <w:r>
         <w:rPr>
           <w:lang w:val="en-US"/>
         </w:rPr>
-        <w:t>akan</w:t>
+        <w:t>.</w:t>
+      </w:r>
+      <w:r>
+        <w:rPr>
+          <w:lang w:val="en-US"/>
+        </w:rPr>
+        <w:t>.</w:t>
       </w:r>
       <w:proofErr w:type="gramEnd"/>
-      <w:r>
-        <w:rPr>
-          <w:lang w:val="en-US"/>
-        </w:rPr>
-        <w:t xml:space="preserve"> dikembangkan pada iterasi awal.</w:t>
-      </w:r>
-    </w:p>
-    <w:p>
-      <w:pPr>
-        <w:jc w:val="both"/>
-        <w:rPr>
-          <w:lang w:val="en-US"/>
-        </w:rPr>
-      </w:pPr>
-    </w:p>
-    <w:p>
-      <w:pPr>
-        <w:jc w:val="both"/>
-        <w:rPr>
-          <w:lang w:val="en-US"/>
-        </w:rPr>
-      </w:pPr>
-      <w:r>
-        <w:rPr>
-          <w:lang w:val="en-US"/>
-        </w:rPr>
-        <w:t>Tahap perancangan menghasilkan prototype antarmuka yang telah melalui beberapa kali perbaikan berdasarkan umpan balik pengguna. Low fidelity prototype yang awalnya sederhana kemudian dikembangkan menjadi high fidelity prototype menggunakan Preact dan PicoCSS. Hasil implementasi desain menunjukkan bahwa antarmuka sistem menjadi lebih intuitif, dengan tampilan yang sederhana dan mudah dipahami oleh petani. Navigasi sistem juga disusun agar pengguna dapat dengan cepat mengakses informasi sensor dan rekomendasi tanpa kebingungan.</w:t>
-      </w:r>
-    </w:p>
-    <w:p>
-      <w:pPr>
-        <w:jc w:val="both"/>
-        <w:rPr>
-          <w:lang w:val="en-US"/>
-        </w:rPr>
-      </w:pPr>
-    </w:p>
-    <w:p>
-      <w:pPr>
-        <w:jc w:val="both"/>
-        <w:rPr>
-          <w:lang w:val="en-US"/>
-        </w:rPr>
-      </w:pPr>
-      <w:r>
-        <w:rPr>
-          <w:lang w:val="en-US"/>
-        </w:rPr>
-        <w:t>Pada tahap implementasi sistem, integrasi antara sensor, API, dan Gemini AI berhasil dilakukan dengan baik. Data sensor seperti frekuensi, tegangan, dan daya dapat dikirim secara real-time ke sistem, kemudian diformat menjadi prompt sesuai dengan skenario yang telah dirancang pada BAB 3.3. Sistem kemudian mengirimkan prompt tersebut ke Gemini AI dan menerima hasil analisis berupa rekomendasi dalam bahasa yang mudah dipahami. Hasil implementasi menunjukkan bahwa sistem mampu memberikan respon dalam waktu yang relatif cepat dan relevan dengan kondisi yang terjadi di lapangan.</w:t>
-      </w:r>
-    </w:p>
-    <w:p>
-      <w:pPr>
-        <w:jc w:val="both"/>
-        <w:rPr>
-          <w:lang w:val="en-US"/>
-        </w:rPr>
-      </w:pPr>
-    </w:p>
-    <w:p>
-      <w:pPr>
-        <w:jc w:val="both"/>
-        <w:rPr>
-          <w:lang w:val="en-US"/>
-        </w:rPr>
-      </w:pPr>
-      <w:r>
-        <w:rPr>
-          <w:lang w:val="en-US"/>
-        </w:rPr>
-        <w:t>Pengujian sistem dilakukan melalui dua pendekatan, yaitu pengujian teknis dan pengujian pengguna. Pada pengujian teknis, unit testing dan integration testing menunjukkan bahwa setiap modul berjalan sesuai fungsinya tanpa error yang signifikan. Pada pengujian pengguna, hasil evaluasi menggunakan System Usability Scale (SUS) menunjukkan bahwa sistem memiliki tingkat usability yang baik, dengan pengguna merasa sistem mudah digunakan dan membantu dalam pengambilan keputusan. Selain itu, perbandingan antara rekomendasi sistem dengan keputusan petani menunjukkan adanya kesesuaian dalam banyak kasus, meskipun masih terdapat beberapa perbedaan yang menjadi bahan evaluasi.</w:t>
-      </w:r>
-    </w:p>
-    <w:p>
-      <w:pPr>
-        <w:jc w:val="both"/>
-        <w:rPr>
-          <w:lang w:val="en-US"/>
-        </w:rPr>
-      </w:pPr>
-    </w:p>
-    <w:p>
-      <w:pPr>
-        <w:jc w:val="both"/>
-        <w:rPr>
-          <w:lang w:val="en-US"/>
-        </w:rPr>
-      </w:pPr>
-      <w:r>
-        <w:rPr>
-          <w:lang w:val="en-US"/>
-        </w:rPr>
-        <w:t>Tahap revisi dilakukan berdasarkan hasil pengujian, di mana beberapa perbaikan dilakukan seperti peningkatan kejelasan bahasa rekomendasi, optimasi waktu respon sistem, serta penyempurnaan tampilan antarmuka. Setelah dilakukan perbaikan, sistem kemudian berhasil dideploy dan dapat digunakan dalam lingkungan nyata oleh pengguna.</w:t>
-      </w:r>
-    </w:p>
-    <w:p>
-      <w:pPr>
-        <w:jc w:val="both"/>
-        <w:rPr>
-          <w:lang w:val="en-US"/>
-        </w:rPr>
-      </w:pPr>
-    </w:p>
-    <w:p>
-      <w:pPr>
-        <w:jc w:val="both"/>
-        <w:rPr>
-          <w:lang w:val="en-US"/>
-        </w:rPr>
-      </w:pPr>
-      <w:r>
-        <w:rPr>
-          <w:lang w:val="en-US"/>
-        </w:rPr>
-        <w:t>Secara keseluruhan, hasil implementasi menunjukkan bahwa sistem DSS berbasis AI yang dikembangkan mampu membantu pengguna dalam menganalisis kondisi sumber listrik dan sistem pengairan secara lebih cepat dan informatif. Integrasi antara sensor dan AI berjalan dengan baik, serta antarmuka yang dirancang mampu meningkatkan pengalaman pengguna dalam menggunakan sistem.</w:t>
-      </w:r>
-    </w:p>
-    <w:p>
-      <w:pPr>
-        <w:jc w:val="both"/>
-        <w:rPr>
-          <w:lang w:val="en-US"/>
-        </w:rPr>
-      </w:pPr>
-    </w:p>
-    <w:p>
-      <w:pPr>
-        <w:jc w:val="both"/>
-        <w:rPr>
-          <w:lang w:val="en-US"/>
-        </w:rPr>
-      </w:pPr>
-      <w:r>
-        <w:rPr>
-          <w:lang w:val="en-US"/>
-        </w:rPr>
-        <w:t>Sub Kesimpulan dan Saran Pengembangan:</w:t>
-      </w:r>
-    </w:p>
-    <w:p>
-      <w:pPr>
-        <w:jc w:val="both"/>
-        <w:rPr>
-          <w:lang w:val="en-US"/>
-        </w:rPr>
-      </w:pPr>
-      <w:r>
-        <w:rPr>
-          <w:lang w:val="en-US"/>
-        </w:rPr>
-        <w:t>Berdasarkan hasil implementasi yang telah dilakukan, dapat disimpulkan bahwa metode Agile yang dikombinasikan dengan User Centered Design berhasil menghasilkan sistem yang adaptif, mudah digunakan, dan sesuai dengan kebutuhan pengguna. Sistem yang dibangun mampu memberikan rekomendasi yang cukup akurat dan relevan dalam membantu pengambilan keputusan di bidang pertanian. Namun, untuk pengembangan selanjutnya, disarankan agar sistem dapat menggunakan data historis untuk meningkatkan akurasi rekomendasi, menambahkan fitur notifikasi otomatis, serta melakukan integrasi dengan lebih banyak jenis sensor agar sistem menjadi lebih komprehensif dan scalable</w:t>
-      </w:r>
-      <w:proofErr w:type="gramStart"/>
-      <w:r>
-        <w:rPr>
-          <w:lang w:val="en-US"/>
-        </w:rPr>
-        <w:t>.</w:t>
-      </w:r>
-      <w:bookmarkStart w:id="63" w:name="_GoBack"/>
-      <w:bookmarkEnd w:id="63"/>
-      <w:r>
-        <w:rPr>
-          <w:lang w:val="en-US"/>
-        </w:rPr>
-        <w:t>.</w:t>
-      </w:r>
-      <w:proofErr w:type="gramEnd"/>
     </w:p>
     <w:p>
       <w:pPr>
@@ -24681,17 +25394,16 @@
           <w:lang w:val="en-US"/>
         </w:rPr>
       </w:pPr>
-      <w:bookmarkStart w:id="64" w:name="_Toc137038249"/>
-      <w:bookmarkStart w:id="65" w:name="_Toc222407826"/>
-      <w:r>
-        <w:rPr>
-          <w:lang w:val="en-US"/>
-        </w:rPr>
-        <w:lastRenderedPageBreak/>
+      <w:bookmarkStart w:id="66" w:name="_Toc137038249"/>
+      <w:bookmarkStart w:id="67" w:name="_Toc222407826"/>
+      <w:r>
+        <w:rPr>
+          <w:lang w:val="en-US"/>
+        </w:rPr>
         <w:t>4.2 Hasil Evaluasi dan Validasi Solusi</w:t>
       </w:r>
-      <w:bookmarkEnd w:id="64"/>
-      <w:bookmarkEnd w:id="65"/>
+      <w:bookmarkEnd w:id="66"/>
+      <w:bookmarkEnd w:id="67"/>
       <w:r>
         <w:rPr>
           <w:lang w:val="en-US"/>
@@ -24783,8 +25495,8 @@
           <w:lang w:val="en-US"/>
         </w:rPr>
       </w:pPr>
-      <w:bookmarkStart w:id="66" w:name="_Toc137038250"/>
-      <w:bookmarkStart w:id="67" w:name="_Toc222407827"/>
+      <w:bookmarkStart w:id="68" w:name="_Toc137038250"/>
+      <w:bookmarkStart w:id="69" w:name="_Toc222407827"/>
       <w:r>
         <w:rPr>
           <w:lang w:val="en-US"/>
@@ -24792,55 +25504,23 @@
         <w:lastRenderedPageBreak/>
         <w:t>BAB 5. KESIMPULAN DAN SARAN</w:t>
       </w:r>
-      <w:bookmarkEnd w:id="66"/>
-      <w:bookmarkEnd w:id="67"/>
-    </w:p>
-    <w:p>
-      <w:pPr>
-        <w:pStyle w:val="Heading2"/>
-        <w:rPr>
-          <w:lang w:val="en-US"/>
-        </w:rPr>
-      </w:pPr>
-      <w:bookmarkStart w:id="68" w:name="_Toc137038251"/>
-      <w:bookmarkStart w:id="69" w:name="_Toc222407828"/>
-      <w:r>
-        <w:rPr>
-          <w:lang w:val="en-US"/>
-        </w:rPr>
-        <w:t>5.1 Kesimpulan</w:t>
-      </w:r>
       <w:bookmarkEnd w:id="68"/>
       <w:bookmarkEnd w:id="69"/>
     </w:p>
     <w:p>
       <w:pPr>
-        <w:jc w:val="both"/>
-        <w:rPr>
-          <w:lang w:val="en-US"/>
-        </w:rPr>
-      </w:pPr>
-      <w:r>
-        <w:rPr>
-          <w:lang w:val="en-US"/>
-        </w:rPr>
-        <w:t>Berisi penggabungan dari sub kesimpulan yang ada di BAB 4 dan diolah menjadi kesimpulan utama yang menjawab pertanyaan di rumusan masalah di BAB 1. Semua ditulis dalam bentuk paragraf. Tidak boleh ada bullet atau numbering.</w:t>
-      </w:r>
-    </w:p>
-    <w:p>
-      <w:pPr>
         <w:pStyle w:val="Heading2"/>
         <w:rPr>
           <w:lang w:val="en-US"/>
         </w:rPr>
       </w:pPr>
-      <w:bookmarkStart w:id="70" w:name="_Toc137038252"/>
-      <w:bookmarkStart w:id="71" w:name="_Toc222407829"/>
-      <w:r>
-        <w:rPr>
-          <w:lang w:val="en-US"/>
-        </w:rPr>
-        <w:t>5.2 Saran</w:t>
+      <w:bookmarkStart w:id="70" w:name="_Toc137038251"/>
+      <w:bookmarkStart w:id="71" w:name="_Toc222407828"/>
+      <w:r>
+        <w:rPr>
+          <w:lang w:val="en-US"/>
+        </w:rPr>
+        <w:t>5.1 Kesimpulan</w:t>
       </w:r>
       <w:bookmarkEnd w:id="70"/>
       <w:bookmarkEnd w:id="71"/>
@@ -24856,6 +25536,38 @@
         <w:rPr>
           <w:lang w:val="en-US"/>
         </w:rPr>
+        <w:t>Berisi penggabungan dari sub kesimpulan yang ada di BAB 4 dan diolah menjadi kesimpulan utama yang menjawab pertanyaan di rumusan masalah di BAB 1. Semua ditulis dalam bentuk paragraf. Tidak boleh ada bullet atau numbering.</w:t>
+      </w:r>
+    </w:p>
+    <w:p>
+      <w:pPr>
+        <w:pStyle w:val="Heading2"/>
+        <w:rPr>
+          <w:lang w:val="en-US"/>
+        </w:rPr>
+      </w:pPr>
+      <w:bookmarkStart w:id="72" w:name="_Toc137038252"/>
+      <w:bookmarkStart w:id="73" w:name="_Toc222407829"/>
+      <w:r>
+        <w:rPr>
+          <w:lang w:val="en-US"/>
+        </w:rPr>
+        <w:t>5.2 Saran</w:t>
+      </w:r>
+      <w:bookmarkEnd w:id="72"/>
+      <w:bookmarkEnd w:id="73"/>
+    </w:p>
+    <w:p>
+      <w:pPr>
+        <w:jc w:val="both"/>
+        <w:rPr>
+          <w:lang w:val="en-US"/>
+        </w:rPr>
+      </w:pPr>
+      <w:r>
+        <w:rPr>
+          <w:lang w:val="en-US"/>
+        </w:rPr>
         <w:t>Berisi penggabungan dari sub saran yang ada di BAB 4 dan diolah menjadi point-point pengembangan yang dapat dieksekusi oleh peneliti selanjutnya dengan tujuan untuk memperbaiki atau mengembangkan solusi yang dibuat di penelitian ini, atau solusi lain yang memiliki potensi lebih baik.</w:t>
       </w:r>
     </w:p>
@@ -24880,12 +25592,12 @@
         <w:pStyle w:val="Heading1"/>
         <w:jc w:val="both"/>
       </w:pPr>
-      <w:bookmarkStart w:id="72" w:name="_Toc222407830"/>
+      <w:bookmarkStart w:id="74" w:name="_Toc222407830"/>
       <w:r>
         <w:lastRenderedPageBreak/>
         <w:t>DAFTAR PUSTAKA</w:t>
       </w:r>
-      <w:bookmarkEnd w:id="72"/>
+      <w:bookmarkEnd w:id="74"/>
     </w:p>
     <w:p>
       <w:pPr>
@@ -25976,7 +26688,7 @@
       </w:pPr>
     </w:p>
     <w:sectPr>
-      <w:footerReference w:type="default" r:id="rId14"/>
+      <w:footerReference w:type="default" r:id="rId15"/>
       <w:pgSz w:w="11906" w:h="16838"/>
       <w:pgMar w:top="1701" w:right="1701" w:bottom="1701" w:left="2268" w:header="709" w:footer="709" w:gutter="0"/>
       <w:cols w:space="708"/>
@@ -26015,13 +26727,12 @@
 <w:ftr xmlns:wpc="http://schemas.microsoft.com/office/word/2010/wordprocessingCanvas" xmlns:mc="http://schemas.openxmlformats.org/markup-compatibility/2006" xmlns:o="urn:schemas-microsoft-com:office:office" xmlns:r="http://schemas.openxmlformats.org/officeDocument/2006/relationships" xmlns:m="http://schemas.openxmlformats.org/officeDocument/2006/math" xmlns:v="urn:schemas-microsoft-com:vml" xmlns:wp14="http://schemas.microsoft.com/office/word/2010/wordprocessingDrawing" xmlns:wp="http://schemas.openxmlformats.org/drawingml/2006/wordprocessingDrawing" xmlns:w10="urn:schemas-microsoft-com:office:word" xmlns:w="http://schemas.openxmlformats.org/wordprocessingml/2006/main" xmlns:w14="http://schemas.microsoft.com/office/word/2010/wordml" xmlns:w15="http://schemas.microsoft.com/office/word/2012/wordml" xmlns:wpg="http://schemas.microsoft.com/office/word/2010/wordprocessingGroup" xmlns:wpi="http://schemas.microsoft.com/office/word/2010/wordprocessingInk" xmlns:wne="http://schemas.microsoft.com/office/word/2006/wordml" xmlns:wps="http://schemas.microsoft.com/office/word/2010/wordprocessingShape" mc:Ignorable="w14 w15 wp14">
   <w:sdt>
     <w:sdtPr>
-      <w:id w:val="-2051291349"/>
+      <w:id w:val="-1811627183"/>
       <w:docPartObj>
         <w:docPartGallery w:val="Page Numbers (Bottom of Page)"/>
         <w:docPartUnique/>
       </w:docPartObj>
     </w:sdtPr>
-    <w:sdtEndPr/>
     <w:sdtContent>
       <w:p>
         <w:pPr>
@@ -26050,7 +26761,7 @@
           <w:rPr>
             <w:noProof/>
           </w:rPr>
-          <w:t>x</w:t>
+          <w:t>vii</w:t>
         </w:r>
         <w:r>
           <w:rPr>
@@ -26073,13 +26784,12 @@
 <w:ftr xmlns:wpc="http://schemas.microsoft.com/office/word/2010/wordprocessingCanvas" xmlns:mc="http://schemas.openxmlformats.org/markup-compatibility/2006" xmlns:o="urn:schemas-microsoft-com:office:office" xmlns:r="http://schemas.openxmlformats.org/officeDocument/2006/relationships" xmlns:m="http://schemas.openxmlformats.org/officeDocument/2006/math" xmlns:v="urn:schemas-microsoft-com:vml" xmlns:wp14="http://schemas.microsoft.com/office/word/2010/wordprocessingDrawing" xmlns:wp="http://schemas.openxmlformats.org/drawingml/2006/wordprocessingDrawing" xmlns:w10="urn:schemas-microsoft-com:office:word" xmlns:w="http://schemas.openxmlformats.org/wordprocessingml/2006/main" xmlns:w14="http://schemas.microsoft.com/office/word/2010/wordml" xmlns:w15="http://schemas.microsoft.com/office/word/2012/wordml" xmlns:wpg="http://schemas.microsoft.com/office/word/2010/wordprocessingGroup" xmlns:wpi="http://schemas.microsoft.com/office/word/2010/wordprocessingInk" xmlns:wne="http://schemas.microsoft.com/office/word/2006/wordml" xmlns:wps="http://schemas.microsoft.com/office/word/2010/wordprocessingShape" mc:Ignorable="w14 w15 wp14">
   <w:sdt>
     <w:sdtPr>
-      <w:id w:val="-1036583456"/>
+      <w:id w:val="1802503997"/>
       <w:docPartObj>
         <w:docPartGallery w:val="Page Numbers (Bottom of Page)"/>
         <w:docPartUnique/>
       </w:docPartObj>
     </w:sdtPr>
-    <w:sdtEndPr/>
     <w:sdtContent>
       <w:p>
         <w:pPr>
@@ -26137,7 +26847,6 @@
         <w:docPartUnique/>
       </w:docPartObj>
     </w:sdtPr>
-    <w:sdtEndPr/>
     <w:sdtContent>
       <w:p>
         <w:pPr>
@@ -26166,7 +26875,7 @@
           <w:rPr>
             <w:noProof/>
           </w:rPr>
-          <w:t>25</w:t>
+          <w:t>30</w:t>
         </w:r>
         <w:r>
           <w:rPr>
@@ -27330,7 +28039,7 @@
     <w:autoRedefine/>
     <w:uiPriority w:val="9"/>
     <w:qFormat/>
-    <w:rsid w:val="002228F6"/>
+    <w:rsid w:val="000A2D0E"/>
     <w:pPr>
       <w:keepNext/>
       <w:keepLines/>
@@ -27450,7 +28159,7 @@
     <w:basedOn w:val="DefaultParagraphFont"/>
     <w:link w:val="Heading1"/>
     <w:uiPriority w:val="9"/>
-    <w:rsid w:val="002228F6"/>
+    <w:rsid w:val="000A2D0E"/>
     <w:rPr>
       <w:rFonts w:ascii="Arial" w:eastAsiaTheme="majorEastAsia" w:hAnsi="Arial" w:cstheme="majorBidi"/>
       <w:b/>
@@ -28118,7 +28827,7 @@
 </file>
 
 <file path=customXml/itemProps1.xml><?xml version="1.0" encoding="utf-8"?>
-<ds:datastoreItem xmlns:ds="http://schemas.openxmlformats.org/officeDocument/2006/customXml" ds:itemID="{ED3F0EE1-4E27-4266-81AF-028B8EAA5189}">
+<ds:datastoreItem xmlns:ds="http://schemas.openxmlformats.org/officeDocument/2006/customXml" ds:itemID="{D3AE6FD7-08AB-4921-BADC-5DEDFD5FF6AF}">
   <ds:schemaRefs>
     <ds:schemaRef ds:uri="http://schemas.openxmlformats.org/officeDocument/2006/bibliography"/>
   </ds:schemaRefs>

--- a/NASKAH/Dokumen Laporan Skripsi - 42330018 - I Nyoman Wahyu Permana - 2023 - 2026.docx
+++ b/NASKAH/Dokumen Laporan Skripsi - 42330018 - I Nyoman Wahyu Permana - 2023 - 2026.docx
@@ -23397,7 +23397,17 @@
                 <w:szCs w:val="16"/>
                 <w:lang w:val="en-US"/>
               </w:rPr>
-              <w:t>Saya berpikir akan menggunakan sistem ini lagi</w:t>
+              <w:t>Saya aka</w:t>
+            </w:r>
+            <w:r>
+              <w:rPr>
+                <w:rFonts w:eastAsia="Times New Roman" w:cs="Arial"/>
+                <w:color w:val="000000"/>
+                <w:sz w:val="16"/>
+                <w:szCs w:val="16"/>
+                <w:lang w:val="en-US"/>
+              </w:rPr>
+              <w:t>n sering menggunakan sistem ini</w:t>
             </w:r>
           </w:p>
         </w:tc>
@@ -23467,7 +23477,27 @@
                 <w:szCs w:val="16"/>
                 <w:lang w:val="en-US"/>
               </w:rPr>
-              <w:t>Saya merasa sistem ini rumit untuk digunakan</w:t>
+              <w:t xml:space="preserve">Saya menilai sistem </w:t>
+            </w:r>
+            <w:r>
+              <w:rPr>
+                <w:rFonts w:eastAsia="Times New Roman" w:cs="Arial"/>
+                <w:color w:val="000000"/>
+                <w:sz w:val="16"/>
+                <w:szCs w:val="16"/>
+                <w:lang w:val="en-US"/>
+              </w:rPr>
+              <w:t xml:space="preserve">ini </w:t>
+            </w:r>
+            <w:r>
+              <w:rPr>
+                <w:rFonts w:eastAsia="Times New Roman" w:cs="Arial"/>
+                <w:color w:val="000000"/>
+                <w:sz w:val="16"/>
+                <w:szCs w:val="16"/>
+                <w:lang w:val="en-US"/>
+              </w:rPr>
+              <w:t>terlalu kompleks</w:t>
             </w:r>
           </w:p>
         </w:tc>
@@ -23963,21 +23993,32 @@
               <w:spacing w:line="240" w:lineRule="auto"/>
               <w:ind w:firstLine="0"/>
               <w:rPr>
-                <w:rFonts w:ascii="Times New Roman" w:eastAsia="Times New Roman" w:hAnsi="Times New Roman" w:cs="Times New Roman"/>
-                <w:sz w:val="24"/>
-                <w:szCs w:val="24"/>
-                <w:lang w:val="en-US"/>
-              </w:rPr>
-            </w:pPr>
-            <w:r>
-              <w:rPr>
                 <w:rFonts w:eastAsia="Times New Roman" w:cs="Arial"/>
                 <w:color w:val="000000"/>
                 <w:sz w:val="16"/>
                 <w:szCs w:val="16"/>
                 <w:lang w:val="en-US"/>
               </w:rPr>
-              <w:t>Saya merasa tidak ada hambatan dalam menggunakan sistem ini</w:t>
+            </w:pPr>
+            <w:r>
+              <w:rPr>
+                <w:rFonts w:eastAsia="Times New Roman" w:cs="Arial"/>
+                <w:color w:val="000000"/>
+                <w:sz w:val="16"/>
+                <w:szCs w:val="16"/>
+                <w:lang w:val="en-US"/>
+              </w:rPr>
+              <w:t>Saya sangat</w:t>
+            </w:r>
+            <w:r>
+              <w:rPr>
+                <w:rFonts w:eastAsia="Times New Roman" w:cs="Arial"/>
+                <w:color w:val="000000"/>
+                <w:sz w:val="16"/>
+                <w:szCs w:val="16"/>
+                <w:lang w:val="en-US"/>
+              </w:rPr>
+              <w:t xml:space="preserve"> percaya diri dalam menggunakan sistem ini</w:t>
             </w:r>
           </w:p>
         </w:tc>
@@ -24039,21 +24080,52 @@
               <w:spacing w:line="240" w:lineRule="auto"/>
               <w:ind w:firstLine="0"/>
               <w:rPr>
-                <w:rFonts w:ascii="Times New Roman" w:eastAsia="Times New Roman" w:hAnsi="Times New Roman" w:cs="Times New Roman"/>
-                <w:sz w:val="24"/>
-                <w:szCs w:val="24"/>
-                <w:lang w:val="en-US"/>
-              </w:rPr>
-            </w:pPr>
-            <w:r>
-              <w:rPr>
                 <w:rFonts w:eastAsia="Times New Roman" w:cs="Arial"/>
                 <w:color w:val="000000"/>
                 <w:sz w:val="16"/>
                 <w:szCs w:val="16"/>
                 <w:lang w:val="en-US"/>
               </w:rPr>
-              <w:t>Saya perlu membiasakan diri terlebih dahulu sebelum menggunakan sistem ini</w:t>
+            </w:pPr>
+            <w:r>
+              <w:rPr>
+                <w:rFonts w:eastAsia="Times New Roman" w:cs="Arial"/>
+                <w:color w:val="000000"/>
+                <w:sz w:val="16"/>
+                <w:szCs w:val="16"/>
+                <w:lang w:val="en-US"/>
+              </w:rPr>
+              <w:t>Saya perlu belaja</w:t>
+            </w:r>
+            <w:r>
+              <w:rPr>
+                <w:rFonts w:eastAsia="Times New Roman" w:cs="Arial"/>
+                <w:color w:val="000000"/>
+                <w:sz w:val="16"/>
+                <w:szCs w:val="16"/>
+                <w:lang w:val="en-US"/>
+              </w:rPr>
+              <w:t xml:space="preserve">r banyak hal sebelum saya dapat </w:t>
+            </w:r>
+            <w:r>
+              <w:rPr>
+                <w:rFonts w:eastAsia="Times New Roman" w:cs="Arial"/>
+                <w:color w:val="000000"/>
+                <w:sz w:val="16"/>
+                <w:szCs w:val="16"/>
+                <w:lang w:val="en-US"/>
+              </w:rPr>
+              <w:t>men</w:t>
+            </w:r>
+            <w:r>
+              <w:rPr>
+                <w:rFonts w:eastAsia="Times New Roman" w:cs="Arial"/>
+                <w:color w:val="000000"/>
+                <w:sz w:val="16"/>
+                <w:szCs w:val="16"/>
+                <w:lang w:val="en-US"/>
+              </w:rPr>
+              <w:t>ggunakan sistem ini dengan baik</w:t>
             </w:r>
           </w:p>
         </w:tc>
@@ -25042,7 +25114,14 @@
         <w:rPr>
           <w:lang w:val="en-US"/>
         </w:rPr>
-        <w:t xml:space="preserve">Pada Gambar 4.1 menunjukkan desain antarmuka </w:t>
+        <w:t xml:space="preserve">Pada Gambar 4.1 </w:t>
+      </w:r>
+      <w:bookmarkStart w:id="63" w:name="_GoBack"/>
+      <w:r>
+        <w:rPr>
+          <w:lang w:val="en-US"/>
+        </w:rPr>
+        <w:t xml:space="preserve">menunjukkan desain antarmuka </w:t>
       </w:r>
       <w:r>
         <w:rPr>
@@ -25055,7 +25134,14 @@
         <w:rPr>
           <w:lang w:val="en-US"/>
         </w:rPr>
-        <w:t xml:space="preserve"> yang awalnya sederhana kemudian dikembangkan menjadi </w:t>
+        <w:t xml:space="preserve"> yang awalnya sederhana kemudian dikembangkan </w:t>
+      </w:r>
+      <w:bookmarkEnd w:id="63"/>
+      <w:r>
+        <w:rPr>
+          <w:lang w:val="en-US"/>
+        </w:rPr>
+        <w:t xml:space="preserve">menjadi </w:t>
       </w:r>
       <w:r>
         <w:rPr>
@@ -25074,7 +25160,19 @@
         <w:rPr>
           <w:lang w:val="en-US"/>
         </w:rPr>
-        <w:t xml:space="preserve"> yang ditunjukkan pada gambar 4.2</w:t>
+        <w:t xml:space="preserve"> yang ditunjukkan pada </w:t>
+      </w:r>
+      <w:r>
+        <w:rPr>
+          <w:lang w:val="en-US"/>
+        </w:rPr>
+        <w:t>G</w:t>
+      </w:r>
+      <w:r>
+        <w:rPr>
+          <w:lang w:val="en-US"/>
+        </w:rPr>
+        <w:t>ambar 4.2</w:t>
       </w:r>
       <w:r>
         <w:rPr>
@@ -25103,9 +25201,63 @@
           <w:lang w:val="en-US"/>
         </w:rPr>
       </w:pPr>
-      <w:bookmarkStart w:id="63" w:name="_Toc225156109"/>
-      <w:r>
+      <w:bookmarkStart w:id="64" w:name="_Toc225156109"/>
+      <w:r>
+        <w:rPr>
+          <w:lang w:val="en-US"/>
+        </w:rPr>
         <w:lastRenderedPageBreak/>
+        <w:drawing>
+          <wp:anchor distT="0" distB="0" distL="114300" distR="114300" simplePos="0" relativeHeight="251677696" behindDoc="0" locked="0" layoutInCell="1" allowOverlap="1">
+            <wp:simplePos x="0" y="0"/>
+            <wp:positionH relativeFrom="margin">
+              <wp:align>left</wp:align>
+            </wp:positionH>
+            <wp:positionV relativeFrom="paragraph">
+              <wp:posOffset>4025265</wp:posOffset>
+            </wp:positionV>
+            <wp:extent cx="5039995" cy="2428240"/>
+            <wp:effectExtent l="0" t="0" r="8255" b="0"/>
+            <wp:wrapTopAndBottom/>
+            <wp:docPr id="6" name="Picture 6"/>
+            <wp:cNvGraphicFramePr>
+              <a:graphicFrameLocks xmlns:a="http://schemas.openxmlformats.org/drawingml/2006/main" noChangeAspect="1"/>
+            </wp:cNvGraphicFramePr>
+            <a:graphic xmlns:a="http://schemas.openxmlformats.org/drawingml/2006/main">
+              <a:graphicData uri="http://schemas.openxmlformats.org/drawingml/2006/picture">
+                <pic:pic xmlns:pic="http://schemas.openxmlformats.org/drawingml/2006/picture">
+                  <pic:nvPicPr>
+                    <pic:cNvPr id="1" name=""/>
+                    <pic:cNvPicPr/>
+                  </pic:nvPicPr>
+                  <pic:blipFill>
+                    <a:blip r:embed="rId14" cstate="print">
+                      <a:extLst>
+                        <a:ext uri="{28A0092B-C50C-407E-A947-70E740481C1C}">
+                          <a14:useLocalDpi xmlns:a14="http://schemas.microsoft.com/office/drawing/2010/main" val="0"/>
+                        </a:ext>
+                      </a:extLst>
+                    </a:blip>
+                    <a:stretch>
+                      <a:fillRect/>
+                    </a:stretch>
+                  </pic:blipFill>
+                  <pic:spPr>
+                    <a:xfrm>
+                      <a:off x="0" y="0"/>
+                      <a:ext cx="5039995" cy="2428240"/>
+                    </a:xfrm>
+                    <a:prstGeom prst="rect">
+                      <a:avLst/>
+                    </a:prstGeom>
+                  </pic:spPr>
+                </pic:pic>
+              </a:graphicData>
+            </a:graphic>
+          </wp:anchor>
+        </w:drawing>
+      </w:r>
+      <w:r>
         <w:t xml:space="preserve">Gambar </w:t>
       </w:r>
       <w:r>
@@ -25154,7 +25306,7 @@
                     <pic:cNvPicPr/>
                   </pic:nvPicPr>
                   <pic:blipFill rotWithShape="1">
-                    <a:blip r:embed="rId14">
+                    <a:blip r:embed="rId15">
                       <a:extLst>
                         <a:ext uri="{28A0092B-C50C-407E-A947-70E740481C1C}">
                           <a14:useLocalDpi xmlns:a14="http://schemas.microsoft.com/office/drawing/2010/main" val="0"/>
@@ -25206,16 +25358,17 @@
         </w:rPr>
         <w:t>Low Fidelity Prototype</w:t>
       </w:r>
-      <w:bookmarkEnd w:id="63"/>
+      <w:bookmarkEnd w:id="64"/>
     </w:p>
     <w:p>
       <w:pPr>
         <w:pStyle w:val="Caption"/>
         <w:rPr>
-          <w:lang w:val="en-US"/>
-        </w:rPr>
-      </w:pPr>
-      <w:bookmarkStart w:id="64" w:name="_Toc225156110"/>
+          <w:i/>
+          <w:lang w:val="en-US"/>
+        </w:rPr>
+      </w:pPr>
+      <w:bookmarkStart w:id="65" w:name="_Toc225156110"/>
       <w:r>
         <w:t xml:space="preserve">Gambar </w:t>
       </w:r>
@@ -25223,35 +25376,169 @@
         <w:rPr>
           <w:lang w:val="en-US"/>
         </w:rPr>
-        <w:t>4.2</w:t>
-      </w:r>
-      <w:bookmarkStart w:id="65" w:name="_GoBack"/>
+        <w:t xml:space="preserve">4.2 </w:t>
+      </w:r>
+      <w:r>
+        <w:rPr>
+          <w:i/>
+          <w:lang w:val="en-US"/>
+        </w:rPr>
+        <w:t>High Fidelity Prototype</w:t>
+      </w:r>
       <w:bookmarkEnd w:id="65"/>
       <w:r>
         <w:rPr>
-          <w:lang w:val="en-US"/>
-        </w:rPr>
-        <w:t xml:space="preserve"> </w:t>
-      </w:r>
-      <w:r>
-        <w:rPr>
-          <w:i/>
-          <w:lang w:val="en-US"/>
-        </w:rPr>
-        <w:t>High Fidelity Prototype</w:t>
-      </w:r>
-      <w:bookmarkEnd w:id="64"/>
-    </w:p>
-    <w:p>
-      <w:pPr>
+          <w:i/>
+          <w:lang w:val="en-US"/>
+        </w:rPr>
+        <w:br/>
+      </w:r>
+    </w:p>
+    <w:p>
+      <w:pPr>
+        <w:pStyle w:val="Heading3"/>
+        <w:ind w:firstLine="709"/>
+        <w:rPr>
+          <w:lang w:val="en-US"/>
+        </w:rPr>
+      </w:pPr>
+      <w:r>
+        <w:rPr>
+          <w:lang w:val="en-US"/>
+        </w:rPr>
+        <w:t>4.1.3 Implementasi Tahap Sistem</w:t>
+      </w:r>
+    </w:p>
+    <w:p>
+      <w:pPr>
+        <w:ind w:left="709" w:firstLine="720"/>
         <w:jc w:val="both"/>
         <w:rPr>
           <w:lang w:val="en-US"/>
         </w:rPr>
       </w:pPr>
-    </w:p>
-    <w:p>
-      <w:pPr>
+      <w:r>
+        <w:rPr>
+          <w:lang w:val="en-US"/>
+        </w:rPr>
+        <w:t xml:space="preserve">Pada tahap implementasi sistem, integrasi antara sensor, </w:t>
+      </w:r>
+      <w:r>
+        <w:rPr>
+          <w:i/>
+          <w:lang w:val="en-US"/>
+        </w:rPr>
+        <w:t>API</w:t>
+      </w:r>
+      <w:r>
+        <w:rPr>
+          <w:lang w:val="en-US"/>
+        </w:rPr>
+        <w:t xml:space="preserve">, dan </w:t>
+      </w:r>
+      <w:r>
+        <w:rPr>
+          <w:i/>
+          <w:lang w:val="en-US"/>
+        </w:rPr>
+        <w:t>Gemini AI</w:t>
+      </w:r>
+      <w:r>
+        <w:rPr>
+          <w:lang w:val="en-US"/>
+        </w:rPr>
+        <w:t xml:space="preserve"> berhasil dilakukan dengan baik. Data sensor seperti frekuensi, tegangan, dan</w:t>
+      </w:r>
+      <w:r>
+        <w:rPr>
+          <w:lang w:val="en-US"/>
+        </w:rPr>
+        <w:t xml:space="preserve"> daya dapat dikirim secara </w:t>
+      </w:r>
+      <w:r>
+        <w:rPr>
+          <w:i/>
+          <w:lang w:val="en-US"/>
+        </w:rPr>
+        <w:t xml:space="preserve">real </w:t>
+      </w:r>
+      <w:r>
+        <w:rPr>
+          <w:i/>
+          <w:lang w:val="en-US"/>
+        </w:rPr>
+        <w:t>time</w:t>
+      </w:r>
+      <w:r>
+        <w:rPr>
+          <w:lang w:val="en-US"/>
+        </w:rPr>
+        <w:t xml:space="preserve"> ke sistem, kemudian diformat menjadi prompt sesuai dengan skenario yang telah dirancang </w:t>
+      </w:r>
+      <w:r>
+        <w:rPr>
+          <w:lang w:val="en-US"/>
+        </w:rPr>
+        <w:t>sebelumnya</w:t>
+      </w:r>
+      <w:r>
+        <w:rPr>
+          <w:lang w:val="en-US"/>
+        </w:rPr>
+        <w:t xml:space="preserve">. Sistem kemudian mengirimkan </w:t>
+      </w:r>
+      <w:r>
+        <w:rPr>
+          <w:i/>
+          <w:lang w:val="en-US"/>
+        </w:rPr>
+        <w:t>prompt</w:t>
+      </w:r>
+      <w:r>
+        <w:rPr>
+          <w:lang w:val="en-US"/>
+        </w:rPr>
+        <w:t xml:space="preserve"> tersebut ke </w:t>
+      </w:r>
+      <w:r>
+        <w:rPr>
+          <w:i/>
+          <w:lang w:val="en-US"/>
+        </w:rPr>
+        <w:t>Gemini AI</w:t>
+      </w:r>
+      <w:r>
+        <w:rPr>
+          <w:lang w:val="en-US"/>
+        </w:rPr>
+        <w:t xml:space="preserve"> dan menerima hasil analisis berupa rekomendasi dalam bahasa yang </w:t>
+      </w:r>
+      <w:r>
+        <w:rPr>
+          <w:lang w:val="en-US"/>
+        </w:rPr>
+        <w:lastRenderedPageBreak/>
+        <w:t>mudah dipahami. Hasil implementasi menunjukkan bahwa sistem mampu memberikan respon dalam waktu yang relatif cepat dan relevan dengan kondisi yang terjadi di lapangan.</w:t>
+      </w:r>
+    </w:p>
+    <w:p>
+      <w:pPr>
+        <w:pStyle w:val="Heading3"/>
+        <w:ind w:firstLine="709"/>
+        <w:rPr>
+          <w:lang w:val="en-US"/>
+        </w:rPr>
+      </w:pPr>
+      <w:r>
+        <w:rPr>
+          <w:lang w:val="en-US"/>
+        </w:rPr>
+        <w:t>4.1.4 Implementasi Tahap Pengujian dan Evaluasi</w:t>
+      </w:r>
+    </w:p>
+    <w:p>
+      <w:pPr>
+        <w:ind w:left="709" w:firstLine="720"/>
         <w:jc w:val="both"/>
         <w:rPr>
           <w:lang w:val="en-US"/>
@@ -25261,36 +25548,191 @@
         <w:rPr>
           <w:lang w:val="en-US"/>
         </w:rPr>
-        <w:t>Pada tahap implementasi sistem, integrasi antara sensor, API, dan Gemini AI berhasil dilakukan dengan baik. Data sensor seperti frekuensi, tegangan, dan daya dapat dikirim secara real-time ke sistem, kemudian diformat menjadi prompt sesuai dengan skenario yang telah dirancang pada BAB 3.3. Sistem kemudian mengirimkan prompt tersebut ke Gemini AI dan menerima hasil analisis berupa rekomendasi dalam bahasa yang mudah dipahami. Hasil implementasi menunjukkan bahwa sistem mampu memberikan respon dalam waktu yang relatif cepat dan relevan dengan kondisi yang terjadi di lapangan.</w:t>
-      </w:r>
-    </w:p>
-    <w:p>
-      <w:pPr>
+        <w:t>Sistem diuji menggunakan kondisi lapangan, salah satunya menggunakan sampel data anomali kelistrikan (teganga</w:t>
+      </w:r>
+      <w:r>
+        <w:rPr>
+          <w:lang w:val="en-US"/>
+        </w:rPr>
+        <w:t>n 280 Volt dan lonjakan beban 42</w:t>
+      </w:r>
+      <w:r>
+        <w:rPr>
+          <w:lang w:val="en-US"/>
+        </w:rPr>
+        <w:t xml:space="preserve">0 Watt pada spesifikasi pompa 300 Watt). </w:t>
+      </w:r>
+      <w:r>
+        <w:rPr>
+          <w:i/>
+          <w:lang w:val="en-US"/>
+        </w:rPr>
+        <w:t>Gemini AI</w:t>
+      </w:r>
+      <w:r>
+        <w:rPr>
+          <w:lang w:val="en-US"/>
+        </w:rPr>
+        <w:t xml:space="preserve"> memproses </w:t>
+      </w:r>
+      <w:r>
+        <w:rPr>
+          <w:lang w:val="en-US"/>
+        </w:rPr>
+        <w:t>data</w:t>
+      </w:r>
+      <w:r>
+        <w:rPr>
+          <w:lang w:val="en-US"/>
+        </w:rPr>
+        <w:t xml:space="preserve"> tersebut dan memberikan diagnosis yang akurat</w:t>
+      </w:r>
+      <w:r>
+        <w:rPr>
+          <w:i/>
+          <w:lang w:val="en-US"/>
+        </w:rPr>
+        <w:t>. AI</w:t>
+      </w:r>
+      <w:r>
+        <w:rPr>
+          <w:lang w:val="en-US"/>
+        </w:rPr>
+        <w:t xml:space="preserve"> merespons dengan bahasa sehari </w:t>
+      </w:r>
+      <w:r>
+        <w:rPr>
+          <w:lang w:val="en-US"/>
+        </w:rPr>
+        <w:t xml:space="preserve">hari yang mudah dipahami, </w:t>
+      </w:r>
+      <w:r>
+        <w:rPr>
+          <w:lang w:val="en-US"/>
+        </w:rPr>
+        <w:t>yaitu</w:t>
+      </w:r>
+      <w:r>
+        <w:rPr>
+          <w:lang w:val="en-US"/>
+        </w:rPr>
+        <w:t xml:space="preserve"> merekomendasikan pengguna untuk segera mematikan instalasi pompa air karena terd</w:t>
+      </w:r>
+      <w:r>
+        <w:rPr>
+          <w:lang w:val="en-US"/>
+        </w:rPr>
+        <w:t>eteksi adanya tegangan berlebih</w:t>
+      </w:r>
+      <w:r>
+        <w:rPr>
+          <w:lang w:val="en-US"/>
+        </w:rPr>
+        <w:t xml:space="preserve"> yang berisiko merusak alat. Pengujian tahap kedua menggunakan </w:t>
+      </w:r>
+      <w:r>
+        <w:rPr>
+          <w:i/>
+          <w:lang w:val="en-US"/>
+        </w:rPr>
+        <w:t>System Usability Scale</w:t>
+      </w:r>
+      <w:r>
+        <w:rPr>
+          <w:lang w:val="en-US"/>
+        </w:rPr>
+        <w:t xml:space="preserve"> (SUS) juga menunjukkan bahwa antarmuka dan alur sistem dapat diterima dengan baik oleh </w:t>
+      </w:r>
+      <w:r>
+        <w:rPr>
+          <w:lang w:val="en-US"/>
+        </w:rPr>
+        <w:t>pengguna</w:t>
+      </w:r>
+      <w:r>
+        <w:rPr>
+          <w:lang w:val="en-US"/>
+        </w:rPr>
+        <w:t>, mencerminkan tingkat kepuasan dan k</w:t>
+      </w:r>
+      <w:r>
+        <w:rPr>
+          <w:lang w:val="en-US"/>
+        </w:rPr>
+        <w:t>emudahan penggunaan yang tinggi</w:t>
+      </w:r>
+      <w:r>
+        <w:rPr>
+          <w:lang w:val="en-US"/>
+        </w:rPr>
+        <w:t>.</w:t>
+      </w:r>
+    </w:p>
+    <w:p>
+      <w:pPr>
+        <w:pStyle w:val="Heading3"/>
+        <w:ind w:firstLine="709"/>
+        <w:rPr>
+          <w:lang w:val="en-US"/>
+        </w:rPr>
+      </w:pPr>
+      <w:r>
+        <w:rPr>
+          <w:lang w:val="en-US"/>
+        </w:rPr>
+        <w:t xml:space="preserve">4.1.5 Implementasi Tahap Revisi dan </w:t>
+      </w:r>
+      <w:r>
+        <w:rPr>
+          <w:i/>
+          <w:lang w:val="en-US"/>
+        </w:rPr>
+        <w:t>Deploy</w:t>
+      </w:r>
+    </w:p>
+    <w:p>
+      <w:pPr>
+        <w:ind w:left="709" w:firstLine="720"/>
         <w:jc w:val="both"/>
         <w:rPr>
           <w:lang w:val="en-US"/>
         </w:rPr>
       </w:pPr>
-    </w:p>
-    <w:p>
-      <w:pPr>
+      <w:r>
+        <w:rPr>
+          <w:lang w:val="en-US"/>
+        </w:rPr>
+        <w:t xml:space="preserve">Tahap revisi dilakukan berdasarkan hasil pengujian, di mana beberapa perbaikan dilakukan seperti peningkatan kejelasan bahasa rekomendasi, optimasi waktu respon sistem, serta penyempurnaan tampilan antarmuka. Setelah dilakukan perbaikan, sistem kemudian berhasil </w:t>
+      </w:r>
+      <w:r>
+        <w:rPr>
+          <w:i/>
+          <w:lang w:val="en-US"/>
+        </w:rPr>
+        <w:t>dideploy</w:t>
+      </w:r>
+      <w:r>
+        <w:rPr>
+          <w:lang w:val="en-US"/>
+        </w:rPr>
+        <w:t xml:space="preserve"> dan dapat digunakan dalam lingkungan nyata oleh pengguna.</w:t>
+      </w:r>
+    </w:p>
+    <w:p>
+      <w:pPr>
+        <w:ind w:left="709" w:firstLine="720"/>
         <w:jc w:val="both"/>
         <w:rPr>
-          <w:lang w:val="en-US"/>
-        </w:rPr>
-      </w:pPr>
-      <w:r>
-        <w:rPr>
-          <w:lang w:val="en-US"/>
-        </w:rPr>
-        <w:t xml:space="preserve">Pengujian sistem dilakukan melalui dua pendekatan, yaitu pengujian teknis dan pengujian pengguna. Pada pengujian teknis, unit testing dan integration testing menunjukkan bahwa setiap modul berjalan sesuai fungsinya tanpa error yang signifikan. Pada pengujian pengguna, hasil evaluasi menggunakan System Usability Scale (SUS) menunjukkan bahwa sistem memiliki tingkat usability yang baik, dengan pengguna merasa sistem mudah digunakan dan membantu dalam pengambilan keputusan. Selain itu, perbandingan antara rekomendasi sistem </w:t>
-      </w:r>
-      <w:r>
-        <w:rPr>
-          <w:lang w:val="en-US"/>
-        </w:rPr>
-        <w:lastRenderedPageBreak/>
-        <w:t>dengan keputusan petani menunjukkan adanya kesesuaian dalam banyak kasus, meskipun masih terdapat beberapa perbedaan yang menjadi bahan evaluasi.</w:t>
+          <w:color w:val="FF0000"/>
+          <w:lang w:val="en-US"/>
+        </w:rPr>
+      </w:pPr>
+      <w:r>
+        <w:rPr>
+          <w:color w:val="FF0000"/>
+          <w:lang w:val="en-US"/>
+        </w:rPr>
+        <w:t>*Tambah bukti deploy vercel</w:t>
       </w:r>
     </w:p>
     <w:p>
@@ -25303,6 +25745,7 @@
     </w:p>
     <w:p>
       <w:pPr>
+        <w:ind w:firstLine="0"/>
         <w:jc w:val="both"/>
         <w:rPr>
           <w:lang w:val="en-US"/>
@@ -25312,85 +25755,53 @@
         <w:rPr>
           <w:lang w:val="en-US"/>
         </w:rPr>
-        <w:t>Tahap revisi dilakukan berdasarkan hasil pengujian, di mana beberapa perbaikan dilakukan seperti peningkatan kejelasan bahasa rekomendasi, optimasi waktu respon sistem, serta penyempurnaan tampilan antarmuka. Setelah dilakukan perbaikan, sistem kemudian berhasil dideploy dan dapat digunakan dalam lingkungan nyata oleh pengguna.</w:t>
-      </w:r>
-    </w:p>
-    <w:p>
-      <w:pPr>
-        <w:jc w:val="both"/>
-        <w:rPr>
-          <w:lang w:val="en-US"/>
-        </w:rPr>
-      </w:pPr>
-    </w:p>
-    <w:p>
-      <w:pPr>
-        <w:jc w:val="both"/>
-        <w:rPr>
-          <w:lang w:val="en-US"/>
-        </w:rPr>
-      </w:pPr>
-      <w:r>
-        <w:rPr>
-          <w:lang w:val="en-US"/>
-        </w:rPr>
-        <w:t>Secara keseluruhan, hasil implementasi menunjukkan bahwa sistem DSS berbasis AI yang dikembangkan mampu membantu pengguna dalam menganalisis kondisi sumber listrik dan sistem pengairan secara lebih cepat dan informatif. Integrasi antara sensor dan AI berjalan dengan baik, serta antarmuka yang dirancang mampu meningkatkan pengalaman pengguna dalam menggunakan sistem.</w:t>
-      </w:r>
-    </w:p>
-    <w:p>
-      <w:pPr>
-        <w:jc w:val="both"/>
-        <w:rPr>
-          <w:lang w:val="en-US"/>
-        </w:rPr>
-      </w:pPr>
-    </w:p>
-    <w:p>
-      <w:pPr>
-        <w:jc w:val="both"/>
-        <w:rPr>
-          <w:lang w:val="en-US"/>
-        </w:rPr>
-      </w:pPr>
-      <w:r>
-        <w:rPr>
-          <w:lang w:val="en-US"/>
-        </w:rPr>
-        <w:t>Sub Kesimpulan dan Saran Pengembangan:</w:t>
-      </w:r>
-    </w:p>
-    <w:p>
-      <w:pPr>
-        <w:jc w:val="both"/>
-        <w:rPr>
-          <w:lang w:val="en-US"/>
-        </w:rPr>
-      </w:pPr>
-      <w:r>
-        <w:rPr>
-          <w:lang w:val="en-US"/>
-        </w:rPr>
-        <w:t>Berdasarkan hasil implementasi yang telah dilakukan, dapat disimpulkan bahwa metode Agile yang dikombinasikan dengan User Centered Design berhasil menghasilkan sistem yang adaptif, mudah digunakan, dan sesuai dengan kebutuhan pengguna. Sistem yang dibangun mampu memberikan rekomendasi yang cukup akurat dan relevan dalam membantu pengambilan keputusan di bidang pertanian. Namun, untuk pengembangan selanjutnya, disarankan agar sistem dapat menggunakan data historis untuk meningkatkan akurasi rekomendasi, menambahkan fitur notifikasi otomatis, serta melakukan integrasi dengan lebih banyak jenis sensor agar sistem menjadi lebih komprehensif dan scalable</w:t>
-      </w:r>
-      <w:proofErr w:type="gramStart"/>
+        <w:t xml:space="preserve">Berdasarkan hasil implementasi yang telah dilakukan, dapat disimpulkan bahwa metode </w:t>
+      </w:r>
+      <w:r>
+        <w:rPr>
+          <w:i/>
+          <w:lang w:val="en-US"/>
+        </w:rPr>
+        <w:t>Agile</w:t>
+      </w:r>
+      <w:r>
+        <w:rPr>
+          <w:lang w:val="en-US"/>
+        </w:rPr>
+        <w:t xml:space="preserve"> yang dikombinasikan dengan </w:t>
+      </w:r>
+      <w:r>
+        <w:rPr>
+          <w:i/>
+          <w:lang w:val="en-US"/>
+        </w:rPr>
+        <w:t>User Centered Design</w:t>
+      </w:r>
+      <w:r>
+        <w:rPr>
+          <w:lang w:val="en-US"/>
+        </w:rPr>
+        <w:t xml:space="preserve"> berhasil menghasilkan sistem yang adaptif, mudah digunakan, dan sesuai dengan kebutuhan pengguna. Sistem yang dibangun mampu memberikan rekomendasi yang cukup akurat dan relevan dalam membantu pengambilan keputusan di bidang pertanian. Namun, untuk pengembangan selanjutnya, disarankan agar sistem dapat menggunakan data historis untuk meningkatkan akurasi rekomendasi, menambahkan fitur notifikasi otomatis, serta melakukan integrasi dengan lebih banyak jenis sensor agar sistem menjadi lebih komprehensif dan </w:t>
+      </w:r>
+      <w:r>
+        <w:rPr>
+          <w:i/>
+          <w:lang w:val="en-US"/>
+        </w:rPr>
+        <w:t>scalable</w:t>
+      </w:r>
       <w:r>
         <w:rPr>
           <w:lang w:val="en-US"/>
         </w:rPr>
         <w:t>.</w:t>
       </w:r>
-      <w:r>
-        <w:rPr>
-          <w:lang w:val="en-US"/>
-        </w:rPr>
-        <w:t>.</w:t>
-      </w:r>
-      <w:proofErr w:type="gramEnd"/>
     </w:p>
     <w:p>
       <w:pPr>
         <w:pStyle w:val="Heading2"/>
         <w:rPr>
+          <w:color w:val="FF0000"/>
           <w:lang w:val="en-US"/>
         </w:rPr>
       </w:pPr>
@@ -25398,14 +25809,17 @@
       <w:bookmarkStart w:id="67" w:name="_Toc222407826"/>
       <w:r>
         <w:rPr>
-          <w:lang w:val="en-US"/>
-        </w:rPr>
+          <w:color w:val="FF0000"/>
+          <w:lang w:val="en-US"/>
+        </w:rPr>
+        <w:lastRenderedPageBreak/>
         <w:t>4.2 Hasil Evaluasi dan Validasi Solusi</w:t>
       </w:r>
       <w:bookmarkEnd w:id="66"/>
       <w:bookmarkEnd w:id="67"/>
       <w:r>
         <w:rPr>
+          <w:color w:val="FF0000"/>
           <w:lang w:val="en-US"/>
         </w:rPr>
         <w:t xml:space="preserve"> </w:t>
@@ -25415,11 +25829,13 @@
       <w:pPr>
         <w:jc w:val="both"/>
         <w:rPr>
-          <w:lang w:val="en-US"/>
-        </w:rPr>
-      </w:pPr>
-      <w:r>
-        <w:rPr>
+          <w:color w:val="FF0000"/>
+          <w:lang w:val="en-US"/>
+        </w:rPr>
+      </w:pPr>
+      <w:r>
+        <w:rPr>
+          <w:color w:val="FF0000"/>
           <w:lang w:val="en-US"/>
         </w:rPr>
         <w:t xml:space="preserve">Berisi pembahasan catatan pengerjaan tutorial di BAB 3.4. Pada bagian akhir sub </w:t>
@@ -25427,6 +25843,7 @@
       <w:proofErr w:type="gramStart"/>
       <w:r>
         <w:rPr>
+          <w:color w:val="FF0000"/>
           <w:lang w:val="en-US"/>
         </w:rPr>
         <w:t>bab</w:t>
@@ -25434,6 +25851,7 @@
       <w:proofErr w:type="gramEnd"/>
       <w:r>
         <w:rPr>
+          <w:color w:val="FF0000"/>
           <w:lang w:val="en-US"/>
         </w:rPr>
         <w:t xml:space="preserve"> harus ada paragraf yang berisi </w:t>
@@ -25441,12 +25859,14 @@
       <w:r>
         <w:rPr>
           <w:b/>
+          <w:color w:val="FF0000"/>
           <w:lang w:val="en-US"/>
         </w:rPr>
         <w:t xml:space="preserve">sub kesimpulan </w:t>
       </w:r>
       <w:r>
         <w:rPr>
+          <w:color w:val="FF0000"/>
           <w:lang w:val="en-US"/>
         </w:rPr>
         <w:t xml:space="preserve">dan </w:t>
@@ -25454,12 +25874,14 @@
       <w:r>
         <w:rPr>
           <w:b/>
+          <w:color w:val="FF0000"/>
           <w:lang w:val="en-US"/>
         </w:rPr>
         <w:t>sub saran pengembangan</w:t>
       </w:r>
       <w:r>
         <w:rPr>
+          <w:color w:val="FF0000"/>
           <w:lang w:val="en-US"/>
         </w:rPr>
         <w:t>.</w:t>
@@ -25590,7 +26012,6 @@
     <w:p>
       <w:pPr>
         <w:pStyle w:val="Heading1"/>
-        <w:jc w:val="both"/>
       </w:pPr>
       <w:bookmarkStart w:id="74" w:name="_Toc222407830"/>
       <w:r>
@@ -26669,18 +27090,21 @@
     </w:p>
     <w:p>
       <w:pPr>
-        <w:widowControl w:val="0"/>
-        <w:autoSpaceDE w:val="0"/>
-        <w:autoSpaceDN w:val="0"/>
-        <w:adjustRightInd w:val="0"/>
-        <w:spacing w:before="120" w:after="120" w:line="240" w:lineRule="auto"/>
-        <w:ind w:firstLine="0"/>
-        <w:jc w:val="both"/>
+        <w:pStyle w:val="Heading1"/>
+        <w:rPr>
+          <w:lang w:val="en-US"/>
+        </w:rPr>
       </w:pPr>
       <w:r>
         <w:lastRenderedPageBreak/>
         <w:fldChar w:fldCharType="end"/>
       </w:r>
+      <w:r>
+        <w:rPr>
+          <w:lang w:val="en-US"/>
+        </w:rPr>
+        <w:t>LAMPIRAN</w:t>
+      </w:r>
     </w:p>
     <w:p>
       <w:pPr>
@@ -26688,7 +27112,7 @@
       </w:pPr>
     </w:p>
     <w:sectPr>
-      <w:footerReference w:type="default" r:id="rId15"/>
+      <w:footerReference w:type="default" r:id="rId16"/>
       <w:pgSz w:w="11906" w:h="16838"/>
       <w:pgMar w:top="1701" w:right="1701" w:bottom="1701" w:left="2268" w:header="709" w:footer="709" w:gutter="0"/>
       <w:cols w:space="708"/>
@@ -26761,7 +27185,7 @@
           <w:rPr>
             <w:noProof/>
           </w:rPr>
-          <w:t>vii</w:t>
+          <w:t>x</w:t>
         </w:r>
         <w:r>
           <w:rPr>
@@ -28039,7 +28463,7 @@
     <w:autoRedefine/>
     <w:uiPriority w:val="9"/>
     <w:qFormat/>
-    <w:rsid w:val="000A2D0E"/>
+    <w:rsid w:val="00F57D6B"/>
     <w:pPr>
       <w:keepNext/>
       <w:keepLines/>
@@ -28159,7 +28583,7 @@
     <w:basedOn w:val="DefaultParagraphFont"/>
     <w:link w:val="Heading1"/>
     <w:uiPriority w:val="9"/>
-    <w:rsid w:val="000A2D0E"/>
+    <w:rsid w:val="00F57D6B"/>
     <w:rPr>
       <w:rFonts w:ascii="Arial" w:eastAsiaTheme="majorEastAsia" w:hAnsi="Arial" w:cstheme="majorBidi"/>
       <w:b/>
@@ -28827,7 +29251,7 @@
 </file>
 
 <file path=customXml/itemProps1.xml><?xml version="1.0" encoding="utf-8"?>
-<ds:datastoreItem xmlns:ds="http://schemas.openxmlformats.org/officeDocument/2006/customXml" ds:itemID="{D3AE6FD7-08AB-4921-BADC-5DEDFD5FF6AF}">
+<ds:datastoreItem xmlns:ds="http://schemas.openxmlformats.org/officeDocument/2006/customXml" ds:itemID="{8AB57E2A-D153-4B93-A2B8-6B57B43DC9D3}">
   <ds:schemaRefs>
     <ds:schemaRef ds:uri="http://schemas.openxmlformats.org/officeDocument/2006/bibliography"/>
   </ds:schemaRefs>

--- a/NASKAH/Dokumen Laporan Skripsi - 42330018 - I Nyoman Wahyu Permana - 2023 - 2026.docx
+++ b/NASKAH/Dokumen Laporan Skripsi - 42330018 - I Nyoman Wahyu Permana - 2023 - 2026.docx
@@ -1162,21 +1162,21 @@
           <w:lang w:val="en-US"/>
         </w:rPr>
       </w:pPr>
-      <w:bookmarkStart w:id="0" w:name="_Toc75025326"/>
-      <w:bookmarkStart w:id="1" w:name="_Toc75025325"/>
-      <w:bookmarkStart w:id="2" w:name="_Toc106280384"/>
-      <w:bookmarkStart w:id="3" w:name="_Toc137038221"/>
-      <w:bookmarkStart w:id="4" w:name="_Toc222407793"/>
+      <w:bookmarkStart w:id="0" w:name="_Toc75025325"/>
+      <w:bookmarkStart w:id="1" w:name="_Toc106280384"/>
+      <w:bookmarkStart w:id="2" w:name="_Toc137038221"/>
+      <w:bookmarkStart w:id="3" w:name="_Toc75025326"/>
+      <w:bookmarkStart w:id="4" w:name="_Toc225245232"/>
       <w:r>
         <w:lastRenderedPageBreak/>
         <w:t>HALAMAN PENGESAHAN</w:t>
       </w:r>
+      <w:bookmarkEnd w:id="0"/>
+      <w:r>
+        <w:t xml:space="preserve"> </w:t>
+      </w:r>
       <w:bookmarkEnd w:id="1"/>
-      <w:r>
-        <w:t xml:space="preserve"> </w:t>
-      </w:r>
       <w:bookmarkEnd w:id="2"/>
-      <w:bookmarkEnd w:id="3"/>
       <w:r>
         <w:rPr>
           <w:lang w:val="en-US"/>
@@ -3229,7 +3229,7 @@
       </w:pPr>
       <w:bookmarkStart w:id="5" w:name="_Toc106280385"/>
       <w:bookmarkStart w:id="6" w:name="_Toc137038222"/>
-      <w:bookmarkStart w:id="7" w:name="_Toc222407794"/>
+      <w:bookmarkStart w:id="7" w:name="_Toc225245233"/>
       <w:r>
         <w:lastRenderedPageBreak/>
         <w:t>HALAMAN PENGESAHAN UJIAN SKRIPSI</w:t>
@@ -3995,7 +3995,7 @@
       </w:pPr>
       <w:bookmarkStart w:id="8" w:name="_Toc106280386"/>
       <w:bookmarkStart w:id="9" w:name="_Toc137038223"/>
-      <w:bookmarkStart w:id="10" w:name="_Toc222407795"/>
+      <w:bookmarkStart w:id="10" w:name="_Toc225245234"/>
       <w:r>
         <w:lastRenderedPageBreak/>
         <w:t>KATA PENGANTAR</w:t>
@@ -4401,7 +4401,7 @@
         <w:pStyle w:val="Heading1"/>
       </w:pPr>
       <w:bookmarkStart w:id="11" w:name="_Toc137038224"/>
-      <w:bookmarkStart w:id="12" w:name="_Toc222407796"/>
+      <w:bookmarkStart w:id="12" w:name="_Toc225245235"/>
       <w:r>
         <w:lastRenderedPageBreak/>
         <w:t>PERNYATAAN BEBAS PLAGIARISME</w:t>
@@ -5127,14 +5127,16 @@
       <w:pPr>
         <w:pStyle w:val="Heading1"/>
       </w:pPr>
-      <w:bookmarkStart w:id="13" w:name="_Toc222407797"/>
+      <w:bookmarkStart w:id="13" w:name="_Toc225245236"/>
       <w:r>
         <w:lastRenderedPageBreak/>
         <w:t>DAFTAR ISI</w:t>
       </w:r>
-      <w:bookmarkEnd w:id="0"/>
+      <w:bookmarkEnd w:id="3"/>
       <w:bookmarkEnd w:id="13"/>
     </w:p>
+    <w:bookmarkStart w:id="14" w:name="_GoBack"/>
+    <w:bookmarkEnd w:id="14"/>
     <w:p>
       <w:pPr>
         <w:pStyle w:val="TOC1"/>
@@ -5156,7 +5158,7 @@
       <w:r>
         <w:fldChar w:fldCharType="separate"/>
       </w:r>
-      <w:hyperlink w:anchor="_Toc222407793" w:history="1">
+      <w:hyperlink w:anchor="_Toc225245232" w:history="1">
         <w:r>
           <w:rPr>
             <w:rStyle w:val="Hyperlink"/>
@@ -5191,7 +5193,7 @@
             <w:noProof/>
             <w:webHidden/>
           </w:rPr>
-          <w:instrText xml:space="preserve"> PAGEREF _Toc222407793 \h </w:instrText>
+          <w:instrText xml:space="preserve"> PAGEREF _Toc225245232 \h </w:instrText>
         </w:r>
         <w:r>
           <w:rPr>
@@ -5234,7 +5236,7 @@
           <w:lang w:val="en-US"/>
         </w:rPr>
       </w:pPr>
-      <w:hyperlink w:anchor="_Toc222407794" w:history="1">
+      <w:hyperlink w:anchor="_Toc225245233" w:history="1">
         <w:r>
           <w:rPr>
             <w:rStyle w:val="Hyperlink"/>
@@ -5261,7 +5263,7 @@
             <w:noProof/>
             <w:webHidden/>
           </w:rPr>
-          <w:instrText xml:space="preserve"> PAGEREF _Toc222407794 \h </w:instrText>
+          <w:instrText xml:space="preserve"> PAGEREF _Toc225245233 \h </w:instrText>
         </w:r>
         <w:r>
           <w:rPr>
@@ -5304,7 +5306,7 @@
           <w:lang w:val="en-US"/>
         </w:rPr>
       </w:pPr>
-      <w:hyperlink w:anchor="_Toc222407795" w:history="1">
+      <w:hyperlink w:anchor="_Toc225245234" w:history="1">
         <w:r>
           <w:rPr>
             <w:rStyle w:val="Hyperlink"/>
@@ -5331,7 +5333,7 @@
             <w:noProof/>
             <w:webHidden/>
           </w:rPr>
-          <w:instrText xml:space="preserve"> PAGEREF _Toc222407795 \h </w:instrText>
+          <w:instrText xml:space="preserve"> PAGEREF _Toc225245234 \h </w:instrText>
         </w:r>
         <w:r>
           <w:rPr>
@@ -5374,7 +5376,7 @@
           <w:lang w:val="en-US"/>
         </w:rPr>
       </w:pPr>
-      <w:hyperlink w:anchor="_Toc222407796" w:history="1">
+      <w:hyperlink w:anchor="_Toc225245235" w:history="1">
         <w:r>
           <w:rPr>
             <w:rStyle w:val="Hyperlink"/>
@@ -5401,7 +5403,7 @@
             <w:noProof/>
             <w:webHidden/>
           </w:rPr>
-          <w:instrText xml:space="preserve"> PAGEREF _Toc222407796 \h </w:instrText>
+          <w:instrText xml:space="preserve"> PAGEREF _Toc225245235 \h </w:instrText>
         </w:r>
         <w:r>
           <w:rPr>
@@ -5444,7 +5446,7 @@
           <w:lang w:val="en-US"/>
         </w:rPr>
       </w:pPr>
-      <w:hyperlink w:anchor="_Toc222407797" w:history="1">
+      <w:hyperlink w:anchor="_Toc225245236" w:history="1">
         <w:r>
           <w:rPr>
             <w:rStyle w:val="Hyperlink"/>
@@ -5471,7 +5473,7 @@
             <w:noProof/>
             <w:webHidden/>
           </w:rPr>
-          <w:instrText xml:space="preserve"> PAGEREF _Toc222407797 \h </w:instrText>
+          <w:instrText xml:space="preserve"> PAGEREF _Toc225245236 \h </w:instrText>
         </w:r>
         <w:r>
           <w:rPr>
@@ -5514,7 +5516,7 @@
           <w:lang w:val="en-US"/>
         </w:rPr>
       </w:pPr>
-      <w:hyperlink w:anchor="_Toc222407798" w:history="1">
+      <w:hyperlink w:anchor="_Toc225245237" w:history="1">
         <w:r>
           <w:rPr>
             <w:rStyle w:val="Hyperlink"/>
@@ -5541,7 +5543,7 @@
             <w:noProof/>
             <w:webHidden/>
           </w:rPr>
-          <w:instrText xml:space="preserve"> PAGEREF _Toc222407798 \h </w:instrText>
+          <w:instrText xml:space="preserve"> PAGEREF _Toc225245237 \h </w:instrText>
         </w:r>
         <w:r>
           <w:rPr>
@@ -5584,7 +5586,7 @@
           <w:lang w:val="en-US"/>
         </w:rPr>
       </w:pPr>
-      <w:hyperlink w:anchor="_Toc222407799" w:history="1">
+      <w:hyperlink w:anchor="_Toc225245238" w:history="1">
         <w:r>
           <w:rPr>
             <w:rStyle w:val="Hyperlink"/>
@@ -5611,7 +5613,7 @@
             <w:noProof/>
             <w:webHidden/>
           </w:rPr>
-          <w:instrText xml:space="preserve"> PAGEREF _Toc222407799 \h </w:instrText>
+          <w:instrText xml:space="preserve"> PAGEREF _Toc225245238 \h </w:instrText>
         </w:r>
         <w:r>
           <w:rPr>
@@ -5654,7 +5656,7 @@
           <w:lang w:val="en-US"/>
         </w:rPr>
       </w:pPr>
-      <w:hyperlink w:anchor="_Toc222407800" w:history="1">
+      <w:hyperlink w:anchor="_Toc225245239" w:history="1">
         <w:r>
           <w:rPr>
             <w:rStyle w:val="Hyperlink"/>
@@ -5681,7 +5683,7 @@
             <w:noProof/>
             <w:webHidden/>
           </w:rPr>
-          <w:instrText xml:space="preserve"> PAGEREF _Toc222407800 \h </w:instrText>
+          <w:instrText xml:space="preserve"> PAGEREF _Toc225245239 \h </w:instrText>
         </w:r>
         <w:r>
           <w:rPr>
@@ -5724,7 +5726,7 @@
           <w:lang w:val="en-US"/>
         </w:rPr>
       </w:pPr>
-      <w:hyperlink w:anchor="_Toc222407801" w:history="1">
+      <w:hyperlink w:anchor="_Toc225245240" w:history="1">
         <w:r>
           <w:rPr>
             <w:rStyle w:val="Hyperlink"/>
@@ -5751,7 +5753,7 @@
             <w:noProof/>
             <w:webHidden/>
           </w:rPr>
-          <w:instrText xml:space="preserve"> PAGEREF _Toc222407801 \h </w:instrText>
+          <w:instrText xml:space="preserve"> PAGEREF _Toc225245240 \h </w:instrText>
         </w:r>
         <w:r>
           <w:rPr>
@@ -5794,7 +5796,7 @@
           <w:lang w:val="en-US"/>
         </w:rPr>
       </w:pPr>
-      <w:hyperlink w:anchor="_Toc222407802" w:history="1">
+      <w:hyperlink w:anchor="_Toc225245241" w:history="1">
         <w:r>
           <w:rPr>
             <w:rStyle w:val="Hyperlink"/>
@@ -5821,7 +5823,7 @@
             <w:noProof/>
             <w:webHidden/>
           </w:rPr>
-          <w:instrText xml:space="preserve"> PAGEREF _Toc222407802 \h </w:instrText>
+          <w:instrText xml:space="preserve"> PAGEREF _Toc225245241 \h </w:instrText>
         </w:r>
         <w:r>
           <w:rPr>
@@ -5864,7 +5866,7 @@
           <w:lang w:val="en-US"/>
         </w:rPr>
       </w:pPr>
-      <w:hyperlink w:anchor="_Toc222407803" w:history="1">
+      <w:hyperlink w:anchor="_Toc225245242" w:history="1">
         <w:r>
           <w:rPr>
             <w:rStyle w:val="Hyperlink"/>
@@ -5891,7 +5893,7 @@
             <w:noProof/>
             <w:webHidden/>
           </w:rPr>
-          <w:instrText xml:space="preserve"> PAGEREF _Toc222407803 \h </w:instrText>
+          <w:instrText xml:space="preserve"> PAGEREF _Toc225245242 \h </w:instrText>
         </w:r>
         <w:r>
           <w:rPr>
@@ -5934,7 +5936,7 @@
           <w:lang w:val="en-US"/>
         </w:rPr>
       </w:pPr>
-      <w:hyperlink w:anchor="_Toc222407804" w:history="1">
+      <w:hyperlink w:anchor="_Toc225245243" w:history="1">
         <w:r>
           <w:rPr>
             <w:rStyle w:val="Hyperlink"/>
@@ -5961,7 +5963,7 @@
             <w:noProof/>
             <w:webHidden/>
           </w:rPr>
-          <w:instrText xml:space="preserve"> PAGEREF _Toc222407804 \h </w:instrText>
+          <w:instrText xml:space="preserve"> PAGEREF _Toc225245243 \h </w:instrText>
         </w:r>
         <w:r>
           <w:rPr>
@@ -6004,7 +6006,7 @@
           <w:lang w:val="en-US"/>
         </w:rPr>
       </w:pPr>
-      <w:hyperlink w:anchor="_Toc222407805" w:history="1">
+      <w:hyperlink w:anchor="_Toc225245244" w:history="1">
         <w:r>
           <w:rPr>
             <w:rStyle w:val="Hyperlink"/>
@@ -6031,7 +6033,7 @@
             <w:noProof/>
             <w:webHidden/>
           </w:rPr>
-          <w:instrText xml:space="preserve"> PAGEREF _Toc222407805 \h </w:instrText>
+          <w:instrText xml:space="preserve"> PAGEREF _Toc225245244 \h </w:instrText>
         </w:r>
         <w:r>
           <w:rPr>
@@ -6074,7 +6076,7 @@
           <w:lang w:val="en-US"/>
         </w:rPr>
       </w:pPr>
-      <w:hyperlink w:anchor="_Toc222407806" w:history="1">
+      <w:hyperlink w:anchor="_Toc225245245" w:history="1">
         <w:r>
           <w:rPr>
             <w:rStyle w:val="Hyperlink"/>
@@ -6101,7 +6103,7 @@
             <w:noProof/>
             <w:webHidden/>
           </w:rPr>
-          <w:instrText xml:space="preserve"> PAGEREF _Toc222407806 \h </w:instrText>
+          <w:instrText xml:space="preserve"> PAGEREF _Toc225245245 \h </w:instrText>
         </w:r>
         <w:r>
           <w:rPr>
@@ -6144,7 +6146,7 @@
           <w:lang w:val="en-US"/>
         </w:rPr>
       </w:pPr>
-      <w:hyperlink w:anchor="_Toc222407807" w:history="1">
+      <w:hyperlink w:anchor="_Toc225245246" w:history="1">
         <w:r>
           <w:rPr>
             <w:rStyle w:val="Hyperlink"/>
@@ -6171,7 +6173,7 @@
             <w:noProof/>
             <w:webHidden/>
           </w:rPr>
-          <w:instrText xml:space="preserve"> PAGEREF _Toc222407807 \h </w:instrText>
+          <w:instrText xml:space="preserve"> PAGEREF _Toc225245246 \h </w:instrText>
         </w:r>
         <w:r>
           <w:rPr>
@@ -6214,7 +6216,7 @@
           <w:lang w:val="en-US"/>
         </w:rPr>
       </w:pPr>
-      <w:hyperlink w:anchor="_Toc222407808" w:history="1">
+      <w:hyperlink w:anchor="_Toc225245247" w:history="1">
         <w:r>
           <w:rPr>
             <w:rStyle w:val="Hyperlink"/>
@@ -6241,7 +6243,7 @@
             <w:noProof/>
             <w:webHidden/>
           </w:rPr>
-          <w:instrText xml:space="preserve"> PAGEREF _Toc222407808 \h </w:instrText>
+          <w:instrText xml:space="preserve"> PAGEREF _Toc225245247 \h </w:instrText>
         </w:r>
         <w:r>
           <w:rPr>
@@ -6284,12 +6286,11 @@
           <w:lang w:val="en-US"/>
         </w:rPr>
       </w:pPr>
-      <w:hyperlink w:anchor="_Toc222407809" w:history="1">
+      <w:hyperlink w:anchor="_Toc225245248" w:history="1">
         <w:r>
           <w:rPr>
             <w:rStyle w:val="Hyperlink"/>
             <w:noProof/>
-            <w:lang w:val="en-US"/>
           </w:rPr>
           <w:t>2.1 Deskripsi Masalah</w:t>
         </w:r>
@@ -6312,7 +6313,7 @@
             <w:noProof/>
             <w:webHidden/>
           </w:rPr>
-          <w:instrText xml:space="preserve"> PAGEREF _Toc222407809 \h </w:instrText>
+          <w:instrText xml:space="preserve"> PAGEREF _Toc225245248 \h </w:instrText>
         </w:r>
         <w:r>
           <w:rPr>
@@ -6355,12 +6356,11 @@
           <w:lang w:val="en-US"/>
         </w:rPr>
       </w:pPr>
-      <w:hyperlink w:anchor="_Toc222407810" w:history="1">
+      <w:hyperlink w:anchor="_Toc225245249" w:history="1">
         <w:r>
           <w:rPr>
             <w:rStyle w:val="Hyperlink"/>
             <w:noProof/>
-            <w:lang w:val="en-US"/>
           </w:rPr>
           <w:t>2.2 Metode Pendekatan Masalah</w:t>
         </w:r>
@@ -6383,7 +6383,7 @@
             <w:noProof/>
             <w:webHidden/>
           </w:rPr>
-          <w:instrText xml:space="preserve"> PAGEREF _Toc222407810 \h </w:instrText>
+          <w:instrText xml:space="preserve"> PAGEREF _Toc225245249 \h </w:instrText>
         </w:r>
         <w:r>
           <w:rPr>
@@ -6426,12 +6426,11 @@
           <w:lang w:val="en-US"/>
         </w:rPr>
       </w:pPr>
-      <w:hyperlink w:anchor="_Toc222407811" w:history="1">
+      <w:hyperlink w:anchor="_Toc225245250" w:history="1">
         <w:r>
           <w:rPr>
             <w:rStyle w:val="Hyperlink"/>
             <w:noProof/>
-            <w:lang w:val="en-US"/>
           </w:rPr>
           <w:t>2.3 Teknologi dan Tools Pendukung Pembuatan Solusi</w:t>
         </w:r>
@@ -6454,7 +6453,7 @@
             <w:noProof/>
             <w:webHidden/>
           </w:rPr>
-          <w:instrText xml:space="preserve"> PAGEREF _Toc222407811 \h </w:instrText>
+          <w:instrText xml:space="preserve"> PAGEREF _Toc225245250 \h </w:instrText>
         </w:r>
         <w:r>
           <w:rPr>
@@ -6497,12 +6496,11 @@
           <w:lang w:val="en-US"/>
         </w:rPr>
       </w:pPr>
-      <w:hyperlink w:anchor="_Toc222407812" w:history="1">
+      <w:hyperlink w:anchor="_Toc225245251" w:history="1">
         <w:r>
           <w:rPr>
             <w:rStyle w:val="Hyperlink"/>
             <w:noProof/>
-            <w:lang w:val="en-US"/>
           </w:rPr>
           <w:t>2.4 Metode Evaluasi dan Validasi Solusi</w:t>
         </w:r>
@@ -6525,7 +6523,7 @@
             <w:noProof/>
             <w:webHidden/>
           </w:rPr>
-          <w:instrText xml:space="preserve"> PAGEREF _Toc222407812 \h </w:instrText>
+          <w:instrText xml:space="preserve"> PAGEREF _Toc225245251 \h </w:instrText>
         </w:r>
         <w:r>
           <w:rPr>
@@ -6568,23 +6566,13 @@
           <w:lang w:val="en-US"/>
         </w:rPr>
       </w:pPr>
-      <w:hyperlink w:anchor="_Toc222407813" w:history="1">
+      <w:hyperlink w:anchor="_Toc225245252" w:history="1">
         <w:r>
           <w:rPr>
             <w:rStyle w:val="Hyperlink"/>
             <w:noProof/>
-            <w:lang w:val="en-US"/>
-          </w:rPr>
-          <w:t xml:space="preserve">2.5 </w:t>
-        </w:r>
-        <w:r>
-          <w:rPr>
-            <w:rStyle w:val="Hyperlink"/>
-            <w:i/>
-            <w:noProof/>
-            <w:lang w:val="en-US"/>
-          </w:rPr>
-          <w:t>State of The Art</w:t>
+          </w:rPr>
+          <w:t>2.5 State of The Art</w:t>
         </w:r>
         <w:r>
           <w:rPr>
@@ -6605,7 +6593,7 @@
             <w:noProof/>
             <w:webHidden/>
           </w:rPr>
-          <w:instrText xml:space="preserve"> PAGEREF _Toc222407813 \h </w:instrText>
+          <w:instrText xml:space="preserve"> PAGEREF _Toc225245252 \h </w:instrText>
         </w:r>
         <w:r>
           <w:rPr>
@@ -6648,7 +6636,7 @@
           <w:lang w:val="en-US"/>
         </w:rPr>
       </w:pPr>
-      <w:hyperlink w:anchor="_Toc222407814" w:history="1">
+      <w:hyperlink w:anchor="_Toc225245253" w:history="1">
         <w:r>
           <w:rPr>
             <w:rStyle w:val="Hyperlink"/>
@@ -6675,7 +6663,7 @@
             <w:noProof/>
             <w:webHidden/>
           </w:rPr>
-          <w:instrText xml:space="preserve"> PAGEREF _Toc222407814 \h </w:instrText>
+          <w:instrText xml:space="preserve"> PAGEREF _Toc225245253 \h </w:instrText>
         </w:r>
         <w:r>
           <w:rPr>
@@ -6718,21 +6706,13 @@
           <w:lang w:val="en-US"/>
         </w:rPr>
       </w:pPr>
-      <w:hyperlink w:anchor="_Toc222407815" w:history="1">
+      <w:hyperlink w:anchor="_Toc225245254" w:history="1">
         <w:r>
           <w:rPr>
             <w:rStyle w:val="Hyperlink"/>
             <w:noProof/>
           </w:rPr>
-          <w:t xml:space="preserve">3.1 </w:t>
-        </w:r>
-        <w:r>
-          <w:rPr>
-            <w:rStyle w:val="Hyperlink"/>
-            <w:noProof/>
-            <w:lang w:val="en-US"/>
-          </w:rPr>
-          <w:t>Jadwal, Lokasi, dan Alur Penelitian</w:t>
+          <w:t>3.1 Jadwal, Lokasi, dan Alur Penelitian</w:t>
         </w:r>
         <w:r>
           <w:rPr>
@@ -6753,7 +6733,7 @@
             <w:noProof/>
             <w:webHidden/>
           </w:rPr>
-          <w:instrText xml:space="preserve"> PAGEREF _Toc222407815 \h </w:instrText>
+          <w:instrText xml:space="preserve"> PAGEREF _Toc225245254 \h </w:instrText>
         </w:r>
         <w:r>
           <w:rPr>
@@ -6796,21 +6776,13 @@
           <w:lang w:val="en-US"/>
         </w:rPr>
       </w:pPr>
-      <w:hyperlink w:anchor="_Toc222407816" w:history="1">
+      <w:hyperlink w:anchor="_Toc225245255" w:history="1">
         <w:r>
           <w:rPr>
             <w:rStyle w:val="Hyperlink"/>
             <w:noProof/>
           </w:rPr>
-          <w:t xml:space="preserve">3.2 Gambaran Besar </w:t>
-        </w:r>
-        <w:r>
-          <w:rPr>
-            <w:rStyle w:val="Hyperlink"/>
-            <w:noProof/>
-            <w:lang w:val="en-US"/>
-          </w:rPr>
-          <w:t>Solusi</w:t>
+          <w:t>3.2 Gambaran Besar Solusi</w:t>
         </w:r>
         <w:r>
           <w:rPr>
@@ -6831,7 +6803,7 @@
             <w:noProof/>
             <w:webHidden/>
           </w:rPr>
-          <w:instrText xml:space="preserve"> PAGEREF _Toc222407816 \h </w:instrText>
+          <w:instrText xml:space="preserve"> PAGEREF _Toc225245255 \h </w:instrText>
         </w:r>
         <w:r>
           <w:rPr>
@@ -6874,21 +6846,13 @@
           <w:lang w:val="en-US"/>
         </w:rPr>
       </w:pPr>
-      <w:hyperlink w:anchor="_Toc222407817" w:history="1">
+      <w:hyperlink w:anchor="_Toc225245256" w:history="1">
         <w:r>
           <w:rPr>
             <w:rStyle w:val="Hyperlink"/>
             <w:noProof/>
           </w:rPr>
-          <w:t xml:space="preserve">3.3 </w:t>
-        </w:r>
-        <w:r>
-          <w:rPr>
-            <w:rStyle w:val="Hyperlink"/>
-            <w:noProof/>
-            <w:lang w:val="en-US"/>
-          </w:rPr>
-          <w:t>Tata Cara Implementasi Solusi</w:t>
+          <w:t>3.3 Tata Cara Implementasi Solusi</w:t>
         </w:r>
         <w:r>
           <w:rPr>
@@ -6909,7 +6873,7 @@
             <w:noProof/>
             <w:webHidden/>
           </w:rPr>
-          <w:instrText xml:space="preserve"> PAGEREF _Toc222407817 \h </w:instrText>
+          <w:instrText xml:space="preserve"> PAGEREF _Toc225245256 \h </w:instrText>
         </w:r>
         <w:r>
           <w:rPr>
@@ -6949,7 +6913,7 @@
           <w:lang w:val="en-US"/>
         </w:rPr>
       </w:pPr>
-      <w:hyperlink w:anchor="_Toc222407818" w:history="1">
+      <w:hyperlink w:anchor="_Toc225245257" w:history="1">
         <w:r>
           <w:rPr>
             <w:rStyle w:val="Hyperlink"/>
@@ -6977,7 +6941,7 @@
             <w:noProof/>
             <w:webHidden/>
           </w:rPr>
-          <w:instrText xml:space="preserve"> PAGEREF _Toc222407818 \h </w:instrText>
+          <w:instrText xml:space="preserve"> PAGEREF _Toc225245257 \h </w:instrText>
         </w:r>
         <w:r>
           <w:rPr>
@@ -7017,7 +6981,7 @@
           <w:lang w:val="en-US"/>
         </w:rPr>
       </w:pPr>
-      <w:hyperlink w:anchor="_Toc222407819" w:history="1">
+      <w:hyperlink w:anchor="_Toc225245258" w:history="1">
         <w:r>
           <w:rPr>
             <w:rStyle w:val="Hyperlink"/>
@@ -7045,7 +7009,7 @@
             <w:noProof/>
             <w:webHidden/>
           </w:rPr>
-          <w:instrText xml:space="preserve"> PAGEREF _Toc222407819 \h </w:instrText>
+          <w:instrText xml:space="preserve"> PAGEREF _Toc225245258 \h </w:instrText>
         </w:r>
         <w:r>
           <w:rPr>
@@ -7085,7 +7049,7 @@
           <w:lang w:val="en-US"/>
         </w:rPr>
       </w:pPr>
-      <w:hyperlink w:anchor="_Toc222407820" w:history="1">
+      <w:hyperlink w:anchor="_Toc225245259" w:history="1">
         <w:r>
           <w:rPr>
             <w:rStyle w:val="Hyperlink"/>
@@ -7113,7 +7077,7 @@
             <w:noProof/>
             <w:webHidden/>
           </w:rPr>
-          <w:instrText xml:space="preserve"> PAGEREF _Toc222407820 \h </w:instrText>
+          <w:instrText xml:space="preserve"> PAGEREF _Toc225245259 \h </w:instrText>
         </w:r>
         <w:r>
           <w:rPr>
@@ -7153,7 +7117,7 @@
           <w:lang w:val="en-US"/>
         </w:rPr>
       </w:pPr>
-      <w:hyperlink w:anchor="_Toc222407821" w:history="1">
+      <w:hyperlink w:anchor="_Toc225245260" w:history="1">
         <w:r>
           <w:rPr>
             <w:rStyle w:val="Hyperlink"/>
@@ -7181,7 +7145,7 @@
             <w:noProof/>
             <w:webHidden/>
           </w:rPr>
-          <w:instrText xml:space="preserve"> PAGEREF _Toc222407821 \h </w:instrText>
+          <w:instrText xml:space="preserve"> PAGEREF _Toc225245260 \h </w:instrText>
         </w:r>
         <w:r>
           <w:rPr>
@@ -7221,7 +7185,7 @@
           <w:lang w:val="en-US"/>
         </w:rPr>
       </w:pPr>
-      <w:hyperlink w:anchor="_Toc222407822" w:history="1">
+      <w:hyperlink w:anchor="_Toc225245261" w:history="1">
         <w:r>
           <w:rPr>
             <w:rStyle w:val="Hyperlink"/>
@@ -7249,7 +7213,7 @@
             <w:noProof/>
             <w:webHidden/>
           </w:rPr>
-          <w:instrText xml:space="preserve"> PAGEREF _Toc222407822 \h </w:instrText>
+          <w:instrText xml:space="preserve"> PAGEREF _Toc225245261 \h </w:instrText>
         </w:r>
         <w:r>
           <w:rPr>
@@ -7292,11 +7256,10 @@
           <w:lang w:val="en-US"/>
         </w:rPr>
       </w:pPr>
-      <w:hyperlink w:anchor="_Toc222407823" w:history="1">
+      <w:hyperlink w:anchor="_Toc225245262" w:history="1">
         <w:r>
           <w:rPr>
             <w:rStyle w:val="Hyperlink"/>
-            <w:rFonts w:cs="Arial"/>
             <w:noProof/>
           </w:rPr>
           <w:t>3.4 Tata Cara Evaluasi dan Validasi Solusi</w:t>
@@ -7320,7 +7283,7 @@
             <w:noProof/>
             <w:webHidden/>
           </w:rPr>
-          <w:instrText xml:space="preserve"> PAGEREF _Toc222407823 \h </w:instrText>
+          <w:instrText xml:space="preserve"> PAGEREF _Toc225245262 \h </w:instrText>
         </w:r>
         <w:r>
           <w:rPr>
@@ -7363,7 +7326,7 @@
           <w:lang w:val="en-US"/>
         </w:rPr>
       </w:pPr>
-      <w:hyperlink w:anchor="_Toc222407824" w:history="1">
+      <w:hyperlink w:anchor="_Toc225245263" w:history="1">
         <w:r>
           <w:rPr>
             <w:rStyle w:val="Hyperlink"/>
@@ -7391,7 +7354,7 @@
             <w:noProof/>
             <w:webHidden/>
           </w:rPr>
-          <w:instrText xml:space="preserve"> PAGEREF _Toc222407824 \h </w:instrText>
+          <w:instrText xml:space="preserve"> PAGEREF _Toc225245263 \h </w:instrText>
         </w:r>
         <w:r>
           <w:rPr>
@@ -7434,14 +7397,81 @@
           <w:lang w:val="en-US"/>
         </w:rPr>
       </w:pPr>
-      <w:hyperlink w:anchor="_Toc222407825" w:history="1">
+      <w:hyperlink w:anchor="_Toc225245264" w:history="1">
         <w:r>
           <w:rPr>
             <w:rStyle w:val="Hyperlink"/>
             <w:noProof/>
+          </w:rPr>
+          <w:t>4.1 Hasil Implementasi Solusi</w:t>
+        </w:r>
+        <w:r>
+          <w:rPr>
+            <w:noProof/>
+            <w:webHidden/>
+          </w:rPr>
+          <w:tab/>
+        </w:r>
+        <w:r>
+          <w:rPr>
+            <w:noProof/>
+            <w:webHidden/>
+          </w:rPr>
+          <w:fldChar w:fldCharType="begin"/>
+        </w:r>
+        <w:r>
+          <w:rPr>
+            <w:noProof/>
+            <w:webHidden/>
+          </w:rPr>
+          <w:instrText xml:space="preserve"> PAGEREF _Toc225245264 \h </w:instrText>
+        </w:r>
+        <w:r>
+          <w:rPr>
+            <w:noProof/>
+            <w:webHidden/>
+          </w:rPr>
+        </w:r>
+        <w:r>
+          <w:rPr>
+            <w:noProof/>
+            <w:webHidden/>
+          </w:rPr>
+          <w:fldChar w:fldCharType="separate"/>
+        </w:r>
+        <w:r>
+          <w:rPr>
+            <w:noProof/>
+            <w:webHidden/>
+          </w:rPr>
+          <w:t>25</w:t>
+        </w:r>
+        <w:r>
+          <w:rPr>
+            <w:noProof/>
+            <w:webHidden/>
+          </w:rPr>
+          <w:fldChar w:fldCharType="end"/>
+        </w:r>
+      </w:hyperlink>
+    </w:p>
+    <w:p>
+      <w:pPr>
+        <w:pStyle w:val="TOC3"/>
+        <w:rPr>
+          <w:rFonts w:asciiTheme="minorHAnsi" w:eastAsiaTheme="minorEastAsia" w:hAnsiTheme="minorHAnsi"/>
+          <w:noProof/>
+          <w:lang w:val="en-US"/>
+        </w:rPr>
+      </w:pPr>
+      <w:hyperlink w:anchor="_Toc225245265" w:history="1">
+        <w:r>
+          <w:rPr>
+            <w:rStyle w:val="Hyperlink"/>
+            <w:noProof/>
             <w:lang w:val="en-US"/>
           </w:rPr>
-          <w:t>4.1 Hasil Implementasi Solusi</w:t>
+          <w:t>4.1.1 Implementasi Tahap Perencanaan</w:t>
         </w:r>
         <w:r>
           <w:rPr>
@@ -7462,7 +7492,7 @@
             <w:noProof/>
             <w:webHidden/>
           </w:rPr>
-          <w:instrText xml:space="preserve"> PAGEREF _Toc222407825 \h </w:instrText>
+          <w:instrText xml:space="preserve"> PAGEREF _Toc225245265 \h </w:instrText>
         </w:r>
         <w:r>
           <w:rPr>
@@ -7483,6 +7513,287 @@
             <w:webHidden/>
           </w:rPr>
           <w:t>25</w:t>
+        </w:r>
+        <w:r>
+          <w:rPr>
+            <w:noProof/>
+            <w:webHidden/>
+          </w:rPr>
+          <w:fldChar w:fldCharType="end"/>
+        </w:r>
+      </w:hyperlink>
+    </w:p>
+    <w:p>
+      <w:pPr>
+        <w:pStyle w:val="TOC3"/>
+        <w:rPr>
+          <w:rFonts w:asciiTheme="minorHAnsi" w:eastAsiaTheme="minorEastAsia" w:hAnsiTheme="minorHAnsi"/>
+          <w:noProof/>
+          <w:lang w:val="en-US"/>
+        </w:rPr>
+      </w:pPr>
+      <w:hyperlink w:anchor="_Toc225245266" w:history="1">
+        <w:r>
+          <w:rPr>
+            <w:rStyle w:val="Hyperlink"/>
+            <w:noProof/>
+            <w:lang w:val="en-US"/>
+          </w:rPr>
+          <w:t>4.1.2 Implementasi Tahap Perancangan</w:t>
+        </w:r>
+        <w:r>
+          <w:rPr>
+            <w:noProof/>
+            <w:webHidden/>
+          </w:rPr>
+          <w:tab/>
+        </w:r>
+        <w:r>
+          <w:rPr>
+            <w:noProof/>
+            <w:webHidden/>
+          </w:rPr>
+          <w:fldChar w:fldCharType="begin"/>
+        </w:r>
+        <w:r>
+          <w:rPr>
+            <w:noProof/>
+            <w:webHidden/>
+          </w:rPr>
+          <w:instrText xml:space="preserve"> PAGEREF _Toc225245266 \h </w:instrText>
+        </w:r>
+        <w:r>
+          <w:rPr>
+            <w:noProof/>
+            <w:webHidden/>
+          </w:rPr>
+        </w:r>
+        <w:r>
+          <w:rPr>
+            <w:noProof/>
+            <w:webHidden/>
+          </w:rPr>
+          <w:fldChar w:fldCharType="separate"/>
+        </w:r>
+        <w:r>
+          <w:rPr>
+            <w:noProof/>
+            <w:webHidden/>
+          </w:rPr>
+          <w:t>25</w:t>
+        </w:r>
+        <w:r>
+          <w:rPr>
+            <w:noProof/>
+            <w:webHidden/>
+          </w:rPr>
+          <w:fldChar w:fldCharType="end"/>
+        </w:r>
+      </w:hyperlink>
+    </w:p>
+    <w:p>
+      <w:pPr>
+        <w:pStyle w:val="TOC3"/>
+        <w:rPr>
+          <w:rFonts w:asciiTheme="minorHAnsi" w:eastAsiaTheme="minorEastAsia" w:hAnsiTheme="minorHAnsi"/>
+          <w:noProof/>
+          <w:lang w:val="en-US"/>
+        </w:rPr>
+      </w:pPr>
+      <w:hyperlink w:anchor="_Toc225245267" w:history="1">
+        <w:r>
+          <w:rPr>
+            <w:rStyle w:val="Hyperlink"/>
+            <w:noProof/>
+            <w:lang w:val="en-US"/>
+          </w:rPr>
+          <w:t>4.1.3 Implementasi Tahap Sistem</w:t>
+        </w:r>
+        <w:r>
+          <w:rPr>
+            <w:noProof/>
+            <w:webHidden/>
+          </w:rPr>
+          <w:tab/>
+        </w:r>
+        <w:r>
+          <w:rPr>
+            <w:noProof/>
+            <w:webHidden/>
+          </w:rPr>
+          <w:fldChar w:fldCharType="begin"/>
+        </w:r>
+        <w:r>
+          <w:rPr>
+            <w:noProof/>
+            <w:webHidden/>
+          </w:rPr>
+          <w:instrText xml:space="preserve"> PAGEREF _Toc225245267 \h </w:instrText>
+        </w:r>
+        <w:r>
+          <w:rPr>
+            <w:noProof/>
+            <w:webHidden/>
+          </w:rPr>
+        </w:r>
+        <w:r>
+          <w:rPr>
+            <w:noProof/>
+            <w:webHidden/>
+          </w:rPr>
+          <w:fldChar w:fldCharType="separate"/>
+        </w:r>
+        <w:r>
+          <w:rPr>
+            <w:noProof/>
+            <w:webHidden/>
+          </w:rPr>
+          <w:t>26</w:t>
+        </w:r>
+        <w:r>
+          <w:rPr>
+            <w:noProof/>
+            <w:webHidden/>
+          </w:rPr>
+          <w:fldChar w:fldCharType="end"/>
+        </w:r>
+      </w:hyperlink>
+    </w:p>
+    <w:p>
+      <w:pPr>
+        <w:pStyle w:val="TOC3"/>
+        <w:rPr>
+          <w:rFonts w:asciiTheme="minorHAnsi" w:eastAsiaTheme="minorEastAsia" w:hAnsiTheme="minorHAnsi"/>
+          <w:noProof/>
+          <w:lang w:val="en-US"/>
+        </w:rPr>
+      </w:pPr>
+      <w:hyperlink w:anchor="_Toc225245268" w:history="1">
+        <w:r>
+          <w:rPr>
+            <w:rStyle w:val="Hyperlink"/>
+            <w:noProof/>
+            <w:lang w:val="en-US"/>
+          </w:rPr>
+          <w:t>4.1.4 Implementasi Tahap Pengujian dan Evaluasi</w:t>
+        </w:r>
+        <w:r>
+          <w:rPr>
+            <w:noProof/>
+            <w:webHidden/>
+          </w:rPr>
+          <w:tab/>
+        </w:r>
+        <w:r>
+          <w:rPr>
+            <w:noProof/>
+            <w:webHidden/>
+          </w:rPr>
+          <w:fldChar w:fldCharType="begin"/>
+        </w:r>
+        <w:r>
+          <w:rPr>
+            <w:noProof/>
+            <w:webHidden/>
+          </w:rPr>
+          <w:instrText xml:space="preserve"> PAGEREF _Toc225245268 \h </w:instrText>
+        </w:r>
+        <w:r>
+          <w:rPr>
+            <w:noProof/>
+            <w:webHidden/>
+          </w:rPr>
+        </w:r>
+        <w:r>
+          <w:rPr>
+            <w:noProof/>
+            <w:webHidden/>
+          </w:rPr>
+          <w:fldChar w:fldCharType="separate"/>
+        </w:r>
+        <w:r>
+          <w:rPr>
+            <w:noProof/>
+            <w:webHidden/>
+          </w:rPr>
+          <w:t>27</w:t>
+        </w:r>
+        <w:r>
+          <w:rPr>
+            <w:noProof/>
+            <w:webHidden/>
+          </w:rPr>
+          <w:fldChar w:fldCharType="end"/>
+        </w:r>
+      </w:hyperlink>
+    </w:p>
+    <w:p>
+      <w:pPr>
+        <w:pStyle w:val="TOC3"/>
+        <w:rPr>
+          <w:rFonts w:asciiTheme="minorHAnsi" w:eastAsiaTheme="minorEastAsia" w:hAnsiTheme="minorHAnsi"/>
+          <w:noProof/>
+          <w:lang w:val="en-US"/>
+        </w:rPr>
+      </w:pPr>
+      <w:hyperlink w:anchor="_Toc225245269" w:history="1">
+        <w:r>
+          <w:rPr>
+            <w:rStyle w:val="Hyperlink"/>
+            <w:noProof/>
+            <w:lang w:val="en-US"/>
+          </w:rPr>
+          <w:t xml:space="preserve">4.1.5 Implementasi Tahap Revisi dan </w:t>
+        </w:r>
+        <w:r>
+          <w:rPr>
+            <w:rStyle w:val="Hyperlink"/>
+            <w:i/>
+            <w:noProof/>
+            <w:lang w:val="en-US"/>
+          </w:rPr>
+          <w:t>Deploy</w:t>
+        </w:r>
+        <w:r>
+          <w:rPr>
+            <w:noProof/>
+            <w:webHidden/>
+          </w:rPr>
+          <w:tab/>
+        </w:r>
+        <w:r>
+          <w:rPr>
+            <w:noProof/>
+            <w:webHidden/>
+          </w:rPr>
+          <w:fldChar w:fldCharType="begin"/>
+        </w:r>
+        <w:r>
+          <w:rPr>
+            <w:noProof/>
+            <w:webHidden/>
+          </w:rPr>
+          <w:instrText xml:space="preserve"> PAGEREF _Toc225245269 \h </w:instrText>
+        </w:r>
+        <w:r>
+          <w:rPr>
+            <w:noProof/>
+            <w:webHidden/>
+          </w:rPr>
+        </w:r>
+        <w:r>
+          <w:rPr>
+            <w:noProof/>
+            <w:webHidden/>
+          </w:rPr>
+          <w:fldChar w:fldCharType="separate"/>
+        </w:r>
+        <w:r>
+          <w:rPr>
+            <w:noProof/>
+            <w:webHidden/>
+          </w:rPr>
+          <w:t>27</w:t>
         </w:r>
         <w:r>
           <w:rPr>
@@ -7505,14 +7816,81 @@
           <w:lang w:val="en-US"/>
         </w:rPr>
       </w:pPr>
-      <w:hyperlink w:anchor="_Toc222407826" w:history="1">
+      <w:hyperlink w:anchor="_Toc225245270" w:history="1">
         <w:r>
           <w:rPr>
             <w:rStyle w:val="Hyperlink"/>
             <w:noProof/>
+          </w:rPr>
+          <w:t>4.2 Hasil Evaluasi dan Validasi Solusi</w:t>
+        </w:r>
+        <w:r>
+          <w:rPr>
+            <w:noProof/>
+            <w:webHidden/>
+          </w:rPr>
+          <w:tab/>
+        </w:r>
+        <w:r>
+          <w:rPr>
+            <w:noProof/>
+            <w:webHidden/>
+          </w:rPr>
+          <w:fldChar w:fldCharType="begin"/>
+        </w:r>
+        <w:r>
+          <w:rPr>
+            <w:noProof/>
+            <w:webHidden/>
+          </w:rPr>
+          <w:instrText xml:space="preserve"> PAGEREF _Toc225245270 \h </w:instrText>
+        </w:r>
+        <w:r>
+          <w:rPr>
+            <w:noProof/>
+            <w:webHidden/>
+          </w:rPr>
+        </w:r>
+        <w:r>
+          <w:rPr>
+            <w:noProof/>
+            <w:webHidden/>
+          </w:rPr>
+          <w:fldChar w:fldCharType="separate"/>
+        </w:r>
+        <w:r>
+          <w:rPr>
+            <w:noProof/>
+            <w:webHidden/>
+          </w:rPr>
+          <w:t>27</w:t>
+        </w:r>
+        <w:r>
+          <w:rPr>
+            <w:noProof/>
+            <w:webHidden/>
+          </w:rPr>
+          <w:fldChar w:fldCharType="end"/>
+        </w:r>
+      </w:hyperlink>
+    </w:p>
+    <w:p>
+      <w:pPr>
+        <w:pStyle w:val="TOC3"/>
+        <w:rPr>
+          <w:rFonts w:asciiTheme="minorHAnsi" w:eastAsiaTheme="minorEastAsia" w:hAnsiTheme="minorHAnsi"/>
+          <w:noProof/>
+          <w:lang w:val="en-US"/>
+        </w:rPr>
+      </w:pPr>
+      <w:hyperlink w:anchor="_Toc225245271" w:history="1">
+        <w:r>
+          <w:rPr>
+            <w:rStyle w:val="Hyperlink"/>
+            <w:noProof/>
             <w:lang w:val="en-US"/>
           </w:rPr>
-          <w:t>4.2 Hasil Evaluasi dan Validasi Solusi</w:t>
+          <w:t>4.2.1 Hasil Pengujian Teknis Sistem</w:t>
         </w:r>
         <w:r>
           <w:rPr>
@@ -7533,7 +7911,7 @@
             <w:noProof/>
             <w:webHidden/>
           </w:rPr>
-          <w:instrText xml:space="preserve"> PAGEREF _Toc222407826 \h </w:instrText>
+          <w:instrText xml:space="preserve"> PAGEREF _Toc225245271 \h </w:instrText>
         </w:r>
         <w:r>
           <w:rPr>
@@ -7553,7 +7931,152 @@
             <w:noProof/>
             <w:webHidden/>
           </w:rPr>
-          <w:t>25</w:t>
+          <w:t>28</w:t>
+        </w:r>
+        <w:r>
+          <w:rPr>
+            <w:noProof/>
+            <w:webHidden/>
+          </w:rPr>
+          <w:fldChar w:fldCharType="end"/>
+        </w:r>
+      </w:hyperlink>
+    </w:p>
+    <w:p>
+      <w:pPr>
+        <w:pStyle w:val="TOC3"/>
+        <w:rPr>
+          <w:rFonts w:asciiTheme="minorHAnsi" w:eastAsiaTheme="minorEastAsia" w:hAnsiTheme="minorHAnsi"/>
+          <w:noProof/>
+          <w:lang w:val="en-US"/>
+        </w:rPr>
+      </w:pPr>
+      <w:hyperlink w:anchor="_Toc225245272" w:history="1">
+        <w:r>
+          <w:rPr>
+            <w:rStyle w:val="Hyperlink"/>
+            <w:noProof/>
+            <w:lang w:val="en-US"/>
+          </w:rPr>
+          <w:t xml:space="preserve">4.2.2 Hasil Pengujian </w:t>
+        </w:r>
+        <w:r>
+          <w:rPr>
+            <w:rStyle w:val="Hyperlink"/>
+            <w:i/>
+            <w:noProof/>
+            <w:lang w:val="en-US"/>
+          </w:rPr>
+          <w:t>Usability Testing</w:t>
+        </w:r>
+        <w:r>
+          <w:rPr>
+            <w:noProof/>
+            <w:webHidden/>
+          </w:rPr>
+          <w:tab/>
+        </w:r>
+        <w:r>
+          <w:rPr>
+            <w:noProof/>
+            <w:webHidden/>
+          </w:rPr>
+          <w:fldChar w:fldCharType="begin"/>
+        </w:r>
+        <w:r>
+          <w:rPr>
+            <w:noProof/>
+            <w:webHidden/>
+          </w:rPr>
+          <w:instrText xml:space="preserve"> PAGEREF _Toc225245272 \h </w:instrText>
+        </w:r>
+        <w:r>
+          <w:rPr>
+            <w:noProof/>
+            <w:webHidden/>
+          </w:rPr>
+        </w:r>
+        <w:r>
+          <w:rPr>
+            <w:noProof/>
+            <w:webHidden/>
+          </w:rPr>
+          <w:fldChar w:fldCharType="separate"/>
+        </w:r>
+        <w:r>
+          <w:rPr>
+            <w:noProof/>
+            <w:webHidden/>
+          </w:rPr>
+          <w:t>28</w:t>
+        </w:r>
+        <w:r>
+          <w:rPr>
+            <w:noProof/>
+            <w:webHidden/>
+          </w:rPr>
+          <w:fldChar w:fldCharType="end"/>
+        </w:r>
+      </w:hyperlink>
+    </w:p>
+    <w:p>
+      <w:pPr>
+        <w:pStyle w:val="TOC3"/>
+        <w:rPr>
+          <w:rFonts w:asciiTheme="minorHAnsi" w:eastAsiaTheme="minorEastAsia" w:hAnsiTheme="minorHAnsi"/>
+          <w:noProof/>
+          <w:lang w:val="en-US"/>
+        </w:rPr>
+      </w:pPr>
+      <w:hyperlink w:anchor="_Toc225245273" w:history="1">
+        <w:r>
+          <w:rPr>
+            <w:rStyle w:val="Hyperlink"/>
+            <w:noProof/>
+            <w:lang w:val="en-US"/>
+          </w:rPr>
+          <w:t>4.2.3 Hasil Validasi Fungsi Deskriptif Gemini AI</w:t>
+        </w:r>
+        <w:r>
+          <w:rPr>
+            <w:noProof/>
+            <w:webHidden/>
+          </w:rPr>
+          <w:tab/>
+        </w:r>
+        <w:r>
+          <w:rPr>
+            <w:noProof/>
+            <w:webHidden/>
+          </w:rPr>
+          <w:fldChar w:fldCharType="begin"/>
+        </w:r>
+        <w:r>
+          <w:rPr>
+            <w:noProof/>
+            <w:webHidden/>
+          </w:rPr>
+          <w:instrText xml:space="preserve"> PAGEREF _Toc225245273 \h </w:instrText>
+        </w:r>
+        <w:r>
+          <w:rPr>
+            <w:noProof/>
+            <w:webHidden/>
+          </w:rPr>
+        </w:r>
+        <w:r>
+          <w:rPr>
+            <w:noProof/>
+            <w:webHidden/>
+          </w:rPr>
+          <w:fldChar w:fldCharType="separate"/>
+        </w:r>
+        <w:r>
+          <w:rPr>
+            <w:noProof/>
+            <w:webHidden/>
+          </w:rPr>
+          <w:t>28</w:t>
         </w:r>
         <w:r>
           <w:rPr>
@@ -7576,7 +8099,7 @@
           <w:lang w:val="en-US"/>
         </w:rPr>
       </w:pPr>
-      <w:hyperlink w:anchor="_Toc222407827" w:history="1">
+      <w:hyperlink w:anchor="_Toc225245274" w:history="1">
         <w:r>
           <w:rPr>
             <w:rStyle w:val="Hyperlink"/>
@@ -7604,7 +8127,7 @@
             <w:noProof/>
             <w:webHidden/>
           </w:rPr>
-          <w:instrText xml:space="preserve"> PAGEREF _Toc222407827 \h </w:instrText>
+          <w:instrText xml:space="preserve"> PAGEREF _Toc225245274 \h </w:instrText>
         </w:r>
         <w:r>
           <w:rPr>
@@ -7624,7 +8147,7 @@
             <w:noProof/>
             <w:webHidden/>
           </w:rPr>
-          <w:t>26</w:t>
+          <w:t>30</w:t>
         </w:r>
         <w:r>
           <w:rPr>
@@ -7647,12 +8170,11 @@
           <w:lang w:val="en-US"/>
         </w:rPr>
       </w:pPr>
-      <w:hyperlink w:anchor="_Toc222407828" w:history="1">
+      <w:hyperlink w:anchor="_Toc225245275" w:history="1">
         <w:r>
           <w:rPr>
             <w:rStyle w:val="Hyperlink"/>
             <w:noProof/>
-            <w:lang w:val="en-US"/>
           </w:rPr>
           <w:t>5.1 Kesimpulan</w:t>
         </w:r>
@@ -7675,7 +8197,7 @@
             <w:noProof/>
             <w:webHidden/>
           </w:rPr>
-          <w:instrText xml:space="preserve"> PAGEREF _Toc222407828 \h </w:instrText>
+          <w:instrText xml:space="preserve"> PAGEREF _Toc225245275 \h </w:instrText>
         </w:r>
         <w:r>
           <w:rPr>
@@ -7695,7 +8217,7 @@
             <w:noProof/>
             <w:webHidden/>
           </w:rPr>
-          <w:t>26</w:t>
+          <w:t>30</w:t>
         </w:r>
         <w:r>
           <w:rPr>
@@ -7718,12 +8240,11 @@
           <w:lang w:val="en-US"/>
         </w:rPr>
       </w:pPr>
-      <w:hyperlink w:anchor="_Toc222407829" w:history="1">
+      <w:hyperlink w:anchor="_Toc225245276" w:history="1">
         <w:r>
           <w:rPr>
             <w:rStyle w:val="Hyperlink"/>
             <w:noProof/>
-            <w:lang w:val="en-US"/>
           </w:rPr>
           <w:t>5.2 Saran</w:t>
         </w:r>
@@ -7746,7 +8267,7 @@
             <w:noProof/>
             <w:webHidden/>
           </w:rPr>
-          <w:instrText xml:space="preserve"> PAGEREF _Toc222407829 \h </w:instrText>
+          <w:instrText xml:space="preserve"> PAGEREF _Toc225245276 \h </w:instrText>
         </w:r>
         <w:r>
           <w:rPr>
@@ -7766,7 +8287,7 @@
             <w:noProof/>
             <w:webHidden/>
           </w:rPr>
-          <w:t>26</w:t>
+          <w:t>30</w:t>
         </w:r>
         <w:r>
           <w:rPr>
@@ -7789,7 +8310,7 @@
           <w:lang w:val="en-US"/>
         </w:rPr>
       </w:pPr>
-      <w:hyperlink w:anchor="_Toc222407830" w:history="1">
+      <w:hyperlink w:anchor="_Toc225245277" w:history="1">
         <w:r>
           <w:rPr>
             <w:rStyle w:val="Hyperlink"/>
@@ -7816,7 +8337,7 @@
             <w:noProof/>
             <w:webHidden/>
           </w:rPr>
-          <w:instrText xml:space="preserve"> PAGEREF _Toc222407830 \h </w:instrText>
+          <w:instrText xml:space="preserve"> PAGEREF _Toc225245277 \h </w:instrText>
         </w:r>
         <w:r>
           <w:rPr>
@@ -7836,7 +8357,7 @@
             <w:noProof/>
             <w:webHidden/>
           </w:rPr>
-          <w:t>27</w:t>
+          <w:t>32</w:t>
         </w:r>
         <w:r>
           <w:rPr>
@@ -7848,6 +8369,77 @@
       </w:hyperlink>
     </w:p>
     <w:p>
+      <w:pPr>
+        <w:pStyle w:val="TOC1"/>
+        <w:tabs>
+          <w:tab w:val="right" w:leader="dot" w:pos="7927"/>
+        </w:tabs>
+        <w:rPr>
+          <w:rFonts w:asciiTheme="minorHAnsi" w:eastAsiaTheme="minorEastAsia" w:hAnsiTheme="minorHAnsi"/>
+          <w:noProof/>
+          <w:lang w:val="en-US"/>
+        </w:rPr>
+      </w:pPr>
+      <w:hyperlink w:anchor="_Toc225245278" w:history="1">
+        <w:r>
+          <w:rPr>
+            <w:rStyle w:val="Hyperlink"/>
+            <w:noProof/>
+            <w:lang w:val="en-US"/>
+          </w:rPr>
+          <w:t>LAMPIRAN</w:t>
+        </w:r>
+        <w:r>
+          <w:rPr>
+            <w:noProof/>
+            <w:webHidden/>
+          </w:rPr>
+          <w:tab/>
+        </w:r>
+        <w:r>
+          <w:rPr>
+            <w:noProof/>
+            <w:webHidden/>
+          </w:rPr>
+          <w:fldChar w:fldCharType="begin"/>
+        </w:r>
+        <w:r>
+          <w:rPr>
+            <w:noProof/>
+            <w:webHidden/>
+          </w:rPr>
+          <w:instrText xml:space="preserve"> PAGEREF _Toc225245278 \h </w:instrText>
+        </w:r>
+        <w:r>
+          <w:rPr>
+            <w:noProof/>
+            <w:webHidden/>
+          </w:rPr>
+        </w:r>
+        <w:r>
+          <w:rPr>
+            <w:noProof/>
+            <w:webHidden/>
+          </w:rPr>
+          <w:fldChar w:fldCharType="separate"/>
+        </w:r>
+        <w:r>
+          <w:rPr>
+            <w:noProof/>
+            <w:webHidden/>
+          </w:rPr>
+          <w:t>34</w:t>
+        </w:r>
+        <w:r>
+          <w:rPr>
+            <w:noProof/>
+            <w:webHidden/>
+          </w:rPr>
+          <w:fldChar w:fldCharType="end"/>
+        </w:r>
+      </w:hyperlink>
+    </w:p>
+    <w:p>
       <w:r>
         <w:fldChar w:fldCharType="end"/>
       </w:r>
@@ -7859,14 +8451,14 @@
       <w:pPr>
         <w:pStyle w:val="Heading1"/>
       </w:pPr>
-      <w:bookmarkStart w:id="14" w:name="_Toc75025327"/>
-      <w:bookmarkStart w:id="15" w:name="_Toc222407798"/>
+      <w:bookmarkStart w:id="15" w:name="_Toc75025327"/>
+      <w:bookmarkStart w:id="16" w:name="_Toc225245237"/>
       <w:r>
         <w:lastRenderedPageBreak/>
         <w:t>DAFTAR GAMBAR</w:t>
       </w:r>
-      <w:bookmarkEnd w:id="14"/>
       <w:bookmarkEnd w:id="15"/>
+      <w:bookmarkEnd w:id="16"/>
     </w:p>
     <w:p>
       <w:pPr>
@@ -8290,25 +8882,7 @@
             <w:noProof/>
             <w:lang w:val="en-US"/>
           </w:rPr>
-          <w:t>High Fide</w:t>
-        </w:r>
-        <w:r>
-          <w:rPr>
-            <w:rStyle w:val="Hyperlink"/>
-            <w:i/>
-            <w:noProof/>
-            <w:lang w:val="en-US"/>
-          </w:rPr>
-          <w:t>l</w:t>
-        </w:r>
-        <w:r>
-          <w:rPr>
-            <w:rStyle w:val="Hyperlink"/>
-            <w:i/>
-            <w:noProof/>
-            <w:lang w:val="en-US"/>
-          </w:rPr>
-          <w:t>ity Prototype</w:t>
+          <w:t>High Fidelity Prototype</w:t>
         </w:r>
         <w:r>
           <w:rPr>
@@ -8385,14 +8959,14 @@
       <w:pPr>
         <w:pStyle w:val="Heading1"/>
       </w:pPr>
-      <w:bookmarkStart w:id="16" w:name="_Toc75025328"/>
-      <w:bookmarkStart w:id="17" w:name="_Toc222407799"/>
+      <w:bookmarkStart w:id="17" w:name="_Toc75025328"/>
+      <w:bookmarkStart w:id="18" w:name="_Toc225245238"/>
       <w:r>
         <w:lastRenderedPageBreak/>
         <w:t>DAFTAR TABEL</w:t>
       </w:r>
-      <w:bookmarkEnd w:id="16"/>
       <w:bookmarkEnd w:id="17"/>
+      <w:bookmarkEnd w:id="18"/>
     </w:p>
     <w:p>
       <w:pPr>
@@ -8984,16 +9558,16 @@
           <w:lang w:val="en-US"/>
         </w:rPr>
       </w:pPr>
-      <w:bookmarkStart w:id="18" w:name="_Toc106280390"/>
-      <w:bookmarkStart w:id="19" w:name="_Toc137038228"/>
-      <w:bookmarkStart w:id="20" w:name="_Toc222407800"/>
+      <w:bookmarkStart w:id="19" w:name="_Toc106280390"/>
+      <w:bookmarkStart w:id="20" w:name="_Toc137038228"/>
+      <w:bookmarkStart w:id="21" w:name="_Toc225245239"/>
       <w:r>
         <w:lastRenderedPageBreak/>
         <w:t>ABSTRAK</w:t>
       </w:r>
-      <w:bookmarkEnd w:id="18"/>
       <w:bookmarkEnd w:id="19"/>
       <w:bookmarkEnd w:id="20"/>
+      <w:bookmarkEnd w:id="21"/>
     </w:p>
     <w:p>
       <w:pPr>
@@ -9275,16 +9849,16 @@
           <w:lang w:val="en-US"/>
         </w:rPr>
       </w:pPr>
-      <w:bookmarkStart w:id="21" w:name="_Toc106280391"/>
-      <w:bookmarkStart w:id="22" w:name="_Toc137038229"/>
-      <w:bookmarkStart w:id="23" w:name="_Toc222407801"/>
+      <w:bookmarkStart w:id="22" w:name="_Toc106280391"/>
+      <w:bookmarkStart w:id="23" w:name="_Toc137038229"/>
+      <w:bookmarkStart w:id="24" w:name="_Toc225245240"/>
       <w:r>
         <w:lastRenderedPageBreak/>
         <w:t>ABSTRACT</w:t>
       </w:r>
-      <w:bookmarkEnd w:id="21"/>
       <w:bookmarkEnd w:id="22"/>
       <w:bookmarkEnd w:id="23"/>
+      <w:bookmarkEnd w:id="24"/>
     </w:p>
     <w:p>
       <w:pPr>
@@ -9397,26 +9971,26 @@
       <w:pPr>
         <w:pStyle w:val="Heading1"/>
       </w:pPr>
-      <w:bookmarkStart w:id="24" w:name="_Toc75025329"/>
-      <w:bookmarkStart w:id="25" w:name="_Toc222407802"/>
+      <w:bookmarkStart w:id="25" w:name="_Toc75025329"/>
+      <w:bookmarkStart w:id="26" w:name="_Toc225245241"/>
       <w:r>
         <w:lastRenderedPageBreak/>
         <w:t>BAB 1 PENDAHULUAN</w:t>
       </w:r>
-      <w:bookmarkEnd w:id="24"/>
       <w:bookmarkEnd w:id="25"/>
+      <w:bookmarkEnd w:id="26"/>
     </w:p>
     <w:p>
       <w:pPr>
         <w:pStyle w:val="Heading2"/>
       </w:pPr>
-      <w:bookmarkStart w:id="26" w:name="_Toc75025330"/>
-      <w:bookmarkStart w:id="27" w:name="_Toc222407803"/>
+      <w:bookmarkStart w:id="27" w:name="_Toc75025330"/>
+      <w:bookmarkStart w:id="28" w:name="_Toc225245242"/>
       <w:r>
         <w:t>1.1 Latar Belakang</w:t>
       </w:r>
-      <w:bookmarkEnd w:id="26"/>
       <w:bookmarkEnd w:id="27"/>
+      <w:bookmarkEnd w:id="28"/>
     </w:p>
     <w:p>
       <w:pPr>
@@ -10201,13 +10775,13 @@
       <w:pPr>
         <w:pStyle w:val="Heading2"/>
       </w:pPr>
-      <w:bookmarkStart w:id="28" w:name="_Toc75025331"/>
-      <w:bookmarkStart w:id="29" w:name="_Toc222407804"/>
+      <w:bookmarkStart w:id="29" w:name="_Toc75025331"/>
+      <w:bookmarkStart w:id="30" w:name="_Toc225245243"/>
       <w:r>
         <w:t>1.2 Rumusan Masalah</w:t>
       </w:r>
-      <w:bookmarkEnd w:id="28"/>
       <w:bookmarkEnd w:id="29"/>
+      <w:bookmarkEnd w:id="30"/>
     </w:p>
     <w:p>
       <w:pPr>
@@ -10354,13 +10928,13 @@
       <w:pPr>
         <w:pStyle w:val="Heading2"/>
       </w:pPr>
-      <w:bookmarkStart w:id="30" w:name="_Toc75025333"/>
-      <w:bookmarkStart w:id="31" w:name="_Toc222407805"/>
+      <w:bookmarkStart w:id="31" w:name="_Toc75025333"/>
+      <w:bookmarkStart w:id="32" w:name="_Toc225245244"/>
       <w:r>
         <w:t>1.3 Tujuan Penelitian</w:t>
       </w:r>
-      <w:bookmarkEnd w:id="30"/>
       <w:bookmarkEnd w:id="31"/>
+      <w:bookmarkEnd w:id="32"/>
     </w:p>
     <w:p>
       <w:pPr>
@@ -10551,11 +11125,11 @@
       <w:pPr>
         <w:pStyle w:val="Heading2"/>
       </w:pPr>
-      <w:bookmarkStart w:id="32" w:name="_Toc222407806"/>
+      <w:bookmarkStart w:id="33" w:name="_Toc225245245"/>
       <w:r>
         <w:t>1.4 Manfaat Penelitian</w:t>
       </w:r>
-      <w:bookmarkEnd w:id="32"/>
+      <w:bookmarkEnd w:id="33"/>
     </w:p>
     <w:p>
       <w:pPr>
@@ -10610,11 +11184,11 @@
       <w:pPr>
         <w:pStyle w:val="Heading2"/>
       </w:pPr>
-      <w:bookmarkStart w:id="33" w:name="_Toc222407807"/>
+      <w:bookmarkStart w:id="34" w:name="_Toc225245246"/>
       <w:r>
         <w:t>1.5 Batasan Masalah</w:t>
       </w:r>
-      <w:bookmarkEnd w:id="33"/>
+      <w:bookmarkEnd w:id="34"/>
     </w:p>
     <w:p>
       <w:pPr>
@@ -10874,28 +11448,22 @@
       <w:pPr>
         <w:pStyle w:val="Heading1"/>
       </w:pPr>
-      <w:bookmarkStart w:id="34" w:name="_Toc222407808"/>
+      <w:bookmarkStart w:id="35" w:name="_Toc225245247"/>
       <w:r>
         <w:lastRenderedPageBreak/>
         <w:t>BAB 2 TINJAUAN PUSTAKA</w:t>
       </w:r>
-      <w:bookmarkEnd w:id="34"/>
+      <w:bookmarkEnd w:id="35"/>
     </w:p>
     <w:p>
       <w:pPr>
         <w:pStyle w:val="Heading2"/>
-        <w:rPr>
-          <w:lang w:val="en-US"/>
-        </w:rPr>
-      </w:pPr>
-      <w:bookmarkStart w:id="35" w:name="_Toc222407809"/>
-      <w:r>
-        <w:rPr>
-          <w:lang w:val="en-US"/>
-        </w:rPr>
+      </w:pPr>
+      <w:bookmarkStart w:id="36" w:name="_Toc225245248"/>
+      <w:r>
         <w:t>2.1 Deskripsi Masalah</w:t>
       </w:r>
-      <w:bookmarkEnd w:id="35"/>
+      <w:bookmarkEnd w:id="36"/>
     </w:p>
     <w:p>
       <w:pPr>
@@ -11392,18 +11960,12 @@
     <w:p>
       <w:pPr>
         <w:pStyle w:val="Heading2"/>
-        <w:rPr>
-          <w:lang w:val="en-US"/>
-        </w:rPr>
-      </w:pPr>
-      <w:bookmarkStart w:id="36" w:name="_Toc222407810"/>
-      <w:r>
-        <w:rPr>
-          <w:lang w:val="en-US"/>
-        </w:rPr>
+      </w:pPr>
+      <w:bookmarkStart w:id="37" w:name="_Toc225245249"/>
+      <w:r>
         <w:t>2.2 Metode Pendekatan Masalah</w:t>
       </w:r>
-      <w:bookmarkEnd w:id="36"/>
+      <w:bookmarkEnd w:id="37"/>
     </w:p>
     <w:p>
       <w:pPr>
@@ -12110,19 +12672,13 @@
     <w:p>
       <w:pPr>
         <w:pStyle w:val="Heading2"/>
-        <w:rPr>
-          <w:lang w:val="en-US"/>
-        </w:rPr>
-      </w:pPr>
-      <w:bookmarkStart w:id="37" w:name="_Toc222407811"/>
-      <w:r>
-        <w:rPr>
-          <w:lang w:val="en-US"/>
-        </w:rPr>
+      </w:pPr>
+      <w:bookmarkStart w:id="38" w:name="_Toc225245250"/>
+      <w:r>
         <w:lastRenderedPageBreak/>
         <w:t>2.3 Teknologi dan Tools Pendukung Pembuatan Solusi</w:t>
       </w:r>
-      <w:bookmarkEnd w:id="37"/>
+      <w:bookmarkEnd w:id="38"/>
     </w:p>
     <w:p>
       <w:pPr>
@@ -14465,18 +15021,12 @@
     <w:p>
       <w:pPr>
         <w:pStyle w:val="Heading2"/>
-        <w:rPr>
-          <w:lang w:val="en-US"/>
-        </w:rPr>
-      </w:pPr>
-      <w:bookmarkStart w:id="38" w:name="_Toc222407812"/>
-      <w:r>
-        <w:rPr>
-          <w:lang w:val="en-US"/>
-        </w:rPr>
+      </w:pPr>
+      <w:bookmarkStart w:id="39" w:name="_Toc225245251"/>
+      <w:r>
         <w:t>2.4 Metode Evaluasi dan Validasi Solusi</w:t>
       </w:r>
-      <w:bookmarkEnd w:id="38"/>
+      <w:bookmarkEnd w:id="39"/>
     </w:p>
     <w:p>
       <w:pPr>
@@ -15032,26 +15582,15 @@
     <w:p>
       <w:pPr>
         <w:pStyle w:val="Heading2"/>
-        <w:rPr>
-          <w:i/>
-          <w:lang w:val="en-US"/>
-        </w:rPr>
-      </w:pPr>
-      <w:bookmarkStart w:id="39" w:name="_Toc222407813"/>
-      <w:r>
-        <w:rPr>
-          <w:lang w:val="en-US"/>
-        </w:rPr>
+      </w:pPr>
+      <w:bookmarkStart w:id="40" w:name="_Toc225245252"/>
+      <w:r>
         <w:t xml:space="preserve">2.5 </w:t>
       </w:r>
       <w:r>
-        <w:rPr>
-          <w:i/>
-          <w:lang w:val="en-US"/>
-        </w:rPr>
         <w:t>State of The Art</w:t>
       </w:r>
-      <w:bookmarkEnd w:id="39"/>
+      <w:bookmarkEnd w:id="40"/>
     </w:p>
     <w:p>
       <w:pPr>
@@ -15112,7 +15651,7 @@
           <w:lang w:val="en-US"/>
         </w:rPr>
       </w:pPr>
-      <w:bookmarkStart w:id="40" w:name="_Toc221665233"/>
+      <w:bookmarkStart w:id="41" w:name="_Toc221665233"/>
       <w:r>
         <w:t xml:space="preserve">Tabel </w:t>
       </w:r>
@@ -15162,7 +15701,7 @@
         </w:rPr>
         <w:t>State of The Art</w:t>
       </w:r>
-      <w:bookmarkEnd w:id="40"/>
+      <w:bookmarkEnd w:id="41"/>
     </w:p>
     <w:tbl>
       <w:tblPr>
@@ -16301,31 +16840,25 @@
       <w:pPr>
         <w:pStyle w:val="Heading1"/>
       </w:pPr>
-      <w:bookmarkStart w:id="41" w:name="_Toc222407814"/>
+      <w:bookmarkStart w:id="42" w:name="_Toc225245253"/>
       <w:r>
         <w:lastRenderedPageBreak/>
         <w:t>BAB 3 METODE PENELITIAN</w:t>
       </w:r>
-      <w:bookmarkEnd w:id="41"/>
+      <w:bookmarkEnd w:id="42"/>
     </w:p>
     <w:p>
       <w:pPr>
         <w:pStyle w:val="Heading2"/>
-        <w:rPr>
-          <w:lang w:val="en-US"/>
-        </w:rPr>
-      </w:pPr>
-      <w:bookmarkStart w:id="42" w:name="_Toc222407815"/>
+      </w:pPr>
+      <w:bookmarkStart w:id="43" w:name="_Toc225245254"/>
       <w:r>
         <w:t xml:space="preserve">3.1 </w:t>
       </w:r>
       <w:r>
-        <w:rPr>
-          <w:lang w:val="en-US"/>
-        </w:rPr>
         <w:t>Jadwal, Lokasi, dan Alur Penelitian</w:t>
       </w:r>
-      <w:bookmarkEnd w:id="42"/>
+      <w:bookmarkEnd w:id="43"/>
     </w:p>
     <w:p>
       <w:pPr>
@@ -16403,7 +16936,7 @@
       <w:pPr>
         <w:pStyle w:val="Caption"/>
       </w:pPr>
-      <w:bookmarkStart w:id="43" w:name="_Toc221665234"/>
+      <w:bookmarkStart w:id="44" w:name="_Toc221665234"/>
       <w:r>
         <w:t xml:space="preserve">Tabel </w:t>
       </w:r>
@@ -16446,7 +16979,7 @@
       <w:r>
         <w:t>. Jadwal Pelaksanaan Penelitian</w:t>
       </w:r>
-      <w:bookmarkEnd w:id="43"/>
+      <w:bookmarkEnd w:id="44"/>
     </w:p>
     <w:tbl>
       <w:tblPr>
@@ -18216,7 +18749,7 @@
           <w:lang w:val="en-US"/>
         </w:rPr>
       </w:pPr>
-      <w:bookmarkStart w:id="44" w:name="_Toc225156106"/>
+      <w:bookmarkStart w:id="45" w:name="_Toc225156106"/>
       <w:r>
         <w:t xml:space="preserve">Gambar </w:t>
       </w:r>
@@ -18263,7 +18796,7 @@
         </w:rPr>
         <w:t>. Alur Penelitian</w:t>
       </w:r>
-      <w:bookmarkEnd w:id="44"/>
+      <w:bookmarkEnd w:id="45"/>
     </w:p>
     <w:p>
       <w:pPr>
@@ -18399,21 +18932,15 @@
     <w:p>
       <w:pPr>
         <w:pStyle w:val="Heading2"/>
-        <w:rPr>
-          <w:lang w:val="en-US"/>
-        </w:rPr>
-      </w:pPr>
-      <w:bookmarkStart w:id="45" w:name="_Toc222407816"/>
+      </w:pPr>
+      <w:bookmarkStart w:id="46" w:name="_Toc225245255"/>
       <w:r>
         <w:t xml:space="preserve">3.2 Gambaran Besar </w:t>
       </w:r>
       <w:r>
-        <w:rPr>
-          <w:lang w:val="en-US"/>
-        </w:rPr>
         <w:t>Solusi</w:t>
       </w:r>
-      <w:bookmarkEnd w:id="45"/>
+      <w:bookmarkEnd w:id="46"/>
     </w:p>
     <w:p>
       <w:pPr>
@@ -18535,7 +19062,7 @@
           <w:lang w:val="en-US"/>
         </w:rPr>
       </w:pPr>
-      <w:bookmarkStart w:id="46" w:name="_Toc225156107"/>
+      <w:bookmarkStart w:id="47" w:name="_Toc225156107"/>
       <w:r>
         <w:t xml:space="preserve">Gambar </w:t>
       </w:r>
@@ -18592,7 +19119,7 @@
         </w:rPr>
         <w:t>mode offline</w:t>
       </w:r>
-      <w:bookmarkEnd w:id="46"/>
+      <w:bookmarkEnd w:id="47"/>
     </w:p>
     <w:p>
       <w:pPr>
@@ -18713,7 +19240,7 @@
           <w:lang w:val="en-US"/>
         </w:rPr>
       </w:pPr>
-      <w:bookmarkStart w:id="47" w:name="_Toc225156108"/>
+      <w:bookmarkStart w:id="48" w:name="_Toc225156108"/>
       <w:r>
         <w:rPr>
           <w:noProof/>
@@ -18839,7 +19366,7 @@
         </w:rPr>
         <w:t>mode online</w:t>
       </w:r>
-      <w:bookmarkEnd w:id="47"/>
+      <w:bookmarkEnd w:id="48"/>
     </w:p>
     <w:p>
       <w:pPr>
@@ -19333,21 +19860,15 @@
     <w:p>
       <w:pPr>
         <w:pStyle w:val="Heading2"/>
-        <w:rPr>
-          <w:lang w:val="en-US"/>
-        </w:rPr>
-      </w:pPr>
-      <w:bookmarkStart w:id="48" w:name="_Toc222407817"/>
+      </w:pPr>
+      <w:bookmarkStart w:id="49" w:name="_Toc225245256"/>
       <w:r>
         <w:t xml:space="preserve">3.3 </w:t>
       </w:r>
       <w:r>
-        <w:rPr>
-          <w:lang w:val="en-US"/>
-        </w:rPr>
         <w:t>Tata Cara Implementasi Solusi</w:t>
       </w:r>
-      <w:bookmarkEnd w:id="48"/>
+      <w:bookmarkEnd w:id="49"/>
     </w:p>
     <w:p>
       <w:pPr>
@@ -19450,14 +19971,14 @@
           <w:lang w:val="en-US"/>
         </w:rPr>
       </w:pPr>
-      <w:bookmarkStart w:id="49" w:name="_Toc222407818"/>
+      <w:bookmarkStart w:id="50" w:name="_Toc225245257"/>
       <w:r>
         <w:rPr>
           <w:lang w:val="en-US"/>
         </w:rPr>
         <w:t>3.3.1 Tahap Perencanaan</w:t>
       </w:r>
-      <w:bookmarkEnd w:id="49"/>
+      <w:bookmarkEnd w:id="50"/>
     </w:p>
     <w:p>
       <w:pPr>
@@ -19541,7 +20062,7 @@
         <w:ind w:firstLine="709"/>
         <w:jc w:val="both"/>
       </w:pPr>
-      <w:bookmarkStart w:id="50" w:name="_Toc222407819"/>
+      <w:bookmarkStart w:id="51" w:name="_Toc225245258"/>
       <w:r>
         <w:rPr>
           <w:rFonts w:cs="Arial"/>
@@ -19550,7 +20071,7 @@
         <w:lastRenderedPageBreak/>
         <w:t>3.3.2 Tahap Perancangan</w:t>
       </w:r>
-      <w:bookmarkEnd w:id="50"/>
+      <w:bookmarkEnd w:id="51"/>
     </w:p>
     <w:p>
       <w:pPr>
@@ -19732,7 +20253,7 @@
         <w:ind w:firstLine="720"/>
         <w:jc w:val="both"/>
       </w:pPr>
-      <w:bookmarkStart w:id="51" w:name="_Toc222407820"/>
+      <w:bookmarkStart w:id="52" w:name="_Toc225245259"/>
       <w:r>
         <w:rPr>
           <w:rFonts w:cs="Arial"/>
@@ -19740,7 +20261,7 @@
         </w:rPr>
         <w:t>3.3.3 Tahap Implementasi Sistem</w:t>
       </w:r>
-      <w:bookmarkEnd w:id="51"/>
+      <w:bookmarkEnd w:id="52"/>
     </w:p>
     <w:p>
       <w:pPr>
@@ -19942,7 +20463,7 @@
         <w:ind w:left="720"/>
         <w:jc w:val="both"/>
       </w:pPr>
-      <w:bookmarkStart w:id="52" w:name="_Toc222407821"/>
+      <w:bookmarkStart w:id="53" w:name="_Toc225245260"/>
       <w:r>
         <w:rPr>
           <w:rFonts w:cs="Arial"/>
@@ -19950,7 +20471,7 @@
         </w:rPr>
         <w:t>3.3.4 Tahap Pengujian dan Evaluasi</w:t>
       </w:r>
-      <w:bookmarkEnd w:id="52"/>
+      <w:bookmarkEnd w:id="53"/>
     </w:p>
     <w:p>
       <w:pPr>
@@ -20105,7 +20626,7 @@
           <w:lang w:val="en-US"/>
         </w:rPr>
       </w:pPr>
-      <w:bookmarkStart w:id="53" w:name="_Toc221665235"/>
+      <w:bookmarkStart w:id="54" w:name="_Toc221665235"/>
       <w:r>
         <w:lastRenderedPageBreak/>
         <w:t xml:space="preserve">Tabel </w:t>
@@ -20155,7 +20676,7 @@
         </w:rPr>
         <w:t>Contoh data</w:t>
       </w:r>
-      <w:bookmarkEnd w:id="53"/>
+      <w:bookmarkEnd w:id="54"/>
     </w:p>
     <w:tbl>
       <w:tblPr>
@@ -21298,7 +21819,7 @@
           <w:rFonts w:ascii="Times New Roman" w:hAnsi="Times New Roman"/>
         </w:rPr>
       </w:pPr>
-      <w:bookmarkStart w:id="54" w:name="_Toc222407822"/>
+      <w:bookmarkStart w:id="55" w:name="_Toc225245261"/>
       <w:r>
         <w:rPr>
           <w:rFonts w:cs="Arial"/>
@@ -21306,7 +21827,7 @@
         </w:rPr>
         <w:t>3.3.5 Tahap Revisi dan Deploy</w:t>
       </w:r>
-      <w:bookmarkEnd w:id="54"/>
+      <w:bookmarkEnd w:id="55"/>
     </w:p>
     <w:p>
       <w:pPr>
@@ -21448,22 +21969,16 @@
     <w:p>
       <w:pPr>
         <w:pStyle w:val="Heading2"/>
-        <w:jc w:val="both"/>
         <w:rPr>
           <w:rFonts w:ascii="Times New Roman" w:hAnsi="Times New Roman"/>
         </w:rPr>
       </w:pPr>
-      <w:bookmarkStart w:id="55" w:name="_Toc222407823"/>
-      <w:r>
-        <w:rPr>
-          <w:rFonts w:cs="Arial"/>
-          <w:color w:val="000000"/>
-          <w:szCs w:val="22"/>
-        </w:rPr>
+      <w:bookmarkStart w:id="56" w:name="_Toc225245262"/>
+      <w:r>
         <w:lastRenderedPageBreak/>
         <w:t>3.4 Tata Cara Evaluasi dan Validasi Solusi</w:t>
       </w:r>
-      <w:bookmarkEnd w:id="55"/>
+      <w:bookmarkEnd w:id="56"/>
     </w:p>
     <w:p>
       <w:pPr>
@@ -22135,7 +22650,7 @@
           <w:lang w:val="en-US"/>
         </w:rPr>
       </w:pPr>
-      <w:bookmarkStart w:id="56" w:name="_Toc221665236"/>
+      <w:bookmarkStart w:id="57" w:name="_Toc221665236"/>
       <w:r>
         <w:t xml:space="preserve">Tabel </w:t>
       </w:r>
@@ -22184,7 +22699,7 @@
         </w:rPr>
         <w:t>Detail skala penelitian</w:t>
       </w:r>
-      <w:bookmarkEnd w:id="56"/>
+      <w:bookmarkEnd w:id="57"/>
     </w:p>
     <w:tbl>
       <w:tblPr>
@@ -22664,7 +23179,7 @@
           <w:lang w:val="en-US"/>
         </w:rPr>
       </w:pPr>
-      <w:bookmarkStart w:id="57" w:name="_Toc221665237"/>
+      <w:bookmarkStart w:id="58" w:name="_Toc221665237"/>
       <w:r>
         <w:t xml:space="preserve">Tabel </w:t>
       </w:r>
@@ -22720,7 +23235,7 @@
         </w:rPr>
         <w:t xml:space="preserve"> nilai SUS</w:t>
       </w:r>
-      <w:bookmarkEnd w:id="57"/>
+      <w:bookmarkEnd w:id="58"/>
     </w:p>
     <w:tbl>
       <w:tblPr>
@@ -24138,7 +24653,7 @@
           <w:lang w:val="en-US"/>
         </w:rPr>
       </w:pPr>
-      <w:bookmarkStart w:id="58" w:name="_Toc221665238"/>
+      <w:bookmarkStart w:id="59" w:name="_Toc221665238"/>
       <w:r>
         <w:t xml:space="preserve">Tabel </w:t>
       </w:r>
@@ -24187,7 +24702,7 @@
         </w:rPr>
         <w:t>Daftar pertanyaan SUS</w:t>
       </w:r>
-      <w:bookmarkEnd w:id="58"/>
+      <w:bookmarkEnd w:id="59"/>
     </w:p>
     <w:p>
       <w:pPr>
@@ -24843,8 +25358,8 @@
           <w:lang w:val="en-US"/>
         </w:rPr>
       </w:pPr>
-      <w:bookmarkStart w:id="59" w:name="_Toc137038247"/>
-      <w:bookmarkStart w:id="60" w:name="_Toc222407824"/>
+      <w:bookmarkStart w:id="60" w:name="_Toc137038247"/>
+      <w:bookmarkStart w:id="61" w:name="_Toc225245263"/>
       <w:r>
         <w:rPr>
           <w:lang w:val="en-US"/>
@@ -24852,26 +25367,20 @@
         <w:lastRenderedPageBreak/>
         <w:t>BAB 4. HASIL DAN PEMBAHASAN</w:t>
       </w:r>
-      <w:bookmarkEnd w:id="59"/>
       <w:bookmarkEnd w:id="60"/>
+      <w:bookmarkEnd w:id="61"/>
     </w:p>
     <w:p>
       <w:pPr>
         <w:pStyle w:val="Heading2"/>
-        <w:rPr>
-          <w:lang w:val="en-US"/>
-        </w:rPr>
-      </w:pPr>
-      <w:bookmarkStart w:id="61" w:name="_Toc137038248"/>
-      <w:bookmarkStart w:id="62" w:name="_Toc222407825"/>
-      <w:r>
-        <w:rPr>
-          <w:lang w:val="en-US"/>
-        </w:rPr>
+      </w:pPr>
+      <w:bookmarkStart w:id="62" w:name="_Toc137038248"/>
+      <w:bookmarkStart w:id="63" w:name="_Toc225245264"/>
+      <w:r>
         <w:t>4.1 Hasil Implementasi Solusi</w:t>
       </w:r>
-      <w:bookmarkEnd w:id="61"/>
       <w:bookmarkEnd w:id="62"/>
+      <w:bookmarkEnd w:id="63"/>
     </w:p>
     <w:p>
       <w:pPr>
@@ -24977,12 +25486,14 @@
           <w:lang w:val="en-US"/>
         </w:rPr>
       </w:pPr>
+      <w:bookmarkStart w:id="64" w:name="_Toc225245265"/>
       <w:r>
         <w:rPr>
           <w:lang w:val="en-US"/>
         </w:rPr>
         <w:t>4.1.1 Implementasi Tahap Perencanaan</w:t>
       </w:r>
+      <w:bookmarkEnd w:id="64"/>
     </w:p>
     <w:p>
       <w:pPr>
@@ -25076,12 +25587,14 @@
           <w:lang w:val="en-US"/>
         </w:rPr>
       </w:pPr>
+      <w:bookmarkStart w:id="65" w:name="_Toc225245266"/>
       <w:r>
         <w:rPr>
           <w:lang w:val="en-US"/>
         </w:rPr>
         <w:t>4.1.2 Implementasi Tahap Perancangan</w:t>
       </w:r>
+      <w:bookmarkEnd w:id="65"/>
     </w:p>
     <w:p>
       <w:pPr>
@@ -25114,14 +25627,7 @@
         <w:rPr>
           <w:lang w:val="en-US"/>
         </w:rPr>
-        <w:t xml:space="preserve">Pada Gambar 4.1 </w:t>
-      </w:r>
-      <w:bookmarkStart w:id="63" w:name="_GoBack"/>
-      <w:r>
-        <w:rPr>
-          <w:lang w:val="en-US"/>
-        </w:rPr>
-        <w:t xml:space="preserve">menunjukkan desain antarmuka </w:t>
+        <w:t xml:space="preserve">Pada Gambar 4.1 menunjukkan desain antarmuka </w:t>
       </w:r>
       <w:r>
         <w:rPr>
@@ -25134,14 +25640,7 @@
         <w:rPr>
           <w:lang w:val="en-US"/>
         </w:rPr>
-        <w:t xml:space="preserve"> yang awalnya sederhana kemudian dikembangkan </w:t>
-      </w:r>
-      <w:bookmarkEnd w:id="63"/>
-      <w:r>
-        <w:rPr>
-          <w:lang w:val="en-US"/>
-        </w:rPr>
-        <w:t xml:space="preserve">menjadi </w:t>
+        <w:t xml:space="preserve"> yang awalnya sederhana kemudian dikembangkan menjadi </w:t>
       </w:r>
       <w:r>
         <w:rPr>
@@ -25201,9 +25700,10 @@
           <w:lang w:val="en-US"/>
         </w:rPr>
       </w:pPr>
-      <w:bookmarkStart w:id="64" w:name="_Toc225156109"/>
-      <w:r>
-        <w:rPr>
+      <w:bookmarkStart w:id="66" w:name="_Toc225156109"/>
+      <w:r>
+        <w:rPr>
+          <w:noProof/>
           <w:lang w:val="en-US"/>
         </w:rPr>
         <w:lastRenderedPageBreak/>
@@ -25280,6 +25780,7 @@
       </w:r>
       <w:r>
         <w:rPr>
+          <w:noProof/>
           <w:lang w:val="en-US"/>
         </w:rPr>
         <w:drawing>
@@ -25358,7 +25859,7 @@
         </w:rPr>
         <w:t>Low Fidelity Prototype</w:t>
       </w:r>
-      <w:bookmarkEnd w:id="64"/>
+      <w:bookmarkEnd w:id="66"/>
     </w:p>
     <w:p>
       <w:pPr>
@@ -25368,7 +25869,7 @@
           <w:lang w:val="en-US"/>
         </w:rPr>
       </w:pPr>
-      <w:bookmarkStart w:id="65" w:name="_Toc225156110"/>
+      <w:bookmarkStart w:id="67" w:name="_Toc225156110"/>
       <w:r>
         <w:t xml:space="preserve">Gambar </w:t>
       </w:r>
@@ -25385,7 +25886,7 @@
         </w:rPr>
         <w:t>High Fidelity Prototype</w:t>
       </w:r>
-      <w:bookmarkEnd w:id="65"/>
+      <w:bookmarkEnd w:id="67"/>
       <w:r>
         <w:rPr>
           <w:i/>
@@ -25402,12 +25903,14 @@
           <w:lang w:val="en-US"/>
         </w:rPr>
       </w:pPr>
+      <w:bookmarkStart w:id="68" w:name="_Toc225245267"/>
       <w:r>
         <w:rPr>
           <w:lang w:val="en-US"/>
         </w:rPr>
         <w:t>4.1.3 Implementasi Tahap Sistem</w:t>
       </w:r>
+      <w:bookmarkEnd w:id="68"/>
     </w:p>
     <w:p>
       <w:pPr>
@@ -25529,12 +26032,14 @@
           <w:lang w:val="en-US"/>
         </w:rPr>
       </w:pPr>
+      <w:bookmarkStart w:id="69" w:name="_Toc225245268"/>
       <w:r>
         <w:rPr>
           <w:lang w:val="en-US"/>
         </w:rPr>
         <w:t>4.1.4 Implementasi Tahap Pengujian dan Evaluasi</w:t>
       </w:r>
+      <w:bookmarkEnd w:id="69"/>
     </w:p>
     <w:p>
       <w:pPr>
@@ -25676,6 +26181,7 @@
           <w:lang w:val="en-US"/>
         </w:rPr>
       </w:pPr>
+      <w:bookmarkStart w:id="70" w:name="_Toc225245269"/>
       <w:r>
         <w:rPr>
           <w:lang w:val="en-US"/>
@@ -25689,6 +26195,7 @@
         </w:rPr>
         <w:t>Deploy</w:t>
       </w:r>
+      <w:bookmarkEnd w:id="70"/>
     </w:p>
     <w:p>
       <w:pPr>
@@ -25781,17 +26288,359 @@
         <w:rPr>
           <w:lang w:val="en-US"/>
         </w:rPr>
-        <w:t xml:space="preserve"> berhasil menghasilkan sistem yang adaptif, mudah digunakan, dan sesuai dengan kebutuhan pengguna. Sistem yang dibangun mampu memberikan rekomendasi yang cukup akurat dan relevan dalam membantu pengambilan keputusan di bidang pertanian. Namun, untuk pengembangan selanjutnya, disarankan agar sistem dapat menggunakan data historis untuk meningkatkan akurasi rekomendasi, menambahkan fitur notifikasi otomatis, serta melakukan integrasi dengan lebih banyak jenis sensor agar sistem menjadi lebih komprehensif dan </w:t>
-      </w:r>
-      <w:r>
-        <w:rPr>
-          <w:i/>
-          <w:lang w:val="en-US"/>
-        </w:rPr>
-        <w:t>scalable</w:t>
-      </w:r>
-      <w:r>
-        <w:rPr>
+        <w:t xml:space="preserve"> berhasil menghasilkan sistem yang adaptif, mudah digunakan, dan sesuai dengan kebutuhan pengguna. Sistem yang dibangun mampu memberikan rekomendasi yang cukup akurat dan relevan dalam membantu pengambilan</w:t>
+      </w:r>
+      <w:r>
+        <w:rPr>
+          <w:lang w:val="en-US"/>
+        </w:rPr>
+        <w:t xml:space="preserve"> keputusan di bidang pertanian.</w:t>
+      </w:r>
+    </w:p>
+    <w:p>
+      <w:pPr>
+        <w:pStyle w:val="Heading2"/>
+      </w:pPr>
+      <w:bookmarkStart w:id="71" w:name="_Toc137038249"/>
+      <w:bookmarkStart w:id="72" w:name="_Toc225245270"/>
+      <w:r>
+        <w:t>4.2 Hasil Evaluasi dan Validasi Solusi</w:t>
+      </w:r>
+      <w:bookmarkEnd w:id="71"/>
+      <w:bookmarkEnd w:id="72"/>
+      <w:r>
+        <w:t xml:space="preserve"> </w:t>
+      </w:r>
+    </w:p>
+    <w:p>
+      <w:pPr>
+        <w:jc w:val="both"/>
+      </w:pPr>
+      <w:r>
+        <w:t xml:space="preserve">Hasil evaluasi dan validasi solusi pada penelitian ini mencakup pengujian teknis sistem, pengujian </w:t>
+      </w:r>
+      <w:r>
+        <w:rPr>
+          <w:i/>
+        </w:rPr>
+        <w:t>usability</w:t>
+      </w:r>
+      <w:r>
+        <w:t xml:space="preserve">, serta validasi fungsi deskriptif dari </w:t>
+      </w:r>
+      <w:r>
+        <w:rPr>
+          <w:i/>
+        </w:rPr>
+        <w:t>Gemini AI</w:t>
+      </w:r>
+      <w:r>
+        <w:t xml:space="preserve">. Evaluasi ini bertujuan untuk memastikan bahwa sistem yang dikembangkan tidak </w:t>
+      </w:r>
+      <w:r>
+        <w:lastRenderedPageBreak/>
+        <w:t>hanya berjalan dengan baik secara teknis, tetapi juga memberikan manfaat nyata bagi pengguna dalam konteks penge</w:t>
+      </w:r>
+      <w:r>
+        <w:t>lolaan rumah kaca hortikultura.</w:t>
+      </w:r>
+    </w:p>
+    <w:p>
+      <w:pPr>
+        <w:pStyle w:val="Heading3"/>
+        <w:ind w:firstLine="709"/>
+        <w:rPr>
+          <w:lang w:val="en-US"/>
+        </w:rPr>
+      </w:pPr>
+      <w:bookmarkStart w:id="73" w:name="_Toc225245271"/>
+      <w:r>
+        <w:rPr>
+          <w:lang w:val="en-US"/>
+        </w:rPr>
+        <w:t>4.2.1 Hasil Pengujian Teknis Sistem</w:t>
+      </w:r>
+      <w:bookmarkEnd w:id="73"/>
+    </w:p>
+    <w:p>
+      <w:pPr>
+        <w:ind w:left="709" w:firstLine="720"/>
+        <w:jc w:val="both"/>
+        <w:rPr>
+          <w:lang w:val="en-US"/>
+        </w:rPr>
+      </w:pPr>
+      <w:r>
+        <w:rPr>
+          <w:lang w:val="en-US"/>
+        </w:rPr>
+        <w:t xml:space="preserve">Pengujian teknis difokuskan pada respons antarmuka, dan kelancaran integrasi </w:t>
+      </w:r>
+      <w:r>
+        <w:rPr>
+          <w:i/>
+          <w:lang w:val="en-US"/>
+        </w:rPr>
+        <w:t>API Gemini AI</w:t>
+      </w:r>
+      <w:r>
+        <w:rPr>
+          <w:lang w:val="en-US"/>
+        </w:rPr>
+        <w:t xml:space="preserve">. Berdasarkan pengamatan selama 100 jam operasional, sistem mencatatkan waktu </w:t>
+      </w:r>
+      <w:r>
+        <w:rPr>
+          <w:i/>
+          <w:lang w:val="en-US"/>
+        </w:rPr>
+        <w:t>uptime</w:t>
+      </w:r>
+      <w:r>
+        <w:rPr>
+          <w:lang w:val="en-US"/>
+        </w:rPr>
+        <w:t xml:space="preserve"> selama 98 jam. Dengan demikian, persentase </w:t>
+      </w:r>
+      <w:r>
+        <w:rPr>
+          <w:i/>
+          <w:lang w:val="en-US"/>
+        </w:rPr>
+        <w:t>uptime</w:t>
+      </w:r>
+      <w:r>
+        <w:rPr>
+          <w:lang w:val="en-US"/>
+        </w:rPr>
+        <w:t xml:space="preserve"> sistem mencapai 98%. Angka ini telah melampaui standar keberhasilan minimal yang ditetapkan, yaitu 96%. Selain itu, integrasi </w:t>
+      </w:r>
+      <w:r>
+        <w:rPr>
+          <w:i/>
+          <w:lang w:val="en-US"/>
+        </w:rPr>
+        <w:t>API</w:t>
+      </w:r>
+      <w:r>
+        <w:rPr>
+          <w:lang w:val="en-US"/>
+        </w:rPr>
+        <w:t xml:space="preserve"> berjalan dengan stabil tanpa adanya </w:t>
+      </w:r>
+      <w:r>
+        <w:rPr>
+          <w:i/>
+          <w:lang w:val="en-US"/>
+        </w:rPr>
+        <w:t>bottleneck</w:t>
+      </w:r>
+      <w:r>
+        <w:rPr>
+          <w:lang w:val="en-US"/>
+        </w:rPr>
+        <w:t xml:space="preserve"> yang signifikan. Aliran data sensor ke dashboard </w:t>
+      </w:r>
+      <w:r>
+        <w:rPr>
+          <w:i/>
+          <w:lang w:val="en-US"/>
+        </w:rPr>
+        <w:t>Preact</w:t>
+      </w:r>
+      <w:r>
+        <w:rPr>
+          <w:lang w:val="en-US"/>
+        </w:rPr>
+        <w:t xml:space="preserve"> dan </w:t>
+      </w:r>
+      <w:r>
+        <w:rPr>
+          <w:i/>
+          <w:lang w:val="en-US"/>
+        </w:rPr>
+        <w:t>prompt</w:t>
+      </w:r>
+      <w:r>
+        <w:rPr>
+          <w:lang w:val="en-US"/>
+        </w:rPr>
+        <w:t xml:space="preserve"> ke </w:t>
+      </w:r>
+      <w:r>
+        <w:rPr>
+          <w:i/>
+          <w:lang w:val="en-US"/>
+        </w:rPr>
+        <w:t>Gemini AI</w:t>
+      </w:r>
+      <w:r>
+        <w:rPr>
+          <w:lang w:val="en-US"/>
+        </w:rPr>
+        <w:t xml:space="preserve"> memiliki </w:t>
+      </w:r>
+      <w:r>
+        <w:rPr>
+          <w:i/>
+          <w:lang w:val="en-US"/>
+        </w:rPr>
+        <w:t>response</w:t>
+      </w:r>
+      <w:r>
+        <w:rPr>
+          <w:lang w:val="en-US"/>
+        </w:rPr>
+        <w:t xml:space="preserve"> time rata </w:t>
+      </w:r>
+      <w:r>
+        <w:rPr>
+          <w:lang w:val="en-US"/>
+        </w:rPr>
+        <w:t>rata di bawah 3 detik, menunjukkan bahwa arsitektur sistem cukup tangguh untuk kebutuhan operasional rumah kaca yang berkelanjutan.</w:t>
+      </w:r>
+    </w:p>
+    <w:p>
+      <w:pPr>
+        <w:ind w:left="709" w:firstLine="720"/>
+        <w:jc w:val="both"/>
+        <w:rPr>
+          <w:color w:val="FF0000"/>
+          <w:lang w:val="en-US"/>
+        </w:rPr>
+      </w:pPr>
+      <w:r>
+        <w:rPr>
+          <w:color w:val="FF0000"/>
+          <w:lang w:val="en-US"/>
+        </w:rPr>
+        <w:t>*screenshot devtools network tab</w:t>
+      </w:r>
+      <w:r>
+        <w:rPr>
+          <w:color w:val="FF0000"/>
+          <w:lang w:val="en-US"/>
+        </w:rPr>
+        <w:t xml:space="preserve"> &amp; dashboard vercel</w:t>
+      </w:r>
+    </w:p>
+    <w:p>
+      <w:pPr>
+        <w:pStyle w:val="Heading3"/>
+        <w:ind w:firstLine="709"/>
+        <w:rPr>
+          <w:lang w:val="en-US"/>
+        </w:rPr>
+      </w:pPr>
+      <w:bookmarkStart w:id="74" w:name="_Toc225245272"/>
+      <w:r>
+        <w:rPr>
+          <w:lang w:val="en-US"/>
+        </w:rPr>
+        <w:t xml:space="preserve">4.2.2 Hasil Pengujian </w:t>
+      </w:r>
+      <w:r>
+        <w:rPr>
+          <w:i/>
+          <w:lang w:val="en-US"/>
+        </w:rPr>
+        <w:t>Usability Testing</w:t>
+      </w:r>
+      <w:bookmarkEnd w:id="74"/>
+    </w:p>
+    <w:p>
+      <w:pPr>
+        <w:ind w:left="709" w:firstLine="720"/>
+        <w:jc w:val="both"/>
+        <w:rPr>
+          <w:color w:val="FF0000"/>
+          <w:lang w:val="en-US"/>
+        </w:rPr>
+      </w:pPr>
+      <w:r>
+        <w:rPr>
+          <w:color w:val="FF0000"/>
+          <w:lang w:val="en-US"/>
+        </w:rPr>
+        <w:t xml:space="preserve">Pengujian </w:t>
+      </w:r>
+      <w:r>
+        <w:rPr>
+          <w:color w:val="FF0000"/>
+          <w:lang w:val="en-US"/>
+        </w:rPr>
+        <w:t>ini</w:t>
+      </w:r>
+      <w:r>
+        <w:rPr>
+          <w:color w:val="FF0000"/>
+          <w:lang w:val="en-US"/>
+        </w:rPr>
+        <w:t xml:space="preserve"> melibatkan 10 orang </w:t>
+      </w:r>
+      <w:r>
+        <w:rPr>
+          <w:color w:val="FF0000"/>
+          <w:lang w:val="en-US"/>
+        </w:rPr>
+        <w:t>pengguna</w:t>
+      </w:r>
+      <w:r>
+        <w:rPr>
+          <w:color w:val="FF0000"/>
+          <w:lang w:val="en-US"/>
+        </w:rPr>
+        <w:t xml:space="preserve"> yang diminta untuk menjalankan skenario penggunaan sistem, mulai dari memantau data sensor hingga membaca rekomendasi </w:t>
+      </w:r>
+      <w:r>
+        <w:rPr>
+          <w:i/>
+          <w:color w:val="FF0000"/>
+          <w:lang w:val="en-US"/>
+        </w:rPr>
+        <w:t>AI</w:t>
+      </w:r>
+      <w:r>
+        <w:rPr>
+          <w:color w:val="FF0000"/>
+          <w:lang w:val="en-US"/>
+        </w:rPr>
+        <w:t xml:space="preserve">. Pengukuran dilakukan menggunakan </w:t>
+      </w:r>
+      <w:r>
+        <w:rPr>
+          <w:i/>
+          <w:color w:val="FF0000"/>
+          <w:lang w:val="en-US"/>
+        </w:rPr>
+        <w:t>instrumen System Usability Scale (SUS)</w:t>
+      </w:r>
+      <w:r>
+        <w:rPr>
+          <w:color w:val="FF0000"/>
+          <w:lang w:val="en-US"/>
+        </w:rPr>
+        <w:t>. Setelah kuesioner dari kesepuluh responden dikumpulkan dan dihitung sesuai dengan aturan konversi SUS, diperol</w:t>
+      </w:r>
+      <w:r>
+        <w:rPr>
+          <w:color w:val="FF0000"/>
+          <w:lang w:val="en-US"/>
+        </w:rPr>
+        <w:t>eh skor rata-rata sebesar 76</w:t>
+      </w:r>
+      <w:proofErr w:type="gramStart"/>
+      <w:r>
+        <w:rPr>
+          <w:color w:val="FF0000"/>
+          <w:lang w:val="en-US"/>
+        </w:rPr>
+        <w:t>,5</w:t>
+      </w:r>
+      <w:proofErr w:type="gramEnd"/>
+      <w:r>
+        <w:rPr>
+          <w:color w:val="FF0000"/>
           <w:lang w:val="en-US"/>
         </w:rPr>
         <w:t>.</w:t>
@@ -25799,110 +26648,307 @@
     </w:p>
     <w:p>
       <w:pPr>
-        <w:pStyle w:val="Heading2"/>
+        <w:ind w:left="709" w:firstLine="11"/>
+        <w:jc w:val="both"/>
         <w:rPr>
           <w:color w:val="FF0000"/>
           <w:lang w:val="en-US"/>
         </w:rPr>
       </w:pPr>
-      <w:bookmarkStart w:id="66" w:name="_Toc137038249"/>
-      <w:bookmarkStart w:id="67" w:name="_Toc222407826"/>
       <w:r>
         <w:rPr>
           <w:color w:val="FF0000"/>
           <w:lang w:val="en-US"/>
         </w:rPr>
+        <w:t xml:space="preserve">Merujuk pada </w:t>
+      </w:r>
+      <w:r>
+        <w:rPr>
+          <w:i/>
+          <w:color w:val="FF0000"/>
+          <w:lang w:val="en-US"/>
+        </w:rPr>
+        <w:t>threshold</w:t>
+      </w:r>
+      <w:r>
+        <w:rPr>
+          <w:color w:val="FF0000"/>
+          <w:lang w:val="en-US"/>
+        </w:rPr>
+        <w:t xml:space="preserve"> evaluasi, skor 76</w:t>
+      </w:r>
+      <w:proofErr w:type="gramStart"/>
+      <w:r>
+        <w:rPr>
+          <w:color w:val="FF0000"/>
+          <w:lang w:val="en-US"/>
+        </w:rPr>
+        <w:t>,5</w:t>
+      </w:r>
+      <w:proofErr w:type="gramEnd"/>
+      <w:r>
+        <w:rPr>
+          <w:color w:val="FF0000"/>
+          <w:lang w:val="en-US"/>
+        </w:rPr>
+        <w:t xml:space="preserve"> berada pada rentang nilai Good - Excellent (≥ 70) dan masuk dalam kategori </w:t>
+      </w:r>
+      <w:r>
+        <w:rPr>
+          <w:i/>
+          <w:color w:val="FF0000"/>
+          <w:lang w:val="en-US"/>
+        </w:rPr>
+        <w:t>Acceptable</w:t>
+      </w:r>
+      <w:r>
+        <w:rPr>
+          <w:color w:val="FF0000"/>
+          <w:lang w:val="en-US"/>
+        </w:rPr>
+        <w:t xml:space="preserve">. Hal ini membuktikan bahwa desain antarmuka berbasis </w:t>
+      </w:r>
+      <w:r>
+        <w:rPr>
+          <w:i/>
+          <w:color w:val="FF0000"/>
+          <w:lang w:val="en-US"/>
+        </w:rPr>
+        <w:t>PicoCSS</w:t>
+      </w:r>
+      <w:r>
+        <w:rPr>
+          <w:color w:val="FF0000"/>
+          <w:lang w:val="en-US"/>
+        </w:rPr>
+        <w:t xml:space="preserve"> dan </w:t>
+      </w:r>
+      <w:r>
+        <w:rPr>
+          <w:i/>
+          <w:color w:val="FF0000"/>
+          <w:lang w:val="en-US"/>
+        </w:rPr>
+        <w:t>Preact</w:t>
+      </w:r>
+      <w:r>
+        <w:rPr>
+          <w:color w:val="FF0000"/>
+          <w:lang w:val="en-US"/>
+        </w:rPr>
+        <w:t xml:space="preserve"> dinilai mudah digunakan, tidak membingungkan, dan petani merasa cukup percaya diri dalam mengoperasikannya tanpa memerlukan pendampingan teknisi yang intensif. Secara kualitatif, responden memberikan umpan balik positif terhadap tampilan visual yang bersih, meskipun terdapat beberapa masukan minor terkait ukuran font grafik riwayat data yang perlu sedikit diperbesar agar lebih mudah dibaca di bawah sinar matahari langsung.</w:t>
+      </w:r>
+    </w:p>
+    <w:p>
+      <w:pPr>
+        <w:pStyle w:val="Heading3"/>
+        <w:ind w:firstLine="709"/>
+        <w:rPr>
+          <w:lang w:val="en-US"/>
+        </w:rPr>
+      </w:pPr>
+      <w:bookmarkStart w:id="75" w:name="_Toc225245273"/>
+      <w:r>
+        <w:rPr>
+          <w:lang w:val="en-US"/>
+        </w:rPr>
+        <w:t>4.2.3 Hasil Validasi Fungsi Deskriptif Gemini AI</w:t>
+      </w:r>
+      <w:bookmarkEnd w:id="75"/>
+    </w:p>
+    <w:p>
+      <w:pPr>
+        <w:ind w:left="709" w:firstLine="720"/>
+        <w:jc w:val="both"/>
+        <w:rPr>
+          <w:lang w:val="en-US"/>
+        </w:rPr>
+      </w:pPr>
+      <w:r>
+        <w:rPr>
+          <w:lang w:val="en-US"/>
+        </w:rPr>
+        <w:t xml:space="preserve">Validasi tahap akhir dilakukan untuk mengukur akurasi dan kebermanfaatan saran yang dihasilkan oleh </w:t>
+      </w:r>
+      <w:r>
+        <w:rPr>
+          <w:i/>
+          <w:lang w:val="en-US"/>
+        </w:rPr>
+        <w:t>Gemini AI</w:t>
+      </w:r>
+      <w:r>
+        <w:rPr>
+          <w:lang w:val="en-US"/>
+        </w:rPr>
+        <w:t xml:space="preserve">. Pengujian dilakukan sebanyak 50 kali percobaan menggunakan berbagai variasi data </w:t>
+      </w:r>
+      <w:r>
+        <w:rPr>
+          <w:lang w:val="en-US"/>
+        </w:rPr>
         <w:lastRenderedPageBreak/>
-        <w:t>4.2 Hasil Evaluasi dan Validasi Solusi</w:t>
-      </w:r>
-      <w:bookmarkEnd w:id="66"/>
-      <w:bookmarkEnd w:id="67"/>
-      <w:r>
+        <w:t xml:space="preserve">sensor (kondisi normal maupun anomali). </w:t>
+      </w:r>
+      <w:r>
+        <w:rPr>
+          <w:i/>
+          <w:lang w:val="en-US"/>
+        </w:rPr>
+        <w:t>AI</w:t>
+      </w:r>
+      <w:r>
+        <w:rPr>
+          <w:lang w:val="en-US"/>
+        </w:rPr>
+        <w:t xml:space="preserve"> diminta memberikan rekomendasi, yang kemudian divalidasi silang dengan standar budidaya hortikultura dan penilaian petani. Dari total percobaan tersebut, sebanyak 43 saran dinilai valid, akurat, dan dapat langsung d</w:t>
+      </w:r>
+      <w:r>
+        <w:rPr>
+          <w:lang w:val="en-US"/>
+        </w:rPr>
+        <w:t>iterapkan di lapangan. Berdasarkan perhitungan menggunakan rumus persentase keberhasilan</w:t>
+      </w:r>
+      <w:r>
+        <w:rPr>
+          <w:lang w:val="en-US"/>
+        </w:rPr>
+        <w:t xml:space="preserve"> (n/m * 100%), diperoleh tingkat keberhasilan integrasi </w:t>
+      </w:r>
+      <w:r>
+        <w:rPr>
+          <w:i/>
+          <w:lang w:val="en-US"/>
+        </w:rPr>
+        <w:t>AI</w:t>
+      </w:r>
+      <w:r>
+        <w:rPr>
+          <w:lang w:val="en-US"/>
+        </w:rPr>
+        <w:t xml:space="preserve"> sebesar 86%. Hasil ini telah memenuhi dan melampaui standar minimal akurasi yang ditetapkan pada penelitian ini, yaitu 80%. Para responden juga mencatat bahwa bahasa yang digunakan oleh </w:t>
+      </w:r>
+      <w:r>
+        <w:rPr>
+          <w:i/>
+          <w:lang w:val="en-US"/>
+        </w:rPr>
+        <w:t>AI</w:t>
+      </w:r>
+      <w:r>
+        <w:rPr>
+          <w:lang w:val="en-US"/>
+        </w:rPr>
+        <w:t>, mudah dipahami, dan relevan dengan konteks pertanian keseharian mereka, sehingga sangat membantu dalam pengambilan keputusan taktis di lapangan.</w:t>
+      </w:r>
+    </w:p>
+    <w:p>
+      <w:pPr>
+        <w:jc w:val="both"/>
         <w:rPr>
           <w:color w:val="FF0000"/>
           <w:lang w:val="en-US"/>
         </w:rPr>
+      </w:pPr>
+    </w:p>
+    <w:p>
+      <w:pPr>
+        <w:ind w:firstLine="0"/>
+        <w:jc w:val="both"/>
+        <w:rPr>
+          <w:lang w:val="en-US"/>
+        </w:rPr>
+      </w:pPr>
+      <w:r>
+        <w:rPr>
+          <w:lang w:val="en-US"/>
+        </w:rPr>
+        <w:t xml:space="preserve">Berdasarkan hasil evaluasi dari ketiga tahapan tersebut, dapat disimpulkan bahwa sistem rumah kaca yang dikembangkan telah memenuhi standar kelayakan teknis dan fungsional. Sistem terbukti memiliki tingkat </w:t>
+      </w:r>
+      <w:r>
+        <w:rPr>
+          <w:i/>
+          <w:lang w:val="en-US"/>
+        </w:rPr>
+        <w:t>uptime</w:t>
+      </w:r>
+      <w:r>
+        <w:rPr>
+          <w:lang w:val="en-US"/>
+        </w:rPr>
+        <w:t xml:space="preserve"> yang tinggi sebesar 98%, skor </w:t>
+      </w:r>
+      <w:r>
+        <w:rPr>
+          <w:i/>
+          <w:lang w:val="en-US"/>
+        </w:rPr>
+        <w:t>usability</w:t>
+      </w:r>
+      <w:r>
+        <w:rPr>
+          <w:lang w:val="en-US"/>
+        </w:rPr>
         <w:t xml:space="preserve"> </w:t>
       </w:r>
-    </w:p>
-    <w:p>
-      <w:pPr>
-        <w:jc w:val="both"/>
-        <w:rPr>
-          <w:color w:val="FF0000"/>
-          <w:lang w:val="en-US"/>
-        </w:rPr>
-      </w:pPr>
-      <w:r>
-        <w:rPr>
-          <w:color w:val="FF0000"/>
-          <w:lang w:val="en-US"/>
-        </w:rPr>
-        <w:t xml:space="preserve">Berisi pembahasan catatan pengerjaan tutorial di BAB 3.4. Pada bagian akhir sub </w:t>
-      </w:r>
-      <w:proofErr w:type="gramStart"/>
-      <w:r>
-        <w:rPr>
-          <w:color w:val="FF0000"/>
-          <w:lang w:val="en-US"/>
-        </w:rPr>
-        <w:t>bab</w:t>
-      </w:r>
-      <w:proofErr w:type="gramEnd"/>
-      <w:r>
-        <w:rPr>
-          <w:color w:val="FF0000"/>
-          <w:lang w:val="en-US"/>
-        </w:rPr>
-        <w:t xml:space="preserve"> harus ada paragraf yang berisi </w:t>
-      </w:r>
-      <w:r>
-        <w:rPr>
-          <w:b/>
-          <w:color w:val="FF0000"/>
-          <w:lang w:val="en-US"/>
-        </w:rPr>
-        <w:t xml:space="preserve">sub kesimpulan </w:t>
-      </w:r>
-      <w:r>
-        <w:rPr>
-          <w:color w:val="FF0000"/>
-          <w:lang w:val="en-US"/>
-        </w:rPr>
-        <w:t xml:space="preserve">dan </w:t>
-      </w:r>
-      <w:r>
-        <w:rPr>
-          <w:b/>
-          <w:color w:val="FF0000"/>
-          <w:lang w:val="en-US"/>
-        </w:rPr>
-        <w:t>sub saran pengembangan</w:t>
-      </w:r>
-      <w:r>
-        <w:rPr>
-          <w:color w:val="FF0000"/>
-          <w:lang w:val="en-US"/>
-        </w:rPr>
-        <w:t>.</w:t>
-      </w:r>
-    </w:p>
-    <w:p>
-      <w:pPr>
-        <w:jc w:val="both"/>
-        <w:rPr>
-          <w:lang w:val="en-US"/>
-        </w:rPr>
-      </w:pPr>
-    </w:p>
-    <w:p>
-      <w:pPr>
-        <w:spacing w:line="240" w:lineRule="auto"/>
-        <w:ind w:firstLine="0"/>
-        <w:rPr>
-          <w:lang w:val="en-US"/>
-        </w:rPr>
-      </w:pPr>
+      <w:r>
+        <w:rPr>
+          <w:i/>
+          <w:lang w:val="en-US"/>
+        </w:rPr>
+        <w:t>(SUS)</w:t>
+      </w:r>
+      <w:r>
+        <w:rPr>
+          <w:lang w:val="en-US"/>
+        </w:rPr>
+        <w:t xml:space="preserve"> sebesar 76,5 yang mengindikasikan penerimaan pengguna yang baik, serta tingkat akurasi rekomendasi </w:t>
+      </w:r>
+      <w:r>
+        <w:rPr>
+          <w:i/>
+          <w:lang w:val="en-US"/>
+        </w:rPr>
+        <w:t>AI</w:t>
+      </w:r>
+      <w:r>
+        <w:rPr>
+          <w:lang w:val="en-US"/>
+        </w:rPr>
+        <w:t xml:space="preserve"> sebesar 86% yang relevan dengan standar hortikultura. Sebagai saran pengembangan, antarmuka sistem ke depannya dapat dilengkapi dengan </w:t>
+      </w:r>
+      <w:r>
+        <w:rPr>
+          <w:i/>
+          <w:lang w:val="en-US"/>
+        </w:rPr>
+        <w:t>mode gelap</w:t>
+      </w:r>
+      <w:r>
+        <w:rPr>
+          <w:lang w:val="en-US"/>
+        </w:rPr>
+        <w:t xml:space="preserve"> </w:t>
+      </w:r>
+      <w:r>
+        <w:rPr>
+          <w:i/>
+          <w:lang w:val="en-US"/>
+        </w:rPr>
+        <w:t>(dark mode)</w:t>
+      </w:r>
+      <w:r>
+        <w:rPr>
+          <w:lang w:val="en-US"/>
+        </w:rPr>
+        <w:t xml:space="preserve"> atau penyesuaian kontras tinggi untuk memfasilitasi penggunaan di luar ruangan yang </w:t>
+      </w:r>
+      <w:r>
+        <w:rPr>
+          <w:lang w:val="en-US"/>
+        </w:rPr>
+        <w:t>terpapar cahaya matahari terik.</w:t>
+      </w:r>
       <w:r>
         <w:rPr>
           <w:lang w:val="en-US"/>
@@ -25917,8 +26963,8 @@
           <w:lang w:val="en-US"/>
         </w:rPr>
       </w:pPr>
-      <w:bookmarkStart w:id="68" w:name="_Toc137038250"/>
-      <w:bookmarkStart w:id="69" w:name="_Toc222407827"/>
+      <w:bookmarkStart w:id="76" w:name="_Toc137038250"/>
+      <w:bookmarkStart w:id="77" w:name="_Toc225245274"/>
       <w:r>
         <w:rPr>
           <w:lang w:val="en-US"/>
@@ -25926,26 +26972,20 @@
         <w:lastRenderedPageBreak/>
         <w:t>BAB 5. KESIMPULAN DAN SARAN</w:t>
       </w:r>
-      <w:bookmarkEnd w:id="68"/>
-      <w:bookmarkEnd w:id="69"/>
+      <w:bookmarkEnd w:id="76"/>
+      <w:bookmarkEnd w:id="77"/>
     </w:p>
     <w:p>
       <w:pPr>
         <w:pStyle w:val="Heading2"/>
-        <w:rPr>
-          <w:lang w:val="en-US"/>
-        </w:rPr>
-      </w:pPr>
-      <w:bookmarkStart w:id="70" w:name="_Toc137038251"/>
-      <w:bookmarkStart w:id="71" w:name="_Toc222407828"/>
-      <w:r>
-        <w:rPr>
-          <w:lang w:val="en-US"/>
-        </w:rPr>
+      </w:pPr>
+      <w:bookmarkStart w:id="78" w:name="_Toc137038251"/>
+      <w:bookmarkStart w:id="79" w:name="_Toc225245275"/>
+      <w:r>
         <w:t>5.1 Kesimpulan</w:t>
       </w:r>
-      <w:bookmarkEnd w:id="70"/>
-      <w:bookmarkEnd w:id="71"/>
+      <w:bookmarkEnd w:id="78"/>
+      <w:bookmarkEnd w:id="79"/>
     </w:p>
     <w:p>
       <w:pPr>
@@ -25958,26 +26998,288 @@
         <w:rPr>
           <w:lang w:val="en-US"/>
         </w:rPr>
-        <w:t>Berisi penggabungan dari sub kesimpulan yang ada di BAB 4 dan diolah menjadi kesimpulan utama yang menjawab pertanyaan di rumusan masalah di BAB 1. Semua ditulis dalam bentuk paragraf. Tidak boleh ada bullet atau numbering.</w:t>
+        <w:t xml:space="preserve">Desain dan arsitektur antarmuka </w:t>
+      </w:r>
+      <w:r>
+        <w:rPr>
+          <w:i/>
+          <w:lang w:val="en-US"/>
+        </w:rPr>
+        <w:t>embedded web</w:t>
+      </w:r>
+      <w:r>
+        <w:rPr>
+          <w:lang w:val="en-US"/>
+        </w:rPr>
+        <w:t xml:space="preserve"> untuk sistem pemantauan dan kontrol rumah kaca hortikultura berskala kecil dalam penelitian ini telah berhasil dirancang menggunakan penggabungan metodologi </w:t>
+      </w:r>
+      <w:proofErr w:type="gramStart"/>
+      <w:r>
+        <w:rPr>
+          <w:i/>
+          <w:lang w:val="en-US"/>
+        </w:rPr>
+        <w:t>Agile</w:t>
+      </w:r>
+      <w:proofErr w:type="gramEnd"/>
+      <w:r>
+        <w:rPr>
+          <w:lang w:val="en-US"/>
+        </w:rPr>
+        <w:t xml:space="preserve"> dan </w:t>
+      </w:r>
+      <w:r>
+        <w:rPr>
+          <w:i/>
+          <w:lang w:val="en-US"/>
+        </w:rPr>
+        <w:t>User Centered Design (UCD)</w:t>
+      </w:r>
+      <w:r>
+        <w:rPr>
+          <w:lang w:val="en-US"/>
+        </w:rPr>
+        <w:t xml:space="preserve">. Arsitektur sistem ini mengintegrasikan kerangka kerja </w:t>
+      </w:r>
+      <w:r>
+        <w:rPr>
+          <w:i/>
+          <w:lang w:val="en-US"/>
+        </w:rPr>
+        <w:t>Preact</w:t>
+      </w:r>
+      <w:r>
+        <w:rPr>
+          <w:lang w:val="en-US"/>
+        </w:rPr>
+        <w:t xml:space="preserve"> dan </w:t>
+      </w:r>
+      <w:r>
+        <w:rPr>
+          <w:i/>
+          <w:lang w:val="en-US"/>
+        </w:rPr>
+        <w:t>PicoCSS</w:t>
+      </w:r>
+      <w:r>
+        <w:rPr>
+          <w:lang w:val="en-US"/>
+        </w:rPr>
+        <w:t xml:space="preserve"> unt</w:t>
+      </w:r>
+      <w:r>
+        <w:rPr>
+          <w:lang w:val="en-US"/>
+        </w:rPr>
+        <w:t xml:space="preserve">uk menghasilkan antarmuka </w:t>
+      </w:r>
+      <w:r>
+        <w:rPr>
+          <w:i/>
+          <w:lang w:val="en-US"/>
+        </w:rPr>
+        <w:t xml:space="preserve">front </w:t>
+      </w:r>
+      <w:r>
+        <w:rPr>
+          <w:i/>
+          <w:lang w:val="en-US"/>
+        </w:rPr>
+        <w:t>end</w:t>
+      </w:r>
+      <w:r>
+        <w:rPr>
+          <w:lang w:val="en-US"/>
+        </w:rPr>
+        <w:t xml:space="preserve"> yang ringan serta responsif. Antarmuka tersebut kemudian dihubungkan dengan perangkat keras sensor dan </w:t>
+      </w:r>
+      <w:r>
+        <w:rPr>
+          <w:i/>
+          <w:lang w:val="en-US"/>
+        </w:rPr>
+        <w:t>Decision Support System (DSS)</w:t>
+      </w:r>
+      <w:r>
+        <w:rPr>
+          <w:lang w:val="en-US"/>
+        </w:rPr>
+        <w:t xml:space="preserve"> berbasis </w:t>
+      </w:r>
+      <w:r>
+        <w:rPr>
+          <w:i/>
+          <w:lang w:val="en-US"/>
+        </w:rPr>
+        <w:t>Generative AI (Gemini AI)</w:t>
+      </w:r>
+      <w:r>
+        <w:rPr>
+          <w:lang w:val="en-US"/>
+        </w:rPr>
+        <w:t xml:space="preserve"> melalui </w:t>
+      </w:r>
+      <w:r>
+        <w:rPr>
+          <w:i/>
+          <w:lang w:val="en-US"/>
+        </w:rPr>
+        <w:t>API</w:t>
+      </w:r>
+      <w:r>
+        <w:rPr>
+          <w:lang w:val="en-US"/>
+        </w:rPr>
+        <w:t xml:space="preserve">. Pendekatan desain yang berpusat pada pengguna memastikan bahwa tata letak visual dan penyajian informasi pada dashboard telah disesuaikan dengan </w:t>
+      </w:r>
+      <w:r>
+        <w:rPr>
+          <w:lang w:val="en-US"/>
+        </w:rPr>
+        <w:t>dengan pengguna</w:t>
+      </w:r>
+      <w:r>
+        <w:rPr>
+          <w:lang w:val="en-US"/>
+        </w:rPr>
+        <w:t>, sehingga mampu menjembatani kesenjangan pemahaman teknologi tanpa menimbulkan beban yang berlebihan.</w:t>
+      </w:r>
+    </w:p>
+    <w:p>
+      <w:pPr>
+        <w:jc w:val="both"/>
+        <w:rPr>
+          <w:lang w:val="en-US"/>
+        </w:rPr>
+      </w:pPr>
+    </w:p>
+    <w:p>
+      <w:pPr>
+        <w:jc w:val="both"/>
+        <w:rPr>
+          <w:lang w:val="en-US"/>
+        </w:rPr>
+      </w:pPr>
+      <w:r>
+        <w:rPr>
+          <w:lang w:val="en-US"/>
+        </w:rPr>
+        <w:t xml:space="preserve">Implementasi dan kinerja antarmuka </w:t>
+      </w:r>
+      <w:r>
+        <w:rPr>
+          <w:i/>
+          <w:lang w:val="en-US"/>
+        </w:rPr>
+        <w:t>embedded web</w:t>
+      </w:r>
+      <w:r>
+        <w:rPr>
+          <w:lang w:val="en-US"/>
+        </w:rPr>
+        <w:t xml:space="preserve"> tersebut terbukti andal serta memberikan hasil evaluasi yang sangat baik di lingkungan operasional. Dari aspek kelayakan teknis, sistem memiliki tingkat </w:t>
+      </w:r>
+      <w:r>
+        <w:rPr>
+          <w:i/>
+          <w:lang w:val="en-US"/>
+        </w:rPr>
+        <w:t>uptime</w:t>
+      </w:r>
+      <w:r>
+        <w:rPr>
+          <w:lang w:val="en-US"/>
+        </w:rPr>
+        <w:t xml:space="preserve"> mencapai 98 persen dengan waktu respons transmisi data dan </w:t>
+      </w:r>
+      <w:r>
+        <w:rPr>
+          <w:i/>
+          <w:lang w:val="en-US"/>
+        </w:rPr>
+        <w:t>prompt AI</w:t>
+      </w:r>
+      <w:r>
+        <w:rPr>
+          <w:lang w:val="en-US"/>
+        </w:rPr>
+        <w:t xml:space="preserve"> yang cepat dan stabil. </w:t>
+      </w:r>
+      <w:r>
+        <w:rPr>
+          <w:i/>
+          <w:lang w:val="en-US"/>
+        </w:rPr>
+        <w:t>DSS</w:t>
+      </w:r>
+      <w:r>
+        <w:rPr>
+          <w:lang w:val="en-US"/>
+        </w:rPr>
+        <w:t xml:space="preserve"> berbasis </w:t>
+      </w:r>
+      <w:r>
+        <w:rPr>
+          <w:i/>
+          <w:lang w:val="en-US"/>
+        </w:rPr>
+        <w:t>AI</w:t>
+      </w:r>
+      <w:r>
+        <w:rPr>
+          <w:lang w:val="en-US"/>
+        </w:rPr>
+        <w:t xml:space="preserve"> terbukti mampu secara o</w:t>
+      </w:r>
+      <w:r>
+        <w:rPr>
+          <w:lang w:val="en-US"/>
+        </w:rPr>
+        <w:t xml:space="preserve">tomatis menerjemahkan data sensor kelistrikan </w:t>
+      </w:r>
+      <w:r>
+        <w:rPr>
+          <w:lang w:val="en-US"/>
+        </w:rPr>
+        <w:t>menjadi diagnosis serta rekomendasi dengan tingkat akurasi mencapai 86 persen. Kinerja ini didukung oleh tingkat kepuasan dan kemudahan penggunaa</w:t>
+      </w:r>
+      <w:r>
+        <w:rPr>
+          <w:lang w:val="en-US"/>
+        </w:rPr>
+        <w:t>n yang tinggi dari sisi penggun</w:t>
+      </w:r>
+      <w:r>
+        <w:rPr>
+          <w:lang w:val="en-US"/>
+        </w:rPr>
+        <w:t xml:space="preserve">, dibuktikan dengan perolehan skor </w:t>
+      </w:r>
+      <w:r>
+        <w:rPr>
+          <w:i/>
+          <w:lang w:val="en-US"/>
+        </w:rPr>
+        <w:t>System Usability Scale (SUS)</w:t>
+      </w:r>
+      <w:r>
+        <w:rPr>
+          <w:lang w:val="en-US"/>
+        </w:rPr>
+        <w:t xml:space="preserve"> sebesar 76,5 yang masuk ke dalam kategori dapat diterima dengan predikat baik hingga sangat baik. Secara keseluruhan, sistem ini efektif dalam membantu petani merespons anomali sistem rumah kaca secara tepat dan mandiri.</w:t>
       </w:r>
     </w:p>
     <w:p>
       <w:pPr>
         <w:pStyle w:val="Heading2"/>
-        <w:rPr>
-          <w:lang w:val="en-US"/>
-        </w:rPr>
-      </w:pPr>
-      <w:bookmarkStart w:id="72" w:name="_Toc137038252"/>
-      <w:bookmarkStart w:id="73" w:name="_Toc222407829"/>
-      <w:r>
-        <w:rPr>
-          <w:lang w:val="en-US"/>
-        </w:rPr>
+      </w:pPr>
+      <w:bookmarkStart w:id="80" w:name="_Toc137038252"/>
+      <w:bookmarkStart w:id="81" w:name="_Toc225245276"/>
+      <w:r>
         <w:t>5.2 Saran</w:t>
       </w:r>
-      <w:bookmarkEnd w:id="72"/>
-      <w:bookmarkEnd w:id="73"/>
+      <w:bookmarkEnd w:id="80"/>
+      <w:bookmarkEnd w:id="81"/>
     </w:p>
     <w:p>
       <w:pPr>
@@ -25990,7 +27292,92 @@
         <w:rPr>
           <w:lang w:val="en-US"/>
         </w:rPr>
-        <w:t>Berisi penggabungan dari sub saran yang ada di BAB 4 dan diolah menjadi point-point pengembangan yang dapat dieksekusi oleh peneliti selanjutnya dengan tujuan untuk memperbaiki atau mengembangkan solusi yang dibuat di penelitian ini, atau solusi lain yang memiliki potensi lebih baik.</w:t>
+        <w:t xml:space="preserve">Untuk pengembangan selanjutnya, beberapa hal dapat dilakukan guna meningkatkan kualitas dan cakupan sistem yang telah dibangun. Peneliti berikutnya dapat mengembangkan sistem dengan memanfaatkan data historis dan teknik pembelajaran yang lebih adaptif agar rekomendasi yang dihasilkan menjadi lebih akurat dan kontekstual. Selain itu, penambahan fitur notifikasi otomatis dan sistem peringatan dini </w:t>
+      </w:r>
+      <w:proofErr w:type="gramStart"/>
+      <w:r>
+        <w:rPr>
+          <w:lang w:val="en-US"/>
+        </w:rPr>
+        <w:t>akan</w:t>
+      </w:r>
+      <w:proofErr w:type="gramEnd"/>
+      <w:r>
+        <w:rPr>
+          <w:lang w:val="en-US"/>
+        </w:rPr>
+        <w:t xml:space="preserve"> membantu pengguna dalam merespons </w:t>
+      </w:r>
+      <w:r>
+        <w:rPr>
+          <w:lang w:val="en-US"/>
+        </w:rPr>
+        <w:lastRenderedPageBreak/>
+        <w:t xml:space="preserve">kondisi kritis secara lebih cepat. Dari sisi antarmuka, pengembangan panduan interaktif serta penyederhanaan istilah teknis </w:t>
+      </w:r>
+      <w:proofErr w:type="gramStart"/>
+      <w:r>
+        <w:rPr>
+          <w:lang w:val="en-US"/>
+        </w:rPr>
+        <w:t>akan</w:t>
+      </w:r>
+      <w:proofErr w:type="gramEnd"/>
+      <w:r>
+        <w:rPr>
+          <w:lang w:val="en-US"/>
+        </w:rPr>
+        <w:t xml:space="preserve"> meningkatkan kemudahan penggunaan, terutama bagi pengguna baru. Penelitian selanjutnya juga disarankan untuk melibatkan jumlah responden yang lebih besar dan kondisi lingkungan yang lebih bervariasi agar hasil evalu</w:t>
+      </w:r>
+      <w:r>
+        <w:rPr>
+          <w:lang w:val="en-US"/>
+        </w:rPr>
+        <w:t>asi menjadi lebih representatif</w:t>
+      </w:r>
+      <w:r>
+        <w:rPr>
+          <w:lang w:val="en-US"/>
+        </w:rPr>
+        <w:t>.</w:t>
+      </w:r>
+      <w:r>
+        <w:rPr>
+          <w:lang w:val="en-US"/>
+        </w:rPr>
+        <w:t xml:space="preserve"> </w:t>
+      </w:r>
+      <w:r>
+        <w:t xml:space="preserve">Untuk meningkatkan kenyamanan penggunaan </w:t>
+      </w:r>
+      <w:r>
+        <w:rPr>
+          <w:i/>
+          <w:iCs/>
+        </w:rPr>
+        <w:t>embedded web</w:t>
+      </w:r>
+      <w:r>
+        <w:t xml:space="preserve"> di lapangan yang sering terpapar intensitas cahaya matahari tinggi, disarankan untuk menambahkan fitur mode gelap (</w:t>
+      </w:r>
+      <w:r>
+        <w:rPr>
+          <w:i/>
+          <w:iCs/>
+        </w:rPr>
+        <w:t>dark mode</w:t>
+      </w:r>
+      <w:r>
+        <w:t xml:space="preserve">) atau opsi mode kontras tinggi pada antarmuka. </w:t>
+      </w:r>
+      <w:r>
+        <w:rPr>
+          <w:lang w:val="en-US"/>
+        </w:rPr>
+        <w:t>P</w:t>
+      </w:r>
+      <w:r>
+        <w:t>enyesuaian skala tipografi pada grafik data diperlukan untuk mempermudah visibilitas pembacaan data.</w:t>
       </w:r>
     </w:p>
     <w:p>
@@ -26013,12 +27400,12 @@
       <w:pPr>
         <w:pStyle w:val="Heading1"/>
       </w:pPr>
-      <w:bookmarkStart w:id="74" w:name="_Toc222407830"/>
+      <w:bookmarkStart w:id="82" w:name="_Toc225245277"/>
       <w:r>
         <w:lastRenderedPageBreak/>
         <w:t>DAFTAR PUSTAKA</w:t>
       </w:r>
-      <w:bookmarkEnd w:id="74"/>
+      <w:bookmarkEnd w:id="82"/>
     </w:p>
     <w:p>
       <w:pPr>
@@ -27099,12 +28486,14 @@
         <w:lastRenderedPageBreak/>
         <w:fldChar w:fldCharType="end"/>
       </w:r>
+      <w:bookmarkStart w:id="83" w:name="_Toc225245278"/>
       <w:r>
         <w:rPr>
           <w:lang w:val="en-US"/>
         </w:rPr>
         <w:t>LAMPIRAN</w:t>
       </w:r>
+      <w:bookmarkEnd w:id="83"/>
     </w:p>
     <w:p>
       <w:pPr>
@@ -27185,7 +28574,7 @@
           <w:rPr>
             <w:noProof/>
           </w:rPr>
-          <w:t>x</w:t>
+          <w:t>ii</w:t>
         </w:r>
         <w:r>
           <w:rPr>
@@ -27299,7 +28688,7 @@
           <w:rPr>
             <w:noProof/>
           </w:rPr>
-          <w:t>30</w:t>
+          <w:t>34</w:t>
         </w:r>
         <w:r>
           <w:rPr>
@@ -28488,7 +29877,7 @@
     <w:uiPriority w:val="9"/>
     <w:unhideWhenUsed/>
     <w:qFormat/>
-    <w:rsid w:val="00801951"/>
+    <w:rsid w:val="00AB29B8"/>
     <w:pPr>
       <w:keepNext/>
       <w:keepLines/>
@@ -28501,6 +29890,7 @@
       <w:b/>
       <w:bCs/>
       <w:szCs w:val="26"/>
+      <w:lang w:val="en-US"/>
     </w:rPr>
   </w:style>
   <w:style w:type="paragraph" w:styleId="Heading3">
@@ -28596,12 +29986,13 @@
     <w:basedOn w:val="DefaultParagraphFont"/>
     <w:link w:val="Heading2"/>
     <w:uiPriority w:val="9"/>
-    <w:rsid w:val="00801951"/>
+    <w:rsid w:val="00AB29B8"/>
     <w:rPr>
       <w:rFonts w:ascii="Arial" w:eastAsiaTheme="majorEastAsia" w:hAnsi="Arial" w:cstheme="majorBidi"/>
       <w:b/>
       <w:bCs/>
       <w:szCs w:val="26"/>
+      <w:lang w:val="en-US"/>
     </w:rPr>
   </w:style>
   <w:style w:type="character" w:customStyle="1" w:styleId="Heading3Char">
@@ -29251,7 +30642,7 @@
 </file>
 
 <file path=customXml/itemProps1.xml><?xml version="1.0" encoding="utf-8"?>
-<ds:datastoreItem xmlns:ds="http://schemas.openxmlformats.org/officeDocument/2006/customXml" ds:itemID="{8AB57E2A-D153-4B93-A2B8-6B57B43DC9D3}">
+<ds:datastoreItem xmlns:ds="http://schemas.openxmlformats.org/officeDocument/2006/customXml" ds:itemID="{57215047-894B-48E7-97CB-0A927DF079FC}">
   <ds:schemaRefs>
     <ds:schemaRef ds:uri="http://schemas.openxmlformats.org/officeDocument/2006/bibliography"/>
   </ds:schemaRefs>

--- a/NASKAH/Dokumen Laporan Skripsi - 42330018 - I Nyoman Wahyu Permana - 2023 - 2026.docx
+++ b/NASKAH/Dokumen Laporan Skripsi - 42330018 - I Nyoman Wahyu Permana - 2023 - 2026.docx
@@ -1165,8 +1165,8 @@
       <w:bookmarkStart w:id="0" w:name="_Toc75025325"/>
       <w:bookmarkStart w:id="1" w:name="_Toc106280384"/>
       <w:bookmarkStart w:id="2" w:name="_Toc137038221"/>
-      <w:bookmarkStart w:id="3" w:name="_Toc75025326"/>
-      <w:bookmarkStart w:id="4" w:name="_Toc225245232"/>
+      <w:bookmarkStart w:id="3" w:name="_Toc225245232"/>
+      <w:bookmarkStart w:id="4" w:name="_Toc75025326"/>
       <w:r>
         <w:lastRenderedPageBreak/>
         <w:t>HALAMAN PENGESAHAN</w:t>
@@ -1183,7 +1183,7 @@
         </w:rPr>
         <w:t>SKRIPSI</w:t>
       </w:r>
-      <w:bookmarkEnd w:id="4"/>
+      <w:bookmarkEnd w:id="3"/>
     </w:p>
     <w:p>
       <w:pPr>
@@ -5132,11 +5132,9 @@
         <w:lastRenderedPageBreak/>
         <w:t>DAFTAR ISI</w:t>
       </w:r>
-      <w:bookmarkEnd w:id="3"/>
+      <w:bookmarkEnd w:id="4"/>
       <w:bookmarkEnd w:id="13"/>
     </w:p>
-    <w:bookmarkStart w:id="14" w:name="_GoBack"/>
-    <w:bookmarkEnd w:id="14"/>
     <w:p>
       <w:pPr>
         <w:pStyle w:val="TOC1"/>
@@ -8451,14 +8449,14 @@
       <w:pPr>
         <w:pStyle w:val="Heading1"/>
       </w:pPr>
-      <w:bookmarkStart w:id="15" w:name="_Toc75025327"/>
-      <w:bookmarkStart w:id="16" w:name="_Toc225245237"/>
+      <w:bookmarkStart w:id="14" w:name="_Toc75025327"/>
+      <w:bookmarkStart w:id="15" w:name="_Toc225245237"/>
       <w:r>
         <w:lastRenderedPageBreak/>
         <w:t>DAFTAR GAMBAR</w:t>
       </w:r>
+      <w:bookmarkEnd w:id="14"/>
       <w:bookmarkEnd w:id="15"/>
-      <w:bookmarkEnd w:id="16"/>
     </w:p>
     <w:p>
       <w:pPr>
@@ -8959,14 +8957,14 @@
       <w:pPr>
         <w:pStyle w:val="Heading1"/>
       </w:pPr>
-      <w:bookmarkStart w:id="17" w:name="_Toc75025328"/>
-      <w:bookmarkStart w:id="18" w:name="_Toc225245238"/>
+      <w:bookmarkStart w:id="16" w:name="_Toc75025328"/>
+      <w:bookmarkStart w:id="17" w:name="_Toc225245238"/>
       <w:r>
         <w:lastRenderedPageBreak/>
         <w:t>DAFTAR TABEL</w:t>
       </w:r>
+      <w:bookmarkEnd w:id="16"/>
       <w:bookmarkEnd w:id="17"/>
-      <w:bookmarkEnd w:id="18"/>
     </w:p>
     <w:p>
       <w:pPr>
@@ -8989,7 +8987,7 @@
       <w:r>
         <w:fldChar w:fldCharType="separate"/>
       </w:r>
-      <w:hyperlink w:anchor="_Toc221665233" w:history="1">
+      <w:hyperlink w:anchor="_Toc225967422" w:history="1">
         <w:r>
           <w:rPr>
             <w:rStyle w:val="Hyperlink"/>
@@ -9040,7 +9038,7 @@
             <w:noProof/>
             <w:webHidden/>
           </w:rPr>
-          <w:instrText xml:space="preserve"> PAGEREF _Toc221665233 \h </w:instrText>
+          <w:instrText xml:space="preserve"> PAGEREF _Toc225967422 \h </w:instrText>
         </w:r>
         <w:r>
           <w:rPr>
@@ -9083,7 +9081,7 @@
           <w:lang w:val="en-US"/>
         </w:rPr>
       </w:pPr>
-      <w:hyperlink w:anchor="_Toc221665234" w:history="1">
+      <w:hyperlink w:anchor="_Toc225967423" w:history="1">
         <w:r>
           <w:rPr>
             <w:rStyle w:val="Hyperlink"/>
@@ -9125,7 +9123,7 @@
             <w:noProof/>
             <w:webHidden/>
           </w:rPr>
-          <w:instrText xml:space="preserve"> PAGEREF _Toc221665234 \h </w:instrText>
+          <w:instrText xml:space="preserve"> PAGEREF _Toc225967423 \h </w:instrText>
         </w:r>
         <w:r>
           <w:rPr>
@@ -9168,7 +9166,7 @@
           <w:lang w:val="en-US"/>
         </w:rPr>
       </w:pPr>
-      <w:hyperlink w:anchor="_Toc221665235" w:history="1">
+      <w:hyperlink w:anchor="_Toc225967424" w:history="1">
         <w:r>
           <w:rPr>
             <w:rStyle w:val="Hyperlink"/>
@@ -9218,7 +9216,7 @@
             <w:noProof/>
             <w:webHidden/>
           </w:rPr>
-          <w:instrText xml:space="preserve"> PAGEREF _Toc221665235 \h </w:instrText>
+          <w:instrText xml:space="preserve"> PAGEREF _Toc225967424 \h </w:instrText>
         </w:r>
         <w:r>
           <w:rPr>
@@ -9261,7 +9259,7 @@
           <w:lang w:val="en-US"/>
         </w:rPr>
       </w:pPr>
-      <w:hyperlink w:anchor="_Toc221665236" w:history="1">
+      <w:hyperlink w:anchor="_Toc225967425" w:history="1">
         <w:r>
           <w:rPr>
             <w:rStyle w:val="Hyperlink"/>
@@ -9311,7 +9309,7 @@
             <w:noProof/>
             <w:webHidden/>
           </w:rPr>
-          <w:instrText xml:space="preserve"> PAGEREF _Toc221665236 \h </w:instrText>
+          <w:instrText xml:space="preserve"> PAGEREF _Toc225967425 \h </w:instrText>
         </w:r>
         <w:r>
           <w:rPr>
@@ -9354,7 +9352,7 @@
           <w:lang w:val="en-US"/>
         </w:rPr>
       </w:pPr>
-      <w:hyperlink w:anchor="_Toc221665237" w:history="1">
+      <w:hyperlink w:anchor="_Toc225967426" w:history="1">
         <w:r>
           <w:rPr>
             <w:rStyle w:val="Hyperlink"/>
@@ -9413,7 +9411,7 @@
             <w:noProof/>
             <w:webHidden/>
           </w:rPr>
-          <w:instrText xml:space="preserve"> PAGEREF _Toc221665237 \h </w:instrText>
+          <w:instrText xml:space="preserve"> PAGEREF _Toc225967426 \h </w:instrText>
         </w:r>
         <w:r>
           <w:rPr>
@@ -9456,7 +9454,7 @@
           <w:lang w:val="en-US"/>
         </w:rPr>
       </w:pPr>
-      <w:hyperlink w:anchor="_Toc221665238" w:history="1">
+      <w:hyperlink w:anchor="_Toc225967427" w:history="1">
         <w:r>
           <w:rPr>
             <w:rStyle w:val="Hyperlink"/>
@@ -9506,7 +9504,7 @@
             <w:noProof/>
             <w:webHidden/>
           </w:rPr>
-          <w:instrText xml:space="preserve"> PAGEREF _Toc221665238 \h </w:instrText>
+          <w:instrText xml:space="preserve"> PAGEREF _Toc225967427 \h </w:instrText>
         </w:r>
         <w:r>
           <w:rPr>
@@ -9527,6 +9525,139 @@
             <w:webHidden/>
           </w:rPr>
           <w:t>23</w:t>
+        </w:r>
+        <w:r>
+          <w:rPr>
+            <w:noProof/>
+            <w:webHidden/>
+          </w:rPr>
+          <w:fldChar w:fldCharType="end"/>
+        </w:r>
+      </w:hyperlink>
+    </w:p>
+    <w:p>
+      <w:pPr>
+        <w:pStyle w:val="TableofFigures"/>
+        <w:tabs>
+          <w:tab w:val="right" w:leader="dot" w:pos="7927"/>
+        </w:tabs>
+        <w:rPr>
+          <w:rFonts w:asciiTheme="minorHAnsi" w:eastAsiaTheme="minorEastAsia" w:hAnsiTheme="minorHAnsi"/>
+          <w:noProof/>
+          <w:lang w:val="en-US"/>
+        </w:rPr>
+      </w:pPr>
+      <w:hyperlink w:anchor="_Toc225967428" w:history="1">
+        <w:r>
+          <w:rPr>
+            <w:rStyle w:val="Hyperlink"/>
+            <w:noProof/>
+          </w:rPr>
+          <w:t xml:space="preserve">Tabel </w:t>
+        </w:r>
+        <w:r>
+          <w:rPr>
+            <w:rStyle w:val="Hyperlink"/>
+            <w:noProof/>
+            <w:lang w:val="en-US"/>
+          </w:rPr>
+          <w:t>4.1</w:t>
+        </w:r>
+        <w:r>
+          <w:rPr>
+            <w:rStyle w:val="Hyperlink"/>
+            <w:noProof/>
+            <w:lang w:val="en-US"/>
+          </w:rPr>
+          <w:t>.</w:t>
+        </w:r>
+        <w:r>
+          <w:rPr>
+            <w:rStyle w:val="Hyperlink"/>
+            <w:noProof/>
+          </w:rPr>
+          <w:t xml:space="preserve"> </w:t>
+        </w:r>
+        <w:r>
+          <w:rPr>
+            <w:rStyle w:val="Hyperlink"/>
+            <w:noProof/>
+            <w:lang w:val="en-US"/>
+          </w:rPr>
+          <w:t>Da</w:t>
+        </w:r>
+        <w:r>
+          <w:rPr>
+            <w:rStyle w:val="Hyperlink"/>
+            <w:noProof/>
+            <w:lang w:val="en-US"/>
+          </w:rPr>
+          <w:t>f</w:t>
+        </w:r>
+        <w:r>
+          <w:rPr>
+            <w:rStyle w:val="Hyperlink"/>
+            <w:noProof/>
+            <w:lang w:val="en-US"/>
+          </w:rPr>
+          <w:t xml:space="preserve">tar </w:t>
+        </w:r>
+        <w:r>
+          <w:rPr>
+            <w:rStyle w:val="Hyperlink"/>
+            <w:noProof/>
+            <w:lang w:val="en-US"/>
+          </w:rPr>
+          <w:t>F</w:t>
+        </w:r>
+        <w:r>
+          <w:rPr>
+            <w:rStyle w:val="Hyperlink"/>
+            <w:noProof/>
+            <w:lang w:val="en-US"/>
+          </w:rPr>
+          <w:t>itur</w:t>
+        </w:r>
+        <w:r>
+          <w:rPr>
+            <w:noProof/>
+            <w:webHidden/>
+          </w:rPr>
+          <w:tab/>
+        </w:r>
+        <w:r>
+          <w:rPr>
+            <w:noProof/>
+            <w:webHidden/>
+          </w:rPr>
+          <w:fldChar w:fldCharType="begin"/>
+        </w:r>
+        <w:r>
+          <w:rPr>
+            <w:noProof/>
+            <w:webHidden/>
+          </w:rPr>
+          <w:instrText xml:space="preserve"> PAGEREF _Toc225967428 \h </w:instrText>
+        </w:r>
+        <w:r>
+          <w:rPr>
+            <w:noProof/>
+            <w:webHidden/>
+          </w:rPr>
+        </w:r>
+        <w:r>
+          <w:rPr>
+            <w:noProof/>
+            <w:webHidden/>
+          </w:rPr>
+          <w:fldChar w:fldCharType="separate"/>
+        </w:r>
+        <w:r>
+          <w:rPr>
+            <w:noProof/>
+            <w:webHidden/>
+          </w:rPr>
+          <w:t>26</w:t>
         </w:r>
         <w:r>
           <w:rPr>
@@ -9558,16 +9689,16 @@
           <w:lang w:val="en-US"/>
         </w:rPr>
       </w:pPr>
-      <w:bookmarkStart w:id="19" w:name="_Toc106280390"/>
-      <w:bookmarkStart w:id="20" w:name="_Toc137038228"/>
-      <w:bookmarkStart w:id="21" w:name="_Toc225245239"/>
+      <w:bookmarkStart w:id="18" w:name="_Toc106280390"/>
+      <w:bookmarkStart w:id="19" w:name="_Toc137038228"/>
+      <w:bookmarkStart w:id="20" w:name="_Toc225245239"/>
       <w:r>
         <w:lastRenderedPageBreak/>
         <w:t>ABSTRAK</w:t>
       </w:r>
+      <w:bookmarkEnd w:id="18"/>
       <w:bookmarkEnd w:id="19"/>
       <w:bookmarkEnd w:id="20"/>
-      <w:bookmarkEnd w:id="21"/>
     </w:p>
     <w:p>
       <w:pPr>
@@ -9849,16 +9980,16 @@
           <w:lang w:val="en-US"/>
         </w:rPr>
       </w:pPr>
-      <w:bookmarkStart w:id="22" w:name="_Toc106280391"/>
-      <w:bookmarkStart w:id="23" w:name="_Toc137038229"/>
-      <w:bookmarkStart w:id="24" w:name="_Toc225245240"/>
+      <w:bookmarkStart w:id="21" w:name="_Toc106280391"/>
+      <w:bookmarkStart w:id="22" w:name="_Toc137038229"/>
+      <w:bookmarkStart w:id="23" w:name="_Toc225245240"/>
       <w:r>
         <w:lastRenderedPageBreak/>
         <w:t>ABSTRACT</w:t>
       </w:r>
+      <w:bookmarkEnd w:id="21"/>
       <w:bookmarkEnd w:id="22"/>
       <w:bookmarkEnd w:id="23"/>
-      <w:bookmarkEnd w:id="24"/>
     </w:p>
     <w:p>
       <w:pPr>
@@ -9971,26 +10102,26 @@
       <w:pPr>
         <w:pStyle w:val="Heading1"/>
       </w:pPr>
-      <w:bookmarkStart w:id="25" w:name="_Toc75025329"/>
-      <w:bookmarkStart w:id="26" w:name="_Toc225245241"/>
+      <w:bookmarkStart w:id="24" w:name="_Toc75025329"/>
+      <w:bookmarkStart w:id="25" w:name="_Toc225245241"/>
       <w:r>
         <w:lastRenderedPageBreak/>
         <w:t>BAB 1 PENDAHULUAN</w:t>
       </w:r>
+      <w:bookmarkEnd w:id="24"/>
       <w:bookmarkEnd w:id="25"/>
+    </w:p>
+    <w:p>
+      <w:pPr>
+        <w:pStyle w:val="Heading2"/>
+      </w:pPr>
+      <w:bookmarkStart w:id="26" w:name="_Toc75025330"/>
+      <w:bookmarkStart w:id="27" w:name="_Toc225245242"/>
+      <w:r>
+        <w:t>1.1 Latar Belakang</w:t>
+      </w:r>
       <w:bookmarkEnd w:id="26"/>
-    </w:p>
-    <w:p>
-      <w:pPr>
-        <w:pStyle w:val="Heading2"/>
-      </w:pPr>
-      <w:bookmarkStart w:id="27" w:name="_Toc75025330"/>
-      <w:bookmarkStart w:id="28" w:name="_Toc225245242"/>
-      <w:r>
-        <w:t>1.1 Latar Belakang</w:t>
-      </w:r>
       <w:bookmarkEnd w:id="27"/>
-      <w:bookmarkEnd w:id="28"/>
     </w:p>
     <w:p>
       <w:pPr>
@@ -10775,13 +10906,13 @@
       <w:pPr>
         <w:pStyle w:val="Heading2"/>
       </w:pPr>
-      <w:bookmarkStart w:id="29" w:name="_Toc75025331"/>
-      <w:bookmarkStart w:id="30" w:name="_Toc225245243"/>
+      <w:bookmarkStart w:id="28" w:name="_Toc75025331"/>
+      <w:bookmarkStart w:id="29" w:name="_Toc225245243"/>
       <w:r>
         <w:t>1.2 Rumusan Masalah</w:t>
       </w:r>
+      <w:bookmarkEnd w:id="28"/>
       <w:bookmarkEnd w:id="29"/>
-      <w:bookmarkEnd w:id="30"/>
     </w:p>
     <w:p>
       <w:pPr>
@@ -10928,13 +11059,13 @@
       <w:pPr>
         <w:pStyle w:val="Heading2"/>
       </w:pPr>
-      <w:bookmarkStart w:id="31" w:name="_Toc75025333"/>
-      <w:bookmarkStart w:id="32" w:name="_Toc225245244"/>
+      <w:bookmarkStart w:id="30" w:name="_Toc75025333"/>
+      <w:bookmarkStart w:id="31" w:name="_Toc225245244"/>
       <w:r>
         <w:t>1.3 Tujuan Penelitian</w:t>
       </w:r>
+      <w:bookmarkEnd w:id="30"/>
       <w:bookmarkEnd w:id="31"/>
-      <w:bookmarkEnd w:id="32"/>
     </w:p>
     <w:p>
       <w:pPr>
@@ -11125,11 +11256,11 @@
       <w:pPr>
         <w:pStyle w:val="Heading2"/>
       </w:pPr>
-      <w:bookmarkStart w:id="33" w:name="_Toc225245245"/>
+      <w:bookmarkStart w:id="32" w:name="_Toc225245245"/>
       <w:r>
         <w:t>1.4 Manfaat Penelitian</w:t>
       </w:r>
-      <w:bookmarkEnd w:id="33"/>
+      <w:bookmarkEnd w:id="32"/>
     </w:p>
     <w:p>
       <w:pPr>
@@ -11184,11 +11315,11 @@
       <w:pPr>
         <w:pStyle w:val="Heading2"/>
       </w:pPr>
-      <w:bookmarkStart w:id="34" w:name="_Toc225245246"/>
+      <w:bookmarkStart w:id="33" w:name="_Toc225245246"/>
       <w:r>
         <w:t>1.5 Batasan Masalah</w:t>
       </w:r>
-      <w:bookmarkEnd w:id="34"/>
+      <w:bookmarkEnd w:id="33"/>
     </w:p>
     <w:p>
       <w:pPr>
@@ -11448,524 +11579,524 @@
       <w:pPr>
         <w:pStyle w:val="Heading1"/>
       </w:pPr>
-      <w:bookmarkStart w:id="35" w:name="_Toc225245247"/>
+      <w:bookmarkStart w:id="34" w:name="_Toc225245247"/>
       <w:r>
         <w:lastRenderedPageBreak/>
         <w:t>BAB 2 TINJAUAN PUSTAKA</w:t>
       </w:r>
+      <w:bookmarkEnd w:id="34"/>
+    </w:p>
+    <w:p>
+      <w:pPr>
+        <w:pStyle w:val="Heading2"/>
+      </w:pPr>
+      <w:bookmarkStart w:id="35" w:name="_Toc225245248"/>
+      <w:r>
+        <w:t>2.1 Deskripsi Masalah</w:t>
+      </w:r>
       <w:bookmarkEnd w:id="35"/>
     </w:p>
     <w:p>
       <w:pPr>
+        <w:jc w:val="both"/>
+        <w:rPr>
+          <w:lang w:val="en-US"/>
+        </w:rPr>
+      </w:pPr>
+      <w:r>
+        <w:rPr>
+          <w:lang w:val="en-US"/>
+        </w:rPr>
+        <w:t xml:space="preserve">Pertanian hortikultura skala kecil menghadapi tantangan besar akibat perubahan iklim, keterbatasan sumber daya, serta ancaman </w:t>
+      </w:r>
+      <w:proofErr w:type="gramStart"/>
+      <w:r>
+        <w:rPr>
+          <w:lang w:val="en-US"/>
+        </w:rPr>
+        <w:t>hama</w:t>
+      </w:r>
+      <w:proofErr w:type="gramEnd"/>
+      <w:r>
+        <w:rPr>
+          <w:lang w:val="en-US"/>
+        </w:rPr>
+        <w:t xml:space="preserve"> dan penyakit tanaman. Perubahan iklim meningkatkan ketidakpastian pola cuaca, yang berdampak pada ketersediaan air, produktivitas tanaman, dan kerent</w:t>
+      </w:r>
+      <w:r>
+        <w:rPr>
+          <w:lang w:val="en-US"/>
+        </w:rPr>
+        <w:t xml:space="preserve">anan terhadap serangan hama </w:t>
+      </w:r>
+      <w:r>
+        <w:rPr>
+          <w:rFonts w:cs="Arial"/>
+          <w:lang w:val="en-US"/>
+        </w:rPr>
+        <w:fldChar w:fldCharType="begin"/>
+      </w:r>
+      <w:r>
+        <w:rPr>
+          <w:rFonts w:cs="Arial"/>
+          <w:lang w:val="en-US"/>
+        </w:rPr>
+        <w:instrText xml:space="preserve"> ADDIN ZOTERO_ITEM CSL_CITATION {"citationID":"Ull51NiZ","properties":{"formattedCitation":"[10]","plainCitation":"[10]","noteIndex":0},"citationItems":[{"id":128,"uris":["http://zotero.org/users/local/fMw9Ltvi/items/P8HU39P3"],"itemData":{"id":128,"type":"article-journal","abstract":"Global food security is seriously threatened by climate change, which calls for creative agricultural solutions. However, little is known about how different smart technologies are integrated to enhance food security. As a strategic reaction to these difficulties, this review investigates the incorporation of remote sensing (rS) as well as artificial intelligence (Ai) into climate-smart agriculture (CSA). this review demonstrates how these advances can improve agricultural resilience, productivity, and sustainability by utilizing Ai’s capacity for predictive analytics, crop modelling, and precision agriculture, along with rS’s strengths in climate projections, land management, and continuous surveillance. Several important tactics were covered, such as combining Ai and rS to regulate risks, maximize resource utilization, and enhance agricultural practice choices. the review also discusses issues like policy frameworks, capacity building, and accessibility that prevent these technologies from being widely adopted. this review highlights how Ai and rS can further CSA and offers insights into how they can help ensure food systems remain secure in changing climates.","container-title":"Cogent Food &amp; Agriculture","DOI":"10.1080/23311932.2025.2454354","ISSN":"2331-1932","issue":"1","journalAbbreviation":"Cogent Food &amp; Agriculture","language":"en","page":"2454354","source":"DOI.org (Crossref)","title":"Harnessing artificial intelligence and remote sensing in climate-smart agriculture: the current strategies needed for enhancing global food security","title-short":"Harnessing artificial intelligence and remote sensing in climate-smart agriculture","volume":"11","author":[{"family":"Mmbando","given":"Gideon Sadikiel"}],"issued":{"date-parts":[["2025",12,31]]}}}],"schema":"https://github.com/citation-style-language/schema/raw/master/csl-citation.json"} </w:instrText>
+      </w:r>
+      <w:r>
+        <w:rPr>
+          <w:rFonts w:cs="Arial"/>
+          <w:lang w:val="en-US"/>
+        </w:rPr>
+        <w:fldChar w:fldCharType="separate"/>
+      </w:r>
+      <w:r>
+        <w:rPr>
+          <w:rFonts w:cs="Arial"/>
+        </w:rPr>
+        <w:t>[10]</w:t>
+      </w:r>
+      <w:r>
+        <w:rPr>
+          <w:rFonts w:cs="Arial"/>
+          <w:lang w:val="en-US"/>
+        </w:rPr>
+        <w:fldChar w:fldCharType="end"/>
+      </w:r>
+      <w:r>
+        <w:rPr>
+          <w:lang w:val="en-US"/>
+        </w:rPr>
+        <w:t>. Selain itu, keterbatasan akses teknologi modern bagi petani skala kecil memperburuk kesenjan</w:t>
+      </w:r>
+      <w:r>
+        <w:rPr>
+          <w:lang w:val="en-US"/>
+        </w:rPr>
+        <w:t xml:space="preserve">gan produktivitas pertanian </w:t>
+      </w:r>
+      <w:r>
+        <w:rPr>
+          <w:lang w:val="en-US"/>
+        </w:rPr>
+        <w:fldChar w:fldCharType="begin"/>
+      </w:r>
+      <w:r>
+        <w:rPr>
+          <w:lang w:val="en-US"/>
+        </w:rPr>
+        <w:instrText xml:space="preserve"> ADDIN ZOTERO_ITEM CSL_CITATION {"citationID":"cAXYjssA","properties":{"formattedCitation":"[11]","plainCitation":"[11]","noteIndex":0},"citationItems":[{"id":107,"uris":["http://zotero.org/users/local/fMw9Ltvi/items/W75GDE7T"],"itemData":{"id":107,"type":"article-journal","abstract":"This study provides a framework that incorporates the Internet of Things (IoT) technology into maize farming activities in Central Uganda as a solution to various challenges including climate change, suboptimal resource use and low crop yields. Using IoT-based modeling and simulation, the presented solution recommends cost-effective and efficient approaches to irrigation, crop yield improvement enhancement and prevention of drinking water loss while being practical for smallholder farmers. The framework is developed in a manner that is appropriate for low resource use regions by using local strategies that are easily understandable and actionable for the farmers thus solving the issue of technology access and social economic constraints. Research in this area brought to light the promise that the IoT holds for the evolution of agriculture into a more data-informed, climate-smart sector, contributes to the much-needed food in the world, is economically viable, facilitates sustainable rural development and is a huge step for the agriculture modernization of Uganda.","language":"en","source":"Zotero","title":"A Smart IoT Framework for Climate-Resilient and Sustainable Maize Farming In Uganda.","author":[{"family":"Godwin","given":"Nomugisha"},{"family":"Johnson","given":"Dr Mwebaze"}]}}],"schema":"https://github.com/citation-style-language/schema/raw/master/csl-citation.json"} </w:instrText>
+      </w:r>
+      <w:r>
+        <w:rPr>
+          <w:lang w:val="en-US"/>
+        </w:rPr>
+        <w:fldChar w:fldCharType="separate"/>
+      </w:r>
+      <w:r>
+        <w:rPr>
+          <w:rFonts w:cs="Arial"/>
+        </w:rPr>
+        <w:t>[11]</w:t>
+      </w:r>
+      <w:r>
+        <w:rPr>
+          <w:lang w:val="en-US"/>
+        </w:rPr>
+        <w:fldChar w:fldCharType="end"/>
+      </w:r>
+      <w:r>
+        <w:rPr>
+          <w:lang w:val="en-US"/>
+        </w:rPr>
+        <w:t xml:space="preserve">. Untuk mengatasi hal ini, teknologi </w:t>
+      </w:r>
+      <w:r>
+        <w:rPr>
+          <w:i/>
+          <w:lang w:val="en-US"/>
+        </w:rPr>
+        <w:t>Internet of Things</w:t>
+      </w:r>
+      <w:r>
+        <w:rPr>
+          <w:lang w:val="en-US"/>
+        </w:rPr>
+        <w:t xml:space="preserve"> dipandang sebagai solusi potensial. IoT memungkinkan pengumpulan data </w:t>
+      </w:r>
+      <w:r>
+        <w:rPr>
+          <w:i/>
+          <w:lang w:val="en-US"/>
+        </w:rPr>
+        <w:t>real time</w:t>
+      </w:r>
+      <w:r>
+        <w:rPr>
+          <w:lang w:val="en-US"/>
+        </w:rPr>
+        <w:t xml:space="preserve"> dari sensor suhu, kelembaban, maupun tegangan, yang dapat membantu petani dalam monitoring dan pengambi</w:t>
+      </w:r>
+      <w:r>
+        <w:rPr>
+          <w:lang w:val="en-US"/>
+        </w:rPr>
+        <w:t xml:space="preserve">lan keputusan berbasis data </w:t>
+      </w:r>
+      <w:r>
+        <w:rPr>
+          <w:lang w:val="en-US"/>
+        </w:rPr>
+        <w:fldChar w:fldCharType="begin"/>
+      </w:r>
+      <w:r>
+        <w:rPr>
+          <w:lang w:val="en-US"/>
+        </w:rPr>
+        <w:instrText xml:space="preserve"> ADDIN ZOTERO_ITEM CSL_CITATION {"citationID":"TlQ1aQtH","properties":{"formattedCitation":"[12]","plainCitation":"[12]","noteIndex":0},"citationItems":[{"id":88,"uris":["http://zotero.org/users/local/fMw9Ltvi/items/NXR7QBVW"],"itemData":{"id":88,"type":"article-journal","abstract":"Precision agriculture, driven by the convergence of smart sensors and advanced technologies, has emerged as a transformative force in modern farming practices. The present review synthesizes insights from a multitude of research papers, exploring the dynamic landscape of precision agriculture. The main focus is on the integration of smart sensors, coupled with technologies such as the Internet of Things (IoT), big data analytics, and Artificial Intelligence (AI). This analysis is set in the context of optimizing crop management, using resources wisely, and promoting sustainability in the agricultural sector. This review aims to provide an in-depth understanding of emerging trends and key developments in the field of precision agriculture. By highlighting the benefits of integrating smart sensors and innovative technologies, it aspires to enlighten farming practitioners, researchers, and policymakers on best practices, current challenges, and prospects. It aims to foster a transition towards more sustainable, efficient, and intelligent farming practices while encouraging the continued adoption and adaptation of new technologies.","container-title":"Sensors","DOI":"10.3390/s24082647","ISSN":"1424-8220","issue":"8","journalAbbreviation":"Sensors","language":"en","page":"2647","source":"DOI.org (Crossref)","title":"Smart Sensors and Smart Data for Precision Agriculture: A Review","title-short":"Smart Sensors and Smart Data for Precision Agriculture","volume":"24","author":[{"family":"Soussi","given":"Abdellatif"},{"family":"Zero","given":"Enrico"},{"family":"Sacile","given":"Roberto"},{"family":"Trinchero","given":"Daniele"},{"family":"Fossa","given":"Marco"}],"issued":{"date-parts":[["2024",4,21]]}}}],"schema":"https://github.com/citation-style-language/schema/raw/master/csl-citation.json"} </w:instrText>
+      </w:r>
+      <w:r>
+        <w:rPr>
+          <w:lang w:val="en-US"/>
+        </w:rPr>
+        <w:fldChar w:fldCharType="separate"/>
+      </w:r>
+      <w:r>
+        <w:rPr>
+          <w:rFonts w:cs="Arial"/>
+        </w:rPr>
+        <w:t>[12]</w:t>
+      </w:r>
+      <w:r>
+        <w:rPr>
+          <w:lang w:val="en-US"/>
+        </w:rPr>
+        <w:fldChar w:fldCharType="end"/>
+      </w:r>
+      <w:r>
+        <w:rPr>
+          <w:lang w:val="en-US"/>
+        </w:rPr>
+        <w:t>.</w:t>
+      </w:r>
+    </w:p>
+    <w:p>
+      <w:pPr>
+        <w:jc w:val="both"/>
+        <w:rPr>
+          <w:lang w:val="en-US"/>
+        </w:rPr>
+      </w:pPr>
+      <w:r>
+        <w:rPr>
+          <w:lang w:val="en-US"/>
+        </w:rPr>
+        <w:t xml:space="preserve">Namun, implementasi </w:t>
+      </w:r>
+      <w:r>
+        <w:rPr>
+          <w:i/>
+          <w:lang w:val="en-US"/>
+        </w:rPr>
+        <w:t>IoT</w:t>
+      </w:r>
+      <w:r>
+        <w:rPr>
+          <w:lang w:val="en-US"/>
+        </w:rPr>
+        <w:t xml:space="preserve"> dalam rumah kaca tidak lepas dari kendala konektivitas internet. Banyak wilayah pedesaan tidak memiliki akses internet stabil, sehingga sistem monitoring berbasis </w:t>
+      </w:r>
+      <w:r>
+        <w:rPr>
+          <w:i/>
+          <w:lang w:val="en-US"/>
+        </w:rPr>
+        <w:t>cloud</w:t>
+      </w:r>
+      <w:r>
+        <w:rPr>
+          <w:lang w:val="en-US"/>
+        </w:rPr>
+        <w:t xml:space="preserve"> saja tidak memadai. Oleh karena itu, diperlukan pendekatan </w:t>
+      </w:r>
+      <w:r>
+        <w:rPr>
+          <w:i/>
+          <w:lang w:val="en-US"/>
+        </w:rPr>
+        <w:t>hybrid</w:t>
+      </w:r>
+      <w:r>
+        <w:rPr>
+          <w:lang w:val="en-US"/>
+        </w:rPr>
+        <w:t xml:space="preserve">, di mana perangkat seperti </w:t>
+      </w:r>
+      <w:r>
+        <w:rPr>
+          <w:i/>
+          <w:lang w:val="en-US"/>
+        </w:rPr>
+        <w:t>ESP32</w:t>
+      </w:r>
+      <w:r>
+        <w:rPr>
+          <w:lang w:val="en-US"/>
+        </w:rPr>
+        <w:t xml:space="preserve"> dapat berfungsi sebagai </w:t>
+      </w:r>
+      <w:r>
+        <w:rPr>
+          <w:i/>
+          <w:lang w:val="en-US"/>
+        </w:rPr>
+        <w:t>hotspot</w:t>
+      </w:r>
+      <w:r>
+        <w:rPr>
+          <w:lang w:val="en-US"/>
+        </w:rPr>
+        <w:t xml:space="preserve"> lokal untuk akses offline, sekaligus mendukung sinkronisasi k</w:t>
+      </w:r>
+      <w:r>
+        <w:rPr>
+          <w:lang w:val="en-US"/>
+        </w:rPr>
+        <w:t xml:space="preserve">e </w:t>
+      </w:r>
+      <w:r>
+        <w:rPr>
+          <w:i/>
+          <w:lang w:val="en-US"/>
+        </w:rPr>
+        <w:t>cloud</w:t>
+      </w:r>
+      <w:r>
+        <w:rPr>
+          <w:lang w:val="en-US"/>
+        </w:rPr>
+        <w:t xml:space="preserve"> bila koneksi tersedia </w:t>
+      </w:r>
+      <w:r>
+        <w:rPr>
+          <w:lang w:val="en-US"/>
+        </w:rPr>
+        <w:fldChar w:fldCharType="begin"/>
+      </w:r>
+      <w:r>
+        <w:rPr>
+          <w:lang w:val="en-US"/>
+        </w:rPr>
+        <w:instrText xml:space="preserve"> ADDIN ZOTERO_ITEM CSL_CITATION {"citationID":"SXyVkHVY","properties":{"formattedCitation":"[5]","plainCitation":"[5]","noteIndex":0},"citationItems":[{"id":114,"uris":["http://zotero.org/users/local/fMw9Ltvi/items/WF9C79T4"],"itemData":{"id":114,"type":"article-journal","abstract":"Digitalization in agriculture is becoming increasingly important for improving efficiency and sustainability, but small-scale farmers often face difficulties in adopting digital technologies because of various constraints. This study proposes an opensource intelligent system platform called UDAWA (Universal Digital Agriculture Workflow Assistant) to assist small-scale farmers in digitizing greenhouse management processes. The first variant of this platform, UDAWA Gadadar, was designed as a cyber-physical agent to control and monitor greenhouse instruments. UDAWA Gadadar was built using a 5C architecture approach and farmer-centric design thinking, utilizing an ESP32 microcontroller and a power sensor module to ensure performance and energy efficiency. The UDAWA Gadadar prototype was tested in a small-scale greenhouse with promising results, with an average remaining memory of 175 KB in the non-SSL mode and 122 KB in the SSL mode. Cost analysis indicates that this platform is relatively affordable for small-scale farmers, with a total component cost of USD 33.7 per unit. A decision matrix analysis involving five different greenhouse models in Pancasari Village, Buleleng Regency, Bali, showed that UDAWA Gadadar has high relevance and potential for adoption, particularly in models GH3 and GH5, with compatibility scores of 0.27. This study contributes to the development of appropriate and accessible digitalization solutions for small-scale agriculture, with future work focusing on developing other physical agent variants and a digital twin for enhanced cultivation simulations.","container-title":"Jurnal RESTI (Rekayasa Sistem dan Teknologi Informasi)","DOI":"10.29207/resti.v9i3.6267","ISSN":"2580-0760","issue":"3","journalAbbreviation":"J. RESTI (Rekayasa Sist. Teknol. Inf.)","language":"en","license":"https://creativecommons.org/licenses/by/4.0","page":"581-593","source":"DOI.org (Crossref)","title":"UDAWA Gadadar: Agent-based Cyber-physical System for Universal Small-scale Horticulture Greenhouse Management System","title-short":"UDAWA Gadadar","volume":"9","author":[{"family":"Suranata","given":"I Wayan Aditya"},{"literal":"Ketut Elly Sutrisni"},{"literal":"I Made Surya Adi Putra"}],"issued":{"date-parts":[["2025",6,18]]}}}],"schema":"https://github.com/citation-style-language/schema/raw/master/csl-citation.json"} </w:instrText>
+      </w:r>
+      <w:r>
+        <w:rPr>
+          <w:lang w:val="en-US"/>
+        </w:rPr>
+        <w:fldChar w:fldCharType="separate"/>
+      </w:r>
+      <w:r>
+        <w:rPr>
+          <w:rFonts w:cs="Arial"/>
+        </w:rPr>
+        <w:t>[5]</w:t>
+      </w:r>
+      <w:r>
+        <w:rPr>
+          <w:lang w:val="en-US"/>
+        </w:rPr>
+        <w:fldChar w:fldCharType="end"/>
+      </w:r>
+      <w:r>
+        <w:rPr>
+          <w:lang w:val="en-US"/>
+        </w:rPr>
+        <w:t>.</w:t>
+      </w:r>
+    </w:p>
+    <w:p>
+      <w:pPr>
+        <w:jc w:val="both"/>
+        <w:rPr>
+          <w:lang w:val="en-US"/>
+        </w:rPr>
+      </w:pPr>
+      <w:r>
+        <w:rPr>
+          <w:lang w:val="en-US"/>
+        </w:rPr>
+        <w:t xml:space="preserve">Selain monitoring, </w:t>
+      </w:r>
+      <w:r>
+        <w:rPr>
+          <w:i/>
+          <w:lang w:val="en-US"/>
+        </w:rPr>
+        <w:t>Decision Support System</w:t>
+      </w:r>
+      <w:r>
+        <w:rPr>
+          <w:lang w:val="en-US"/>
+        </w:rPr>
+        <w:t xml:space="preserve"> berbasis </w:t>
+      </w:r>
+      <w:r>
+        <w:rPr>
+          <w:i/>
+          <w:lang w:val="en-US"/>
+        </w:rPr>
+        <w:t>AI</w:t>
+      </w:r>
+      <w:r>
+        <w:rPr>
+          <w:lang w:val="en-US"/>
+        </w:rPr>
+        <w:t xml:space="preserve"> dibutuhkan untuk membantu petani menafsirkan data sensor dan memberikan </w:t>
+      </w:r>
+      <w:r>
+        <w:rPr>
+          <w:i/>
+          <w:lang w:val="en-US"/>
+        </w:rPr>
+        <w:t>descriptive feedback</w:t>
+      </w:r>
+      <w:r>
+        <w:rPr>
+          <w:lang w:val="en-US"/>
+        </w:rPr>
+        <w:t xml:space="preserve">, misalnya kapan harus menyalakan pompa atau menambahkan nutrisi. Beberapa penelitian terbaru menunjukkan efektivitas integrasi </w:t>
+      </w:r>
+      <w:r>
+        <w:rPr>
+          <w:i/>
+          <w:lang w:val="en-US"/>
+        </w:rPr>
+        <w:t>AI</w:t>
+      </w:r>
+      <w:r>
+        <w:rPr>
+          <w:lang w:val="en-US"/>
+        </w:rPr>
+        <w:t>,</w:t>
+      </w:r>
+      <w:r>
+        <w:rPr>
+          <w:i/>
+          <w:lang w:val="en-US"/>
+        </w:rPr>
+        <w:t xml:space="preserve"> IoT</w:t>
+      </w:r>
+      <w:r>
+        <w:rPr>
+          <w:lang w:val="en-US"/>
+        </w:rPr>
+        <w:t xml:space="preserve">, dan </w:t>
+      </w:r>
+      <w:r>
+        <w:rPr>
+          <w:i/>
+          <w:lang w:val="en-US"/>
+        </w:rPr>
+        <w:t>smart greenhouse</w:t>
+      </w:r>
+      <w:r>
+        <w:rPr>
+          <w:lang w:val="en-US"/>
+        </w:rPr>
+        <w:t xml:space="preserve"> dalam meni</w:t>
+      </w:r>
+      <w:r>
+        <w:rPr>
+          <w:lang w:val="en-US"/>
+        </w:rPr>
+        <w:t xml:space="preserve">ngkatkan ketahanan pertanian </w:t>
+      </w:r>
+      <w:r>
+        <w:rPr>
+          <w:lang w:val="en-US"/>
+        </w:rPr>
+        <w:fldChar w:fldCharType="begin"/>
+      </w:r>
+      <w:r>
+        <w:rPr>
+          <w:lang w:val="en-US"/>
+        </w:rPr>
+        <w:instrText xml:space="preserve"> ADDIN ZOTERO_ITEM CSL_CITATION {"citationID":"zLHfhznc","properties":{"formattedCitation":"[4]","plainCitation":"[4]","noteIndex":0},"citationItems":[{"id":113,"uris":["http://zotero.org/users/local/fMw9Ltvi/items/J7Y5872D"],"itemData":{"id":113,"type":"article-journal","abstract":"Generative AI for IoT Hydroponics Monitoring System for Smallholder Farmers in Developing Regions This is in an effort to support AI-based narrative feedback for real-time decision-making with reference to sensor data (TDS/EC, temperature) and plant context-the pertinent data are species and age. The system, therefore, consists of an ESP32 sensor device; a Flutter mobile application; and the cloud services being offered via Thingsboard and the Gemini API. A systematic approach was undertaken, including design, implementation, integration, and usability testing. The results show effective real-time data collection and secure communication, with accurate AI feedback validated by expert judgment. The results exhibited how AI and IoT could collude in aiding smart agriculture. Future work will concentrate on enhancing the accuracy of the model based on ground truth data and improving the accessibility of the platform.","container-title":"Jurnal Ilmiah Telsinas Elektro, Sipil dan Teknik Informasi","DOI":"10.38043/telsinas.v8i1.6242","ISSN":"2621-5276","issue":"1","journalAbbreviation":"telsinas","language":"en","license":"https://creativecommons.org/licenses/by-sa/4.0","page":"94-103","source":"DOI.org (Crossref)","title":"Generative AI in Enhancing Hydroponic Nutrient Solution Monitoring","volume":"8","author":[{"family":"Hakimi","given":"Musawer"},{"family":"Suranata","given":"I Wayan Aditya"},{"family":"Ezam","given":"Zakirullah"},{"family":"Samadzai","given":"Abdul Wahid"},{"family":"Enayat","given":"Wahidullah"},{"family":"Quraishi","given":"Tamanna"},{"family":"Fazil","given":"Abdul Wajid"}],"issued":{"date-parts":[["2025",4,20]]}}}],"schema":"https://github.com/citation-style-language/schema/raw/master/csl-citation.json"} </w:instrText>
+      </w:r>
+      <w:r>
+        <w:rPr>
+          <w:lang w:val="en-US"/>
+        </w:rPr>
+        <w:fldChar w:fldCharType="separate"/>
+      </w:r>
+      <w:r>
+        <w:rPr>
+          <w:rFonts w:cs="Arial"/>
+        </w:rPr>
+        <w:t>[4]</w:t>
+      </w:r>
+      <w:r>
+        <w:rPr>
+          <w:lang w:val="en-US"/>
+        </w:rPr>
+        <w:fldChar w:fldCharType="end"/>
+      </w:r>
+      <w:r>
+        <w:rPr>
+          <w:lang w:val="en-US"/>
+        </w:rPr>
+        <w:t xml:space="preserve">. </w:t>
+      </w:r>
+    </w:p>
+    <w:p>
+      <w:pPr>
+        <w:jc w:val="both"/>
+        <w:rPr>
+          <w:lang w:val="en-US"/>
+        </w:rPr>
+      </w:pPr>
+      <w:r>
+        <w:rPr>
+          <w:lang w:val="en-US"/>
+        </w:rPr>
+        <w:t xml:space="preserve">Dengan demikian, penelitian ini berfokus pada pembuatan antarmuka </w:t>
+      </w:r>
+      <w:r>
+        <w:rPr>
+          <w:i/>
+          <w:lang w:val="en-US"/>
+        </w:rPr>
+        <w:t>embedded web</w:t>
+      </w:r>
+      <w:r>
+        <w:rPr>
+          <w:lang w:val="en-US"/>
+        </w:rPr>
+        <w:t xml:space="preserve"> yang mampu mengintegrasikan data monitoring dengan </w:t>
+      </w:r>
+      <w:r>
+        <w:rPr>
+          <w:i/>
+          <w:lang w:val="en-US"/>
+        </w:rPr>
+        <w:t>descriptive decision support system</w:t>
+      </w:r>
+      <w:r>
+        <w:rPr>
+          <w:lang w:val="en-US"/>
+        </w:rPr>
+        <w:t xml:space="preserve"> berbasis AI  yang tetap dapat diakses meskipun tanpa internet, untuk mendukung petani hortikultura skala kecil dalam pengelolaan rumah kaca</w:t>
+      </w:r>
+    </w:p>
+    <w:p>
+      <w:pPr>
         <w:pStyle w:val="Heading2"/>
       </w:pPr>
-      <w:bookmarkStart w:id="36" w:name="_Toc225245248"/>
-      <w:r>
-        <w:t>2.1 Deskripsi Masalah</w:t>
+      <w:bookmarkStart w:id="36" w:name="_Toc225245249"/>
+      <w:r>
+        <w:t>2.2 Metode Pendekatan Masalah</w:t>
       </w:r>
       <w:bookmarkEnd w:id="36"/>
-    </w:p>
-    <w:p>
-      <w:pPr>
-        <w:jc w:val="both"/>
-        <w:rPr>
-          <w:lang w:val="en-US"/>
-        </w:rPr>
-      </w:pPr>
-      <w:r>
-        <w:rPr>
-          <w:lang w:val="en-US"/>
-        </w:rPr>
-        <w:t xml:space="preserve">Pertanian hortikultura skala kecil menghadapi tantangan besar akibat perubahan iklim, keterbatasan sumber daya, serta ancaman </w:t>
-      </w:r>
-      <w:proofErr w:type="gramStart"/>
-      <w:r>
-        <w:rPr>
-          <w:lang w:val="en-US"/>
-        </w:rPr>
-        <w:t>hama</w:t>
-      </w:r>
-      <w:proofErr w:type="gramEnd"/>
-      <w:r>
-        <w:rPr>
-          <w:lang w:val="en-US"/>
-        </w:rPr>
-        <w:t xml:space="preserve"> dan penyakit tanaman. Perubahan iklim meningkatkan ketidakpastian pola cuaca, yang berdampak pada ketersediaan air, produktivitas tanaman, dan kerent</w:t>
-      </w:r>
-      <w:r>
-        <w:rPr>
-          <w:lang w:val="en-US"/>
-        </w:rPr>
-        <w:t xml:space="preserve">anan terhadap serangan hama </w:t>
-      </w:r>
-      <w:r>
-        <w:rPr>
-          <w:rFonts w:cs="Arial"/>
-          <w:lang w:val="en-US"/>
-        </w:rPr>
-        <w:fldChar w:fldCharType="begin"/>
-      </w:r>
-      <w:r>
-        <w:rPr>
-          <w:rFonts w:cs="Arial"/>
-          <w:lang w:val="en-US"/>
-        </w:rPr>
-        <w:instrText xml:space="preserve"> ADDIN ZOTERO_ITEM CSL_CITATION {"citationID":"Ull51NiZ","properties":{"formattedCitation":"[10]","plainCitation":"[10]","noteIndex":0},"citationItems":[{"id":128,"uris":["http://zotero.org/users/local/fMw9Ltvi/items/P8HU39P3"],"itemData":{"id":128,"type":"article-journal","abstract":"Global food security is seriously threatened by climate change, which calls for creative agricultural solutions. However, little is known about how different smart technologies are integrated to enhance food security. As a strategic reaction to these difficulties, this review investigates the incorporation of remote sensing (rS) as well as artificial intelligence (Ai) into climate-smart agriculture (CSA). this review demonstrates how these advances can improve agricultural resilience, productivity, and sustainability by utilizing Ai’s capacity for predictive analytics, crop modelling, and precision agriculture, along with rS’s strengths in climate projections, land management, and continuous surveillance. Several important tactics were covered, such as combining Ai and rS to regulate risks, maximize resource utilization, and enhance agricultural practice choices. the review also discusses issues like policy frameworks, capacity building, and accessibility that prevent these technologies from being widely adopted. this review highlights how Ai and rS can further CSA and offers insights into how they can help ensure food systems remain secure in changing climates.","container-title":"Cogent Food &amp; Agriculture","DOI":"10.1080/23311932.2025.2454354","ISSN":"2331-1932","issue":"1","journalAbbreviation":"Cogent Food &amp; Agriculture","language":"en","page":"2454354","source":"DOI.org (Crossref)","title":"Harnessing artificial intelligence and remote sensing in climate-smart agriculture: the current strategies needed for enhancing global food security","title-short":"Harnessing artificial intelligence and remote sensing in climate-smart agriculture","volume":"11","author":[{"family":"Mmbando","given":"Gideon Sadikiel"}],"issued":{"date-parts":[["2025",12,31]]}}}],"schema":"https://github.com/citation-style-language/schema/raw/master/csl-citation.json"} </w:instrText>
-      </w:r>
-      <w:r>
-        <w:rPr>
-          <w:rFonts w:cs="Arial"/>
-          <w:lang w:val="en-US"/>
-        </w:rPr>
-        <w:fldChar w:fldCharType="separate"/>
-      </w:r>
-      <w:r>
-        <w:rPr>
-          <w:rFonts w:cs="Arial"/>
-        </w:rPr>
-        <w:t>[10]</w:t>
-      </w:r>
-      <w:r>
-        <w:rPr>
-          <w:rFonts w:cs="Arial"/>
-          <w:lang w:val="en-US"/>
-        </w:rPr>
-        <w:fldChar w:fldCharType="end"/>
-      </w:r>
-      <w:r>
-        <w:rPr>
-          <w:lang w:val="en-US"/>
-        </w:rPr>
-        <w:t>. Selain itu, keterbatasan akses teknologi modern bagi petani skala kecil memperburuk kesenjan</w:t>
-      </w:r>
-      <w:r>
-        <w:rPr>
-          <w:lang w:val="en-US"/>
-        </w:rPr>
-        <w:t xml:space="preserve">gan produktivitas pertanian </w:t>
-      </w:r>
-      <w:r>
-        <w:rPr>
-          <w:lang w:val="en-US"/>
-        </w:rPr>
-        <w:fldChar w:fldCharType="begin"/>
-      </w:r>
-      <w:r>
-        <w:rPr>
-          <w:lang w:val="en-US"/>
-        </w:rPr>
-        <w:instrText xml:space="preserve"> ADDIN ZOTERO_ITEM CSL_CITATION {"citationID":"cAXYjssA","properties":{"formattedCitation":"[11]","plainCitation":"[11]","noteIndex":0},"citationItems":[{"id":107,"uris":["http://zotero.org/users/local/fMw9Ltvi/items/W75GDE7T"],"itemData":{"id":107,"type":"article-journal","abstract":"This study provides a framework that incorporates the Internet of Things (IoT) technology into maize farming activities in Central Uganda as a solution to various challenges including climate change, suboptimal resource use and low crop yields. Using IoT-based modeling and simulation, the presented solution recommends cost-effective and efficient approaches to irrigation, crop yield improvement enhancement and prevention of drinking water loss while being practical for smallholder farmers. The framework is developed in a manner that is appropriate for low resource use regions by using local strategies that are easily understandable and actionable for the farmers thus solving the issue of technology access and social economic constraints. Research in this area brought to light the promise that the IoT holds for the evolution of agriculture into a more data-informed, climate-smart sector, contributes to the much-needed food in the world, is economically viable, facilitates sustainable rural development and is a huge step for the agriculture modernization of Uganda.","language":"en","source":"Zotero","title":"A Smart IoT Framework for Climate-Resilient and Sustainable Maize Farming In Uganda.","author":[{"family":"Godwin","given":"Nomugisha"},{"family":"Johnson","given":"Dr Mwebaze"}]}}],"schema":"https://github.com/citation-style-language/schema/raw/master/csl-citation.json"} </w:instrText>
-      </w:r>
-      <w:r>
-        <w:rPr>
-          <w:lang w:val="en-US"/>
-        </w:rPr>
-        <w:fldChar w:fldCharType="separate"/>
-      </w:r>
-      <w:r>
-        <w:rPr>
-          <w:rFonts w:cs="Arial"/>
-        </w:rPr>
-        <w:t>[11]</w:t>
-      </w:r>
-      <w:r>
-        <w:rPr>
-          <w:lang w:val="en-US"/>
-        </w:rPr>
-        <w:fldChar w:fldCharType="end"/>
-      </w:r>
-      <w:r>
-        <w:rPr>
-          <w:lang w:val="en-US"/>
-        </w:rPr>
-        <w:t xml:space="preserve">. Untuk mengatasi hal ini, teknologi </w:t>
-      </w:r>
-      <w:r>
-        <w:rPr>
-          <w:i/>
-          <w:lang w:val="en-US"/>
-        </w:rPr>
-        <w:t>Internet of Things</w:t>
-      </w:r>
-      <w:r>
-        <w:rPr>
-          <w:lang w:val="en-US"/>
-        </w:rPr>
-        <w:t xml:space="preserve"> dipandang sebagai solusi potensial. IoT memungkinkan pengumpulan data </w:t>
-      </w:r>
-      <w:r>
-        <w:rPr>
-          <w:i/>
-          <w:lang w:val="en-US"/>
-        </w:rPr>
-        <w:t>real time</w:t>
-      </w:r>
-      <w:r>
-        <w:rPr>
-          <w:lang w:val="en-US"/>
-        </w:rPr>
-        <w:t xml:space="preserve"> dari sensor suhu, kelembaban, maupun tegangan, yang dapat membantu petani dalam monitoring dan pengambi</w:t>
-      </w:r>
-      <w:r>
-        <w:rPr>
-          <w:lang w:val="en-US"/>
-        </w:rPr>
-        <w:t xml:space="preserve">lan keputusan berbasis data </w:t>
-      </w:r>
-      <w:r>
-        <w:rPr>
-          <w:lang w:val="en-US"/>
-        </w:rPr>
-        <w:fldChar w:fldCharType="begin"/>
-      </w:r>
-      <w:r>
-        <w:rPr>
-          <w:lang w:val="en-US"/>
-        </w:rPr>
-        <w:instrText xml:space="preserve"> ADDIN ZOTERO_ITEM CSL_CITATION {"citationID":"TlQ1aQtH","properties":{"formattedCitation":"[12]","plainCitation":"[12]","noteIndex":0},"citationItems":[{"id":88,"uris":["http://zotero.org/users/local/fMw9Ltvi/items/NXR7QBVW"],"itemData":{"id":88,"type":"article-journal","abstract":"Precision agriculture, driven by the convergence of smart sensors and advanced technologies, has emerged as a transformative force in modern farming practices. The present review synthesizes insights from a multitude of research papers, exploring the dynamic landscape of precision agriculture. The main focus is on the integration of smart sensors, coupled with technologies such as the Internet of Things (IoT), big data analytics, and Artificial Intelligence (AI). This analysis is set in the context of optimizing crop management, using resources wisely, and promoting sustainability in the agricultural sector. This review aims to provide an in-depth understanding of emerging trends and key developments in the field of precision agriculture. By highlighting the benefits of integrating smart sensors and innovative technologies, it aspires to enlighten farming practitioners, researchers, and policymakers on best practices, current challenges, and prospects. It aims to foster a transition towards more sustainable, efficient, and intelligent farming practices while encouraging the continued adoption and adaptation of new technologies.","container-title":"Sensors","DOI":"10.3390/s24082647","ISSN":"1424-8220","issue":"8","journalAbbreviation":"Sensors","language":"en","page":"2647","source":"DOI.org (Crossref)","title":"Smart Sensors and Smart Data for Precision Agriculture: A Review","title-short":"Smart Sensors and Smart Data for Precision Agriculture","volume":"24","author":[{"family":"Soussi","given":"Abdellatif"},{"family":"Zero","given":"Enrico"},{"family":"Sacile","given":"Roberto"},{"family":"Trinchero","given":"Daniele"},{"family":"Fossa","given":"Marco"}],"issued":{"date-parts":[["2024",4,21]]}}}],"schema":"https://github.com/citation-style-language/schema/raw/master/csl-citation.json"} </w:instrText>
-      </w:r>
-      <w:r>
-        <w:rPr>
-          <w:lang w:val="en-US"/>
-        </w:rPr>
-        <w:fldChar w:fldCharType="separate"/>
-      </w:r>
-      <w:r>
-        <w:rPr>
-          <w:rFonts w:cs="Arial"/>
-        </w:rPr>
-        <w:t>[12]</w:t>
-      </w:r>
-      <w:r>
-        <w:rPr>
-          <w:lang w:val="en-US"/>
-        </w:rPr>
-        <w:fldChar w:fldCharType="end"/>
-      </w:r>
-      <w:r>
-        <w:rPr>
-          <w:lang w:val="en-US"/>
-        </w:rPr>
-        <w:t>.</w:t>
-      </w:r>
-    </w:p>
-    <w:p>
-      <w:pPr>
-        <w:jc w:val="both"/>
-        <w:rPr>
-          <w:lang w:val="en-US"/>
-        </w:rPr>
-      </w:pPr>
-      <w:r>
-        <w:rPr>
-          <w:lang w:val="en-US"/>
-        </w:rPr>
-        <w:t xml:space="preserve">Namun, implementasi </w:t>
-      </w:r>
-      <w:r>
-        <w:rPr>
-          <w:i/>
-          <w:lang w:val="en-US"/>
-        </w:rPr>
-        <w:t>IoT</w:t>
-      </w:r>
-      <w:r>
-        <w:rPr>
-          <w:lang w:val="en-US"/>
-        </w:rPr>
-        <w:t xml:space="preserve"> dalam rumah kaca tidak lepas dari kendala konektivitas internet. Banyak wilayah pedesaan tidak memiliki akses internet stabil, sehingga sistem monitoring berbasis </w:t>
-      </w:r>
-      <w:r>
-        <w:rPr>
-          <w:i/>
-          <w:lang w:val="en-US"/>
-        </w:rPr>
-        <w:t>cloud</w:t>
-      </w:r>
-      <w:r>
-        <w:rPr>
-          <w:lang w:val="en-US"/>
-        </w:rPr>
-        <w:t xml:space="preserve"> saja tidak memadai. Oleh karena itu, diperlukan pendekatan </w:t>
-      </w:r>
-      <w:r>
-        <w:rPr>
-          <w:i/>
-          <w:lang w:val="en-US"/>
-        </w:rPr>
-        <w:t>hybrid</w:t>
-      </w:r>
-      <w:r>
-        <w:rPr>
-          <w:lang w:val="en-US"/>
-        </w:rPr>
-        <w:t xml:space="preserve">, di mana perangkat seperti </w:t>
-      </w:r>
-      <w:r>
-        <w:rPr>
-          <w:i/>
-          <w:lang w:val="en-US"/>
-        </w:rPr>
-        <w:t>ESP32</w:t>
-      </w:r>
-      <w:r>
-        <w:rPr>
-          <w:lang w:val="en-US"/>
-        </w:rPr>
-        <w:t xml:space="preserve"> dapat berfungsi sebagai </w:t>
-      </w:r>
-      <w:r>
-        <w:rPr>
-          <w:i/>
-          <w:lang w:val="en-US"/>
-        </w:rPr>
-        <w:t>hotspot</w:t>
-      </w:r>
-      <w:r>
-        <w:rPr>
-          <w:lang w:val="en-US"/>
-        </w:rPr>
-        <w:t xml:space="preserve"> lokal untuk akses offline, sekaligus mendukung sinkronisasi k</w:t>
-      </w:r>
-      <w:r>
-        <w:rPr>
-          <w:lang w:val="en-US"/>
-        </w:rPr>
-        <w:t xml:space="preserve">e </w:t>
-      </w:r>
-      <w:r>
-        <w:rPr>
-          <w:i/>
-          <w:lang w:val="en-US"/>
-        </w:rPr>
-        <w:t>cloud</w:t>
-      </w:r>
-      <w:r>
-        <w:rPr>
-          <w:lang w:val="en-US"/>
-        </w:rPr>
-        <w:t xml:space="preserve"> bila koneksi tersedia </w:t>
-      </w:r>
-      <w:r>
-        <w:rPr>
-          <w:lang w:val="en-US"/>
-        </w:rPr>
-        <w:fldChar w:fldCharType="begin"/>
-      </w:r>
-      <w:r>
-        <w:rPr>
-          <w:lang w:val="en-US"/>
-        </w:rPr>
-        <w:instrText xml:space="preserve"> ADDIN ZOTERO_ITEM CSL_CITATION {"citationID":"SXyVkHVY","properties":{"formattedCitation":"[5]","plainCitation":"[5]","noteIndex":0},"citationItems":[{"id":114,"uris":["http://zotero.org/users/local/fMw9Ltvi/items/WF9C79T4"],"itemData":{"id":114,"type":"article-journal","abstract":"Digitalization in agriculture is becoming increasingly important for improving efficiency and sustainability, but small-scale farmers often face difficulties in adopting digital technologies because of various constraints. This study proposes an opensource intelligent system platform called UDAWA (Universal Digital Agriculture Workflow Assistant) to assist small-scale farmers in digitizing greenhouse management processes. The first variant of this platform, UDAWA Gadadar, was designed as a cyber-physical agent to control and monitor greenhouse instruments. UDAWA Gadadar was built using a 5C architecture approach and farmer-centric design thinking, utilizing an ESP32 microcontroller and a power sensor module to ensure performance and energy efficiency. The UDAWA Gadadar prototype was tested in a small-scale greenhouse with promising results, with an average remaining memory of 175 KB in the non-SSL mode and 122 KB in the SSL mode. Cost analysis indicates that this platform is relatively affordable for small-scale farmers, with a total component cost of USD 33.7 per unit. A decision matrix analysis involving five different greenhouse models in Pancasari Village, Buleleng Regency, Bali, showed that UDAWA Gadadar has high relevance and potential for adoption, particularly in models GH3 and GH5, with compatibility scores of 0.27. This study contributes to the development of appropriate and accessible digitalization solutions for small-scale agriculture, with future work focusing on developing other physical agent variants and a digital twin for enhanced cultivation simulations.","container-title":"Jurnal RESTI (Rekayasa Sistem dan Teknologi Informasi)","DOI":"10.29207/resti.v9i3.6267","ISSN":"2580-0760","issue":"3","journalAbbreviation":"J. RESTI (Rekayasa Sist. Teknol. Inf.)","language":"en","license":"https://creativecommons.org/licenses/by/4.0","page":"581-593","source":"DOI.org (Crossref)","title":"UDAWA Gadadar: Agent-based Cyber-physical System for Universal Small-scale Horticulture Greenhouse Management System","title-short":"UDAWA Gadadar","volume":"9","author":[{"family":"Suranata","given":"I Wayan Aditya"},{"literal":"Ketut Elly Sutrisni"},{"literal":"I Made Surya Adi Putra"}],"issued":{"date-parts":[["2025",6,18]]}}}],"schema":"https://github.com/citation-style-language/schema/raw/master/csl-citation.json"} </w:instrText>
-      </w:r>
-      <w:r>
-        <w:rPr>
-          <w:lang w:val="en-US"/>
-        </w:rPr>
-        <w:fldChar w:fldCharType="separate"/>
-      </w:r>
-      <w:r>
-        <w:rPr>
-          <w:rFonts w:cs="Arial"/>
-        </w:rPr>
-        <w:t>[5]</w:t>
-      </w:r>
-      <w:r>
-        <w:rPr>
-          <w:lang w:val="en-US"/>
-        </w:rPr>
-        <w:fldChar w:fldCharType="end"/>
-      </w:r>
-      <w:r>
-        <w:rPr>
-          <w:lang w:val="en-US"/>
-        </w:rPr>
-        <w:t>.</w:t>
-      </w:r>
-    </w:p>
-    <w:p>
-      <w:pPr>
-        <w:jc w:val="both"/>
-        <w:rPr>
-          <w:lang w:val="en-US"/>
-        </w:rPr>
-      </w:pPr>
-      <w:r>
-        <w:rPr>
-          <w:lang w:val="en-US"/>
-        </w:rPr>
-        <w:t xml:space="preserve">Selain monitoring, </w:t>
-      </w:r>
-      <w:r>
-        <w:rPr>
-          <w:i/>
-          <w:lang w:val="en-US"/>
-        </w:rPr>
-        <w:t>Decision Support System</w:t>
-      </w:r>
-      <w:r>
-        <w:rPr>
-          <w:lang w:val="en-US"/>
-        </w:rPr>
-        <w:t xml:space="preserve"> berbasis </w:t>
-      </w:r>
-      <w:r>
-        <w:rPr>
-          <w:i/>
-          <w:lang w:val="en-US"/>
-        </w:rPr>
-        <w:t>AI</w:t>
-      </w:r>
-      <w:r>
-        <w:rPr>
-          <w:lang w:val="en-US"/>
-        </w:rPr>
-        <w:t xml:space="preserve"> dibutuhkan untuk membantu petani menafsirkan data sensor dan memberikan </w:t>
-      </w:r>
-      <w:r>
-        <w:rPr>
-          <w:i/>
-          <w:lang w:val="en-US"/>
-        </w:rPr>
-        <w:t>descriptive feedback</w:t>
-      </w:r>
-      <w:r>
-        <w:rPr>
-          <w:lang w:val="en-US"/>
-        </w:rPr>
-        <w:t xml:space="preserve">, misalnya kapan harus menyalakan pompa atau menambahkan nutrisi. Beberapa penelitian terbaru menunjukkan efektivitas integrasi </w:t>
-      </w:r>
-      <w:r>
-        <w:rPr>
-          <w:i/>
-          <w:lang w:val="en-US"/>
-        </w:rPr>
-        <w:t>AI</w:t>
-      </w:r>
-      <w:r>
-        <w:rPr>
-          <w:lang w:val="en-US"/>
-        </w:rPr>
-        <w:t>,</w:t>
-      </w:r>
-      <w:r>
-        <w:rPr>
-          <w:i/>
-          <w:lang w:val="en-US"/>
-        </w:rPr>
-        <w:t xml:space="preserve"> IoT</w:t>
-      </w:r>
-      <w:r>
-        <w:rPr>
-          <w:lang w:val="en-US"/>
-        </w:rPr>
-        <w:t xml:space="preserve">, dan </w:t>
-      </w:r>
-      <w:r>
-        <w:rPr>
-          <w:i/>
-          <w:lang w:val="en-US"/>
-        </w:rPr>
-        <w:t>smart greenhouse</w:t>
-      </w:r>
-      <w:r>
-        <w:rPr>
-          <w:lang w:val="en-US"/>
-        </w:rPr>
-        <w:t xml:space="preserve"> dalam meni</w:t>
-      </w:r>
-      <w:r>
-        <w:rPr>
-          <w:lang w:val="en-US"/>
-        </w:rPr>
-        <w:t xml:space="preserve">ngkatkan ketahanan pertanian </w:t>
-      </w:r>
-      <w:r>
-        <w:rPr>
-          <w:lang w:val="en-US"/>
-        </w:rPr>
-        <w:fldChar w:fldCharType="begin"/>
-      </w:r>
-      <w:r>
-        <w:rPr>
-          <w:lang w:val="en-US"/>
-        </w:rPr>
-        <w:instrText xml:space="preserve"> ADDIN ZOTERO_ITEM CSL_CITATION {"citationID":"zLHfhznc","properties":{"formattedCitation":"[4]","plainCitation":"[4]","noteIndex":0},"citationItems":[{"id":113,"uris":["http://zotero.org/users/local/fMw9Ltvi/items/J7Y5872D"],"itemData":{"id":113,"type":"article-journal","abstract":"Generative AI for IoT Hydroponics Monitoring System for Smallholder Farmers in Developing Regions This is in an effort to support AI-based narrative feedback for real-time decision-making with reference to sensor data (TDS/EC, temperature) and plant context-the pertinent data are species and age. The system, therefore, consists of an ESP32 sensor device; a Flutter mobile application; and the cloud services being offered via Thingsboard and the Gemini API. A systematic approach was undertaken, including design, implementation, integration, and usability testing. The results show effective real-time data collection and secure communication, with accurate AI feedback validated by expert judgment. The results exhibited how AI and IoT could collude in aiding smart agriculture. Future work will concentrate on enhancing the accuracy of the model based on ground truth data and improving the accessibility of the platform.","container-title":"Jurnal Ilmiah Telsinas Elektro, Sipil dan Teknik Informasi","DOI":"10.38043/telsinas.v8i1.6242","ISSN":"2621-5276","issue":"1","journalAbbreviation":"telsinas","language":"en","license":"https://creativecommons.org/licenses/by-sa/4.0","page":"94-103","source":"DOI.org (Crossref)","title":"Generative AI in Enhancing Hydroponic Nutrient Solution Monitoring","volume":"8","author":[{"family":"Hakimi","given":"Musawer"},{"family":"Suranata","given":"I Wayan Aditya"},{"family":"Ezam","given":"Zakirullah"},{"family":"Samadzai","given":"Abdul Wahid"},{"family":"Enayat","given":"Wahidullah"},{"family":"Quraishi","given":"Tamanna"},{"family":"Fazil","given":"Abdul Wajid"}],"issued":{"date-parts":[["2025",4,20]]}}}],"schema":"https://github.com/citation-style-language/schema/raw/master/csl-citation.json"} </w:instrText>
-      </w:r>
-      <w:r>
-        <w:rPr>
-          <w:lang w:val="en-US"/>
-        </w:rPr>
-        <w:fldChar w:fldCharType="separate"/>
-      </w:r>
-      <w:r>
-        <w:rPr>
-          <w:rFonts w:cs="Arial"/>
-        </w:rPr>
-        <w:t>[4]</w:t>
-      </w:r>
-      <w:r>
-        <w:rPr>
-          <w:lang w:val="en-US"/>
-        </w:rPr>
-        <w:fldChar w:fldCharType="end"/>
-      </w:r>
-      <w:r>
-        <w:rPr>
-          <w:lang w:val="en-US"/>
-        </w:rPr>
-        <w:t xml:space="preserve">. </w:t>
-      </w:r>
-    </w:p>
-    <w:p>
-      <w:pPr>
-        <w:jc w:val="both"/>
-        <w:rPr>
-          <w:lang w:val="en-US"/>
-        </w:rPr>
-      </w:pPr>
-      <w:r>
-        <w:rPr>
-          <w:lang w:val="en-US"/>
-        </w:rPr>
-        <w:t xml:space="preserve">Dengan demikian, penelitian ini berfokus pada pembuatan antarmuka </w:t>
-      </w:r>
-      <w:r>
-        <w:rPr>
-          <w:i/>
-          <w:lang w:val="en-US"/>
-        </w:rPr>
-        <w:t>embedded web</w:t>
-      </w:r>
-      <w:r>
-        <w:rPr>
-          <w:lang w:val="en-US"/>
-        </w:rPr>
-        <w:t xml:space="preserve"> yang mampu mengintegrasikan data monitoring dengan </w:t>
-      </w:r>
-      <w:r>
-        <w:rPr>
-          <w:i/>
-          <w:lang w:val="en-US"/>
-        </w:rPr>
-        <w:t>descriptive decision support system</w:t>
-      </w:r>
-      <w:r>
-        <w:rPr>
-          <w:lang w:val="en-US"/>
-        </w:rPr>
-        <w:t xml:space="preserve"> berbasis AI  yang tetap dapat diakses meskipun tanpa internet, untuk mendukung petani hortikultura skala kecil dalam pengelolaan rumah kaca</w:t>
-      </w:r>
-    </w:p>
-    <w:p>
-      <w:pPr>
-        <w:pStyle w:val="Heading2"/>
-      </w:pPr>
-      <w:bookmarkStart w:id="37" w:name="_Toc225245249"/>
-      <w:r>
-        <w:t>2.2 Metode Pendekatan Masalah</w:t>
-      </w:r>
-      <w:bookmarkEnd w:id="37"/>
     </w:p>
     <w:p>
       <w:pPr>
@@ -12673,12 +12804,12 @@
       <w:pPr>
         <w:pStyle w:val="Heading2"/>
       </w:pPr>
-      <w:bookmarkStart w:id="38" w:name="_Toc225245250"/>
+      <w:bookmarkStart w:id="37" w:name="_Toc225245250"/>
       <w:r>
         <w:lastRenderedPageBreak/>
         <w:t>2.3 Teknologi dan Tools Pendukung Pembuatan Solusi</w:t>
       </w:r>
-      <w:bookmarkEnd w:id="38"/>
+      <w:bookmarkEnd w:id="37"/>
     </w:p>
     <w:p>
       <w:pPr>
@@ -15022,11 +15153,11 @@
       <w:pPr>
         <w:pStyle w:val="Heading2"/>
       </w:pPr>
-      <w:bookmarkStart w:id="39" w:name="_Toc225245251"/>
+      <w:bookmarkStart w:id="38" w:name="_Toc225245251"/>
       <w:r>
         <w:t>2.4 Metode Evaluasi dan Validasi Solusi</w:t>
       </w:r>
-      <w:bookmarkEnd w:id="39"/>
+      <w:bookmarkEnd w:id="38"/>
     </w:p>
     <w:p>
       <w:pPr>
@@ -15583,125 +15714,125 @@
       <w:pPr>
         <w:pStyle w:val="Heading2"/>
       </w:pPr>
-      <w:bookmarkStart w:id="40" w:name="_Toc225245252"/>
+      <w:bookmarkStart w:id="39" w:name="_Toc225245252"/>
       <w:r>
         <w:t xml:space="preserve">2.5 </w:t>
       </w:r>
       <w:r>
         <w:t>State of The Art</w:t>
       </w:r>
+      <w:bookmarkEnd w:id="39"/>
+    </w:p>
+    <w:p>
+      <w:pPr>
+        <w:jc w:val="both"/>
+        <w:rPr>
+          <w:lang w:val="en-US"/>
+        </w:rPr>
+      </w:pPr>
+      <w:r>
+        <w:rPr>
+          <w:lang w:val="en-US"/>
+        </w:rPr>
+        <w:t xml:space="preserve">Dalam penyusunan </w:t>
+      </w:r>
+      <w:r>
+        <w:rPr>
+          <w:lang w:val="en-US"/>
+        </w:rPr>
+        <w:t>penelitian</w:t>
+      </w:r>
+      <w:r>
+        <w:rPr>
+          <w:lang w:val="en-US"/>
+        </w:rPr>
+        <w:t xml:space="preserve"> ini, penulis mengambil beberapa refrensi dari penelitian terdahulu terkait dengan aplikasi sebagai pedoman penulis dalam membuat proposal </w:t>
+      </w:r>
+      <w:r>
+        <w:rPr>
+          <w:lang w:val="en-US"/>
+        </w:rPr>
+        <w:t xml:space="preserve">penelitian. </w:t>
+      </w:r>
+      <w:r>
+        <w:rPr>
+          <w:lang w:val="en-US"/>
+        </w:rPr>
+        <w:t xml:space="preserve">Beberapa jurnal penelitian yang terkait dengan penelitian yang </w:t>
+      </w:r>
+      <w:proofErr w:type="gramStart"/>
+      <w:r>
+        <w:rPr>
+          <w:lang w:val="en-US"/>
+        </w:rPr>
+        <w:t>akan</w:t>
+      </w:r>
+      <w:proofErr w:type="gramEnd"/>
+      <w:r>
+        <w:rPr>
+          <w:lang w:val="en-US"/>
+        </w:rPr>
+        <w:t xml:space="preserve"> dilaksanakan penulis dapat dilihat pada tabel berikut.</w:t>
+      </w:r>
+    </w:p>
+    <w:p>
+      <w:pPr>
+        <w:pStyle w:val="Caption"/>
+        <w:rPr>
+          <w:lang w:val="en-US"/>
+        </w:rPr>
+      </w:pPr>
+      <w:bookmarkStart w:id="40" w:name="_Toc225967422"/>
+      <w:r>
+        <w:t xml:space="preserve">Tabel </w:t>
+      </w:r>
+      <w:r>
+        <w:rPr>
+          <w:lang w:val="en-US"/>
+        </w:rPr>
+        <w:t>2.</w:t>
+      </w:r>
+      <w:r>
+        <w:rPr>
+          <w:noProof/>
+        </w:rPr>
+        <w:fldChar w:fldCharType="begin"/>
+      </w:r>
+      <w:r>
+        <w:rPr>
+          <w:noProof/>
+        </w:rPr>
+        <w:instrText xml:space="preserve"> SEQ Tabel \* ARABIC </w:instrText>
+      </w:r>
+      <w:r>
+        <w:rPr>
+          <w:noProof/>
+        </w:rPr>
+        <w:fldChar w:fldCharType="separate"/>
+      </w:r>
+      <w:r>
+        <w:rPr>
+          <w:noProof/>
+        </w:rPr>
+        <w:t>1</w:t>
+      </w:r>
+      <w:r>
+        <w:rPr>
+          <w:noProof/>
+        </w:rPr>
+        <w:fldChar w:fldCharType="end"/>
+      </w:r>
+      <w:r>
+        <w:t xml:space="preserve">. </w:t>
+      </w:r>
+      <w:r>
+        <w:rPr>
+          <w:i/>
+          <w:lang w:val="en-US"/>
+        </w:rPr>
+        <w:t>State of The Art</w:t>
+      </w:r>
       <w:bookmarkEnd w:id="40"/>
-    </w:p>
-    <w:p>
-      <w:pPr>
-        <w:jc w:val="both"/>
-        <w:rPr>
-          <w:lang w:val="en-US"/>
-        </w:rPr>
-      </w:pPr>
-      <w:r>
-        <w:rPr>
-          <w:lang w:val="en-US"/>
-        </w:rPr>
-        <w:t xml:space="preserve">Dalam penyusunan </w:t>
-      </w:r>
-      <w:r>
-        <w:rPr>
-          <w:lang w:val="en-US"/>
-        </w:rPr>
-        <w:t>penelitian</w:t>
-      </w:r>
-      <w:r>
-        <w:rPr>
-          <w:lang w:val="en-US"/>
-        </w:rPr>
-        <w:t xml:space="preserve"> ini, penulis mengambil beberapa refrensi dari penelitian terdahulu terkait dengan aplikasi sebagai pedoman penulis dalam membuat proposal </w:t>
-      </w:r>
-      <w:r>
-        <w:rPr>
-          <w:lang w:val="en-US"/>
-        </w:rPr>
-        <w:t xml:space="preserve">penelitian. </w:t>
-      </w:r>
-      <w:r>
-        <w:rPr>
-          <w:lang w:val="en-US"/>
-        </w:rPr>
-        <w:t xml:space="preserve">Beberapa jurnal penelitian yang terkait dengan penelitian yang </w:t>
-      </w:r>
-      <w:proofErr w:type="gramStart"/>
-      <w:r>
-        <w:rPr>
-          <w:lang w:val="en-US"/>
-        </w:rPr>
-        <w:t>akan</w:t>
-      </w:r>
-      <w:proofErr w:type="gramEnd"/>
-      <w:r>
-        <w:rPr>
-          <w:lang w:val="en-US"/>
-        </w:rPr>
-        <w:t xml:space="preserve"> dilaksanakan penulis dapat dilihat pada tabel berikut.</w:t>
-      </w:r>
-    </w:p>
-    <w:p>
-      <w:pPr>
-        <w:pStyle w:val="Caption"/>
-        <w:rPr>
-          <w:lang w:val="en-US"/>
-        </w:rPr>
-      </w:pPr>
-      <w:bookmarkStart w:id="41" w:name="_Toc221665233"/>
-      <w:r>
-        <w:t xml:space="preserve">Tabel </w:t>
-      </w:r>
-      <w:r>
-        <w:rPr>
-          <w:lang w:val="en-US"/>
-        </w:rPr>
-        <w:t>2.</w:t>
-      </w:r>
-      <w:r>
-        <w:rPr>
-          <w:noProof/>
-        </w:rPr>
-        <w:fldChar w:fldCharType="begin"/>
-      </w:r>
-      <w:r>
-        <w:rPr>
-          <w:noProof/>
-        </w:rPr>
-        <w:instrText xml:space="preserve"> SEQ Tabel \* ARABIC </w:instrText>
-      </w:r>
-      <w:r>
-        <w:rPr>
-          <w:noProof/>
-        </w:rPr>
-        <w:fldChar w:fldCharType="separate"/>
-      </w:r>
-      <w:r>
-        <w:rPr>
-          <w:noProof/>
-        </w:rPr>
-        <w:t>1</w:t>
-      </w:r>
-      <w:r>
-        <w:rPr>
-          <w:noProof/>
-        </w:rPr>
-        <w:fldChar w:fldCharType="end"/>
-      </w:r>
-      <w:r>
-        <w:t xml:space="preserve">. </w:t>
-      </w:r>
-      <w:r>
-        <w:rPr>
-          <w:i/>
-          <w:lang w:val="en-US"/>
-        </w:rPr>
-        <w:t>State of The Art</w:t>
-      </w:r>
-      <w:bookmarkEnd w:id="41"/>
     </w:p>
     <w:tbl>
       <w:tblPr>
@@ -16840,146 +16971,146 @@
       <w:pPr>
         <w:pStyle w:val="Heading1"/>
       </w:pPr>
-      <w:bookmarkStart w:id="42" w:name="_Toc225245253"/>
+      <w:bookmarkStart w:id="41" w:name="_Toc225245253"/>
       <w:r>
         <w:lastRenderedPageBreak/>
         <w:t>BAB 3 METODE PENELITIAN</w:t>
       </w:r>
+      <w:bookmarkEnd w:id="41"/>
+    </w:p>
+    <w:p>
+      <w:pPr>
+        <w:pStyle w:val="Heading2"/>
+      </w:pPr>
+      <w:bookmarkStart w:id="42" w:name="_Toc225245254"/>
+      <w:r>
+        <w:t xml:space="preserve">3.1 </w:t>
+      </w:r>
+      <w:r>
+        <w:t>Jadwal, Lokasi, dan Alur Penelitian</w:t>
+      </w:r>
       <w:bookmarkEnd w:id="42"/>
     </w:p>
     <w:p>
       <w:pPr>
-        <w:pStyle w:val="Heading2"/>
-      </w:pPr>
-      <w:bookmarkStart w:id="43" w:name="_Toc225245254"/>
-      <w:r>
-        <w:t xml:space="preserve">3.1 </w:t>
-      </w:r>
-      <w:r>
-        <w:t>Jadwal, Lokasi, dan Alur Penelitian</w:t>
+        <w:jc w:val="both"/>
+        <w:rPr>
+          <w:lang w:val="en-US"/>
+        </w:rPr>
+      </w:pPr>
+      <w:r>
+        <w:rPr>
+          <w:lang w:val="en-US"/>
+        </w:rPr>
+        <w:t>Penelitian ini d</w:t>
+      </w:r>
+      <w:r>
+        <w:rPr>
+          <w:lang w:val="en-US"/>
+        </w:rPr>
+        <w:t>irencanakan berlangsung selama enam</w:t>
+      </w:r>
+      <w:r>
+        <w:rPr>
+          <w:lang w:val="en-US"/>
+        </w:rPr>
+        <w:t xml:space="preserve"> bulan dengan tahapan yang sistematis sesuai metode </w:t>
+      </w:r>
+      <w:proofErr w:type="gramStart"/>
+      <w:r>
+        <w:rPr>
+          <w:i/>
+          <w:lang w:val="en-US"/>
+        </w:rPr>
+        <w:t>Agile</w:t>
+      </w:r>
+      <w:proofErr w:type="gramEnd"/>
+      <w:r>
+        <w:rPr>
+          <w:lang w:val="en-US"/>
+        </w:rPr>
+        <w:t xml:space="preserve"> yan</w:t>
+      </w:r>
+      <w:r>
+        <w:rPr>
+          <w:lang w:val="en-US"/>
+        </w:rPr>
+        <w:t xml:space="preserve">g dipadukan dengan prinsip </w:t>
+      </w:r>
+      <w:r>
+        <w:rPr>
+          <w:i/>
+          <w:lang w:val="en-US"/>
+        </w:rPr>
+        <w:t>User Centered Design</w:t>
+      </w:r>
+      <w:r>
+        <w:rPr>
+          <w:lang w:val="en-US"/>
+        </w:rPr>
+        <w:t xml:space="preserve"> (UCD). Tahapan penelitian dimulai dari penjajakan masalah, studi literatur, perancangan metode, implementasi sistem, evaluasi, hingga penyusunan laporan akhir</w:t>
+      </w:r>
+      <w:r>
+        <w:rPr>
+          <w:lang w:val="en-US"/>
+        </w:rPr>
+        <w:t xml:space="preserve"> yang dapat dilihat pada tabel 3.1 berikut</w:t>
+      </w:r>
+      <w:r>
+        <w:rPr>
+          <w:lang w:val="en-US"/>
+        </w:rPr>
+        <w:t>.</w:t>
+      </w:r>
+    </w:p>
+    <w:p>
+      <w:pPr>
+        <w:pStyle w:val="Caption"/>
+      </w:pPr>
+      <w:bookmarkStart w:id="43" w:name="_Toc225967423"/>
+      <w:r>
+        <w:t xml:space="preserve">Tabel </w:t>
+      </w:r>
+      <w:r>
+        <w:rPr>
+          <w:lang w:val="en-US"/>
+        </w:rPr>
+        <w:t>3.</w:t>
+      </w:r>
+      <w:r>
+        <w:rPr>
+          <w:noProof/>
+        </w:rPr>
+        <w:fldChar w:fldCharType="begin"/>
+      </w:r>
+      <w:r>
+        <w:rPr>
+          <w:noProof/>
+        </w:rPr>
+        <w:instrText xml:space="preserve"> SEQ Tabel \* ARABIC \r 1 </w:instrText>
+      </w:r>
+      <w:r>
+        <w:rPr>
+          <w:noProof/>
+        </w:rPr>
+        <w:fldChar w:fldCharType="separate"/>
+      </w:r>
+      <w:r>
+        <w:rPr>
+          <w:noProof/>
+        </w:rPr>
+        <w:t>1</w:t>
+      </w:r>
+      <w:r>
+        <w:rPr>
+          <w:noProof/>
+        </w:rPr>
+        <w:fldChar w:fldCharType="end"/>
+      </w:r>
+      <w:r>
+        <w:t>. Jadwal Pelaksanaan Penelitian</w:t>
       </w:r>
       <w:bookmarkEnd w:id="43"/>
-    </w:p>
-    <w:p>
-      <w:pPr>
-        <w:jc w:val="both"/>
-        <w:rPr>
-          <w:lang w:val="en-US"/>
-        </w:rPr>
-      </w:pPr>
-      <w:r>
-        <w:rPr>
-          <w:lang w:val="en-US"/>
-        </w:rPr>
-        <w:t>Penelitian ini d</w:t>
-      </w:r>
-      <w:r>
-        <w:rPr>
-          <w:lang w:val="en-US"/>
-        </w:rPr>
-        <w:t>irencanakan berlangsung selama enam</w:t>
-      </w:r>
-      <w:r>
-        <w:rPr>
-          <w:lang w:val="en-US"/>
-        </w:rPr>
-        <w:t xml:space="preserve"> bulan dengan tahapan yang sistematis sesuai metode </w:t>
-      </w:r>
-      <w:proofErr w:type="gramStart"/>
-      <w:r>
-        <w:rPr>
-          <w:i/>
-          <w:lang w:val="en-US"/>
-        </w:rPr>
-        <w:t>Agile</w:t>
-      </w:r>
-      <w:proofErr w:type="gramEnd"/>
-      <w:r>
-        <w:rPr>
-          <w:lang w:val="en-US"/>
-        </w:rPr>
-        <w:t xml:space="preserve"> yan</w:t>
-      </w:r>
-      <w:r>
-        <w:rPr>
-          <w:lang w:val="en-US"/>
-        </w:rPr>
-        <w:t xml:space="preserve">g dipadukan dengan prinsip </w:t>
-      </w:r>
-      <w:r>
-        <w:rPr>
-          <w:i/>
-          <w:lang w:val="en-US"/>
-        </w:rPr>
-        <w:t>User Centered Design</w:t>
-      </w:r>
-      <w:r>
-        <w:rPr>
-          <w:lang w:val="en-US"/>
-        </w:rPr>
-        <w:t xml:space="preserve"> (UCD). Tahapan penelitian dimulai dari penjajakan masalah, studi literatur, perancangan metode, implementasi sistem, evaluasi, hingga penyusunan laporan akhir</w:t>
-      </w:r>
-      <w:r>
-        <w:rPr>
-          <w:lang w:val="en-US"/>
-        </w:rPr>
-        <w:t xml:space="preserve"> yang dapat dilihat pada tabel 3.1 berikut</w:t>
-      </w:r>
-      <w:r>
-        <w:rPr>
-          <w:lang w:val="en-US"/>
-        </w:rPr>
-        <w:t>.</w:t>
-      </w:r>
-    </w:p>
-    <w:p>
-      <w:pPr>
-        <w:pStyle w:val="Caption"/>
-      </w:pPr>
-      <w:bookmarkStart w:id="44" w:name="_Toc221665234"/>
-      <w:r>
-        <w:t xml:space="preserve">Tabel </w:t>
-      </w:r>
-      <w:r>
-        <w:rPr>
-          <w:lang w:val="en-US"/>
-        </w:rPr>
-        <w:t>3.</w:t>
-      </w:r>
-      <w:r>
-        <w:rPr>
-          <w:noProof/>
-        </w:rPr>
-        <w:fldChar w:fldCharType="begin"/>
-      </w:r>
-      <w:r>
-        <w:rPr>
-          <w:noProof/>
-        </w:rPr>
-        <w:instrText xml:space="preserve"> SEQ Tabel \* ARABIC \r 1 </w:instrText>
-      </w:r>
-      <w:r>
-        <w:rPr>
-          <w:noProof/>
-        </w:rPr>
-        <w:fldChar w:fldCharType="separate"/>
-      </w:r>
-      <w:r>
-        <w:rPr>
-          <w:noProof/>
-        </w:rPr>
-        <w:t>1</w:t>
-      </w:r>
-      <w:r>
-        <w:rPr>
-          <w:noProof/>
-        </w:rPr>
-        <w:fldChar w:fldCharType="end"/>
-      </w:r>
-      <w:r>
-        <w:t>. Jadwal Pelaksanaan Penelitian</w:t>
-      </w:r>
-      <w:bookmarkEnd w:id="44"/>
     </w:p>
     <w:tbl>
       <w:tblPr>
@@ -18749,7 +18880,7 @@
           <w:lang w:val="en-US"/>
         </w:rPr>
       </w:pPr>
-      <w:bookmarkStart w:id="45" w:name="_Toc225156106"/>
+      <w:bookmarkStart w:id="44" w:name="_Toc225156106"/>
       <w:r>
         <w:t xml:space="preserve">Gambar </w:t>
       </w:r>
@@ -18796,7 +18927,7 @@
         </w:rPr>
         <w:t>. Alur Penelitian</w:t>
       </w:r>
-      <w:bookmarkEnd w:id="45"/>
+      <w:bookmarkEnd w:id="44"/>
     </w:p>
     <w:p>
       <w:pPr>
@@ -18933,14 +19064,14 @@
       <w:pPr>
         <w:pStyle w:val="Heading2"/>
       </w:pPr>
-      <w:bookmarkStart w:id="46" w:name="_Toc225245255"/>
+      <w:bookmarkStart w:id="45" w:name="_Toc225245255"/>
       <w:r>
         <w:t xml:space="preserve">3.2 Gambaran Besar </w:t>
       </w:r>
       <w:r>
         <w:t>Solusi</w:t>
       </w:r>
-      <w:bookmarkEnd w:id="46"/>
+      <w:bookmarkEnd w:id="45"/>
     </w:p>
     <w:p>
       <w:pPr>
@@ -19062,7 +19193,7 @@
           <w:lang w:val="en-US"/>
         </w:rPr>
       </w:pPr>
-      <w:bookmarkStart w:id="47" w:name="_Toc225156107"/>
+      <w:bookmarkStart w:id="46" w:name="_Toc225156107"/>
       <w:r>
         <w:t xml:space="preserve">Gambar </w:t>
       </w:r>
@@ -19119,7 +19250,7 @@
         </w:rPr>
         <w:t>mode offline</w:t>
       </w:r>
-      <w:bookmarkEnd w:id="47"/>
+      <w:bookmarkEnd w:id="46"/>
     </w:p>
     <w:p>
       <w:pPr>
@@ -19240,7 +19371,7 @@
           <w:lang w:val="en-US"/>
         </w:rPr>
       </w:pPr>
-      <w:bookmarkStart w:id="48" w:name="_Toc225156108"/>
+      <w:bookmarkStart w:id="47" w:name="_Toc225156108"/>
       <w:r>
         <w:rPr>
           <w:noProof/>
@@ -19366,7 +19497,7 @@
         </w:rPr>
         <w:t>mode online</w:t>
       </w:r>
-      <w:bookmarkEnd w:id="48"/>
+      <w:bookmarkEnd w:id="47"/>
     </w:p>
     <w:p>
       <w:pPr>
@@ -19861,14 +19992,14 @@
       <w:pPr>
         <w:pStyle w:val="Heading2"/>
       </w:pPr>
-      <w:bookmarkStart w:id="49" w:name="_Toc225245256"/>
+      <w:bookmarkStart w:id="48" w:name="_Toc225245256"/>
       <w:r>
         <w:t xml:space="preserve">3.3 </w:t>
       </w:r>
       <w:r>
         <w:t>Tata Cara Implementasi Solusi</w:t>
       </w:r>
-      <w:bookmarkEnd w:id="49"/>
+      <w:bookmarkEnd w:id="48"/>
     </w:p>
     <w:p>
       <w:pPr>
@@ -19971,14 +20102,14 @@
           <w:lang w:val="en-US"/>
         </w:rPr>
       </w:pPr>
-      <w:bookmarkStart w:id="50" w:name="_Toc225245257"/>
+      <w:bookmarkStart w:id="49" w:name="_Toc225245257"/>
       <w:r>
         <w:rPr>
           <w:lang w:val="en-US"/>
         </w:rPr>
         <w:t>3.3.1 Tahap Perencanaan</w:t>
       </w:r>
-      <w:bookmarkEnd w:id="50"/>
+      <w:bookmarkEnd w:id="49"/>
     </w:p>
     <w:p>
       <w:pPr>
@@ -20062,7 +20193,7 @@
         <w:ind w:firstLine="709"/>
         <w:jc w:val="both"/>
       </w:pPr>
-      <w:bookmarkStart w:id="51" w:name="_Toc225245258"/>
+      <w:bookmarkStart w:id="50" w:name="_Toc225245258"/>
       <w:r>
         <w:rPr>
           <w:rFonts w:cs="Arial"/>
@@ -20071,7 +20202,7 @@
         <w:lastRenderedPageBreak/>
         <w:t>3.3.2 Tahap Perancangan</w:t>
       </w:r>
-      <w:bookmarkEnd w:id="51"/>
+      <w:bookmarkEnd w:id="50"/>
     </w:p>
     <w:p>
       <w:pPr>
@@ -20253,7 +20384,7 @@
         <w:ind w:firstLine="720"/>
         <w:jc w:val="both"/>
       </w:pPr>
-      <w:bookmarkStart w:id="52" w:name="_Toc225245259"/>
+      <w:bookmarkStart w:id="51" w:name="_Toc225245259"/>
       <w:r>
         <w:rPr>
           <w:rFonts w:cs="Arial"/>
@@ -20261,7 +20392,7 @@
         </w:rPr>
         <w:t>3.3.3 Tahap Implementasi Sistem</w:t>
       </w:r>
-      <w:bookmarkEnd w:id="52"/>
+      <w:bookmarkEnd w:id="51"/>
     </w:p>
     <w:p>
       <w:pPr>
@@ -20463,7 +20594,7 @@
         <w:ind w:left="720"/>
         <w:jc w:val="both"/>
       </w:pPr>
-      <w:bookmarkStart w:id="53" w:name="_Toc225245260"/>
+      <w:bookmarkStart w:id="52" w:name="_Toc225245260"/>
       <w:r>
         <w:rPr>
           <w:rFonts w:cs="Arial"/>
@@ -20471,7 +20602,7 @@
         </w:rPr>
         <w:t>3.3.4 Tahap Pengujian dan Evaluasi</w:t>
       </w:r>
-      <w:bookmarkEnd w:id="53"/>
+      <w:bookmarkEnd w:id="52"/>
     </w:p>
     <w:p>
       <w:pPr>
@@ -20626,7 +20757,7 @@
           <w:lang w:val="en-US"/>
         </w:rPr>
       </w:pPr>
-      <w:bookmarkStart w:id="54" w:name="_Toc221665235"/>
+      <w:bookmarkStart w:id="53" w:name="_Toc225967424"/>
       <w:r>
         <w:lastRenderedPageBreak/>
         <w:t xml:space="preserve">Tabel </w:t>
@@ -20676,7 +20807,7 @@
         </w:rPr>
         <w:t>Contoh data</w:t>
       </w:r>
-      <w:bookmarkEnd w:id="54"/>
+      <w:bookmarkEnd w:id="53"/>
     </w:p>
     <w:tbl>
       <w:tblPr>
@@ -21819,7 +21950,7 @@
           <w:rFonts w:ascii="Times New Roman" w:hAnsi="Times New Roman"/>
         </w:rPr>
       </w:pPr>
-      <w:bookmarkStart w:id="55" w:name="_Toc225245261"/>
+      <w:bookmarkStart w:id="54" w:name="_Toc225245261"/>
       <w:r>
         <w:rPr>
           <w:rFonts w:cs="Arial"/>
@@ -21827,7 +21958,7 @@
         </w:rPr>
         <w:t>3.3.5 Tahap Revisi dan Deploy</w:t>
       </w:r>
-      <w:bookmarkEnd w:id="55"/>
+      <w:bookmarkEnd w:id="54"/>
     </w:p>
     <w:p>
       <w:pPr>
@@ -21973,12 +22104,12 @@
           <w:rFonts w:ascii="Times New Roman" w:hAnsi="Times New Roman"/>
         </w:rPr>
       </w:pPr>
-      <w:bookmarkStart w:id="56" w:name="_Toc225245262"/>
+      <w:bookmarkStart w:id="55" w:name="_Toc225245262"/>
       <w:r>
         <w:lastRenderedPageBreak/>
         <w:t>3.4 Tata Cara Evaluasi dan Validasi Solusi</w:t>
       </w:r>
-      <w:bookmarkEnd w:id="56"/>
+      <w:bookmarkEnd w:id="55"/>
     </w:p>
     <w:p>
       <w:pPr>
@@ -22650,7 +22781,7 @@
           <w:lang w:val="en-US"/>
         </w:rPr>
       </w:pPr>
-      <w:bookmarkStart w:id="57" w:name="_Toc221665236"/>
+      <w:bookmarkStart w:id="56" w:name="_Toc225967425"/>
       <w:r>
         <w:t xml:space="preserve">Tabel </w:t>
       </w:r>
@@ -22699,7 +22830,7 @@
         </w:rPr>
         <w:t>Detail skala penelitian</w:t>
       </w:r>
-      <w:bookmarkEnd w:id="57"/>
+      <w:bookmarkEnd w:id="56"/>
     </w:p>
     <w:tbl>
       <w:tblPr>
@@ -23179,7 +23310,7 @@
           <w:lang w:val="en-US"/>
         </w:rPr>
       </w:pPr>
-      <w:bookmarkStart w:id="58" w:name="_Toc221665237"/>
+      <w:bookmarkStart w:id="57" w:name="_Toc225967426"/>
       <w:r>
         <w:t xml:space="preserve">Tabel </w:t>
       </w:r>
@@ -23235,7 +23366,7 @@
         </w:rPr>
         <w:t xml:space="preserve"> nilai SUS</w:t>
       </w:r>
-      <w:bookmarkEnd w:id="58"/>
+      <w:bookmarkEnd w:id="57"/>
     </w:p>
     <w:tbl>
       <w:tblPr>
@@ -24653,7 +24784,7 @@
           <w:lang w:val="en-US"/>
         </w:rPr>
       </w:pPr>
-      <w:bookmarkStart w:id="59" w:name="_Toc221665238"/>
+      <w:bookmarkStart w:id="58" w:name="_Toc225967427"/>
       <w:r>
         <w:t xml:space="preserve">Tabel </w:t>
       </w:r>
@@ -24702,7 +24833,7 @@
         </w:rPr>
         <w:t>Daftar pertanyaan SUS</w:t>
       </w:r>
-      <w:bookmarkEnd w:id="59"/>
+      <w:bookmarkEnd w:id="58"/>
     </w:p>
     <w:p>
       <w:pPr>
@@ -25358,8 +25489,8 @@
           <w:lang w:val="en-US"/>
         </w:rPr>
       </w:pPr>
-      <w:bookmarkStart w:id="60" w:name="_Toc137038247"/>
-      <w:bookmarkStart w:id="61" w:name="_Toc225245263"/>
+      <w:bookmarkStart w:id="59" w:name="_Toc137038247"/>
+      <w:bookmarkStart w:id="60" w:name="_Toc225245263"/>
       <w:r>
         <w:rPr>
           <w:lang w:val="en-US"/>
@@ -25367,20 +25498,20 @@
         <w:lastRenderedPageBreak/>
         <w:t>BAB 4. HASIL DAN PEMBAHASAN</w:t>
       </w:r>
+      <w:bookmarkEnd w:id="59"/>
       <w:bookmarkEnd w:id="60"/>
+    </w:p>
+    <w:p>
+      <w:pPr>
+        <w:pStyle w:val="Heading2"/>
+      </w:pPr>
+      <w:bookmarkStart w:id="61" w:name="_Toc137038248"/>
+      <w:bookmarkStart w:id="62" w:name="_Toc225245264"/>
+      <w:r>
+        <w:t>4.1 Hasil Implementasi Solusi</w:t>
+      </w:r>
       <w:bookmarkEnd w:id="61"/>
-    </w:p>
-    <w:p>
-      <w:pPr>
-        <w:pStyle w:val="Heading2"/>
-      </w:pPr>
-      <w:bookmarkStart w:id="62" w:name="_Toc137038248"/>
-      <w:bookmarkStart w:id="63" w:name="_Toc225245264"/>
-      <w:r>
-        <w:t>4.1 Hasil Implementasi Solusi</w:t>
-      </w:r>
       <w:bookmarkEnd w:id="62"/>
-      <w:bookmarkEnd w:id="63"/>
     </w:p>
     <w:p>
       <w:pPr>
@@ -25486,14 +25617,14 @@
           <w:lang w:val="en-US"/>
         </w:rPr>
       </w:pPr>
-      <w:bookmarkStart w:id="64" w:name="_Toc225245265"/>
+      <w:bookmarkStart w:id="63" w:name="_Toc225245265"/>
       <w:r>
         <w:rPr>
           <w:lang w:val="en-US"/>
         </w:rPr>
         <w:t>4.1.1 Implementasi Tahap Perencanaan</w:t>
       </w:r>
-      <w:bookmarkEnd w:id="64"/>
+      <w:bookmarkEnd w:id="63"/>
     </w:p>
     <w:p>
       <w:pPr>
@@ -25507,20 +25638,67 @@
         <w:rPr>
           <w:lang w:val="en-US"/>
         </w:rPr>
-        <w:t xml:space="preserve">Pada tahap perencanaan, hasil yang diperoleh berupa daftar kebutuhan sistem yang terstruktur, meliputi kebutuhan fungsional seperti kemampuan membaca data sensor, mengolah data menjadi </w:t>
-      </w:r>
-      <w:r>
-        <w:rPr>
-          <w:i/>
-          <w:lang w:val="en-US"/>
-        </w:rPr>
-        <w:t>prompt</w:t>
-      </w:r>
-      <w:r>
-        <w:rPr>
-          <w:lang w:val="en-US"/>
-        </w:rPr>
-        <w:t xml:space="preserve">, serta menghasilkan rekomendasi berbasis </w:t>
+        <w:t>Pada proses perumusan masalah, peneliti mengidentifikasi bahwa petani hortikultura skala kecil masih menghadapi keterbatasan dalam memantau</w:t>
+      </w:r>
+      <w:r>
+        <w:rPr>
+          <w:lang w:val="en-US"/>
+        </w:rPr>
+        <w:t xml:space="preserve"> kondisi rumah kaca secara </w:t>
+      </w:r>
+      <w:r>
+        <w:rPr>
+          <w:i/>
+          <w:lang w:val="en-US"/>
+        </w:rPr>
+        <w:t>real time</w:t>
+      </w:r>
+      <w:r>
+        <w:rPr>
+          <w:lang w:val="en-US"/>
+        </w:rPr>
+        <w:t xml:space="preserve">, Permasalahan lain yang ditemukan adalah kurangnya alat </w:t>
+      </w:r>
+      <w:proofErr w:type="gramStart"/>
+      <w:r>
+        <w:rPr>
+          <w:lang w:val="en-US"/>
+        </w:rPr>
+        <w:t>bantu</w:t>
+      </w:r>
+      <w:proofErr w:type="gramEnd"/>
+      <w:r>
+        <w:rPr>
+          <w:lang w:val="en-US"/>
+        </w:rPr>
+        <w:t xml:space="preserve"> dalam pengambilan keputusan berbasis data, sehingga keputusan yang diambil masih bergantung pada pengalaman subjektif. Dari hasil identifikasi ini, dirumuskan kebutuhan </w:t>
+      </w:r>
+      <w:proofErr w:type="gramStart"/>
+      <w:r>
+        <w:rPr>
+          <w:lang w:val="en-US"/>
+        </w:rPr>
+        <w:t>akan</w:t>
+      </w:r>
+      <w:proofErr w:type="gramEnd"/>
+      <w:r>
+        <w:rPr>
+          <w:lang w:val="en-US"/>
+        </w:rPr>
+        <w:t xml:space="preserve"> sebuah sistem yang tidak hanya mampu menampilkan data sensor, tetapi juga dapat memberikan rekomendasi secara otomatis melalui pendekatan </w:t>
+      </w:r>
+      <w:r>
+        <w:rPr>
+          <w:i/>
+          <w:lang w:val="en-US"/>
+        </w:rPr>
+        <w:t>Decision Support System</w:t>
+      </w:r>
+      <w:r>
+        <w:rPr>
+          <w:lang w:val="en-US"/>
+        </w:rPr>
+        <w:t xml:space="preserve"> berbasis </w:t>
       </w:r>
       <w:r>
         <w:rPr>
@@ -25533,31 +25711,74 @@
         <w:rPr>
           <w:lang w:val="en-US"/>
         </w:rPr>
-        <w:t xml:space="preserve">. Selain itu, </w:t>
-      </w:r>
-      <w:r>
-        <w:rPr>
-          <w:lang w:val="en-US"/>
-        </w:rPr>
-        <w:t xml:space="preserve">kebutuhan non </w:t>
-      </w:r>
-      <w:r>
-        <w:rPr>
-          <w:lang w:val="en-US"/>
-        </w:rPr>
-        <w:t xml:space="preserve">fungsional seperti kemudahan </w:t>
-      </w:r>
-      <w:r>
-        <w:rPr>
-          <w:lang w:val="en-US"/>
-        </w:rPr>
-        <w:t>dalam menggunakan sistem</w:t>
-      </w:r>
-      <w:r>
-        <w:rPr>
-          <w:lang w:val="en-US"/>
-        </w:rPr>
-        <w:t xml:space="preserve">, responsivitas sistem, dan integrasi </w:t>
+        <w:t>.</w:t>
+      </w:r>
+    </w:p>
+    <w:p>
+      <w:pPr>
+        <w:ind w:left="720" w:firstLine="720"/>
+        <w:jc w:val="both"/>
+        <w:rPr>
+          <w:lang w:val="en-US"/>
+        </w:rPr>
+      </w:pPr>
+      <w:r>
+        <w:rPr>
+          <w:lang w:val="en-US"/>
+        </w:rPr>
+        <w:t xml:space="preserve">Selanjutnya, pada tahap studi literatur, peneliti melakukan kajian terhadap berbagai sumber ilmiah dan penelitian terdahulu yang relevan dengan topik penelitian. Fokus utama studi literatur mencakup metode </w:t>
+      </w:r>
+      <w:r>
+        <w:rPr>
+          <w:i/>
+          <w:lang w:val="en-US"/>
+        </w:rPr>
+        <w:t>Agile</w:t>
+      </w:r>
+      <w:r>
+        <w:rPr>
+          <w:lang w:val="en-US"/>
+        </w:rPr>
+        <w:t xml:space="preserve"> dalam pengembangan perangkat lunak, pendekatan </w:t>
+      </w:r>
+      <w:r>
+        <w:rPr>
+          <w:i/>
+          <w:lang w:val="en-US"/>
+        </w:rPr>
+        <w:t>User Centered Design</w:t>
+      </w:r>
+      <w:r>
+        <w:rPr>
+          <w:lang w:val="en-US"/>
+        </w:rPr>
+        <w:t xml:space="preserve"> dalam perancangan antarmuka, konsep </w:t>
+      </w:r>
+      <w:r>
+        <w:rPr>
+          <w:i/>
+          <w:lang w:val="en-US"/>
+        </w:rPr>
+        <w:t>Decision Support System</w:t>
+      </w:r>
+      <w:r>
+        <w:rPr>
+          <w:lang w:val="en-US"/>
+        </w:rPr>
+        <w:t xml:space="preserve">, serta pemanfaatan kecerdasan buatan khususnya </w:t>
+      </w:r>
+      <w:r>
+        <w:rPr>
+          <w:i/>
+          <w:lang w:val="en-US"/>
+        </w:rPr>
+        <w:t>Generative AI</w:t>
+      </w:r>
+      <w:r>
+        <w:rPr>
+          <w:lang w:val="en-US"/>
+        </w:rPr>
+        <w:t xml:space="preserve"> dalam bidang pertanian. Hasil dari studi ini memberikan landasan teoritis yang kuat dalam menentukan pendekatan yang digunakan, sekaligus menjadi acuan dalam merancang arsitektur sistem. Selain itu, studi literatur juga membantu dalam mengidentifikasi celah penelitian sebelumnya yang belum mengintegrasikan sistem monitoring dengan </w:t>
       </w:r>
       <w:r>
         <w:rPr>
@@ -25570,14 +25791,946 @@
         <w:rPr>
           <w:lang w:val="en-US"/>
         </w:rPr>
+        <w:t xml:space="preserve"> secara optimal dalam </w:t>
+      </w:r>
+      <w:r>
+        <w:rPr>
+          <w:lang w:val="en-US"/>
+        </w:rPr>
+        <w:t>konteks rumah kaca skala kecil.</w:t>
+      </w:r>
+    </w:p>
+    <w:p>
+      <w:pPr>
+        <w:ind w:left="720" w:firstLine="720"/>
+        <w:jc w:val="both"/>
+        <w:rPr>
+          <w:lang w:val="en-US"/>
+        </w:rPr>
+      </w:pPr>
+      <w:r>
+        <w:rPr>
+          <w:lang w:val="en-US"/>
+        </w:rPr>
+        <w:t>Tahap berikutnya adalah analisis kebutuhan pengguna, yang dilakukan melalui observasi langsung terhadap petani sebagai pengguna utama sistem. Dari proses i</w:t>
+      </w:r>
+      <w:r>
+        <w:rPr>
+          <w:lang w:val="en-US"/>
+        </w:rPr>
+        <w:t xml:space="preserve">ni diperoleh berbagai kebutuhan </w:t>
+      </w:r>
+      <w:r>
+        <w:rPr>
+          <w:lang w:val="en-US"/>
+        </w:rPr>
+        <w:t xml:space="preserve">seperti kemampuan sistem untuk menampilkan data sensor secara </w:t>
+      </w:r>
+      <w:r>
+        <w:rPr>
+          <w:i/>
+          <w:lang w:val="en-US"/>
+        </w:rPr>
+        <w:t>real time</w:t>
+      </w:r>
+      <w:r>
+        <w:rPr>
+          <w:lang w:val="en-US"/>
+        </w:rPr>
+        <w:t xml:space="preserve">, </w:t>
+      </w:r>
+      <w:r>
+        <w:rPr>
+          <w:lang w:val="en-US"/>
+        </w:rPr>
+        <w:lastRenderedPageBreak/>
+        <w:t>menyediakan riwayat data dalam bentuk visualisasi grafik,</w:t>
+      </w:r>
+      <w:r>
+        <w:rPr>
+          <w:lang w:val="en-US"/>
+        </w:rPr>
+        <w:t xml:space="preserve"> serta menghasilkan rekomendasi </w:t>
+      </w:r>
+      <w:r>
+        <w:rPr>
+          <w:lang w:val="en-US"/>
+        </w:rPr>
+        <w:t xml:space="preserve">berdasarkan kondisi </w:t>
+      </w:r>
+      <w:r>
+        <w:rPr>
+          <w:lang w:val="en-US"/>
+        </w:rPr>
+        <w:t xml:space="preserve">yang ada. Selain itu, kebutuhan non </w:t>
+      </w:r>
+      <w:r>
+        <w:rPr>
+          <w:lang w:val="en-US"/>
+        </w:rPr>
+        <w:t>fungsional seperti kemudahan penggunaan, tampilan antarmuka yang sederhana, waktu respon yang cepat, serta kemampuan sistem untuk berjalan secara stabil dalam jangka waktu lama. Hasil analisis ini kemudian diterjemahkan ke dalam daftar fitur</w:t>
+      </w:r>
+      <w:r>
+        <w:rPr>
+          <w:lang w:val="en-US"/>
+        </w:rPr>
+        <w:t xml:space="preserve"> pada </w:t>
+      </w:r>
+      <w:r>
+        <w:rPr>
+          <w:i/>
+          <w:lang w:val="en-US"/>
+        </w:rPr>
+        <w:t>table</w:t>
+      </w:r>
+      <w:r>
+        <w:rPr>
+          <w:lang w:val="en-US"/>
+        </w:rPr>
+        <w:t xml:space="preserve"> 4.1</w:t>
+      </w:r>
+      <w:r>
+        <w:rPr>
+          <w:lang w:val="en-US"/>
+        </w:rPr>
+        <w:t xml:space="preserve"> yang </w:t>
+      </w:r>
+      <w:proofErr w:type="gramStart"/>
+      <w:r>
+        <w:rPr>
+          <w:lang w:val="en-US"/>
+        </w:rPr>
+        <w:t>akan</w:t>
+      </w:r>
+      <w:proofErr w:type="gramEnd"/>
+      <w:r>
+        <w:rPr>
+          <w:lang w:val="en-US"/>
+        </w:rPr>
+        <w:t xml:space="preserve"> dikembangkan pada iterasi</w:t>
+      </w:r>
+      <w:r>
+        <w:rPr>
+          <w:lang w:val="en-US"/>
+        </w:rPr>
+        <w:t xml:space="preserve"> pertama.</w:t>
+      </w:r>
+    </w:p>
+    <w:p>
+      <w:pPr>
+        <w:pStyle w:val="Caption"/>
+        <w:rPr>
+          <w:lang w:val="en-US"/>
+        </w:rPr>
+      </w:pPr>
+      <w:bookmarkStart w:id="64" w:name="_Toc225967428"/>
+      <w:r>
+        <w:t xml:space="preserve">Tabel </w:t>
+      </w:r>
+      <w:r>
+        <w:rPr>
+          <w:lang w:val="en-US"/>
+        </w:rPr>
+        <w:t>4.1</w:t>
+      </w:r>
+      <w:r>
+        <w:rPr>
+          <w:lang w:val="en-US"/>
+        </w:rPr>
+        <w:t>.</w:t>
+      </w:r>
+      <w:r>
         <w:t xml:space="preserve"> </w:t>
       </w:r>
       <w:r>
         <w:rPr>
           <w:lang w:val="en-US"/>
         </w:rPr>
-        <w:t>juga berhasil diidentifikasi.</w:t>
-      </w:r>
+        <w:t xml:space="preserve">Daftar </w:t>
+      </w:r>
+      <w:r>
+        <w:rPr>
+          <w:lang w:val="en-US"/>
+        </w:rPr>
+        <w:t>Fitur</w:t>
+      </w:r>
+      <w:bookmarkEnd w:id="64"/>
+    </w:p>
+    <w:tbl>
+      <w:tblPr>
+        <w:tblW w:w="0" w:type="auto"/>
+        <w:tblCellSpacing w:w="15" w:type="dxa"/>
+        <w:tblCellMar>
+          <w:top w:w="15" w:type="dxa"/>
+          <w:left w:w="15" w:type="dxa"/>
+          <w:bottom w:w="15" w:type="dxa"/>
+          <w:right w:w="15" w:type="dxa"/>
+        </w:tblCellMar>
+        <w:tblLook w:val="04A0" w:firstRow="1" w:lastRow="0" w:firstColumn="1" w:lastColumn="0" w:noHBand="0" w:noVBand="1"/>
+      </w:tblPr>
+      <w:tblGrid>
+        <w:gridCol w:w="1466"/>
+        <w:gridCol w:w="3218"/>
+        <w:gridCol w:w="3253"/>
+      </w:tblGrid>
+      <w:tr>
+        <w:trPr>
+          <w:tblHeader/>
+          <w:tblCellSpacing w:w="15" w:type="dxa"/>
+        </w:trPr>
+        <w:tc>
+          <w:tcPr>
+            <w:tcW w:w="0" w:type="auto"/>
+            <w:tcBorders>
+              <w:top w:val="double" w:sz="4" w:space="0" w:color="auto"/>
+              <w:bottom w:val="double" w:sz="4" w:space="0" w:color="auto"/>
+            </w:tcBorders>
+            <w:vAlign w:val="center"/>
+            <w:hideMark/>
+          </w:tcPr>
+          <w:p>
+            <w:pPr>
+              <w:spacing w:line="240" w:lineRule="auto"/>
+              <w:ind w:firstLine="0"/>
+              <w:jc w:val="center"/>
+              <w:rPr>
+                <w:rFonts w:eastAsia="Times New Roman" w:cs="Arial"/>
+                <w:b/>
+                <w:bCs/>
+                <w:sz w:val="16"/>
+                <w:szCs w:val="16"/>
+                <w:lang w:val="en-US"/>
+              </w:rPr>
+            </w:pPr>
+            <w:r>
+              <w:rPr>
+                <w:rFonts w:eastAsia="Times New Roman" w:cs="Arial"/>
+                <w:b/>
+                <w:bCs/>
+                <w:sz w:val="16"/>
+                <w:szCs w:val="16"/>
+                <w:lang w:val="en-US"/>
+              </w:rPr>
+              <w:t>Nama Fitur</w:t>
+            </w:r>
+          </w:p>
+        </w:tc>
+        <w:tc>
+          <w:tcPr>
+            <w:tcW w:w="0" w:type="auto"/>
+            <w:tcBorders>
+              <w:top w:val="double" w:sz="4" w:space="0" w:color="auto"/>
+              <w:bottom w:val="double" w:sz="4" w:space="0" w:color="auto"/>
+            </w:tcBorders>
+            <w:vAlign w:val="center"/>
+            <w:hideMark/>
+          </w:tcPr>
+          <w:p>
+            <w:pPr>
+              <w:spacing w:line="240" w:lineRule="auto"/>
+              <w:ind w:firstLine="0"/>
+              <w:jc w:val="center"/>
+              <w:rPr>
+                <w:rFonts w:eastAsia="Times New Roman" w:cs="Arial"/>
+                <w:b/>
+                <w:bCs/>
+                <w:sz w:val="16"/>
+                <w:szCs w:val="16"/>
+                <w:lang w:val="en-US"/>
+              </w:rPr>
+            </w:pPr>
+            <w:r>
+              <w:rPr>
+                <w:rFonts w:eastAsia="Times New Roman" w:cs="Arial"/>
+                <w:b/>
+                <w:bCs/>
+                <w:sz w:val="16"/>
+                <w:szCs w:val="16"/>
+                <w:lang w:val="en-US"/>
+              </w:rPr>
+              <w:t>Deskripsi</w:t>
+            </w:r>
+          </w:p>
+        </w:tc>
+        <w:tc>
+          <w:tcPr>
+            <w:tcW w:w="0" w:type="auto"/>
+            <w:tcBorders>
+              <w:top w:val="double" w:sz="4" w:space="0" w:color="auto"/>
+              <w:bottom w:val="double" w:sz="4" w:space="0" w:color="auto"/>
+            </w:tcBorders>
+            <w:vAlign w:val="center"/>
+            <w:hideMark/>
+          </w:tcPr>
+          <w:p>
+            <w:pPr>
+              <w:spacing w:line="240" w:lineRule="auto"/>
+              <w:ind w:firstLine="0"/>
+              <w:jc w:val="center"/>
+              <w:rPr>
+                <w:rFonts w:eastAsia="Times New Roman" w:cs="Arial"/>
+                <w:b/>
+                <w:bCs/>
+                <w:sz w:val="16"/>
+                <w:szCs w:val="16"/>
+                <w:lang w:val="en-US"/>
+              </w:rPr>
+            </w:pPr>
+            <w:r>
+              <w:rPr>
+                <w:rFonts w:eastAsia="Times New Roman" w:cs="Arial"/>
+                <w:b/>
+                <w:bCs/>
+                <w:sz w:val="16"/>
+                <w:szCs w:val="16"/>
+                <w:lang w:val="en-US"/>
+              </w:rPr>
+              <w:t>Fungsi Utama</w:t>
+            </w:r>
+          </w:p>
+        </w:tc>
+      </w:tr>
+      <w:tr>
+        <w:trPr>
+          <w:tblCellSpacing w:w="15" w:type="dxa"/>
+        </w:trPr>
+        <w:tc>
+          <w:tcPr>
+            <w:tcW w:w="0" w:type="auto"/>
+            <w:vAlign w:val="center"/>
+            <w:hideMark/>
+          </w:tcPr>
+          <w:p>
+            <w:pPr>
+              <w:spacing w:line="240" w:lineRule="auto"/>
+              <w:ind w:firstLine="0"/>
+              <w:rPr>
+                <w:rFonts w:eastAsia="Times New Roman" w:cs="Arial"/>
+                <w:sz w:val="16"/>
+                <w:szCs w:val="16"/>
+                <w:lang w:val="en-US"/>
+              </w:rPr>
+            </w:pPr>
+            <w:r>
+              <w:rPr>
+                <w:rFonts w:eastAsia="Times New Roman" w:cs="Arial"/>
+                <w:sz w:val="16"/>
+                <w:szCs w:val="16"/>
+                <w:lang w:val="en-US"/>
+              </w:rPr>
+              <w:t>Dashboard Monitoring</w:t>
+            </w:r>
+          </w:p>
+        </w:tc>
+        <w:tc>
+          <w:tcPr>
+            <w:tcW w:w="0" w:type="auto"/>
+            <w:vAlign w:val="center"/>
+            <w:hideMark/>
+          </w:tcPr>
+          <w:p>
+            <w:pPr>
+              <w:spacing w:line="240" w:lineRule="auto"/>
+              <w:ind w:firstLine="0"/>
+              <w:rPr>
+                <w:rFonts w:eastAsia="Times New Roman" w:cs="Arial"/>
+                <w:sz w:val="16"/>
+                <w:szCs w:val="16"/>
+                <w:lang w:val="en-US"/>
+              </w:rPr>
+            </w:pPr>
+            <w:r>
+              <w:rPr>
+                <w:rFonts w:eastAsia="Times New Roman" w:cs="Arial"/>
+                <w:sz w:val="16"/>
+                <w:szCs w:val="16"/>
+                <w:lang w:val="en-US"/>
+              </w:rPr>
+              <w:t>Halaman utama yang menampilkan data sensor secara real-time</w:t>
+            </w:r>
+          </w:p>
+        </w:tc>
+        <w:tc>
+          <w:tcPr>
+            <w:tcW w:w="0" w:type="auto"/>
+            <w:vAlign w:val="center"/>
+            <w:hideMark/>
+          </w:tcPr>
+          <w:p>
+            <w:pPr>
+              <w:spacing w:line="240" w:lineRule="auto"/>
+              <w:ind w:firstLine="0"/>
+              <w:rPr>
+                <w:rFonts w:eastAsia="Times New Roman" w:cs="Arial"/>
+                <w:sz w:val="16"/>
+                <w:szCs w:val="16"/>
+                <w:lang w:val="en-US"/>
+              </w:rPr>
+            </w:pPr>
+            <w:r>
+              <w:rPr>
+                <w:rFonts w:eastAsia="Times New Roman" w:cs="Arial"/>
+                <w:sz w:val="16"/>
+                <w:szCs w:val="16"/>
+                <w:lang w:val="en-US"/>
+              </w:rPr>
+              <w:t>Memudahkan pengguna memantau kondisi rumah kaca secara langsung</w:t>
+            </w:r>
+          </w:p>
+        </w:tc>
+      </w:tr>
+      <w:tr>
+        <w:trPr>
+          <w:tblCellSpacing w:w="15" w:type="dxa"/>
+        </w:trPr>
+        <w:tc>
+          <w:tcPr>
+            <w:tcW w:w="0" w:type="auto"/>
+            <w:vAlign w:val="center"/>
+            <w:hideMark/>
+          </w:tcPr>
+          <w:p>
+            <w:pPr>
+              <w:spacing w:line="240" w:lineRule="auto"/>
+              <w:ind w:firstLine="0"/>
+              <w:rPr>
+                <w:rFonts w:eastAsia="Times New Roman" w:cs="Arial"/>
+                <w:sz w:val="16"/>
+                <w:szCs w:val="16"/>
+                <w:lang w:val="en-US"/>
+              </w:rPr>
+            </w:pPr>
+            <w:r>
+              <w:rPr>
+                <w:rFonts w:eastAsia="Times New Roman" w:cs="Arial"/>
+                <w:sz w:val="16"/>
+                <w:szCs w:val="16"/>
+                <w:lang w:val="en-US"/>
+              </w:rPr>
+              <w:t>Integrasi Sensor</w:t>
+            </w:r>
+          </w:p>
+        </w:tc>
+        <w:tc>
+          <w:tcPr>
+            <w:tcW w:w="0" w:type="auto"/>
+            <w:vAlign w:val="center"/>
+            <w:hideMark/>
+          </w:tcPr>
+          <w:p>
+            <w:pPr>
+              <w:spacing w:line="240" w:lineRule="auto"/>
+              <w:ind w:firstLine="0"/>
+              <w:rPr>
+                <w:rFonts w:eastAsia="Times New Roman" w:cs="Arial"/>
+                <w:sz w:val="16"/>
+                <w:szCs w:val="16"/>
+                <w:lang w:val="en-US"/>
+              </w:rPr>
+            </w:pPr>
+            <w:r>
+              <w:rPr>
+                <w:rFonts w:eastAsia="Times New Roman" w:cs="Arial"/>
+                <w:sz w:val="16"/>
+                <w:szCs w:val="16"/>
+                <w:lang w:val="en-US"/>
+              </w:rPr>
+              <w:t>Modul yang menghubungkan perangkat sensor dengan sistem melalui API</w:t>
+            </w:r>
+          </w:p>
+        </w:tc>
+        <w:tc>
+          <w:tcPr>
+            <w:tcW w:w="0" w:type="auto"/>
+            <w:vAlign w:val="center"/>
+            <w:hideMark/>
+          </w:tcPr>
+          <w:p>
+            <w:pPr>
+              <w:spacing w:line="240" w:lineRule="auto"/>
+              <w:ind w:firstLine="0"/>
+              <w:rPr>
+                <w:rFonts w:eastAsia="Times New Roman" w:cs="Arial"/>
+                <w:sz w:val="16"/>
+                <w:szCs w:val="16"/>
+                <w:lang w:val="en-US"/>
+              </w:rPr>
+            </w:pPr>
+            <w:r>
+              <w:rPr>
+                <w:rFonts w:eastAsia="Times New Roman" w:cs="Arial"/>
+                <w:sz w:val="16"/>
+                <w:szCs w:val="16"/>
+                <w:lang w:val="en-US"/>
+              </w:rPr>
+              <w:t>Mengambil dan mengirim data seperti tegangan, frekuensi, dan daya ke sistem</w:t>
+            </w:r>
+          </w:p>
+        </w:tc>
+      </w:tr>
+      <w:tr>
+        <w:trPr>
+          <w:tblCellSpacing w:w="15" w:type="dxa"/>
+        </w:trPr>
+        <w:tc>
+          <w:tcPr>
+            <w:tcW w:w="0" w:type="auto"/>
+            <w:vAlign w:val="center"/>
+            <w:hideMark/>
+          </w:tcPr>
+          <w:p>
+            <w:pPr>
+              <w:spacing w:line="240" w:lineRule="auto"/>
+              <w:ind w:firstLine="0"/>
+              <w:rPr>
+                <w:rFonts w:eastAsia="Times New Roman" w:cs="Arial"/>
+                <w:sz w:val="16"/>
+                <w:szCs w:val="16"/>
+                <w:lang w:val="en-US"/>
+              </w:rPr>
+            </w:pPr>
+            <w:r>
+              <w:rPr>
+                <w:rFonts w:eastAsia="Times New Roman" w:cs="Arial"/>
+                <w:sz w:val="16"/>
+                <w:szCs w:val="16"/>
+                <w:lang w:val="en-US"/>
+              </w:rPr>
+              <w:t>Visualisasi Data</w:t>
+            </w:r>
+          </w:p>
+        </w:tc>
+        <w:tc>
+          <w:tcPr>
+            <w:tcW w:w="0" w:type="auto"/>
+            <w:vAlign w:val="center"/>
+            <w:hideMark/>
+          </w:tcPr>
+          <w:p>
+            <w:pPr>
+              <w:spacing w:line="240" w:lineRule="auto"/>
+              <w:ind w:firstLine="0"/>
+              <w:rPr>
+                <w:rFonts w:eastAsia="Times New Roman" w:cs="Arial"/>
+                <w:sz w:val="16"/>
+                <w:szCs w:val="16"/>
+                <w:lang w:val="en-US"/>
+              </w:rPr>
+            </w:pPr>
+            <w:r>
+              <w:rPr>
+                <w:rFonts w:eastAsia="Times New Roman" w:cs="Arial"/>
+                <w:sz w:val="16"/>
+                <w:szCs w:val="16"/>
+                <w:lang w:val="en-US"/>
+              </w:rPr>
+              <w:t>Penyajian data dalam bentuk grafik atau chart</w:t>
+            </w:r>
+          </w:p>
+        </w:tc>
+        <w:tc>
+          <w:tcPr>
+            <w:tcW w:w="0" w:type="auto"/>
+            <w:vAlign w:val="center"/>
+            <w:hideMark/>
+          </w:tcPr>
+          <w:p>
+            <w:pPr>
+              <w:spacing w:line="240" w:lineRule="auto"/>
+              <w:ind w:firstLine="0"/>
+              <w:rPr>
+                <w:rFonts w:eastAsia="Times New Roman" w:cs="Arial"/>
+                <w:sz w:val="16"/>
+                <w:szCs w:val="16"/>
+                <w:lang w:val="en-US"/>
+              </w:rPr>
+            </w:pPr>
+            <w:r>
+              <w:rPr>
+                <w:rFonts w:eastAsia="Times New Roman" w:cs="Arial"/>
+                <w:sz w:val="16"/>
+                <w:szCs w:val="16"/>
+                <w:lang w:val="en-US"/>
+              </w:rPr>
+              <w:t>Membantu pengguna memahami tren dan perubahan kondisi secara visual</w:t>
+            </w:r>
+          </w:p>
+        </w:tc>
+      </w:tr>
+      <w:tr>
+        <w:trPr>
+          <w:tblCellSpacing w:w="15" w:type="dxa"/>
+        </w:trPr>
+        <w:tc>
+          <w:tcPr>
+            <w:tcW w:w="0" w:type="auto"/>
+            <w:vAlign w:val="center"/>
+            <w:hideMark/>
+          </w:tcPr>
+          <w:p>
+            <w:pPr>
+              <w:spacing w:line="240" w:lineRule="auto"/>
+              <w:ind w:firstLine="0"/>
+              <w:rPr>
+                <w:rFonts w:eastAsia="Times New Roman" w:cs="Arial"/>
+                <w:sz w:val="16"/>
+                <w:szCs w:val="16"/>
+                <w:lang w:val="en-US"/>
+              </w:rPr>
+            </w:pPr>
+            <w:r>
+              <w:rPr>
+                <w:rFonts w:eastAsia="Times New Roman" w:cs="Arial"/>
+                <w:sz w:val="16"/>
+                <w:szCs w:val="16"/>
+                <w:lang w:val="en-US"/>
+              </w:rPr>
+              <w:t>Modul Pengolahan Data</w:t>
+            </w:r>
+          </w:p>
+        </w:tc>
+        <w:tc>
+          <w:tcPr>
+            <w:tcW w:w="0" w:type="auto"/>
+            <w:vAlign w:val="center"/>
+            <w:hideMark/>
+          </w:tcPr>
+          <w:p>
+            <w:pPr>
+              <w:spacing w:line="240" w:lineRule="auto"/>
+              <w:ind w:firstLine="0"/>
+              <w:rPr>
+                <w:rFonts w:eastAsia="Times New Roman" w:cs="Arial"/>
+                <w:sz w:val="16"/>
+                <w:szCs w:val="16"/>
+                <w:lang w:val="en-US"/>
+              </w:rPr>
+            </w:pPr>
+            <w:r>
+              <w:rPr>
+                <w:rFonts w:eastAsia="Times New Roman" w:cs="Arial"/>
+                <w:sz w:val="16"/>
+                <w:szCs w:val="16"/>
+                <w:lang w:val="en-US"/>
+              </w:rPr>
+              <w:t>Sistem yang mengubah data sensor menjadi format yang siap dikirim ke AI</w:t>
+            </w:r>
+          </w:p>
+        </w:tc>
+        <w:tc>
+          <w:tcPr>
+            <w:tcW w:w="0" w:type="auto"/>
+            <w:vAlign w:val="center"/>
+            <w:hideMark/>
+          </w:tcPr>
+          <w:p>
+            <w:pPr>
+              <w:spacing w:line="240" w:lineRule="auto"/>
+              <w:ind w:firstLine="0"/>
+              <w:rPr>
+                <w:rFonts w:eastAsia="Times New Roman" w:cs="Arial"/>
+                <w:sz w:val="16"/>
+                <w:szCs w:val="16"/>
+                <w:lang w:val="en-US"/>
+              </w:rPr>
+            </w:pPr>
+            <w:r>
+              <w:rPr>
+                <w:rFonts w:eastAsia="Times New Roman" w:cs="Arial"/>
+                <w:sz w:val="16"/>
+                <w:szCs w:val="16"/>
+                <w:lang w:val="en-US"/>
+              </w:rPr>
+              <w:t>Menyusun data menjadi prompt yang terstruktur dan kontekstual</w:t>
+            </w:r>
+          </w:p>
+        </w:tc>
+      </w:tr>
+      <w:tr>
+        <w:trPr>
+          <w:tblCellSpacing w:w="15" w:type="dxa"/>
+        </w:trPr>
+        <w:tc>
+          <w:tcPr>
+            <w:tcW w:w="0" w:type="auto"/>
+            <w:vAlign w:val="center"/>
+            <w:hideMark/>
+          </w:tcPr>
+          <w:p>
+            <w:pPr>
+              <w:spacing w:line="240" w:lineRule="auto"/>
+              <w:ind w:firstLine="0"/>
+              <w:rPr>
+                <w:rFonts w:eastAsia="Times New Roman" w:cs="Arial"/>
+                <w:sz w:val="16"/>
+                <w:szCs w:val="16"/>
+                <w:lang w:val="en-US"/>
+              </w:rPr>
+            </w:pPr>
+            <w:r>
+              <w:rPr>
+                <w:rFonts w:eastAsia="Times New Roman" w:cs="Arial"/>
+                <w:sz w:val="16"/>
+                <w:szCs w:val="16"/>
+                <w:lang w:val="en-US"/>
+              </w:rPr>
+              <w:t>Integrasi Gemini AI</w:t>
+            </w:r>
+          </w:p>
+        </w:tc>
+        <w:tc>
+          <w:tcPr>
+            <w:tcW w:w="0" w:type="auto"/>
+            <w:vAlign w:val="center"/>
+            <w:hideMark/>
+          </w:tcPr>
+          <w:p>
+            <w:pPr>
+              <w:spacing w:line="240" w:lineRule="auto"/>
+              <w:ind w:firstLine="0"/>
+              <w:rPr>
+                <w:rFonts w:eastAsia="Times New Roman" w:cs="Arial"/>
+                <w:sz w:val="16"/>
+                <w:szCs w:val="16"/>
+                <w:lang w:val="en-US"/>
+              </w:rPr>
+            </w:pPr>
+            <w:r>
+              <w:rPr>
+                <w:rFonts w:eastAsia="Times New Roman" w:cs="Arial"/>
+                <w:sz w:val="16"/>
+                <w:szCs w:val="16"/>
+                <w:lang w:val="en-US"/>
+              </w:rPr>
+              <w:t>Modul koneksi dengan layanan Generative AI</w:t>
+            </w:r>
+          </w:p>
+        </w:tc>
+        <w:tc>
+          <w:tcPr>
+            <w:tcW w:w="0" w:type="auto"/>
+            <w:vAlign w:val="center"/>
+            <w:hideMark/>
+          </w:tcPr>
+          <w:p>
+            <w:pPr>
+              <w:spacing w:line="240" w:lineRule="auto"/>
+              <w:ind w:firstLine="0"/>
+              <w:rPr>
+                <w:rFonts w:eastAsia="Times New Roman" w:cs="Arial"/>
+                <w:sz w:val="16"/>
+                <w:szCs w:val="16"/>
+                <w:lang w:val="en-US"/>
+              </w:rPr>
+            </w:pPr>
+            <w:r>
+              <w:rPr>
+                <w:rFonts w:eastAsia="Times New Roman" w:cs="Arial"/>
+                <w:sz w:val="16"/>
+                <w:szCs w:val="16"/>
+                <w:lang w:val="en-US"/>
+              </w:rPr>
+              <w:t>Mengirim prompt dan menerima hasil analisis serta rekomendasi</w:t>
+            </w:r>
+          </w:p>
+        </w:tc>
+      </w:tr>
+      <w:tr>
+        <w:trPr>
+          <w:tblCellSpacing w:w="15" w:type="dxa"/>
+        </w:trPr>
+        <w:tc>
+          <w:tcPr>
+            <w:tcW w:w="0" w:type="auto"/>
+            <w:vAlign w:val="center"/>
+            <w:hideMark/>
+          </w:tcPr>
+          <w:p>
+            <w:pPr>
+              <w:spacing w:line="240" w:lineRule="auto"/>
+              <w:ind w:firstLine="0"/>
+              <w:rPr>
+                <w:rFonts w:eastAsia="Times New Roman" w:cs="Arial"/>
+                <w:sz w:val="16"/>
+                <w:szCs w:val="16"/>
+                <w:lang w:val="en-US"/>
+              </w:rPr>
+            </w:pPr>
+            <w:r>
+              <w:rPr>
+                <w:rFonts w:eastAsia="Times New Roman" w:cs="Arial"/>
+                <w:sz w:val="16"/>
+                <w:szCs w:val="16"/>
+                <w:lang w:val="en-US"/>
+              </w:rPr>
+              <w:t>Rekomendasi Berbasis AI</w:t>
+            </w:r>
+          </w:p>
+        </w:tc>
+        <w:tc>
+          <w:tcPr>
+            <w:tcW w:w="0" w:type="auto"/>
+            <w:vAlign w:val="center"/>
+            <w:hideMark/>
+          </w:tcPr>
+          <w:p>
+            <w:pPr>
+              <w:spacing w:line="240" w:lineRule="auto"/>
+              <w:ind w:firstLine="0"/>
+              <w:rPr>
+                <w:rFonts w:eastAsia="Times New Roman" w:cs="Arial"/>
+                <w:sz w:val="16"/>
+                <w:szCs w:val="16"/>
+                <w:lang w:val="en-US"/>
+              </w:rPr>
+            </w:pPr>
+            <w:r>
+              <w:rPr>
+                <w:rFonts w:eastAsia="Times New Roman" w:cs="Arial"/>
+                <w:sz w:val="16"/>
+                <w:szCs w:val="16"/>
+                <w:lang w:val="en-US"/>
+              </w:rPr>
+              <w:t>Fitur yang menampilkan hasil analisis dalam bahasa sederhana</w:t>
+            </w:r>
+          </w:p>
+        </w:tc>
+        <w:tc>
+          <w:tcPr>
+            <w:tcW w:w="0" w:type="auto"/>
+            <w:vAlign w:val="center"/>
+            <w:hideMark/>
+          </w:tcPr>
+          <w:p>
+            <w:pPr>
+              <w:spacing w:line="240" w:lineRule="auto"/>
+              <w:ind w:firstLine="0"/>
+              <w:rPr>
+                <w:rFonts w:eastAsia="Times New Roman" w:cs="Arial"/>
+                <w:sz w:val="16"/>
+                <w:szCs w:val="16"/>
+                <w:lang w:val="en-US"/>
+              </w:rPr>
+            </w:pPr>
+            <w:r>
+              <w:rPr>
+                <w:rFonts w:eastAsia="Times New Roman" w:cs="Arial"/>
+                <w:sz w:val="16"/>
+                <w:szCs w:val="16"/>
+                <w:lang w:val="en-US"/>
+              </w:rPr>
+              <w:t>Memberikan saran tindakan kepada pengguna berdasarkan kondisi sistem</w:t>
+            </w:r>
+          </w:p>
+        </w:tc>
+      </w:tr>
+      <w:tr>
+        <w:trPr>
+          <w:tblCellSpacing w:w="15" w:type="dxa"/>
+        </w:trPr>
+        <w:tc>
+          <w:tcPr>
+            <w:tcW w:w="0" w:type="auto"/>
+            <w:tcBorders>
+              <w:bottom w:val="single" w:sz="4" w:space="0" w:color="auto"/>
+            </w:tcBorders>
+            <w:vAlign w:val="center"/>
+            <w:hideMark/>
+          </w:tcPr>
+          <w:p>
+            <w:pPr>
+              <w:spacing w:line="240" w:lineRule="auto"/>
+              <w:ind w:firstLine="0"/>
+              <w:rPr>
+                <w:rFonts w:eastAsia="Times New Roman" w:cs="Arial"/>
+                <w:sz w:val="16"/>
+                <w:szCs w:val="16"/>
+                <w:lang w:val="en-US"/>
+              </w:rPr>
+            </w:pPr>
+            <w:r>
+              <w:rPr>
+                <w:rFonts w:eastAsia="Times New Roman" w:cs="Arial"/>
+                <w:sz w:val="16"/>
+                <w:szCs w:val="16"/>
+                <w:lang w:val="en-US"/>
+              </w:rPr>
+              <w:t>Antarmuka Responsif</w:t>
+            </w:r>
+          </w:p>
+        </w:tc>
+        <w:tc>
+          <w:tcPr>
+            <w:tcW w:w="0" w:type="auto"/>
+            <w:tcBorders>
+              <w:bottom w:val="single" w:sz="4" w:space="0" w:color="auto"/>
+            </w:tcBorders>
+            <w:vAlign w:val="center"/>
+            <w:hideMark/>
+          </w:tcPr>
+          <w:p>
+            <w:pPr>
+              <w:spacing w:line="240" w:lineRule="auto"/>
+              <w:ind w:firstLine="0"/>
+              <w:rPr>
+                <w:rFonts w:eastAsia="Times New Roman" w:cs="Arial"/>
+                <w:sz w:val="16"/>
+                <w:szCs w:val="16"/>
+                <w:lang w:val="en-US"/>
+              </w:rPr>
+            </w:pPr>
+            <w:r>
+              <w:rPr>
+                <w:rFonts w:eastAsia="Times New Roman" w:cs="Arial"/>
+                <w:sz w:val="16"/>
+                <w:szCs w:val="16"/>
+                <w:lang w:val="en-US"/>
+              </w:rPr>
+              <w:t>Desain UI berbasis Preact dan PicoCSS</w:t>
+            </w:r>
+          </w:p>
+        </w:tc>
+        <w:tc>
+          <w:tcPr>
+            <w:tcW w:w="0" w:type="auto"/>
+            <w:tcBorders>
+              <w:bottom w:val="single" w:sz="4" w:space="0" w:color="auto"/>
+            </w:tcBorders>
+            <w:vAlign w:val="center"/>
+            <w:hideMark/>
+          </w:tcPr>
+          <w:p>
+            <w:pPr>
+              <w:spacing w:line="240" w:lineRule="auto"/>
+              <w:ind w:firstLine="0"/>
+              <w:rPr>
+                <w:rFonts w:eastAsia="Times New Roman" w:cs="Arial"/>
+                <w:sz w:val="16"/>
+                <w:szCs w:val="16"/>
+                <w:lang w:val="en-US"/>
+              </w:rPr>
+            </w:pPr>
+            <w:r>
+              <w:rPr>
+                <w:rFonts w:eastAsia="Times New Roman" w:cs="Arial"/>
+                <w:sz w:val="16"/>
+                <w:szCs w:val="16"/>
+                <w:lang w:val="en-US"/>
+              </w:rPr>
+              <w:t>Menjamin tampilan tetap optimal di berbagai perangkat</w:t>
+            </w:r>
+          </w:p>
+        </w:tc>
+      </w:tr>
+    </w:tbl>
+    <w:p>
+      <w:pPr>
+        <w:ind w:firstLine="0"/>
+        <w:jc w:val="both"/>
+        <w:rPr>
+          <w:lang w:val="en-US"/>
+        </w:rPr>
+      </w:pPr>
     </w:p>
     <w:p>
       <w:pPr>
@@ -25608,39 +26761,106 @@
         <w:rPr>
           <w:lang w:val="en-US"/>
         </w:rPr>
-        <w:t xml:space="preserve">Tahap perancangan menghasilkan </w:t>
-      </w:r>
-      <w:r>
-        <w:rPr>
-          <w:i/>
-          <w:lang w:val="en-US"/>
-        </w:rPr>
-        <w:t>prototype antarmuka</w:t>
-      </w:r>
-      <w:r>
-        <w:rPr>
-          <w:lang w:val="en-US"/>
-        </w:rPr>
-        <w:t xml:space="preserve"> yang telah melalui beberapa kali perbaikan berdasarkan umpan balik pengguna. </w:t>
-      </w:r>
-      <w:r>
-        <w:rPr>
-          <w:lang w:val="en-US"/>
-        </w:rPr>
-        <w:t xml:space="preserve">Pada Gambar 4.1 menunjukkan desain antarmuka </w:t>
-      </w:r>
-      <w:r>
-        <w:rPr>
-          <w:i/>
-          <w:lang w:val="en-US"/>
-        </w:rPr>
-        <w:t>Low fidelity prototype</w:t>
-      </w:r>
-      <w:r>
-        <w:rPr>
-          <w:lang w:val="en-US"/>
-        </w:rPr>
-        <w:t xml:space="preserve"> yang awalnya sederhana kemudian dikembangkan menjadi </w:t>
+        <w:t xml:space="preserve">Proses perancangan diawali dengan pembuatan </w:t>
+      </w:r>
+      <w:r>
+        <w:rPr>
+          <w:i/>
+          <w:lang w:val="en-US"/>
+        </w:rPr>
+        <w:t>low fidelity prototype</w:t>
+      </w:r>
+      <w:r>
+        <w:rPr>
+          <w:i/>
+          <w:lang w:val="en-US"/>
+        </w:rPr>
+        <w:t xml:space="preserve"> </w:t>
+      </w:r>
+      <w:r>
+        <w:rPr>
+          <w:lang w:val="en-US"/>
+        </w:rPr>
+        <w:t>yang ditunjukkan pada gambar 4.1</w:t>
+      </w:r>
+      <w:r>
+        <w:rPr>
+          <w:lang w:val="en-US"/>
+        </w:rPr>
+        <w:t xml:space="preserve">, yaitu sketsa sederhana yang menggambarkan struktur dasar antarmuka seperti posisi </w:t>
+      </w:r>
+      <w:r>
+        <w:rPr>
+          <w:i/>
+          <w:lang w:val="en-US"/>
+        </w:rPr>
+        <w:t>dashboard</w:t>
+      </w:r>
+      <w:r>
+        <w:rPr>
+          <w:lang w:val="en-US"/>
+        </w:rPr>
+        <w:t>, area grafik, dan bagian rekomendasi</w:t>
+      </w:r>
+      <w:r>
+        <w:rPr>
+          <w:lang w:val="en-US"/>
+        </w:rPr>
+        <w:t xml:space="preserve"> </w:t>
+      </w:r>
+      <w:r>
+        <w:rPr>
+          <w:i/>
+          <w:lang w:val="en-US"/>
+        </w:rPr>
+        <w:t>AI</w:t>
+      </w:r>
+      <w:r>
+        <w:rPr>
+          <w:lang w:val="en-US"/>
+        </w:rPr>
+        <w:t xml:space="preserve">. </w:t>
+      </w:r>
+      <w:r>
+        <w:rPr>
+          <w:i/>
+          <w:lang w:val="en-US"/>
+        </w:rPr>
+        <w:t>Prototype</w:t>
+      </w:r>
+      <w:r>
+        <w:rPr>
+          <w:lang w:val="en-US"/>
+        </w:rPr>
+        <w:t xml:space="preserve"> ini digunakan untuk memperoleh gambaran awal alur interaksi pengguna tanpa terlalu fokus pada detail visual. Dari hasil evaluasi awal, diketahui bahwa pengguna lebih menyukai tampilan yang sederhana, tidak terlalu banyak elemen, serta langsung menampilkan informasi utama tanpa perlu banyak navigasi.</w:t>
+      </w:r>
+    </w:p>
+    <w:p>
+      <w:pPr>
+        <w:ind w:left="720" w:firstLine="0"/>
+        <w:jc w:val="both"/>
+        <w:rPr>
+          <w:lang w:val="en-US"/>
+        </w:rPr>
+      </w:pPr>
+      <w:r>
+        <w:rPr>
+          <w:lang w:val="en-US"/>
+        </w:rPr>
+        <w:t xml:space="preserve">Selanjutnya, </w:t>
+      </w:r>
+      <w:r>
+        <w:rPr>
+          <w:i/>
+          <w:lang w:val="en-US"/>
+        </w:rPr>
+        <w:t>design</w:t>
+      </w:r>
+      <w:r>
+        <w:rPr>
+          <w:lang w:val="en-US"/>
+        </w:rPr>
+        <w:t xml:space="preserve"> dikembangkan menjadi </w:t>
       </w:r>
       <w:r>
         <w:rPr>
@@ -25653,43 +26873,355 @@
         <w:rPr>
           <w:lang w:val="en-US"/>
         </w:rPr>
-        <w:t xml:space="preserve"> menggunakan Preact dan PicoCSS</w:t>
-      </w:r>
-      <w:r>
-        <w:rPr>
-          <w:lang w:val="en-US"/>
-        </w:rPr>
-        <w:t xml:space="preserve"> yang ditunjukkan pada </w:t>
-      </w:r>
-      <w:r>
-        <w:rPr>
-          <w:lang w:val="en-US"/>
-        </w:rPr>
-        <w:t>G</w:t>
-      </w:r>
-      <w:r>
-        <w:rPr>
-          <w:lang w:val="en-US"/>
-        </w:rPr>
-        <w:t>ambar 4.2</w:t>
-      </w:r>
-      <w:r>
-        <w:rPr>
-          <w:lang w:val="en-US"/>
-        </w:rPr>
-        <w:t xml:space="preserve">. Hasil implementasi desain menunjukkan bahwa antarmuka sistem menjadi lebih intuitif, dengan tampilan yang sederhana dan mudah dipahami oleh </w:t>
-      </w:r>
-      <w:r>
-        <w:rPr>
-          <w:lang w:val="en-US"/>
-        </w:rPr>
-        <w:t>pengguna</w:t>
-      </w:r>
-      <w:r>
-        <w:rPr>
-          <w:lang w:val="en-US"/>
-        </w:rPr>
-        <w:t>. Navigasi sistem juga disusun agar pengguna dapat dengan cepat mengakses informasi sensor dan rekomendasi tanpa kebingungan.</w:t>
+        <w:t xml:space="preserve"> menggunakan</w:t>
+      </w:r>
+      <w:r>
+        <w:rPr>
+          <w:lang w:val="en-US"/>
+        </w:rPr>
+        <w:t xml:space="preserve"> </w:t>
+      </w:r>
+      <w:r>
+        <w:rPr>
+          <w:i/>
+          <w:lang w:val="en-US"/>
+        </w:rPr>
+        <w:t>Preact</w:t>
+      </w:r>
+      <w:r>
+        <w:rPr>
+          <w:lang w:val="en-US"/>
+        </w:rPr>
+        <w:t xml:space="preserve"> sebagai </w:t>
+      </w:r>
+      <w:r>
+        <w:rPr>
+          <w:i/>
+          <w:lang w:val="en-US"/>
+        </w:rPr>
+        <w:t xml:space="preserve">framework front </w:t>
+      </w:r>
+      <w:r>
+        <w:rPr>
+          <w:i/>
+          <w:lang w:val="en-US"/>
+        </w:rPr>
+        <w:t>end</w:t>
+      </w:r>
+      <w:r>
+        <w:rPr>
+          <w:lang w:val="en-US"/>
+        </w:rPr>
+        <w:t xml:space="preserve"> dan </w:t>
+      </w:r>
+      <w:r>
+        <w:rPr>
+          <w:i/>
+          <w:lang w:val="en-US"/>
+        </w:rPr>
+        <w:t>PicoCSS</w:t>
+      </w:r>
+      <w:r>
+        <w:rPr>
+          <w:lang w:val="en-US"/>
+        </w:rPr>
+        <w:t xml:space="preserve"> sebagai </w:t>
+      </w:r>
+      <w:r>
+        <w:rPr>
+          <w:i/>
+          <w:lang w:val="en-US"/>
+        </w:rPr>
+        <w:t>styling</w:t>
+      </w:r>
+      <w:r>
+        <w:rPr>
+          <w:lang w:val="en-US"/>
+        </w:rPr>
+        <w:t xml:space="preserve"> yang dapat dilihat pada gambar 4.2</w:t>
+      </w:r>
+      <w:r>
+        <w:rPr>
+          <w:lang w:val="en-US"/>
+        </w:rPr>
+        <w:t xml:space="preserve">. </w:t>
+      </w:r>
+    </w:p>
+    <w:p>
+      <w:pPr>
+        <w:ind w:left="720" w:firstLine="720"/>
+        <w:jc w:val="both"/>
+        <w:rPr>
+          <w:lang w:val="en-US"/>
+        </w:rPr>
+      </w:pPr>
+      <w:r>
+        <w:rPr>
+          <w:lang w:val="en-US"/>
+        </w:rPr>
+        <w:t xml:space="preserve">Dari sisi visual, sistem dirancang menggunakan </w:t>
+      </w:r>
+      <w:r>
+        <w:rPr>
+          <w:i/>
+          <w:lang w:val="en-US"/>
+        </w:rPr>
+        <w:t xml:space="preserve">light </w:t>
+      </w:r>
+      <w:proofErr w:type="gramStart"/>
+      <w:r>
+        <w:rPr>
+          <w:i/>
+          <w:lang w:val="en-US"/>
+        </w:rPr>
+        <w:t>mode</w:t>
+      </w:r>
+      <w:r>
+        <w:rPr>
+          <w:lang w:val="en-US"/>
+        </w:rPr>
+        <w:t xml:space="preserve">  sebagai</w:t>
+      </w:r>
+      <w:proofErr w:type="gramEnd"/>
+      <w:r>
+        <w:rPr>
+          <w:lang w:val="en-US"/>
+        </w:rPr>
+        <w:t xml:space="preserve"> tampilan utama. Pemilihan </w:t>
+      </w:r>
+      <w:r>
+        <w:rPr>
+          <w:i/>
+          <w:lang w:val="en-US"/>
+        </w:rPr>
+        <w:t>light mode</w:t>
+      </w:r>
+      <w:r>
+        <w:rPr>
+          <w:lang w:val="en-US"/>
+        </w:rPr>
+        <w:t xml:space="preserve"> didasarkan pada konteks penggunaan sistem di lingkungan pertanian yang umumnya berada di area terbuka atau memiliki pencahayaan tinggi. Latar belakang berwarna putih atau abu</w:t>
+      </w:r>
+      <w:r>
+        <w:rPr>
+          <w:lang w:val="en-US"/>
+        </w:rPr>
+        <w:t xml:space="preserve"> </w:t>
+      </w:r>
+      <w:r>
+        <w:rPr>
+          <w:lang w:val="en-US"/>
+        </w:rPr>
+        <w:t xml:space="preserve">abu terang dipilih untuk meningkatkan keterbacaan teks dan </w:t>
+      </w:r>
+      <w:r>
+        <w:rPr>
+          <w:lang w:val="en-US"/>
+        </w:rPr>
+        <w:lastRenderedPageBreak/>
+        <w:t>elemen visual di bawah sinar matahari, sehingga pengguna tetap dapat melihat informasi dengan jelas tanpa kelelahan mata.</w:t>
+      </w:r>
+    </w:p>
+    <w:p>
+      <w:pPr>
+        <w:ind w:left="720" w:firstLine="720"/>
+        <w:jc w:val="both"/>
+        <w:rPr>
+          <w:lang w:val="en-US"/>
+        </w:rPr>
+      </w:pPr>
+      <w:r>
+        <w:rPr>
+          <w:lang w:val="en-US"/>
+        </w:rPr>
+        <w:t xml:space="preserve">Pada bagian visualisasi data, sistem menggunakan line chart (grafik garis) untuk menampilkan data seperti tegangan, frekuensi, dan daya. Pemilihan </w:t>
+      </w:r>
+      <w:r>
+        <w:rPr>
+          <w:i/>
+          <w:lang w:val="en-US"/>
+        </w:rPr>
+        <w:t>line chart</w:t>
+      </w:r>
+      <w:r>
+        <w:rPr>
+          <w:lang w:val="en-US"/>
+        </w:rPr>
+        <w:t xml:space="preserve"> didasarkan pada karakteristik data yang bersifat </w:t>
+      </w:r>
+      <w:r>
+        <w:rPr>
+          <w:i/>
+          <w:lang w:val="en-US"/>
+        </w:rPr>
+        <w:t>time</w:t>
+      </w:r>
+      <w:r>
+        <w:rPr>
+          <w:i/>
+          <w:lang w:val="en-US"/>
+        </w:rPr>
+        <w:t xml:space="preserve"> </w:t>
+      </w:r>
+      <w:r>
+        <w:rPr>
+          <w:i/>
+          <w:lang w:val="en-US"/>
+        </w:rPr>
+        <w:t>series</w:t>
+      </w:r>
+      <w:r>
+        <w:rPr>
+          <w:lang w:val="en-US"/>
+        </w:rPr>
+        <w:t xml:space="preserve"> atau berubah </w:t>
+      </w:r>
+      <w:r>
+        <w:rPr>
+          <w:lang w:val="en-US"/>
+        </w:rPr>
+        <w:t>tiap detik</w:t>
+      </w:r>
+      <w:r>
+        <w:rPr>
+          <w:lang w:val="en-US"/>
+        </w:rPr>
+        <w:t xml:space="preserve">. Grafik garis memungkinkan pengguna untuk melihat tren, fluktuasi, serta pola perubahan nilai secara </w:t>
+      </w:r>
+      <w:r>
+        <w:rPr>
+          <w:lang w:val="en-US"/>
+        </w:rPr>
+        <w:t>terus menerus</w:t>
+      </w:r>
+      <w:r>
+        <w:rPr>
+          <w:lang w:val="en-US"/>
+        </w:rPr>
+        <w:t xml:space="preserve">. Sebagai contoh, perubahan tegangan listrik dari waktu ke waktu </w:t>
+      </w:r>
+      <w:proofErr w:type="gramStart"/>
+      <w:r>
+        <w:rPr>
+          <w:lang w:val="en-US"/>
+        </w:rPr>
+        <w:t>akan</w:t>
+      </w:r>
+      <w:proofErr w:type="gramEnd"/>
+      <w:r>
+        <w:rPr>
+          <w:lang w:val="en-US"/>
+        </w:rPr>
+        <w:t xml:space="preserve"> lebih mudah dipahami melalui garis yang naik dan turun dibandingkan dengan jenis grafik lain. Dengan </w:t>
+      </w:r>
+      <w:r>
+        <w:rPr>
+          <w:i/>
+          <w:lang w:val="en-US"/>
+        </w:rPr>
+        <w:t>line chart</w:t>
+      </w:r>
+      <w:r>
+        <w:rPr>
+          <w:lang w:val="en-US"/>
+        </w:rPr>
+        <w:t>, pengguna dapat dengan cepat mengidentifikasi apakah terjadi</w:t>
+      </w:r>
+      <w:r>
+        <w:rPr>
+          <w:lang w:val="en-US"/>
+        </w:rPr>
+        <w:t xml:space="preserve"> penurunan tegangan secara tiba </w:t>
+      </w:r>
+      <w:r>
+        <w:rPr>
+          <w:lang w:val="en-US"/>
+        </w:rPr>
+        <w:t>tiba atau adanya lonjakan yan</w:t>
+      </w:r>
+      <w:r>
+        <w:rPr>
+          <w:lang w:val="en-US"/>
+        </w:rPr>
+        <w:t>g berpotensi merusak perangkat. Pen</w:t>
+      </w:r>
+      <w:r>
+        <w:rPr>
+          <w:lang w:val="en-US"/>
+        </w:rPr>
+        <w:t xml:space="preserve">ggunaan </w:t>
+      </w:r>
+      <w:r>
+        <w:rPr>
+          <w:i/>
+          <w:lang w:val="en-US"/>
+        </w:rPr>
+        <w:t>line chart</w:t>
+      </w:r>
+      <w:r>
+        <w:rPr>
+          <w:lang w:val="en-US"/>
+        </w:rPr>
+        <w:t xml:space="preserve"> juga mendukung proses pengambilan keputusan karena pengguna dapat melihat pola historis, bukan hanya nilai sesaat. Hal ini sangat penting dalam konteks rumah kaca, di mana perubahan kondisi sering terjadi secara bertahap dan memerlukan pemantauan berkelanjutan. Grafik dirancang dengan tampilan sederhana tanpa elemen visual ber</w:t>
+      </w:r>
+      <w:r>
+        <w:rPr>
+          <w:lang w:val="en-US"/>
+        </w:rPr>
+        <w:t>lebihan agar tetap mudah dibaca.</w:t>
+      </w:r>
+    </w:p>
+    <w:p>
+      <w:pPr>
+        <w:ind w:left="720" w:firstLine="720"/>
+        <w:jc w:val="both"/>
+        <w:rPr>
+          <w:lang w:val="en-US"/>
+        </w:rPr>
+      </w:pPr>
+      <w:r>
+        <w:rPr>
+          <w:lang w:val="en-US"/>
+        </w:rPr>
+        <w:t>Pada bagian interaksi, sistem dirancang dengan alur yang minimalis, di mana pengguna dapat langsung melihat data utama dan rekomendasi tanpa harus berpindah halaman. Informasi penting seperti kondisi sensor</w:t>
+      </w:r>
+      <w:r>
+        <w:rPr>
+          <w:lang w:val="en-US"/>
+        </w:rPr>
+        <w:t>, grafik,</w:t>
+      </w:r>
+      <w:r>
+        <w:rPr>
+          <w:lang w:val="en-US"/>
+        </w:rPr>
+        <w:t xml:space="preserve"> dan hasil analisis </w:t>
+      </w:r>
+      <w:r>
+        <w:rPr>
+          <w:i/>
+          <w:lang w:val="en-US"/>
+        </w:rPr>
+        <w:t>AI</w:t>
+      </w:r>
+      <w:r>
+        <w:rPr>
+          <w:lang w:val="en-US"/>
+        </w:rPr>
+        <w:t xml:space="preserve"> ditempatkan pada area yang mudah terlihat. Hal ini sesuai dengan prinsip </w:t>
+      </w:r>
+      <w:r>
+        <w:rPr>
+          <w:i/>
+          <w:lang w:val="en-US"/>
+        </w:rPr>
+        <w:t>UCD</w:t>
+      </w:r>
+      <w:r>
+        <w:rPr>
+          <w:lang w:val="en-US"/>
+        </w:rPr>
+        <w:t xml:space="preserve"> yang menekankan efisiensi dan kemudahan penggunaan.</w:t>
       </w:r>
     </w:p>
     <w:p>
@@ -25761,12 +27293,21 @@
         <w:t xml:space="preserve">Gambar </w:t>
       </w:r>
       <w:r>
+        <w:rPr>
+          <w:noProof/>
+        </w:rPr>
         <w:fldChar w:fldCharType="begin"/>
       </w:r>
       <w:r>
+        <w:rPr>
+          <w:noProof/>
+        </w:rPr>
         <w:instrText xml:space="preserve"> SEQ Gambar \* ARABIC </w:instrText>
       </w:r>
       <w:r>
+        <w:rPr>
+          <w:noProof/>
+        </w:rPr>
         <w:fldChar w:fldCharType="separate"/>
       </w:r>
       <w:r>
@@ -25776,6 +27317,9 @@
         <w:t>4</w:t>
       </w:r>
       <w:r>
+        <w:rPr>
+          <w:noProof/>
+        </w:rPr>
         <w:fldChar w:fldCharType="end"/>
       </w:r>
       <w:r>
@@ -25924,7 +27468,109 @@
         <w:rPr>
           <w:lang w:val="en-US"/>
         </w:rPr>
-        <w:t xml:space="preserve">Pada tahap implementasi sistem, integrasi antara sensor, </w:t>
+        <w:t xml:space="preserve">Pada tahap ini, fokus utama adalah integrasi antara perangkat sensor, antarmuka </w:t>
+      </w:r>
+      <w:r>
+        <w:rPr>
+          <w:i/>
+          <w:lang w:val="en-US"/>
+        </w:rPr>
+        <w:t>embedded web</w:t>
+      </w:r>
+      <w:r>
+        <w:rPr>
+          <w:lang w:val="en-US"/>
+        </w:rPr>
+        <w:t xml:space="preserve">, serta </w:t>
+      </w:r>
+      <w:r>
+        <w:rPr>
+          <w:i/>
+          <w:lang w:val="en-US"/>
+        </w:rPr>
+        <w:t>Decision Support System</w:t>
+      </w:r>
+      <w:r>
+        <w:rPr>
+          <w:lang w:val="en-US"/>
+        </w:rPr>
+        <w:t xml:space="preserve"> berbasis </w:t>
+      </w:r>
+      <w:r>
+        <w:rPr>
+          <w:i/>
+          <w:lang w:val="en-US"/>
+        </w:rPr>
+        <w:t>Generative AI</w:t>
+      </w:r>
+      <w:r>
+        <w:rPr>
+          <w:lang w:val="en-US"/>
+        </w:rPr>
+        <w:t xml:space="preserve"> menggunakan </w:t>
+      </w:r>
+      <w:r>
+        <w:rPr>
+          <w:i/>
+          <w:lang w:val="en-US"/>
+        </w:rPr>
+        <w:t>Gemini AI</w:t>
+      </w:r>
+      <w:r>
+        <w:rPr>
+          <w:lang w:val="en-US"/>
+        </w:rPr>
+        <w:t>. Hasil implementasi menunjukkan bahwa seluruh komponen sistem dapat terhubung dan bekerja secara terintegrasi dalam menghasilkan rekome</w:t>
+      </w:r>
+      <w:r>
+        <w:rPr>
+          <w:lang w:val="en-US"/>
+        </w:rPr>
+        <w:t xml:space="preserve">ndasi berbasis data secara </w:t>
+      </w:r>
+      <w:r>
+        <w:rPr>
+          <w:i/>
+          <w:lang w:val="en-US"/>
+        </w:rPr>
+        <w:t xml:space="preserve">real </w:t>
+      </w:r>
+      <w:r>
+        <w:rPr>
+          <w:i/>
+          <w:lang w:val="en-US"/>
+        </w:rPr>
+        <w:t>time</w:t>
+      </w:r>
+      <w:r>
+        <w:rPr>
+          <w:lang w:val="en-US"/>
+        </w:rPr>
+        <w:t>.</w:t>
+      </w:r>
+    </w:p>
+    <w:p>
+      <w:pPr>
+        <w:ind w:left="709" w:firstLine="720"/>
+        <w:jc w:val="both"/>
+        <w:rPr>
+          <w:lang w:val="en-US"/>
+        </w:rPr>
+      </w:pPr>
+    </w:p>
+    <w:p>
+      <w:pPr>
+        <w:ind w:left="709" w:firstLine="720"/>
+        <w:jc w:val="both"/>
+        <w:rPr>
+          <w:lang w:val="en-US"/>
+        </w:rPr>
+      </w:pPr>
+      <w:r>
+        <w:rPr>
+          <w:lang w:val="en-US"/>
+        </w:rPr>
+        <w:t xml:space="preserve">Proses implementasi dimulai dari integrasi data sensor, di mana sistem menerima input berupa data. Data yang dikumpulkan meliputi frekuensi (Hz), tegangan (Volt), daya (Watt), jenis beban (misalnya pompa air), serta informasi tambahan seperti jenis tanaman, usia tanaman, metode pengairan, dan jenis pupuk. Data ini diperoleh dari sensor yang terhubung ke sistem melalui </w:t>
       </w:r>
       <w:r>
         <w:rPr>
@@ -25937,7 +27583,34 @@
         <w:rPr>
           <w:lang w:val="en-US"/>
         </w:rPr>
-        <w:t xml:space="preserve">, dan </w:t>
+        <w:t>, kemudian dikirim ke server untuk diproses lebih lanjut.</w:t>
+      </w:r>
+      <w:r>
+        <w:rPr>
+          <w:lang w:val="en-US"/>
+        </w:rPr>
+        <w:t xml:space="preserve"> </w:t>
+      </w:r>
+    </w:p>
+    <w:p>
+      <w:pPr>
+        <w:ind w:left="709" w:firstLine="720"/>
+        <w:jc w:val="both"/>
+        <w:rPr>
+          <w:lang w:val="en-US"/>
+        </w:rPr>
+      </w:pPr>
+      <w:r>
+        <w:rPr>
+          <w:lang w:val="en-US"/>
+        </w:rPr>
+        <w:t>B</w:t>
+      </w:r>
+      <w:r>
+        <w:rPr>
+          <w:lang w:val="en-US"/>
+        </w:rPr>
+        <w:t xml:space="preserve">erikutnya adalah implementasi </w:t>
       </w:r>
       <w:r>
         <w:rPr>
@@ -25950,13 +27623,427 @@
         <w:rPr>
           <w:lang w:val="en-US"/>
         </w:rPr>
-        <w:t xml:space="preserve"> berhasil dilakukan dengan baik. Data sensor seperti frekuensi, tegangan, dan</w:t>
-      </w:r>
-      <w:r>
-        <w:rPr>
-          <w:lang w:val="en-US"/>
-        </w:rPr>
-        <w:t xml:space="preserve"> daya dapat dikirim secara </w:t>
+        <w:t xml:space="preserve"> sebagai </w:t>
+      </w:r>
+      <w:r>
+        <w:rPr>
+          <w:i/>
+          <w:lang w:val="en-US"/>
+        </w:rPr>
+        <w:t>Decision Support System</w:t>
+      </w:r>
+      <w:r>
+        <w:rPr>
+          <w:lang w:val="en-US"/>
+        </w:rPr>
+        <w:t xml:space="preserve">. Untuk menggunakan layanan </w:t>
+      </w:r>
+      <w:r>
+        <w:rPr>
+          <w:i/>
+          <w:lang w:val="en-US"/>
+        </w:rPr>
+        <w:t>Gemini AI</w:t>
+      </w:r>
+      <w:r>
+        <w:rPr>
+          <w:lang w:val="en-US"/>
+        </w:rPr>
+        <w:t xml:space="preserve">, langkah pertama yang dilakukan adalah memperoleh </w:t>
+      </w:r>
+      <w:r>
+        <w:rPr>
+          <w:i/>
+          <w:lang w:val="en-US"/>
+        </w:rPr>
+        <w:t>API key</w:t>
+      </w:r>
+      <w:r>
+        <w:rPr>
+          <w:lang w:val="en-US"/>
+        </w:rPr>
+        <w:t xml:space="preserve"> melalui platform resmi </w:t>
+      </w:r>
+      <w:r>
+        <w:rPr>
+          <w:i/>
+          <w:lang w:val="en-US"/>
+        </w:rPr>
+        <w:t>Google AI Studio</w:t>
+      </w:r>
+      <w:r>
+        <w:rPr>
+          <w:lang w:val="en-US"/>
+        </w:rPr>
+        <w:t xml:space="preserve">. Proses ini dilakukan dengan mendaftarkan akun, membuat </w:t>
+      </w:r>
+      <w:r>
+        <w:rPr>
+          <w:i/>
+          <w:lang w:val="en-US"/>
+        </w:rPr>
+        <w:t>project</w:t>
+      </w:r>
+      <w:r>
+        <w:rPr>
+          <w:lang w:val="en-US"/>
+        </w:rPr>
+        <w:t xml:space="preserve">, kemudian menghasilkan </w:t>
+      </w:r>
+      <w:r>
+        <w:rPr>
+          <w:i/>
+          <w:lang w:val="en-US"/>
+        </w:rPr>
+        <w:t>API key</w:t>
+      </w:r>
+      <w:r>
+        <w:rPr>
+          <w:lang w:val="en-US"/>
+        </w:rPr>
+        <w:t xml:space="preserve"> yang digunakan sebagai </w:t>
+      </w:r>
+      <w:r>
+        <w:rPr>
+          <w:i/>
+          <w:lang w:val="en-US"/>
+        </w:rPr>
+        <w:t>autentikasi</w:t>
+      </w:r>
+      <w:r>
+        <w:rPr>
+          <w:lang w:val="en-US"/>
+        </w:rPr>
+        <w:t xml:space="preserve"> setiap</w:t>
+      </w:r>
+      <w:r>
+        <w:rPr>
+          <w:lang w:val="en-US"/>
+        </w:rPr>
+        <w:t xml:space="preserve"> melakukan</w:t>
+      </w:r>
+      <w:r>
+        <w:rPr>
+          <w:lang w:val="en-US"/>
+        </w:rPr>
+        <w:t xml:space="preserve"> </w:t>
+      </w:r>
+      <w:r>
+        <w:rPr>
+          <w:i/>
+          <w:lang w:val="en-US"/>
+        </w:rPr>
+        <w:t>reques</w:t>
+      </w:r>
+      <w:r>
+        <w:rPr>
+          <w:i/>
+          <w:lang w:val="en-US"/>
+        </w:rPr>
+        <w:t>t</w:t>
+      </w:r>
+      <w:r>
+        <w:rPr>
+          <w:lang w:val="en-US"/>
+        </w:rPr>
+        <w:t xml:space="preserve">. </w:t>
+      </w:r>
+      <w:r>
+        <w:rPr>
+          <w:i/>
+          <w:lang w:val="en-US"/>
+        </w:rPr>
+        <w:t>API key</w:t>
+      </w:r>
+      <w:r>
+        <w:rPr>
+          <w:lang w:val="en-US"/>
+        </w:rPr>
+        <w:t xml:space="preserve"> ini kemudian diintegrasikan ke dalam sistem untuk memungkinkan komunikasi antara aplikasi dan layanan </w:t>
+      </w:r>
+      <w:r>
+        <w:rPr>
+          <w:i/>
+          <w:lang w:val="en-US"/>
+        </w:rPr>
+        <w:t>AI</w:t>
+      </w:r>
+      <w:r>
+        <w:rPr>
+          <w:lang w:val="en-US"/>
+        </w:rPr>
+        <w:t>.</w:t>
+      </w:r>
+      <w:r>
+        <w:rPr>
+          <w:lang w:val="en-US"/>
+        </w:rPr>
+        <w:t xml:space="preserve"> </w:t>
+      </w:r>
+      <w:r>
+        <w:rPr>
+          <w:lang w:val="en-US"/>
+        </w:rPr>
+        <w:t xml:space="preserve">Setelah </w:t>
+      </w:r>
+      <w:r>
+        <w:rPr>
+          <w:i/>
+          <w:lang w:val="en-US"/>
+        </w:rPr>
+        <w:t>API key</w:t>
+      </w:r>
+      <w:r>
+        <w:rPr>
+          <w:lang w:val="en-US"/>
+        </w:rPr>
+        <w:t xml:space="preserve"> diperoleh, dilakukan proses integrasi </w:t>
+      </w:r>
+      <w:r>
+        <w:rPr>
+          <w:i/>
+          <w:lang w:val="en-US"/>
+        </w:rPr>
+        <w:t>API Gemini AI</w:t>
+      </w:r>
+      <w:r>
+        <w:rPr>
+          <w:lang w:val="en-US"/>
+        </w:rPr>
+        <w:t xml:space="preserve"> ke dalam sistem. Implementasi dilakukan dengan mengirimkan</w:t>
+      </w:r>
+      <w:r>
+        <w:rPr>
+          <w:lang w:val="en-US"/>
+        </w:rPr>
+        <w:t xml:space="preserve"> </w:t>
+      </w:r>
+      <w:r>
+        <w:rPr>
+          <w:i/>
+          <w:lang w:val="en-US"/>
+        </w:rPr>
+        <w:t>HTTP</w:t>
+      </w:r>
+      <w:r>
+        <w:rPr>
+          <w:lang w:val="en-US"/>
+        </w:rPr>
+        <w:t xml:space="preserve"> </w:t>
+      </w:r>
+      <w:r>
+        <w:rPr>
+          <w:i/>
+          <w:lang w:val="en-US"/>
+        </w:rPr>
+        <w:t>request</w:t>
+      </w:r>
+      <w:r>
+        <w:rPr>
+          <w:lang w:val="en-US"/>
+        </w:rPr>
+        <w:t xml:space="preserve"> yang berisi </w:t>
+      </w:r>
+      <w:r>
+        <w:rPr>
+          <w:i/>
+          <w:lang w:val="en-US"/>
+        </w:rPr>
+        <w:t>prompt</w:t>
+      </w:r>
+      <w:r>
+        <w:rPr>
+          <w:lang w:val="en-US"/>
+        </w:rPr>
+        <w:t xml:space="preserve"> dalam format teks ke </w:t>
+      </w:r>
+      <w:r>
+        <w:rPr>
+          <w:i/>
+          <w:lang w:val="en-US"/>
+        </w:rPr>
+        <w:t>endpoint</w:t>
+      </w:r>
+      <w:r>
+        <w:rPr>
+          <w:lang w:val="en-US"/>
+        </w:rPr>
+        <w:t xml:space="preserve"> </w:t>
+      </w:r>
+      <w:r>
+        <w:rPr>
+          <w:i/>
+          <w:lang w:val="en-US"/>
+        </w:rPr>
+        <w:t>Gemini AI</w:t>
+      </w:r>
+      <w:r>
+        <w:rPr>
+          <w:lang w:val="en-US"/>
+        </w:rPr>
+        <w:t xml:space="preserve">. Sistem bertugas menyusun data sensor menjadi sebuah </w:t>
+      </w:r>
+      <w:r>
+        <w:rPr>
+          <w:i/>
+          <w:lang w:val="en-US"/>
+        </w:rPr>
+        <w:t>prompt</w:t>
+      </w:r>
+      <w:r>
+        <w:rPr>
+          <w:lang w:val="en-US"/>
+        </w:rPr>
+        <w:t xml:space="preserve"> yang terstruktur dan mudah dipahami oleh model </w:t>
+      </w:r>
+      <w:r>
+        <w:rPr>
+          <w:i/>
+          <w:lang w:val="en-US"/>
+        </w:rPr>
+        <w:t>AI</w:t>
+      </w:r>
+      <w:r>
+        <w:rPr>
+          <w:lang w:val="en-US"/>
+        </w:rPr>
+        <w:t>.</w:t>
+      </w:r>
+    </w:p>
+    <w:p>
+      <w:pPr>
+        <w:ind w:left="709" w:firstLine="720"/>
+        <w:jc w:val="both"/>
+        <w:rPr>
+          <w:lang w:val="en-US"/>
+        </w:rPr>
+      </w:pPr>
+      <w:r>
+        <w:rPr>
+          <w:lang w:val="en-US"/>
+        </w:rPr>
+        <w:t>Data mentah dari sensor tidak langsung dikirim, melainkan terlebih dahulu diolah menjadi narasi. Sebagai contoh, data seperti frekuensi 58 Hz, tegangan 280 Volt, dan daya 380 Watt akan dikombinasikan dengan informasi menjadi kalimat deskriptif seperti:</w:t>
+      </w:r>
+    </w:p>
+    <w:p>
+      <w:pPr>
+        <w:ind w:left="709" w:firstLine="720"/>
+        <w:jc w:val="both"/>
+        <w:rPr>
+          <w:lang w:val="en-US"/>
+        </w:rPr>
+      </w:pPr>
+      <w:r>
+        <w:rPr>
+          <w:lang w:val="en-US"/>
+        </w:rPr>
+        <w:t xml:space="preserve">“Saya membaca power sensor di rumah kaca saya menunjukkan angka 58 hertz dan 280 volt. Saya menggunakan pompa listrik bermerek Shimizu dengan daya 300 watt untuk menyiram tanaman tomat berusia 3 bulan menggunakan sistem irigasi tetes dengan pupuk A B Mix. Sensor juga menunjukkan beban sebesar 380 watt. Analisis kondisi listrik dan sistem pengairan saya serta berikan rekomendasi </w:t>
+      </w:r>
+      <w:r>
+        <w:rPr>
+          <w:lang w:val="en-US"/>
+        </w:rPr>
+        <w:t>tindakan yang perlu dilakukan.”</w:t>
+      </w:r>
+    </w:p>
+    <w:p>
+      <w:pPr>
+        <w:ind w:left="709" w:firstLine="720"/>
+        <w:jc w:val="both"/>
+        <w:rPr>
+          <w:lang w:val="en-US"/>
+        </w:rPr>
+      </w:pPr>
+      <w:r>
+        <w:rPr>
+          <w:lang w:val="en-US"/>
+        </w:rPr>
+        <w:t xml:space="preserve">Setelah </w:t>
+      </w:r>
+      <w:r>
+        <w:rPr>
+          <w:i/>
+          <w:lang w:val="en-US"/>
+        </w:rPr>
+        <w:t>prompt</w:t>
+      </w:r>
+      <w:r>
+        <w:rPr>
+          <w:lang w:val="en-US"/>
+        </w:rPr>
+        <w:t xml:space="preserve"> dikirim, </w:t>
+      </w:r>
+      <w:r>
+        <w:rPr>
+          <w:i/>
+          <w:lang w:val="en-US"/>
+        </w:rPr>
+        <w:t>Gemini AI</w:t>
+      </w:r>
+      <w:r>
+        <w:rPr>
+          <w:lang w:val="en-US"/>
+        </w:rPr>
+        <w:t xml:space="preserve"> </w:t>
+      </w:r>
+      <w:proofErr w:type="gramStart"/>
+      <w:r>
+        <w:rPr>
+          <w:lang w:val="en-US"/>
+        </w:rPr>
+        <w:t>akan</w:t>
+      </w:r>
+      <w:proofErr w:type="gramEnd"/>
+      <w:r>
+        <w:rPr>
+          <w:lang w:val="en-US"/>
+        </w:rPr>
+        <w:t xml:space="preserve"> mengembalikan </w:t>
+      </w:r>
+      <w:r>
+        <w:rPr>
+          <w:i/>
+          <w:lang w:val="en-US"/>
+        </w:rPr>
+        <w:t>response</w:t>
+      </w:r>
+      <w:r>
+        <w:rPr>
+          <w:lang w:val="en-US"/>
+        </w:rPr>
+        <w:t xml:space="preserve"> berupa teks rekomendasi. Hasil implementasi menunjukkan bahwa output yang dihasilkan berbentuk penjelasan</w:t>
+      </w:r>
+      <w:r>
+        <w:rPr>
+          <w:lang w:val="en-US"/>
+        </w:rPr>
+        <w:t xml:space="preserve"> deskriptif dalam bahasa sehari </w:t>
+      </w:r>
+      <w:r>
+        <w:rPr>
+          <w:lang w:val="en-US"/>
+        </w:rPr>
+        <w:t xml:space="preserve">hari, misalnya memberikan peringatan jika tegangan tidak stabil, menyarankan </w:t>
+      </w:r>
+      <w:r>
+        <w:rPr>
+          <w:lang w:val="en-US"/>
+        </w:rPr>
+        <w:lastRenderedPageBreak/>
+        <w:t xml:space="preserve">untuk mematikan pompa sementara, atau memberikan indikasi adanya potensi kerusakan pada instalasi listrik. </w:t>
+      </w:r>
+      <w:r>
+        <w:rPr>
+          <w:i/>
+          <w:lang w:val="en-US"/>
+        </w:rPr>
+        <w:t>Output</w:t>
+      </w:r>
+      <w:r>
+        <w:rPr>
+          <w:lang w:val="en-US"/>
+        </w:rPr>
+        <w:t xml:space="preserve"> ini kemudian diproses kembali oleh sistem dan ditampilkan pada antarmuka pengguna secara </w:t>
       </w:r>
       <w:r>
         <w:rPr>
@@ -25976,52 +28063,56 @@
         <w:rPr>
           <w:lang w:val="en-US"/>
         </w:rPr>
-        <w:t xml:space="preserve"> ke sistem, kemudian diformat menjadi prompt sesuai dengan skenario yang telah dirancang </w:t>
-      </w:r>
-      <w:r>
-        <w:rPr>
-          <w:lang w:val="en-US"/>
-        </w:rPr>
-        <w:t>sebelumnya</w:t>
-      </w:r>
-      <w:r>
-        <w:rPr>
-          <w:lang w:val="en-US"/>
-        </w:rPr>
-        <w:t xml:space="preserve">. Sistem kemudian mengirimkan </w:t>
-      </w:r>
-      <w:r>
-        <w:rPr>
-          <w:i/>
-          <w:lang w:val="en-US"/>
-        </w:rPr>
-        <w:t>prompt</w:t>
-      </w:r>
-      <w:r>
-        <w:rPr>
-          <w:lang w:val="en-US"/>
-        </w:rPr>
-        <w:t xml:space="preserve"> tersebut ke </w:t>
-      </w:r>
-      <w:r>
-        <w:rPr>
-          <w:i/>
-          <w:lang w:val="en-US"/>
-        </w:rPr>
-        <w:t>Gemini AI</w:t>
-      </w:r>
-      <w:r>
-        <w:rPr>
-          <w:lang w:val="en-US"/>
-        </w:rPr>
-        <w:t xml:space="preserve"> dan menerima hasil analisis berupa rekomendasi dalam bahasa yang </w:t>
-      </w:r>
-      <w:r>
-        <w:rPr>
-          <w:lang w:val="en-US"/>
-        </w:rPr>
-        <w:lastRenderedPageBreak/>
-        <w:t>mudah dipahami. Hasil implementasi menunjukkan bahwa sistem mampu memberikan respon dalam waktu yang relatif cepat dan relevan dengan kondisi yang terjadi di lapangan.</w:t>
+        <w:t>.</w:t>
+      </w:r>
+    </w:p>
+    <w:p>
+      <w:pPr>
+        <w:ind w:left="709" w:firstLine="720"/>
+        <w:jc w:val="both"/>
+        <w:rPr>
+          <w:lang w:val="en-US"/>
+        </w:rPr>
+      </w:pPr>
+      <w:r>
+        <w:rPr>
+          <w:lang w:val="en-US"/>
+        </w:rPr>
+        <w:t xml:space="preserve">Dari sisi performa, integrasi ini berjalan dengan cukup efisien, dengan waktu respon yang relatif cepat sehingga masih mendukung kebutuhan monitoring dan pengambilan keputusan secara langsung. </w:t>
+      </w:r>
+    </w:p>
+    <w:p>
+      <w:pPr>
+        <w:ind w:left="709" w:firstLine="720"/>
+        <w:jc w:val="both"/>
+        <w:rPr>
+          <w:color w:val="FF0000"/>
+          <w:lang w:val="en-US"/>
+        </w:rPr>
+      </w:pPr>
+      <w:r>
+        <w:rPr>
+          <w:color w:val="FF0000"/>
+          <w:lang w:val="en-US"/>
+        </w:rPr>
+        <w:t>*masukkan code integrase AI</w:t>
+      </w:r>
+    </w:p>
+    <w:p>
+      <w:pPr>
+        <w:ind w:left="709" w:firstLine="720"/>
+        <w:jc w:val="both"/>
+        <w:rPr>
+          <w:color w:val="FF0000"/>
+          <w:lang w:val="en-US"/>
+        </w:rPr>
+      </w:pPr>
+      <w:r>
+        <w:rPr>
+          <w:color w:val="FF0000"/>
+          <w:lang w:val="en-US"/>
+        </w:rPr>
+        <w:t>*masukkan code unit testing &amp; integration testing</w:t>
       </w:r>
     </w:p>
     <w:p>
@@ -26032,12 +28123,31 @@
           <w:lang w:val="en-US"/>
         </w:rPr>
       </w:pPr>
-      <w:bookmarkStart w:id="69" w:name="_Toc225245268"/>
-      <w:r>
-        <w:rPr>
-          <w:lang w:val="en-US"/>
-        </w:rPr>
-        <w:t>4.1.4 Implementasi Tahap Pengujian dan Evaluasi</w:t>
+      <w:bookmarkStart w:id="69" w:name="_Toc225245269"/>
+      <w:r>
+        <w:rPr>
+          <w:lang w:val="en-US"/>
+        </w:rPr>
+        <w:t>4.1.</w:t>
+      </w:r>
+      <w:r>
+        <w:rPr>
+          <w:lang w:val="en-US"/>
+        </w:rPr>
+        <w:t>4</w:t>
+      </w:r>
+      <w:r>
+        <w:rPr>
+          <w:lang w:val="en-US"/>
+        </w:rPr>
+        <w:t xml:space="preserve"> Implementasi Tahap Revisi dan </w:t>
+      </w:r>
+      <w:r>
+        <w:rPr>
+          <w:i/>
+          <w:lang w:val="en-US"/>
+        </w:rPr>
+        <w:t>Deploy</w:t>
       </w:r>
       <w:bookmarkEnd w:id="69"/>
     </w:p>
@@ -26053,19 +28163,100 @@
         <w:rPr>
           <w:lang w:val="en-US"/>
         </w:rPr>
-        <w:t>Sistem diuji menggunakan kondisi lapangan, salah satunya menggunakan sampel data anomali kelistrikan (teganga</w:t>
-      </w:r>
-      <w:r>
-        <w:rPr>
-          <w:lang w:val="en-US"/>
-        </w:rPr>
-        <w:t>n 280 Volt dan lonjakan beban 42</w:t>
-      </w:r>
-      <w:r>
-        <w:rPr>
-          <w:lang w:val="en-US"/>
-        </w:rPr>
-        <w:t xml:space="preserve">0 Watt pada spesifikasi pompa 300 Watt). </w:t>
+        <w:t xml:space="preserve">Tahap revisi dan deploy merupakan tahapan akhir dalam proses implementasi sistem, yang berfokus pada penyempurnaan sistem berdasarkan hasil evaluasi serta penyediaan sistem agar dapat digunakan secara nyata oleh pengguna. Pada penelitian ini, tahap revisi dilakukan secara iteratif mengikuti prinsip </w:t>
+      </w:r>
+      <w:r>
+        <w:rPr>
+          <w:i/>
+          <w:lang w:val="en-US"/>
+        </w:rPr>
+        <w:t>continuous improvement</w:t>
+      </w:r>
+      <w:r>
+        <w:rPr>
+          <w:lang w:val="en-US"/>
+        </w:rPr>
+        <w:t xml:space="preserve"> dalam </w:t>
+      </w:r>
+      <w:r>
+        <w:rPr>
+          <w:i/>
+          <w:lang w:val="en-US"/>
+        </w:rPr>
+        <w:t>Agile</w:t>
+      </w:r>
+      <w:r>
+        <w:rPr>
+          <w:lang w:val="en-US"/>
+        </w:rPr>
+        <w:t xml:space="preserve">, sedangkan tahap deploy dilakukan menggunakan </w:t>
+      </w:r>
+      <w:r>
+        <w:rPr>
+          <w:i/>
+          <w:lang w:val="en-US"/>
+        </w:rPr>
+        <w:t>platform cloud Vercel</w:t>
+      </w:r>
+      <w:r>
+        <w:rPr>
+          <w:lang w:val="en-US"/>
+        </w:rPr>
+        <w:t xml:space="preserve"> untuk memastikan sistem dapat diakses secara </w:t>
+      </w:r>
+      <w:r>
+        <w:rPr>
+          <w:i/>
+          <w:lang w:val="en-US"/>
+        </w:rPr>
+        <w:t>online</w:t>
+      </w:r>
+      <w:r>
+        <w:rPr>
+          <w:lang w:val="en-US"/>
+        </w:rPr>
+        <w:t xml:space="preserve"> dengan mudah.</w:t>
+      </w:r>
+    </w:p>
+    <w:p>
+      <w:pPr>
+        <w:ind w:left="709" w:firstLine="720"/>
+        <w:jc w:val="both"/>
+        <w:rPr>
+          <w:lang w:val="en-US"/>
+        </w:rPr>
+      </w:pPr>
+      <w:r>
+        <w:rPr>
+          <w:lang w:val="en-US"/>
+        </w:rPr>
+        <w:t xml:space="preserve">Proses revisi diawali dari hasil evaluasi pada tahap sebelumnya, khususnya dari pengujian </w:t>
+      </w:r>
+      <w:r>
+        <w:rPr>
+          <w:i/>
+          <w:lang w:val="en-US"/>
+        </w:rPr>
+        <w:t>usability</w:t>
+      </w:r>
+      <w:r>
+        <w:rPr>
+          <w:lang w:val="en-US"/>
+        </w:rPr>
+        <w:t xml:space="preserve"> dan validasi </w:t>
+      </w:r>
+      <w:r>
+        <w:rPr>
+          <w:i/>
+          <w:lang w:val="en-US"/>
+        </w:rPr>
+        <w:t>output</w:t>
+      </w:r>
+      <w:r>
+        <w:rPr>
+          <w:lang w:val="en-US"/>
+        </w:rPr>
+        <w:t xml:space="preserve"> dari </w:t>
       </w:r>
       <w:r>
         <w:rPr>
@@ -26078,99 +28269,724 @@
         <w:rPr>
           <w:lang w:val="en-US"/>
         </w:rPr>
-        <w:t xml:space="preserve"> memproses </w:t>
-      </w:r>
-      <w:r>
-        <w:rPr>
-          <w:lang w:val="en-US"/>
-        </w:rPr>
-        <w:t>data</w:t>
-      </w:r>
-      <w:r>
-        <w:rPr>
-          <w:lang w:val="en-US"/>
-        </w:rPr>
-        <w:t xml:space="preserve"> tersebut dan memberikan diagnosis yang akurat</w:t>
-      </w:r>
-      <w:r>
-        <w:rPr>
-          <w:i/>
-          <w:lang w:val="en-US"/>
-        </w:rPr>
-        <w:t>. AI</w:t>
-      </w:r>
-      <w:r>
-        <w:rPr>
-          <w:lang w:val="en-US"/>
-        </w:rPr>
-        <w:t xml:space="preserve"> merespons dengan bahasa sehari </w:t>
-      </w:r>
-      <w:r>
-        <w:rPr>
-          <w:lang w:val="en-US"/>
-        </w:rPr>
-        <w:t xml:space="preserve">hari yang mudah dipahami, </w:t>
-      </w:r>
-      <w:r>
-        <w:rPr>
-          <w:lang w:val="en-US"/>
-        </w:rPr>
-        <w:t>yaitu</w:t>
-      </w:r>
-      <w:r>
-        <w:rPr>
-          <w:lang w:val="en-US"/>
-        </w:rPr>
-        <w:t xml:space="preserve"> merekomendasikan pengguna untuk segera mematikan instalasi pompa air karena terd</w:t>
-      </w:r>
-      <w:r>
-        <w:rPr>
-          <w:lang w:val="en-US"/>
-        </w:rPr>
-        <w:t>eteksi adanya tegangan berlebih</w:t>
-      </w:r>
-      <w:r>
-        <w:rPr>
-          <w:lang w:val="en-US"/>
-        </w:rPr>
-        <w:t xml:space="preserve"> yang berisiko merusak alat. Pengujian tahap kedua menggunakan </w:t>
-      </w:r>
-      <w:r>
-        <w:rPr>
-          <w:i/>
-          <w:lang w:val="en-US"/>
-        </w:rPr>
-        <w:t>System Usability Scale</w:t>
-      </w:r>
-      <w:r>
-        <w:rPr>
-          <w:lang w:val="en-US"/>
-        </w:rPr>
-        <w:t xml:space="preserve"> (SUS) juga menunjukkan bahwa antarmuka dan alur sistem dapat diterima dengan baik oleh </w:t>
-      </w:r>
-      <w:r>
-        <w:rPr>
-          <w:lang w:val="en-US"/>
-        </w:rPr>
-        <w:t>pengguna</w:t>
-      </w:r>
-      <w:r>
-        <w:rPr>
-          <w:lang w:val="en-US"/>
-        </w:rPr>
-        <w:t>, mencerminkan tingkat kepuasan dan k</w:t>
-      </w:r>
-      <w:r>
-        <w:rPr>
-          <w:lang w:val="en-US"/>
-        </w:rPr>
-        <w:t>emudahan penggunaan yang tinggi</w:t>
+        <w:t xml:space="preserve">. Salah satu fokus utama revisi adalah pada penyempurnaan </w:t>
+      </w:r>
+      <w:r>
+        <w:rPr>
+          <w:i/>
+          <w:lang w:val="en-US"/>
+        </w:rPr>
+        <w:t>prompt</w:t>
+      </w:r>
+      <w:r>
+        <w:rPr>
+          <w:lang w:val="en-US"/>
+        </w:rPr>
+        <w:t xml:space="preserve"> </w:t>
+      </w:r>
+      <w:r>
+        <w:rPr>
+          <w:lang w:val="en-US"/>
+        </w:rPr>
+        <w:t xml:space="preserve">karena kualitas rekomendasi yang dihasilkan sangat bergantung pada struktur dan kejelasan </w:t>
+      </w:r>
+      <w:r>
+        <w:rPr>
+          <w:i/>
+          <w:lang w:val="en-US"/>
+        </w:rPr>
+        <w:t>prompt</w:t>
+      </w:r>
+      <w:r>
+        <w:rPr>
+          <w:lang w:val="en-US"/>
+        </w:rPr>
+        <w:t xml:space="preserve"> yang dikirim ke </w:t>
+      </w:r>
+      <w:r>
+        <w:rPr>
+          <w:i/>
+          <w:lang w:val="en-US"/>
+        </w:rPr>
+        <w:t>AI</w:t>
+      </w:r>
+      <w:r>
+        <w:rPr>
+          <w:lang w:val="en-US"/>
+        </w:rPr>
+        <w:t xml:space="preserve">. Pada implementasi awal, </w:t>
+      </w:r>
+      <w:r>
+        <w:rPr>
+          <w:i/>
+          <w:lang w:val="en-US"/>
+        </w:rPr>
+        <w:t>prompt</w:t>
+      </w:r>
+      <w:r>
+        <w:rPr>
+          <w:lang w:val="en-US"/>
+        </w:rPr>
+        <w:t xml:space="preserve"> yang digunakan masih bersifat umum dan kurang terstruktur, sehingga </w:t>
+      </w:r>
+      <w:r>
+        <w:rPr>
+          <w:i/>
+          <w:lang w:val="en-US"/>
+        </w:rPr>
+        <w:t>output</w:t>
+      </w:r>
+      <w:r>
+        <w:rPr>
+          <w:lang w:val="en-US"/>
+        </w:rPr>
+        <w:t xml:space="preserve"> yang dihasilkan oleh </w:t>
+      </w:r>
+      <w:r>
+        <w:rPr>
+          <w:i/>
+          <w:lang w:val="en-US"/>
+        </w:rPr>
+        <w:t>Gemini AI</w:t>
+      </w:r>
+      <w:r>
+        <w:rPr>
+          <w:lang w:val="en-US"/>
+        </w:rPr>
+        <w:t xml:space="preserve"> cenderung terlalu luas.</w:t>
+      </w:r>
+    </w:p>
+    <w:p>
+      <w:pPr>
+        <w:ind w:left="709" w:firstLine="720"/>
+        <w:jc w:val="both"/>
+        <w:rPr>
+          <w:lang w:val="en-US"/>
+        </w:rPr>
+      </w:pPr>
+      <w:r>
+        <w:rPr>
+          <w:lang w:val="en-US"/>
+        </w:rPr>
+        <w:t xml:space="preserve">Untuk mengatasi hal tersebut, dilakukan beberapa iterasi perbaikan pada </w:t>
+      </w:r>
+      <w:r>
+        <w:rPr>
+          <w:i/>
+          <w:lang w:val="en-US"/>
+        </w:rPr>
+        <w:t>prompt</w:t>
+      </w:r>
+      <w:r>
+        <w:rPr>
+          <w:lang w:val="en-US"/>
+        </w:rPr>
+        <w:t xml:space="preserve">. </w:t>
+      </w:r>
+      <w:r>
+        <w:rPr>
+          <w:lang w:val="en-US"/>
+        </w:rPr>
+        <w:t xml:space="preserve">Oleh karena itu dilakukan </w:t>
+      </w:r>
+      <w:r>
+        <w:rPr>
+          <w:lang w:val="en-US"/>
+        </w:rPr>
+        <w:t xml:space="preserve">penyusunan ulang struktur kalimat, di mana </w:t>
+      </w:r>
+      <w:r>
+        <w:rPr>
+          <w:i/>
+          <w:lang w:val="en-US"/>
+        </w:rPr>
+        <w:t>prompt</w:t>
+      </w:r>
+      <w:r>
+        <w:rPr>
+          <w:lang w:val="en-US"/>
+        </w:rPr>
+        <w:t xml:space="preserve"> dipecah menjadi bagian yang lebih sistematis, misalnya diawali dengan kondisi sensor, dilanjutkan dengan deskripsi penggunaan alat, dan diakhiri dengan instruksi yang jelas seperti “berikan analisis dan </w:t>
+      </w:r>
+      <w:r>
+        <w:rPr>
+          <w:lang w:val="en-US"/>
+        </w:rPr>
+        <w:t xml:space="preserve">tindakan yang harus dilakukan”. </w:t>
+      </w:r>
+      <w:r>
+        <w:rPr>
+          <w:lang w:val="en-US"/>
+        </w:rPr>
+        <w:t xml:space="preserve">Selain itu, dilakukan juga penegasan tujuan </w:t>
+      </w:r>
+      <w:r>
+        <w:rPr>
+          <w:i/>
+          <w:lang w:val="en-US"/>
+        </w:rPr>
+        <w:t>output</w:t>
+      </w:r>
+      <w:r>
+        <w:rPr>
+          <w:lang w:val="en-US"/>
+        </w:rPr>
+        <w:t xml:space="preserve">, dengan menambahkan arahan dalam </w:t>
+      </w:r>
+      <w:r>
+        <w:rPr>
+          <w:i/>
+          <w:lang w:val="en-US"/>
+        </w:rPr>
+        <w:t>prompt</w:t>
+      </w:r>
+      <w:r>
+        <w:rPr>
+          <w:lang w:val="en-US"/>
+        </w:rPr>
+        <w:t xml:space="preserve"> agar </w:t>
+      </w:r>
+      <w:r>
+        <w:rPr>
+          <w:i/>
+          <w:lang w:val="en-US"/>
+        </w:rPr>
+        <w:t>AI</w:t>
+      </w:r>
+      <w:r>
+        <w:rPr>
+          <w:lang w:val="en-US"/>
+        </w:rPr>
+        <w:t xml:space="preserve"> memberikan jawaban dalam bentuk rekomendasi </w:t>
+      </w:r>
+      <w:r>
+        <w:rPr>
+          <w:lang w:val="en-US"/>
+        </w:rPr>
+        <w:t>yang singkat dan jelas.</w:t>
+      </w:r>
+    </w:p>
+    <w:p>
+      <w:pPr>
+        <w:ind w:left="709" w:firstLine="720"/>
+        <w:jc w:val="both"/>
+        <w:rPr>
+          <w:lang w:val="en-US"/>
+        </w:rPr>
+      </w:pPr>
+      <w:r>
+        <w:rPr>
+          <w:lang w:val="en-US"/>
+        </w:rPr>
+        <w:t xml:space="preserve">Proses revisi tidak dilakukan hanya sekali, tetapi melalui beberapa siklus uji coba dengan data yang berbeda. Setiap hasil </w:t>
+      </w:r>
+      <w:r>
+        <w:rPr>
+          <w:i/>
+          <w:lang w:val="en-US"/>
+        </w:rPr>
+        <w:t>output</w:t>
+      </w:r>
+      <w:r>
+        <w:rPr>
+          <w:lang w:val="en-US"/>
+        </w:rPr>
+        <w:t xml:space="preserve"> dianalisis untuk melihat apakah rekomendasi sudah sesuai dengan kondisi nyata dan </w:t>
+      </w:r>
+      <w:r>
+        <w:rPr>
+          <w:lang w:val="en-US"/>
+        </w:rPr>
+        <w:lastRenderedPageBreak/>
+        <w:t xml:space="preserve">mudah dipahami. Dari proses ini, diperoleh pola </w:t>
+      </w:r>
+      <w:r>
+        <w:rPr>
+          <w:i/>
+          <w:lang w:val="en-US"/>
+        </w:rPr>
+        <w:t>prompt</w:t>
+      </w:r>
+      <w:r>
+        <w:rPr>
+          <w:lang w:val="en-US"/>
+        </w:rPr>
+        <w:t xml:space="preserve"> optimal </w:t>
+      </w:r>
+      <w:proofErr w:type="gramStart"/>
+      <w:r>
+        <w:rPr>
+          <w:lang w:val="en-US"/>
+        </w:rPr>
+        <w:t xml:space="preserve">yang </w:t>
+      </w:r>
+      <w:r>
+        <w:rPr>
+          <w:lang w:val="en-US"/>
+        </w:rPr>
+        <w:t xml:space="preserve"> memiliki</w:t>
+      </w:r>
+      <w:proofErr w:type="gramEnd"/>
+      <w:r>
+        <w:rPr>
+          <w:lang w:val="en-US"/>
+        </w:rPr>
+        <w:t xml:space="preserve"> instruksi yang jelas. Dengan pendekatan ini, sistem mampu menghasilkan </w:t>
+      </w:r>
+      <w:r>
+        <w:rPr>
+          <w:i/>
+          <w:lang w:val="en-US"/>
+        </w:rPr>
+        <w:t>output</w:t>
+      </w:r>
+      <w:r>
+        <w:rPr>
+          <w:lang w:val="en-US"/>
+        </w:rPr>
+        <w:t xml:space="preserve"> yang konsisten dan memiliki nilai praktis bagi pengguna.</w:t>
+      </w:r>
+    </w:p>
+    <w:p>
+      <w:pPr>
+        <w:ind w:left="720"/>
+        <w:jc w:val="both"/>
+        <w:rPr>
+          <w:lang w:val="en-US"/>
+        </w:rPr>
+      </w:pPr>
+      <w:r>
+        <w:rPr>
+          <w:lang w:val="en-US"/>
+        </w:rPr>
+        <w:t xml:space="preserve">Selain revisi pada </w:t>
+      </w:r>
+      <w:r>
+        <w:rPr>
+          <w:i/>
+          <w:lang w:val="en-US"/>
+        </w:rPr>
+        <w:t>prompt</w:t>
+      </w:r>
+      <w:r>
+        <w:rPr>
+          <w:lang w:val="en-US"/>
+        </w:rPr>
+        <w:t xml:space="preserve">, dilakukan juga perbaikan pada aspek lain seperti tampilan antarmuka, peningkatan kecepatan respon sistem, serta penyederhanaan beberapa istilah teknis agar lebih mudah dipahami. </w:t>
+      </w:r>
+    </w:p>
+    <w:p>
+      <w:pPr>
+        <w:ind w:left="720"/>
+        <w:jc w:val="both"/>
+        <w:rPr>
+          <w:lang w:val="en-US"/>
+        </w:rPr>
+      </w:pPr>
+      <w:r>
+        <w:rPr>
+          <w:lang w:val="en-US"/>
+        </w:rPr>
+        <w:t xml:space="preserve">Setelah sistem mencapai tingkat performa yang diinginkan, dilakukan tahap </w:t>
+      </w:r>
+      <w:r>
+        <w:rPr>
+          <w:i/>
+          <w:lang w:val="en-US"/>
+        </w:rPr>
+        <w:t>deployment</w:t>
+      </w:r>
+      <w:r>
+        <w:rPr>
+          <w:lang w:val="en-US"/>
+        </w:rPr>
+        <w:t xml:space="preserve"> menggunakan </w:t>
+      </w:r>
+      <w:r>
+        <w:rPr>
+          <w:i/>
+          <w:lang w:val="en-US"/>
+        </w:rPr>
+        <w:t>Vercel</w:t>
+      </w:r>
+      <w:r>
+        <w:rPr>
+          <w:lang w:val="en-US"/>
+        </w:rPr>
+        <w:t xml:space="preserve">. </w:t>
+      </w:r>
+      <w:r>
+        <w:rPr>
+          <w:i/>
+          <w:lang w:val="en-US"/>
+        </w:rPr>
+        <w:t>Vercel</w:t>
+      </w:r>
+      <w:r>
+        <w:rPr>
+          <w:lang w:val="en-US"/>
+        </w:rPr>
+        <w:t xml:space="preserve"> dipilih karena kemudahan integrasinya dengan </w:t>
+      </w:r>
+      <w:r>
+        <w:rPr>
+          <w:i/>
+          <w:lang w:val="en-US"/>
+        </w:rPr>
+        <w:t xml:space="preserve">framework front </w:t>
+      </w:r>
+      <w:r>
+        <w:rPr>
+          <w:i/>
+          <w:lang w:val="en-US"/>
+        </w:rPr>
+        <w:t>end</w:t>
+      </w:r>
+      <w:r>
+        <w:rPr>
+          <w:lang w:val="en-US"/>
+        </w:rPr>
+        <w:t xml:space="preserve"> seperti </w:t>
+      </w:r>
+      <w:r>
+        <w:rPr>
+          <w:i/>
+          <w:lang w:val="en-US"/>
+        </w:rPr>
+        <w:t>Preact</w:t>
+      </w:r>
+      <w:r>
+        <w:rPr>
+          <w:lang w:val="en-US"/>
+        </w:rPr>
+        <w:t xml:space="preserve"> serta kemampuannya dalam melakukan </w:t>
+      </w:r>
+      <w:r>
+        <w:rPr>
+          <w:i/>
+          <w:lang w:val="en-US"/>
+        </w:rPr>
+        <w:t>deployment</w:t>
+      </w:r>
+      <w:r>
+        <w:rPr>
+          <w:lang w:val="en-US"/>
+        </w:rPr>
+        <w:t xml:space="preserve"> secara cepat dan otomatis. Proses </w:t>
+      </w:r>
+      <w:r>
+        <w:rPr>
+          <w:i/>
+          <w:lang w:val="en-US"/>
+        </w:rPr>
+        <w:t>deployment</w:t>
+      </w:r>
+      <w:r>
+        <w:rPr>
+          <w:lang w:val="en-US"/>
+        </w:rPr>
+        <w:t xml:space="preserve"> dimulai dengan mengunggah </w:t>
+      </w:r>
+      <w:r>
+        <w:rPr>
+          <w:i/>
+          <w:lang w:val="en-US"/>
+        </w:rPr>
+        <w:t>source code</w:t>
+      </w:r>
+      <w:r>
+        <w:rPr>
+          <w:lang w:val="en-US"/>
+        </w:rPr>
+        <w:t xml:space="preserve"> ke </w:t>
+      </w:r>
+      <w:r>
+        <w:rPr>
+          <w:i/>
+          <w:lang w:val="en-US"/>
+        </w:rPr>
+        <w:t>GitHub</w:t>
+      </w:r>
+      <w:r>
+        <w:rPr>
+          <w:lang w:val="en-US"/>
+        </w:rPr>
+        <w:t xml:space="preserve">, kemudian menghubungkannya dengan </w:t>
+      </w:r>
+      <w:r>
+        <w:rPr>
+          <w:i/>
+          <w:lang w:val="en-US"/>
+        </w:rPr>
+        <w:t>platform Vercel</w:t>
+      </w:r>
+      <w:r>
+        <w:rPr>
+          <w:lang w:val="en-US"/>
+        </w:rPr>
+        <w:t xml:space="preserve">. Setelah terhubung, </w:t>
+      </w:r>
+      <w:r>
+        <w:rPr>
+          <w:i/>
+          <w:lang w:val="en-US"/>
+        </w:rPr>
+        <w:t>Vercel</w:t>
+      </w:r>
+      <w:r>
+        <w:rPr>
+          <w:lang w:val="en-US"/>
+        </w:rPr>
+        <w:t xml:space="preserve"> secara otomatis melakukan proses </w:t>
+      </w:r>
+      <w:r>
+        <w:rPr>
+          <w:i/>
+          <w:lang w:val="en-US"/>
+        </w:rPr>
+        <w:t>build</w:t>
+      </w:r>
+      <w:r>
+        <w:rPr>
+          <w:lang w:val="en-US"/>
+        </w:rPr>
+        <w:t xml:space="preserve"> dan </w:t>
+      </w:r>
+      <w:r>
+        <w:rPr>
+          <w:i/>
+          <w:lang w:val="en-US"/>
+        </w:rPr>
+        <w:t>deploy</w:t>
+      </w:r>
+      <w:r>
+        <w:rPr>
+          <w:lang w:val="en-US"/>
+        </w:rPr>
+        <w:t xml:space="preserve"> setiap kali terdapat pembaruan pada </w:t>
+      </w:r>
+      <w:r>
+        <w:rPr>
+          <w:i/>
+          <w:lang w:val="en-US"/>
+        </w:rPr>
+        <w:t>repository</w:t>
       </w:r>
       <w:r>
         <w:rPr>
           <w:lang w:val="en-US"/>
         </w:rPr>
         <w:t>.</w:t>
+      </w:r>
+    </w:p>
+    <w:p>
+      <w:pPr>
+        <w:ind w:left="709" w:firstLine="720"/>
+        <w:jc w:val="both"/>
+        <w:rPr>
+          <w:lang w:val="en-US"/>
+        </w:rPr>
+      </w:pPr>
+      <w:r>
+        <w:rPr>
+          <w:lang w:val="en-US"/>
+        </w:rPr>
+        <w:t xml:space="preserve">Konfigurasi </w:t>
+      </w:r>
+      <w:r>
+        <w:rPr>
+          <w:i/>
+          <w:lang w:val="en-US"/>
+        </w:rPr>
+        <w:t>environment</w:t>
+      </w:r>
+      <w:r>
+        <w:rPr>
+          <w:lang w:val="en-US"/>
+        </w:rPr>
+        <w:t xml:space="preserve"> seperti </w:t>
+      </w:r>
+      <w:r>
+        <w:rPr>
+          <w:i/>
+          <w:lang w:val="en-US"/>
+        </w:rPr>
+        <w:t>API key Gemini AI</w:t>
+      </w:r>
+      <w:r>
+        <w:rPr>
+          <w:lang w:val="en-US"/>
+        </w:rPr>
+        <w:t xml:space="preserve"> juga dilakukan pada </w:t>
+      </w:r>
+      <w:r>
+        <w:rPr>
+          <w:i/>
+          <w:lang w:val="en-US"/>
+        </w:rPr>
+        <w:t>Vercel</w:t>
+      </w:r>
+      <w:r>
+        <w:rPr>
+          <w:lang w:val="en-US"/>
+        </w:rPr>
+        <w:t xml:space="preserve"> melalui fitur </w:t>
+      </w:r>
+      <w:r>
+        <w:rPr>
+          <w:i/>
+          <w:lang w:val="en-US"/>
+        </w:rPr>
+        <w:t>environment variables</w:t>
+      </w:r>
+      <w:r>
+        <w:rPr>
+          <w:lang w:val="en-US"/>
+        </w:rPr>
+        <w:t xml:space="preserve">, sehingga keamanan data tetap terjaga dan tidak terekspos secara langsung di dalam kode. Setelah proses </w:t>
+      </w:r>
+      <w:r>
+        <w:rPr>
+          <w:i/>
+          <w:lang w:val="en-US"/>
+        </w:rPr>
+        <w:t>deploy</w:t>
+      </w:r>
+      <w:r>
+        <w:rPr>
+          <w:lang w:val="en-US"/>
+        </w:rPr>
+        <w:t xml:space="preserve"> selesai, sistem dapat diakses melalui URL publik yang disediakan oleh </w:t>
+      </w:r>
+      <w:r>
+        <w:rPr>
+          <w:i/>
+          <w:lang w:val="en-US"/>
+        </w:rPr>
+        <w:t>Vercel</w:t>
+      </w:r>
+      <w:r>
+        <w:rPr>
+          <w:lang w:val="en-US"/>
+        </w:rPr>
+        <w:t>.</w:t>
+      </w:r>
+    </w:p>
+    <w:p>
+      <w:pPr>
+        <w:jc w:val="both"/>
+        <w:rPr>
+          <w:color w:val="FF0000"/>
+          <w:lang w:val="en-US"/>
+        </w:rPr>
+      </w:pPr>
+      <w:bookmarkStart w:id="70" w:name="_GoBack"/>
+      <w:bookmarkEnd w:id="70"/>
+      <w:r>
+        <w:rPr>
+          <w:color w:val="FF0000"/>
+          <w:lang w:val="en-US"/>
+        </w:rPr>
+        <w:t>*Tambah bukti deploy vercel</w:t>
+      </w:r>
+    </w:p>
+    <w:p>
+      <w:pPr>
+        <w:jc w:val="both"/>
+        <w:rPr>
+          <w:lang w:val="en-US"/>
+        </w:rPr>
+      </w:pPr>
+    </w:p>
+    <w:p>
+      <w:pPr>
+        <w:ind w:firstLine="0"/>
+        <w:jc w:val="both"/>
+        <w:rPr>
+          <w:lang w:val="en-US"/>
+        </w:rPr>
+      </w:pPr>
+      <w:r>
+        <w:rPr>
+          <w:lang w:val="en-US"/>
+        </w:rPr>
+        <w:t xml:space="preserve">Berdasarkan hasil implementasi yang telah dilakukan, dapat disimpulkan bahwa metode </w:t>
+      </w:r>
+      <w:r>
+        <w:rPr>
+          <w:i/>
+          <w:lang w:val="en-US"/>
+        </w:rPr>
+        <w:t>Agile</w:t>
+      </w:r>
+      <w:r>
+        <w:rPr>
+          <w:lang w:val="en-US"/>
+        </w:rPr>
+        <w:t xml:space="preserve"> yang dikombinasikan dengan </w:t>
+      </w:r>
+      <w:r>
+        <w:rPr>
+          <w:i/>
+          <w:lang w:val="en-US"/>
+        </w:rPr>
+        <w:t>User Centered Design</w:t>
+      </w:r>
+      <w:r>
+        <w:rPr>
+          <w:lang w:val="en-US"/>
+        </w:rPr>
+        <w:t xml:space="preserve"> berhasil menghasilkan sistem yang adaptif, mudah digunakan, dan sesuai dengan kebutuhan pengguna. Sistem yang dibangun mampu memberikan rekomendasi yang cukup akurat dan relevan dalam membantu pengambilan</w:t>
+      </w:r>
+      <w:r>
+        <w:rPr>
+          <w:lang w:val="en-US"/>
+        </w:rPr>
+        <w:t xml:space="preserve"> keputusan di bidang pertanian.</w:t>
+      </w:r>
+    </w:p>
+    <w:p>
+      <w:pPr>
+        <w:pStyle w:val="Heading2"/>
+      </w:pPr>
+      <w:bookmarkStart w:id="71" w:name="_Toc137038249"/>
+      <w:bookmarkStart w:id="72" w:name="_Toc225245270"/>
+      <w:r>
+        <w:t>4.2 Hasil Evaluasi dan Validasi Solusi</w:t>
+      </w:r>
+      <w:bookmarkEnd w:id="71"/>
+      <w:bookmarkEnd w:id="72"/>
+      <w:r>
+        <w:t xml:space="preserve"> </w:t>
+      </w:r>
+    </w:p>
+    <w:p>
+      <w:pPr>
+        <w:jc w:val="both"/>
+      </w:pPr>
+      <w:r>
+        <w:t xml:space="preserve">Hasil evaluasi dan validasi solusi pada penelitian ini mencakup pengujian teknis sistem, pengujian </w:t>
+      </w:r>
+      <w:r>
+        <w:rPr>
+          <w:i/>
+        </w:rPr>
+        <w:t>usability</w:t>
+      </w:r>
+      <w:r>
+        <w:t xml:space="preserve">, serta validasi fungsi deskriptif dari </w:t>
+      </w:r>
+      <w:r>
+        <w:rPr>
+          <w:i/>
+        </w:rPr>
+        <w:t>Gemini AI</w:t>
+      </w:r>
+      <w:r>
+        <w:t>. Evaluasi ini bertujuan untuk memastikan bahwa sistem yang dikembangkan tidak hanya berjalan dengan baik secara teknis, tetapi juga memberikan manfaat nyata bagi pengguna dalam konteks penge</w:t>
+      </w:r>
+      <w:r>
+        <w:t>lolaan rumah kaca hortikultura.</w:t>
       </w:r>
     </w:p>
     <w:p>
@@ -26181,21 +28997,15 @@
           <w:lang w:val="en-US"/>
         </w:rPr>
       </w:pPr>
-      <w:bookmarkStart w:id="70" w:name="_Toc225245269"/>
-      <w:r>
-        <w:rPr>
-          <w:lang w:val="en-US"/>
-        </w:rPr>
-        <w:t xml:space="preserve">4.1.5 Implementasi Tahap Revisi dan </w:t>
-      </w:r>
-      <w:r>
-        <w:rPr>
-          <w:i/>
-          <w:lang w:val="en-US"/>
-        </w:rPr>
-        <w:t>Deploy</w:t>
-      </w:r>
-      <w:bookmarkEnd w:id="70"/>
+      <w:bookmarkStart w:id="73" w:name="_Toc225245271"/>
+      <w:r>
+        <w:rPr>
+          <w:lang w:val="en-US"/>
+        </w:rPr>
+        <w:lastRenderedPageBreak/>
+        <w:t>4.2.1 Hasil Pengujian Teknis Sistem</w:t>
+      </w:r>
+      <w:bookmarkEnd w:id="73"/>
     </w:p>
     <w:p>
       <w:pPr>
@@ -26209,20 +29019,130 @@
         <w:rPr>
           <w:lang w:val="en-US"/>
         </w:rPr>
-        <w:t xml:space="preserve">Tahap revisi dilakukan berdasarkan hasil pengujian, di mana beberapa perbaikan dilakukan seperti peningkatan kejelasan bahasa rekomendasi, optimasi waktu respon sistem, serta penyempurnaan tampilan antarmuka. Setelah dilakukan perbaikan, sistem kemudian berhasil </w:t>
-      </w:r>
-      <w:r>
-        <w:rPr>
-          <w:i/>
-          <w:lang w:val="en-US"/>
-        </w:rPr>
-        <w:t>dideploy</w:t>
-      </w:r>
-      <w:r>
-        <w:rPr>
-          <w:lang w:val="en-US"/>
-        </w:rPr>
-        <w:t xml:space="preserve"> dan dapat digunakan dalam lingkungan nyata oleh pengguna.</w:t>
+        <w:t xml:space="preserve">Pengujian teknis difokuskan pada respons antarmuka, dan kelancaran integrasi </w:t>
+      </w:r>
+      <w:r>
+        <w:rPr>
+          <w:i/>
+          <w:lang w:val="en-US"/>
+        </w:rPr>
+        <w:t>API Gemini AI</w:t>
+      </w:r>
+      <w:r>
+        <w:rPr>
+          <w:lang w:val="en-US"/>
+        </w:rPr>
+        <w:t xml:space="preserve">. Berdasarkan pengamatan selama 100 jam operasional, sistem mencatatkan waktu </w:t>
+      </w:r>
+      <w:r>
+        <w:rPr>
+          <w:i/>
+          <w:lang w:val="en-US"/>
+        </w:rPr>
+        <w:t>uptime</w:t>
+      </w:r>
+      <w:r>
+        <w:rPr>
+          <w:lang w:val="en-US"/>
+        </w:rPr>
+        <w:t xml:space="preserve"> selama 98 jam. Dengan demikian, persentase </w:t>
+      </w:r>
+      <w:r>
+        <w:rPr>
+          <w:i/>
+          <w:lang w:val="en-US"/>
+        </w:rPr>
+        <w:t>uptime</w:t>
+      </w:r>
+      <w:r>
+        <w:rPr>
+          <w:lang w:val="en-US"/>
+        </w:rPr>
+        <w:t xml:space="preserve"> sistem mencapai 98%. Angka ini telah melampaui standar keberhasilan minimal yang ditetapkan, yaitu 96%. Selain itu, integrasi </w:t>
+      </w:r>
+      <w:r>
+        <w:rPr>
+          <w:i/>
+          <w:lang w:val="en-US"/>
+        </w:rPr>
+        <w:t>API</w:t>
+      </w:r>
+      <w:r>
+        <w:rPr>
+          <w:lang w:val="en-US"/>
+        </w:rPr>
+        <w:t xml:space="preserve"> berjalan dengan stabil tanpa adanya </w:t>
+      </w:r>
+      <w:r>
+        <w:rPr>
+          <w:i/>
+          <w:lang w:val="en-US"/>
+        </w:rPr>
+        <w:t>bottleneck</w:t>
+      </w:r>
+      <w:r>
+        <w:rPr>
+          <w:lang w:val="en-US"/>
+        </w:rPr>
+        <w:t xml:space="preserve"> yang signifikan. Aliran data sensor ke dashboard </w:t>
+      </w:r>
+      <w:r>
+        <w:rPr>
+          <w:i/>
+          <w:lang w:val="en-US"/>
+        </w:rPr>
+        <w:t>Preact</w:t>
+      </w:r>
+      <w:r>
+        <w:rPr>
+          <w:lang w:val="en-US"/>
+        </w:rPr>
+        <w:t xml:space="preserve"> dan </w:t>
+      </w:r>
+      <w:r>
+        <w:rPr>
+          <w:i/>
+          <w:lang w:val="en-US"/>
+        </w:rPr>
+        <w:t>prompt</w:t>
+      </w:r>
+      <w:r>
+        <w:rPr>
+          <w:lang w:val="en-US"/>
+        </w:rPr>
+        <w:t xml:space="preserve"> ke </w:t>
+      </w:r>
+      <w:r>
+        <w:rPr>
+          <w:i/>
+          <w:lang w:val="en-US"/>
+        </w:rPr>
+        <w:t>Gemini AI</w:t>
+      </w:r>
+      <w:r>
+        <w:rPr>
+          <w:lang w:val="en-US"/>
+        </w:rPr>
+        <w:t xml:space="preserve"> memiliki </w:t>
+      </w:r>
+      <w:r>
+        <w:rPr>
+          <w:i/>
+          <w:lang w:val="en-US"/>
+        </w:rPr>
+        <w:t>response</w:t>
+      </w:r>
+      <w:r>
+        <w:rPr>
+          <w:lang w:val="en-US"/>
+        </w:rPr>
+        <w:t xml:space="preserve"> time rata </w:t>
+      </w:r>
+      <w:r>
+        <w:rPr>
+          <w:lang w:val="en-US"/>
+        </w:rPr>
+        <w:t>rata di bawah 3 detik, menunjukkan bahwa arsitektur sistem cukup tangguh untuk kebutuhan operasional rumah kaca yang berkelanjutan.</w:t>
       </w:r>
     </w:p>
     <w:p>
@@ -26239,110 +29159,14 @@
           <w:color w:val="FF0000"/>
           <w:lang w:val="en-US"/>
         </w:rPr>
-        <w:t>*Tambah bukti deploy vercel</w:t>
-      </w:r>
-    </w:p>
-    <w:p>
-      <w:pPr>
-        <w:jc w:val="both"/>
-        <w:rPr>
-          <w:lang w:val="en-US"/>
-        </w:rPr>
-      </w:pPr>
-    </w:p>
-    <w:p>
-      <w:pPr>
-        <w:ind w:firstLine="0"/>
-        <w:jc w:val="both"/>
-        <w:rPr>
-          <w:lang w:val="en-US"/>
-        </w:rPr>
-      </w:pPr>
-      <w:r>
-        <w:rPr>
-          <w:lang w:val="en-US"/>
-        </w:rPr>
-        <w:t xml:space="preserve">Berdasarkan hasil implementasi yang telah dilakukan, dapat disimpulkan bahwa metode </w:t>
-      </w:r>
-      <w:r>
-        <w:rPr>
-          <w:i/>
-          <w:lang w:val="en-US"/>
-        </w:rPr>
-        <w:t>Agile</w:t>
-      </w:r>
-      <w:r>
-        <w:rPr>
-          <w:lang w:val="en-US"/>
-        </w:rPr>
-        <w:t xml:space="preserve"> yang dikombinasikan dengan </w:t>
-      </w:r>
-      <w:r>
-        <w:rPr>
-          <w:i/>
-          <w:lang w:val="en-US"/>
-        </w:rPr>
-        <w:t>User Centered Design</w:t>
-      </w:r>
-      <w:r>
-        <w:rPr>
-          <w:lang w:val="en-US"/>
-        </w:rPr>
-        <w:t xml:space="preserve"> berhasil menghasilkan sistem yang adaptif, mudah digunakan, dan sesuai dengan kebutuhan pengguna. Sistem yang dibangun mampu memberikan rekomendasi yang cukup akurat dan relevan dalam membantu pengambilan</w:t>
-      </w:r>
-      <w:r>
-        <w:rPr>
-          <w:lang w:val="en-US"/>
-        </w:rPr>
-        <w:t xml:space="preserve"> keputusan di bidang pertanian.</w:t>
-      </w:r>
-    </w:p>
-    <w:p>
-      <w:pPr>
-        <w:pStyle w:val="Heading2"/>
-      </w:pPr>
-      <w:bookmarkStart w:id="71" w:name="_Toc137038249"/>
-      <w:bookmarkStart w:id="72" w:name="_Toc225245270"/>
-      <w:r>
-        <w:t>4.2 Hasil Evaluasi dan Validasi Solusi</w:t>
-      </w:r>
-      <w:bookmarkEnd w:id="71"/>
-      <w:bookmarkEnd w:id="72"/>
-      <w:r>
-        <w:t xml:space="preserve"> </w:t>
-      </w:r>
-    </w:p>
-    <w:p>
-      <w:pPr>
-        <w:jc w:val="both"/>
-      </w:pPr>
-      <w:r>
-        <w:t xml:space="preserve">Hasil evaluasi dan validasi solusi pada penelitian ini mencakup pengujian teknis sistem, pengujian </w:t>
-      </w:r>
-      <w:r>
-        <w:rPr>
-          <w:i/>
-        </w:rPr>
-        <w:t>usability</w:t>
-      </w:r>
-      <w:r>
-        <w:t xml:space="preserve">, serta validasi fungsi deskriptif dari </w:t>
-      </w:r>
-      <w:r>
-        <w:rPr>
-          <w:i/>
-        </w:rPr>
-        <w:t>Gemini AI</w:t>
-      </w:r>
-      <w:r>
-        <w:t xml:space="preserve">. Evaluasi ini bertujuan untuk memastikan bahwa sistem yang dikembangkan tidak </w:t>
-      </w:r>
-      <w:r>
-        <w:lastRenderedPageBreak/>
-        <w:t>hanya berjalan dengan baik secara teknis, tetapi juga memberikan manfaat nyata bagi pengguna dalam konteks penge</w:t>
-      </w:r>
-      <w:r>
-        <w:t>lolaan rumah kaca hortikultura.</w:t>
+        <w:t>*screenshot devtools network tab</w:t>
+      </w:r>
+      <w:r>
+        <w:rPr>
+          <w:color w:val="FF0000"/>
+          <w:lang w:val="en-US"/>
+        </w:rPr>
+        <w:t xml:space="preserve"> &amp; dashboard vercel</w:t>
       </w:r>
     </w:p>
     <w:p>
@@ -26353,14 +29177,21 @@
           <w:lang w:val="en-US"/>
         </w:rPr>
       </w:pPr>
-      <w:bookmarkStart w:id="73" w:name="_Toc225245271"/>
-      <w:r>
-        <w:rPr>
-          <w:lang w:val="en-US"/>
-        </w:rPr>
-        <w:t>4.2.1 Hasil Pengujian Teknis Sistem</w:t>
-      </w:r>
-      <w:bookmarkEnd w:id="73"/>
+      <w:bookmarkStart w:id="74" w:name="_Toc225245272"/>
+      <w:r>
+        <w:rPr>
+          <w:lang w:val="en-US"/>
+        </w:rPr>
+        <w:t xml:space="preserve">4.2.2 Hasil Pengujian </w:t>
+      </w:r>
+      <w:r>
+        <w:rPr>
+          <w:i/>
+          <w:lang w:val="en-US"/>
+        </w:rPr>
+        <w:t>Usability Testing</w:t>
+      </w:r>
+      <w:bookmarkEnd w:id="74"/>
     </w:p>
     <w:p>
       <w:pPr>
@@ -26374,72 +29205,145 @@
         <w:rPr>
           <w:lang w:val="en-US"/>
         </w:rPr>
-        <w:t xml:space="preserve">Pengujian teknis difokuskan pada respons antarmuka, dan kelancaran integrasi </w:t>
-      </w:r>
-      <w:r>
-        <w:rPr>
-          <w:i/>
-          <w:lang w:val="en-US"/>
-        </w:rPr>
-        <w:t>API Gemini AI</w:t>
-      </w:r>
-      <w:r>
-        <w:rPr>
-          <w:lang w:val="en-US"/>
-        </w:rPr>
-        <w:t xml:space="preserve">. Berdasarkan pengamatan selama 100 jam operasional, sistem mencatatkan waktu </w:t>
-      </w:r>
-      <w:r>
-        <w:rPr>
-          <w:i/>
-          <w:lang w:val="en-US"/>
-        </w:rPr>
-        <w:t>uptime</w:t>
-      </w:r>
-      <w:r>
-        <w:rPr>
-          <w:lang w:val="en-US"/>
-        </w:rPr>
-        <w:t xml:space="preserve"> selama 98 jam. Dengan demikian, persentase </w:t>
-      </w:r>
-      <w:r>
-        <w:rPr>
-          <w:i/>
-          <w:lang w:val="en-US"/>
-        </w:rPr>
-        <w:t>uptime</w:t>
-      </w:r>
-      <w:r>
-        <w:rPr>
-          <w:lang w:val="en-US"/>
-        </w:rPr>
-        <w:t xml:space="preserve"> sistem mencapai 98%. Angka ini telah melampaui standar keberhasilan minimal yang ditetapkan, yaitu 96%. Selain itu, integrasi </w:t>
-      </w:r>
-      <w:r>
-        <w:rPr>
-          <w:i/>
-          <w:lang w:val="en-US"/>
-        </w:rPr>
-        <w:t>API</w:t>
-      </w:r>
-      <w:r>
-        <w:rPr>
-          <w:lang w:val="en-US"/>
-        </w:rPr>
-        <w:t xml:space="preserve"> berjalan dengan stabil tanpa adanya </w:t>
-      </w:r>
-      <w:r>
-        <w:rPr>
-          <w:i/>
-          <w:lang w:val="en-US"/>
-        </w:rPr>
-        <w:t>bottleneck</w:t>
-      </w:r>
-      <w:r>
-        <w:rPr>
-          <w:lang w:val="en-US"/>
-        </w:rPr>
-        <w:t xml:space="preserve"> yang signifikan. Aliran data sensor ke dashboard </w:t>
+        <w:t xml:space="preserve">Pengujian </w:t>
+      </w:r>
+      <w:r>
+        <w:rPr>
+          <w:lang w:val="en-US"/>
+        </w:rPr>
+        <w:t>ini</w:t>
+      </w:r>
+      <w:r>
+        <w:rPr>
+          <w:lang w:val="en-US"/>
+        </w:rPr>
+        <w:t xml:space="preserve"> melibatkan 10 orang </w:t>
+      </w:r>
+      <w:r>
+        <w:rPr>
+          <w:lang w:val="en-US"/>
+        </w:rPr>
+        <w:t>pengguna</w:t>
+      </w:r>
+      <w:r>
+        <w:rPr>
+          <w:lang w:val="en-US"/>
+        </w:rPr>
+        <w:t xml:space="preserve"> yang diminta untuk menjalankan skenario penggunaan sistem, mulai dari memantau data sensor hingga membaca rekomendasi </w:t>
+      </w:r>
+      <w:r>
+        <w:rPr>
+          <w:i/>
+          <w:lang w:val="en-US"/>
+        </w:rPr>
+        <w:t>AI</w:t>
+      </w:r>
+      <w:r>
+        <w:rPr>
+          <w:lang w:val="en-US"/>
+        </w:rPr>
+        <w:t xml:space="preserve">. Pengukuran dilakukan menggunakan </w:t>
+      </w:r>
+      <w:r>
+        <w:rPr>
+          <w:i/>
+          <w:lang w:val="en-US"/>
+        </w:rPr>
+        <w:t>instrumen System Usability Scale (SUS)</w:t>
+      </w:r>
+      <w:r>
+        <w:rPr>
+          <w:lang w:val="en-US"/>
+        </w:rPr>
+        <w:t>. Setelah kuesioner dari kesepuluh responden dikumpulkan dan dihitung sesuai dengan aturan konversi SUS, diperol</w:t>
+      </w:r>
+      <w:r>
+        <w:rPr>
+          <w:lang w:val="en-US"/>
+        </w:rPr>
+        <w:t>eh skor rata-rata sebesar 76</w:t>
+      </w:r>
+      <w:proofErr w:type="gramStart"/>
+      <w:r>
+        <w:rPr>
+          <w:lang w:val="en-US"/>
+        </w:rPr>
+        <w:t>,5</w:t>
+      </w:r>
+      <w:proofErr w:type="gramEnd"/>
+      <w:r>
+        <w:rPr>
+          <w:lang w:val="en-US"/>
+        </w:rPr>
+        <w:t>.</w:t>
+      </w:r>
+    </w:p>
+    <w:p>
+      <w:pPr>
+        <w:ind w:left="709" w:firstLine="11"/>
+        <w:jc w:val="both"/>
+        <w:rPr>
+          <w:lang w:val="en-US"/>
+        </w:rPr>
+      </w:pPr>
+      <w:r>
+        <w:rPr>
+          <w:lang w:val="en-US"/>
+        </w:rPr>
+        <w:t xml:space="preserve">Merujuk pada </w:t>
+      </w:r>
+      <w:r>
+        <w:rPr>
+          <w:i/>
+          <w:lang w:val="en-US"/>
+        </w:rPr>
+        <w:t>threshold</w:t>
+      </w:r>
+      <w:r>
+        <w:rPr>
+          <w:lang w:val="en-US"/>
+        </w:rPr>
+        <w:t xml:space="preserve"> evaluasi, skor 76</w:t>
+      </w:r>
+      <w:proofErr w:type="gramStart"/>
+      <w:r>
+        <w:rPr>
+          <w:lang w:val="en-US"/>
+        </w:rPr>
+        <w:t>,5</w:t>
+      </w:r>
+      <w:proofErr w:type="gramEnd"/>
+      <w:r>
+        <w:rPr>
+          <w:lang w:val="en-US"/>
+        </w:rPr>
+        <w:t xml:space="preserve"> berada pada rentang nilai Good - Excellent (≥ 70) dan masuk dalam kategori </w:t>
+      </w:r>
+      <w:r>
+        <w:rPr>
+          <w:i/>
+          <w:lang w:val="en-US"/>
+        </w:rPr>
+        <w:t>Acceptable</w:t>
+      </w:r>
+      <w:r>
+        <w:rPr>
+          <w:lang w:val="en-US"/>
+        </w:rPr>
+        <w:t xml:space="preserve">. Hal ini membuktikan bahwa desain antarmuka berbasis </w:t>
+      </w:r>
+      <w:r>
+        <w:rPr>
+          <w:i/>
+          <w:lang w:val="en-US"/>
+        </w:rPr>
+        <w:t>PicoCSS</w:t>
+      </w:r>
+      <w:r>
+        <w:rPr>
+          <w:lang w:val="en-US"/>
+        </w:rPr>
+        <w:t xml:space="preserve"> dan </w:t>
       </w:r>
       <w:r>
         <w:rPr>
@@ -26452,356 +29356,72 @@
         <w:rPr>
           <w:lang w:val="en-US"/>
         </w:rPr>
-        <w:t xml:space="preserve"> dan </w:t>
-      </w:r>
-      <w:r>
-        <w:rPr>
-          <w:i/>
-          <w:lang w:val="en-US"/>
-        </w:rPr>
-        <w:t>prompt</w:t>
-      </w:r>
-      <w:r>
-        <w:rPr>
-          <w:lang w:val="en-US"/>
-        </w:rPr>
-        <w:t xml:space="preserve"> ke </w:t>
-      </w:r>
-      <w:r>
-        <w:rPr>
-          <w:i/>
-          <w:lang w:val="en-US"/>
-        </w:rPr>
-        <w:t>Gemini AI</w:t>
-      </w:r>
-      <w:r>
-        <w:rPr>
-          <w:lang w:val="en-US"/>
-        </w:rPr>
-        <w:t xml:space="preserve"> memiliki </w:t>
-      </w:r>
-      <w:r>
-        <w:rPr>
-          <w:i/>
-          <w:lang w:val="en-US"/>
-        </w:rPr>
-        <w:t>response</w:t>
-      </w:r>
-      <w:r>
-        <w:rPr>
-          <w:lang w:val="en-US"/>
-        </w:rPr>
-        <w:t xml:space="preserve"> time rata </w:t>
-      </w:r>
-      <w:r>
-        <w:rPr>
-          <w:lang w:val="en-US"/>
-        </w:rPr>
-        <w:t>rata di bawah 3 detik, menunjukkan bahwa arsitektur sistem cukup tangguh untuk kebutuhan operasional rumah kaca yang berkelanjutan.</w:t>
-      </w:r>
+        <w:t xml:space="preserve"> dinilai mudah digunakan, tidak membingungkan, dan petani merasa cukup percaya diri dalam mengoperasikannya tanpa memerlukan pendampingan teknisi yang intensif. Secara kualitatif, responden memberikan umpan balik positif terhadap tampilan visual yang bersih, meskipun terdapat beberapa masukan minor terkait ukuran font grafik riwayat data yang perlu sedikit diperbesar agar lebih mudah dibaca di bawah sinar matahari langsung.</w:t>
+      </w:r>
+    </w:p>
+    <w:p>
+      <w:pPr>
+        <w:pStyle w:val="Heading3"/>
+        <w:ind w:firstLine="709"/>
+        <w:rPr>
+          <w:lang w:val="en-US"/>
+        </w:rPr>
+      </w:pPr>
+      <w:bookmarkStart w:id="75" w:name="_Toc225245273"/>
+      <w:r>
+        <w:rPr>
+          <w:lang w:val="en-US"/>
+        </w:rPr>
+        <w:t>4.2.3 Hasil Validasi Fungsi Deskriptif Gemini AI</w:t>
+      </w:r>
+      <w:bookmarkEnd w:id="75"/>
     </w:p>
     <w:p>
       <w:pPr>
         <w:ind w:left="709" w:firstLine="720"/>
         <w:jc w:val="both"/>
         <w:rPr>
-          <w:color w:val="FF0000"/>
-          <w:lang w:val="en-US"/>
-        </w:rPr>
-      </w:pPr>
-      <w:r>
-        <w:rPr>
-          <w:color w:val="FF0000"/>
-          <w:lang w:val="en-US"/>
-        </w:rPr>
-        <w:t>*screenshot devtools network tab</w:t>
-      </w:r>
-      <w:r>
-        <w:rPr>
-          <w:color w:val="FF0000"/>
-          <w:lang w:val="en-US"/>
-        </w:rPr>
-        <w:t xml:space="preserve"> &amp; dashboard vercel</w:t>
-      </w:r>
-    </w:p>
-    <w:p>
-      <w:pPr>
-        <w:pStyle w:val="Heading3"/>
-        <w:ind w:firstLine="709"/>
-        <w:rPr>
-          <w:lang w:val="en-US"/>
-        </w:rPr>
-      </w:pPr>
-      <w:bookmarkStart w:id="74" w:name="_Toc225245272"/>
-      <w:r>
-        <w:rPr>
-          <w:lang w:val="en-US"/>
-        </w:rPr>
-        <w:t xml:space="preserve">4.2.2 Hasil Pengujian </w:t>
-      </w:r>
-      <w:r>
-        <w:rPr>
-          <w:i/>
-          <w:lang w:val="en-US"/>
-        </w:rPr>
-        <w:t>Usability Testing</w:t>
-      </w:r>
-      <w:bookmarkEnd w:id="74"/>
-    </w:p>
-    <w:p>
-      <w:pPr>
-        <w:ind w:left="709" w:firstLine="720"/>
-        <w:jc w:val="both"/>
-        <w:rPr>
-          <w:color w:val="FF0000"/>
-          <w:lang w:val="en-US"/>
-        </w:rPr>
-      </w:pPr>
-      <w:r>
-        <w:rPr>
-          <w:color w:val="FF0000"/>
-          <w:lang w:val="en-US"/>
-        </w:rPr>
-        <w:t xml:space="preserve">Pengujian </w:t>
-      </w:r>
-      <w:r>
-        <w:rPr>
-          <w:color w:val="FF0000"/>
-          <w:lang w:val="en-US"/>
-        </w:rPr>
-        <w:t>ini</w:t>
-      </w:r>
-      <w:r>
-        <w:rPr>
-          <w:color w:val="FF0000"/>
-          <w:lang w:val="en-US"/>
-        </w:rPr>
-        <w:t xml:space="preserve"> melibatkan 10 orang </w:t>
-      </w:r>
-      <w:r>
-        <w:rPr>
-          <w:color w:val="FF0000"/>
-          <w:lang w:val="en-US"/>
-        </w:rPr>
-        <w:t>pengguna</w:t>
-      </w:r>
-      <w:r>
-        <w:rPr>
-          <w:color w:val="FF0000"/>
-          <w:lang w:val="en-US"/>
-        </w:rPr>
-        <w:t xml:space="preserve"> yang diminta untuk menjalankan skenario penggunaan sistem, mulai dari memantau data sensor hingga membaca rekomendasi </w:t>
-      </w:r>
-      <w:r>
-        <w:rPr>
-          <w:i/>
-          <w:color w:val="FF0000"/>
+          <w:lang w:val="en-US"/>
+        </w:rPr>
+      </w:pPr>
+      <w:r>
+        <w:rPr>
+          <w:lang w:val="en-US"/>
+        </w:rPr>
+        <w:t xml:space="preserve">Validasi tahap akhir dilakukan untuk mengukur akurasi dan kebermanfaatan saran yang dihasilkan oleh </w:t>
+      </w:r>
+      <w:r>
+        <w:rPr>
+          <w:i/>
+          <w:lang w:val="en-US"/>
+        </w:rPr>
+        <w:t>Gemini AI</w:t>
+      </w:r>
+      <w:r>
+        <w:rPr>
+          <w:lang w:val="en-US"/>
+        </w:rPr>
+        <w:t xml:space="preserve">. Pengujian dilakukan sebanyak 50 kali percobaan menggunakan berbagai variasi data sensor (kondisi normal maupun anomali). </w:t>
+      </w:r>
+      <w:r>
+        <w:rPr>
+          <w:i/>
           <w:lang w:val="en-US"/>
         </w:rPr>
         <w:t>AI</w:t>
       </w:r>
       <w:r>
         <w:rPr>
-          <w:color w:val="FF0000"/>
-          <w:lang w:val="en-US"/>
-        </w:rPr>
-        <w:t xml:space="preserve">. Pengukuran dilakukan menggunakan </w:t>
-      </w:r>
-      <w:r>
-        <w:rPr>
-          <w:i/>
-          <w:color w:val="FF0000"/>
-          <w:lang w:val="en-US"/>
-        </w:rPr>
-        <w:t>instrumen System Usability Scale (SUS)</w:t>
-      </w:r>
-      <w:r>
-        <w:rPr>
-          <w:color w:val="FF0000"/>
-          <w:lang w:val="en-US"/>
-        </w:rPr>
-        <w:t>. Setelah kuesioner dari kesepuluh responden dikumpulkan dan dihitung sesuai dengan aturan konversi SUS, diperol</w:t>
-      </w:r>
-      <w:r>
-        <w:rPr>
-          <w:color w:val="FF0000"/>
-          <w:lang w:val="en-US"/>
-        </w:rPr>
-        <w:t>eh skor rata-rata sebesar 76</w:t>
-      </w:r>
-      <w:proofErr w:type="gramStart"/>
-      <w:r>
-        <w:rPr>
-          <w:color w:val="FF0000"/>
-          <w:lang w:val="en-US"/>
-        </w:rPr>
-        <w:t>,5</w:t>
-      </w:r>
-      <w:proofErr w:type="gramEnd"/>
-      <w:r>
-        <w:rPr>
-          <w:color w:val="FF0000"/>
-          <w:lang w:val="en-US"/>
-        </w:rPr>
-        <w:t>.</w:t>
-      </w:r>
-    </w:p>
-    <w:p>
-      <w:pPr>
-        <w:ind w:left="709" w:firstLine="11"/>
-        <w:jc w:val="both"/>
-        <w:rPr>
-          <w:color w:val="FF0000"/>
-          <w:lang w:val="en-US"/>
-        </w:rPr>
-      </w:pPr>
-      <w:r>
-        <w:rPr>
-          <w:color w:val="FF0000"/>
-          <w:lang w:val="en-US"/>
-        </w:rPr>
-        <w:t xml:space="preserve">Merujuk pada </w:t>
-      </w:r>
-      <w:r>
-        <w:rPr>
-          <w:i/>
-          <w:color w:val="FF0000"/>
-          <w:lang w:val="en-US"/>
-        </w:rPr>
-        <w:t>threshold</w:t>
-      </w:r>
-      <w:r>
-        <w:rPr>
-          <w:color w:val="FF0000"/>
-          <w:lang w:val="en-US"/>
-        </w:rPr>
-        <w:t xml:space="preserve"> evaluasi, skor 76</w:t>
-      </w:r>
-      <w:proofErr w:type="gramStart"/>
-      <w:r>
-        <w:rPr>
-          <w:color w:val="FF0000"/>
-          <w:lang w:val="en-US"/>
-        </w:rPr>
-        <w:t>,5</w:t>
-      </w:r>
-      <w:proofErr w:type="gramEnd"/>
-      <w:r>
-        <w:rPr>
-          <w:color w:val="FF0000"/>
-          <w:lang w:val="en-US"/>
-        </w:rPr>
-        <w:t xml:space="preserve"> berada pada rentang nilai Good - Excellent (≥ 70) dan masuk dalam kategori </w:t>
-      </w:r>
-      <w:r>
-        <w:rPr>
-          <w:i/>
-          <w:color w:val="FF0000"/>
-          <w:lang w:val="en-US"/>
-        </w:rPr>
-        <w:t>Acceptable</w:t>
-      </w:r>
-      <w:r>
-        <w:rPr>
-          <w:color w:val="FF0000"/>
-          <w:lang w:val="en-US"/>
-        </w:rPr>
-        <w:t xml:space="preserve">. Hal ini membuktikan bahwa desain antarmuka berbasis </w:t>
-      </w:r>
-      <w:r>
-        <w:rPr>
-          <w:i/>
-          <w:color w:val="FF0000"/>
-          <w:lang w:val="en-US"/>
-        </w:rPr>
-        <w:t>PicoCSS</w:t>
-      </w:r>
-      <w:r>
-        <w:rPr>
-          <w:color w:val="FF0000"/>
-          <w:lang w:val="en-US"/>
-        </w:rPr>
-        <w:t xml:space="preserve"> dan </w:t>
-      </w:r>
-      <w:r>
-        <w:rPr>
-          <w:i/>
-          <w:color w:val="FF0000"/>
-          <w:lang w:val="en-US"/>
-        </w:rPr>
-        <w:t>Preact</w:t>
-      </w:r>
-      <w:r>
-        <w:rPr>
-          <w:color w:val="FF0000"/>
-          <w:lang w:val="en-US"/>
-        </w:rPr>
-        <w:t xml:space="preserve"> dinilai mudah digunakan, tidak membingungkan, dan petani merasa cukup percaya diri dalam mengoperasikannya tanpa memerlukan pendampingan teknisi yang intensif. Secara kualitatif, responden memberikan umpan balik positif terhadap tampilan visual yang bersih, meskipun terdapat beberapa masukan minor terkait ukuran font grafik riwayat data yang perlu sedikit diperbesar agar lebih mudah dibaca di bawah sinar matahari langsung.</w:t>
-      </w:r>
-    </w:p>
-    <w:p>
-      <w:pPr>
-        <w:pStyle w:val="Heading3"/>
-        <w:ind w:firstLine="709"/>
-        <w:rPr>
-          <w:lang w:val="en-US"/>
-        </w:rPr>
-      </w:pPr>
-      <w:bookmarkStart w:id="75" w:name="_Toc225245273"/>
-      <w:r>
-        <w:rPr>
-          <w:lang w:val="en-US"/>
-        </w:rPr>
-        <w:t>4.2.3 Hasil Validasi Fungsi Deskriptif Gemini AI</w:t>
-      </w:r>
-      <w:bookmarkEnd w:id="75"/>
-    </w:p>
-    <w:p>
-      <w:pPr>
-        <w:ind w:left="709" w:firstLine="720"/>
-        <w:jc w:val="both"/>
-        <w:rPr>
-          <w:lang w:val="en-US"/>
-        </w:rPr>
-      </w:pPr>
-      <w:r>
-        <w:rPr>
-          <w:lang w:val="en-US"/>
-        </w:rPr>
-        <w:t xml:space="preserve">Validasi tahap akhir dilakukan untuk mengukur akurasi dan kebermanfaatan saran yang dihasilkan oleh </w:t>
-      </w:r>
-      <w:r>
-        <w:rPr>
-          <w:i/>
-          <w:lang w:val="en-US"/>
-        </w:rPr>
-        <w:t>Gemini AI</w:t>
-      </w:r>
-      <w:r>
-        <w:rPr>
-          <w:lang w:val="en-US"/>
-        </w:rPr>
-        <w:t xml:space="preserve">. Pengujian dilakukan sebanyak 50 kali percobaan menggunakan berbagai variasi data </w:t>
+          <w:lang w:val="en-US"/>
+        </w:rPr>
+        <w:t xml:space="preserve"> diminta memberikan rekomendasi, yang kemudian divalidasi silang dengan standar budidaya </w:t>
       </w:r>
       <w:r>
         <w:rPr>
           <w:lang w:val="en-US"/>
         </w:rPr>
         <w:lastRenderedPageBreak/>
-        <w:t xml:space="preserve">sensor (kondisi normal maupun anomali). </w:t>
-      </w:r>
-      <w:r>
-        <w:rPr>
-          <w:i/>
-          <w:lang w:val="en-US"/>
-        </w:rPr>
-        <w:t>AI</w:t>
-      </w:r>
-      <w:r>
-        <w:rPr>
-          <w:lang w:val="en-US"/>
-        </w:rPr>
-        <w:t xml:space="preserve"> diminta memberikan rekomendasi, yang kemudian divalidasi silang dengan standar budidaya hortikultura dan penilaian petani. Dari total percobaan tersebut, sebanyak 43 saran dinilai valid, akurat, dan dapat langsung d</w:t>
+        <w:t>hortikultura dan penilaian petani. Dari total percobaan tersebut, sebanyak 43 saran dinilai valid, akurat, dan dapat langsung d</w:t>
       </w:r>
       <w:r>
         <w:rPr>
@@ -28574,7 +31194,7 @@
           <w:rPr>
             <w:noProof/>
           </w:rPr>
-          <w:t>ii</w:t>
+          <w:t>x</w:t>
         </w:r>
         <w:r>
           <w:rPr>
@@ -28688,7 +31308,7 @@
           <w:rPr>
             <w:noProof/>
           </w:rPr>
-          <w:t>34</w:t>
+          <w:t>23</w:t>
         </w:r>
         <w:r>
           <w:rPr>
@@ -30642,7 +33262,7 @@
 </file>
 
 <file path=customXml/itemProps1.xml><?xml version="1.0" encoding="utf-8"?>
-<ds:datastoreItem xmlns:ds="http://schemas.openxmlformats.org/officeDocument/2006/customXml" ds:itemID="{57215047-894B-48E7-97CB-0A927DF079FC}">
+<ds:datastoreItem xmlns:ds="http://schemas.openxmlformats.org/officeDocument/2006/customXml" ds:itemID="{8559124C-4D65-4D86-A532-ACDA8B4D2051}">
   <ds:schemaRefs>
     <ds:schemaRef ds:uri="http://schemas.openxmlformats.org/officeDocument/2006/bibliography"/>
   </ds:schemaRefs>

--- a/NASKAH/Dokumen Laporan Skripsi - 42330018 - I Nyoman Wahyu Permana - 2023 - 2026.docx
+++ b/NASKAH/Dokumen Laporan Skripsi - 42330018 - I Nyoman Wahyu Permana - 2023 - 2026.docx
@@ -8488,7 +8488,7 @@
         </w:rPr>
         <w:fldChar w:fldCharType="separate"/>
       </w:r>
-      <w:hyperlink w:anchor="_Toc225156106" w:history="1">
+      <w:hyperlink w:anchor="_Toc227759829" w:history="1">
         <w:r>
           <w:rPr>
             <w:rStyle w:val="Hyperlink"/>
@@ -8523,7 +8523,7 @@
             <w:noProof/>
             <w:webHidden/>
           </w:rPr>
-          <w:instrText xml:space="preserve"> PAGEREF _Toc225156106 \h </w:instrText>
+          <w:instrText xml:space="preserve"> PAGEREF _Toc227759829 \h </w:instrText>
         </w:r>
         <w:r>
           <w:rPr>
@@ -8566,7 +8566,7 @@
           <w:lang w:val="en-US"/>
         </w:rPr>
       </w:pPr>
-      <w:hyperlink w:anchor="_Toc225156107" w:history="1">
+      <w:hyperlink w:anchor="_Toc227759830" w:history="1">
         <w:r>
           <w:rPr>
             <w:rStyle w:val="Hyperlink"/>
@@ -8625,7 +8625,7 @@
             <w:noProof/>
             <w:webHidden/>
           </w:rPr>
-          <w:instrText xml:space="preserve"> PAGEREF _Toc225156107 \h </w:instrText>
+          <w:instrText xml:space="preserve"> PAGEREF _Toc227759830 \h </w:instrText>
         </w:r>
         <w:r>
           <w:rPr>
@@ -8668,7 +8668,7 @@
           <w:lang w:val="en-US"/>
         </w:rPr>
       </w:pPr>
-      <w:hyperlink w:anchor="_Toc225156108" w:history="1">
+      <w:hyperlink w:anchor="_Toc227759831" w:history="1">
         <w:r>
           <w:rPr>
             <w:rStyle w:val="Hyperlink"/>
@@ -8727,7 +8727,7 @@
             <w:noProof/>
             <w:webHidden/>
           </w:rPr>
-          <w:instrText xml:space="preserve"> PAGEREF _Toc225156108 \h </w:instrText>
+          <w:instrText xml:space="preserve"> PAGEREF _Toc227759831 \h </w:instrText>
         </w:r>
         <w:r>
           <w:rPr>
@@ -8770,7 +8770,7 @@
           <w:lang w:val="en-US"/>
         </w:rPr>
       </w:pPr>
-      <w:hyperlink w:anchor="_Toc225156109" w:history="1">
+      <w:hyperlink w:anchor="_Toc227759832" w:history="1">
         <w:r>
           <w:rPr>
             <w:rStyle w:val="Hyperlink"/>
@@ -8814,7 +8814,7 @@
             <w:noProof/>
             <w:webHidden/>
           </w:rPr>
-          <w:instrText xml:space="preserve"> PAGEREF _Toc225156109 \h </w:instrText>
+          <w:instrText xml:space="preserve"> PAGEREF _Toc227759832 \h </w:instrText>
         </w:r>
         <w:r>
           <w:rPr>
@@ -8834,7 +8834,7 @@
             <w:noProof/>
             <w:webHidden/>
           </w:rPr>
-          <w:t>26</w:t>
+          <w:t>28</w:t>
         </w:r>
         <w:r>
           <w:rPr>
@@ -8857,7 +8857,7 @@
           <w:lang w:val="en-US"/>
         </w:rPr>
       </w:pPr>
-      <w:hyperlink w:anchor="_Toc225156110" w:history="1">
+      <w:hyperlink w:anchor="_Toc227759833" w:history="1">
         <w:r>
           <w:rPr>
             <w:rStyle w:val="Hyperlink"/>
@@ -8880,7 +8880,25 @@
             <w:noProof/>
             <w:lang w:val="en-US"/>
           </w:rPr>
-          <w:t>High Fidelity Prototype</w:t>
+          <w:t>High Fidelity Protot</w:t>
+        </w:r>
+        <w:r>
+          <w:rPr>
+            <w:rStyle w:val="Hyperlink"/>
+            <w:i/>
+            <w:noProof/>
+            <w:lang w:val="en-US"/>
+          </w:rPr>
+          <w:t>y</w:t>
+        </w:r>
+        <w:r>
+          <w:rPr>
+            <w:rStyle w:val="Hyperlink"/>
+            <w:i/>
+            <w:noProof/>
+            <w:lang w:val="en-US"/>
+          </w:rPr>
+          <w:t>pe</w:t>
         </w:r>
         <w:r>
           <w:rPr>
@@ -8901,7 +8919,7 @@
             <w:noProof/>
             <w:webHidden/>
           </w:rPr>
-          <w:instrText xml:space="preserve"> PAGEREF _Toc225156110 \h </w:instrText>
+          <w:instrText xml:space="preserve"> PAGEREF _Toc227759833 \h </w:instrText>
         </w:r>
         <w:r>
           <w:rPr>
@@ -8921,7 +8939,7 @@
             <w:noProof/>
             <w:webHidden/>
           </w:rPr>
-          <w:t>26</w:t>
+          <w:t>28</w:t>
         </w:r>
         <w:r>
           <w:rPr>
@@ -8931,40 +8949,6 @@
           <w:fldChar w:fldCharType="end"/>
         </w:r>
       </w:hyperlink>
-    </w:p>
-    <w:p>
-      <w:pPr>
-        <w:spacing w:after="200" w:line="276" w:lineRule="auto"/>
-        <w:ind w:firstLine="0"/>
-        <w:rPr>
-          <w:szCs w:val="28"/>
-        </w:rPr>
-      </w:pPr>
-      <w:r>
-        <w:rPr>
-          <w:szCs w:val="28"/>
-        </w:rPr>
-        <w:fldChar w:fldCharType="end"/>
-      </w:r>
-      <w:r>
-        <w:rPr>
-          <w:szCs w:val="28"/>
-        </w:rPr>
-        <w:br w:type="page"/>
-      </w:r>
-    </w:p>
-    <w:p>
-      <w:pPr>
-        <w:pStyle w:val="Heading1"/>
-      </w:pPr>
-      <w:bookmarkStart w:id="16" w:name="_Toc75025328"/>
-      <w:bookmarkStart w:id="17" w:name="_Toc225245238"/>
-      <w:r>
-        <w:lastRenderedPageBreak/>
-        <w:t>DAFTAR TABEL</w:t>
-      </w:r>
-      <w:bookmarkEnd w:id="16"/>
-      <w:bookmarkEnd w:id="17"/>
     </w:p>
     <w:p>
       <w:pPr>
@@ -8978,22 +8962,13 @@
           <w:lang w:val="en-US"/>
         </w:rPr>
       </w:pPr>
-      <w:r>
-        <w:fldChar w:fldCharType="begin"/>
-      </w:r>
-      <w:r>
-        <w:instrText xml:space="preserve"> TOC \h \z \c "Tabel" </w:instrText>
-      </w:r>
-      <w:r>
-        <w:fldChar w:fldCharType="separate"/>
-      </w:r>
-      <w:hyperlink w:anchor="_Toc225967422" w:history="1">
+      <w:hyperlink w:anchor="_Toc227759834" w:history="1">
         <w:r>
           <w:rPr>
             <w:rStyle w:val="Hyperlink"/>
             <w:noProof/>
           </w:rPr>
-          <w:t xml:space="preserve">Tabel </w:t>
+          <w:t xml:space="preserve">Gambar </w:t>
         </w:r>
         <w:r>
           <w:rPr>
@@ -9001,14 +8976,7 @@
             <w:noProof/>
             <w:lang w:val="en-US"/>
           </w:rPr>
-          <w:t>2.</w:t>
-        </w:r>
-        <w:r>
-          <w:rPr>
-            <w:rStyle w:val="Hyperlink"/>
-            <w:noProof/>
-          </w:rPr>
-          <w:t xml:space="preserve">1. </w:t>
+          <w:t xml:space="preserve">4.3 Implementasi </w:t>
         </w:r>
         <w:r>
           <w:rPr>
@@ -9017,7 +8985,7 @@
             <w:noProof/>
             <w:lang w:val="en-US"/>
           </w:rPr>
-          <w:t>State of The Art</w:t>
+          <w:t>Gemini AI</w:t>
         </w:r>
         <w:r>
           <w:rPr>
@@ -9038,7 +9006,7 @@
             <w:noProof/>
             <w:webHidden/>
           </w:rPr>
-          <w:instrText xml:space="preserve"> PAGEREF _Toc225967422 \h </w:instrText>
+          <w:instrText xml:space="preserve"> PAGEREF _Toc227759834 \h </w:instrText>
         </w:r>
         <w:r>
           <w:rPr>
@@ -9058,7 +9026,7 @@
             <w:noProof/>
             <w:webHidden/>
           </w:rPr>
-          <w:t>12</w:t>
+          <w:t>30</w:t>
         </w:r>
         <w:r>
           <w:rPr>
@@ -9081,13 +9049,13 @@
           <w:lang w:val="en-US"/>
         </w:rPr>
       </w:pPr>
-      <w:hyperlink w:anchor="_Toc225967423" w:history="1">
+      <w:hyperlink w:anchor="_Toc227759835" w:history="1">
         <w:r>
           <w:rPr>
             <w:rStyle w:val="Hyperlink"/>
             <w:noProof/>
           </w:rPr>
-          <w:t xml:space="preserve">Tabel </w:t>
+          <w:t xml:space="preserve">Gambar </w:t>
         </w:r>
         <w:r>
           <w:rPr>
@@ -9095,14 +9063,16 @@
             <w:noProof/>
             <w:lang w:val="en-US"/>
           </w:rPr>
-          <w:t>3.</w:t>
+          <w:t xml:space="preserve">4.4 </w:t>
         </w:r>
         <w:r>
           <w:rPr>
             <w:rStyle w:val="Hyperlink"/>
-            <w:noProof/>
-          </w:rPr>
-          <w:t>1. Jadwal Pelaksanaan Penelitian</w:t>
+            <w:i/>
+            <w:noProof/>
+            <w:lang w:val="en-US"/>
+          </w:rPr>
+          <w:t>API Request Gemini</w:t>
         </w:r>
         <w:r>
           <w:rPr>
@@ -9123,7 +9093,7 @@
             <w:noProof/>
             <w:webHidden/>
           </w:rPr>
-          <w:instrText xml:space="preserve"> PAGEREF _Toc225967423 \h </w:instrText>
+          <w:instrText xml:space="preserve"> PAGEREF _Toc227759835 \h </w:instrText>
         </w:r>
         <w:r>
           <w:rPr>
@@ -9143,7 +9113,7 @@
             <w:noProof/>
             <w:webHidden/>
           </w:rPr>
-          <w:t>14</w:t>
+          <w:t>32</w:t>
         </w:r>
         <w:r>
           <w:rPr>
@@ -9153,6 +9123,40 @@
           <w:fldChar w:fldCharType="end"/>
         </w:r>
       </w:hyperlink>
+    </w:p>
+    <w:p>
+      <w:pPr>
+        <w:spacing w:after="200" w:line="276" w:lineRule="auto"/>
+        <w:ind w:firstLine="0"/>
+        <w:rPr>
+          <w:szCs w:val="28"/>
+        </w:rPr>
+      </w:pPr>
+      <w:r>
+        <w:rPr>
+          <w:szCs w:val="28"/>
+        </w:rPr>
+        <w:fldChar w:fldCharType="end"/>
+      </w:r>
+      <w:r>
+        <w:rPr>
+          <w:szCs w:val="28"/>
+        </w:rPr>
+        <w:br w:type="page"/>
+      </w:r>
+    </w:p>
+    <w:p>
+      <w:pPr>
+        <w:pStyle w:val="Heading1"/>
+      </w:pPr>
+      <w:bookmarkStart w:id="16" w:name="_Toc75025328"/>
+      <w:bookmarkStart w:id="17" w:name="_Toc225245238"/>
+      <w:r>
+        <w:lastRenderedPageBreak/>
+        <w:t>DAFTAR TABEL</w:t>
+      </w:r>
+      <w:bookmarkEnd w:id="16"/>
+      <w:bookmarkEnd w:id="17"/>
     </w:p>
     <w:p>
       <w:pPr>
@@ -9166,7 +9170,16 @@
           <w:lang w:val="en-US"/>
         </w:rPr>
       </w:pPr>
-      <w:hyperlink w:anchor="_Toc225967424" w:history="1">
+      <w:r>
+        <w:fldChar w:fldCharType="begin"/>
+      </w:r>
+      <w:r>
+        <w:instrText xml:space="preserve"> TOC \h \z \c "Tabel" </w:instrText>
+      </w:r>
+      <w:r>
+        <w:fldChar w:fldCharType="separate"/>
+      </w:r>
+      <w:hyperlink w:anchor="_Toc225967422" w:history="1">
         <w:r>
           <w:rPr>
             <w:rStyle w:val="Hyperlink"/>
@@ -9180,22 +9193,23 @@
             <w:noProof/>
             <w:lang w:val="en-US"/>
           </w:rPr>
-          <w:t>3.</w:t>
+          <w:t>2.</w:t>
         </w:r>
         <w:r>
           <w:rPr>
             <w:rStyle w:val="Hyperlink"/>
             <w:noProof/>
           </w:rPr>
-          <w:t xml:space="preserve">2. </w:t>
+          <w:t xml:space="preserve">1. </w:t>
         </w:r>
         <w:r>
           <w:rPr>
             <w:rStyle w:val="Hyperlink"/>
+            <w:i/>
             <w:noProof/>
             <w:lang w:val="en-US"/>
           </w:rPr>
-          <w:t>Contoh data</w:t>
+          <w:t>State of The Art</w:t>
         </w:r>
         <w:r>
           <w:rPr>
@@ -9216,7 +9230,7 @@
             <w:noProof/>
             <w:webHidden/>
           </w:rPr>
-          <w:instrText xml:space="preserve"> PAGEREF _Toc225967424 \h </w:instrText>
+          <w:instrText xml:space="preserve"> PAGEREF _Toc225967422 \h </w:instrText>
         </w:r>
         <w:r>
           <w:rPr>
@@ -9236,7 +9250,7 @@
             <w:noProof/>
             <w:webHidden/>
           </w:rPr>
-          <w:t>20</w:t>
+          <w:t>12</w:t>
         </w:r>
         <w:r>
           <w:rPr>
@@ -9259,7 +9273,7 @@
           <w:lang w:val="en-US"/>
         </w:rPr>
       </w:pPr>
-      <w:hyperlink w:anchor="_Toc225967425" w:history="1">
+      <w:hyperlink w:anchor="_Toc225967423" w:history="1">
         <w:r>
           <w:rPr>
             <w:rStyle w:val="Hyperlink"/>
@@ -9280,15 +9294,7 @@
             <w:rStyle w:val="Hyperlink"/>
             <w:noProof/>
           </w:rPr>
-          <w:t xml:space="preserve">3. </w:t>
-        </w:r>
-        <w:r>
-          <w:rPr>
-            <w:rStyle w:val="Hyperlink"/>
-            <w:noProof/>
-            <w:lang w:val="en-US"/>
-          </w:rPr>
-          <w:t>Detail skala penelitian</w:t>
+          <w:t>1. Jadwal Pelaksanaan Penelitian</w:t>
         </w:r>
         <w:r>
           <w:rPr>
@@ -9309,7 +9315,7 @@
             <w:noProof/>
             <w:webHidden/>
           </w:rPr>
-          <w:instrText xml:space="preserve"> PAGEREF _Toc225967425 \h </w:instrText>
+          <w:instrText xml:space="preserve"> PAGEREF _Toc225967423 \h </w:instrText>
         </w:r>
         <w:r>
           <w:rPr>
@@ -9329,7 +9335,7 @@
             <w:noProof/>
             <w:webHidden/>
           </w:rPr>
-          <w:t>22</w:t>
+          <w:t>14</w:t>
         </w:r>
         <w:r>
           <w:rPr>
@@ -9352,7 +9358,7 @@
           <w:lang w:val="en-US"/>
         </w:rPr>
       </w:pPr>
-      <w:hyperlink w:anchor="_Toc225967426" w:history="1">
+      <w:hyperlink w:anchor="_Toc225967424" w:history="1">
         <w:r>
           <w:rPr>
             <w:rStyle w:val="Hyperlink"/>
@@ -9373,24 +9379,15 @@
             <w:rStyle w:val="Hyperlink"/>
             <w:noProof/>
           </w:rPr>
-          <w:t xml:space="preserve">4. </w:t>
+          <w:t xml:space="preserve">2. </w:t>
         </w:r>
         <w:r>
           <w:rPr>
             <w:rStyle w:val="Hyperlink"/>
-            <w:i/>
             <w:noProof/>
             <w:lang w:val="en-US"/>
           </w:rPr>
-          <w:t>Threshold</w:t>
-        </w:r>
-        <w:r>
-          <w:rPr>
-            <w:rStyle w:val="Hyperlink"/>
-            <w:noProof/>
-            <w:lang w:val="en-US"/>
-          </w:rPr>
-          <w:t xml:space="preserve"> nilai SUS</w:t>
+          <w:t>Contoh data</w:t>
         </w:r>
         <w:r>
           <w:rPr>
@@ -9411,7 +9408,7 @@
             <w:noProof/>
             <w:webHidden/>
           </w:rPr>
-          <w:instrText xml:space="preserve"> PAGEREF _Toc225967426 \h </w:instrText>
+          <w:instrText xml:space="preserve"> PAGEREF _Toc225967424 \h </w:instrText>
         </w:r>
         <w:r>
           <w:rPr>
@@ -9431,7 +9428,7 @@
             <w:noProof/>
             <w:webHidden/>
           </w:rPr>
-          <w:t>22</w:t>
+          <w:t>20</w:t>
         </w:r>
         <w:r>
           <w:rPr>
@@ -9454,7 +9451,7 @@
           <w:lang w:val="en-US"/>
         </w:rPr>
       </w:pPr>
-      <w:hyperlink w:anchor="_Toc225967427" w:history="1">
+      <w:hyperlink w:anchor="_Toc225967425" w:history="1">
         <w:r>
           <w:rPr>
             <w:rStyle w:val="Hyperlink"/>
@@ -9475,7 +9472,7 @@
             <w:rStyle w:val="Hyperlink"/>
             <w:noProof/>
           </w:rPr>
-          <w:t xml:space="preserve">5. </w:t>
+          <w:t xml:space="preserve">3. </w:t>
         </w:r>
         <w:r>
           <w:rPr>
@@ -9483,7 +9480,7 @@
             <w:noProof/>
             <w:lang w:val="en-US"/>
           </w:rPr>
-          <w:t>Daftar pertanyaan SUS</w:t>
+          <w:t>Detail skala penelitian</w:t>
         </w:r>
         <w:r>
           <w:rPr>
@@ -9504,7 +9501,7 @@
             <w:noProof/>
             <w:webHidden/>
           </w:rPr>
-          <w:instrText xml:space="preserve"> PAGEREF _Toc225967427 \h </w:instrText>
+          <w:instrText xml:space="preserve"> PAGEREF _Toc225967425 \h </w:instrText>
         </w:r>
         <w:r>
           <w:rPr>
@@ -9524,7 +9521,7 @@
             <w:noProof/>
             <w:webHidden/>
           </w:rPr>
-          <w:t>23</w:t>
+          <w:t>22</w:t>
         </w:r>
         <w:r>
           <w:rPr>
@@ -9547,6 +9544,201 @@
           <w:lang w:val="en-US"/>
         </w:rPr>
       </w:pPr>
+      <w:hyperlink w:anchor="_Toc225967426" w:history="1">
+        <w:r>
+          <w:rPr>
+            <w:rStyle w:val="Hyperlink"/>
+            <w:noProof/>
+          </w:rPr>
+          <w:t xml:space="preserve">Tabel </w:t>
+        </w:r>
+        <w:r>
+          <w:rPr>
+            <w:rStyle w:val="Hyperlink"/>
+            <w:noProof/>
+            <w:lang w:val="en-US"/>
+          </w:rPr>
+          <w:t>3.</w:t>
+        </w:r>
+        <w:r>
+          <w:rPr>
+            <w:rStyle w:val="Hyperlink"/>
+            <w:noProof/>
+          </w:rPr>
+          <w:t xml:space="preserve">4. </w:t>
+        </w:r>
+        <w:r>
+          <w:rPr>
+            <w:rStyle w:val="Hyperlink"/>
+            <w:i/>
+            <w:noProof/>
+            <w:lang w:val="en-US"/>
+          </w:rPr>
+          <w:t>Threshold</w:t>
+        </w:r>
+        <w:r>
+          <w:rPr>
+            <w:rStyle w:val="Hyperlink"/>
+            <w:noProof/>
+            <w:lang w:val="en-US"/>
+          </w:rPr>
+          <w:t xml:space="preserve"> nilai SUS</w:t>
+        </w:r>
+        <w:r>
+          <w:rPr>
+            <w:noProof/>
+            <w:webHidden/>
+          </w:rPr>
+          <w:tab/>
+        </w:r>
+        <w:r>
+          <w:rPr>
+            <w:noProof/>
+            <w:webHidden/>
+          </w:rPr>
+          <w:fldChar w:fldCharType="begin"/>
+        </w:r>
+        <w:r>
+          <w:rPr>
+            <w:noProof/>
+            <w:webHidden/>
+          </w:rPr>
+          <w:instrText xml:space="preserve"> PAGEREF _Toc225967426 \h </w:instrText>
+        </w:r>
+        <w:r>
+          <w:rPr>
+            <w:noProof/>
+            <w:webHidden/>
+          </w:rPr>
+        </w:r>
+        <w:r>
+          <w:rPr>
+            <w:noProof/>
+            <w:webHidden/>
+          </w:rPr>
+          <w:fldChar w:fldCharType="separate"/>
+        </w:r>
+        <w:r>
+          <w:rPr>
+            <w:noProof/>
+            <w:webHidden/>
+          </w:rPr>
+          <w:t>22</w:t>
+        </w:r>
+        <w:r>
+          <w:rPr>
+            <w:noProof/>
+            <w:webHidden/>
+          </w:rPr>
+          <w:fldChar w:fldCharType="end"/>
+        </w:r>
+      </w:hyperlink>
+    </w:p>
+    <w:p>
+      <w:pPr>
+        <w:pStyle w:val="TableofFigures"/>
+        <w:tabs>
+          <w:tab w:val="right" w:leader="dot" w:pos="7927"/>
+        </w:tabs>
+        <w:rPr>
+          <w:rFonts w:asciiTheme="minorHAnsi" w:eastAsiaTheme="minorEastAsia" w:hAnsiTheme="minorHAnsi"/>
+          <w:noProof/>
+          <w:lang w:val="en-US"/>
+        </w:rPr>
+      </w:pPr>
+      <w:hyperlink w:anchor="_Toc225967427" w:history="1">
+        <w:r>
+          <w:rPr>
+            <w:rStyle w:val="Hyperlink"/>
+            <w:noProof/>
+          </w:rPr>
+          <w:t xml:space="preserve">Tabel </w:t>
+        </w:r>
+        <w:r>
+          <w:rPr>
+            <w:rStyle w:val="Hyperlink"/>
+            <w:noProof/>
+            <w:lang w:val="en-US"/>
+          </w:rPr>
+          <w:t>3.</w:t>
+        </w:r>
+        <w:r>
+          <w:rPr>
+            <w:rStyle w:val="Hyperlink"/>
+            <w:noProof/>
+          </w:rPr>
+          <w:t xml:space="preserve">5. </w:t>
+        </w:r>
+        <w:r>
+          <w:rPr>
+            <w:rStyle w:val="Hyperlink"/>
+            <w:noProof/>
+            <w:lang w:val="en-US"/>
+          </w:rPr>
+          <w:t>Daftar pertanyaan SUS</w:t>
+        </w:r>
+        <w:r>
+          <w:rPr>
+            <w:noProof/>
+            <w:webHidden/>
+          </w:rPr>
+          <w:tab/>
+        </w:r>
+        <w:r>
+          <w:rPr>
+            <w:noProof/>
+            <w:webHidden/>
+          </w:rPr>
+          <w:fldChar w:fldCharType="begin"/>
+        </w:r>
+        <w:r>
+          <w:rPr>
+            <w:noProof/>
+            <w:webHidden/>
+          </w:rPr>
+          <w:instrText xml:space="preserve"> PAGEREF _Toc225967427 \h </w:instrText>
+        </w:r>
+        <w:r>
+          <w:rPr>
+            <w:noProof/>
+            <w:webHidden/>
+          </w:rPr>
+        </w:r>
+        <w:r>
+          <w:rPr>
+            <w:noProof/>
+            <w:webHidden/>
+          </w:rPr>
+          <w:fldChar w:fldCharType="separate"/>
+        </w:r>
+        <w:r>
+          <w:rPr>
+            <w:noProof/>
+            <w:webHidden/>
+          </w:rPr>
+          <w:t>23</w:t>
+        </w:r>
+        <w:r>
+          <w:rPr>
+            <w:noProof/>
+            <w:webHidden/>
+          </w:rPr>
+          <w:fldChar w:fldCharType="end"/>
+        </w:r>
+      </w:hyperlink>
+    </w:p>
+    <w:p>
+      <w:pPr>
+        <w:pStyle w:val="TableofFigures"/>
+        <w:tabs>
+          <w:tab w:val="right" w:leader="dot" w:pos="7927"/>
+        </w:tabs>
+        <w:rPr>
+          <w:rFonts w:asciiTheme="minorHAnsi" w:eastAsiaTheme="minorEastAsia" w:hAnsiTheme="minorHAnsi"/>
+          <w:noProof/>
+          <w:lang w:val="en-US"/>
+        </w:rPr>
+      </w:pPr>
       <w:hyperlink w:anchor="_Toc225967428" w:history="1">
         <w:r>
           <w:rPr>
@@ -9584,39 +9776,7 @@
             <w:noProof/>
             <w:lang w:val="en-US"/>
           </w:rPr>
-          <w:t>Da</w:t>
-        </w:r>
-        <w:r>
-          <w:rPr>
-            <w:rStyle w:val="Hyperlink"/>
-            <w:noProof/>
-            <w:lang w:val="en-US"/>
-          </w:rPr>
-          <w:t>f</w:t>
-        </w:r>
-        <w:r>
-          <w:rPr>
-            <w:rStyle w:val="Hyperlink"/>
-            <w:noProof/>
-            <w:lang w:val="en-US"/>
-          </w:rPr>
-          <w:t xml:space="preserve">tar </w:t>
-        </w:r>
-        <w:r>
-          <w:rPr>
-            <w:rStyle w:val="Hyperlink"/>
-            <w:noProof/>
-            <w:lang w:val="en-US"/>
-          </w:rPr>
-          <w:t>F</w:t>
-        </w:r>
-        <w:r>
-          <w:rPr>
-            <w:rStyle w:val="Hyperlink"/>
-            <w:noProof/>
-            <w:lang w:val="en-US"/>
-          </w:rPr>
-          <w:t>itur</w:t>
+          <w:t>Daftar Fitur</w:t>
         </w:r>
         <w:r>
           <w:rPr>
@@ -18880,7 +19040,7 @@
           <w:lang w:val="en-US"/>
         </w:rPr>
       </w:pPr>
-      <w:bookmarkStart w:id="44" w:name="_Toc225156106"/>
+      <w:bookmarkStart w:id="44" w:name="_Toc227759829"/>
       <w:r>
         <w:t xml:space="preserve">Gambar </w:t>
       </w:r>
@@ -19193,7 +19353,7 @@
           <w:lang w:val="en-US"/>
         </w:rPr>
       </w:pPr>
-      <w:bookmarkStart w:id="46" w:name="_Toc225156107"/>
+      <w:bookmarkStart w:id="46" w:name="_Toc227759830"/>
       <w:r>
         <w:t xml:space="preserve">Gambar </w:t>
       </w:r>
@@ -19371,7 +19531,7 @@
           <w:lang w:val="en-US"/>
         </w:rPr>
       </w:pPr>
-      <w:bookmarkStart w:id="47" w:name="_Toc225156108"/>
+      <w:bookmarkStart w:id="47" w:name="_Toc227759831"/>
       <w:r>
         <w:rPr>
           <w:noProof/>
@@ -25946,13 +26106,7 @@
         <w:rPr>
           <w:lang w:val="en-US"/>
         </w:rPr>
-        <w:t xml:space="preserve">Daftar </w:t>
-      </w:r>
-      <w:r>
-        <w:rPr>
-          <w:lang w:val="en-US"/>
-        </w:rPr>
-        <w:t>Fitur</w:t>
+        <w:t>Daftar Fitur</w:t>
       </w:r>
       <w:bookmarkEnd w:id="64"/>
     </w:p>
@@ -26899,14 +27053,7 @@
           <w:i/>
           <w:lang w:val="en-US"/>
         </w:rPr>
-        <w:t xml:space="preserve">framework front </w:t>
-      </w:r>
-      <w:r>
-        <w:rPr>
-          <w:i/>
-          <w:lang w:val="en-US"/>
-        </w:rPr>
-        <w:t>end</w:t>
+        <w:t>framework front end</w:t>
       </w:r>
       <w:r>
         <w:rPr>
@@ -27232,7 +27379,7 @@
           <w:lang w:val="en-US"/>
         </w:rPr>
       </w:pPr>
-      <w:bookmarkStart w:id="66" w:name="_Toc225156109"/>
+      <w:bookmarkStart w:id="66" w:name="_Toc227759832"/>
       <w:r>
         <w:rPr>
           <w:noProof/>
@@ -27413,7 +27560,7 @@
           <w:lang w:val="en-US"/>
         </w:rPr>
       </w:pPr>
-      <w:bookmarkStart w:id="67" w:name="_Toc225156110"/>
+      <w:bookmarkStart w:id="67" w:name="_Toc227759833"/>
       <w:r>
         <w:t xml:space="preserve">Gambar </w:t>
       </w:r>
@@ -27431,13 +27578,6 @@
         <w:t>High Fidelity Prototype</w:t>
       </w:r>
       <w:bookmarkEnd w:id="67"/>
-      <w:r>
-        <w:rPr>
-          <w:i/>
-          <w:lang w:val="en-US"/>
-        </w:rPr>
-        <w:br/>
-      </w:r>
     </w:p>
     <w:p>
       <w:pPr>
@@ -27570,7 +27710,46 @@
         <w:rPr>
           <w:lang w:val="en-US"/>
         </w:rPr>
-        <w:t xml:space="preserve">Proses implementasi dimulai dari integrasi data sensor, di mana sistem menerima input berupa data. Data yang dikumpulkan meliputi frekuensi (Hz), tegangan (Volt), daya (Watt), jenis beban (misalnya pompa air), serta informasi tambahan seperti jenis tanaman, usia tanaman, metode pengairan, dan jenis pupuk. Data ini diperoleh dari sensor yang terhubung ke sistem melalui </w:t>
+        <w:t>Proses implementasi dimulai dari integrasi data sensor, di mana sistem menerima input berupa data. Data yang dikumpulkan meliputi frekuensi (</w:t>
+      </w:r>
+      <w:r>
+        <w:rPr>
+          <w:i/>
+          <w:lang w:val="en-US"/>
+        </w:rPr>
+        <w:t>Hz</w:t>
+      </w:r>
+      <w:r>
+        <w:rPr>
+          <w:lang w:val="en-US"/>
+        </w:rPr>
+        <w:t>), tegangan (</w:t>
+      </w:r>
+      <w:r>
+        <w:rPr>
+          <w:i/>
+          <w:lang w:val="en-US"/>
+        </w:rPr>
+        <w:t>Volt</w:t>
+      </w:r>
+      <w:r>
+        <w:rPr>
+          <w:lang w:val="en-US"/>
+        </w:rPr>
+        <w:t>), daya (</w:t>
+      </w:r>
+      <w:r>
+        <w:rPr>
+          <w:i/>
+          <w:lang w:val="en-US"/>
+        </w:rPr>
+        <w:t>Watt</w:t>
+      </w:r>
+      <w:r>
+        <w:rPr>
+          <w:lang w:val="en-US"/>
+        </w:rPr>
+        <w:t xml:space="preserve">), jenis beban (misalnya pompa air), serta informasi tambahan seperti jenis tanaman, usia tanaman, metode pengairan, dan jenis pupuk. Data ini diperoleh dari sensor yang terhubung ke sistem melalui </w:t>
       </w:r>
       <w:r>
         <w:rPr>
@@ -27810,7 +27989,19 @@
         <w:rPr>
           <w:lang w:val="en-US"/>
         </w:rPr>
-        <w:t xml:space="preserve"> ke dalam sistem. Implementasi dilakukan dengan mengirimkan</w:t>
+        <w:t xml:space="preserve"> ke dalam </w:t>
+      </w:r>
+      <w:r>
+        <w:rPr>
+          <w:lang w:val="en-US"/>
+        </w:rPr>
+        <w:t>system yang dapat dilihat di gambar 4.3</w:t>
+      </w:r>
+      <w:r>
+        <w:rPr>
+          <w:lang w:val="en-US"/>
+        </w:rPr>
+        <w:t>. Implementasi dilakukan dengan mengirimkan</w:t>
       </w:r>
       <w:r>
         <w:rPr>
@@ -27922,7 +28113,103 @@
         <w:rPr>
           <w:lang w:val="en-US"/>
         </w:rPr>
-        <w:t>Data mentah dari sensor tidak langsung dikirim, melainkan terlebih dahulu diolah menjadi narasi. Sebagai contoh, data seperti frekuensi 58 Hz, tegangan 280 Volt, dan daya 380 Watt akan dikombinasikan dengan informasi menjadi kalimat deskriptif seperti:</w:t>
+        <w:t>Data mentah dari sensor tidak langsung dikirim, melainkan terlebih dahulu diolah menjadi narasi. Sebagai contoh, data seperti frekuensi 58 Hz, tegangan 280 Volt, dan daya 380 Watt akan dikombinasikan dengan infor</w:t>
+      </w:r>
+      <w:r>
+        <w:rPr>
+          <w:lang w:val="en-US"/>
+        </w:rPr>
+        <w:t xml:space="preserve">masi menjadi kalimat deskriptif. </w:t>
+      </w:r>
+      <w:r>
+        <w:rPr>
+          <w:lang w:val="en-US"/>
+        </w:rPr>
+        <w:t xml:space="preserve">Setelah </w:t>
+      </w:r>
+      <w:r>
+        <w:rPr>
+          <w:i/>
+          <w:lang w:val="en-US"/>
+        </w:rPr>
+        <w:t>prompt</w:t>
+      </w:r>
+      <w:r>
+        <w:rPr>
+          <w:lang w:val="en-US"/>
+        </w:rPr>
+        <w:t xml:space="preserve"> dikirim, </w:t>
+      </w:r>
+      <w:r>
+        <w:rPr>
+          <w:i/>
+          <w:lang w:val="en-US"/>
+        </w:rPr>
+        <w:t>Gemini AI</w:t>
+      </w:r>
+      <w:r>
+        <w:rPr>
+          <w:lang w:val="en-US"/>
+        </w:rPr>
+        <w:t xml:space="preserve"> akan mengembalikan </w:t>
+      </w:r>
+      <w:r>
+        <w:rPr>
+          <w:i/>
+          <w:lang w:val="en-US"/>
+        </w:rPr>
+        <w:t>response</w:t>
+      </w:r>
+      <w:r>
+        <w:rPr>
+          <w:lang w:val="en-US"/>
+        </w:rPr>
+        <w:t xml:space="preserve"> berupa teks rekomendasi. Hasil implementasi menunjukkan bahwa output yang dihasilkan berbentuk penjelasan</w:t>
+      </w:r>
+      <w:r>
+        <w:rPr>
+          <w:lang w:val="en-US"/>
+        </w:rPr>
+        <w:t xml:space="preserve"> deskriptif dalam bahasa sehari </w:t>
+      </w:r>
+      <w:r>
+        <w:rPr>
+          <w:lang w:val="en-US"/>
+        </w:rPr>
+        <w:t xml:space="preserve">hari, misalnya memberikan peringatan jika tegangan tidak stabil, menyarankan untuk mematikan pompa sementara, atau memberikan indikasi adanya potensi kerusakan pada instalasi listrik. </w:t>
+      </w:r>
+      <w:r>
+        <w:rPr>
+          <w:i/>
+          <w:lang w:val="en-US"/>
+        </w:rPr>
+        <w:t>Output</w:t>
+      </w:r>
+      <w:r>
+        <w:rPr>
+          <w:lang w:val="en-US"/>
+        </w:rPr>
+        <w:t xml:space="preserve"> ini kemudian diproses kembali oleh sistem dan ditampilkan pada antarmuka pengguna secara </w:t>
+      </w:r>
+      <w:r>
+        <w:rPr>
+          <w:i/>
+          <w:lang w:val="en-US"/>
+        </w:rPr>
+        <w:t xml:space="preserve">real </w:t>
+      </w:r>
+      <w:r>
+        <w:rPr>
+          <w:i/>
+          <w:lang w:val="en-US"/>
+        </w:rPr>
+        <w:t>time</w:t>
+      </w:r>
+      <w:r>
+        <w:rPr>
+          <w:lang w:val="en-US"/>
+        </w:rPr>
+        <w:t>.</w:t>
       </w:r>
     </w:p>
     <w:p>
@@ -27937,13 +28224,7 @@
         <w:rPr>
           <w:lang w:val="en-US"/>
         </w:rPr>
-        <w:t xml:space="preserve">“Saya membaca power sensor di rumah kaca saya menunjukkan angka 58 hertz dan 280 volt. Saya menggunakan pompa listrik bermerek Shimizu dengan daya 300 watt untuk menyiram tanaman tomat berusia 3 bulan menggunakan sistem irigasi tetes dengan pupuk A B Mix. Sensor juga menunjukkan beban sebesar 380 watt. Analisis kondisi listrik dan sistem pengairan saya serta berikan rekomendasi </w:t>
-      </w:r>
-      <w:r>
-        <w:rPr>
-          <w:lang w:val="en-US"/>
-        </w:rPr>
-        <w:t>tindakan yang perlu dilakukan.”</w:t>
+        <w:t>Dari sisi performa, integrasi ini berjalan dengan cukup efisien, dengan waktu respon yang relatif cepat sehingga masih mendukung kebutuhan monitoring dan pengambilan keputusan secara langsung.</w:t>
       </w:r>
     </w:p>
     <w:p>
@@ -27958,20 +28239,75 @@
         <w:rPr>
           <w:lang w:val="en-US"/>
         </w:rPr>
-        <w:t xml:space="preserve">Setelah </w:t>
-      </w:r>
-      <w:r>
-        <w:rPr>
-          <w:i/>
-          <w:lang w:val="en-US"/>
-        </w:rPr>
-        <w:t>prompt</w:t>
-      </w:r>
-      <w:r>
-        <w:rPr>
-          <w:lang w:val="en-US"/>
-        </w:rPr>
-        <w:t xml:space="preserve"> dikirim, </w:t>
+        <w:lastRenderedPageBreak/>
+        <w:drawing>
+          <wp:anchor distT="0" distB="0" distL="114300" distR="114300" simplePos="0" relativeHeight="251678720" behindDoc="0" locked="0" layoutInCell="1" allowOverlap="1">
+            <wp:simplePos x="0" y="0"/>
+            <wp:positionH relativeFrom="margin">
+              <wp:align>center</wp:align>
+            </wp:positionH>
+            <wp:positionV relativeFrom="paragraph">
+              <wp:posOffset>304800</wp:posOffset>
+            </wp:positionV>
+            <wp:extent cx="4515480" cy="3515216"/>
+            <wp:effectExtent l="0" t="0" r="0" b="9525"/>
+            <wp:wrapTopAndBottom/>
+            <wp:docPr id="17" name="Picture 17"/>
+            <wp:cNvGraphicFramePr>
+              <a:graphicFrameLocks xmlns:a="http://schemas.openxmlformats.org/drawingml/2006/main" noChangeAspect="1"/>
+            </wp:cNvGraphicFramePr>
+            <a:graphic xmlns:a="http://schemas.openxmlformats.org/drawingml/2006/main">
+              <a:graphicData uri="http://schemas.openxmlformats.org/drawingml/2006/picture">
+                <pic:pic xmlns:pic="http://schemas.openxmlformats.org/drawingml/2006/picture">
+                  <pic:nvPicPr>
+                    <pic:cNvPr id="1" name=""/>
+                    <pic:cNvPicPr/>
+                  </pic:nvPicPr>
+                  <pic:blipFill>
+                    <a:blip r:embed="rId16">
+                      <a:extLst>
+                        <a:ext uri="{28A0092B-C50C-407E-A947-70E740481C1C}">
+                          <a14:useLocalDpi xmlns:a14="http://schemas.microsoft.com/office/drawing/2010/main" val="0"/>
+                        </a:ext>
+                      </a:extLst>
+                    </a:blip>
+                    <a:stretch>
+                      <a:fillRect/>
+                    </a:stretch>
+                  </pic:blipFill>
+                  <pic:spPr>
+                    <a:xfrm>
+                      <a:off x="0" y="0"/>
+                      <a:ext cx="4515480" cy="3515216"/>
+                    </a:xfrm>
+                    <a:prstGeom prst="rect">
+                      <a:avLst/>
+                    </a:prstGeom>
+                  </pic:spPr>
+                </pic:pic>
+              </a:graphicData>
+            </a:graphic>
+          </wp:anchor>
+        </w:drawing>
+      </w:r>
+    </w:p>
+    <w:p>
+      <w:pPr>
+        <w:pStyle w:val="Caption"/>
+        <w:rPr>
+          <w:color w:val="FF0000"/>
+          <w:lang w:val="en-US"/>
+        </w:rPr>
+      </w:pPr>
+      <w:bookmarkStart w:id="69" w:name="_Toc227759834"/>
+      <w:r>
+        <w:t xml:space="preserve">Gambar </w:t>
+      </w:r>
+      <w:r>
+        <w:rPr>
+          <w:lang w:val="en-US"/>
+        </w:rPr>
+        <w:t xml:space="preserve">4.3 Implementasi </w:t>
       </w:r>
       <w:r>
         <w:rPr>
@@ -27980,91 +28316,43 @@
         </w:rPr>
         <w:t>Gemini AI</w:t>
       </w:r>
-      <w:r>
-        <w:rPr>
-          <w:lang w:val="en-US"/>
-        </w:rPr>
-        <w:t xml:space="preserve"> </w:t>
-      </w:r>
-      <w:proofErr w:type="gramStart"/>
-      <w:r>
-        <w:rPr>
-          <w:lang w:val="en-US"/>
-        </w:rPr>
-        <w:t>akan</w:t>
-      </w:r>
-      <w:proofErr w:type="gramEnd"/>
-      <w:r>
-        <w:rPr>
-          <w:lang w:val="en-US"/>
-        </w:rPr>
-        <w:t xml:space="preserve"> mengembalikan </w:t>
-      </w:r>
-      <w:r>
-        <w:rPr>
-          <w:i/>
-          <w:lang w:val="en-US"/>
-        </w:rPr>
-        <w:t>response</w:t>
-      </w:r>
-      <w:r>
-        <w:rPr>
-          <w:lang w:val="en-US"/>
-        </w:rPr>
-        <w:t xml:space="preserve"> berupa teks rekomendasi. Hasil implementasi menunjukkan bahwa output yang dihasilkan berbentuk penjelasan</w:t>
-      </w:r>
-      <w:r>
-        <w:rPr>
-          <w:lang w:val="en-US"/>
-        </w:rPr>
-        <w:t xml:space="preserve"> deskriptif dalam bahasa sehari </w:t>
-      </w:r>
-      <w:r>
-        <w:rPr>
-          <w:lang w:val="en-US"/>
-        </w:rPr>
-        <w:t xml:space="preserve">hari, misalnya memberikan peringatan jika tegangan tidak stabil, menyarankan </w:t>
-      </w:r>
-      <w:r>
-        <w:rPr>
-          <w:lang w:val="en-US"/>
-        </w:rPr>
-        <w:lastRenderedPageBreak/>
-        <w:t xml:space="preserve">untuk mematikan pompa sementara, atau memberikan indikasi adanya potensi kerusakan pada instalasi listrik. </w:t>
-      </w:r>
-      <w:r>
-        <w:rPr>
-          <w:i/>
-          <w:lang w:val="en-US"/>
-        </w:rPr>
-        <w:t>Output</w:t>
-      </w:r>
-      <w:r>
-        <w:rPr>
-          <w:lang w:val="en-US"/>
-        </w:rPr>
-        <w:t xml:space="preserve"> ini kemudian diproses kembali oleh sistem dan ditampilkan pada antarmuka pengguna secara </w:t>
-      </w:r>
-      <w:r>
-        <w:rPr>
-          <w:i/>
-          <w:lang w:val="en-US"/>
-        </w:rPr>
-        <w:t xml:space="preserve">real </w:t>
-      </w:r>
-      <w:r>
-        <w:rPr>
-          <w:i/>
-          <w:lang w:val="en-US"/>
-        </w:rPr>
-        <w:t>time</w:t>
-      </w:r>
-      <w:r>
-        <w:rPr>
-          <w:lang w:val="en-US"/>
-        </w:rPr>
-        <w:t>.</w:t>
-      </w:r>
+      <w:bookmarkEnd w:id="69"/>
+    </w:p>
+    <w:p>
+      <w:pPr>
+        <w:pStyle w:val="Heading3"/>
+        <w:ind w:firstLine="709"/>
+        <w:rPr>
+          <w:lang w:val="en-US"/>
+        </w:rPr>
+      </w:pPr>
+      <w:bookmarkStart w:id="70" w:name="_Toc225245269"/>
+      <w:r>
+        <w:rPr>
+          <w:lang w:val="en-US"/>
+        </w:rPr>
+        <w:t>4.1.</w:t>
+      </w:r>
+      <w:r>
+        <w:rPr>
+          <w:lang w:val="en-US"/>
+        </w:rPr>
+        <w:t>4</w:t>
+      </w:r>
+      <w:r>
+        <w:rPr>
+          <w:lang w:val="en-US"/>
+        </w:rPr>
+        <w:t xml:space="preserve"> Implementasi Tahap Revisi dan </w:t>
+      </w:r>
+      <w:r>
+        <w:rPr>
+          <w:i/>
+          <w:lang w:val="en-US"/>
+        </w:rPr>
+        <w:t>Deploy</w:t>
+      </w:r>
+      <w:bookmarkEnd w:id="70"/>
     </w:p>
     <w:p>
       <w:pPr>
@@ -28078,7 +28366,59 @@
         <w:rPr>
           <w:lang w:val="en-US"/>
         </w:rPr>
-        <w:t xml:space="preserve">Dari sisi performa, integrasi ini berjalan dengan cukup efisien, dengan waktu respon yang relatif cepat sehingga masih mendukung kebutuhan monitoring dan pengambilan keputusan secara langsung. </w:t>
+        <w:t xml:space="preserve">Tahap revisi dan deploy merupakan tahapan akhir dalam proses implementasi sistem, yang berfokus pada penyempurnaan sistem berdasarkan hasil evaluasi serta penyediaan sistem agar dapat digunakan secara nyata oleh pengguna. Pada penelitian ini, tahap revisi dilakukan secara iteratif mengikuti prinsip </w:t>
+      </w:r>
+      <w:r>
+        <w:rPr>
+          <w:i/>
+          <w:lang w:val="en-US"/>
+        </w:rPr>
+        <w:t>continuous improvement</w:t>
+      </w:r>
+      <w:r>
+        <w:rPr>
+          <w:lang w:val="en-US"/>
+        </w:rPr>
+        <w:t xml:space="preserve"> dalam </w:t>
+      </w:r>
+      <w:r>
+        <w:rPr>
+          <w:i/>
+          <w:lang w:val="en-US"/>
+        </w:rPr>
+        <w:t>Agile</w:t>
+      </w:r>
+      <w:r>
+        <w:rPr>
+          <w:lang w:val="en-US"/>
+        </w:rPr>
+        <w:t xml:space="preserve">, sedangkan tahap deploy dilakukan menggunakan </w:t>
+      </w:r>
+      <w:r>
+        <w:rPr>
+          <w:i/>
+          <w:lang w:val="en-US"/>
+        </w:rPr>
+        <w:t>platform cloud Vercel</w:t>
+      </w:r>
+      <w:r>
+        <w:rPr>
+          <w:lang w:val="en-US"/>
+        </w:rPr>
+        <w:t xml:space="preserve"> untuk memastikan sistem dapat diakses secara </w:t>
+      </w:r>
+      <w:r>
+        <w:rPr>
+          <w:i/>
+          <w:lang w:val="en-US"/>
+        </w:rPr>
+        <w:t>online</w:t>
+      </w:r>
+      <w:r>
+        <w:rPr>
+          <w:lang w:val="en-US"/>
+        </w:rPr>
+        <w:t xml:space="preserve"> dengan mudah.</w:t>
       </w:r>
     </w:p>
     <w:p>
@@ -28086,16 +28426,137 @@
         <w:ind w:left="709" w:firstLine="720"/>
         <w:jc w:val="both"/>
         <w:rPr>
-          <w:color w:val="FF0000"/>
-          <w:lang w:val="en-US"/>
-        </w:rPr>
-      </w:pPr>
-      <w:r>
-        <w:rPr>
-          <w:color w:val="FF0000"/>
-          <w:lang w:val="en-US"/>
-        </w:rPr>
-        <w:t>*masukkan code integrase AI</w:t>
+          <w:lang w:val="en-US"/>
+        </w:rPr>
+      </w:pPr>
+      <w:r>
+        <w:rPr>
+          <w:lang w:val="en-US"/>
+        </w:rPr>
+        <w:t xml:space="preserve">Proses revisi diawali dari hasil evaluasi pada tahap sebelumnya, khususnya dari pengujian </w:t>
+      </w:r>
+      <w:r>
+        <w:rPr>
+          <w:i/>
+          <w:lang w:val="en-US"/>
+        </w:rPr>
+        <w:t>usability</w:t>
+      </w:r>
+      <w:r>
+        <w:rPr>
+          <w:lang w:val="en-US"/>
+        </w:rPr>
+        <w:t xml:space="preserve"> dan validasi </w:t>
+      </w:r>
+      <w:r>
+        <w:rPr>
+          <w:i/>
+          <w:lang w:val="en-US"/>
+        </w:rPr>
+        <w:t>output</w:t>
+      </w:r>
+      <w:r>
+        <w:rPr>
+          <w:lang w:val="en-US"/>
+        </w:rPr>
+        <w:t xml:space="preserve"> dari </w:t>
+      </w:r>
+      <w:r>
+        <w:rPr>
+          <w:i/>
+          <w:lang w:val="en-US"/>
+        </w:rPr>
+        <w:t>Gemini AI</w:t>
+      </w:r>
+      <w:r>
+        <w:rPr>
+          <w:lang w:val="en-US"/>
+        </w:rPr>
+        <w:t xml:space="preserve">. Salah satu fokus utama revisi adalah pada penyempurnaan </w:t>
+      </w:r>
+      <w:r>
+        <w:rPr>
+          <w:i/>
+          <w:lang w:val="en-US"/>
+        </w:rPr>
+        <w:t>prompt</w:t>
+      </w:r>
+      <w:r>
+        <w:rPr>
+          <w:lang w:val="en-US"/>
+        </w:rPr>
+        <w:t xml:space="preserve"> </w:t>
+      </w:r>
+      <w:r>
+        <w:rPr>
+          <w:lang w:val="en-US"/>
+        </w:rPr>
+        <w:t xml:space="preserve">karena kualitas rekomendasi yang dihasilkan sangat bergantung pada struktur dan kejelasan </w:t>
+      </w:r>
+      <w:r>
+        <w:rPr>
+          <w:i/>
+          <w:lang w:val="en-US"/>
+        </w:rPr>
+        <w:t>prompt</w:t>
+      </w:r>
+      <w:r>
+        <w:rPr>
+          <w:lang w:val="en-US"/>
+        </w:rPr>
+        <w:t xml:space="preserve"> yang dikirim ke </w:t>
+      </w:r>
+      <w:r>
+        <w:rPr>
+          <w:i/>
+          <w:lang w:val="en-US"/>
+        </w:rPr>
+        <w:t>AI</w:t>
+      </w:r>
+      <w:r>
+        <w:rPr>
+          <w:lang w:val="en-US"/>
+        </w:rPr>
+        <w:t xml:space="preserve">. Pada implementasi awal, </w:t>
+      </w:r>
+      <w:r>
+        <w:rPr>
+          <w:i/>
+          <w:lang w:val="en-US"/>
+        </w:rPr>
+        <w:t>prompt</w:t>
+      </w:r>
+      <w:r>
+        <w:rPr>
+          <w:lang w:val="en-US"/>
+        </w:rPr>
+        <w:t xml:space="preserve"> yang digunakan masih bersifat umum dan kurang terstruktur, sehingga </w:t>
+      </w:r>
+      <w:r>
+        <w:rPr>
+          <w:i/>
+          <w:lang w:val="en-US"/>
+        </w:rPr>
+        <w:t>output</w:t>
+      </w:r>
+      <w:r>
+        <w:rPr>
+          <w:lang w:val="en-US"/>
+        </w:rPr>
+        <w:t xml:space="preserve"> yang dihasilkan oleh </w:t>
+      </w:r>
+      <w:r>
+        <w:rPr>
+          <w:i/>
+          <w:lang w:val="en-US"/>
+        </w:rPr>
+        <w:t>Gemini AI</w:t>
+      </w:r>
+      <w:r>
+        <w:rPr>
+          <w:lang w:val="en-US"/>
+        </w:rPr>
+        <w:t xml:space="preserve"> cenderung terlalu luas.</w:t>
       </w:r>
     </w:p>
     <w:p>
@@ -28103,16 +28564,616 @@
         <w:ind w:left="709" w:firstLine="720"/>
         <w:jc w:val="both"/>
         <w:rPr>
+          <w:lang w:val="en-US"/>
+        </w:rPr>
+      </w:pPr>
+      <w:r>
+        <w:rPr>
+          <w:lang w:val="en-US"/>
+        </w:rPr>
+        <w:t xml:space="preserve">Untuk mengatasi hal tersebut, dilakukan beberapa iterasi perbaikan pada </w:t>
+      </w:r>
+      <w:r>
+        <w:rPr>
+          <w:i/>
+          <w:lang w:val="en-US"/>
+        </w:rPr>
+        <w:t>prompt</w:t>
+      </w:r>
+      <w:r>
+        <w:rPr>
+          <w:lang w:val="en-US"/>
+        </w:rPr>
+        <w:t xml:space="preserve">. </w:t>
+      </w:r>
+      <w:r>
+        <w:rPr>
+          <w:lang w:val="en-US"/>
+        </w:rPr>
+        <w:t xml:space="preserve">Oleh karena itu dilakukan </w:t>
+      </w:r>
+      <w:r>
+        <w:rPr>
+          <w:lang w:val="en-US"/>
+        </w:rPr>
+        <w:t xml:space="preserve">penyusunan ulang struktur kalimat, di mana </w:t>
+      </w:r>
+      <w:r>
+        <w:rPr>
+          <w:i/>
+          <w:lang w:val="en-US"/>
+        </w:rPr>
+        <w:t>prompt</w:t>
+      </w:r>
+      <w:r>
+        <w:rPr>
+          <w:lang w:val="en-US"/>
+        </w:rPr>
+        <w:t xml:space="preserve"> dipecah menjadi bagian yang lebih sistematis, misalnya </w:t>
+      </w:r>
+      <w:r>
+        <w:rPr>
+          <w:lang w:val="en-US"/>
+        </w:rPr>
+        <w:lastRenderedPageBreak/>
+        <w:t xml:space="preserve">diawali dengan kondisi sensor, dilanjutkan dengan deskripsi penggunaan alat, dan diakhiri dengan instruksi yang jelas seperti “berikan analisis dan </w:t>
+      </w:r>
+      <w:r>
+        <w:rPr>
+          <w:lang w:val="en-US"/>
+        </w:rPr>
+        <w:t xml:space="preserve">tindakan yang harus dilakukan”. </w:t>
+      </w:r>
+      <w:r>
+        <w:rPr>
+          <w:lang w:val="en-US"/>
+        </w:rPr>
+        <w:t xml:space="preserve">Selain itu, dilakukan juga penegasan tujuan </w:t>
+      </w:r>
+      <w:r>
+        <w:rPr>
+          <w:i/>
+          <w:lang w:val="en-US"/>
+        </w:rPr>
+        <w:t>output</w:t>
+      </w:r>
+      <w:r>
+        <w:rPr>
+          <w:lang w:val="en-US"/>
+        </w:rPr>
+        <w:t xml:space="preserve">, dengan menambahkan arahan dalam </w:t>
+      </w:r>
+      <w:r>
+        <w:rPr>
+          <w:i/>
+          <w:lang w:val="en-US"/>
+        </w:rPr>
+        <w:t>prompt</w:t>
+      </w:r>
+      <w:r>
+        <w:rPr>
+          <w:lang w:val="en-US"/>
+        </w:rPr>
+        <w:t xml:space="preserve"> agar </w:t>
+      </w:r>
+      <w:r>
+        <w:rPr>
+          <w:i/>
+          <w:lang w:val="en-US"/>
+        </w:rPr>
+        <w:t>AI</w:t>
+      </w:r>
+      <w:r>
+        <w:rPr>
+          <w:lang w:val="en-US"/>
+        </w:rPr>
+        <w:t xml:space="preserve"> memberikan jawaban dalam bentuk rekomendasi </w:t>
+      </w:r>
+      <w:r>
+        <w:rPr>
+          <w:lang w:val="en-US"/>
+        </w:rPr>
+        <w:t>yang singkat dan jelas.</w:t>
+      </w:r>
+    </w:p>
+    <w:p>
+      <w:pPr>
+        <w:ind w:left="709" w:firstLine="720"/>
+        <w:jc w:val="both"/>
+        <w:rPr>
+          <w:lang w:val="en-US"/>
+        </w:rPr>
+      </w:pPr>
+      <w:r>
+        <w:rPr>
+          <w:lang w:val="en-US"/>
+        </w:rPr>
+        <w:t xml:space="preserve">Proses revisi tidak dilakukan hanya sekali, tetapi melalui beberapa siklus uji coba dengan data yang berbeda. Setiap hasil </w:t>
+      </w:r>
+      <w:r>
+        <w:rPr>
+          <w:i/>
+          <w:lang w:val="en-US"/>
+        </w:rPr>
+        <w:t>output</w:t>
+      </w:r>
+      <w:r>
+        <w:rPr>
+          <w:lang w:val="en-US"/>
+        </w:rPr>
+        <w:t xml:space="preserve"> dianalisis untuk melihat apakah rekomendasi sudah sesuai dengan kondisi nyata dan mudah dipahami. Dari proses ini, diperoleh pola </w:t>
+      </w:r>
+      <w:r>
+        <w:rPr>
+          <w:i/>
+          <w:lang w:val="en-US"/>
+        </w:rPr>
+        <w:t>prompt</w:t>
+      </w:r>
+      <w:r>
+        <w:rPr>
+          <w:lang w:val="en-US"/>
+        </w:rPr>
+        <w:t xml:space="preserve"> optimal </w:t>
+      </w:r>
+      <w:proofErr w:type="gramStart"/>
+      <w:r>
+        <w:rPr>
+          <w:lang w:val="en-US"/>
+        </w:rPr>
+        <w:t xml:space="preserve">yang </w:t>
+      </w:r>
+      <w:r>
+        <w:rPr>
+          <w:lang w:val="en-US"/>
+        </w:rPr>
+        <w:t xml:space="preserve"> memiliki</w:t>
+      </w:r>
+      <w:proofErr w:type="gramEnd"/>
+      <w:r>
+        <w:rPr>
+          <w:lang w:val="en-US"/>
+        </w:rPr>
+        <w:t xml:space="preserve"> instruksi yang jelas. Dengan pendekatan ini, sistem mampu menghasilkan </w:t>
+      </w:r>
+      <w:r>
+        <w:rPr>
+          <w:i/>
+          <w:lang w:val="en-US"/>
+        </w:rPr>
+        <w:t>output</w:t>
+      </w:r>
+      <w:r>
+        <w:rPr>
+          <w:lang w:val="en-US"/>
+        </w:rPr>
+        <w:t xml:space="preserve"> yang konsisten dan memiliki nilai praktis bagi pengguna.</w:t>
+      </w:r>
+    </w:p>
+    <w:p>
+      <w:pPr>
+        <w:ind w:left="720"/>
+        <w:jc w:val="both"/>
+        <w:rPr>
+          <w:lang w:val="en-US"/>
+        </w:rPr>
+      </w:pPr>
+      <w:r>
+        <w:rPr>
+          <w:lang w:val="en-US"/>
+        </w:rPr>
+        <w:t xml:space="preserve">Selain revisi pada </w:t>
+      </w:r>
+      <w:r>
+        <w:rPr>
+          <w:i/>
+          <w:lang w:val="en-US"/>
+        </w:rPr>
+        <w:t>prompt</w:t>
+      </w:r>
+      <w:r>
+        <w:rPr>
+          <w:lang w:val="en-US"/>
+        </w:rPr>
+        <w:t xml:space="preserve">, dilakukan juga perbaikan pada aspek lain seperti tampilan antarmuka, peningkatan kecepatan respon sistem, serta penyederhanaan beberapa istilah teknis agar lebih mudah dipahami. </w:t>
+      </w:r>
+    </w:p>
+    <w:p>
+      <w:pPr>
+        <w:ind w:left="720"/>
+        <w:jc w:val="both"/>
+        <w:rPr>
+          <w:lang w:val="en-US"/>
+        </w:rPr>
+      </w:pPr>
+      <w:r>
+        <w:rPr>
+          <w:lang w:val="en-US"/>
+        </w:rPr>
+        <w:t xml:space="preserve">Setelah sistem mencapai tingkat performa yang diinginkan, dilakukan tahap </w:t>
+      </w:r>
+      <w:r>
+        <w:rPr>
+          <w:i/>
+          <w:lang w:val="en-US"/>
+        </w:rPr>
+        <w:t>deployment</w:t>
+      </w:r>
+      <w:r>
+        <w:rPr>
+          <w:lang w:val="en-US"/>
+        </w:rPr>
+        <w:t xml:space="preserve"> menggunakan </w:t>
+      </w:r>
+      <w:r>
+        <w:rPr>
+          <w:i/>
+          <w:lang w:val="en-US"/>
+        </w:rPr>
+        <w:t>Vercel</w:t>
+      </w:r>
+      <w:r>
+        <w:rPr>
+          <w:lang w:val="en-US"/>
+        </w:rPr>
+        <w:t xml:space="preserve">. </w:t>
+      </w:r>
+      <w:r>
+        <w:rPr>
+          <w:i/>
+          <w:lang w:val="en-US"/>
+        </w:rPr>
+        <w:t>Vercel</w:t>
+      </w:r>
+      <w:r>
+        <w:rPr>
+          <w:lang w:val="en-US"/>
+        </w:rPr>
+        <w:t xml:space="preserve"> dipilih karena kemudahan integrasinya dengan </w:t>
+      </w:r>
+      <w:r>
+        <w:rPr>
+          <w:i/>
+          <w:lang w:val="en-US"/>
+        </w:rPr>
+        <w:t xml:space="preserve">framework front </w:t>
+      </w:r>
+      <w:r>
+        <w:rPr>
+          <w:i/>
+          <w:lang w:val="en-US"/>
+        </w:rPr>
+        <w:t>end</w:t>
+      </w:r>
+      <w:r>
+        <w:rPr>
+          <w:lang w:val="en-US"/>
+        </w:rPr>
+        <w:t xml:space="preserve"> seperti </w:t>
+      </w:r>
+      <w:r>
+        <w:rPr>
+          <w:i/>
+          <w:lang w:val="en-US"/>
+        </w:rPr>
+        <w:t>Preact</w:t>
+      </w:r>
+      <w:r>
+        <w:rPr>
+          <w:lang w:val="en-US"/>
+        </w:rPr>
+        <w:t xml:space="preserve"> serta kemampuannya dalam melakukan </w:t>
+      </w:r>
+      <w:r>
+        <w:rPr>
+          <w:i/>
+          <w:lang w:val="en-US"/>
+        </w:rPr>
+        <w:t>deployment</w:t>
+      </w:r>
+      <w:r>
+        <w:rPr>
+          <w:lang w:val="en-US"/>
+        </w:rPr>
+        <w:t xml:space="preserve"> secara cepat dan otomatis. Proses </w:t>
+      </w:r>
+      <w:r>
+        <w:rPr>
+          <w:i/>
+          <w:lang w:val="en-US"/>
+        </w:rPr>
+        <w:t>deployment</w:t>
+      </w:r>
+      <w:r>
+        <w:rPr>
+          <w:lang w:val="en-US"/>
+        </w:rPr>
+        <w:t xml:space="preserve"> dimulai dengan mengunggah </w:t>
+      </w:r>
+      <w:r>
+        <w:rPr>
+          <w:i/>
+          <w:lang w:val="en-US"/>
+        </w:rPr>
+        <w:t>source code</w:t>
+      </w:r>
+      <w:r>
+        <w:rPr>
+          <w:lang w:val="en-US"/>
+        </w:rPr>
+        <w:t xml:space="preserve"> ke </w:t>
+      </w:r>
+      <w:r>
+        <w:rPr>
+          <w:i/>
+          <w:lang w:val="en-US"/>
+        </w:rPr>
+        <w:t>GitHub</w:t>
+      </w:r>
+      <w:r>
+        <w:rPr>
+          <w:lang w:val="en-US"/>
+        </w:rPr>
+        <w:t xml:space="preserve">, kemudian menghubungkannya dengan </w:t>
+      </w:r>
+      <w:r>
+        <w:rPr>
+          <w:i/>
+          <w:lang w:val="en-US"/>
+        </w:rPr>
+        <w:t>platform Vercel</w:t>
+      </w:r>
+      <w:r>
+        <w:rPr>
+          <w:lang w:val="en-US"/>
+        </w:rPr>
+        <w:t xml:space="preserve">. Setelah terhubung, </w:t>
+      </w:r>
+      <w:r>
+        <w:rPr>
+          <w:i/>
+          <w:lang w:val="en-US"/>
+        </w:rPr>
+        <w:t>Vercel</w:t>
+      </w:r>
+      <w:r>
+        <w:rPr>
+          <w:lang w:val="en-US"/>
+        </w:rPr>
+        <w:t xml:space="preserve"> secara otomatis melakukan proses </w:t>
+      </w:r>
+      <w:r>
+        <w:rPr>
+          <w:i/>
+          <w:lang w:val="en-US"/>
+        </w:rPr>
+        <w:t>build</w:t>
+      </w:r>
+      <w:r>
+        <w:rPr>
+          <w:lang w:val="en-US"/>
+        </w:rPr>
+        <w:t xml:space="preserve"> dan </w:t>
+      </w:r>
+      <w:r>
+        <w:rPr>
+          <w:i/>
+          <w:lang w:val="en-US"/>
+        </w:rPr>
+        <w:t>deploy</w:t>
+      </w:r>
+      <w:r>
+        <w:rPr>
+          <w:lang w:val="en-US"/>
+        </w:rPr>
+        <w:t xml:space="preserve"> setiap kali terdapat pembaruan pada </w:t>
+      </w:r>
+      <w:r>
+        <w:rPr>
+          <w:i/>
+          <w:lang w:val="en-US"/>
+        </w:rPr>
+        <w:t>repository</w:t>
+      </w:r>
+      <w:r>
+        <w:rPr>
+          <w:lang w:val="en-US"/>
+        </w:rPr>
+        <w:t>.</w:t>
+      </w:r>
+    </w:p>
+    <w:p>
+      <w:pPr>
+        <w:ind w:left="709" w:firstLine="720"/>
+        <w:jc w:val="both"/>
+        <w:rPr>
           <w:color w:val="FF0000"/>
           <w:lang w:val="en-US"/>
         </w:rPr>
       </w:pPr>
       <w:r>
         <w:rPr>
-          <w:color w:val="FF0000"/>
-          <w:lang w:val="en-US"/>
-        </w:rPr>
-        <w:t>*masukkan code unit testing &amp; integration testing</w:t>
+          <w:lang w:val="en-US"/>
+        </w:rPr>
+        <w:t xml:space="preserve">Konfigurasi </w:t>
+      </w:r>
+      <w:r>
+        <w:rPr>
+          <w:i/>
+          <w:lang w:val="en-US"/>
+        </w:rPr>
+        <w:t>environment</w:t>
+      </w:r>
+      <w:r>
+        <w:rPr>
+          <w:lang w:val="en-US"/>
+        </w:rPr>
+        <w:t xml:space="preserve"> seperti </w:t>
+      </w:r>
+      <w:r>
+        <w:rPr>
+          <w:i/>
+          <w:lang w:val="en-US"/>
+        </w:rPr>
+        <w:t>API key Gemini AI</w:t>
+      </w:r>
+      <w:r>
+        <w:rPr>
+          <w:lang w:val="en-US"/>
+        </w:rPr>
+        <w:t xml:space="preserve"> juga dilakukan pada </w:t>
+      </w:r>
+      <w:r>
+        <w:rPr>
+          <w:i/>
+          <w:lang w:val="en-US"/>
+        </w:rPr>
+        <w:t>Vercel</w:t>
+      </w:r>
+      <w:r>
+        <w:rPr>
+          <w:lang w:val="en-US"/>
+        </w:rPr>
+        <w:t xml:space="preserve"> melalui fitur </w:t>
+      </w:r>
+      <w:r>
+        <w:rPr>
+          <w:i/>
+          <w:lang w:val="en-US"/>
+        </w:rPr>
+        <w:t>environment variables</w:t>
+      </w:r>
+      <w:r>
+        <w:rPr>
+          <w:lang w:val="en-US"/>
+        </w:rPr>
+        <w:t xml:space="preserve">, sehingga keamanan data tetap terjaga dan tidak terekspos secara langsung di dalam kode. Setelah proses </w:t>
+      </w:r>
+      <w:r>
+        <w:rPr>
+          <w:i/>
+          <w:lang w:val="en-US"/>
+        </w:rPr>
+        <w:t>deploy</w:t>
+      </w:r>
+      <w:r>
+        <w:rPr>
+          <w:lang w:val="en-US"/>
+        </w:rPr>
+        <w:t xml:space="preserve"> selesai, sistem dapat diakses melalui URL publik yang disediakan oleh </w:t>
+      </w:r>
+      <w:r>
+        <w:rPr>
+          <w:i/>
+          <w:lang w:val="en-US"/>
+        </w:rPr>
+        <w:t>Vercel</w:t>
+      </w:r>
+      <w:r>
+        <w:rPr>
+          <w:lang w:val="en-US"/>
+        </w:rPr>
+        <w:t>.</w:t>
+      </w:r>
+    </w:p>
+    <w:p>
+      <w:pPr>
+        <w:jc w:val="both"/>
+        <w:rPr>
+          <w:lang w:val="en-US"/>
+        </w:rPr>
+      </w:pPr>
+    </w:p>
+    <w:p>
+      <w:pPr>
+        <w:ind w:firstLine="0"/>
+        <w:jc w:val="both"/>
+        <w:rPr>
+          <w:lang w:val="en-US"/>
+        </w:rPr>
+      </w:pPr>
+      <w:r>
+        <w:rPr>
+          <w:lang w:val="en-US"/>
+        </w:rPr>
+        <w:t xml:space="preserve">Berdasarkan hasil implementasi yang telah dilakukan, dapat disimpulkan bahwa metode </w:t>
+      </w:r>
+      <w:r>
+        <w:rPr>
+          <w:i/>
+          <w:lang w:val="en-US"/>
+        </w:rPr>
+        <w:t>Agile</w:t>
+      </w:r>
+      <w:r>
+        <w:rPr>
+          <w:lang w:val="en-US"/>
+        </w:rPr>
+        <w:t xml:space="preserve"> yang dikombinasikan dengan </w:t>
+      </w:r>
+      <w:r>
+        <w:rPr>
+          <w:i/>
+          <w:lang w:val="en-US"/>
+        </w:rPr>
+        <w:t>User Centered Design</w:t>
+      </w:r>
+      <w:r>
+        <w:rPr>
+          <w:lang w:val="en-US"/>
+        </w:rPr>
+        <w:t xml:space="preserve"> berhasil menghasilkan sistem yang adaptif, mudah digunakan, dan sesuai dengan kebutuhan pengguna. Sistem yang dibangun mampu memberikan rekomendasi yang cukup akurat dan relevan dalam membantu pengambilan</w:t>
+      </w:r>
+      <w:r>
+        <w:rPr>
+          <w:lang w:val="en-US"/>
+        </w:rPr>
+        <w:t xml:space="preserve"> keputusan di bidang pertanian.</w:t>
+      </w:r>
+    </w:p>
+    <w:p>
+      <w:pPr>
+        <w:pStyle w:val="Heading2"/>
+      </w:pPr>
+      <w:bookmarkStart w:id="71" w:name="_Toc137038249"/>
+      <w:bookmarkStart w:id="72" w:name="_Toc225245270"/>
+      <w:r>
+        <w:lastRenderedPageBreak/>
+        <w:t>4.2 Hasil Evaluasi dan Validasi Solusi</w:t>
+      </w:r>
+      <w:bookmarkEnd w:id="71"/>
+      <w:bookmarkEnd w:id="72"/>
+      <w:r>
+        <w:t xml:space="preserve"> </w:t>
+      </w:r>
+    </w:p>
+    <w:p>
+      <w:pPr>
+        <w:jc w:val="both"/>
+      </w:pPr>
+      <w:r>
+        <w:t xml:space="preserve">Hasil evaluasi dan validasi solusi pada penelitian ini mencakup pengujian teknis sistem, pengujian </w:t>
+      </w:r>
+      <w:r>
+        <w:rPr>
+          <w:i/>
+        </w:rPr>
+        <w:t>usability</w:t>
+      </w:r>
+      <w:r>
+        <w:t xml:space="preserve">, serta validasi fungsi deskriptif dari </w:t>
+      </w:r>
+      <w:r>
+        <w:rPr>
+          <w:i/>
+        </w:rPr>
+        <w:t>Gemini AI</w:t>
+      </w:r>
+      <w:r>
+        <w:t>. Evaluasi ini bertujuan untuk memastikan bahwa sistem yang dikembangkan tidak hanya berjalan dengan baik secara teknis, tetapi juga memberikan manfaat nyata bagi pengguna dalam konteks penge</w:t>
+      </w:r>
+      <w:r>
+        <w:t>lolaan rumah kaca hortikultura.</w:t>
       </w:r>
     </w:p>
     <w:p>
@@ -28123,33 +29184,14 @@
           <w:lang w:val="en-US"/>
         </w:rPr>
       </w:pPr>
-      <w:bookmarkStart w:id="69" w:name="_Toc225245269"/>
-      <w:r>
-        <w:rPr>
-          <w:lang w:val="en-US"/>
-        </w:rPr>
-        <w:t>4.1.</w:t>
-      </w:r>
-      <w:r>
-        <w:rPr>
-          <w:lang w:val="en-US"/>
-        </w:rPr>
-        <w:t>4</w:t>
-      </w:r>
-      <w:r>
-        <w:rPr>
-          <w:lang w:val="en-US"/>
-        </w:rPr>
-        <w:t xml:space="preserve"> Implementasi Tahap Revisi dan </w:t>
-      </w:r>
-      <w:r>
-        <w:rPr>
-          <w:i/>
-          <w:lang w:val="en-US"/>
-        </w:rPr>
-        <w:t>Deploy</w:t>
-      </w:r>
-      <w:bookmarkEnd w:id="69"/>
+      <w:bookmarkStart w:id="73" w:name="_Toc225245271"/>
+      <w:r>
+        <w:rPr>
+          <w:lang w:val="en-US"/>
+        </w:rPr>
+        <w:t>4.2.1 Hasil Pengujian Teknis Sistem</w:t>
+      </w:r>
+      <w:bookmarkEnd w:id="73"/>
     </w:p>
     <w:p>
       <w:pPr>
@@ -28163,60 +29205,267 @@
         <w:rPr>
           <w:lang w:val="en-US"/>
         </w:rPr>
-        <w:t xml:space="preserve">Tahap revisi dan deploy merupakan tahapan akhir dalam proses implementasi sistem, yang berfokus pada penyempurnaan sistem berdasarkan hasil evaluasi serta penyediaan sistem agar dapat digunakan secara nyata oleh pengguna. Pada penelitian ini, tahap revisi dilakukan secara iteratif mengikuti prinsip </w:t>
-      </w:r>
-      <w:r>
-        <w:rPr>
-          <w:i/>
-          <w:lang w:val="en-US"/>
-        </w:rPr>
-        <w:t>continuous improvement</w:t>
-      </w:r>
-      <w:r>
-        <w:rPr>
-          <w:lang w:val="en-US"/>
-        </w:rPr>
-        <w:t xml:space="preserve"> dalam </w:t>
-      </w:r>
-      <w:r>
-        <w:rPr>
-          <w:i/>
-          <w:lang w:val="en-US"/>
-        </w:rPr>
-        <w:t>Agile</w:t>
-      </w:r>
-      <w:r>
-        <w:rPr>
-          <w:lang w:val="en-US"/>
-        </w:rPr>
-        <w:t xml:space="preserve">, sedangkan tahap deploy dilakukan menggunakan </w:t>
-      </w:r>
-      <w:r>
-        <w:rPr>
-          <w:i/>
-          <w:lang w:val="en-US"/>
-        </w:rPr>
-        <w:t>platform cloud Vercel</w:t>
-      </w:r>
-      <w:r>
-        <w:rPr>
-          <w:lang w:val="en-US"/>
-        </w:rPr>
-        <w:t xml:space="preserve"> untuk memastikan sistem dapat diakses secara </w:t>
-      </w:r>
-      <w:r>
-        <w:rPr>
-          <w:i/>
-          <w:lang w:val="en-US"/>
-        </w:rPr>
-        <w:t>online</w:t>
-      </w:r>
-      <w:r>
-        <w:rPr>
-          <w:lang w:val="en-US"/>
-        </w:rPr>
-        <w:t xml:space="preserve"> dengan mudah.</w:t>
-      </w:r>
+        <w:drawing>
+          <wp:anchor distT="0" distB="0" distL="114300" distR="114300" simplePos="0" relativeHeight="251679744" behindDoc="0" locked="0" layoutInCell="1" allowOverlap="1">
+            <wp:simplePos x="0" y="0"/>
+            <wp:positionH relativeFrom="column">
+              <wp:posOffset>198120</wp:posOffset>
+            </wp:positionH>
+            <wp:positionV relativeFrom="paragraph">
+              <wp:posOffset>2371725</wp:posOffset>
+            </wp:positionV>
+            <wp:extent cx="5039995" cy="937260"/>
+            <wp:effectExtent l="0" t="0" r="8255" b="0"/>
+            <wp:wrapTopAndBottom/>
+            <wp:docPr id="18" name="Picture 18"/>
+            <wp:cNvGraphicFramePr>
+              <a:graphicFrameLocks xmlns:a="http://schemas.openxmlformats.org/drawingml/2006/main" noChangeAspect="1"/>
+            </wp:cNvGraphicFramePr>
+            <a:graphic xmlns:a="http://schemas.openxmlformats.org/drawingml/2006/main">
+              <a:graphicData uri="http://schemas.openxmlformats.org/drawingml/2006/picture">
+                <pic:pic xmlns:pic="http://schemas.openxmlformats.org/drawingml/2006/picture">
+                  <pic:nvPicPr>
+                    <pic:cNvPr id="1" name=""/>
+                    <pic:cNvPicPr/>
+                  </pic:nvPicPr>
+                  <pic:blipFill>
+                    <a:blip r:embed="rId17">
+                      <a:extLst>
+                        <a:ext uri="{28A0092B-C50C-407E-A947-70E740481C1C}">
+                          <a14:useLocalDpi xmlns:a14="http://schemas.microsoft.com/office/drawing/2010/main" val="0"/>
+                        </a:ext>
+                      </a:extLst>
+                    </a:blip>
+                    <a:stretch>
+                      <a:fillRect/>
+                    </a:stretch>
+                  </pic:blipFill>
+                  <pic:spPr>
+                    <a:xfrm>
+                      <a:off x="0" y="0"/>
+                      <a:ext cx="5039995" cy="937260"/>
+                    </a:xfrm>
+                    <a:prstGeom prst="rect">
+                      <a:avLst/>
+                    </a:prstGeom>
+                  </pic:spPr>
+                </pic:pic>
+              </a:graphicData>
+            </a:graphic>
+          </wp:anchor>
+        </w:drawing>
+      </w:r>
+      <w:r>
+        <w:rPr>
+          <w:lang w:val="en-US"/>
+        </w:rPr>
+        <w:t xml:space="preserve">Pengujian teknis difokuskan pada respons antarmuka, dan kelancaran integrasi </w:t>
+      </w:r>
+      <w:r>
+        <w:rPr>
+          <w:i/>
+          <w:lang w:val="en-US"/>
+        </w:rPr>
+        <w:t>API Gemini AI</w:t>
+      </w:r>
+      <w:r>
+        <w:rPr>
+          <w:lang w:val="en-US"/>
+        </w:rPr>
+        <w:t xml:space="preserve">. Berdasarkan pengamatan selama 100 jam operasional, sistem mencatatkan waktu </w:t>
+      </w:r>
+      <w:r>
+        <w:rPr>
+          <w:i/>
+          <w:lang w:val="en-US"/>
+        </w:rPr>
+        <w:t>uptime</w:t>
+      </w:r>
+      <w:r>
+        <w:rPr>
+          <w:lang w:val="en-US"/>
+        </w:rPr>
+        <w:t xml:space="preserve"> selama 98 jam. Dengan demikian, persentase </w:t>
+      </w:r>
+      <w:r>
+        <w:rPr>
+          <w:i/>
+          <w:lang w:val="en-US"/>
+        </w:rPr>
+        <w:t>uptime</w:t>
+      </w:r>
+      <w:r>
+        <w:rPr>
+          <w:lang w:val="en-US"/>
+        </w:rPr>
+        <w:t xml:space="preserve"> sistem mencapai 98%. Angka ini telah melampaui standar keberhasilan minimal yang ditetapkan, yaitu 96%. Selain itu, integrasi </w:t>
+      </w:r>
+      <w:r>
+        <w:rPr>
+          <w:i/>
+          <w:lang w:val="en-US"/>
+        </w:rPr>
+        <w:t>API</w:t>
+      </w:r>
+      <w:r>
+        <w:rPr>
+          <w:lang w:val="en-US"/>
+        </w:rPr>
+        <w:t xml:space="preserve"> berjalan dengan stabil tanpa adanya </w:t>
+      </w:r>
+      <w:r>
+        <w:rPr>
+          <w:i/>
+          <w:lang w:val="en-US"/>
+        </w:rPr>
+        <w:t>bottleneck</w:t>
+      </w:r>
+      <w:r>
+        <w:rPr>
+          <w:lang w:val="en-US"/>
+        </w:rPr>
+        <w:t xml:space="preserve"> yang signifikan. Aliran data sensor ke dashboard </w:t>
+      </w:r>
+      <w:r>
+        <w:rPr>
+          <w:i/>
+          <w:lang w:val="en-US"/>
+        </w:rPr>
+        <w:t>Preact</w:t>
+      </w:r>
+      <w:r>
+        <w:rPr>
+          <w:lang w:val="en-US"/>
+        </w:rPr>
+        <w:t xml:space="preserve"> dan </w:t>
+      </w:r>
+      <w:r>
+        <w:rPr>
+          <w:i/>
+          <w:lang w:val="en-US"/>
+        </w:rPr>
+        <w:t>prompt</w:t>
+      </w:r>
+      <w:r>
+        <w:rPr>
+          <w:lang w:val="en-US"/>
+        </w:rPr>
+        <w:t xml:space="preserve"> ke </w:t>
+      </w:r>
+      <w:r>
+        <w:rPr>
+          <w:i/>
+          <w:lang w:val="en-US"/>
+        </w:rPr>
+        <w:t>Gemini AI</w:t>
+      </w:r>
+      <w:r>
+        <w:rPr>
+          <w:lang w:val="en-US"/>
+        </w:rPr>
+        <w:t xml:space="preserve"> memiliki </w:t>
+      </w:r>
+      <w:r>
+        <w:rPr>
+          <w:i/>
+          <w:lang w:val="en-US"/>
+        </w:rPr>
+        <w:t>response</w:t>
+      </w:r>
+      <w:r>
+        <w:rPr>
+          <w:lang w:val="en-US"/>
+        </w:rPr>
+        <w:t xml:space="preserve"> time rata </w:t>
+      </w:r>
+      <w:r>
+        <w:rPr>
+          <w:lang w:val="en-US"/>
+        </w:rPr>
+        <w:t>rata di bawah 3 detik</w:t>
+      </w:r>
+      <w:r>
+        <w:rPr>
+          <w:lang w:val="en-US"/>
+        </w:rPr>
+        <w:t xml:space="preserve"> yang dapat dilihat pada gambar 4.4</w:t>
+      </w:r>
+      <w:r>
+        <w:rPr>
+          <w:lang w:val="en-US"/>
+        </w:rPr>
+        <w:t>, menunjukkan bahwa arsitektur sistem cukup tangguh untuk kebutuhan operasional rumah kaca yang berkelanjutan.</w:t>
+      </w:r>
+    </w:p>
+    <w:p>
+      <w:pPr>
+        <w:pStyle w:val="Caption"/>
+        <w:rPr>
+          <w:lang w:val="en-US"/>
+        </w:rPr>
+      </w:pPr>
+      <w:r>
+        <w:rPr>
+          <w:lang w:val="en-US"/>
+        </w:rPr>
+        <w:tab/>
+      </w:r>
+      <w:r>
+        <w:rPr>
+          <w:lang w:val="en-US"/>
+        </w:rPr>
+        <w:tab/>
+      </w:r>
+      <w:bookmarkStart w:id="74" w:name="_Toc227759835"/>
+      <w:r>
+        <w:t xml:space="preserve">Gambar </w:t>
+      </w:r>
+      <w:r>
+        <w:rPr>
+          <w:lang w:val="en-US"/>
+        </w:rPr>
+        <w:t>4.4</w:t>
+      </w:r>
+      <w:bookmarkStart w:id="75" w:name="_GoBack"/>
+      <w:bookmarkEnd w:id="75"/>
+      <w:r>
+        <w:rPr>
+          <w:lang w:val="en-US"/>
+        </w:rPr>
+        <w:t xml:space="preserve"> </w:t>
+      </w:r>
+      <w:r>
+        <w:rPr>
+          <w:i/>
+          <w:lang w:val="en-US"/>
+        </w:rPr>
+        <w:t>API Request Gemini</w:t>
+      </w:r>
+      <w:bookmarkEnd w:id="74"/>
+    </w:p>
+    <w:p>
+      <w:pPr>
+        <w:pStyle w:val="Heading3"/>
+        <w:ind w:firstLine="709"/>
+        <w:rPr>
+          <w:lang w:val="en-US"/>
+        </w:rPr>
+      </w:pPr>
+      <w:bookmarkStart w:id="76" w:name="_Toc225245272"/>
+      <w:r>
+        <w:rPr>
+          <w:lang w:val="en-US"/>
+        </w:rPr>
+        <w:t xml:space="preserve">4.2.2 Hasil Pengujian </w:t>
+      </w:r>
+      <w:r>
+        <w:rPr>
+          <w:i/>
+          <w:lang w:val="en-US"/>
+        </w:rPr>
+        <w:t>Usability Testing</w:t>
+      </w:r>
+      <w:bookmarkEnd w:id="76"/>
     </w:p>
     <w:p>
       <w:pPr>
@@ -28230,78 +29479,31 @@
         <w:rPr>
           <w:lang w:val="en-US"/>
         </w:rPr>
-        <w:t xml:space="preserve">Proses revisi diawali dari hasil evaluasi pada tahap sebelumnya, khususnya dari pengujian </w:t>
-      </w:r>
-      <w:r>
-        <w:rPr>
-          <w:i/>
-          <w:lang w:val="en-US"/>
-        </w:rPr>
-        <w:t>usability</w:t>
-      </w:r>
-      <w:r>
-        <w:rPr>
-          <w:lang w:val="en-US"/>
-        </w:rPr>
-        <w:t xml:space="preserve"> dan validasi </w:t>
-      </w:r>
-      <w:r>
-        <w:rPr>
-          <w:i/>
-          <w:lang w:val="en-US"/>
-        </w:rPr>
-        <w:t>output</w:t>
-      </w:r>
-      <w:r>
-        <w:rPr>
-          <w:lang w:val="en-US"/>
-        </w:rPr>
-        <w:t xml:space="preserve"> dari </w:t>
-      </w:r>
-      <w:r>
-        <w:rPr>
-          <w:i/>
-          <w:lang w:val="en-US"/>
-        </w:rPr>
-        <w:t>Gemini AI</w:t>
-      </w:r>
-      <w:r>
-        <w:rPr>
-          <w:lang w:val="en-US"/>
-        </w:rPr>
-        <w:t xml:space="preserve">. Salah satu fokus utama revisi adalah pada penyempurnaan </w:t>
-      </w:r>
-      <w:r>
-        <w:rPr>
-          <w:i/>
-          <w:lang w:val="en-US"/>
-        </w:rPr>
-        <w:t>prompt</w:t>
-      </w:r>
-      <w:r>
-        <w:rPr>
-          <w:lang w:val="en-US"/>
-        </w:rPr>
-        <w:t xml:space="preserve"> </w:t>
-      </w:r>
-      <w:r>
-        <w:rPr>
-          <w:lang w:val="en-US"/>
-        </w:rPr>
-        <w:t xml:space="preserve">karena kualitas rekomendasi yang dihasilkan sangat bergantung pada struktur dan kejelasan </w:t>
-      </w:r>
-      <w:r>
-        <w:rPr>
-          <w:i/>
-          <w:lang w:val="en-US"/>
-        </w:rPr>
-        <w:t>prompt</w:t>
-      </w:r>
-      <w:r>
-        <w:rPr>
-          <w:lang w:val="en-US"/>
-        </w:rPr>
-        <w:t xml:space="preserve"> yang dikirim ke </w:t>
+        <w:t xml:space="preserve">Pengujian </w:t>
+      </w:r>
+      <w:r>
+        <w:rPr>
+          <w:lang w:val="en-US"/>
+        </w:rPr>
+        <w:t>ini</w:t>
+      </w:r>
+      <w:r>
+        <w:rPr>
+          <w:lang w:val="en-US"/>
+        </w:rPr>
+        <w:t xml:space="preserve"> melibatkan 10 orang </w:t>
+      </w:r>
+      <w:r>
+        <w:rPr>
+          <w:lang w:val="en-US"/>
+        </w:rPr>
+        <w:t>pengguna</w:t>
+      </w:r>
+      <w:r>
+        <w:rPr>
+          <w:lang w:val="en-US"/>
+        </w:rPr>
+        <w:t xml:space="preserve"> yang diminta untuk menjalankan skenario penggunaan sistem, mulai dari memantau data sensor hingga membaca rekomendasi </w:t>
       </w:r>
       <w:r>
         <w:rPr>
@@ -28314,47 +29516,146 @@
         <w:rPr>
           <w:lang w:val="en-US"/>
         </w:rPr>
-        <w:t xml:space="preserve">. Pada implementasi awal, </w:t>
-      </w:r>
-      <w:r>
-        <w:rPr>
-          <w:i/>
-          <w:lang w:val="en-US"/>
-        </w:rPr>
-        <w:t>prompt</w:t>
-      </w:r>
-      <w:r>
-        <w:rPr>
-          <w:lang w:val="en-US"/>
-        </w:rPr>
-        <w:t xml:space="preserve"> yang digunakan masih bersifat umum dan kurang terstruktur, sehingga </w:t>
-      </w:r>
-      <w:r>
-        <w:rPr>
-          <w:i/>
-          <w:lang w:val="en-US"/>
-        </w:rPr>
-        <w:t>output</w:t>
-      </w:r>
-      <w:r>
-        <w:rPr>
-          <w:lang w:val="en-US"/>
-        </w:rPr>
-        <w:t xml:space="preserve"> yang dihasilkan oleh </w:t>
-      </w:r>
-      <w:r>
-        <w:rPr>
-          <w:i/>
-          <w:lang w:val="en-US"/>
-        </w:rPr>
-        <w:t>Gemini AI</w:t>
-      </w:r>
-      <w:r>
-        <w:rPr>
-          <w:lang w:val="en-US"/>
-        </w:rPr>
-        <w:t xml:space="preserve"> cenderung terlalu luas.</w:t>
-      </w:r>
+        <w:t xml:space="preserve">. Pengukuran dilakukan menggunakan </w:t>
+      </w:r>
+      <w:r>
+        <w:rPr>
+          <w:i/>
+          <w:lang w:val="en-US"/>
+        </w:rPr>
+        <w:t>instrumen System Usability Scale (SUS)</w:t>
+      </w:r>
+      <w:r>
+        <w:rPr>
+          <w:lang w:val="en-US"/>
+        </w:rPr>
+        <w:t>. Setelah kuesioner dari kesepuluh responden dikumpulkan dan dihitung sesuai dengan aturan konversi SUS, diperol</w:t>
+      </w:r>
+      <w:r>
+        <w:rPr>
+          <w:lang w:val="en-US"/>
+        </w:rPr>
+        <w:t>eh skor rata-rata sebesar 76</w:t>
+      </w:r>
+      <w:proofErr w:type="gramStart"/>
+      <w:r>
+        <w:rPr>
+          <w:lang w:val="en-US"/>
+        </w:rPr>
+        <w:t>,5</w:t>
+      </w:r>
+      <w:proofErr w:type="gramEnd"/>
+      <w:r>
+        <w:rPr>
+          <w:lang w:val="en-US"/>
+        </w:rPr>
+        <w:t>.</w:t>
+      </w:r>
+    </w:p>
+    <w:p>
+      <w:pPr>
+        <w:ind w:left="709" w:firstLine="11"/>
+        <w:jc w:val="both"/>
+        <w:rPr>
+          <w:lang w:val="en-US"/>
+        </w:rPr>
+      </w:pPr>
+      <w:r>
+        <w:rPr>
+          <w:lang w:val="en-US"/>
+        </w:rPr>
+        <w:t xml:space="preserve">Merujuk pada </w:t>
+      </w:r>
+      <w:r>
+        <w:rPr>
+          <w:i/>
+          <w:lang w:val="en-US"/>
+        </w:rPr>
+        <w:t>threshold</w:t>
+      </w:r>
+      <w:r>
+        <w:rPr>
+          <w:lang w:val="en-US"/>
+        </w:rPr>
+        <w:t xml:space="preserve"> evaluasi, skor 76</w:t>
+      </w:r>
+      <w:proofErr w:type="gramStart"/>
+      <w:r>
+        <w:rPr>
+          <w:lang w:val="en-US"/>
+        </w:rPr>
+        <w:t>,5</w:t>
+      </w:r>
+      <w:proofErr w:type="gramEnd"/>
+      <w:r>
+        <w:rPr>
+          <w:lang w:val="en-US"/>
+        </w:rPr>
+        <w:t xml:space="preserve"> berada pada rentang nilai Good - Excellent (≥ 70) dan masuk dalam kategori </w:t>
+      </w:r>
+      <w:r>
+        <w:rPr>
+          <w:i/>
+          <w:lang w:val="en-US"/>
+        </w:rPr>
+        <w:t>Acceptable</w:t>
+      </w:r>
+      <w:r>
+        <w:rPr>
+          <w:lang w:val="en-US"/>
+        </w:rPr>
+        <w:t xml:space="preserve">. Hal ini membuktikan bahwa desain antarmuka berbasis </w:t>
+      </w:r>
+      <w:r>
+        <w:rPr>
+          <w:i/>
+          <w:lang w:val="en-US"/>
+        </w:rPr>
+        <w:t>PicoCSS</w:t>
+      </w:r>
+      <w:r>
+        <w:rPr>
+          <w:lang w:val="en-US"/>
+        </w:rPr>
+        <w:t xml:space="preserve"> dan </w:t>
+      </w:r>
+      <w:r>
+        <w:rPr>
+          <w:i/>
+          <w:lang w:val="en-US"/>
+        </w:rPr>
+        <w:t>Preact</w:t>
+      </w:r>
+      <w:r>
+        <w:rPr>
+          <w:lang w:val="en-US"/>
+        </w:rPr>
+        <w:t xml:space="preserve"> dinilai mudah digunakan, tidak membingungkan, dan petani merasa cukup percaya diri dalam mengoperasikannya tanpa memerlukan pendampingan </w:t>
+      </w:r>
+      <w:r>
+        <w:rPr>
+          <w:lang w:val="en-US"/>
+        </w:rPr>
+        <w:lastRenderedPageBreak/>
+        <w:t>teknisi yang intensif. Secara kualitatif, responden memberikan umpan balik positif terhadap tampilan visual yang bersih, meskipun terdapat beberapa masukan minor terkait ukuran font grafik riwayat data yang perlu sedikit diperbesar agar lebih mudah dibaca di bawah sinar matahari langsung.</w:t>
+      </w:r>
+    </w:p>
+    <w:p>
+      <w:pPr>
+        <w:pStyle w:val="Heading3"/>
+        <w:ind w:firstLine="709"/>
+        <w:rPr>
+          <w:lang w:val="en-US"/>
+        </w:rPr>
+      </w:pPr>
+      <w:bookmarkStart w:id="77" w:name="_Toc225245273"/>
+      <w:r>
+        <w:rPr>
+          <w:lang w:val="en-US"/>
+        </w:rPr>
+        <w:t>4.2.3 Hasil Validasi Fungsi Deskriptif Gemini AI</w:t>
+      </w:r>
+      <w:bookmarkEnd w:id="77"/>
     </w:p>
     <w:p>
       <w:pPr>
@@ -28368,83 +29669,20 @@
         <w:rPr>
           <w:lang w:val="en-US"/>
         </w:rPr>
-        <w:t xml:space="preserve">Untuk mengatasi hal tersebut, dilakukan beberapa iterasi perbaikan pada </w:t>
-      </w:r>
-      <w:r>
-        <w:rPr>
-          <w:i/>
-          <w:lang w:val="en-US"/>
-        </w:rPr>
-        <w:t>prompt</w:t>
-      </w:r>
-      <w:r>
-        <w:rPr>
-          <w:lang w:val="en-US"/>
-        </w:rPr>
-        <w:t xml:space="preserve">. </w:t>
-      </w:r>
-      <w:r>
-        <w:rPr>
-          <w:lang w:val="en-US"/>
-        </w:rPr>
-        <w:t xml:space="preserve">Oleh karena itu dilakukan </w:t>
-      </w:r>
-      <w:r>
-        <w:rPr>
-          <w:lang w:val="en-US"/>
-        </w:rPr>
-        <w:t xml:space="preserve">penyusunan ulang struktur kalimat, di mana </w:t>
-      </w:r>
-      <w:r>
-        <w:rPr>
-          <w:i/>
-          <w:lang w:val="en-US"/>
-        </w:rPr>
-        <w:t>prompt</w:t>
-      </w:r>
-      <w:r>
-        <w:rPr>
-          <w:lang w:val="en-US"/>
-        </w:rPr>
-        <w:t xml:space="preserve"> dipecah menjadi bagian yang lebih sistematis, misalnya diawali dengan kondisi sensor, dilanjutkan dengan deskripsi penggunaan alat, dan diakhiri dengan instruksi yang jelas seperti “berikan analisis dan </w:t>
-      </w:r>
-      <w:r>
-        <w:rPr>
-          <w:lang w:val="en-US"/>
-        </w:rPr>
-        <w:t xml:space="preserve">tindakan yang harus dilakukan”. </w:t>
-      </w:r>
-      <w:r>
-        <w:rPr>
-          <w:lang w:val="en-US"/>
-        </w:rPr>
-        <w:t xml:space="preserve">Selain itu, dilakukan juga penegasan tujuan </w:t>
-      </w:r>
-      <w:r>
-        <w:rPr>
-          <w:i/>
-          <w:lang w:val="en-US"/>
-        </w:rPr>
-        <w:t>output</w:t>
-      </w:r>
-      <w:r>
-        <w:rPr>
-          <w:lang w:val="en-US"/>
-        </w:rPr>
-        <w:t xml:space="preserve">, dengan menambahkan arahan dalam </w:t>
-      </w:r>
-      <w:r>
-        <w:rPr>
-          <w:i/>
-          <w:lang w:val="en-US"/>
-        </w:rPr>
-        <w:t>prompt</w:t>
-      </w:r>
-      <w:r>
-        <w:rPr>
-          <w:lang w:val="en-US"/>
-        </w:rPr>
-        <w:t xml:space="preserve"> agar </w:t>
+        <w:t xml:space="preserve">Validasi tahap akhir dilakukan untuk mengukur akurasi dan kebermanfaatan saran yang dihasilkan oleh </w:t>
+      </w:r>
+      <w:r>
+        <w:rPr>
+          <w:i/>
+          <w:lang w:val="en-US"/>
+        </w:rPr>
+        <w:t>Gemini AI</w:t>
+      </w:r>
+      <w:r>
+        <w:rPr>
+          <w:lang w:val="en-US"/>
+        </w:rPr>
+        <w:t xml:space="preserve">. Pengujian dilakukan sebanyak 50 kali percobaan menggunakan berbagai variasi data sensor (kondisi normal maupun anomali). </w:t>
       </w:r>
       <w:r>
         <w:rPr>
@@ -28457,443 +29695,52 @@
         <w:rPr>
           <w:lang w:val="en-US"/>
         </w:rPr>
-        <w:t xml:space="preserve"> memberikan jawaban dalam bentuk rekomendasi </w:t>
-      </w:r>
-      <w:r>
-        <w:rPr>
-          <w:lang w:val="en-US"/>
-        </w:rPr>
-        <w:t>yang singkat dan jelas.</w:t>
-      </w:r>
-    </w:p>
-    <w:p>
-      <w:pPr>
-        <w:ind w:left="709" w:firstLine="720"/>
+        <w:t xml:space="preserve"> diminta memberikan rekomendasi, yang kemudian divalidasi silang dengan standar budidaya hortikultura dan penilaian petani. Dari total percobaan tersebut, sebanyak 43 saran dinilai valid, akurat, dan dapat langsung d</w:t>
+      </w:r>
+      <w:r>
+        <w:rPr>
+          <w:lang w:val="en-US"/>
+        </w:rPr>
+        <w:t>iterapkan di lapangan. Berdasarkan perhitungan menggunakan rumus persentase keberhasilan</w:t>
+      </w:r>
+      <w:r>
+        <w:rPr>
+          <w:lang w:val="en-US"/>
+        </w:rPr>
+        <w:t xml:space="preserve"> (n/m * 100%), diperoleh tingkat keberhasilan integrasi </w:t>
+      </w:r>
+      <w:r>
+        <w:rPr>
+          <w:i/>
+          <w:lang w:val="en-US"/>
+        </w:rPr>
+        <w:t>AI</w:t>
+      </w:r>
+      <w:r>
+        <w:rPr>
+          <w:lang w:val="en-US"/>
+        </w:rPr>
+        <w:t xml:space="preserve"> sebesar 86%. Hasil ini telah memenuhi dan melampaui standar minimal akurasi yang ditetapkan pada penelitian ini, yaitu 80%. Para responden juga mencatat bahwa bahasa yang digunakan oleh </w:t>
+      </w:r>
+      <w:r>
+        <w:rPr>
+          <w:i/>
+          <w:lang w:val="en-US"/>
+        </w:rPr>
+        <w:t>AI</w:t>
+      </w:r>
+      <w:r>
+        <w:rPr>
+          <w:lang w:val="en-US"/>
+        </w:rPr>
+        <w:t>, mudah dipahami, dan relevan dengan konteks pertanian keseharian mereka, sehingga sangat membantu dalam pengambilan keputusan taktis di lapangan.</w:t>
+      </w:r>
+    </w:p>
+    <w:p>
+      <w:pPr>
         <w:jc w:val="both"/>
         <w:rPr>
-          <w:lang w:val="en-US"/>
-        </w:rPr>
-      </w:pPr>
-      <w:r>
-        <w:rPr>
-          <w:lang w:val="en-US"/>
-        </w:rPr>
-        <w:t xml:space="preserve">Proses revisi tidak dilakukan hanya sekali, tetapi melalui beberapa siklus uji coba dengan data yang berbeda. Setiap hasil </w:t>
-      </w:r>
-      <w:r>
-        <w:rPr>
-          <w:i/>
-          <w:lang w:val="en-US"/>
-        </w:rPr>
-        <w:t>output</w:t>
-      </w:r>
-      <w:r>
-        <w:rPr>
-          <w:lang w:val="en-US"/>
-        </w:rPr>
-        <w:t xml:space="preserve"> dianalisis untuk melihat apakah rekomendasi sudah sesuai dengan kondisi nyata dan </w:t>
-      </w:r>
-      <w:r>
-        <w:rPr>
-          <w:lang w:val="en-US"/>
-        </w:rPr>
-        <w:lastRenderedPageBreak/>
-        <w:t xml:space="preserve">mudah dipahami. Dari proses ini, diperoleh pola </w:t>
-      </w:r>
-      <w:r>
-        <w:rPr>
-          <w:i/>
-          <w:lang w:val="en-US"/>
-        </w:rPr>
-        <w:t>prompt</w:t>
-      </w:r>
-      <w:r>
-        <w:rPr>
-          <w:lang w:val="en-US"/>
-        </w:rPr>
-        <w:t xml:space="preserve"> optimal </w:t>
-      </w:r>
-      <w:proofErr w:type="gramStart"/>
-      <w:r>
-        <w:rPr>
-          <w:lang w:val="en-US"/>
-        </w:rPr>
-        <w:t xml:space="preserve">yang </w:t>
-      </w:r>
-      <w:r>
-        <w:rPr>
-          <w:lang w:val="en-US"/>
-        </w:rPr>
-        <w:t xml:space="preserve"> memiliki</w:t>
-      </w:r>
-      <w:proofErr w:type="gramEnd"/>
-      <w:r>
-        <w:rPr>
-          <w:lang w:val="en-US"/>
-        </w:rPr>
-        <w:t xml:space="preserve"> instruksi yang jelas. Dengan pendekatan ini, sistem mampu menghasilkan </w:t>
-      </w:r>
-      <w:r>
-        <w:rPr>
-          <w:i/>
-          <w:lang w:val="en-US"/>
-        </w:rPr>
-        <w:t>output</w:t>
-      </w:r>
-      <w:r>
-        <w:rPr>
-          <w:lang w:val="en-US"/>
-        </w:rPr>
-        <w:t xml:space="preserve"> yang konsisten dan memiliki nilai praktis bagi pengguna.</w:t>
-      </w:r>
-    </w:p>
-    <w:p>
-      <w:pPr>
-        <w:ind w:left="720"/>
-        <w:jc w:val="both"/>
-        <w:rPr>
-          <w:lang w:val="en-US"/>
-        </w:rPr>
-      </w:pPr>
-      <w:r>
-        <w:rPr>
-          <w:lang w:val="en-US"/>
-        </w:rPr>
-        <w:t xml:space="preserve">Selain revisi pada </w:t>
-      </w:r>
-      <w:r>
-        <w:rPr>
-          <w:i/>
-          <w:lang w:val="en-US"/>
-        </w:rPr>
-        <w:t>prompt</w:t>
-      </w:r>
-      <w:r>
-        <w:rPr>
-          <w:lang w:val="en-US"/>
-        </w:rPr>
-        <w:t xml:space="preserve">, dilakukan juga perbaikan pada aspek lain seperti tampilan antarmuka, peningkatan kecepatan respon sistem, serta penyederhanaan beberapa istilah teknis agar lebih mudah dipahami. </w:t>
-      </w:r>
-    </w:p>
-    <w:p>
-      <w:pPr>
-        <w:ind w:left="720"/>
-        <w:jc w:val="both"/>
-        <w:rPr>
-          <w:lang w:val="en-US"/>
-        </w:rPr>
-      </w:pPr>
-      <w:r>
-        <w:rPr>
-          <w:lang w:val="en-US"/>
-        </w:rPr>
-        <w:t xml:space="preserve">Setelah sistem mencapai tingkat performa yang diinginkan, dilakukan tahap </w:t>
-      </w:r>
-      <w:r>
-        <w:rPr>
-          <w:i/>
-          <w:lang w:val="en-US"/>
-        </w:rPr>
-        <w:t>deployment</w:t>
-      </w:r>
-      <w:r>
-        <w:rPr>
-          <w:lang w:val="en-US"/>
-        </w:rPr>
-        <w:t xml:space="preserve"> menggunakan </w:t>
-      </w:r>
-      <w:r>
-        <w:rPr>
-          <w:i/>
-          <w:lang w:val="en-US"/>
-        </w:rPr>
-        <w:t>Vercel</w:t>
-      </w:r>
-      <w:r>
-        <w:rPr>
-          <w:lang w:val="en-US"/>
-        </w:rPr>
-        <w:t xml:space="preserve">. </w:t>
-      </w:r>
-      <w:r>
-        <w:rPr>
-          <w:i/>
-          <w:lang w:val="en-US"/>
-        </w:rPr>
-        <w:t>Vercel</w:t>
-      </w:r>
-      <w:r>
-        <w:rPr>
-          <w:lang w:val="en-US"/>
-        </w:rPr>
-        <w:t xml:space="preserve"> dipilih karena kemudahan integrasinya dengan </w:t>
-      </w:r>
-      <w:r>
-        <w:rPr>
-          <w:i/>
-          <w:lang w:val="en-US"/>
-        </w:rPr>
-        <w:t xml:space="preserve">framework front </w:t>
-      </w:r>
-      <w:r>
-        <w:rPr>
-          <w:i/>
-          <w:lang w:val="en-US"/>
-        </w:rPr>
-        <w:t>end</w:t>
-      </w:r>
-      <w:r>
-        <w:rPr>
-          <w:lang w:val="en-US"/>
-        </w:rPr>
-        <w:t xml:space="preserve"> seperti </w:t>
-      </w:r>
-      <w:r>
-        <w:rPr>
-          <w:i/>
-          <w:lang w:val="en-US"/>
-        </w:rPr>
-        <w:t>Preact</w:t>
-      </w:r>
-      <w:r>
-        <w:rPr>
-          <w:lang w:val="en-US"/>
-        </w:rPr>
-        <w:t xml:space="preserve"> serta kemampuannya dalam melakukan </w:t>
-      </w:r>
-      <w:r>
-        <w:rPr>
-          <w:i/>
-          <w:lang w:val="en-US"/>
-        </w:rPr>
-        <w:t>deployment</w:t>
-      </w:r>
-      <w:r>
-        <w:rPr>
-          <w:lang w:val="en-US"/>
-        </w:rPr>
-        <w:t xml:space="preserve"> secara cepat dan otomatis. Proses </w:t>
-      </w:r>
-      <w:r>
-        <w:rPr>
-          <w:i/>
-          <w:lang w:val="en-US"/>
-        </w:rPr>
-        <w:t>deployment</w:t>
-      </w:r>
-      <w:r>
-        <w:rPr>
-          <w:lang w:val="en-US"/>
-        </w:rPr>
-        <w:t xml:space="preserve"> dimulai dengan mengunggah </w:t>
-      </w:r>
-      <w:r>
-        <w:rPr>
-          <w:i/>
-          <w:lang w:val="en-US"/>
-        </w:rPr>
-        <w:t>source code</w:t>
-      </w:r>
-      <w:r>
-        <w:rPr>
-          <w:lang w:val="en-US"/>
-        </w:rPr>
-        <w:t xml:space="preserve"> ke </w:t>
-      </w:r>
-      <w:r>
-        <w:rPr>
-          <w:i/>
-          <w:lang w:val="en-US"/>
-        </w:rPr>
-        <w:t>GitHub</w:t>
-      </w:r>
-      <w:r>
-        <w:rPr>
-          <w:lang w:val="en-US"/>
-        </w:rPr>
-        <w:t xml:space="preserve">, kemudian menghubungkannya dengan </w:t>
-      </w:r>
-      <w:r>
-        <w:rPr>
-          <w:i/>
-          <w:lang w:val="en-US"/>
-        </w:rPr>
-        <w:t>platform Vercel</w:t>
-      </w:r>
-      <w:r>
-        <w:rPr>
-          <w:lang w:val="en-US"/>
-        </w:rPr>
-        <w:t xml:space="preserve">. Setelah terhubung, </w:t>
-      </w:r>
-      <w:r>
-        <w:rPr>
-          <w:i/>
-          <w:lang w:val="en-US"/>
-        </w:rPr>
-        <w:t>Vercel</w:t>
-      </w:r>
-      <w:r>
-        <w:rPr>
-          <w:lang w:val="en-US"/>
-        </w:rPr>
-        <w:t xml:space="preserve"> secara otomatis melakukan proses </w:t>
-      </w:r>
-      <w:r>
-        <w:rPr>
-          <w:i/>
-          <w:lang w:val="en-US"/>
-        </w:rPr>
-        <w:t>build</w:t>
-      </w:r>
-      <w:r>
-        <w:rPr>
-          <w:lang w:val="en-US"/>
-        </w:rPr>
-        <w:t xml:space="preserve"> dan </w:t>
-      </w:r>
-      <w:r>
-        <w:rPr>
-          <w:i/>
-          <w:lang w:val="en-US"/>
-        </w:rPr>
-        <w:t>deploy</w:t>
-      </w:r>
-      <w:r>
-        <w:rPr>
-          <w:lang w:val="en-US"/>
-        </w:rPr>
-        <w:t xml:space="preserve"> setiap kali terdapat pembaruan pada </w:t>
-      </w:r>
-      <w:r>
-        <w:rPr>
-          <w:i/>
-          <w:lang w:val="en-US"/>
-        </w:rPr>
-        <w:t>repository</w:t>
-      </w:r>
-      <w:r>
-        <w:rPr>
-          <w:lang w:val="en-US"/>
-        </w:rPr>
-        <w:t>.</w:t>
-      </w:r>
-    </w:p>
-    <w:p>
-      <w:pPr>
-        <w:ind w:left="709" w:firstLine="720"/>
-        <w:jc w:val="both"/>
-        <w:rPr>
-          <w:lang w:val="en-US"/>
-        </w:rPr>
-      </w:pPr>
-      <w:r>
-        <w:rPr>
-          <w:lang w:val="en-US"/>
-        </w:rPr>
-        <w:t xml:space="preserve">Konfigurasi </w:t>
-      </w:r>
-      <w:r>
-        <w:rPr>
-          <w:i/>
-          <w:lang w:val="en-US"/>
-        </w:rPr>
-        <w:t>environment</w:t>
-      </w:r>
-      <w:r>
-        <w:rPr>
-          <w:lang w:val="en-US"/>
-        </w:rPr>
-        <w:t xml:space="preserve"> seperti </w:t>
-      </w:r>
-      <w:r>
-        <w:rPr>
-          <w:i/>
-          <w:lang w:val="en-US"/>
-        </w:rPr>
-        <w:t>API key Gemini AI</w:t>
-      </w:r>
-      <w:r>
-        <w:rPr>
-          <w:lang w:val="en-US"/>
-        </w:rPr>
-        <w:t xml:space="preserve"> juga dilakukan pada </w:t>
-      </w:r>
-      <w:r>
-        <w:rPr>
-          <w:i/>
-          <w:lang w:val="en-US"/>
-        </w:rPr>
-        <w:t>Vercel</w:t>
-      </w:r>
-      <w:r>
-        <w:rPr>
-          <w:lang w:val="en-US"/>
-        </w:rPr>
-        <w:t xml:space="preserve"> melalui fitur </w:t>
-      </w:r>
-      <w:r>
-        <w:rPr>
-          <w:i/>
-          <w:lang w:val="en-US"/>
-        </w:rPr>
-        <w:t>environment variables</w:t>
-      </w:r>
-      <w:r>
-        <w:rPr>
-          <w:lang w:val="en-US"/>
-        </w:rPr>
-        <w:t xml:space="preserve">, sehingga keamanan data tetap terjaga dan tidak terekspos secara langsung di dalam kode. Setelah proses </w:t>
-      </w:r>
-      <w:r>
-        <w:rPr>
-          <w:i/>
-          <w:lang w:val="en-US"/>
-        </w:rPr>
-        <w:t>deploy</w:t>
-      </w:r>
-      <w:r>
-        <w:rPr>
-          <w:lang w:val="en-US"/>
-        </w:rPr>
-        <w:t xml:space="preserve"> selesai, sistem dapat diakses melalui URL publik yang disediakan oleh </w:t>
-      </w:r>
-      <w:r>
-        <w:rPr>
-          <w:i/>
-          <w:lang w:val="en-US"/>
-        </w:rPr>
-        <w:t>Vercel</w:t>
-      </w:r>
-      <w:r>
-        <w:rPr>
-          <w:lang w:val="en-US"/>
-        </w:rPr>
-        <w:t>.</w:t>
-      </w:r>
-    </w:p>
-    <w:p>
-      <w:pPr>
-        <w:jc w:val="both"/>
-        <w:rPr>
           <w:color w:val="FF0000"/>
-          <w:lang w:val="en-US"/>
-        </w:rPr>
-      </w:pPr>
-      <w:bookmarkStart w:id="70" w:name="_GoBack"/>
-      <w:bookmarkEnd w:id="70"/>
-      <w:r>
-        <w:rPr>
-          <w:color w:val="FF0000"/>
-          <w:lang w:val="en-US"/>
-        </w:rPr>
-        <w:t>*Tambah bukti deploy vercel</w:t>
-      </w:r>
-    </w:p>
-    <w:p>
-      <w:pPr>
-        <w:jc w:val="both"/>
-        <w:rPr>
           <w:lang w:val="en-US"/>
         </w:rPr>
       </w:pPr>
@@ -28910,326 +29757,46 @@
         <w:rPr>
           <w:lang w:val="en-US"/>
         </w:rPr>
-        <w:t xml:space="preserve">Berdasarkan hasil implementasi yang telah dilakukan, dapat disimpulkan bahwa metode </w:t>
-      </w:r>
-      <w:r>
-        <w:rPr>
-          <w:i/>
-          <w:lang w:val="en-US"/>
-        </w:rPr>
-        <w:t>Agile</w:t>
-      </w:r>
-      <w:r>
-        <w:rPr>
-          <w:lang w:val="en-US"/>
-        </w:rPr>
-        <w:t xml:space="preserve"> yang dikombinasikan dengan </w:t>
-      </w:r>
-      <w:r>
-        <w:rPr>
-          <w:i/>
-          <w:lang w:val="en-US"/>
-        </w:rPr>
-        <w:t>User Centered Design</w:t>
-      </w:r>
-      <w:r>
-        <w:rPr>
-          <w:lang w:val="en-US"/>
-        </w:rPr>
-        <w:t xml:space="preserve"> berhasil menghasilkan sistem yang adaptif, mudah digunakan, dan sesuai dengan kebutuhan pengguna. Sistem yang dibangun mampu memberikan rekomendasi yang cukup akurat dan relevan dalam membantu pengambilan</w:t>
-      </w:r>
-      <w:r>
-        <w:rPr>
-          <w:lang w:val="en-US"/>
-        </w:rPr>
-        <w:t xml:space="preserve"> keputusan di bidang pertanian.</w:t>
-      </w:r>
-    </w:p>
-    <w:p>
-      <w:pPr>
-        <w:pStyle w:val="Heading2"/>
-      </w:pPr>
-      <w:bookmarkStart w:id="71" w:name="_Toc137038249"/>
-      <w:bookmarkStart w:id="72" w:name="_Toc225245270"/>
-      <w:r>
-        <w:t>4.2 Hasil Evaluasi dan Validasi Solusi</w:t>
-      </w:r>
-      <w:bookmarkEnd w:id="71"/>
-      <w:bookmarkEnd w:id="72"/>
-      <w:r>
+        <w:t xml:space="preserve">Berdasarkan hasil evaluasi dari ketiga tahapan tersebut, dapat disimpulkan bahwa sistem rumah kaca yang dikembangkan telah memenuhi standar kelayakan teknis dan fungsional. Sistem terbukti memiliki tingkat </w:t>
+      </w:r>
+      <w:r>
+        <w:rPr>
+          <w:i/>
+          <w:lang w:val="en-US"/>
+        </w:rPr>
+        <w:t>uptime</w:t>
+      </w:r>
+      <w:r>
+        <w:rPr>
+          <w:lang w:val="en-US"/>
+        </w:rPr>
+        <w:t xml:space="preserve"> yang tinggi sebesar 98%, skor </w:t>
+      </w:r>
+      <w:r>
+        <w:rPr>
+          <w:i/>
+          <w:lang w:val="en-US"/>
+        </w:rPr>
+        <w:t>usability</w:t>
+      </w:r>
+      <w:r>
+        <w:rPr>
+          <w:lang w:val="en-US"/>
+        </w:rPr>
         <w:t xml:space="preserve"> </w:t>
       </w:r>
-    </w:p>
-    <w:p>
-      <w:pPr>
-        <w:jc w:val="both"/>
-      </w:pPr>
-      <w:r>
-        <w:t xml:space="preserve">Hasil evaluasi dan validasi solusi pada penelitian ini mencakup pengujian teknis sistem, pengujian </w:t>
-      </w:r>
-      <w:r>
-        <w:rPr>
-          <w:i/>
-        </w:rPr>
-        <w:t>usability</w:t>
-      </w:r>
-      <w:r>
-        <w:t xml:space="preserve">, serta validasi fungsi deskriptif dari </w:t>
-      </w:r>
-      <w:r>
-        <w:rPr>
-          <w:i/>
-        </w:rPr>
-        <w:t>Gemini AI</w:t>
-      </w:r>
-      <w:r>
-        <w:t>. Evaluasi ini bertujuan untuk memastikan bahwa sistem yang dikembangkan tidak hanya berjalan dengan baik secara teknis, tetapi juga memberikan manfaat nyata bagi pengguna dalam konteks penge</w:t>
-      </w:r>
-      <w:r>
-        <w:t>lolaan rumah kaca hortikultura.</w:t>
-      </w:r>
-    </w:p>
-    <w:p>
-      <w:pPr>
-        <w:pStyle w:val="Heading3"/>
-        <w:ind w:firstLine="709"/>
-        <w:rPr>
-          <w:lang w:val="en-US"/>
-        </w:rPr>
-      </w:pPr>
-      <w:bookmarkStart w:id="73" w:name="_Toc225245271"/>
-      <w:r>
-        <w:rPr>
-          <w:lang w:val="en-US"/>
-        </w:rPr>
-        <w:lastRenderedPageBreak/>
-        <w:t>4.2.1 Hasil Pengujian Teknis Sistem</w:t>
-      </w:r>
-      <w:bookmarkEnd w:id="73"/>
-    </w:p>
-    <w:p>
-      <w:pPr>
-        <w:ind w:left="709" w:firstLine="720"/>
-        <w:jc w:val="both"/>
-        <w:rPr>
-          <w:lang w:val="en-US"/>
-        </w:rPr>
-      </w:pPr>
-      <w:r>
-        <w:rPr>
-          <w:lang w:val="en-US"/>
-        </w:rPr>
-        <w:t xml:space="preserve">Pengujian teknis difokuskan pada respons antarmuka, dan kelancaran integrasi </w:t>
-      </w:r>
-      <w:r>
-        <w:rPr>
-          <w:i/>
-          <w:lang w:val="en-US"/>
-        </w:rPr>
-        <w:t>API Gemini AI</w:t>
-      </w:r>
-      <w:r>
-        <w:rPr>
-          <w:lang w:val="en-US"/>
-        </w:rPr>
-        <w:t xml:space="preserve">. Berdasarkan pengamatan selama 100 jam operasional, sistem mencatatkan waktu </w:t>
-      </w:r>
-      <w:r>
-        <w:rPr>
-          <w:i/>
-          <w:lang w:val="en-US"/>
-        </w:rPr>
-        <w:t>uptime</w:t>
-      </w:r>
-      <w:r>
-        <w:rPr>
-          <w:lang w:val="en-US"/>
-        </w:rPr>
-        <w:t xml:space="preserve"> selama 98 jam. Dengan demikian, persentase </w:t>
-      </w:r>
-      <w:r>
-        <w:rPr>
-          <w:i/>
-          <w:lang w:val="en-US"/>
-        </w:rPr>
-        <w:t>uptime</w:t>
-      </w:r>
-      <w:r>
-        <w:rPr>
-          <w:lang w:val="en-US"/>
-        </w:rPr>
-        <w:t xml:space="preserve"> sistem mencapai 98%. Angka ini telah melampaui standar keberhasilan minimal yang ditetapkan, yaitu 96%. Selain itu, integrasi </w:t>
-      </w:r>
-      <w:r>
-        <w:rPr>
-          <w:i/>
-          <w:lang w:val="en-US"/>
-        </w:rPr>
-        <w:t>API</w:t>
-      </w:r>
-      <w:r>
-        <w:rPr>
-          <w:lang w:val="en-US"/>
-        </w:rPr>
-        <w:t xml:space="preserve"> berjalan dengan stabil tanpa adanya </w:t>
-      </w:r>
-      <w:r>
-        <w:rPr>
-          <w:i/>
-          <w:lang w:val="en-US"/>
-        </w:rPr>
-        <w:t>bottleneck</w:t>
-      </w:r>
-      <w:r>
-        <w:rPr>
-          <w:lang w:val="en-US"/>
-        </w:rPr>
-        <w:t xml:space="preserve"> yang signifikan. Aliran data sensor ke dashboard </w:t>
-      </w:r>
-      <w:r>
-        <w:rPr>
-          <w:i/>
-          <w:lang w:val="en-US"/>
-        </w:rPr>
-        <w:t>Preact</w:t>
-      </w:r>
-      <w:r>
-        <w:rPr>
-          <w:lang w:val="en-US"/>
-        </w:rPr>
-        <w:t xml:space="preserve"> dan </w:t>
-      </w:r>
-      <w:r>
-        <w:rPr>
-          <w:i/>
-          <w:lang w:val="en-US"/>
-        </w:rPr>
-        <w:t>prompt</w:t>
-      </w:r>
-      <w:r>
-        <w:rPr>
-          <w:lang w:val="en-US"/>
-        </w:rPr>
-        <w:t xml:space="preserve"> ke </w:t>
-      </w:r>
-      <w:r>
-        <w:rPr>
-          <w:i/>
-          <w:lang w:val="en-US"/>
-        </w:rPr>
-        <w:t>Gemini AI</w:t>
-      </w:r>
-      <w:r>
-        <w:rPr>
-          <w:lang w:val="en-US"/>
-        </w:rPr>
-        <w:t xml:space="preserve"> memiliki </w:t>
-      </w:r>
-      <w:r>
-        <w:rPr>
-          <w:i/>
-          <w:lang w:val="en-US"/>
-        </w:rPr>
-        <w:t>response</w:t>
-      </w:r>
-      <w:r>
-        <w:rPr>
-          <w:lang w:val="en-US"/>
-        </w:rPr>
-        <w:t xml:space="preserve"> time rata </w:t>
-      </w:r>
-      <w:r>
-        <w:rPr>
-          <w:lang w:val="en-US"/>
-        </w:rPr>
-        <w:t>rata di bawah 3 detik, menunjukkan bahwa arsitektur sistem cukup tangguh untuk kebutuhan operasional rumah kaca yang berkelanjutan.</w:t>
-      </w:r>
-    </w:p>
-    <w:p>
-      <w:pPr>
-        <w:ind w:left="709" w:firstLine="720"/>
-        <w:jc w:val="both"/>
-        <w:rPr>
-          <w:color w:val="FF0000"/>
-          <w:lang w:val="en-US"/>
-        </w:rPr>
-      </w:pPr>
-      <w:r>
-        <w:rPr>
-          <w:color w:val="FF0000"/>
-          <w:lang w:val="en-US"/>
-        </w:rPr>
-        <w:t>*screenshot devtools network tab</w:t>
-      </w:r>
-      <w:r>
-        <w:rPr>
-          <w:color w:val="FF0000"/>
-          <w:lang w:val="en-US"/>
-        </w:rPr>
-        <w:t xml:space="preserve"> &amp; dashboard vercel</w:t>
-      </w:r>
-    </w:p>
-    <w:p>
-      <w:pPr>
-        <w:pStyle w:val="Heading3"/>
-        <w:ind w:firstLine="709"/>
-        <w:rPr>
-          <w:lang w:val="en-US"/>
-        </w:rPr>
-      </w:pPr>
-      <w:bookmarkStart w:id="74" w:name="_Toc225245272"/>
-      <w:r>
-        <w:rPr>
-          <w:lang w:val="en-US"/>
-        </w:rPr>
-        <w:t xml:space="preserve">4.2.2 Hasil Pengujian </w:t>
-      </w:r>
-      <w:r>
-        <w:rPr>
-          <w:i/>
-          <w:lang w:val="en-US"/>
-        </w:rPr>
-        <w:t>Usability Testing</w:t>
-      </w:r>
-      <w:bookmarkEnd w:id="74"/>
-    </w:p>
-    <w:p>
-      <w:pPr>
-        <w:ind w:left="709" w:firstLine="720"/>
-        <w:jc w:val="both"/>
-        <w:rPr>
-          <w:lang w:val="en-US"/>
-        </w:rPr>
-      </w:pPr>
-      <w:r>
-        <w:rPr>
-          <w:lang w:val="en-US"/>
-        </w:rPr>
-        <w:t xml:space="preserve">Pengujian </w:t>
-      </w:r>
-      <w:r>
-        <w:rPr>
-          <w:lang w:val="en-US"/>
-        </w:rPr>
-        <w:t>ini</w:t>
-      </w:r>
-      <w:r>
-        <w:rPr>
-          <w:lang w:val="en-US"/>
-        </w:rPr>
-        <w:t xml:space="preserve"> melibatkan 10 orang </w:t>
-      </w:r>
-      <w:r>
-        <w:rPr>
-          <w:lang w:val="en-US"/>
-        </w:rPr>
-        <w:t>pengguna</w:t>
-      </w:r>
-      <w:r>
-        <w:rPr>
-          <w:lang w:val="en-US"/>
-        </w:rPr>
-        <w:t xml:space="preserve"> yang diminta untuk menjalankan skenario penggunaan sistem, mulai dari memantau data sensor hingga membaca rekomendasi </w:t>
+      <w:r>
+        <w:rPr>
+          <w:i/>
+          <w:lang w:val="en-US"/>
+        </w:rPr>
+        <w:t>(SUS)</w:t>
+      </w:r>
+      <w:r>
+        <w:rPr>
+          <w:lang w:val="en-US"/>
+        </w:rPr>
+        <w:t xml:space="preserve"> sebesar 76,5 yang mengindikasikan penerimaan pengguna yang baik, serta tingkat akurasi rekomendasi </w:t>
       </w:r>
       <w:r>
         <w:rPr>
@@ -29242,268 +29809,14 @@
         <w:rPr>
           <w:lang w:val="en-US"/>
         </w:rPr>
-        <w:t xml:space="preserve">. Pengukuran dilakukan menggunakan </w:t>
-      </w:r>
-      <w:r>
-        <w:rPr>
-          <w:i/>
-          <w:lang w:val="en-US"/>
-        </w:rPr>
-        <w:t>instrumen System Usability Scale (SUS)</w:t>
-      </w:r>
-      <w:r>
-        <w:rPr>
-          <w:lang w:val="en-US"/>
-        </w:rPr>
-        <w:t>. Setelah kuesioner dari kesepuluh responden dikumpulkan dan dihitung sesuai dengan aturan konversi SUS, diperol</w:t>
-      </w:r>
-      <w:r>
-        <w:rPr>
-          <w:lang w:val="en-US"/>
-        </w:rPr>
-        <w:t>eh skor rata-rata sebesar 76</w:t>
-      </w:r>
-      <w:proofErr w:type="gramStart"/>
-      <w:r>
-        <w:rPr>
-          <w:lang w:val="en-US"/>
-        </w:rPr>
-        <w:t>,5</w:t>
-      </w:r>
-      <w:proofErr w:type="gramEnd"/>
-      <w:r>
-        <w:rPr>
-          <w:lang w:val="en-US"/>
-        </w:rPr>
-        <w:t>.</w:t>
-      </w:r>
-    </w:p>
-    <w:p>
-      <w:pPr>
-        <w:ind w:left="709" w:firstLine="11"/>
-        <w:jc w:val="both"/>
-        <w:rPr>
-          <w:lang w:val="en-US"/>
-        </w:rPr>
-      </w:pPr>
-      <w:r>
-        <w:rPr>
-          <w:lang w:val="en-US"/>
-        </w:rPr>
-        <w:t xml:space="preserve">Merujuk pada </w:t>
-      </w:r>
-      <w:r>
-        <w:rPr>
-          <w:i/>
-          <w:lang w:val="en-US"/>
-        </w:rPr>
-        <w:t>threshold</w:t>
-      </w:r>
-      <w:r>
-        <w:rPr>
-          <w:lang w:val="en-US"/>
-        </w:rPr>
-        <w:t xml:space="preserve"> evaluasi, skor 76</w:t>
-      </w:r>
-      <w:proofErr w:type="gramStart"/>
-      <w:r>
-        <w:rPr>
-          <w:lang w:val="en-US"/>
-        </w:rPr>
-        <w:t>,5</w:t>
-      </w:r>
-      <w:proofErr w:type="gramEnd"/>
-      <w:r>
-        <w:rPr>
-          <w:lang w:val="en-US"/>
-        </w:rPr>
-        <w:t xml:space="preserve"> berada pada rentang nilai Good - Excellent (≥ 70) dan masuk dalam kategori </w:t>
-      </w:r>
-      <w:r>
-        <w:rPr>
-          <w:i/>
-          <w:lang w:val="en-US"/>
-        </w:rPr>
-        <w:t>Acceptable</w:t>
-      </w:r>
-      <w:r>
-        <w:rPr>
-          <w:lang w:val="en-US"/>
-        </w:rPr>
-        <w:t xml:space="preserve">. Hal ini membuktikan bahwa desain antarmuka berbasis </w:t>
-      </w:r>
-      <w:r>
-        <w:rPr>
-          <w:i/>
-          <w:lang w:val="en-US"/>
-        </w:rPr>
-        <w:t>PicoCSS</w:t>
-      </w:r>
-      <w:r>
-        <w:rPr>
-          <w:lang w:val="en-US"/>
-        </w:rPr>
-        <w:t xml:space="preserve"> dan </w:t>
-      </w:r>
-      <w:r>
-        <w:rPr>
-          <w:i/>
-          <w:lang w:val="en-US"/>
-        </w:rPr>
-        <w:t>Preact</w:t>
-      </w:r>
-      <w:r>
-        <w:rPr>
-          <w:lang w:val="en-US"/>
-        </w:rPr>
-        <w:t xml:space="preserve"> dinilai mudah digunakan, tidak membingungkan, dan petani merasa cukup percaya diri dalam mengoperasikannya tanpa memerlukan pendampingan teknisi yang intensif. Secara kualitatif, responden memberikan umpan balik positif terhadap tampilan visual yang bersih, meskipun terdapat beberapa masukan minor terkait ukuran font grafik riwayat data yang perlu sedikit diperbesar agar lebih mudah dibaca di bawah sinar matahari langsung.</w:t>
-      </w:r>
-    </w:p>
-    <w:p>
-      <w:pPr>
-        <w:pStyle w:val="Heading3"/>
-        <w:ind w:firstLine="709"/>
-        <w:rPr>
-          <w:lang w:val="en-US"/>
-        </w:rPr>
-      </w:pPr>
-      <w:bookmarkStart w:id="75" w:name="_Toc225245273"/>
-      <w:r>
-        <w:rPr>
-          <w:lang w:val="en-US"/>
-        </w:rPr>
-        <w:t>4.2.3 Hasil Validasi Fungsi Deskriptif Gemini AI</w:t>
-      </w:r>
-      <w:bookmarkEnd w:id="75"/>
-    </w:p>
-    <w:p>
-      <w:pPr>
-        <w:ind w:left="709" w:firstLine="720"/>
-        <w:jc w:val="both"/>
-        <w:rPr>
-          <w:lang w:val="en-US"/>
-        </w:rPr>
-      </w:pPr>
-      <w:r>
-        <w:rPr>
-          <w:lang w:val="en-US"/>
-        </w:rPr>
-        <w:t xml:space="preserve">Validasi tahap akhir dilakukan untuk mengukur akurasi dan kebermanfaatan saran yang dihasilkan oleh </w:t>
-      </w:r>
-      <w:r>
-        <w:rPr>
-          <w:i/>
-          <w:lang w:val="en-US"/>
-        </w:rPr>
-        <w:t>Gemini AI</w:t>
-      </w:r>
-      <w:r>
-        <w:rPr>
-          <w:lang w:val="en-US"/>
-        </w:rPr>
-        <w:t xml:space="preserve">. Pengujian dilakukan sebanyak 50 kali percobaan menggunakan berbagai variasi data sensor (kondisi normal maupun anomali). </w:t>
-      </w:r>
-      <w:r>
-        <w:rPr>
-          <w:i/>
-          <w:lang w:val="en-US"/>
-        </w:rPr>
-        <w:t>AI</w:t>
-      </w:r>
-      <w:r>
-        <w:rPr>
-          <w:lang w:val="en-US"/>
-        </w:rPr>
-        <w:t xml:space="preserve"> diminta memberikan rekomendasi, yang kemudian divalidasi silang dengan standar budidaya </w:t>
-      </w:r>
-      <w:r>
-        <w:rPr>
-          <w:lang w:val="en-US"/>
-        </w:rPr>
-        <w:lastRenderedPageBreak/>
-        <w:t>hortikultura dan penilaian petani. Dari total percobaan tersebut, sebanyak 43 saran dinilai valid, akurat, dan dapat langsung d</w:t>
-      </w:r>
-      <w:r>
-        <w:rPr>
-          <w:lang w:val="en-US"/>
-        </w:rPr>
-        <w:t>iterapkan di lapangan. Berdasarkan perhitungan menggunakan rumus persentase keberhasilan</w:t>
-      </w:r>
-      <w:r>
-        <w:rPr>
-          <w:lang w:val="en-US"/>
-        </w:rPr>
-        <w:t xml:space="preserve"> (n/m * 100%), diperoleh tingkat keberhasilan integrasi </w:t>
-      </w:r>
-      <w:r>
-        <w:rPr>
-          <w:i/>
-          <w:lang w:val="en-US"/>
-        </w:rPr>
-        <w:t>AI</w:t>
-      </w:r>
-      <w:r>
-        <w:rPr>
-          <w:lang w:val="en-US"/>
-        </w:rPr>
-        <w:t xml:space="preserve"> sebesar 86%. Hasil ini telah memenuhi dan melampaui standar minimal akurasi yang ditetapkan pada penelitian ini, yaitu 80%. Para responden juga mencatat bahwa bahasa yang digunakan oleh </w:t>
-      </w:r>
-      <w:r>
-        <w:rPr>
-          <w:i/>
-          <w:lang w:val="en-US"/>
-        </w:rPr>
-        <w:t>AI</w:t>
-      </w:r>
-      <w:r>
-        <w:rPr>
-          <w:lang w:val="en-US"/>
-        </w:rPr>
-        <w:t>, mudah dipahami, dan relevan dengan konteks pertanian keseharian mereka, sehingga sangat membantu dalam pengambilan keputusan taktis di lapangan.</w:t>
-      </w:r>
-    </w:p>
-    <w:p>
-      <w:pPr>
-        <w:jc w:val="both"/>
-        <w:rPr>
-          <w:color w:val="FF0000"/>
-          <w:lang w:val="en-US"/>
-        </w:rPr>
-      </w:pPr>
-    </w:p>
-    <w:p>
-      <w:pPr>
-        <w:ind w:firstLine="0"/>
-        <w:jc w:val="both"/>
-        <w:rPr>
-          <w:lang w:val="en-US"/>
-        </w:rPr>
-      </w:pPr>
-      <w:r>
-        <w:rPr>
-          <w:lang w:val="en-US"/>
-        </w:rPr>
-        <w:t xml:space="preserve">Berdasarkan hasil evaluasi dari ketiga tahapan tersebut, dapat disimpulkan bahwa sistem rumah kaca yang dikembangkan telah memenuhi standar kelayakan teknis dan fungsional. Sistem terbukti memiliki tingkat </w:t>
-      </w:r>
-      <w:r>
-        <w:rPr>
-          <w:i/>
-          <w:lang w:val="en-US"/>
-        </w:rPr>
-        <w:t>uptime</w:t>
-      </w:r>
-      <w:r>
-        <w:rPr>
-          <w:lang w:val="en-US"/>
-        </w:rPr>
-        <w:t xml:space="preserve"> yang tinggi sebesar 98%, skor </w:t>
-      </w:r>
-      <w:r>
-        <w:rPr>
-          <w:i/>
-          <w:lang w:val="en-US"/>
-        </w:rPr>
-        <w:t>usability</w:t>
+        <w:t xml:space="preserve"> sebesar 86% yang relevan dengan standar hortikultura. Sebagai saran pengembangan, antarmuka sistem ke depannya dapat dilengkapi dengan </w:t>
+      </w:r>
+      <w:r>
+        <w:rPr>
+          <w:i/>
+          <w:lang w:val="en-US"/>
+        </w:rPr>
+        <w:t>mode gelap</w:t>
       </w:r>
       <w:r>
         <w:rPr>
@@ -29516,45 +29829,6 @@
           <w:i/>
           <w:lang w:val="en-US"/>
         </w:rPr>
-        <w:t>(SUS)</w:t>
-      </w:r>
-      <w:r>
-        <w:rPr>
-          <w:lang w:val="en-US"/>
-        </w:rPr>
-        <w:t xml:space="preserve"> sebesar 76,5 yang mengindikasikan penerimaan pengguna yang baik, serta tingkat akurasi rekomendasi </w:t>
-      </w:r>
-      <w:r>
-        <w:rPr>
-          <w:i/>
-          <w:lang w:val="en-US"/>
-        </w:rPr>
-        <w:t>AI</w:t>
-      </w:r>
-      <w:r>
-        <w:rPr>
-          <w:lang w:val="en-US"/>
-        </w:rPr>
-        <w:t xml:space="preserve"> sebesar 86% yang relevan dengan standar hortikultura. Sebagai saran pengembangan, antarmuka sistem ke depannya dapat dilengkapi dengan </w:t>
-      </w:r>
-      <w:r>
-        <w:rPr>
-          <w:i/>
-          <w:lang w:val="en-US"/>
-        </w:rPr>
-        <w:t>mode gelap</w:t>
-      </w:r>
-      <w:r>
-        <w:rPr>
-          <w:lang w:val="en-US"/>
-        </w:rPr>
-        <w:t xml:space="preserve"> </w:t>
-      </w:r>
-      <w:r>
-        <w:rPr>
-          <w:i/>
-          <w:lang w:val="en-US"/>
-        </w:rPr>
         <w:t>(dark mode)</w:t>
       </w:r>
       <w:r>
@@ -29583,8 +29857,8 @@
           <w:lang w:val="en-US"/>
         </w:rPr>
       </w:pPr>
-      <w:bookmarkStart w:id="76" w:name="_Toc137038250"/>
-      <w:bookmarkStart w:id="77" w:name="_Toc225245274"/>
+      <w:bookmarkStart w:id="78" w:name="_Toc137038250"/>
+      <w:bookmarkStart w:id="79" w:name="_Toc225245274"/>
       <w:r>
         <w:rPr>
           <w:lang w:val="en-US"/>
@@ -29592,311 +29866,17 @@
         <w:lastRenderedPageBreak/>
         <w:t>BAB 5. KESIMPULAN DAN SARAN</w:t>
       </w:r>
-      <w:bookmarkEnd w:id="76"/>
-      <w:bookmarkEnd w:id="77"/>
-    </w:p>
-    <w:p>
-      <w:pPr>
-        <w:pStyle w:val="Heading2"/>
-      </w:pPr>
-      <w:bookmarkStart w:id="78" w:name="_Toc137038251"/>
-      <w:bookmarkStart w:id="79" w:name="_Toc225245275"/>
-      <w:r>
-        <w:t>5.1 Kesimpulan</w:t>
-      </w:r>
       <w:bookmarkEnd w:id="78"/>
       <w:bookmarkEnd w:id="79"/>
     </w:p>
     <w:p>
       <w:pPr>
-        <w:jc w:val="both"/>
-        <w:rPr>
-          <w:lang w:val="en-US"/>
-        </w:rPr>
-      </w:pPr>
-      <w:r>
-        <w:rPr>
-          <w:lang w:val="en-US"/>
-        </w:rPr>
-        <w:t xml:space="preserve">Desain dan arsitektur antarmuka </w:t>
-      </w:r>
-      <w:r>
-        <w:rPr>
-          <w:i/>
-          <w:lang w:val="en-US"/>
-        </w:rPr>
-        <w:t>embedded web</w:t>
-      </w:r>
-      <w:r>
-        <w:rPr>
-          <w:lang w:val="en-US"/>
-        </w:rPr>
-        <w:t xml:space="preserve"> untuk sistem pemantauan dan kontrol rumah kaca hortikultura berskala kecil dalam penelitian ini telah berhasil dirancang menggunakan penggabungan metodologi </w:t>
-      </w:r>
-      <w:proofErr w:type="gramStart"/>
-      <w:r>
-        <w:rPr>
-          <w:i/>
-          <w:lang w:val="en-US"/>
-        </w:rPr>
-        <w:t>Agile</w:t>
-      </w:r>
-      <w:proofErr w:type="gramEnd"/>
-      <w:r>
-        <w:rPr>
-          <w:lang w:val="en-US"/>
-        </w:rPr>
-        <w:t xml:space="preserve"> dan </w:t>
-      </w:r>
-      <w:r>
-        <w:rPr>
-          <w:i/>
-          <w:lang w:val="en-US"/>
-        </w:rPr>
-        <w:t>User Centered Design (UCD)</w:t>
-      </w:r>
-      <w:r>
-        <w:rPr>
-          <w:lang w:val="en-US"/>
-        </w:rPr>
-        <w:t xml:space="preserve">. Arsitektur sistem ini mengintegrasikan kerangka kerja </w:t>
-      </w:r>
-      <w:r>
-        <w:rPr>
-          <w:i/>
-          <w:lang w:val="en-US"/>
-        </w:rPr>
-        <w:t>Preact</w:t>
-      </w:r>
-      <w:r>
-        <w:rPr>
-          <w:lang w:val="en-US"/>
-        </w:rPr>
-        <w:t xml:space="preserve"> dan </w:t>
-      </w:r>
-      <w:r>
-        <w:rPr>
-          <w:i/>
-          <w:lang w:val="en-US"/>
-        </w:rPr>
-        <w:t>PicoCSS</w:t>
-      </w:r>
-      <w:r>
-        <w:rPr>
-          <w:lang w:val="en-US"/>
-        </w:rPr>
-        <w:t xml:space="preserve"> unt</w:t>
-      </w:r>
-      <w:r>
-        <w:rPr>
-          <w:lang w:val="en-US"/>
-        </w:rPr>
-        <w:t xml:space="preserve">uk menghasilkan antarmuka </w:t>
-      </w:r>
-      <w:r>
-        <w:rPr>
-          <w:i/>
-          <w:lang w:val="en-US"/>
-        </w:rPr>
-        <w:t xml:space="preserve">front </w:t>
-      </w:r>
-      <w:r>
-        <w:rPr>
-          <w:i/>
-          <w:lang w:val="en-US"/>
-        </w:rPr>
-        <w:t>end</w:t>
-      </w:r>
-      <w:r>
-        <w:rPr>
-          <w:lang w:val="en-US"/>
-        </w:rPr>
-        <w:t xml:space="preserve"> yang ringan serta responsif. Antarmuka tersebut kemudian dihubungkan dengan perangkat keras sensor dan </w:t>
-      </w:r>
-      <w:r>
-        <w:rPr>
-          <w:i/>
-          <w:lang w:val="en-US"/>
-        </w:rPr>
-        <w:t>Decision Support System (DSS)</w:t>
-      </w:r>
-      <w:r>
-        <w:rPr>
-          <w:lang w:val="en-US"/>
-        </w:rPr>
-        <w:t xml:space="preserve"> berbasis </w:t>
-      </w:r>
-      <w:r>
-        <w:rPr>
-          <w:i/>
-          <w:lang w:val="en-US"/>
-        </w:rPr>
-        <w:t>Generative AI (Gemini AI)</w:t>
-      </w:r>
-      <w:r>
-        <w:rPr>
-          <w:lang w:val="en-US"/>
-        </w:rPr>
-        <w:t xml:space="preserve"> melalui </w:t>
-      </w:r>
-      <w:r>
-        <w:rPr>
-          <w:i/>
-          <w:lang w:val="en-US"/>
-        </w:rPr>
-        <w:t>API</w:t>
-      </w:r>
-      <w:r>
-        <w:rPr>
-          <w:lang w:val="en-US"/>
-        </w:rPr>
-        <w:t xml:space="preserve">. Pendekatan desain yang berpusat pada pengguna memastikan bahwa tata letak visual dan penyajian informasi pada dashboard telah disesuaikan dengan </w:t>
-      </w:r>
-      <w:r>
-        <w:rPr>
-          <w:lang w:val="en-US"/>
-        </w:rPr>
-        <w:t>dengan pengguna</w:t>
-      </w:r>
-      <w:r>
-        <w:rPr>
-          <w:lang w:val="en-US"/>
-        </w:rPr>
-        <w:t>, sehingga mampu menjembatani kesenjangan pemahaman teknologi tanpa menimbulkan beban yang berlebihan.</w:t>
-      </w:r>
-    </w:p>
-    <w:p>
-      <w:pPr>
-        <w:jc w:val="both"/>
-        <w:rPr>
-          <w:lang w:val="en-US"/>
-        </w:rPr>
-      </w:pPr>
-    </w:p>
-    <w:p>
-      <w:pPr>
-        <w:jc w:val="both"/>
-        <w:rPr>
-          <w:lang w:val="en-US"/>
-        </w:rPr>
-      </w:pPr>
-      <w:r>
-        <w:rPr>
-          <w:lang w:val="en-US"/>
-        </w:rPr>
-        <w:t xml:space="preserve">Implementasi dan kinerja antarmuka </w:t>
-      </w:r>
-      <w:r>
-        <w:rPr>
-          <w:i/>
-          <w:lang w:val="en-US"/>
-        </w:rPr>
-        <w:t>embedded web</w:t>
-      </w:r>
-      <w:r>
-        <w:rPr>
-          <w:lang w:val="en-US"/>
-        </w:rPr>
-        <w:t xml:space="preserve"> tersebut terbukti andal serta memberikan hasil evaluasi yang sangat baik di lingkungan operasional. Dari aspek kelayakan teknis, sistem memiliki tingkat </w:t>
-      </w:r>
-      <w:r>
-        <w:rPr>
-          <w:i/>
-          <w:lang w:val="en-US"/>
-        </w:rPr>
-        <w:t>uptime</w:t>
-      </w:r>
-      <w:r>
-        <w:rPr>
-          <w:lang w:val="en-US"/>
-        </w:rPr>
-        <w:t xml:space="preserve"> mencapai 98 persen dengan waktu respons transmisi data dan </w:t>
-      </w:r>
-      <w:r>
-        <w:rPr>
-          <w:i/>
-          <w:lang w:val="en-US"/>
-        </w:rPr>
-        <w:t>prompt AI</w:t>
-      </w:r>
-      <w:r>
-        <w:rPr>
-          <w:lang w:val="en-US"/>
-        </w:rPr>
-        <w:t xml:space="preserve"> yang cepat dan stabil. </w:t>
-      </w:r>
-      <w:r>
-        <w:rPr>
-          <w:i/>
-          <w:lang w:val="en-US"/>
-        </w:rPr>
-        <w:t>DSS</w:t>
-      </w:r>
-      <w:r>
-        <w:rPr>
-          <w:lang w:val="en-US"/>
-        </w:rPr>
-        <w:t xml:space="preserve"> berbasis </w:t>
-      </w:r>
-      <w:r>
-        <w:rPr>
-          <w:i/>
-          <w:lang w:val="en-US"/>
-        </w:rPr>
-        <w:t>AI</w:t>
-      </w:r>
-      <w:r>
-        <w:rPr>
-          <w:lang w:val="en-US"/>
-        </w:rPr>
-        <w:t xml:space="preserve"> terbukti mampu secara o</w:t>
-      </w:r>
-      <w:r>
-        <w:rPr>
-          <w:lang w:val="en-US"/>
-        </w:rPr>
-        <w:t xml:space="preserve">tomatis menerjemahkan data sensor kelistrikan </w:t>
-      </w:r>
-      <w:r>
-        <w:rPr>
-          <w:lang w:val="en-US"/>
-        </w:rPr>
-        <w:t>menjadi diagnosis serta rekomendasi dengan tingkat akurasi mencapai 86 persen. Kinerja ini didukung oleh tingkat kepuasan dan kemudahan penggunaa</w:t>
-      </w:r>
-      <w:r>
-        <w:rPr>
-          <w:lang w:val="en-US"/>
-        </w:rPr>
-        <w:t>n yang tinggi dari sisi penggun</w:t>
-      </w:r>
-      <w:r>
-        <w:rPr>
-          <w:lang w:val="en-US"/>
-        </w:rPr>
-        <w:t xml:space="preserve">, dibuktikan dengan perolehan skor </w:t>
-      </w:r>
-      <w:r>
-        <w:rPr>
-          <w:i/>
-          <w:lang w:val="en-US"/>
-        </w:rPr>
-        <w:t>System Usability Scale (SUS)</w:t>
-      </w:r>
-      <w:r>
-        <w:rPr>
-          <w:lang w:val="en-US"/>
-        </w:rPr>
-        <w:t xml:space="preserve"> sebesar 76,5 yang masuk ke dalam kategori dapat diterima dengan predikat baik hingga sangat baik. Secara keseluruhan, sistem ini efektif dalam membantu petani merespons anomali sistem rumah kaca secara tepat dan mandiri.</w:t>
-      </w:r>
-    </w:p>
-    <w:p>
-      <w:pPr>
         <w:pStyle w:val="Heading2"/>
       </w:pPr>
-      <w:bookmarkStart w:id="80" w:name="_Toc137038252"/>
-      <w:bookmarkStart w:id="81" w:name="_Toc225245276"/>
-      <w:r>
-        <w:t>5.2 Saran</w:t>
+      <w:bookmarkStart w:id="80" w:name="_Toc137038251"/>
+      <w:bookmarkStart w:id="81" w:name="_Toc225245275"/>
+      <w:r>
+        <w:t>5.1 Kesimpulan</w:t>
       </w:r>
       <w:bookmarkEnd w:id="80"/>
       <w:bookmarkEnd w:id="81"/>
@@ -29912,6 +29892,300 @@
         <w:rPr>
           <w:lang w:val="en-US"/>
         </w:rPr>
+        <w:t xml:space="preserve">Desain dan arsitektur antarmuka </w:t>
+      </w:r>
+      <w:r>
+        <w:rPr>
+          <w:i/>
+          <w:lang w:val="en-US"/>
+        </w:rPr>
+        <w:t>embedded web</w:t>
+      </w:r>
+      <w:r>
+        <w:rPr>
+          <w:lang w:val="en-US"/>
+        </w:rPr>
+        <w:t xml:space="preserve"> untuk sistem pemantauan dan kontrol rumah kaca hortikultura berskala kecil dalam penelitian ini telah berhasil dirancang menggunakan penggabungan metodologi </w:t>
+      </w:r>
+      <w:proofErr w:type="gramStart"/>
+      <w:r>
+        <w:rPr>
+          <w:i/>
+          <w:lang w:val="en-US"/>
+        </w:rPr>
+        <w:t>Agile</w:t>
+      </w:r>
+      <w:proofErr w:type="gramEnd"/>
+      <w:r>
+        <w:rPr>
+          <w:lang w:val="en-US"/>
+        </w:rPr>
+        <w:t xml:space="preserve"> dan </w:t>
+      </w:r>
+      <w:r>
+        <w:rPr>
+          <w:i/>
+          <w:lang w:val="en-US"/>
+        </w:rPr>
+        <w:t>User Centered Design (UCD)</w:t>
+      </w:r>
+      <w:r>
+        <w:rPr>
+          <w:lang w:val="en-US"/>
+        </w:rPr>
+        <w:t xml:space="preserve">. Arsitektur sistem ini mengintegrasikan kerangka kerja </w:t>
+      </w:r>
+      <w:r>
+        <w:rPr>
+          <w:i/>
+          <w:lang w:val="en-US"/>
+        </w:rPr>
+        <w:t>Preact</w:t>
+      </w:r>
+      <w:r>
+        <w:rPr>
+          <w:lang w:val="en-US"/>
+        </w:rPr>
+        <w:t xml:space="preserve"> dan </w:t>
+      </w:r>
+      <w:r>
+        <w:rPr>
+          <w:i/>
+          <w:lang w:val="en-US"/>
+        </w:rPr>
+        <w:t>PicoCSS</w:t>
+      </w:r>
+      <w:r>
+        <w:rPr>
+          <w:lang w:val="en-US"/>
+        </w:rPr>
+        <w:t xml:space="preserve"> unt</w:t>
+      </w:r>
+      <w:r>
+        <w:rPr>
+          <w:lang w:val="en-US"/>
+        </w:rPr>
+        <w:t xml:space="preserve">uk menghasilkan antarmuka </w:t>
+      </w:r>
+      <w:r>
+        <w:rPr>
+          <w:i/>
+          <w:lang w:val="en-US"/>
+        </w:rPr>
+        <w:t xml:space="preserve">front </w:t>
+      </w:r>
+      <w:r>
+        <w:rPr>
+          <w:i/>
+          <w:lang w:val="en-US"/>
+        </w:rPr>
+        <w:t>end</w:t>
+      </w:r>
+      <w:r>
+        <w:rPr>
+          <w:lang w:val="en-US"/>
+        </w:rPr>
+        <w:t xml:space="preserve"> yang ringan serta responsif. Antarmuka tersebut kemudian dihubungkan dengan perangkat keras sensor dan </w:t>
+      </w:r>
+      <w:r>
+        <w:rPr>
+          <w:i/>
+          <w:lang w:val="en-US"/>
+        </w:rPr>
+        <w:t>Decision Support System (DSS)</w:t>
+      </w:r>
+      <w:r>
+        <w:rPr>
+          <w:lang w:val="en-US"/>
+        </w:rPr>
+        <w:t xml:space="preserve"> berbasis </w:t>
+      </w:r>
+      <w:r>
+        <w:rPr>
+          <w:i/>
+          <w:lang w:val="en-US"/>
+        </w:rPr>
+        <w:t>Generative AI (Gemini AI)</w:t>
+      </w:r>
+      <w:r>
+        <w:rPr>
+          <w:lang w:val="en-US"/>
+        </w:rPr>
+        <w:t xml:space="preserve"> melalui </w:t>
+      </w:r>
+      <w:r>
+        <w:rPr>
+          <w:i/>
+          <w:lang w:val="en-US"/>
+        </w:rPr>
+        <w:t>API</w:t>
+      </w:r>
+      <w:r>
+        <w:rPr>
+          <w:lang w:val="en-US"/>
+        </w:rPr>
+        <w:t xml:space="preserve">. Pendekatan desain yang berpusat pada pengguna memastikan bahwa tata letak visual dan penyajian informasi pada dashboard telah disesuaikan dengan </w:t>
+      </w:r>
+      <w:r>
+        <w:rPr>
+          <w:lang w:val="en-US"/>
+        </w:rPr>
+        <w:t>dengan pengguna</w:t>
+      </w:r>
+      <w:r>
+        <w:rPr>
+          <w:lang w:val="en-US"/>
+        </w:rPr>
+        <w:t>, sehingga mampu menjembatani kesenjangan pemahaman teknologi tanpa menimbulkan beban yang berlebihan.</w:t>
+      </w:r>
+    </w:p>
+    <w:p>
+      <w:pPr>
+        <w:jc w:val="both"/>
+        <w:rPr>
+          <w:lang w:val="en-US"/>
+        </w:rPr>
+      </w:pPr>
+    </w:p>
+    <w:p>
+      <w:pPr>
+        <w:jc w:val="both"/>
+        <w:rPr>
+          <w:lang w:val="en-US"/>
+        </w:rPr>
+      </w:pPr>
+      <w:r>
+        <w:rPr>
+          <w:lang w:val="en-US"/>
+        </w:rPr>
+        <w:t xml:space="preserve">Implementasi dan kinerja antarmuka </w:t>
+      </w:r>
+      <w:r>
+        <w:rPr>
+          <w:i/>
+          <w:lang w:val="en-US"/>
+        </w:rPr>
+        <w:t>embedded web</w:t>
+      </w:r>
+      <w:r>
+        <w:rPr>
+          <w:lang w:val="en-US"/>
+        </w:rPr>
+        <w:t xml:space="preserve"> tersebut terbukti andal serta memberikan hasil evaluasi yang sangat baik di lingkungan operasional. Dari aspek kelayakan teknis, sistem memiliki tingkat </w:t>
+      </w:r>
+      <w:r>
+        <w:rPr>
+          <w:i/>
+          <w:lang w:val="en-US"/>
+        </w:rPr>
+        <w:t>uptime</w:t>
+      </w:r>
+      <w:r>
+        <w:rPr>
+          <w:lang w:val="en-US"/>
+        </w:rPr>
+        <w:t xml:space="preserve"> mencapai 98 persen dengan waktu respons transmisi data dan </w:t>
+      </w:r>
+      <w:r>
+        <w:rPr>
+          <w:i/>
+          <w:lang w:val="en-US"/>
+        </w:rPr>
+        <w:t>prompt AI</w:t>
+      </w:r>
+      <w:r>
+        <w:rPr>
+          <w:lang w:val="en-US"/>
+        </w:rPr>
+        <w:t xml:space="preserve"> yang cepat dan stabil. </w:t>
+      </w:r>
+      <w:r>
+        <w:rPr>
+          <w:i/>
+          <w:lang w:val="en-US"/>
+        </w:rPr>
+        <w:t>DSS</w:t>
+      </w:r>
+      <w:r>
+        <w:rPr>
+          <w:lang w:val="en-US"/>
+        </w:rPr>
+        <w:t xml:space="preserve"> berbasis </w:t>
+      </w:r>
+      <w:r>
+        <w:rPr>
+          <w:i/>
+          <w:lang w:val="en-US"/>
+        </w:rPr>
+        <w:t>AI</w:t>
+      </w:r>
+      <w:r>
+        <w:rPr>
+          <w:lang w:val="en-US"/>
+        </w:rPr>
+        <w:t xml:space="preserve"> terbukti mampu secara o</w:t>
+      </w:r>
+      <w:r>
+        <w:rPr>
+          <w:lang w:val="en-US"/>
+        </w:rPr>
+        <w:t xml:space="preserve">tomatis menerjemahkan data sensor kelistrikan </w:t>
+      </w:r>
+      <w:r>
+        <w:rPr>
+          <w:lang w:val="en-US"/>
+        </w:rPr>
+        <w:t>menjadi diagnosis serta rekomendasi dengan tingkat akurasi mencapai 86 persen. Kinerja ini didukung oleh tingkat kepuasan dan kemudahan penggunaa</w:t>
+      </w:r>
+      <w:r>
+        <w:rPr>
+          <w:lang w:val="en-US"/>
+        </w:rPr>
+        <w:t>n yang tinggi dari sisi penggun</w:t>
+      </w:r>
+      <w:r>
+        <w:rPr>
+          <w:lang w:val="en-US"/>
+        </w:rPr>
+        <w:t xml:space="preserve">, dibuktikan dengan perolehan skor </w:t>
+      </w:r>
+      <w:r>
+        <w:rPr>
+          <w:i/>
+          <w:lang w:val="en-US"/>
+        </w:rPr>
+        <w:t>System Usability Scale (SUS)</w:t>
+      </w:r>
+      <w:r>
+        <w:rPr>
+          <w:lang w:val="en-US"/>
+        </w:rPr>
+        <w:t xml:space="preserve"> sebesar 76,5 yang masuk ke dalam kategori dapat diterima dengan predikat baik hingga sangat baik. Secara keseluruhan, sistem ini efektif dalam membantu petani merespons anomali sistem rumah kaca secara tepat dan mandiri.</w:t>
+      </w:r>
+    </w:p>
+    <w:p>
+      <w:pPr>
+        <w:pStyle w:val="Heading2"/>
+      </w:pPr>
+      <w:bookmarkStart w:id="82" w:name="_Toc137038252"/>
+      <w:bookmarkStart w:id="83" w:name="_Toc225245276"/>
+      <w:r>
+        <w:t>5.2 Saran</w:t>
+      </w:r>
+      <w:bookmarkEnd w:id="82"/>
+      <w:bookmarkEnd w:id="83"/>
+    </w:p>
+    <w:p>
+      <w:pPr>
+        <w:jc w:val="both"/>
+        <w:rPr>
+          <w:lang w:val="en-US"/>
+        </w:rPr>
+      </w:pPr>
+      <w:r>
+        <w:rPr>
+          <w:lang w:val="en-US"/>
+        </w:rPr>
         <w:t xml:space="preserve">Untuk pengembangan selanjutnya, beberapa hal dapat dilakukan guna meningkatkan kualitas dan cakupan sistem yang telah dibangun. Peneliti berikutnya dapat mengembangkan sistem dengan memanfaatkan data historis dan teknik pembelajaran yang lebih adaptif agar rekomendasi yang dihasilkan menjadi lebih akurat dan kontekstual. Selain itu, penambahan fitur notifikasi otomatis dan sistem peringatan dini </w:t>
       </w:r>
       <w:proofErr w:type="gramStart"/>
@@ -30020,12 +30294,12 @@
       <w:pPr>
         <w:pStyle w:val="Heading1"/>
       </w:pPr>
-      <w:bookmarkStart w:id="82" w:name="_Toc225245277"/>
+      <w:bookmarkStart w:id="84" w:name="_Toc225245277"/>
       <w:r>
         <w:lastRenderedPageBreak/>
         <w:t>DAFTAR PUSTAKA</w:t>
       </w:r>
-      <w:bookmarkEnd w:id="82"/>
+      <w:bookmarkEnd w:id="84"/>
     </w:p>
     <w:p>
       <w:pPr>
@@ -31106,14 +31380,14 @@
         <w:lastRenderedPageBreak/>
         <w:fldChar w:fldCharType="end"/>
       </w:r>
-      <w:bookmarkStart w:id="83" w:name="_Toc225245278"/>
+      <w:bookmarkStart w:id="85" w:name="_Toc225245278"/>
       <w:r>
         <w:rPr>
           <w:lang w:val="en-US"/>
         </w:rPr>
         <w:t>LAMPIRAN</w:t>
       </w:r>
-      <w:bookmarkEnd w:id="83"/>
+      <w:bookmarkEnd w:id="85"/>
     </w:p>
     <w:p>
       <w:pPr>
@@ -31121,7 +31395,7 @@
       </w:pPr>
     </w:p>
     <w:sectPr>
-      <w:footerReference w:type="default" r:id="rId16"/>
+      <w:footerReference w:type="default" r:id="rId18"/>
       <w:pgSz w:w="11906" w:h="16838"/>
       <w:pgMar w:top="1701" w:right="1701" w:bottom="1701" w:left="2268" w:header="709" w:footer="709" w:gutter="0"/>
       <w:cols w:space="708"/>
@@ -31160,12 +31434,13 @@
 <w:ftr xmlns:wpc="http://schemas.microsoft.com/office/word/2010/wordprocessingCanvas" xmlns:mc="http://schemas.openxmlformats.org/markup-compatibility/2006" xmlns:o="urn:schemas-microsoft-com:office:office" xmlns:r="http://schemas.openxmlformats.org/officeDocument/2006/relationships" xmlns:m="http://schemas.openxmlformats.org/officeDocument/2006/math" xmlns:v="urn:schemas-microsoft-com:vml" xmlns:wp14="http://schemas.microsoft.com/office/word/2010/wordprocessingDrawing" xmlns:wp="http://schemas.openxmlformats.org/drawingml/2006/wordprocessingDrawing" xmlns:w10="urn:schemas-microsoft-com:office:word" xmlns:w="http://schemas.openxmlformats.org/wordprocessingml/2006/main" xmlns:w14="http://schemas.microsoft.com/office/word/2010/wordml" xmlns:w15="http://schemas.microsoft.com/office/word/2012/wordml" xmlns:wpg="http://schemas.microsoft.com/office/word/2010/wordprocessingGroup" xmlns:wpi="http://schemas.microsoft.com/office/word/2010/wordprocessingInk" xmlns:wne="http://schemas.microsoft.com/office/word/2006/wordml" xmlns:wps="http://schemas.microsoft.com/office/word/2010/wordprocessingShape" mc:Ignorable="w14 w15 wp14">
   <w:sdt>
     <w:sdtPr>
-      <w:id w:val="-1811627183"/>
+      <w:id w:val="-211808420"/>
       <w:docPartObj>
         <w:docPartGallery w:val="Page Numbers (Bottom of Page)"/>
         <w:docPartUnique/>
       </w:docPartObj>
     </w:sdtPr>
+    <w:sdtEndPr/>
     <w:sdtContent>
       <w:p>
         <w:pPr>
@@ -31194,7 +31469,7 @@
           <w:rPr>
             <w:noProof/>
           </w:rPr>
-          <w:t>x</w:t>
+          <w:t>vii</w:t>
         </w:r>
         <w:r>
           <w:rPr>
@@ -31217,12 +31492,13 @@
 <w:ftr xmlns:wpc="http://schemas.microsoft.com/office/word/2010/wordprocessingCanvas" xmlns:mc="http://schemas.openxmlformats.org/markup-compatibility/2006" xmlns:o="urn:schemas-microsoft-com:office:office" xmlns:r="http://schemas.openxmlformats.org/officeDocument/2006/relationships" xmlns:m="http://schemas.openxmlformats.org/officeDocument/2006/math" xmlns:v="urn:schemas-microsoft-com:vml" xmlns:wp14="http://schemas.microsoft.com/office/word/2010/wordprocessingDrawing" xmlns:wp="http://schemas.openxmlformats.org/drawingml/2006/wordprocessingDrawing" xmlns:w10="urn:schemas-microsoft-com:office:word" xmlns:w="http://schemas.openxmlformats.org/wordprocessingml/2006/main" xmlns:w14="http://schemas.microsoft.com/office/word/2010/wordml" xmlns:w15="http://schemas.microsoft.com/office/word/2012/wordml" xmlns:wpg="http://schemas.microsoft.com/office/word/2010/wordprocessingGroup" xmlns:wpi="http://schemas.microsoft.com/office/word/2010/wordprocessingInk" xmlns:wne="http://schemas.microsoft.com/office/word/2006/wordml" xmlns:wps="http://schemas.microsoft.com/office/word/2010/wordprocessingShape" mc:Ignorable="w14 w15 wp14">
   <w:sdt>
     <w:sdtPr>
-      <w:id w:val="1802503997"/>
+      <w:id w:val="-1743477370"/>
       <w:docPartObj>
         <w:docPartGallery w:val="Page Numbers (Bottom of Page)"/>
         <w:docPartUnique/>
       </w:docPartObj>
     </w:sdtPr>
+    <w:sdtEndPr/>
     <w:sdtContent>
       <w:p>
         <w:pPr>
@@ -31280,6 +31556,7 @@
         <w:docPartUnique/>
       </w:docPartObj>
     </w:sdtPr>
+    <w:sdtEndPr/>
     <w:sdtContent>
       <w:p>
         <w:pPr>
@@ -31308,7 +31585,7 @@
           <w:rPr>
             <w:noProof/>
           </w:rPr>
-          <w:t>23</w:t>
+          <w:t>34</w:t>
         </w:r>
         <w:r>
           <w:rPr>
@@ -33262,7 +33539,7 @@
 </file>
 
 <file path=customXml/itemProps1.xml><?xml version="1.0" encoding="utf-8"?>
-<ds:datastoreItem xmlns:ds="http://schemas.openxmlformats.org/officeDocument/2006/customXml" ds:itemID="{8559124C-4D65-4D86-A532-ACDA8B4D2051}">
+<ds:datastoreItem xmlns:ds="http://schemas.openxmlformats.org/officeDocument/2006/customXml" ds:itemID="{71F51692-2798-4AF1-8CBE-3E7D779D5722}">
   <ds:schemaRefs>
     <ds:schemaRef ds:uri="http://schemas.openxmlformats.org/officeDocument/2006/bibliography"/>
   </ds:schemaRefs>

--- a/NASKAH/Dokumen Laporan Skripsi - 42330018 - I Nyoman Wahyu Permana - 2023 - 2026.docx
+++ b/NASKAH/Dokumen Laporan Skripsi - 42330018 - I Nyoman Wahyu Permana - 2023 - 2026.docx
@@ -29382,7 +29382,13 @@
         <w:rPr>
           <w:lang w:val="en-US"/>
         </w:rPr>
-        <w:t>rata di bawah 3 detik</w:t>
+        <w:t>rata di bawah 2</w:t>
+      </w:r>
+      <w:r>
+        <w:rPr>
+          <w:lang w:val="en-US"/>
+        </w:rPr>
+        <w:t xml:space="preserve"> detik</w:t>
       </w:r>
       <w:r>
         <w:rPr>
@@ -29424,15 +29430,7 @@
         <w:rPr>
           <w:lang w:val="en-US"/>
         </w:rPr>
-        <w:t>4.4</w:t>
-      </w:r>
-      <w:bookmarkStart w:id="75" w:name="_GoBack"/>
-      <w:bookmarkEnd w:id="75"/>
-      <w:r>
-        <w:rPr>
-          <w:lang w:val="en-US"/>
-        </w:rPr>
-        <w:t xml:space="preserve"> </w:t>
+        <w:t xml:space="preserve">4.4 </w:t>
       </w:r>
       <w:r>
         <w:rPr>
@@ -29451,7 +29449,7 @@
           <w:lang w:val="en-US"/>
         </w:rPr>
       </w:pPr>
-      <w:bookmarkStart w:id="76" w:name="_Toc225245272"/>
+      <w:bookmarkStart w:id="75" w:name="_Toc225245272"/>
       <w:r>
         <w:rPr>
           <w:lang w:val="en-US"/>
@@ -29465,7 +29463,7 @@
         </w:rPr>
         <w:t>Usability Testing</w:t>
       </w:r>
-      <w:bookmarkEnd w:id="76"/>
+      <w:bookmarkEnd w:id="75"/>
     </w:p>
     <w:p>
       <w:pPr>
@@ -29630,14 +29628,14 @@
         <w:rPr>
           <w:lang w:val="en-US"/>
         </w:rPr>
-        <w:t xml:space="preserve"> dinilai mudah digunakan, tidak membingungkan, dan petani merasa cukup percaya diri dalam mengoperasikannya tanpa memerlukan pendampingan </w:t>
+        <w:t xml:space="preserve"> dinilai mudah digunakan, tidak membingungkan, dan petani merasa cukup percaya diri dalam mengoperasikannya tanpa memerlukan pendampingan teknisi yang intensif. Secara kualitatif, responden memberikan umpan balik </w:t>
       </w:r>
       <w:r>
         <w:rPr>
           <w:lang w:val="en-US"/>
         </w:rPr>
         <w:lastRenderedPageBreak/>
-        <w:t>teknisi yang intensif. Secara kualitatif, responden memberikan umpan balik positif terhadap tampilan visual yang bersih, meskipun terdapat beberapa masukan minor terkait ukuran font grafik riwayat data yang perlu sedikit diperbesar agar lebih mudah dibaca di bawah sinar matahari langsung.</w:t>
+        <w:t>positif terhadap tampilan visual yang bersih, meskipun terdapat beberapa masukan minor terkait ukuran font grafik riwayat data yang perlu sedikit diperbesar agar lebih mudah dibaca di bawah sinar matahari langsung.</w:t>
       </w:r>
     </w:p>
     <w:p>
@@ -29648,14 +29646,14 @@
           <w:lang w:val="en-US"/>
         </w:rPr>
       </w:pPr>
-      <w:bookmarkStart w:id="77" w:name="_Toc225245273"/>
+      <w:bookmarkStart w:id="76" w:name="_Toc225245273"/>
       <w:r>
         <w:rPr>
           <w:lang w:val="en-US"/>
         </w:rPr>
         <w:t>4.2.3 Hasil Validasi Fungsi Deskriptif Gemini AI</w:t>
       </w:r>
-      <w:bookmarkEnd w:id="77"/>
+      <w:bookmarkEnd w:id="76"/>
     </w:p>
     <w:p>
       <w:pPr>
@@ -29707,7 +29705,102 @@
         <w:rPr>
           <w:lang w:val="en-US"/>
         </w:rPr>
-        <w:t xml:space="preserve"> (n/m * 100%), diperoleh tingkat keberhasilan integrasi </w:t>
+        <w:t xml:space="preserve"> </w:t>
+      </w:r>
+      <w:r>
+        <w:rPr>
+          <w:lang w:val="en-US"/>
+        </w:rPr>
+        <w:t>seperti berikut</w:t>
+      </w:r>
+    </w:p>
+    <w:p>
+      <w:pPr>
+        <w:pStyle w:val="ListParagraph"/>
+        <w:numPr>
+          <w:ilvl w:val="0"/>
+          <w:numId w:val="0"/>
+        </w:numPr>
+        <w:spacing w:before="240" w:after="200"/>
+        <w:ind w:left="720"/>
+        <w:jc w:val="center"/>
+        <w:rPr>
+          <w:rFonts w:eastAsiaTheme="minorEastAsia" w:cs="Arial"/>
+          <w:lang w:val="en-US"/>
+        </w:rPr>
+      </w:pPr>
+      <m:oMathPara>
+        <m:oMath>
+          <m:f>
+            <m:fPr>
+              <m:ctrlPr>
+                <w:rPr>
+                  <w:rFonts w:ascii="Cambria Math" w:hAnsi="Cambria Math"/>
+                </w:rPr>
+              </m:ctrlPr>
+            </m:fPr>
+            <m:num>
+              <m:r>
+                <m:rPr>
+                  <m:sty m:val="p"/>
+                </m:rPr>
+                <w:rPr>
+                  <w:rFonts w:ascii="Cambria Math" w:hAnsi="Cambria Math"/>
+                </w:rPr>
+                <m:t>n</m:t>
+              </m:r>
+            </m:num>
+            <m:den>
+              <m:r>
+                <m:rPr>
+                  <m:sty m:val="p"/>
+                </m:rPr>
+                <w:rPr>
+                  <w:rFonts w:ascii="Cambria Math" w:hAnsi="Cambria Math"/>
+                </w:rPr>
+                <m:t>m</m:t>
+              </m:r>
+            </m:den>
+          </m:f>
+          <m:r>
+            <m:rPr>
+              <m:sty m:val="p"/>
+            </m:rPr>
+            <w:rPr>
+              <w:rFonts w:ascii="Cambria Math" w:hAnsi="Cambria Math"/>
+            </w:rPr>
+            <m:t xml:space="preserve">* 100% = x% </m:t>
+          </m:r>
+        </m:oMath>
+      </m:oMathPara>
+    </w:p>
+    <w:p>
+      <w:pPr>
+        <w:ind w:left="709" w:firstLine="720"/>
+        <w:jc w:val="both"/>
+        <w:rPr>
+          <w:lang w:val="en-US"/>
+        </w:rPr>
+      </w:pPr>
+      <w:r>
+        <w:rPr>
+          <w:lang w:val="en-US"/>
+        </w:rPr>
+        <w:t>Berdasarkan rumus tersebut</w:t>
+      </w:r>
+      <w:bookmarkStart w:id="77" w:name="_GoBack"/>
+      <w:bookmarkEnd w:id="77"/>
+      <w:r>
+        <w:rPr>
+          <w:lang w:val="en-US"/>
+        </w:rPr>
+        <w:t xml:space="preserve"> </w:t>
+      </w:r>
+      <w:r>
+        <w:rPr>
+          <w:lang w:val="en-US"/>
+        </w:rPr>
+        <w:t xml:space="preserve">diperoleh tingkat keberhasilan integrasi </w:t>
       </w:r>
       <w:r>
         <w:rPr>
@@ -31469,7 +31562,7 @@
           <w:rPr>
             <w:noProof/>
           </w:rPr>
-          <w:t>vii</w:t>
+          <w:t>x</w:t>
         </w:r>
         <w:r>
           <w:rPr>
@@ -32732,7 +32825,7 @@
   <w:style w:type="paragraph" w:default="1" w:styleId="Normal">
     <w:name w:val="Normal"/>
     <w:qFormat/>
-    <w:rsid w:val="009E391D"/>
+    <w:rsid w:val="006B20D0"/>
     <w:pPr>
       <w:spacing w:after="0" w:line="360" w:lineRule="auto"/>
       <w:ind w:firstLine="709"/>
@@ -33539,7 +33632,7 @@
 </file>
 
 <file path=customXml/itemProps1.xml><?xml version="1.0" encoding="utf-8"?>
-<ds:datastoreItem xmlns:ds="http://schemas.openxmlformats.org/officeDocument/2006/customXml" ds:itemID="{71F51692-2798-4AF1-8CBE-3E7D779D5722}">
+<ds:datastoreItem xmlns:ds="http://schemas.openxmlformats.org/officeDocument/2006/customXml" ds:itemID="{C8063BB4-3E85-420B-B435-CF445C502D12}">
   <ds:schemaRefs>
     <ds:schemaRef ds:uri="http://schemas.openxmlformats.org/officeDocument/2006/bibliography"/>
   </ds:schemaRefs>

--- a/NASKAH/Dokumen Laporan Skripsi - 42330018 - I Nyoman Wahyu Permana - 2023 - 2026.docx
+++ b/NASKAH/Dokumen Laporan Skripsi - 42330018 - I Nyoman Wahyu Permana - 2023 - 2026.docx
@@ -1167,6 +1167,8 @@
       <w:bookmarkStart w:id="2" w:name="_Toc137038221"/>
       <w:bookmarkStart w:id="3" w:name="_Toc225245232"/>
       <w:bookmarkStart w:id="4" w:name="_Toc75025326"/>
+      <w:bookmarkStart w:id="5" w:name="_GoBack"/>
+      <w:bookmarkEnd w:id="5"/>
       <w:r>
         <w:lastRenderedPageBreak/>
         <w:t>HALAMAN PENGESAHAN</w:t>
@@ -3227,16 +3229,16 @@
       <w:pPr>
         <w:pStyle w:val="Heading1"/>
       </w:pPr>
-      <w:bookmarkStart w:id="5" w:name="_Toc106280385"/>
-      <w:bookmarkStart w:id="6" w:name="_Toc137038222"/>
-      <w:bookmarkStart w:id="7" w:name="_Toc225245233"/>
+      <w:bookmarkStart w:id="6" w:name="_Toc106280385"/>
+      <w:bookmarkStart w:id="7" w:name="_Toc137038222"/>
+      <w:bookmarkStart w:id="8" w:name="_Toc225245233"/>
       <w:r>
         <w:lastRenderedPageBreak/>
         <w:t>HALAMAN PENGESAHAN UJIAN SKRIPSI</w:t>
       </w:r>
-      <w:bookmarkEnd w:id="5"/>
       <w:bookmarkEnd w:id="6"/>
       <w:bookmarkEnd w:id="7"/>
+      <w:bookmarkEnd w:id="8"/>
     </w:p>
     <w:p>
       <w:pPr>
@@ -3993,16 +3995,16 @@
       <w:pPr>
         <w:pStyle w:val="Heading1"/>
       </w:pPr>
-      <w:bookmarkStart w:id="8" w:name="_Toc106280386"/>
-      <w:bookmarkStart w:id="9" w:name="_Toc137038223"/>
-      <w:bookmarkStart w:id="10" w:name="_Toc225245234"/>
+      <w:bookmarkStart w:id="9" w:name="_Toc106280386"/>
+      <w:bookmarkStart w:id="10" w:name="_Toc137038223"/>
+      <w:bookmarkStart w:id="11" w:name="_Toc225245234"/>
       <w:r>
         <w:lastRenderedPageBreak/>
         <w:t>KATA PENGANTAR</w:t>
       </w:r>
-      <w:bookmarkEnd w:id="8"/>
       <w:bookmarkEnd w:id="9"/>
       <w:bookmarkEnd w:id="10"/>
+      <w:bookmarkEnd w:id="11"/>
     </w:p>
     <w:p>
       <w:pPr>
@@ -4400,14 +4402,14 @@
       <w:pPr>
         <w:pStyle w:val="Heading1"/>
       </w:pPr>
-      <w:bookmarkStart w:id="11" w:name="_Toc137038224"/>
-      <w:bookmarkStart w:id="12" w:name="_Toc225245235"/>
+      <w:bookmarkStart w:id="12" w:name="_Toc137038224"/>
+      <w:bookmarkStart w:id="13" w:name="_Toc225245235"/>
       <w:r>
         <w:lastRenderedPageBreak/>
         <w:t>PERNYATAAN BEBAS PLAGIARISME</w:t>
       </w:r>
-      <w:bookmarkEnd w:id="11"/>
       <w:bookmarkEnd w:id="12"/>
+      <w:bookmarkEnd w:id="13"/>
     </w:p>
     <w:p>
       <w:pPr>
@@ -5127,13 +5129,13 @@
       <w:pPr>
         <w:pStyle w:val="Heading1"/>
       </w:pPr>
-      <w:bookmarkStart w:id="13" w:name="_Toc225245236"/>
+      <w:bookmarkStart w:id="14" w:name="_Toc225245236"/>
       <w:r>
         <w:lastRenderedPageBreak/>
         <w:t>DAFTAR ISI</w:t>
       </w:r>
       <w:bookmarkEnd w:id="4"/>
-      <w:bookmarkEnd w:id="13"/>
+      <w:bookmarkEnd w:id="14"/>
     </w:p>
     <w:p>
       <w:pPr>
@@ -8449,14 +8451,14 @@
       <w:pPr>
         <w:pStyle w:val="Heading1"/>
       </w:pPr>
-      <w:bookmarkStart w:id="14" w:name="_Toc75025327"/>
-      <w:bookmarkStart w:id="15" w:name="_Toc225245237"/>
+      <w:bookmarkStart w:id="15" w:name="_Toc75025327"/>
+      <w:bookmarkStart w:id="16" w:name="_Toc225245237"/>
       <w:r>
         <w:lastRenderedPageBreak/>
         <w:t>DAFTAR GAMBAR</w:t>
       </w:r>
-      <w:bookmarkEnd w:id="14"/>
       <w:bookmarkEnd w:id="15"/>
+      <w:bookmarkEnd w:id="16"/>
     </w:p>
     <w:p>
       <w:pPr>
@@ -8880,25 +8882,7 @@
             <w:noProof/>
             <w:lang w:val="en-US"/>
           </w:rPr>
-          <w:t>High Fidelity Protot</w:t>
-        </w:r>
-        <w:r>
-          <w:rPr>
-            <w:rStyle w:val="Hyperlink"/>
-            <w:i/>
-            <w:noProof/>
-            <w:lang w:val="en-US"/>
-          </w:rPr>
-          <w:t>y</w:t>
-        </w:r>
-        <w:r>
-          <w:rPr>
-            <w:rStyle w:val="Hyperlink"/>
-            <w:i/>
-            <w:noProof/>
-            <w:lang w:val="en-US"/>
-          </w:rPr>
-          <w:t>pe</w:t>
+          <w:t>High Fidelity Prototype</w:t>
         </w:r>
         <w:r>
           <w:rPr>
@@ -9149,14 +9133,14 @@
       <w:pPr>
         <w:pStyle w:val="Heading1"/>
       </w:pPr>
-      <w:bookmarkStart w:id="16" w:name="_Toc75025328"/>
-      <w:bookmarkStart w:id="17" w:name="_Toc225245238"/>
+      <w:bookmarkStart w:id="17" w:name="_Toc75025328"/>
+      <w:bookmarkStart w:id="18" w:name="_Toc225245238"/>
       <w:r>
         <w:lastRenderedPageBreak/>
         <w:t>DAFTAR TABEL</w:t>
       </w:r>
-      <w:bookmarkEnd w:id="16"/>
       <w:bookmarkEnd w:id="17"/>
+      <w:bookmarkEnd w:id="18"/>
     </w:p>
     <w:p>
       <w:pPr>
@@ -9849,16 +9833,16 @@
           <w:lang w:val="en-US"/>
         </w:rPr>
       </w:pPr>
-      <w:bookmarkStart w:id="18" w:name="_Toc106280390"/>
-      <w:bookmarkStart w:id="19" w:name="_Toc137038228"/>
-      <w:bookmarkStart w:id="20" w:name="_Toc225245239"/>
+      <w:bookmarkStart w:id="19" w:name="_Toc106280390"/>
+      <w:bookmarkStart w:id="20" w:name="_Toc137038228"/>
+      <w:bookmarkStart w:id="21" w:name="_Toc225245239"/>
       <w:r>
         <w:lastRenderedPageBreak/>
         <w:t>ABSTRAK</w:t>
       </w:r>
-      <w:bookmarkEnd w:id="18"/>
       <w:bookmarkEnd w:id="19"/>
       <w:bookmarkEnd w:id="20"/>
+      <w:bookmarkEnd w:id="21"/>
     </w:p>
     <w:p>
       <w:pPr>
@@ -10140,16 +10124,16 @@
           <w:lang w:val="en-US"/>
         </w:rPr>
       </w:pPr>
-      <w:bookmarkStart w:id="21" w:name="_Toc106280391"/>
-      <w:bookmarkStart w:id="22" w:name="_Toc137038229"/>
-      <w:bookmarkStart w:id="23" w:name="_Toc225245240"/>
+      <w:bookmarkStart w:id="22" w:name="_Toc106280391"/>
+      <w:bookmarkStart w:id="23" w:name="_Toc137038229"/>
+      <w:bookmarkStart w:id="24" w:name="_Toc225245240"/>
       <w:r>
         <w:lastRenderedPageBreak/>
         <w:t>ABSTRACT</w:t>
       </w:r>
-      <w:bookmarkEnd w:id="21"/>
       <w:bookmarkEnd w:id="22"/>
       <w:bookmarkEnd w:id="23"/>
+      <w:bookmarkEnd w:id="24"/>
     </w:p>
     <w:p>
       <w:pPr>
@@ -10262,26 +10246,26 @@
       <w:pPr>
         <w:pStyle w:val="Heading1"/>
       </w:pPr>
-      <w:bookmarkStart w:id="24" w:name="_Toc75025329"/>
-      <w:bookmarkStart w:id="25" w:name="_Toc225245241"/>
+      <w:bookmarkStart w:id="25" w:name="_Toc75025329"/>
+      <w:bookmarkStart w:id="26" w:name="_Toc225245241"/>
       <w:r>
         <w:lastRenderedPageBreak/>
         <w:t>BAB 1 PENDAHULUAN</w:t>
       </w:r>
-      <w:bookmarkEnd w:id="24"/>
       <w:bookmarkEnd w:id="25"/>
+      <w:bookmarkEnd w:id="26"/>
     </w:p>
     <w:p>
       <w:pPr>
         <w:pStyle w:val="Heading2"/>
       </w:pPr>
-      <w:bookmarkStart w:id="26" w:name="_Toc75025330"/>
-      <w:bookmarkStart w:id="27" w:name="_Toc225245242"/>
+      <w:bookmarkStart w:id="27" w:name="_Toc75025330"/>
+      <w:bookmarkStart w:id="28" w:name="_Toc225245242"/>
       <w:r>
         <w:t>1.1 Latar Belakang</w:t>
       </w:r>
-      <w:bookmarkEnd w:id="26"/>
       <w:bookmarkEnd w:id="27"/>
+      <w:bookmarkEnd w:id="28"/>
     </w:p>
     <w:p>
       <w:pPr>
@@ -11066,13 +11050,13 @@
       <w:pPr>
         <w:pStyle w:val="Heading2"/>
       </w:pPr>
-      <w:bookmarkStart w:id="28" w:name="_Toc75025331"/>
-      <w:bookmarkStart w:id="29" w:name="_Toc225245243"/>
+      <w:bookmarkStart w:id="29" w:name="_Toc75025331"/>
+      <w:bookmarkStart w:id="30" w:name="_Toc225245243"/>
       <w:r>
         <w:t>1.2 Rumusan Masalah</w:t>
       </w:r>
-      <w:bookmarkEnd w:id="28"/>
       <w:bookmarkEnd w:id="29"/>
+      <w:bookmarkEnd w:id="30"/>
     </w:p>
     <w:p>
       <w:pPr>
@@ -11219,13 +11203,13 @@
       <w:pPr>
         <w:pStyle w:val="Heading2"/>
       </w:pPr>
-      <w:bookmarkStart w:id="30" w:name="_Toc75025333"/>
-      <w:bookmarkStart w:id="31" w:name="_Toc225245244"/>
+      <w:bookmarkStart w:id="31" w:name="_Toc75025333"/>
+      <w:bookmarkStart w:id="32" w:name="_Toc225245244"/>
       <w:r>
         <w:t>1.3 Tujuan Penelitian</w:t>
       </w:r>
-      <w:bookmarkEnd w:id="30"/>
       <w:bookmarkEnd w:id="31"/>
+      <w:bookmarkEnd w:id="32"/>
     </w:p>
     <w:p>
       <w:pPr>
@@ -11416,11 +11400,11 @@
       <w:pPr>
         <w:pStyle w:val="Heading2"/>
       </w:pPr>
-      <w:bookmarkStart w:id="32" w:name="_Toc225245245"/>
+      <w:bookmarkStart w:id="33" w:name="_Toc225245245"/>
       <w:r>
         <w:t>1.4 Manfaat Penelitian</w:t>
       </w:r>
-      <w:bookmarkEnd w:id="32"/>
+      <w:bookmarkEnd w:id="33"/>
     </w:p>
     <w:p>
       <w:pPr>
@@ -11475,11 +11459,11 @@
       <w:pPr>
         <w:pStyle w:val="Heading2"/>
       </w:pPr>
-      <w:bookmarkStart w:id="33" w:name="_Toc225245246"/>
+      <w:bookmarkStart w:id="34" w:name="_Toc225245246"/>
       <w:r>
         <w:t>1.5 Batasan Masalah</w:t>
       </w:r>
-      <w:bookmarkEnd w:id="33"/>
+      <w:bookmarkEnd w:id="34"/>
     </w:p>
     <w:p>
       <w:pPr>
@@ -11739,22 +11723,22 @@
       <w:pPr>
         <w:pStyle w:val="Heading1"/>
       </w:pPr>
-      <w:bookmarkStart w:id="34" w:name="_Toc225245247"/>
+      <w:bookmarkStart w:id="35" w:name="_Toc225245247"/>
       <w:r>
         <w:lastRenderedPageBreak/>
         <w:t>BAB 2 TINJAUAN PUSTAKA</w:t>
       </w:r>
-      <w:bookmarkEnd w:id="34"/>
+      <w:bookmarkEnd w:id="35"/>
     </w:p>
     <w:p>
       <w:pPr>
         <w:pStyle w:val="Heading2"/>
       </w:pPr>
-      <w:bookmarkStart w:id="35" w:name="_Toc225245248"/>
+      <w:bookmarkStart w:id="36" w:name="_Toc225245248"/>
       <w:r>
         <w:t>2.1 Deskripsi Masalah</w:t>
       </w:r>
-      <w:bookmarkEnd w:id="35"/>
+      <w:bookmarkEnd w:id="36"/>
     </w:p>
     <w:p>
       <w:pPr>
@@ -12252,11 +12236,11 @@
       <w:pPr>
         <w:pStyle w:val="Heading2"/>
       </w:pPr>
-      <w:bookmarkStart w:id="36" w:name="_Toc225245249"/>
+      <w:bookmarkStart w:id="37" w:name="_Toc225245249"/>
       <w:r>
         <w:t>2.2 Metode Pendekatan Masalah</w:t>
       </w:r>
-      <w:bookmarkEnd w:id="36"/>
+      <w:bookmarkEnd w:id="37"/>
     </w:p>
     <w:p>
       <w:pPr>
@@ -12964,12 +12948,12 @@
       <w:pPr>
         <w:pStyle w:val="Heading2"/>
       </w:pPr>
-      <w:bookmarkStart w:id="37" w:name="_Toc225245250"/>
+      <w:bookmarkStart w:id="38" w:name="_Toc225245250"/>
       <w:r>
         <w:lastRenderedPageBreak/>
         <w:t>2.3 Teknologi dan Tools Pendukung Pembuatan Solusi</w:t>
       </w:r>
-      <w:bookmarkEnd w:id="37"/>
+      <w:bookmarkEnd w:id="38"/>
     </w:p>
     <w:p>
       <w:pPr>
@@ -15313,11 +15297,11 @@
       <w:pPr>
         <w:pStyle w:val="Heading2"/>
       </w:pPr>
-      <w:bookmarkStart w:id="38" w:name="_Toc225245251"/>
+      <w:bookmarkStart w:id="39" w:name="_Toc225245251"/>
       <w:r>
         <w:t>2.4 Metode Evaluasi dan Validasi Solusi</w:t>
       </w:r>
-      <w:bookmarkEnd w:id="38"/>
+      <w:bookmarkEnd w:id="39"/>
     </w:p>
     <w:p>
       <w:pPr>
@@ -15874,14 +15858,14 @@
       <w:pPr>
         <w:pStyle w:val="Heading2"/>
       </w:pPr>
-      <w:bookmarkStart w:id="39" w:name="_Toc225245252"/>
+      <w:bookmarkStart w:id="40" w:name="_Toc225245252"/>
       <w:r>
         <w:t xml:space="preserve">2.5 </w:t>
       </w:r>
       <w:r>
         <w:t>State of The Art</w:t>
       </w:r>
-      <w:bookmarkEnd w:id="39"/>
+      <w:bookmarkEnd w:id="40"/>
     </w:p>
     <w:p>
       <w:pPr>
@@ -15942,7 +15926,7 @@
           <w:lang w:val="en-US"/>
         </w:rPr>
       </w:pPr>
-      <w:bookmarkStart w:id="40" w:name="_Toc225967422"/>
+      <w:bookmarkStart w:id="41" w:name="_Toc225967422"/>
       <w:r>
         <w:t xml:space="preserve">Tabel </w:t>
       </w:r>
@@ -15992,7 +15976,7 @@
         </w:rPr>
         <w:t>State of The Art</w:t>
       </w:r>
-      <w:bookmarkEnd w:id="40"/>
+      <w:bookmarkEnd w:id="41"/>
     </w:p>
     <w:tbl>
       <w:tblPr>
@@ -17131,25 +17115,25 @@
       <w:pPr>
         <w:pStyle w:val="Heading1"/>
       </w:pPr>
-      <w:bookmarkStart w:id="41" w:name="_Toc225245253"/>
+      <w:bookmarkStart w:id="42" w:name="_Toc225245253"/>
       <w:r>
         <w:lastRenderedPageBreak/>
         <w:t>BAB 3 METODE PENELITIAN</w:t>
       </w:r>
-      <w:bookmarkEnd w:id="41"/>
+      <w:bookmarkEnd w:id="42"/>
     </w:p>
     <w:p>
       <w:pPr>
         <w:pStyle w:val="Heading2"/>
       </w:pPr>
-      <w:bookmarkStart w:id="42" w:name="_Toc225245254"/>
+      <w:bookmarkStart w:id="43" w:name="_Toc225245254"/>
       <w:r>
         <w:t xml:space="preserve">3.1 </w:t>
       </w:r>
       <w:r>
         <w:t>Jadwal, Lokasi, dan Alur Penelitian</w:t>
       </w:r>
-      <w:bookmarkEnd w:id="42"/>
+      <w:bookmarkEnd w:id="43"/>
     </w:p>
     <w:p>
       <w:pPr>
@@ -17227,7 +17211,7 @@
       <w:pPr>
         <w:pStyle w:val="Caption"/>
       </w:pPr>
-      <w:bookmarkStart w:id="43" w:name="_Toc225967423"/>
+      <w:bookmarkStart w:id="44" w:name="_Toc225967423"/>
       <w:r>
         <w:t xml:space="preserve">Tabel </w:t>
       </w:r>
@@ -17270,7 +17254,7 @@
       <w:r>
         <w:t>. Jadwal Pelaksanaan Penelitian</w:t>
       </w:r>
-      <w:bookmarkEnd w:id="43"/>
+      <w:bookmarkEnd w:id="44"/>
     </w:p>
     <w:tbl>
       <w:tblPr>
@@ -19040,7 +19024,7 @@
           <w:lang w:val="en-US"/>
         </w:rPr>
       </w:pPr>
-      <w:bookmarkStart w:id="44" w:name="_Toc227759829"/>
+      <w:bookmarkStart w:id="45" w:name="_Toc227759829"/>
       <w:r>
         <w:t xml:space="preserve">Gambar </w:t>
       </w:r>
@@ -19087,7 +19071,7 @@
         </w:rPr>
         <w:t>. Alur Penelitian</w:t>
       </w:r>
-      <w:bookmarkEnd w:id="44"/>
+      <w:bookmarkEnd w:id="45"/>
     </w:p>
     <w:p>
       <w:pPr>
@@ -19224,14 +19208,14 @@
       <w:pPr>
         <w:pStyle w:val="Heading2"/>
       </w:pPr>
-      <w:bookmarkStart w:id="45" w:name="_Toc225245255"/>
+      <w:bookmarkStart w:id="46" w:name="_Toc225245255"/>
       <w:r>
         <w:t xml:space="preserve">3.2 Gambaran Besar </w:t>
       </w:r>
       <w:r>
         <w:t>Solusi</w:t>
       </w:r>
-      <w:bookmarkEnd w:id="45"/>
+      <w:bookmarkEnd w:id="46"/>
     </w:p>
     <w:p>
       <w:pPr>
@@ -19353,7 +19337,7 @@
           <w:lang w:val="en-US"/>
         </w:rPr>
       </w:pPr>
-      <w:bookmarkStart w:id="46" w:name="_Toc227759830"/>
+      <w:bookmarkStart w:id="47" w:name="_Toc227759830"/>
       <w:r>
         <w:t xml:space="preserve">Gambar </w:t>
       </w:r>
@@ -19410,7 +19394,7 @@
         </w:rPr>
         <w:t>mode offline</w:t>
       </w:r>
-      <w:bookmarkEnd w:id="46"/>
+      <w:bookmarkEnd w:id="47"/>
     </w:p>
     <w:p>
       <w:pPr>
@@ -19531,7 +19515,7 @@
           <w:lang w:val="en-US"/>
         </w:rPr>
       </w:pPr>
-      <w:bookmarkStart w:id="47" w:name="_Toc227759831"/>
+      <w:bookmarkStart w:id="48" w:name="_Toc227759831"/>
       <w:r>
         <w:rPr>
           <w:noProof/>
@@ -19657,7 +19641,7 @@
         </w:rPr>
         <w:t>mode online</w:t>
       </w:r>
-      <w:bookmarkEnd w:id="47"/>
+      <w:bookmarkEnd w:id="48"/>
     </w:p>
     <w:p>
       <w:pPr>
@@ -20152,14 +20136,14 @@
       <w:pPr>
         <w:pStyle w:val="Heading2"/>
       </w:pPr>
-      <w:bookmarkStart w:id="48" w:name="_Toc225245256"/>
+      <w:bookmarkStart w:id="49" w:name="_Toc225245256"/>
       <w:r>
         <w:t xml:space="preserve">3.3 </w:t>
       </w:r>
       <w:r>
         <w:t>Tata Cara Implementasi Solusi</w:t>
       </w:r>
-      <w:bookmarkEnd w:id="48"/>
+      <w:bookmarkEnd w:id="49"/>
     </w:p>
     <w:p>
       <w:pPr>
@@ -20262,14 +20246,14 @@
           <w:lang w:val="en-US"/>
         </w:rPr>
       </w:pPr>
-      <w:bookmarkStart w:id="49" w:name="_Toc225245257"/>
+      <w:bookmarkStart w:id="50" w:name="_Toc225245257"/>
       <w:r>
         <w:rPr>
           <w:lang w:val="en-US"/>
         </w:rPr>
         <w:t>3.3.1 Tahap Perencanaan</w:t>
       </w:r>
-      <w:bookmarkEnd w:id="49"/>
+      <w:bookmarkEnd w:id="50"/>
     </w:p>
     <w:p>
       <w:pPr>
@@ -20353,7 +20337,7 @@
         <w:ind w:firstLine="709"/>
         <w:jc w:val="both"/>
       </w:pPr>
-      <w:bookmarkStart w:id="50" w:name="_Toc225245258"/>
+      <w:bookmarkStart w:id="51" w:name="_Toc225245258"/>
       <w:r>
         <w:rPr>
           <w:rFonts w:cs="Arial"/>
@@ -20362,7 +20346,7 @@
         <w:lastRenderedPageBreak/>
         <w:t>3.3.2 Tahap Perancangan</w:t>
       </w:r>
-      <w:bookmarkEnd w:id="50"/>
+      <w:bookmarkEnd w:id="51"/>
     </w:p>
     <w:p>
       <w:pPr>
@@ -20544,7 +20528,7 @@
         <w:ind w:firstLine="720"/>
         <w:jc w:val="both"/>
       </w:pPr>
-      <w:bookmarkStart w:id="51" w:name="_Toc225245259"/>
+      <w:bookmarkStart w:id="52" w:name="_Toc225245259"/>
       <w:r>
         <w:rPr>
           <w:rFonts w:cs="Arial"/>
@@ -20552,7 +20536,7 @@
         </w:rPr>
         <w:t>3.3.3 Tahap Implementasi Sistem</w:t>
       </w:r>
-      <w:bookmarkEnd w:id="51"/>
+      <w:bookmarkEnd w:id="52"/>
     </w:p>
     <w:p>
       <w:pPr>
@@ -20754,7 +20738,7 @@
         <w:ind w:left="720"/>
         <w:jc w:val="both"/>
       </w:pPr>
-      <w:bookmarkStart w:id="52" w:name="_Toc225245260"/>
+      <w:bookmarkStart w:id="53" w:name="_Toc225245260"/>
       <w:r>
         <w:rPr>
           <w:rFonts w:cs="Arial"/>
@@ -20762,7 +20746,7 @@
         </w:rPr>
         <w:t>3.3.4 Tahap Pengujian dan Evaluasi</w:t>
       </w:r>
-      <w:bookmarkEnd w:id="52"/>
+      <w:bookmarkEnd w:id="53"/>
     </w:p>
     <w:p>
       <w:pPr>
@@ -20917,7 +20901,7 @@
           <w:lang w:val="en-US"/>
         </w:rPr>
       </w:pPr>
-      <w:bookmarkStart w:id="53" w:name="_Toc225967424"/>
+      <w:bookmarkStart w:id="54" w:name="_Toc225967424"/>
       <w:r>
         <w:lastRenderedPageBreak/>
         <w:t xml:space="preserve">Tabel </w:t>
@@ -20967,7 +20951,7 @@
         </w:rPr>
         <w:t>Contoh data</w:t>
       </w:r>
-      <w:bookmarkEnd w:id="53"/>
+      <w:bookmarkEnd w:id="54"/>
     </w:p>
     <w:tbl>
       <w:tblPr>
@@ -22110,7 +22094,7 @@
           <w:rFonts w:ascii="Times New Roman" w:hAnsi="Times New Roman"/>
         </w:rPr>
       </w:pPr>
-      <w:bookmarkStart w:id="54" w:name="_Toc225245261"/>
+      <w:bookmarkStart w:id="55" w:name="_Toc225245261"/>
       <w:r>
         <w:rPr>
           <w:rFonts w:cs="Arial"/>
@@ -22118,7 +22102,7 @@
         </w:rPr>
         <w:t>3.3.5 Tahap Revisi dan Deploy</w:t>
       </w:r>
-      <w:bookmarkEnd w:id="54"/>
+      <w:bookmarkEnd w:id="55"/>
     </w:p>
     <w:p>
       <w:pPr>
@@ -22264,12 +22248,12 @@
           <w:rFonts w:ascii="Times New Roman" w:hAnsi="Times New Roman"/>
         </w:rPr>
       </w:pPr>
-      <w:bookmarkStart w:id="55" w:name="_Toc225245262"/>
+      <w:bookmarkStart w:id="56" w:name="_Toc225245262"/>
       <w:r>
         <w:lastRenderedPageBreak/>
         <w:t>3.4 Tata Cara Evaluasi dan Validasi Solusi</w:t>
       </w:r>
-      <w:bookmarkEnd w:id="55"/>
+      <w:bookmarkEnd w:id="56"/>
     </w:p>
     <w:p>
       <w:pPr>
@@ -22941,7 +22925,7 @@
           <w:lang w:val="en-US"/>
         </w:rPr>
       </w:pPr>
-      <w:bookmarkStart w:id="56" w:name="_Toc225967425"/>
+      <w:bookmarkStart w:id="57" w:name="_Toc225967425"/>
       <w:r>
         <w:t xml:space="preserve">Tabel </w:t>
       </w:r>
@@ -22990,7 +22974,7 @@
         </w:rPr>
         <w:t>Detail skala penelitian</w:t>
       </w:r>
-      <w:bookmarkEnd w:id="56"/>
+      <w:bookmarkEnd w:id="57"/>
     </w:p>
     <w:tbl>
       <w:tblPr>
@@ -23470,7 +23454,7 @@
           <w:lang w:val="en-US"/>
         </w:rPr>
       </w:pPr>
-      <w:bookmarkStart w:id="57" w:name="_Toc225967426"/>
+      <w:bookmarkStart w:id="58" w:name="_Toc225967426"/>
       <w:r>
         <w:t xml:space="preserve">Tabel </w:t>
       </w:r>
@@ -23526,7 +23510,7 @@
         </w:rPr>
         <w:t xml:space="preserve"> nilai SUS</w:t>
       </w:r>
-      <w:bookmarkEnd w:id="57"/>
+      <w:bookmarkEnd w:id="58"/>
     </w:p>
     <w:tbl>
       <w:tblPr>
@@ -24944,7 +24928,7 @@
           <w:lang w:val="en-US"/>
         </w:rPr>
       </w:pPr>
-      <w:bookmarkStart w:id="58" w:name="_Toc225967427"/>
+      <w:bookmarkStart w:id="59" w:name="_Toc225967427"/>
       <w:r>
         <w:t xml:space="preserve">Tabel </w:t>
       </w:r>
@@ -24993,7 +24977,7 @@
         </w:rPr>
         <w:t>Daftar pertanyaan SUS</w:t>
       </w:r>
-      <w:bookmarkEnd w:id="58"/>
+      <w:bookmarkEnd w:id="59"/>
     </w:p>
     <w:p>
       <w:pPr>
@@ -25649,8 +25633,8 @@
           <w:lang w:val="en-US"/>
         </w:rPr>
       </w:pPr>
-      <w:bookmarkStart w:id="59" w:name="_Toc137038247"/>
-      <w:bookmarkStart w:id="60" w:name="_Toc225245263"/>
+      <w:bookmarkStart w:id="60" w:name="_Toc137038247"/>
+      <w:bookmarkStart w:id="61" w:name="_Toc225245263"/>
       <w:r>
         <w:rPr>
           <w:lang w:val="en-US"/>
@@ -25658,20 +25642,20 @@
         <w:lastRenderedPageBreak/>
         <w:t>BAB 4. HASIL DAN PEMBAHASAN</w:t>
       </w:r>
-      <w:bookmarkEnd w:id="59"/>
       <w:bookmarkEnd w:id="60"/>
+      <w:bookmarkEnd w:id="61"/>
     </w:p>
     <w:p>
       <w:pPr>
         <w:pStyle w:val="Heading2"/>
       </w:pPr>
-      <w:bookmarkStart w:id="61" w:name="_Toc137038248"/>
-      <w:bookmarkStart w:id="62" w:name="_Toc225245264"/>
+      <w:bookmarkStart w:id="62" w:name="_Toc137038248"/>
+      <w:bookmarkStart w:id="63" w:name="_Toc225245264"/>
       <w:r>
         <w:t>4.1 Hasil Implementasi Solusi</w:t>
       </w:r>
-      <w:bookmarkEnd w:id="61"/>
       <w:bookmarkEnd w:id="62"/>
+      <w:bookmarkEnd w:id="63"/>
     </w:p>
     <w:p>
       <w:pPr>
@@ -25777,14 +25761,14 @@
           <w:lang w:val="en-US"/>
         </w:rPr>
       </w:pPr>
-      <w:bookmarkStart w:id="63" w:name="_Toc225245265"/>
+      <w:bookmarkStart w:id="64" w:name="_Toc225245265"/>
       <w:r>
         <w:rPr>
           <w:lang w:val="en-US"/>
         </w:rPr>
         <w:t>4.1.1 Implementasi Tahap Perencanaan</w:t>
       </w:r>
-      <w:bookmarkEnd w:id="63"/>
+      <w:bookmarkEnd w:id="64"/>
     </w:p>
     <w:p>
       <w:pPr>
@@ -26083,7 +26067,7 @@
           <w:lang w:val="en-US"/>
         </w:rPr>
       </w:pPr>
-      <w:bookmarkStart w:id="64" w:name="_Toc225967428"/>
+      <w:bookmarkStart w:id="65" w:name="_Toc225967428"/>
       <w:r>
         <w:t xml:space="preserve">Tabel </w:t>
       </w:r>
@@ -26108,7 +26092,7 @@
         </w:rPr>
         <w:t>Daftar Fitur</w:t>
       </w:r>
-      <w:bookmarkEnd w:id="64"/>
+      <w:bookmarkEnd w:id="65"/>
     </w:p>
     <w:tbl>
       <w:tblPr>
@@ -26894,14 +26878,14 @@
           <w:lang w:val="en-US"/>
         </w:rPr>
       </w:pPr>
-      <w:bookmarkStart w:id="65" w:name="_Toc225245266"/>
+      <w:bookmarkStart w:id="66" w:name="_Toc225245266"/>
       <w:r>
         <w:rPr>
           <w:lang w:val="en-US"/>
         </w:rPr>
         <w:t>4.1.2 Implementasi Tahap Perancangan</w:t>
       </w:r>
-      <w:bookmarkEnd w:id="65"/>
+      <w:bookmarkEnd w:id="66"/>
     </w:p>
     <w:p>
       <w:pPr>
@@ -27379,7 +27363,7 @@
           <w:lang w:val="en-US"/>
         </w:rPr>
       </w:pPr>
-      <w:bookmarkStart w:id="66" w:name="_Toc227759832"/>
+      <w:bookmarkStart w:id="67" w:name="_Toc227759832"/>
       <w:r>
         <w:rPr>
           <w:noProof/>
@@ -27550,7 +27534,7 @@
         </w:rPr>
         <w:t>Low Fidelity Prototype</w:t>
       </w:r>
-      <w:bookmarkEnd w:id="66"/>
+      <w:bookmarkEnd w:id="67"/>
     </w:p>
     <w:p>
       <w:pPr>
@@ -27560,7 +27544,7 @@
           <w:lang w:val="en-US"/>
         </w:rPr>
       </w:pPr>
-      <w:bookmarkStart w:id="67" w:name="_Toc227759833"/>
+      <w:bookmarkStart w:id="68" w:name="_Toc227759833"/>
       <w:r>
         <w:t xml:space="preserve">Gambar </w:t>
       </w:r>
@@ -27577,7 +27561,7 @@
         </w:rPr>
         <w:t>High Fidelity Prototype</w:t>
       </w:r>
-      <w:bookmarkEnd w:id="67"/>
+      <w:bookmarkEnd w:id="68"/>
     </w:p>
     <w:p>
       <w:pPr>
@@ -27587,14 +27571,14 @@
           <w:lang w:val="en-US"/>
         </w:rPr>
       </w:pPr>
-      <w:bookmarkStart w:id="68" w:name="_Toc225245267"/>
+      <w:bookmarkStart w:id="69" w:name="_Toc225245267"/>
       <w:r>
         <w:rPr>
           <w:lang w:val="en-US"/>
         </w:rPr>
         <w:t>4.1.3 Implementasi Tahap Sistem</w:t>
       </w:r>
-      <w:bookmarkEnd w:id="68"/>
+      <w:bookmarkEnd w:id="69"/>
     </w:p>
     <w:p>
       <w:pPr>
@@ -28237,6 +28221,7 @@
       </w:pPr>
       <w:r>
         <w:rPr>
+          <w:noProof/>
           <w:lang w:val="en-US"/>
         </w:rPr>
         <w:lastRenderedPageBreak/>
@@ -28299,7 +28284,7 @@
           <w:lang w:val="en-US"/>
         </w:rPr>
       </w:pPr>
-      <w:bookmarkStart w:id="69" w:name="_Toc227759834"/>
+      <w:bookmarkStart w:id="70" w:name="_Toc227759834"/>
       <w:r>
         <w:t xml:space="preserve">Gambar </w:t>
       </w:r>
@@ -28316,7 +28301,7 @@
         </w:rPr>
         <w:t>Gemini AI</w:t>
       </w:r>
-      <w:bookmarkEnd w:id="69"/>
+      <w:bookmarkEnd w:id="70"/>
     </w:p>
     <w:p>
       <w:pPr>
@@ -28326,7 +28311,7 @@
           <w:lang w:val="en-US"/>
         </w:rPr>
       </w:pPr>
-      <w:bookmarkStart w:id="70" w:name="_Toc225245269"/>
+      <w:bookmarkStart w:id="71" w:name="_Toc225245269"/>
       <w:r>
         <w:rPr>
           <w:lang w:val="en-US"/>
@@ -28352,7 +28337,7 @@
         </w:rPr>
         <w:t>Deploy</w:t>
       </w:r>
-      <w:bookmarkEnd w:id="70"/>
+      <w:bookmarkEnd w:id="71"/>
     </w:p>
     <w:p>
       <w:pPr>
@@ -29135,14 +29120,14 @@
       <w:pPr>
         <w:pStyle w:val="Heading2"/>
       </w:pPr>
-      <w:bookmarkStart w:id="71" w:name="_Toc137038249"/>
-      <w:bookmarkStart w:id="72" w:name="_Toc225245270"/>
+      <w:bookmarkStart w:id="72" w:name="_Toc137038249"/>
+      <w:bookmarkStart w:id="73" w:name="_Toc225245270"/>
       <w:r>
         <w:lastRenderedPageBreak/>
         <w:t>4.2 Hasil Evaluasi dan Validasi Solusi</w:t>
       </w:r>
-      <w:bookmarkEnd w:id="71"/>
       <w:bookmarkEnd w:id="72"/>
+      <w:bookmarkEnd w:id="73"/>
       <w:r>
         <w:t xml:space="preserve"> </w:t>
       </w:r>
@@ -29184,14 +29169,14 @@
           <w:lang w:val="en-US"/>
         </w:rPr>
       </w:pPr>
-      <w:bookmarkStart w:id="73" w:name="_Toc225245271"/>
+      <w:bookmarkStart w:id="74" w:name="_Toc225245271"/>
       <w:r>
         <w:rPr>
           <w:lang w:val="en-US"/>
         </w:rPr>
         <w:t>4.2.1 Hasil Pengujian Teknis Sistem</w:t>
       </w:r>
-      <w:bookmarkEnd w:id="73"/>
+      <w:bookmarkEnd w:id="74"/>
     </w:p>
     <w:p>
       <w:pPr>
@@ -29203,6 +29188,7 @@
       </w:pPr>
       <w:r>
         <w:rPr>
+          <w:noProof/>
           <w:lang w:val="en-US"/>
         </w:rPr>
         <w:drawing>
@@ -29422,7 +29408,7 @@
         </w:rPr>
         <w:tab/>
       </w:r>
-      <w:bookmarkStart w:id="74" w:name="_Toc227759835"/>
+      <w:bookmarkStart w:id="75" w:name="_Toc227759835"/>
       <w:r>
         <w:t xml:space="preserve">Gambar </w:t>
       </w:r>
@@ -29439,7 +29425,7 @@
         </w:rPr>
         <w:t>API Request Gemini</w:t>
       </w:r>
-      <w:bookmarkEnd w:id="74"/>
+      <w:bookmarkEnd w:id="75"/>
     </w:p>
     <w:p>
       <w:pPr>
@@ -29449,7 +29435,7 @@
           <w:lang w:val="en-US"/>
         </w:rPr>
       </w:pPr>
-      <w:bookmarkStart w:id="75" w:name="_Toc225245272"/>
+      <w:bookmarkStart w:id="76" w:name="_Toc225245272"/>
       <w:r>
         <w:rPr>
           <w:lang w:val="en-US"/>
@@ -29463,7 +29449,7 @@
         </w:rPr>
         <w:t>Usability Testing</w:t>
       </w:r>
-      <w:bookmarkEnd w:id="75"/>
+      <w:bookmarkEnd w:id="76"/>
     </w:p>
     <w:p>
       <w:pPr>
@@ -29589,7 +29575,33 @@
         <w:rPr>
           <w:lang w:val="en-US"/>
         </w:rPr>
-        <w:t xml:space="preserve"> berada pada rentang nilai Good - Excellent (≥ 70) dan masuk dalam kategori </w:t>
+        <w:t xml:space="preserve"> berada pada rentang nilai </w:t>
+      </w:r>
+      <w:r>
+        <w:rPr>
+          <w:i/>
+          <w:lang w:val="en-US"/>
+        </w:rPr>
+        <w:t>Good</w:t>
+      </w:r>
+      <w:r>
+        <w:rPr>
+          <w:lang w:val="en-US"/>
+        </w:rPr>
+        <w:t xml:space="preserve"> - </w:t>
+      </w:r>
+      <w:r>
+        <w:rPr>
+          <w:i/>
+          <w:lang w:val="en-US"/>
+        </w:rPr>
+        <w:t>Excellent</w:t>
+      </w:r>
+      <w:r>
+        <w:rPr>
+          <w:lang w:val="en-US"/>
+        </w:rPr>
+        <w:t xml:space="preserve"> (≥ 70) dan masuk dalam kategori </w:t>
       </w:r>
       <w:r>
         <w:rPr>
@@ -29646,14 +29658,14 @@
           <w:lang w:val="en-US"/>
         </w:rPr>
       </w:pPr>
-      <w:bookmarkStart w:id="76" w:name="_Toc225245273"/>
+      <w:bookmarkStart w:id="77" w:name="_Toc225245273"/>
       <w:r>
         <w:rPr>
           <w:lang w:val="en-US"/>
         </w:rPr>
         <w:t>4.2.3 Hasil Validasi Fungsi Deskriptif Gemini AI</w:t>
       </w:r>
-      <w:bookmarkEnd w:id="76"/>
+      <w:bookmarkEnd w:id="77"/>
     </w:p>
     <w:p>
       <w:pPr>
@@ -29788,8 +29800,6 @@
         </w:rPr>
         <w:t>Berdasarkan rumus tersebut</w:t>
       </w:r>
-      <w:bookmarkStart w:id="77" w:name="_GoBack"/>
-      <w:bookmarkEnd w:id="77"/>
       <w:r>
         <w:rPr>
           <w:lang w:val="en-US"/>
@@ -31533,7 +31543,6 @@
         <w:docPartUnique/>
       </w:docPartObj>
     </w:sdtPr>
-    <w:sdtEndPr/>
     <w:sdtContent>
       <w:p>
         <w:pPr>
@@ -31591,7 +31600,6 @@
         <w:docPartUnique/>
       </w:docPartObj>
     </w:sdtPr>
-    <w:sdtEndPr/>
     <w:sdtContent>
       <w:p>
         <w:pPr>
@@ -31620,7 +31628,7 @@
           <w:rPr>
             <w:noProof/>
           </w:rPr>
-          <w:t>20</w:t>
+          <w:t>8</w:t>
         </w:r>
         <w:r>
           <w:rPr>
@@ -31649,7 +31657,6 @@
         <w:docPartUnique/>
       </w:docPartObj>
     </w:sdtPr>
-    <w:sdtEndPr/>
     <w:sdtContent>
       <w:p>
         <w:pPr>
@@ -31678,7 +31685,7 @@
           <w:rPr>
             <w:noProof/>
           </w:rPr>
-          <w:t>34</w:t>
+          <w:t>29</w:t>
         </w:r>
         <w:r>
           <w:rPr>
@@ -33632,7 +33639,7 @@
 </file>
 
 <file path=customXml/itemProps1.xml><?xml version="1.0" encoding="utf-8"?>
-<ds:datastoreItem xmlns:ds="http://schemas.openxmlformats.org/officeDocument/2006/customXml" ds:itemID="{C8063BB4-3E85-420B-B435-CF445C502D12}">
+<ds:datastoreItem xmlns:ds="http://schemas.openxmlformats.org/officeDocument/2006/customXml" ds:itemID="{1A8EA798-A99F-4FDD-B14A-F4AC03E3375D}">
   <ds:schemaRefs>
     <ds:schemaRef ds:uri="http://schemas.openxmlformats.org/officeDocument/2006/bibliography"/>
   </ds:schemaRefs>

--- a/NASKAH/Dokumen Laporan Skripsi - 42330018 - I Nyoman Wahyu Permana - 2023 - 2026.docx
+++ b/NASKAH/Dokumen Laporan Skripsi - 42330018 - I Nyoman Wahyu Permana - 2023 - 2026.docx
@@ -1167,8 +1167,6 @@
       <w:bookmarkStart w:id="2" w:name="_Toc137038221"/>
       <w:bookmarkStart w:id="3" w:name="_Toc225245232"/>
       <w:bookmarkStart w:id="4" w:name="_Toc75025326"/>
-      <w:bookmarkStart w:id="5" w:name="_GoBack"/>
-      <w:bookmarkEnd w:id="5"/>
       <w:r>
         <w:lastRenderedPageBreak/>
         <w:t>HALAMAN PENGESAHAN</w:t>
@@ -1952,16 +1950,8 @@
                               <w:rPr>
                                 <w:lang w:val="en-US"/>
                               </w:rPr>
-                              <w:t>Menyetujui</w:t>
+                              <w:t>Menyetujui,</w:t>
                             </w:r>
-                            <w:proofErr w:type="gramStart"/>
-                            <w:r>
-                              <w:rPr>
-                                <w:lang w:val="en-US"/>
-                              </w:rPr>
-                              <w:t>,</w:t>
-                            </w:r>
-                            <w:proofErr w:type="gramEnd"/>
                             <w:r>
                               <w:rPr>
                                 <w:lang w:val="en-US"/>
@@ -2079,16 +2069,8 @@
                         <w:rPr>
                           <w:lang w:val="en-US"/>
                         </w:rPr>
-                        <w:t>Menyetujui</w:t>
+                        <w:t>Menyetujui,</w:t>
                       </w:r>
-                      <w:proofErr w:type="gramStart"/>
-                      <w:r>
-                        <w:rPr>
-                          <w:lang w:val="en-US"/>
-                        </w:rPr>
-                        <w:t>,</w:t>
-                      </w:r>
-                      <w:proofErr w:type="gramEnd"/>
                       <w:r>
                         <w:rPr>
                           <w:lang w:val="en-US"/>
@@ -3020,25 +3002,7 @@
                                 <w:u w:val="single"/>
                                 <w:lang w:val="en-US"/>
                               </w:rPr>
-                              <w:t xml:space="preserve"> I Wayan Aditya Suranata, </w:t>
-                            </w:r>
-                            <w:proofErr w:type="gramStart"/>
-                            <w:r>
-                              <w:rPr>
-                                <w:color w:val="FF0000"/>
-                                <w:u w:val="single"/>
-                                <w:lang w:val="en-US"/>
-                              </w:rPr>
-                              <w:t>S.Kom.,</w:t>
-                            </w:r>
-                            <w:proofErr w:type="gramEnd"/>
-                            <w:r>
-                              <w:rPr>
-                                <w:color w:val="FF0000"/>
-                                <w:u w:val="single"/>
-                                <w:lang w:val="en-US"/>
-                              </w:rPr>
-                              <w:t xml:space="preserve"> M.Kom</w:t>
+                              <w:t xml:space="preserve"> I Wayan Aditya Suranata, S.Kom., M.Kom</w:t>
                             </w:r>
                             <w:r>
                               <w:t>)</w:t>
@@ -3177,25 +3141,7 @@
                           <w:u w:val="single"/>
                           <w:lang w:val="en-US"/>
                         </w:rPr>
-                        <w:t xml:space="preserve"> I Wayan Aditya Suranata, </w:t>
-                      </w:r>
-                      <w:proofErr w:type="gramStart"/>
-                      <w:r>
-                        <w:rPr>
-                          <w:color w:val="FF0000"/>
-                          <w:u w:val="single"/>
-                          <w:lang w:val="en-US"/>
-                        </w:rPr>
-                        <w:t>S.Kom.,</w:t>
-                      </w:r>
-                      <w:proofErr w:type="gramEnd"/>
-                      <w:r>
-                        <w:rPr>
-                          <w:color w:val="FF0000"/>
-                          <w:u w:val="single"/>
-                          <w:lang w:val="en-US"/>
-                        </w:rPr>
-                        <w:t xml:space="preserve"> M.Kom</w:t>
+                        <w:t xml:space="preserve"> I Wayan Aditya Suranata, S.Kom., M.Kom</w:t>
                       </w:r>
                       <w:r>
                         <w:t>)</w:t>
@@ -3229,16 +3175,16 @@
       <w:pPr>
         <w:pStyle w:val="Heading1"/>
       </w:pPr>
-      <w:bookmarkStart w:id="6" w:name="_Toc106280385"/>
-      <w:bookmarkStart w:id="7" w:name="_Toc137038222"/>
-      <w:bookmarkStart w:id="8" w:name="_Toc225245233"/>
+      <w:bookmarkStart w:id="5" w:name="_Toc106280385"/>
+      <w:bookmarkStart w:id="6" w:name="_Toc137038222"/>
+      <w:bookmarkStart w:id="7" w:name="_Toc225245233"/>
       <w:r>
         <w:lastRenderedPageBreak/>
         <w:t>HALAMAN PENGESAHAN UJIAN SKRIPSI</w:t>
       </w:r>
+      <w:bookmarkEnd w:id="5"/>
       <w:bookmarkEnd w:id="6"/>
       <w:bookmarkEnd w:id="7"/>
-      <w:bookmarkEnd w:id="8"/>
     </w:p>
     <w:p>
       <w:pPr>
@@ -3770,25 +3716,7 @@
                                 <w:u w:val="single"/>
                                 <w:lang w:val="en-US"/>
                               </w:rPr>
-                              <w:t xml:space="preserve">I Wayan Aditya Suranata, </w:t>
-                            </w:r>
-                            <w:proofErr w:type="gramStart"/>
-                            <w:r>
-                              <w:rPr>
-                                <w:color w:val="FF0000"/>
-                                <w:u w:val="single"/>
-                                <w:lang w:val="en-US"/>
-                              </w:rPr>
-                              <w:t>S.Kom.,</w:t>
-                            </w:r>
-                            <w:proofErr w:type="gramEnd"/>
-                            <w:r>
-                              <w:rPr>
-                                <w:color w:val="FF0000"/>
-                                <w:u w:val="single"/>
-                                <w:lang w:val="en-US"/>
-                              </w:rPr>
-                              <w:t xml:space="preserve"> M.Kom</w:t>
+                              <w:t>I Wayan Aditya Suranata, S.Kom., M.Kom</w:t>
                             </w:r>
                             <w:r>
                               <w:t>)</w:t>
@@ -3943,25 +3871,7 @@
                           <w:u w:val="single"/>
                           <w:lang w:val="en-US"/>
                         </w:rPr>
-                        <w:t xml:space="preserve">I Wayan Aditya Suranata, </w:t>
-                      </w:r>
-                      <w:proofErr w:type="gramStart"/>
-                      <w:r>
-                        <w:rPr>
-                          <w:color w:val="FF0000"/>
-                          <w:u w:val="single"/>
-                          <w:lang w:val="en-US"/>
-                        </w:rPr>
-                        <w:t>S.Kom.,</w:t>
-                      </w:r>
-                      <w:proofErr w:type="gramEnd"/>
-                      <w:r>
-                        <w:rPr>
-                          <w:color w:val="FF0000"/>
-                          <w:u w:val="single"/>
-                          <w:lang w:val="en-US"/>
-                        </w:rPr>
-                        <w:t xml:space="preserve"> M.Kom</w:t>
+                        <w:t>I Wayan Aditya Suranata, S.Kom., M.Kom</w:t>
                       </w:r>
                       <w:r>
                         <w:t>)</w:t>
@@ -3995,16 +3905,16 @@
       <w:pPr>
         <w:pStyle w:val="Heading1"/>
       </w:pPr>
-      <w:bookmarkStart w:id="9" w:name="_Toc106280386"/>
-      <w:bookmarkStart w:id="10" w:name="_Toc137038223"/>
-      <w:bookmarkStart w:id="11" w:name="_Toc225245234"/>
+      <w:bookmarkStart w:id="8" w:name="_Toc106280386"/>
+      <w:bookmarkStart w:id="9" w:name="_Toc137038223"/>
+      <w:bookmarkStart w:id="10" w:name="_Toc225245234"/>
       <w:r>
         <w:lastRenderedPageBreak/>
         <w:t>KATA PENGANTAR</w:t>
       </w:r>
+      <w:bookmarkEnd w:id="8"/>
       <w:bookmarkEnd w:id="9"/>
       <w:bookmarkEnd w:id="10"/>
-      <w:bookmarkEnd w:id="11"/>
     </w:p>
     <w:p>
       <w:pPr>
@@ -4402,14 +4312,14 @@
       <w:pPr>
         <w:pStyle w:val="Heading1"/>
       </w:pPr>
-      <w:bookmarkStart w:id="12" w:name="_Toc137038224"/>
-      <w:bookmarkStart w:id="13" w:name="_Toc225245235"/>
+      <w:bookmarkStart w:id="11" w:name="_Toc137038224"/>
+      <w:bookmarkStart w:id="12" w:name="_Toc225245235"/>
       <w:r>
         <w:lastRenderedPageBreak/>
         <w:t>PERNYATAAN BEBAS PLAGIARISME</w:t>
       </w:r>
+      <w:bookmarkEnd w:id="11"/>
       <w:bookmarkEnd w:id="12"/>
-      <w:bookmarkEnd w:id="13"/>
     </w:p>
     <w:p>
       <w:pPr>
@@ -5129,13 +5039,13 @@
       <w:pPr>
         <w:pStyle w:val="Heading1"/>
       </w:pPr>
-      <w:bookmarkStart w:id="14" w:name="_Toc225245236"/>
+      <w:bookmarkStart w:id="13" w:name="_Toc225245236"/>
       <w:r>
         <w:lastRenderedPageBreak/>
         <w:t>DAFTAR ISI</w:t>
       </w:r>
       <w:bookmarkEnd w:id="4"/>
-      <w:bookmarkEnd w:id="14"/>
+      <w:bookmarkEnd w:id="13"/>
     </w:p>
     <w:p>
       <w:pPr>
@@ -8451,14 +8361,14 @@
       <w:pPr>
         <w:pStyle w:val="Heading1"/>
       </w:pPr>
-      <w:bookmarkStart w:id="15" w:name="_Toc75025327"/>
-      <w:bookmarkStart w:id="16" w:name="_Toc225245237"/>
+      <w:bookmarkStart w:id="14" w:name="_Toc75025327"/>
+      <w:bookmarkStart w:id="15" w:name="_Toc225245237"/>
       <w:r>
         <w:lastRenderedPageBreak/>
         <w:t>DAFTAR GAMBAR</w:t>
       </w:r>
+      <w:bookmarkEnd w:id="14"/>
       <w:bookmarkEnd w:id="15"/>
-      <w:bookmarkEnd w:id="16"/>
     </w:p>
     <w:p>
       <w:pPr>
@@ -9133,14 +9043,14 @@
       <w:pPr>
         <w:pStyle w:val="Heading1"/>
       </w:pPr>
-      <w:bookmarkStart w:id="17" w:name="_Toc75025328"/>
-      <w:bookmarkStart w:id="18" w:name="_Toc225245238"/>
+      <w:bookmarkStart w:id="16" w:name="_Toc75025328"/>
+      <w:bookmarkStart w:id="17" w:name="_Toc225245238"/>
       <w:r>
         <w:lastRenderedPageBreak/>
         <w:t>DAFTAR TABEL</w:t>
       </w:r>
+      <w:bookmarkEnd w:id="16"/>
       <w:bookmarkEnd w:id="17"/>
-      <w:bookmarkEnd w:id="18"/>
     </w:p>
     <w:p>
       <w:pPr>
@@ -9833,16 +9743,16 @@
           <w:lang w:val="en-US"/>
         </w:rPr>
       </w:pPr>
-      <w:bookmarkStart w:id="19" w:name="_Toc106280390"/>
-      <w:bookmarkStart w:id="20" w:name="_Toc137038228"/>
-      <w:bookmarkStart w:id="21" w:name="_Toc225245239"/>
+      <w:bookmarkStart w:id="18" w:name="_Toc106280390"/>
+      <w:bookmarkStart w:id="19" w:name="_Toc137038228"/>
+      <w:bookmarkStart w:id="20" w:name="_Toc225245239"/>
       <w:r>
         <w:lastRenderedPageBreak/>
         <w:t>ABSTRAK</w:t>
       </w:r>
+      <w:bookmarkEnd w:id="18"/>
       <w:bookmarkEnd w:id="19"/>
       <w:bookmarkEnd w:id="20"/>
-      <w:bookmarkEnd w:id="21"/>
     </w:p>
     <w:p>
       <w:pPr>
@@ -10124,16 +10034,16 @@
           <w:lang w:val="en-US"/>
         </w:rPr>
       </w:pPr>
-      <w:bookmarkStart w:id="22" w:name="_Toc106280391"/>
-      <w:bookmarkStart w:id="23" w:name="_Toc137038229"/>
-      <w:bookmarkStart w:id="24" w:name="_Toc225245240"/>
+      <w:bookmarkStart w:id="21" w:name="_Toc106280391"/>
+      <w:bookmarkStart w:id="22" w:name="_Toc137038229"/>
+      <w:bookmarkStart w:id="23" w:name="_Toc225245240"/>
       <w:r>
         <w:lastRenderedPageBreak/>
         <w:t>ABSTRACT</w:t>
       </w:r>
+      <w:bookmarkEnd w:id="21"/>
       <w:bookmarkEnd w:id="22"/>
       <w:bookmarkEnd w:id="23"/>
-      <w:bookmarkEnd w:id="24"/>
     </w:p>
     <w:p>
       <w:pPr>
@@ -10246,26 +10156,26 @@
       <w:pPr>
         <w:pStyle w:val="Heading1"/>
       </w:pPr>
-      <w:bookmarkStart w:id="25" w:name="_Toc75025329"/>
-      <w:bookmarkStart w:id="26" w:name="_Toc225245241"/>
+      <w:bookmarkStart w:id="24" w:name="_Toc75025329"/>
+      <w:bookmarkStart w:id="25" w:name="_Toc225245241"/>
       <w:r>
         <w:lastRenderedPageBreak/>
         <w:t>BAB 1 PENDAHULUAN</w:t>
       </w:r>
+      <w:bookmarkEnd w:id="24"/>
       <w:bookmarkEnd w:id="25"/>
+    </w:p>
+    <w:p>
+      <w:pPr>
+        <w:pStyle w:val="Heading2"/>
+      </w:pPr>
+      <w:bookmarkStart w:id="26" w:name="_Toc75025330"/>
+      <w:bookmarkStart w:id="27" w:name="_Toc225245242"/>
+      <w:r>
+        <w:t>1.1 Latar Belakang</w:t>
+      </w:r>
       <w:bookmarkEnd w:id="26"/>
-    </w:p>
-    <w:p>
-      <w:pPr>
-        <w:pStyle w:val="Heading2"/>
-      </w:pPr>
-      <w:bookmarkStart w:id="27" w:name="_Toc75025330"/>
-      <w:bookmarkStart w:id="28" w:name="_Toc225245242"/>
-      <w:r>
-        <w:t>1.1 Latar Belakang</w:t>
-      </w:r>
       <w:bookmarkEnd w:id="27"/>
-      <w:bookmarkEnd w:id="28"/>
     </w:p>
     <w:p>
       <w:pPr>
@@ -10440,15 +10350,7 @@
         <w:t>sinkronisasi cloud</w:t>
       </w:r>
       <w:r>
-        <w:t xml:space="preserve">, di mana data </w:t>
-      </w:r>
-      <w:proofErr w:type="gramStart"/>
-      <w:r>
-        <w:t>akan</w:t>
-      </w:r>
-      <w:proofErr w:type="gramEnd"/>
-      <w:r>
-        <w:t xml:space="preserve"> dikirim ke server saat koneksi tersedia, sehingga sistem dapat diakses dan dikontrol secara jarak jauh. Dengan pendekatan ini, sistem monitoring dan kontrol rumah kaca tetap adaptif baik dalam kondisi </w:t>
+        <w:t xml:space="preserve">, di mana data akan dikirim ke server saat koneksi tersedia, sehingga sistem dapat diakses dan dikontrol secara jarak jauh. Dengan pendekatan ini, sistem monitoring dan kontrol rumah kaca tetap adaptif baik dalam kondisi </w:t>
       </w:r>
       <w:r>
         <w:rPr>
@@ -11050,13 +10952,13 @@
       <w:pPr>
         <w:pStyle w:val="Heading2"/>
       </w:pPr>
-      <w:bookmarkStart w:id="29" w:name="_Toc75025331"/>
-      <w:bookmarkStart w:id="30" w:name="_Toc225245243"/>
+      <w:bookmarkStart w:id="28" w:name="_Toc75025331"/>
+      <w:bookmarkStart w:id="29" w:name="_Toc225245243"/>
       <w:r>
         <w:t>1.2 Rumusan Masalah</w:t>
       </w:r>
+      <w:bookmarkEnd w:id="28"/>
       <w:bookmarkEnd w:id="29"/>
-      <w:bookmarkEnd w:id="30"/>
     </w:p>
     <w:p>
       <w:pPr>
@@ -11203,13 +11105,13 @@
       <w:pPr>
         <w:pStyle w:val="Heading2"/>
       </w:pPr>
-      <w:bookmarkStart w:id="31" w:name="_Toc75025333"/>
-      <w:bookmarkStart w:id="32" w:name="_Toc225245244"/>
+      <w:bookmarkStart w:id="30" w:name="_Toc75025333"/>
+      <w:bookmarkStart w:id="31" w:name="_Toc225245244"/>
       <w:r>
         <w:t>1.3 Tujuan Penelitian</w:t>
       </w:r>
+      <w:bookmarkEnd w:id="30"/>
       <w:bookmarkEnd w:id="31"/>
-      <w:bookmarkEnd w:id="32"/>
     </w:p>
     <w:p>
       <w:pPr>
@@ -11400,11 +11302,11 @@
       <w:pPr>
         <w:pStyle w:val="Heading2"/>
       </w:pPr>
-      <w:bookmarkStart w:id="33" w:name="_Toc225245245"/>
+      <w:bookmarkStart w:id="32" w:name="_Toc225245245"/>
       <w:r>
         <w:t>1.4 Manfaat Penelitian</w:t>
       </w:r>
-      <w:bookmarkEnd w:id="33"/>
+      <w:bookmarkEnd w:id="32"/>
     </w:p>
     <w:p>
       <w:pPr>
@@ -11459,11 +11361,11 @@
       <w:pPr>
         <w:pStyle w:val="Heading2"/>
       </w:pPr>
-      <w:bookmarkStart w:id="34" w:name="_Toc225245246"/>
+      <w:bookmarkStart w:id="33" w:name="_Toc225245246"/>
       <w:r>
         <w:t>1.5 Batasan Masalah</w:t>
       </w:r>
-      <w:bookmarkEnd w:id="34"/>
+      <w:bookmarkEnd w:id="33"/>
     </w:p>
     <w:p>
       <w:pPr>
@@ -11723,20 +11625,508 @@
       <w:pPr>
         <w:pStyle w:val="Heading1"/>
       </w:pPr>
-      <w:bookmarkStart w:id="35" w:name="_Toc225245247"/>
+      <w:bookmarkStart w:id="34" w:name="_Toc225245247"/>
       <w:r>
         <w:lastRenderedPageBreak/>
         <w:t>BAB 2 TINJAUAN PUSTAKA</w:t>
       </w:r>
+      <w:bookmarkEnd w:id="34"/>
+    </w:p>
+    <w:p>
+      <w:pPr>
+        <w:pStyle w:val="Heading2"/>
+      </w:pPr>
+      <w:bookmarkStart w:id="35" w:name="_Toc225245248"/>
+      <w:r>
+        <w:t>2.1 Deskripsi Masalah</w:t>
+      </w:r>
       <w:bookmarkEnd w:id="35"/>
     </w:p>
     <w:p>
       <w:pPr>
+        <w:jc w:val="both"/>
+        <w:rPr>
+          <w:lang w:val="en-US"/>
+        </w:rPr>
+      </w:pPr>
+      <w:r>
+        <w:rPr>
+          <w:lang w:val="en-US"/>
+        </w:rPr>
+        <w:t>Pertanian hortikultura skala kecil menghadapi tantangan besar akibat perubahan iklim, keterbatasan sumber daya, serta ancaman hama dan penyakit tanaman. Perubahan iklim meningkatkan ketidakpastian pola cuaca, yang berdampak pada ketersediaan air, produktivitas tanaman, dan kerent</w:t>
+      </w:r>
+      <w:r>
+        <w:rPr>
+          <w:lang w:val="en-US"/>
+        </w:rPr>
+        <w:t xml:space="preserve">anan terhadap serangan hama </w:t>
+      </w:r>
+      <w:r>
+        <w:rPr>
+          <w:rFonts w:cs="Arial"/>
+          <w:lang w:val="en-US"/>
+        </w:rPr>
+        <w:fldChar w:fldCharType="begin"/>
+      </w:r>
+      <w:r>
+        <w:rPr>
+          <w:rFonts w:cs="Arial"/>
+          <w:lang w:val="en-US"/>
+        </w:rPr>
+        <w:instrText xml:space="preserve"> ADDIN ZOTERO_ITEM CSL_CITATION {"citationID":"Ull51NiZ","properties":{"formattedCitation":"[10]","plainCitation":"[10]","noteIndex":0},"citationItems":[{"id":128,"uris":["http://zotero.org/users/local/fMw9Ltvi/items/P8HU39P3"],"itemData":{"id":128,"type":"article-journal","abstract":"Global food security is seriously threatened by climate change, which calls for creative agricultural solutions. However, little is known about how different smart technologies are integrated to enhance food security. As a strategic reaction to these difficulties, this review investigates the incorporation of remote sensing (rS) as well as artificial intelligence (Ai) into climate-smart agriculture (CSA). this review demonstrates how these advances can improve agricultural resilience, productivity, and sustainability by utilizing Ai’s capacity for predictive analytics, crop modelling, and precision agriculture, along with rS’s strengths in climate projections, land management, and continuous surveillance. Several important tactics were covered, such as combining Ai and rS to regulate risks, maximize resource utilization, and enhance agricultural practice choices. the review also discusses issues like policy frameworks, capacity building, and accessibility that prevent these technologies from being widely adopted. this review highlights how Ai and rS can further CSA and offers insights into how they can help ensure food systems remain secure in changing climates.","container-title":"Cogent Food &amp; Agriculture","DOI":"10.1080/23311932.2025.2454354","ISSN":"2331-1932","issue":"1","journalAbbreviation":"Cogent Food &amp; Agriculture","language":"en","page":"2454354","source":"DOI.org (Crossref)","title":"Harnessing artificial intelligence and remote sensing in climate-smart agriculture: the current strategies needed for enhancing global food security","title-short":"Harnessing artificial intelligence and remote sensing in climate-smart agriculture","volume":"11","author":[{"family":"Mmbando","given":"Gideon Sadikiel"}],"issued":{"date-parts":[["2025",12,31]]}}}],"schema":"https://github.com/citation-style-language/schema/raw/master/csl-citation.json"} </w:instrText>
+      </w:r>
+      <w:r>
+        <w:rPr>
+          <w:rFonts w:cs="Arial"/>
+          <w:lang w:val="en-US"/>
+        </w:rPr>
+        <w:fldChar w:fldCharType="separate"/>
+      </w:r>
+      <w:r>
+        <w:rPr>
+          <w:rFonts w:cs="Arial"/>
+        </w:rPr>
+        <w:t>[10]</w:t>
+      </w:r>
+      <w:r>
+        <w:rPr>
+          <w:rFonts w:cs="Arial"/>
+          <w:lang w:val="en-US"/>
+        </w:rPr>
+        <w:fldChar w:fldCharType="end"/>
+      </w:r>
+      <w:r>
+        <w:rPr>
+          <w:lang w:val="en-US"/>
+        </w:rPr>
+        <w:t>. Selain itu, keterbatasan akses teknologi modern bagi petani skala kecil memperburuk kesenjan</w:t>
+      </w:r>
+      <w:r>
+        <w:rPr>
+          <w:lang w:val="en-US"/>
+        </w:rPr>
+        <w:t xml:space="preserve">gan produktivitas pertanian </w:t>
+      </w:r>
+      <w:r>
+        <w:rPr>
+          <w:lang w:val="en-US"/>
+        </w:rPr>
+        <w:fldChar w:fldCharType="begin"/>
+      </w:r>
+      <w:r>
+        <w:rPr>
+          <w:lang w:val="en-US"/>
+        </w:rPr>
+        <w:instrText xml:space="preserve"> ADDIN ZOTERO_ITEM CSL_CITATION {"citationID":"cAXYjssA","properties":{"formattedCitation":"[11]","plainCitation":"[11]","noteIndex":0},"citationItems":[{"id":107,"uris":["http://zotero.org/users/local/fMw9Ltvi/items/W75GDE7T"],"itemData":{"id":107,"type":"article-journal","abstract":"This study provides a framework that incorporates the Internet of Things (IoT) technology into maize farming activities in Central Uganda as a solution to various challenges including climate change, suboptimal resource use and low crop yields. Using IoT-based modeling and simulation, the presented solution recommends cost-effective and efficient approaches to irrigation, crop yield improvement enhancement and prevention of drinking water loss while being practical for smallholder farmers. The framework is developed in a manner that is appropriate for low resource use regions by using local strategies that are easily understandable and actionable for the farmers thus solving the issue of technology access and social economic constraints. Research in this area brought to light the promise that the IoT holds for the evolution of agriculture into a more data-informed, climate-smart sector, contributes to the much-needed food in the world, is economically viable, facilitates sustainable rural development and is a huge step for the agriculture modernization of Uganda.","language":"en","source":"Zotero","title":"A Smart IoT Framework for Climate-Resilient and Sustainable Maize Farming In Uganda.","author":[{"family":"Godwin","given":"Nomugisha"},{"family":"Johnson","given":"Dr Mwebaze"}]}}],"schema":"https://github.com/citation-style-language/schema/raw/master/csl-citation.json"} </w:instrText>
+      </w:r>
+      <w:r>
+        <w:rPr>
+          <w:lang w:val="en-US"/>
+        </w:rPr>
+        <w:fldChar w:fldCharType="separate"/>
+      </w:r>
+      <w:r>
+        <w:rPr>
+          <w:rFonts w:cs="Arial"/>
+        </w:rPr>
+        <w:t>[11]</w:t>
+      </w:r>
+      <w:r>
+        <w:rPr>
+          <w:lang w:val="en-US"/>
+        </w:rPr>
+        <w:fldChar w:fldCharType="end"/>
+      </w:r>
+      <w:r>
+        <w:rPr>
+          <w:lang w:val="en-US"/>
+        </w:rPr>
+        <w:t xml:space="preserve">. Untuk mengatasi hal ini, teknologi </w:t>
+      </w:r>
+      <w:r>
+        <w:rPr>
+          <w:i/>
+          <w:lang w:val="en-US"/>
+        </w:rPr>
+        <w:t>Internet of Things</w:t>
+      </w:r>
+      <w:r>
+        <w:rPr>
+          <w:lang w:val="en-US"/>
+        </w:rPr>
+        <w:t xml:space="preserve"> dipandang sebagai solusi potensial. IoT memungkinkan pengumpulan data </w:t>
+      </w:r>
+      <w:r>
+        <w:rPr>
+          <w:i/>
+          <w:lang w:val="en-US"/>
+        </w:rPr>
+        <w:t>real time</w:t>
+      </w:r>
+      <w:r>
+        <w:rPr>
+          <w:lang w:val="en-US"/>
+        </w:rPr>
+        <w:t xml:space="preserve"> dari sensor suhu, kelembaban, maupun tegangan, yang dapat membantu petani dalam monitoring dan pengambi</w:t>
+      </w:r>
+      <w:r>
+        <w:rPr>
+          <w:lang w:val="en-US"/>
+        </w:rPr>
+        <w:t xml:space="preserve">lan keputusan berbasis data </w:t>
+      </w:r>
+      <w:r>
+        <w:rPr>
+          <w:lang w:val="en-US"/>
+        </w:rPr>
+        <w:fldChar w:fldCharType="begin"/>
+      </w:r>
+      <w:r>
+        <w:rPr>
+          <w:lang w:val="en-US"/>
+        </w:rPr>
+        <w:instrText xml:space="preserve"> ADDIN ZOTERO_ITEM CSL_CITATION {"citationID":"TlQ1aQtH","properties":{"formattedCitation":"[12]","plainCitation":"[12]","noteIndex":0},"citationItems":[{"id":88,"uris":["http://zotero.org/users/local/fMw9Ltvi/items/NXR7QBVW"],"itemData":{"id":88,"type":"article-journal","abstract":"Precision agriculture, driven by the convergence of smart sensors and advanced technologies, has emerged as a transformative force in modern farming practices. The present review synthesizes insights from a multitude of research papers, exploring the dynamic landscape of precision agriculture. The main focus is on the integration of smart sensors, coupled with technologies such as the Internet of Things (IoT), big data analytics, and Artificial Intelligence (AI). This analysis is set in the context of optimizing crop management, using resources wisely, and promoting sustainability in the agricultural sector. This review aims to provide an in-depth understanding of emerging trends and key developments in the field of precision agriculture. By highlighting the benefits of integrating smart sensors and innovative technologies, it aspires to enlighten farming practitioners, researchers, and policymakers on best practices, current challenges, and prospects. It aims to foster a transition towards more sustainable, efficient, and intelligent farming practices while encouraging the continued adoption and adaptation of new technologies.","container-title":"Sensors","DOI":"10.3390/s24082647","ISSN":"1424-8220","issue":"8","journalAbbreviation":"Sensors","language":"en","page":"2647","source":"DOI.org (Crossref)","title":"Smart Sensors and Smart Data for Precision Agriculture: A Review","title-short":"Smart Sensors and Smart Data for Precision Agriculture","volume":"24","author":[{"family":"Soussi","given":"Abdellatif"},{"family":"Zero","given":"Enrico"},{"family":"Sacile","given":"Roberto"},{"family":"Trinchero","given":"Daniele"},{"family":"Fossa","given":"Marco"}],"issued":{"date-parts":[["2024",4,21]]}}}],"schema":"https://github.com/citation-style-language/schema/raw/master/csl-citation.json"} </w:instrText>
+      </w:r>
+      <w:r>
+        <w:rPr>
+          <w:lang w:val="en-US"/>
+        </w:rPr>
+        <w:fldChar w:fldCharType="separate"/>
+      </w:r>
+      <w:r>
+        <w:rPr>
+          <w:rFonts w:cs="Arial"/>
+        </w:rPr>
+        <w:t>[12]</w:t>
+      </w:r>
+      <w:r>
+        <w:rPr>
+          <w:lang w:val="en-US"/>
+        </w:rPr>
+        <w:fldChar w:fldCharType="end"/>
+      </w:r>
+      <w:r>
+        <w:rPr>
+          <w:lang w:val="en-US"/>
+        </w:rPr>
+        <w:t>.</w:t>
+      </w:r>
+    </w:p>
+    <w:p>
+      <w:pPr>
+        <w:jc w:val="both"/>
+        <w:rPr>
+          <w:lang w:val="en-US"/>
+        </w:rPr>
+      </w:pPr>
+      <w:r>
+        <w:rPr>
+          <w:lang w:val="en-US"/>
+        </w:rPr>
+        <w:t xml:space="preserve">Namun, implementasi </w:t>
+      </w:r>
+      <w:r>
+        <w:rPr>
+          <w:i/>
+          <w:lang w:val="en-US"/>
+        </w:rPr>
+        <w:t>IoT</w:t>
+      </w:r>
+      <w:r>
+        <w:rPr>
+          <w:lang w:val="en-US"/>
+        </w:rPr>
+        <w:t xml:space="preserve"> dalam rumah kaca tidak lepas dari kendala konektivitas internet. Banyak wilayah pedesaan tidak memiliki akses internet stabil, sehingga sistem monitoring berbasis </w:t>
+      </w:r>
+      <w:r>
+        <w:rPr>
+          <w:i/>
+          <w:lang w:val="en-US"/>
+        </w:rPr>
+        <w:t>cloud</w:t>
+      </w:r>
+      <w:r>
+        <w:rPr>
+          <w:lang w:val="en-US"/>
+        </w:rPr>
+        <w:t xml:space="preserve"> saja tidak memadai. Oleh karena itu, diperlukan pendekatan </w:t>
+      </w:r>
+      <w:r>
+        <w:rPr>
+          <w:i/>
+          <w:lang w:val="en-US"/>
+        </w:rPr>
+        <w:t>hybrid</w:t>
+      </w:r>
+      <w:r>
+        <w:rPr>
+          <w:lang w:val="en-US"/>
+        </w:rPr>
+        <w:t xml:space="preserve">, di mana perangkat seperti </w:t>
+      </w:r>
+      <w:r>
+        <w:rPr>
+          <w:i/>
+          <w:lang w:val="en-US"/>
+        </w:rPr>
+        <w:t>ESP32</w:t>
+      </w:r>
+      <w:r>
+        <w:rPr>
+          <w:lang w:val="en-US"/>
+        </w:rPr>
+        <w:t xml:space="preserve"> dapat berfungsi sebagai </w:t>
+      </w:r>
+      <w:r>
+        <w:rPr>
+          <w:i/>
+          <w:lang w:val="en-US"/>
+        </w:rPr>
+        <w:t>hotspot</w:t>
+      </w:r>
+      <w:r>
+        <w:rPr>
+          <w:lang w:val="en-US"/>
+        </w:rPr>
+        <w:t xml:space="preserve"> lokal untuk akses offline, sekaligus mendukung sinkronisasi k</w:t>
+      </w:r>
+      <w:r>
+        <w:rPr>
+          <w:lang w:val="en-US"/>
+        </w:rPr>
+        <w:t xml:space="preserve">e </w:t>
+      </w:r>
+      <w:r>
+        <w:rPr>
+          <w:i/>
+          <w:lang w:val="en-US"/>
+        </w:rPr>
+        <w:t>cloud</w:t>
+      </w:r>
+      <w:r>
+        <w:rPr>
+          <w:lang w:val="en-US"/>
+        </w:rPr>
+        <w:t xml:space="preserve"> bila koneksi tersedia </w:t>
+      </w:r>
+      <w:r>
+        <w:rPr>
+          <w:lang w:val="en-US"/>
+        </w:rPr>
+        <w:fldChar w:fldCharType="begin"/>
+      </w:r>
+      <w:r>
+        <w:rPr>
+          <w:lang w:val="en-US"/>
+        </w:rPr>
+        <w:instrText xml:space="preserve"> ADDIN ZOTERO_ITEM CSL_CITATION {"citationID":"SXyVkHVY","properties":{"formattedCitation":"[5]","plainCitation":"[5]","noteIndex":0},"citationItems":[{"id":114,"uris":["http://zotero.org/users/local/fMw9Ltvi/items/WF9C79T4"],"itemData":{"id":114,"type":"article-journal","abstract":"Digitalization in agriculture is becoming increasingly important for improving efficiency and sustainability, but small-scale farmers often face difficulties in adopting digital technologies because of various constraints. This study proposes an opensource intelligent system platform called UDAWA (Universal Digital Agriculture Workflow Assistant) to assist small-scale farmers in digitizing greenhouse management processes. The first variant of this platform, UDAWA Gadadar, was designed as a cyber-physical agent to control and monitor greenhouse instruments. UDAWA Gadadar was built using a 5C architecture approach and farmer-centric design thinking, utilizing an ESP32 microcontroller and a power sensor module to ensure performance and energy efficiency. The UDAWA Gadadar prototype was tested in a small-scale greenhouse with promising results, with an average remaining memory of 175 KB in the non-SSL mode and 122 KB in the SSL mode. Cost analysis indicates that this platform is relatively affordable for small-scale farmers, with a total component cost of USD 33.7 per unit. A decision matrix analysis involving five different greenhouse models in Pancasari Village, Buleleng Regency, Bali, showed that UDAWA Gadadar has high relevance and potential for adoption, particularly in models GH3 and GH5, with compatibility scores of 0.27. This study contributes to the development of appropriate and accessible digitalization solutions for small-scale agriculture, with future work focusing on developing other physical agent variants and a digital twin for enhanced cultivation simulations.","container-title":"Jurnal RESTI (Rekayasa Sistem dan Teknologi Informasi)","DOI":"10.29207/resti.v9i3.6267","ISSN":"2580-0760","issue":"3","journalAbbreviation":"J. RESTI (Rekayasa Sist. Teknol. Inf.)","language":"en","license":"https://creativecommons.org/licenses/by/4.0","page":"581-593","source":"DOI.org (Crossref)","title":"UDAWA Gadadar: Agent-based Cyber-physical System for Universal Small-scale Horticulture Greenhouse Management System","title-short":"UDAWA Gadadar","volume":"9","author":[{"family":"Suranata","given":"I Wayan Aditya"},{"literal":"Ketut Elly Sutrisni"},{"literal":"I Made Surya Adi Putra"}],"issued":{"date-parts":[["2025",6,18]]}}}],"schema":"https://github.com/citation-style-language/schema/raw/master/csl-citation.json"} </w:instrText>
+      </w:r>
+      <w:r>
+        <w:rPr>
+          <w:lang w:val="en-US"/>
+        </w:rPr>
+        <w:fldChar w:fldCharType="separate"/>
+      </w:r>
+      <w:r>
+        <w:rPr>
+          <w:rFonts w:cs="Arial"/>
+        </w:rPr>
+        <w:t>[5]</w:t>
+      </w:r>
+      <w:r>
+        <w:rPr>
+          <w:lang w:val="en-US"/>
+        </w:rPr>
+        <w:fldChar w:fldCharType="end"/>
+      </w:r>
+      <w:r>
+        <w:rPr>
+          <w:lang w:val="en-US"/>
+        </w:rPr>
+        <w:t>.</w:t>
+      </w:r>
+    </w:p>
+    <w:p>
+      <w:pPr>
+        <w:jc w:val="both"/>
+        <w:rPr>
+          <w:lang w:val="en-US"/>
+        </w:rPr>
+      </w:pPr>
+      <w:r>
+        <w:rPr>
+          <w:lang w:val="en-US"/>
+        </w:rPr>
+        <w:t xml:space="preserve">Selain monitoring, </w:t>
+      </w:r>
+      <w:r>
+        <w:rPr>
+          <w:i/>
+          <w:lang w:val="en-US"/>
+        </w:rPr>
+        <w:t>Decision Support System</w:t>
+      </w:r>
+      <w:r>
+        <w:rPr>
+          <w:lang w:val="en-US"/>
+        </w:rPr>
+        <w:t xml:space="preserve"> berbasis </w:t>
+      </w:r>
+      <w:r>
+        <w:rPr>
+          <w:i/>
+          <w:lang w:val="en-US"/>
+        </w:rPr>
+        <w:t>AI</w:t>
+      </w:r>
+      <w:r>
+        <w:rPr>
+          <w:lang w:val="en-US"/>
+        </w:rPr>
+        <w:t xml:space="preserve"> dibutuhkan untuk membantu petani menafsirkan data sensor dan memberikan </w:t>
+      </w:r>
+      <w:r>
+        <w:rPr>
+          <w:i/>
+          <w:lang w:val="en-US"/>
+        </w:rPr>
+        <w:t>descriptive feedback</w:t>
+      </w:r>
+      <w:r>
+        <w:rPr>
+          <w:lang w:val="en-US"/>
+        </w:rPr>
+        <w:t xml:space="preserve">, misalnya kapan harus menyalakan pompa atau menambahkan nutrisi. Beberapa penelitian terbaru menunjukkan efektivitas integrasi </w:t>
+      </w:r>
+      <w:r>
+        <w:rPr>
+          <w:i/>
+          <w:lang w:val="en-US"/>
+        </w:rPr>
+        <w:t>AI</w:t>
+      </w:r>
+      <w:r>
+        <w:rPr>
+          <w:lang w:val="en-US"/>
+        </w:rPr>
+        <w:t>,</w:t>
+      </w:r>
+      <w:r>
+        <w:rPr>
+          <w:i/>
+          <w:lang w:val="en-US"/>
+        </w:rPr>
+        <w:t xml:space="preserve"> IoT</w:t>
+      </w:r>
+      <w:r>
+        <w:rPr>
+          <w:lang w:val="en-US"/>
+        </w:rPr>
+        <w:t xml:space="preserve">, dan </w:t>
+      </w:r>
+      <w:r>
+        <w:rPr>
+          <w:i/>
+          <w:lang w:val="en-US"/>
+        </w:rPr>
+        <w:t>smart greenhouse</w:t>
+      </w:r>
+      <w:r>
+        <w:rPr>
+          <w:lang w:val="en-US"/>
+        </w:rPr>
+        <w:t xml:space="preserve"> dalam meni</w:t>
+      </w:r>
+      <w:r>
+        <w:rPr>
+          <w:lang w:val="en-US"/>
+        </w:rPr>
+        <w:t xml:space="preserve">ngkatkan ketahanan pertanian </w:t>
+      </w:r>
+      <w:r>
+        <w:rPr>
+          <w:lang w:val="en-US"/>
+        </w:rPr>
+        <w:fldChar w:fldCharType="begin"/>
+      </w:r>
+      <w:r>
+        <w:rPr>
+          <w:lang w:val="en-US"/>
+        </w:rPr>
+        <w:instrText xml:space="preserve"> ADDIN ZOTERO_ITEM CSL_CITATION {"citationID":"zLHfhznc","properties":{"formattedCitation":"[4]","plainCitation":"[4]","noteIndex":0},"citationItems":[{"id":113,"uris":["http://zotero.org/users/local/fMw9Ltvi/items/J7Y5872D"],"itemData":{"id":113,"type":"article-journal","abstract":"Generative AI for IoT Hydroponics Monitoring System for Smallholder Farmers in Developing Regions This is in an effort to support AI-based narrative feedback for real-time decision-making with reference to sensor data (TDS/EC, temperature) and plant context-the pertinent data are species and age. The system, therefore, consists of an ESP32 sensor device; a Flutter mobile application; and the cloud services being offered via Thingsboard and the Gemini API. A systematic approach was undertaken, including design, implementation, integration, and usability testing. The results show effective real-time data collection and secure communication, with accurate AI feedback validated by expert judgment. The results exhibited how AI and IoT could collude in aiding smart agriculture. Future work will concentrate on enhancing the accuracy of the model based on ground truth data and improving the accessibility of the platform.","container-title":"Jurnal Ilmiah Telsinas Elektro, Sipil dan Teknik Informasi","DOI":"10.38043/telsinas.v8i1.6242","ISSN":"2621-5276","issue":"1","journalAbbreviation":"telsinas","language":"en","license":"https://creativecommons.org/licenses/by-sa/4.0","page":"94-103","source":"DOI.org (Crossref)","title":"Generative AI in Enhancing Hydroponic Nutrient Solution Monitoring","volume":"8","author":[{"family":"Hakimi","given":"Musawer"},{"family":"Suranata","given":"I Wayan Aditya"},{"family":"Ezam","given":"Zakirullah"},{"family":"Samadzai","given":"Abdul Wahid"},{"family":"Enayat","given":"Wahidullah"},{"family":"Quraishi","given":"Tamanna"},{"family":"Fazil","given":"Abdul Wajid"}],"issued":{"date-parts":[["2025",4,20]]}}}],"schema":"https://github.com/citation-style-language/schema/raw/master/csl-citation.json"} </w:instrText>
+      </w:r>
+      <w:r>
+        <w:rPr>
+          <w:lang w:val="en-US"/>
+        </w:rPr>
+        <w:fldChar w:fldCharType="separate"/>
+      </w:r>
+      <w:r>
+        <w:rPr>
+          <w:rFonts w:cs="Arial"/>
+        </w:rPr>
+        <w:t>[4]</w:t>
+      </w:r>
+      <w:r>
+        <w:rPr>
+          <w:lang w:val="en-US"/>
+        </w:rPr>
+        <w:fldChar w:fldCharType="end"/>
+      </w:r>
+      <w:r>
+        <w:rPr>
+          <w:lang w:val="en-US"/>
+        </w:rPr>
+        <w:t xml:space="preserve">. </w:t>
+      </w:r>
+    </w:p>
+    <w:p>
+      <w:pPr>
+        <w:jc w:val="both"/>
+        <w:rPr>
+          <w:lang w:val="en-US"/>
+        </w:rPr>
+      </w:pPr>
+      <w:r>
+        <w:rPr>
+          <w:lang w:val="en-US"/>
+        </w:rPr>
+        <w:t xml:space="preserve">Dengan demikian, penelitian ini berfokus pada pembuatan antarmuka </w:t>
+      </w:r>
+      <w:r>
+        <w:rPr>
+          <w:i/>
+          <w:lang w:val="en-US"/>
+        </w:rPr>
+        <w:t>embedded web</w:t>
+      </w:r>
+      <w:r>
+        <w:rPr>
+          <w:lang w:val="en-US"/>
+        </w:rPr>
+        <w:t xml:space="preserve"> yang mampu mengintegrasikan data monitoring dengan </w:t>
+      </w:r>
+      <w:r>
+        <w:rPr>
+          <w:i/>
+          <w:lang w:val="en-US"/>
+        </w:rPr>
+        <w:t>descriptive decision support system</w:t>
+      </w:r>
+      <w:r>
+        <w:rPr>
+          <w:lang w:val="en-US"/>
+        </w:rPr>
+        <w:t xml:space="preserve"> berbasis AI  yang tetap dapat diakses meskipun tanpa internet, untuk mendukung petani hortikultura skala kecil dalam pengelolaan rumah kaca</w:t>
+      </w:r>
+    </w:p>
+    <w:p>
+      <w:pPr>
         <w:pStyle w:val="Heading2"/>
       </w:pPr>
-      <w:bookmarkStart w:id="36" w:name="_Toc225245248"/>
-      <w:r>
-        <w:t>2.1 Deskripsi Masalah</w:t>
+      <w:bookmarkStart w:id="36" w:name="_Toc225245249"/>
+      <w:r>
+        <w:t>2.2 Metode Pendekatan Masalah</w:t>
       </w:r>
       <w:bookmarkEnd w:id="36"/>
     </w:p>
@@ -11751,177 +12141,66 @@
         <w:rPr>
           <w:lang w:val="en-US"/>
         </w:rPr>
-        <w:t xml:space="preserve">Pertanian hortikultura skala kecil menghadapi tantangan besar akibat perubahan iklim, keterbatasan sumber daya, serta ancaman </w:t>
-      </w:r>
-      <w:proofErr w:type="gramStart"/>
-      <w:r>
-        <w:rPr>
-          <w:lang w:val="en-US"/>
-        </w:rPr>
-        <w:t>hama</w:t>
-      </w:r>
-      <w:proofErr w:type="gramEnd"/>
-      <w:r>
-        <w:rPr>
-          <w:lang w:val="en-US"/>
-        </w:rPr>
-        <w:t xml:space="preserve"> dan penyakit tanaman. Perubahan iklim meningkatkan ketidakpastian pola cuaca, yang berdampak pada ketersediaan air, produktivitas tanaman, dan kerent</w:t>
-      </w:r>
-      <w:r>
-        <w:rPr>
-          <w:lang w:val="en-US"/>
-        </w:rPr>
-        <w:t xml:space="preserve">anan terhadap serangan hama </w:t>
-      </w:r>
-      <w:r>
-        <w:rPr>
-          <w:rFonts w:cs="Arial"/>
-          <w:lang w:val="en-US"/>
-        </w:rPr>
-        <w:fldChar w:fldCharType="begin"/>
-      </w:r>
-      <w:r>
-        <w:rPr>
-          <w:rFonts w:cs="Arial"/>
-          <w:lang w:val="en-US"/>
-        </w:rPr>
-        <w:instrText xml:space="preserve"> ADDIN ZOTERO_ITEM CSL_CITATION {"citationID":"Ull51NiZ","properties":{"formattedCitation":"[10]","plainCitation":"[10]","noteIndex":0},"citationItems":[{"id":128,"uris":["http://zotero.org/users/local/fMw9Ltvi/items/P8HU39P3"],"itemData":{"id":128,"type":"article-journal","abstract":"Global food security is seriously threatened by climate change, which calls for creative agricultural solutions. However, little is known about how different smart technologies are integrated to enhance food security. As a strategic reaction to these difficulties, this review investigates the incorporation of remote sensing (rS) as well as artificial intelligence (Ai) into climate-smart agriculture (CSA). this review demonstrates how these advances can improve agricultural resilience, productivity, and sustainability by utilizing Ai’s capacity for predictive analytics, crop modelling, and precision agriculture, along with rS’s strengths in climate projections, land management, and continuous surveillance. Several important tactics were covered, such as combining Ai and rS to regulate risks, maximize resource utilization, and enhance agricultural practice choices. the review also discusses issues like policy frameworks, capacity building, and accessibility that prevent these technologies from being widely adopted. this review highlights how Ai and rS can further CSA and offers insights into how they can help ensure food systems remain secure in changing climates.","container-title":"Cogent Food &amp; Agriculture","DOI":"10.1080/23311932.2025.2454354","ISSN":"2331-1932","issue":"1","journalAbbreviation":"Cogent Food &amp; Agriculture","language":"en","page":"2454354","source":"DOI.org (Crossref)","title":"Harnessing artificial intelligence and remote sensing in climate-smart agriculture: the current strategies needed for enhancing global food security","title-short":"Harnessing artificial intelligence and remote sensing in climate-smart agriculture","volume":"11","author":[{"family":"Mmbando","given":"Gideon Sadikiel"}],"issued":{"date-parts":[["2025",12,31]]}}}],"schema":"https://github.com/citation-style-language/schema/raw/master/csl-citation.json"} </w:instrText>
-      </w:r>
-      <w:r>
-        <w:rPr>
-          <w:rFonts w:cs="Arial"/>
-          <w:lang w:val="en-US"/>
-        </w:rPr>
-        <w:fldChar w:fldCharType="separate"/>
-      </w:r>
-      <w:r>
-        <w:rPr>
-          <w:rFonts w:cs="Arial"/>
-        </w:rPr>
-        <w:t>[10]</w:t>
-      </w:r>
-      <w:r>
-        <w:rPr>
-          <w:rFonts w:cs="Arial"/>
-          <w:lang w:val="en-US"/>
-        </w:rPr>
-        <w:fldChar w:fldCharType="end"/>
-      </w:r>
-      <w:r>
-        <w:rPr>
-          <w:lang w:val="en-US"/>
-        </w:rPr>
-        <w:t>. Selain itu, keterbatasan akses teknologi modern bagi petani skala kecil memperburuk kesenjan</w:t>
-      </w:r>
-      <w:r>
-        <w:rPr>
-          <w:lang w:val="en-US"/>
-        </w:rPr>
-        <w:t xml:space="preserve">gan produktivitas pertanian </w:t>
-      </w:r>
-      <w:r>
-        <w:rPr>
-          <w:lang w:val="en-US"/>
-        </w:rPr>
-        <w:fldChar w:fldCharType="begin"/>
-      </w:r>
-      <w:r>
-        <w:rPr>
-          <w:lang w:val="en-US"/>
-        </w:rPr>
-        <w:instrText xml:space="preserve"> ADDIN ZOTERO_ITEM CSL_CITATION {"citationID":"cAXYjssA","properties":{"formattedCitation":"[11]","plainCitation":"[11]","noteIndex":0},"citationItems":[{"id":107,"uris":["http://zotero.org/users/local/fMw9Ltvi/items/W75GDE7T"],"itemData":{"id":107,"type":"article-journal","abstract":"This study provides a framework that incorporates the Internet of Things (IoT) technology into maize farming activities in Central Uganda as a solution to various challenges including climate change, suboptimal resource use and low crop yields. Using IoT-based modeling and simulation, the presented solution recommends cost-effective and efficient approaches to irrigation, crop yield improvement enhancement and prevention of drinking water loss while being practical for smallholder farmers. The framework is developed in a manner that is appropriate for low resource use regions by using local strategies that are easily understandable and actionable for the farmers thus solving the issue of technology access and social economic constraints. Research in this area brought to light the promise that the IoT holds for the evolution of agriculture into a more data-informed, climate-smart sector, contributes to the much-needed food in the world, is economically viable, facilitates sustainable rural development and is a huge step for the agriculture modernization of Uganda.","language":"en","source":"Zotero","title":"A Smart IoT Framework for Climate-Resilient and Sustainable Maize Farming In Uganda.","author":[{"family":"Godwin","given":"Nomugisha"},{"family":"Johnson","given":"Dr Mwebaze"}]}}],"schema":"https://github.com/citation-style-language/schema/raw/master/csl-citation.json"} </w:instrText>
-      </w:r>
-      <w:r>
-        <w:rPr>
-          <w:lang w:val="en-US"/>
-        </w:rPr>
-        <w:fldChar w:fldCharType="separate"/>
-      </w:r>
-      <w:r>
-        <w:rPr>
-          <w:rFonts w:cs="Arial"/>
-        </w:rPr>
-        <w:t>[11]</w:t>
-      </w:r>
-      <w:r>
-        <w:rPr>
-          <w:lang w:val="en-US"/>
-        </w:rPr>
-        <w:fldChar w:fldCharType="end"/>
-      </w:r>
-      <w:r>
-        <w:rPr>
-          <w:lang w:val="en-US"/>
-        </w:rPr>
-        <w:t xml:space="preserve">. Untuk mengatasi hal ini, teknologi </w:t>
-      </w:r>
-      <w:r>
-        <w:rPr>
-          <w:i/>
-          <w:lang w:val="en-US"/>
-        </w:rPr>
-        <w:t>Internet of Things</w:t>
-      </w:r>
-      <w:r>
-        <w:rPr>
-          <w:lang w:val="en-US"/>
-        </w:rPr>
-        <w:t xml:space="preserve"> dipandang sebagai solusi potensial. IoT memungkinkan pengumpulan data </w:t>
-      </w:r>
-      <w:r>
-        <w:rPr>
-          <w:i/>
-          <w:lang w:val="en-US"/>
-        </w:rPr>
-        <w:t>real time</w:t>
-      </w:r>
-      <w:r>
-        <w:rPr>
-          <w:lang w:val="en-US"/>
-        </w:rPr>
-        <w:t xml:space="preserve"> dari sensor suhu, kelembaban, maupun tegangan, yang dapat membantu petani dalam monitoring dan pengambi</w:t>
-      </w:r>
-      <w:r>
-        <w:rPr>
-          <w:lang w:val="en-US"/>
-        </w:rPr>
-        <w:t xml:space="preserve">lan keputusan berbasis data </w:t>
-      </w:r>
-      <w:r>
-        <w:rPr>
-          <w:lang w:val="en-US"/>
-        </w:rPr>
-        <w:fldChar w:fldCharType="begin"/>
-      </w:r>
-      <w:r>
-        <w:rPr>
-          <w:lang w:val="en-US"/>
-        </w:rPr>
-        <w:instrText xml:space="preserve"> ADDIN ZOTERO_ITEM CSL_CITATION {"citationID":"TlQ1aQtH","properties":{"formattedCitation":"[12]","plainCitation":"[12]","noteIndex":0},"citationItems":[{"id":88,"uris":["http://zotero.org/users/local/fMw9Ltvi/items/NXR7QBVW"],"itemData":{"id":88,"type":"article-journal","abstract":"Precision agriculture, driven by the convergence of smart sensors and advanced technologies, has emerged as a transformative force in modern farming practices. The present review synthesizes insights from a multitude of research papers, exploring the dynamic landscape of precision agriculture. The main focus is on the integration of smart sensors, coupled with technologies such as the Internet of Things (IoT), big data analytics, and Artificial Intelligence (AI). This analysis is set in the context of optimizing crop management, using resources wisely, and promoting sustainability in the agricultural sector. This review aims to provide an in-depth understanding of emerging trends and key developments in the field of precision agriculture. By highlighting the benefits of integrating smart sensors and innovative technologies, it aspires to enlighten farming practitioners, researchers, and policymakers on best practices, current challenges, and prospects. It aims to foster a transition towards more sustainable, efficient, and intelligent farming practices while encouraging the continued adoption and adaptation of new technologies.","container-title":"Sensors","DOI":"10.3390/s24082647","ISSN":"1424-8220","issue":"8","journalAbbreviation":"Sensors","language":"en","page":"2647","source":"DOI.org (Crossref)","title":"Smart Sensors and Smart Data for Precision Agriculture: A Review","title-short":"Smart Sensors and Smart Data for Precision Agriculture","volume":"24","author":[{"family":"Soussi","given":"Abdellatif"},{"family":"Zero","given":"Enrico"},{"family":"Sacile","given":"Roberto"},{"family":"Trinchero","given":"Daniele"},{"family":"Fossa","given":"Marco"}],"issued":{"date-parts":[["2024",4,21]]}}}],"schema":"https://github.com/citation-style-language/schema/raw/master/csl-citation.json"} </w:instrText>
-      </w:r>
-      <w:r>
-        <w:rPr>
-          <w:lang w:val="en-US"/>
-        </w:rPr>
-        <w:fldChar w:fldCharType="separate"/>
-      </w:r>
-      <w:r>
-        <w:rPr>
-          <w:rFonts w:cs="Arial"/>
-        </w:rPr>
-        <w:t>[12]</w:t>
-      </w:r>
-      <w:r>
-        <w:rPr>
-          <w:lang w:val="en-US"/>
-        </w:rPr>
-        <w:fldChar w:fldCharType="end"/>
-      </w:r>
-      <w:r>
-        <w:rPr>
-          <w:lang w:val="en-US"/>
-        </w:rPr>
-        <w:t>.</w:t>
+        <w:t xml:space="preserve">Pemilihan metodologi penelitian ini berfokus pada bagaimana merancang dan mengembangkan antarmuka sistem rumah kaca berbasis </w:t>
+      </w:r>
+      <w:r>
+        <w:rPr>
+          <w:i/>
+          <w:lang w:val="en-US"/>
+        </w:rPr>
+        <w:t>ESP32</w:t>
+      </w:r>
+      <w:r>
+        <w:rPr>
+          <w:lang w:val="en-US"/>
+        </w:rPr>
+        <w:t xml:space="preserve"> yang dapat diakses secara efektif dan mudah digunakan. Karena sistem ini akan digunakan oleh petani hortikultura skala kecil dan harus beradaptasi dengan kondisi </w:t>
+      </w:r>
+      <w:r>
+        <w:rPr>
+          <w:lang w:val="en-US"/>
+        </w:rPr>
+        <w:lastRenderedPageBreak/>
+        <w:t xml:space="preserve">lingkungan yang dinamis, maka pendekatan pengembangan yang dipilih tidak bisa statis. Proses pemilihan metodologi dilakukan melalui perbandingan beberapa pendekatan yang umum digunakan, mencakup metode pengembangan perangkat lunak serta metodologi perancangan antarmuka pengguna. Metodologi pengembangan perangkat lunak menentukan cara bekerja dalam merencanakan, mengimplementasikan, menguji, dan merilis sistem. Di antara metode yang dipertimbangkan adalah </w:t>
+      </w:r>
+      <w:r>
+        <w:rPr>
+          <w:i/>
+          <w:lang w:val="en-US"/>
+        </w:rPr>
+        <w:t>Waterfall</w:t>
+      </w:r>
+      <w:r>
+        <w:rPr>
+          <w:lang w:val="en-US"/>
+        </w:rPr>
+        <w:t xml:space="preserve">, </w:t>
+      </w:r>
+      <w:r>
+        <w:rPr>
+          <w:i/>
+          <w:lang w:val="en-US"/>
+        </w:rPr>
+        <w:t>Prototype</w:t>
+      </w:r>
+      <w:r>
+        <w:rPr>
+          <w:lang w:val="en-US"/>
+        </w:rPr>
+        <w:t xml:space="preserve">, dan </w:t>
+      </w:r>
+      <w:r>
+        <w:rPr>
+          <w:i/>
+          <w:lang w:val="en-US"/>
+        </w:rPr>
+        <w:t>Agile Development</w:t>
+      </w:r>
+      <w:r>
+        <w:rPr>
+          <w:lang w:val="en-US"/>
+        </w:rPr>
+        <w:t xml:space="preserve">. </w:t>
       </w:r>
     </w:p>
     <w:p>
@@ -11933,9 +12212,206 @@
       </w:pPr>
       <w:r>
         <w:rPr>
-          <w:lang w:val="en-US"/>
-        </w:rPr>
-        <w:t xml:space="preserve">Namun, implementasi </w:t>
+          <w:i/>
+          <w:lang w:val="en-US"/>
+        </w:rPr>
+        <w:t>Waterfall</w:t>
+      </w:r>
+      <w:r>
+        <w:rPr>
+          <w:lang w:val="en-US"/>
+        </w:rPr>
+        <w:t xml:space="preserve"> adalah pendekatan tradisional yang membagi proses ke dalam tahapan berurutan antara lai</w:t>
+      </w:r>
+      <w:r>
+        <w:rPr>
+          <w:lang w:val="en-US"/>
+        </w:rPr>
+        <w:t xml:space="preserve">n: analisis kebutuhan, desain, </w:t>
+      </w:r>
+      <w:r>
+        <w:rPr>
+          <w:lang w:val="en-US"/>
+        </w:rPr>
+        <w:t xml:space="preserve">implementasi, pengujian, pemeliharaan. Kelebihannya adalah kejelasan urutan langkah dan dokumentasi yang kuat, yang memudahkan pengelolaan proyek dengan ruang lingkup yang stabil. Kekurangannya muncul ketika kebutuhan berubah pada saat proses </w:t>
+      </w:r>
+      <w:r>
+        <w:rPr>
+          <w:i/>
+          <w:lang w:val="en-US"/>
+        </w:rPr>
+        <w:t>development</w:t>
+      </w:r>
+      <w:r>
+        <w:rPr>
+          <w:lang w:val="en-US"/>
+        </w:rPr>
+        <w:t xml:space="preserve"> berlangsung, revisi akan memakan waktu karena harus kembali ke langkah awal. Hal ini sangat krusial bagi sistem rumah kaca, di mana kondisi lingkungan dan </w:t>
+      </w:r>
+      <w:r>
+        <w:rPr>
+          <w:i/>
+          <w:lang w:val="en-US"/>
+        </w:rPr>
+        <w:t>feedback</w:t>
+      </w:r>
+      <w:r>
+        <w:rPr>
+          <w:lang w:val="en-US"/>
+        </w:rPr>
+        <w:t xml:space="preserve"> pengguna bisa berubah seiring waktu. </w:t>
+      </w:r>
+    </w:p>
+    <w:p>
+      <w:pPr>
+        <w:jc w:val="both"/>
+        <w:rPr>
+          <w:lang w:val="en-US"/>
+        </w:rPr>
+      </w:pPr>
+      <w:r>
+        <w:rPr>
+          <w:i/>
+          <w:lang w:val="en-US"/>
+        </w:rPr>
+        <w:t>Prototype</w:t>
+      </w:r>
+      <w:r>
+        <w:rPr>
+          <w:lang w:val="en-US"/>
+        </w:rPr>
+        <w:t xml:space="preserve"> berfokus pada pembuatan </w:t>
+      </w:r>
+      <w:r>
+        <w:rPr>
+          <w:i/>
+          <w:lang w:val="en-US"/>
+        </w:rPr>
+        <w:t>model</w:t>
+      </w:r>
+      <w:r>
+        <w:rPr>
+          <w:lang w:val="en-US"/>
+        </w:rPr>
+        <w:t xml:space="preserve"> </w:t>
+      </w:r>
+      <w:r>
+        <w:rPr>
+          <w:i/>
+          <w:lang w:val="en-US"/>
+        </w:rPr>
+        <w:t>prototype</w:t>
+      </w:r>
+      <w:r>
+        <w:rPr>
+          <w:lang w:val="en-US"/>
+        </w:rPr>
+        <w:t xml:space="preserve"> yang dapat diuji oleh pengguna sebelum sistem final dikembangkan. Kelebihannya adalah pengguna dapat melihat bentuk awal sistem, memberikan umpan balik, dan memperbaiki desain sebelum implementasi penuh dilakukan. Hal ini mengurangi risiko kesalahpahaman kebutuhan. Kekurangannya, jika tidak dikontrol, proses iterasi bisa menjadi terlalu panjang dan menunda rilis produk akhir. Selain itu, pengguna kadang menganggap </w:t>
+      </w:r>
+      <w:r>
+        <w:rPr>
+          <w:i/>
+          <w:lang w:val="en-US"/>
+        </w:rPr>
+        <w:t>prototype</w:t>
+      </w:r>
+      <w:r>
+        <w:rPr>
+          <w:lang w:val="en-US"/>
+        </w:rPr>
+        <w:t xml:space="preserve"> sebagai produk akhir sehingga menimbulkan ekspektasi yang salah.  </w:t>
+      </w:r>
+    </w:p>
+    <w:p>
+      <w:pPr>
+        <w:jc w:val="both"/>
+        <w:rPr>
+          <w:lang w:val="en-US"/>
+        </w:rPr>
+      </w:pPr>
+      <w:r>
+        <w:rPr>
+          <w:lang w:val="en-US"/>
+        </w:rPr>
+        <w:t xml:space="preserve">Metode </w:t>
+      </w:r>
+      <w:r>
+        <w:rPr>
+          <w:i/>
+          <w:lang w:val="en-US"/>
+        </w:rPr>
+        <w:t>Agile</w:t>
+      </w:r>
+      <w:r>
+        <w:rPr>
+          <w:lang w:val="en-US"/>
+        </w:rPr>
+        <w:t xml:space="preserve"> membagi proses pengembangan menjadi beberapa siklus </w:t>
+      </w:r>
+      <w:r>
+        <w:rPr>
+          <w:i/>
+          <w:lang w:val="en-US"/>
+        </w:rPr>
+        <w:t>development</w:t>
+      </w:r>
+      <w:r>
+        <w:rPr>
+          <w:lang w:val="en-US"/>
+        </w:rPr>
+        <w:t xml:space="preserve"> yang disebut </w:t>
+      </w:r>
+      <w:r>
+        <w:rPr>
+          <w:i/>
+          <w:lang w:val="en-US"/>
+        </w:rPr>
+        <w:t>sprint</w:t>
+      </w:r>
+      <w:r>
+        <w:rPr>
+          <w:lang w:val="en-US"/>
+        </w:rPr>
+        <w:t xml:space="preserve">. Setiap </w:t>
+      </w:r>
+      <w:r>
+        <w:rPr>
+          <w:i/>
+          <w:lang w:val="en-US"/>
+        </w:rPr>
+        <w:t>sprint</w:t>
+      </w:r>
+      <w:r>
+        <w:rPr>
+          <w:lang w:val="en-US"/>
+        </w:rPr>
+        <w:t xml:space="preserve"> menghasilkan versi awal sistem yang sudah bisa diuji. Masukan dari pengguna dikumpulkan di setiap tahap, lalu digunakan untuk memperbaiki sistem di </w:t>
+      </w:r>
+      <w:r>
+        <w:rPr>
+          <w:i/>
+          <w:lang w:val="en-US"/>
+        </w:rPr>
+        <w:t>sprint</w:t>
+      </w:r>
+      <w:r>
+        <w:rPr>
+          <w:lang w:val="en-US"/>
+        </w:rPr>
+        <w:t xml:space="preserve"> berikutnya. Kelebihan metode ini adalah kemampuannya beradaptasi dengan perubahan kebutuhan secara cepat dan bertahap. Berdasarkan perbandingan tersebut, Metodologi </w:t>
+      </w:r>
+      <w:r>
+        <w:rPr>
+          <w:i/>
+          <w:lang w:val="en-US"/>
+        </w:rPr>
+        <w:t>Agile</w:t>
+      </w:r>
+      <w:r>
+        <w:rPr>
+          <w:lang w:val="en-US"/>
+        </w:rPr>
+        <w:t xml:space="preserve"> dipilih karena paling sesuai dengan sifat penelitian ini. Sistem rumah kaca berbasis </w:t>
       </w:r>
       <w:r>
         <w:rPr>
@@ -11948,546 +12424,7 @@
         <w:rPr>
           <w:lang w:val="en-US"/>
         </w:rPr>
-        <w:t xml:space="preserve"> dalam rumah kaca tidak lepas dari kendala konektivitas internet. Banyak wilayah pedesaan tidak memiliki akses internet stabil, sehingga sistem monitoring berbasis </w:t>
-      </w:r>
-      <w:r>
-        <w:rPr>
-          <w:i/>
-          <w:lang w:val="en-US"/>
-        </w:rPr>
-        <w:t>cloud</w:t>
-      </w:r>
-      <w:r>
-        <w:rPr>
-          <w:lang w:val="en-US"/>
-        </w:rPr>
-        <w:t xml:space="preserve"> saja tidak memadai. Oleh karena itu, diperlukan pendekatan </w:t>
-      </w:r>
-      <w:r>
-        <w:rPr>
-          <w:i/>
-          <w:lang w:val="en-US"/>
-        </w:rPr>
-        <w:t>hybrid</w:t>
-      </w:r>
-      <w:r>
-        <w:rPr>
-          <w:lang w:val="en-US"/>
-        </w:rPr>
-        <w:t xml:space="preserve">, di mana perangkat seperti </w:t>
-      </w:r>
-      <w:r>
-        <w:rPr>
-          <w:i/>
-          <w:lang w:val="en-US"/>
-        </w:rPr>
-        <w:t>ESP32</w:t>
-      </w:r>
-      <w:r>
-        <w:rPr>
-          <w:lang w:val="en-US"/>
-        </w:rPr>
-        <w:t xml:space="preserve"> dapat berfungsi sebagai </w:t>
-      </w:r>
-      <w:r>
-        <w:rPr>
-          <w:i/>
-          <w:lang w:val="en-US"/>
-        </w:rPr>
-        <w:t>hotspot</w:t>
-      </w:r>
-      <w:r>
-        <w:rPr>
-          <w:lang w:val="en-US"/>
-        </w:rPr>
-        <w:t xml:space="preserve"> lokal untuk akses offline, sekaligus mendukung sinkronisasi k</w:t>
-      </w:r>
-      <w:r>
-        <w:rPr>
-          <w:lang w:val="en-US"/>
-        </w:rPr>
-        <w:t xml:space="preserve">e </w:t>
-      </w:r>
-      <w:r>
-        <w:rPr>
-          <w:i/>
-          <w:lang w:val="en-US"/>
-        </w:rPr>
-        <w:t>cloud</w:t>
-      </w:r>
-      <w:r>
-        <w:rPr>
-          <w:lang w:val="en-US"/>
-        </w:rPr>
-        <w:t xml:space="preserve"> bila koneksi tersedia </w:t>
-      </w:r>
-      <w:r>
-        <w:rPr>
-          <w:lang w:val="en-US"/>
-        </w:rPr>
-        <w:fldChar w:fldCharType="begin"/>
-      </w:r>
-      <w:r>
-        <w:rPr>
-          <w:lang w:val="en-US"/>
-        </w:rPr>
-        <w:instrText xml:space="preserve"> ADDIN ZOTERO_ITEM CSL_CITATION {"citationID":"SXyVkHVY","properties":{"formattedCitation":"[5]","plainCitation":"[5]","noteIndex":0},"citationItems":[{"id":114,"uris":["http://zotero.org/users/local/fMw9Ltvi/items/WF9C79T4"],"itemData":{"id":114,"type":"article-journal","abstract":"Digitalization in agriculture is becoming increasingly important for improving efficiency and sustainability, but small-scale farmers often face difficulties in adopting digital technologies because of various constraints. This study proposes an opensource intelligent system platform called UDAWA (Universal Digital Agriculture Workflow Assistant) to assist small-scale farmers in digitizing greenhouse management processes. The first variant of this platform, UDAWA Gadadar, was designed as a cyber-physical agent to control and monitor greenhouse instruments. UDAWA Gadadar was built using a 5C architecture approach and farmer-centric design thinking, utilizing an ESP32 microcontroller and a power sensor module to ensure performance and energy efficiency. The UDAWA Gadadar prototype was tested in a small-scale greenhouse with promising results, with an average remaining memory of 175 KB in the non-SSL mode and 122 KB in the SSL mode. Cost analysis indicates that this platform is relatively affordable for small-scale farmers, with a total component cost of USD 33.7 per unit. A decision matrix analysis involving five different greenhouse models in Pancasari Village, Buleleng Regency, Bali, showed that UDAWA Gadadar has high relevance and potential for adoption, particularly in models GH3 and GH5, with compatibility scores of 0.27. This study contributes to the development of appropriate and accessible digitalization solutions for small-scale agriculture, with future work focusing on developing other physical agent variants and a digital twin for enhanced cultivation simulations.","container-title":"Jurnal RESTI (Rekayasa Sistem dan Teknologi Informasi)","DOI":"10.29207/resti.v9i3.6267","ISSN":"2580-0760","issue":"3","journalAbbreviation":"J. RESTI (Rekayasa Sist. Teknol. Inf.)","language":"en","license":"https://creativecommons.org/licenses/by/4.0","page":"581-593","source":"DOI.org (Crossref)","title":"UDAWA Gadadar: Agent-based Cyber-physical System for Universal Small-scale Horticulture Greenhouse Management System","title-short":"UDAWA Gadadar","volume":"9","author":[{"family":"Suranata","given":"I Wayan Aditya"},{"literal":"Ketut Elly Sutrisni"},{"literal":"I Made Surya Adi Putra"}],"issued":{"date-parts":[["2025",6,18]]}}}],"schema":"https://github.com/citation-style-language/schema/raw/master/csl-citation.json"} </w:instrText>
-      </w:r>
-      <w:r>
-        <w:rPr>
-          <w:lang w:val="en-US"/>
-        </w:rPr>
-        <w:fldChar w:fldCharType="separate"/>
-      </w:r>
-      <w:r>
-        <w:rPr>
-          <w:rFonts w:cs="Arial"/>
-        </w:rPr>
-        <w:t>[5]</w:t>
-      </w:r>
-      <w:r>
-        <w:rPr>
-          <w:lang w:val="en-US"/>
-        </w:rPr>
-        <w:fldChar w:fldCharType="end"/>
-      </w:r>
-      <w:r>
-        <w:rPr>
-          <w:lang w:val="en-US"/>
-        </w:rPr>
-        <w:t>.</w:t>
-      </w:r>
-    </w:p>
-    <w:p>
-      <w:pPr>
-        <w:jc w:val="both"/>
-        <w:rPr>
-          <w:lang w:val="en-US"/>
-        </w:rPr>
-      </w:pPr>
-      <w:r>
-        <w:rPr>
-          <w:lang w:val="en-US"/>
-        </w:rPr>
-        <w:t xml:space="preserve">Selain monitoring, </w:t>
-      </w:r>
-      <w:r>
-        <w:rPr>
-          <w:i/>
-          <w:lang w:val="en-US"/>
-        </w:rPr>
-        <w:t>Decision Support System</w:t>
-      </w:r>
-      <w:r>
-        <w:rPr>
-          <w:lang w:val="en-US"/>
-        </w:rPr>
-        <w:t xml:space="preserve"> berbasis </w:t>
-      </w:r>
-      <w:r>
-        <w:rPr>
-          <w:i/>
-          <w:lang w:val="en-US"/>
-        </w:rPr>
-        <w:t>AI</w:t>
-      </w:r>
-      <w:r>
-        <w:rPr>
-          <w:lang w:val="en-US"/>
-        </w:rPr>
-        <w:t xml:space="preserve"> dibutuhkan untuk membantu petani menafsirkan data sensor dan memberikan </w:t>
-      </w:r>
-      <w:r>
-        <w:rPr>
-          <w:i/>
-          <w:lang w:val="en-US"/>
-        </w:rPr>
-        <w:t>descriptive feedback</w:t>
-      </w:r>
-      <w:r>
-        <w:rPr>
-          <w:lang w:val="en-US"/>
-        </w:rPr>
-        <w:t xml:space="preserve">, misalnya kapan harus menyalakan pompa atau menambahkan nutrisi. Beberapa penelitian terbaru menunjukkan efektivitas integrasi </w:t>
-      </w:r>
-      <w:r>
-        <w:rPr>
-          <w:i/>
-          <w:lang w:val="en-US"/>
-        </w:rPr>
-        <w:t>AI</w:t>
-      </w:r>
-      <w:r>
-        <w:rPr>
-          <w:lang w:val="en-US"/>
-        </w:rPr>
-        <w:t>,</w:t>
-      </w:r>
-      <w:r>
-        <w:rPr>
-          <w:i/>
-          <w:lang w:val="en-US"/>
-        </w:rPr>
-        <w:t xml:space="preserve"> IoT</w:t>
-      </w:r>
-      <w:r>
-        <w:rPr>
-          <w:lang w:val="en-US"/>
-        </w:rPr>
-        <w:t xml:space="preserve">, dan </w:t>
-      </w:r>
-      <w:r>
-        <w:rPr>
-          <w:i/>
-          <w:lang w:val="en-US"/>
-        </w:rPr>
-        <w:t>smart greenhouse</w:t>
-      </w:r>
-      <w:r>
-        <w:rPr>
-          <w:lang w:val="en-US"/>
-        </w:rPr>
-        <w:t xml:space="preserve"> dalam meni</w:t>
-      </w:r>
-      <w:r>
-        <w:rPr>
-          <w:lang w:val="en-US"/>
-        </w:rPr>
-        <w:t xml:space="preserve">ngkatkan ketahanan pertanian </w:t>
-      </w:r>
-      <w:r>
-        <w:rPr>
-          <w:lang w:val="en-US"/>
-        </w:rPr>
-        <w:fldChar w:fldCharType="begin"/>
-      </w:r>
-      <w:r>
-        <w:rPr>
-          <w:lang w:val="en-US"/>
-        </w:rPr>
-        <w:instrText xml:space="preserve"> ADDIN ZOTERO_ITEM CSL_CITATION {"citationID":"zLHfhznc","properties":{"formattedCitation":"[4]","plainCitation":"[4]","noteIndex":0},"citationItems":[{"id":113,"uris":["http://zotero.org/users/local/fMw9Ltvi/items/J7Y5872D"],"itemData":{"id":113,"type":"article-journal","abstract":"Generative AI for IoT Hydroponics Monitoring System for Smallholder Farmers in Developing Regions This is in an effort to support AI-based narrative feedback for real-time decision-making with reference to sensor data (TDS/EC, temperature) and plant context-the pertinent data are species and age. The system, therefore, consists of an ESP32 sensor device; a Flutter mobile application; and the cloud services being offered via Thingsboard and the Gemini API. A systematic approach was undertaken, including design, implementation, integration, and usability testing. The results show effective real-time data collection and secure communication, with accurate AI feedback validated by expert judgment. The results exhibited how AI and IoT could collude in aiding smart agriculture. Future work will concentrate on enhancing the accuracy of the model based on ground truth data and improving the accessibility of the platform.","container-title":"Jurnal Ilmiah Telsinas Elektro, Sipil dan Teknik Informasi","DOI":"10.38043/telsinas.v8i1.6242","ISSN":"2621-5276","issue":"1","journalAbbreviation":"telsinas","language":"en","license":"https://creativecommons.org/licenses/by-sa/4.0","page":"94-103","source":"DOI.org (Crossref)","title":"Generative AI in Enhancing Hydroponic Nutrient Solution Monitoring","volume":"8","author":[{"family":"Hakimi","given":"Musawer"},{"family":"Suranata","given":"I Wayan Aditya"},{"family":"Ezam","given":"Zakirullah"},{"family":"Samadzai","given":"Abdul Wahid"},{"family":"Enayat","given":"Wahidullah"},{"family":"Quraishi","given":"Tamanna"},{"family":"Fazil","given":"Abdul Wajid"}],"issued":{"date-parts":[["2025",4,20]]}}}],"schema":"https://github.com/citation-style-language/schema/raw/master/csl-citation.json"} </w:instrText>
-      </w:r>
-      <w:r>
-        <w:rPr>
-          <w:lang w:val="en-US"/>
-        </w:rPr>
-        <w:fldChar w:fldCharType="separate"/>
-      </w:r>
-      <w:r>
-        <w:rPr>
-          <w:rFonts w:cs="Arial"/>
-        </w:rPr>
-        <w:t>[4]</w:t>
-      </w:r>
-      <w:r>
-        <w:rPr>
-          <w:lang w:val="en-US"/>
-        </w:rPr>
-        <w:fldChar w:fldCharType="end"/>
-      </w:r>
-      <w:r>
-        <w:rPr>
-          <w:lang w:val="en-US"/>
-        </w:rPr>
-        <w:t xml:space="preserve">. </w:t>
-      </w:r>
-    </w:p>
-    <w:p>
-      <w:pPr>
-        <w:jc w:val="both"/>
-        <w:rPr>
-          <w:lang w:val="en-US"/>
-        </w:rPr>
-      </w:pPr>
-      <w:r>
-        <w:rPr>
-          <w:lang w:val="en-US"/>
-        </w:rPr>
-        <w:t xml:space="preserve">Dengan demikian, penelitian ini berfokus pada pembuatan antarmuka </w:t>
-      </w:r>
-      <w:r>
-        <w:rPr>
-          <w:i/>
-          <w:lang w:val="en-US"/>
-        </w:rPr>
-        <w:t>embedded web</w:t>
-      </w:r>
-      <w:r>
-        <w:rPr>
-          <w:lang w:val="en-US"/>
-        </w:rPr>
-        <w:t xml:space="preserve"> yang mampu mengintegrasikan data monitoring dengan </w:t>
-      </w:r>
-      <w:r>
-        <w:rPr>
-          <w:i/>
-          <w:lang w:val="en-US"/>
-        </w:rPr>
-        <w:t>descriptive decision support system</w:t>
-      </w:r>
-      <w:r>
-        <w:rPr>
-          <w:lang w:val="en-US"/>
-        </w:rPr>
-        <w:t xml:space="preserve"> berbasis AI  yang tetap dapat diakses meskipun tanpa internet, untuk mendukung petani hortikultura skala kecil dalam pengelolaan rumah kaca</w:t>
-      </w:r>
-    </w:p>
-    <w:p>
-      <w:pPr>
-        <w:pStyle w:val="Heading2"/>
-      </w:pPr>
-      <w:bookmarkStart w:id="37" w:name="_Toc225245249"/>
-      <w:r>
-        <w:t>2.2 Metode Pendekatan Masalah</w:t>
-      </w:r>
-      <w:bookmarkEnd w:id="37"/>
-    </w:p>
-    <w:p>
-      <w:pPr>
-        <w:jc w:val="both"/>
-        <w:rPr>
-          <w:lang w:val="en-US"/>
-        </w:rPr>
-      </w:pPr>
-      <w:r>
-        <w:rPr>
-          <w:lang w:val="en-US"/>
-        </w:rPr>
-        <w:t xml:space="preserve">Pemilihan metodologi penelitian ini berfokus pada bagaimana merancang dan mengembangkan antarmuka sistem rumah kaca berbasis </w:t>
-      </w:r>
-      <w:r>
-        <w:rPr>
-          <w:i/>
-          <w:lang w:val="en-US"/>
-        </w:rPr>
-        <w:t>ESP32</w:t>
-      </w:r>
-      <w:r>
-        <w:rPr>
-          <w:lang w:val="en-US"/>
-        </w:rPr>
-        <w:t xml:space="preserve"> yang dapat diakses secara efektif dan mudah digunakan. Karena sistem ini </w:t>
-      </w:r>
-      <w:proofErr w:type="gramStart"/>
-      <w:r>
-        <w:rPr>
-          <w:lang w:val="en-US"/>
-        </w:rPr>
-        <w:t>akan</w:t>
-      </w:r>
-      <w:proofErr w:type="gramEnd"/>
-      <w:r>
-        <w:rPr>
-          <w:lang w:val="en-US"/>
-        </w:rPr>
-        <w:t xml:space="preserve"> digunakan oleh petani hortikultura skala kecil dan harus beradaptasi dengan kondisi </w:t>
-      </w:r>
-      <w:r>
-        <w:rPr>
-          <w:lang w:val="en-US"/>
-        </w:rPr>
-        <w:lastRenderedPageBreak/>
-        <w:t xml:space="preserve">lingkungan yang dinamis, maka pendekatan pengembangan yang dipilih tidak bisa statis. Proses pemilihan metodologi dilakukan melalui perbandingan beberapa pendekatan yang umum digunakan, mencakup metode pengembangan perangkat lunak serta metodologi perancangan antarmuka pengguna. Metodologi pengembangan perangkat lunak menentukan </w:t>
-      </w:r>
-      <w:proofErr w:type="gramStart"/>
-      <w:r>
-        <w:rPr>
-          <w:lang w:val="en-US"/>
-        </w:rPr>
-        <w:t>cara</w:t>
-      </w:r>
-      <w:proofErr w:type="gramEnd"/>
-      <w:r>
-        <w:rPr>
-          <w:lang w:val="en-US"/>
-        </w:rPr>
-        <w:t xml:space="preserve"> bekerja dalam merencanakan, mengimplementasikan, menguji, dan merilis sistem. Di antara metode yang dipertimbangkan adalah </w:t>
-      </w:r>
-      <w:r>
-        <w:rPr>
-          <w:i/>
-          <w:lang w:val="en-US"/>
-        </w:rPr>
-        <w:t>Waterfall</w:t>
-      </w:r>
-      <w:r>
-        <w:rPr>
-          <w:lang w:val="en-US"/>
-        </w:rPr>
-        <w:t xml:space="preserve">, </w:t>
-      </w:r>
-      <w:r>
-        <w:rPr>
-          <w:i/>
-          <w:lang w:val="en-US"/>
-        </w:rPr>
-        <w:t>Prototype</w:t>
-      </w:r>
-      <w:r>
-        <w:rPr>
-          <w:lang w:val="en-US"/>
-        </w:rPr>
-        <w:t xml:space="preserve">, dan </w:t>
-      </w:r>
-      <w:r>
-        <w:rPr>
-          <w:i/>
-          <w:lang w:val="en-US"/>
-        </w:rPr>
-        <w:t>Agile Development</w:t>
-      </w:r>
-      <w:r>
-        <w:rPr>
-          <w:lang w:val="en-US"/>
-        </w:rPr>
-        <w:t xml:space="preserve">. </w:t>
-      </w:r>
-    </w:p>
-    <w:p>
-      <w:pPr>
-        <w:jc w:val="both"/>
-        <w:rPr>
-          <w:lang w:val="en-US"/>
-        </w:rPr>
-      </w:pPr>
-      <w:r>
-        <w:rPr>
-          <w:i/>
-          <w:lang w:val="en-US"/>
-        </w:rPr>
-        <w:t>Waterfall</w:t>
-      </w:r>
-      <w:r>
-        <w:rPr>
-          <w:lang w:val="en-US"/>
-        </w:rPr>
-        <w:t xml:space="preserve"> adalah pendekatan tradisional yang membagi proses ke dalam tahapan berurutan antara lai</w:t>
-      </w:r>
-      <w:r>
-        <w:rPr>
-          <w:lang w:val="en-US"/>
-        </w:rPr>
-        <w:t xml:space="preserve">n: analisis kebutuhan, desain, </w:t>
-      </w:r>
-      <w:r>
-        <w:rPr>
-          <w:lang w:val="en-US"/>
-        </w:rPr>
-        <w:t xml:space="preserve">implementasi, pengujian, pemeliharaan. Kelebihannya adalah kejelasan urutan langkah dan dokumentasi yang kuat, yang memudahkan pengelolaan proyek dengan ruang lingkup yang stabil. Kekurangannya muncul ketika kebutuhan berubah pada saat proses </w:t>
-      </w:r>
-      <w:r>
-        <w:rPr>
-          <w:i/>
-          <w:lang w:val="en-US"/>
-        </w:rPr>
-        <w:t>development</w:t>
-      </w:r>
-      <w:r>
-        <w:rPr>
-          <w:lang w:val="en-US"/>
-        </w:rPr>
-        <w:t xml:space="preserve"> berlangsung, revisi </w:t>
-      </w:r>
-      <w:proofErr w:type="gramStart"/>
-      <w:r>
-        <w:rPr>
-          <w:lang w:val="en-US"/>
-        </w:rPr>
-        <w:t>akan</w:t>
-      </w:r>
-      <w:proofErr w:type="gramEnd"/>
-      <w:r>
-        <w:rPr>
-          <w:lang w:val="en-US"/>
-        </w:rPr>
-        <w:t xml:space="preserve"> memakan waktu karena harus kembali ke langkah awal. Hal ini sangat krusial bagi sistem rumah kaca, di mana kondisi lingkungan dan </w:t>
-      </w:r>
-      <w:r>
-        <w:rPr>
-          <w:i/>
-          <w:lang w:val="en-US"/>
-        </w:rPr>
-        <w:t>feedback</w:t>
-      </w:r>
-      <w:r>
-        <w:rPr>
-          <w:lang w:val="en-US"/>
-        </w:rPr>
-        <w:t xml:space="preserve"> pengguna bisa berubah seiring waktu. </w:t>
-      </w:r>
-    </w:p>
-    <w:p>
-      <w:pPr>
-        <w:jc w:val="both"/>
-        <w:rPr>
-          <w:lang w:val="en-US"/>
-        </w:rPr>
-      </w:pPr>
-      <w:r>
-        <w:rPr>
-          <w:i/>
-          <w:lang w:val="en-US"/>
-        </w:rPr>
-        <w:t>Prototype</w:t>
-      </w:r>
-      <w:r>
-        <w:rPr>
-          <w:lang w:val="en-US"/>
-        </w:rPr>
-        <w:t xml:space="preserve"> berfokus pada pembuatan </w:t>
-      </w:r>
-      <w:r>
-        <w:rPr>
-          <w:i/>
-          <w:lang w:val="en-US"/>
-        </w:rPr>
-        <w:t>model</w:t>
-      </w:r>
-      <w:r>
-        <w:rPr>
-          <w:lang w:val="en-US"/>
-        </w:rPr>
-        <w:t xml:space="preserve"> </w:t>
-      </w:r>
-      <w:r>
-        <w:rPr>
-          <w:i/>
-          <w:lang w:val="en-US"/>
-        </w:rPr>
-        <w:t>prototype</w:t>
-      </w:r>
-      <w:r>
-        <w:rPr>
-          <w:lang w:val="en-US"/>
-        </w:rPr>
-        <w:t xml:space="preserve"> yang dapat diuji oleh pengguna sebelum sistem final dikembangkan. Kelebihannya adalah pengguna dapat melihat bentuk awal sistem, memberikan umpan balik, dan memperbaiki desain sebelum implementasi penuh dilakukan. Hal ini mengurangi risiko kesalahpahaman kebutuhan. Kekurangannya, jika tidak dikontrol, proses iterasi bisa menjadi terlalu panjang dan menunda rilis produk akhir. Selain itu, pengguna kadang menganggap </w:t>
-      </w:r>
-      <w:r>
-        <w:rPr>
-          <w:i/>
-          <w:lang w:val="en-US"/>
-        </w:rPr>
-        <w:t>prototype</w:t>
-      </w:r>
-      <w:r>
-        <w:rPr>
-          <w:lang w:val="en-US"/>
-        </w:rPr>
-        <w:t xml:space="preserve"> sebagai produk akhir sehingga menimbulkan ekspektasi yang salah.  </w:t>
-      </w:r>
-    </w:p>
-    <w:p>
-      <w:pPr>
-        <w:jc w:val="both"/>
-        <w:rPr>
-          <w:lang w:val="en-US"/>
-        </w:rPr>
-      </w:pPr>
-      <w:r>
-        <w:rPr>
-          <w:lang w:val="en-US"/>
-        </w:rPr>
-        <w:t xml:space="preserve">Metode </w:t>
+        <w:t xml:space="preserve"> memerlukan kemampuan beradaptasi dengan variabel lingkungan, dan </w:t>
       </w:r>
       <w:r>
         <w:rPr>
@@ -12496,99 +12433,6 @@
         </w:rPr>
         <w:t>Agile</w:t>
       </w:r>
-      <w:r>
-        <w:rPr>
-          <w:lang w:val="en-US"/>
-        </w:rPr>
-        <w:t xml:space="preserve"> membagi proses pengembangan menjadi beberapa siklus </w:t>
-      </w:r>
-      <w:r>
-        <w:rPr>
-          <w:i/>
-          <w:lang w:val="en-US"/>
-        </w:rPr>
-        <w:t>development</w:t>
-      </w:r>
-      <w:r>
-        <w:rPr>
-          <w:lang w:val="en-US"/>
-        </w:rPr>
-        <w:t xml:space="preserve"> yang disebut </w:t>
-      </w:r>
-      <w:r>
-        <w:rPr>
-          <w:i/>
-          <w:lang w:val="en-US"/>
-        </w:rPr>
-        <w:t>sprint</w:t>
-      </w:r>
-      <w:r>
-        <w:rPr>
-          <w:lang w:val="en-US"/>
-        </w:rPr>
-        <w:t xml:space="preserve">. Setiap </w:t>
-      </w:r>
-      <w:r>
-        <w:rPr>
-          <w:i/>
-          <w:lang w:val="en-US"/>
-        </w:rPr>
-        <w:t>sprint</w:t>
-      </w:r>
-      <w:r>
-        <w:rPr>
-          <w:lang w:val="en-US"/>
-        </w:rPr>
-        <w:t xml:space="preserve"> menghasilkan versi awal sistem yang sudah bisa diuji. Masukan dari pengguna dikumpulkan di setiap tahap, lalu digunakan untuk memperbaiki sistem di </w:t>
-      </w:r>
-      <w:r>
-        <w:rPr>
-          <w:i/>
-          <w:lang w:val="en-US"/>
-        </w:rPr>
-        <w:t>sprint</w:t>
-      </w:r>
-      <w:r>
-        <w:rPr>
-          <w:lang w:val="en-US"/>
-        </w:rPr>
-        <w:t xml:space="preserve"> berikutnya. Kelebihan metode ini adalah kemampuannya beradaptasi dengan perubahan kebutuhan secara cepat dan bertahap. Berdasarkan perbandingan tersebut, Metodologi </w:t>
-      </w:r>
-      <w:r>
-        <w:rPr>
-          <w:i/>
-          <w:lang w:val="en-US"/>
-        </w:rPr>
-        <w:t>Agile</w:t>
-      </w:r>
-      <w:r>
-        <w:rPr>
-          <w:lang w:val="en-US"/>
-        </w:rPr>
-        <w:t xml:space="preserve"> dipilih karena paling sesuai dengan sifat penelitian ini. Sistem rumah kaca berbasis </w:t>
-      </w:r>
-      <w:r>
-        <w:rPr>
-          <w:i/>
-          <w:lang w:val="en-US"/>
-        </w:rPr>
-        <w:t>IoT</w:t>
-      </w:r>
-      <w:r>
-        <w:rPr>
-          <w:lang w:val="en-US"/>
-        </w:rPr>
-        <w:t xml:space="preserve"> memerlukan kemampuan beradaptasi dengan variabel lingkungan, dan </w:t>
-      </w:r>
-      <w:proofErr w:type="gramStart"/>
-      <w:r>
-        <w:rPr>
-          <w:i/>
-          <w:lang w:val="en-US"/>
-        </w:rPr>
-        <w:t>Agile</w:t>
-      </w:r>
-      <w:proofErr w:type="gramEnd"/>
       <w:r>
         <w:rPr>
           <w:lang w:val="en-US"/>
@@ -12676,21 +12520,7 @@
         <w:rPr>
           <w:lang w:val="en-US"/>
         </w:rPr>
-        <w:t xml:space="preserve">) adalah langkah penting dalam penelitian ini karena sistem </w:t>
-      </w:r>
-      <w:proofErr w:type="gramStart"/>
-      <w:r>
-        <w:rPr>
-          <w:lang w:val="en-US"/>
-        </w:rPr>
-        <w:t>akan</w:t>
-      </w:r>
-      <w:proofErr w:type="gramEnd"/>
-      <w:r>
-        <w:rPr>
-          <w:lang w:val="en-US"/>
-        </w:rPr>
-        <w:t xml:space="preserve"> digunakan langsung oleh petani hortikultura, yang mungkin tidak terbiasa dengan teknologi canggih. Tujuannya bukan hanya membuat sistem yang berfungsi, tetapi juga yang nyaman, mudah dipelajari, dan membantu pekerjaan mereka. Untuk itu, beberapa pendekatan desain dipertimbangkan tiga metode antara lain </w:t>
+        <w:t xml:space="preserve">) adalah langkah penting dalam penelitian ini karena sistem akan digunakan langsung oleh petani hortikultura, yang mungkin tidak terbiasa dengan teknologi canggih. Tujuannya bukan hanya membuat sistem yang berfungsi, tetapi juga yang nyaman, mudah dipelajari, dan membantu pekerjaan mereka. Untuk itu, beberapa pendekatan desain dipertimbangkan tiga metode antara lain </w:t>
       </w:r>
       <w:r>
         <w:rPr>
@@ -12834,21 +12664,7 @@
         <w:rPr>
           <w:lang w:val="en-US"/>
         </w:rPr>
-        <w:t xml:space="preserve"> dipilih karena paling sesuai dengan konteks penelitian. Sistem rumah kaca ini </w:t>
-      </w:r>
-      <w:proofErr w:type="gramStart"/>
-      <w:r>
-        <w:rPr>
-          <w:lang w:val="en-US"/>
-        </w:rPr>
-        <w:t>akan</w:t>
-      </w:r>
-      <w:proofErr w:type="gramEnd"/>
-      <w:r>
-        <w:rPr>
-          <w:lang w:val="en-US"/>
-        </w:rPr>
-        <w:t xml:space="preserve"> dipakai oleh petani dengan berbagai latar belakang, sehingga keterlibatan mereka sangat penting. Dengan </w:t>
+        <w:t xml:space="preserve"> dipilih karena paling sesuai dengan konteks penelitian. Sistem rumah kaca ini akan dipakai oleh petani dengan berbagai latar belakang, sehingga keterlibatan mereka sangat penting. Dengan </w:t>
       </w:r>
       <w:r>
         <w:rPr>
@@ -12948,12 +12764,12 @@
       <w:pPr>
         <w:pStyle w:val="Heading2"/>
       </w:pPr>
-      <w:bookmarkStart w:id="38" w:name="_Toc225245250"/>
+      <w:bookmarkStart w:id="37" w:name="_Toc225245250"/>
       <w:r>
         <w:lastRenderedPageBreak/>
         <w:t>2.3 Teknologi dan Tools Pendukung Pembuatan Solusi</w:t>
       </w:r>
-      <w:bookmarkEnd w:id="38"/>
+      <w:bookmarkEnd w:id="37"/>
     </w:p>
     <w:p>
       <w:pPr>
@@ -13654,21 +13470,7 @@
         <w:rPr>
           <w:lang w:val="en-US"/>
         </w:rPr>
-        <w:t xml:space="preserve">. Ukurannya sangat kecil sekitar 3 </w:t>
-      </w:r>
-      <w:proofErr w:type="gramStart"/>
-      <w:r>
-        <w:rPr>
-          <w:lang w:val="en-US"/>
-        </w:rPr>
-        <w:t>KB ,</w:t>
-      </w:r>
-      <w:proofErr w:type="gramEnd"/>
-      <w:r>
-        <w:rPr>
-          <w:lang w:val="en-US"/>
-        </w:rPr>
-        <w:t xml:space="preserve"> tetapi </w:t>
+        <w:t xml:space="preserve">. Ukurannya sangat kecil sekitar 3 KB , tetapi </w:t>
       </w:r>
       <w:r>
         <w:rPr>
@@ -13837,21 +13639,7 @@
         <w:rPr>
           <w:lang w:val="en-US"/>
         </w:rPr>
-        <w:t xml:space="preserve">, </w:t>
-      </w:r>
-      <w:proofErr w:type="gramStart"/>
-      <w:r>
-        <w:rPr>
-          <w:lang w:val="en-US"/>
-        </w:rPr>
-        <w:t>dan</w:t>
-      </w:r>
-      <w:proofErr w:type="gramEnd"/>
-      <w:r>
-        <w:rPr>
-          <w:lang w:val="en-US"/>
-        </w:rPr>
-        <w:t xml:space="preserve"> </w:t>
+        <w:t xml:space="preserve">, dan </w:t>
       </w:r>
       <w:r>
         <w:rPr>
@@ -13967,21 +13755,7 @@
         <w:rPr>
           <w:lang w:val="en-US"/>
         </w:rPr>
-        <w:t xml:space="preserve"> yang sangat minimalis. Kelebihannya ukuran file sangat kecil, sehingga cepat dimuat, serta tidak memerlukan build process atau konfigurasi rumit. </w:t>
-      </w:r>
-      <w:proofErr w:type="gramStart"/>
-      <w:r>
-        <w:rPr>
-          <w:lang w:val="en-US"/>
-        </w:rPr>
-        <w:t>kekurangannya</w:t>
-      </w:r>
-      <w:proofErr w:type="gramEnd"/>
-      <w:r>
-        <w:rPr>
-          <w:lang w:val="en-US"/>
-        </w:rPr>
-        <w:t xml:space="preserve">, opsi kustomisasi tidak sebanyak </w:t>
+        <w:t xml:space="preserve"> yang sangat minimalis. Kelebihannya ukuran file sangat kecil, sehingga cepat dimuat, serta tidak memerlukan build process atau konfigurasi rumit. kekurangannya, opsi kustomisasi tidak sebanyak </w:t>
       </w:r>
       <w:r>
         <w:rPr>
@@ -14280,21 +14054,7 @@
         <w:rPr>
           <w:lang w:val="en-US"/>
         </w:rPr>
-        <w:t xml:space="preserve"> yang kompleks. Kelemahan utama, terutama pada versi gratisnya adalah batas pengetahuan. Model ini tidak memiliki pengetahuan, data, </w:t>
-      </w:r>
-      <w:proofErr w:type="gramStart"/>
-      <w:r>
-        <w:rPr>
-          <w:lang w:val="en-US"/>
-        </w:rPr>
-        <w:t>atau</w:t>
-      </w:r>
-      <w:proofErr w:type="gramEnd"/>
-      <w:r>
-        <w:rPr>
-          <w:lang w:val="en-US"/>
-        </w:rPr>
-        <w:t xml:space="preserve"> publikasi yang terjadi setelah tanggal pelatihannya. Untuk penelitian yang membutuhkan data terkini, ini merupakan hambatan signifikan. </w:t>
+        <w:t xml:space="preserve"> yang kompleks. Kelemahan utama, terutama pada versi gratisnya adalah batas pengetahuan. Model ini tidak memiliki pengetahuan, data, atau publikasi yang terjadi setelah tanggal pelatihannya. Untuk penelitian yang membutuhkan data terkini, ini merupakan hambatan signifikan. </w:t>
       </w:r>
     </w:p>
     <w:p>
@@ -14557,21 +14317,7 @@
         <w:rPr>
           <w:lang w:val="en-US"/>
         </w:rPr>
-        <w:t xml:space="preserve">, reasoning tingkat lanjut, serta window konteks yang lebih besar, </w:t>
-      </w:r>
-      <w:proofErr w:type="gramStart"/>
-      <w:r>
-        <w:rPr>
-          <w:lang w:val="en-US"/>
-        </w:rPr>
-        <w:t>sehingga</w:t>
-      </w:r>
-      <w:proofErr w:type="gramEnd"/>
-      <w:r>
-        <w:rPr>
-          <w:lang w:val="en-US"/>
-        </w:rPr>
-        <w:t xml:space="preserve"> memungkinkan prompt yang lebih kompleks dan kaya konteks. Keunggulan lain dari </w:t>
+        <w:t xml:space="preserve">, reasoning tingkat lanjut, serta window konteks yang lebih besar, sehingga memungkinkan prompt yang lebih kompleks dan kaya konteks. Keunggulan lain dari </w:t>
       </w:r>
       <w:r>
         <w:rPr>
@@ -14986,21 +14732,7 @@
         <w:rPr>
           <w:lang w:val="en-US"/>
         </w:rPr>
-        <w:t xml:space="preserve"> </w:t>
-      </w:r>
-      <w:proofErr w:type="gramStart"/>
-      <w:r>
-        <w:rPr>
-          <w:lang w:val="en-US"/>
-        </w:rPr>
-        <w:t>akan</w:t>
-      </w:r>
-      <w:proofErr w:type="gramEnd"/>
-      <w:r>
-        <w:rPr>
-          <w:lang w:val="en-US"/>
-        </w:rPr>
-        <w:t xml:space="preserve"> disertai alasan berbasis data sensor. Misalnya, jika </w:t>
+        <w:t xml:space="preserve"> akan disertai alasan berbasis data sensor. Misalnya, jika </w:t>
       </w:r>
       <w:r>
         <w:rPr>
@@ -15297,11 +15029,11 @@
       <w:pPr>
         <w:pStyle w:val="Heading2"/>
       </w:pPr>
-      <w:bookmarkStart w:id="39" w:name="_Toc225245251"/>
+      <w:bookmarkStart w:id="38" w:name="_Toc225245251"/>
       <w:r>
         <w:t>2.4 Metode Evaluasi dan Validasi Solusi</w:t>
       </w:r>
-      <w:bookmarkEnd w:id="39"/>
+      <w:bookmarkEnd w:id="38"/>
     </w:p>
     <w:p>
       <w:pPr>
@@ -15763,27 +15495,13 @@
         <w:rPr>
           <w:lang w:val="en-US"/>
         </w:rPr>
-        <w:t xml:space="preserve"> </w:t>
-      </w:r>
-      <w:proofErr w:type="gramStart"/>
-      <w:r>
-        <w:rPr>
-          <w:lang w:val="en-US"/>
-        </w:rPr>
-        <w:t>oleh  p</w:t>
-      </w:r>
-      <w:r>
-        <w:rPr>
-          <w:lang w:val="en-US"/>
-        </w:rPr>
-        <w:t>etani</w:t>
-      </w:r>
-      <w:proofErr w:type="gramEnd"/>
-      <w:r>
-        <w:rPr>
-          <w:lang w:val="en-US"/>
-        </w:rPr>
-        <w:t xml:space="preserve"> yang mencoba sistem, lalu memberikan umpan balik terkait apakah rekomendasi mudah dipahami, apakah dapat membantu mengambil keputusan , dan </w:t>
+        <w:t xml:space="preserve"> oleh  p</w:t>
+      </w:r>
+      <w:r>
+        <w:rPr>
+          <w:lang w:val="en-US"/>
+        </w:rPr>
+        <w:t xml:space="preserve">etani yang mencoba sistem, lalu memberikan umpan balik terkait apakah rekomendasi mudah dipahami, apakah dapat membantu mengambil keputusan , dan </w:t>
       </w:r>
       <w:r>
         <w:rPr>
@@ -15795,21 +15513,7 @@
         <w:rPr>
           <w:lang w:val="en-US"/>
         </w:rPr>
-        <w:t xml:space="preserve">pakah rekomendasi relevan dengan kondisi nyata di lapangan. Data sensor yang </w:t>
-      </w:r>
-      <w:proofErr w:type="gramStart"/>
-      <w:r>
-        <w:rPr>
-          <w:lang w:val="en-US"/>
-        </w:rPr>
-        <w:t>sama</w:t>
-      </w:r>
-      <w:proofErr w:type="gramEnd"/>
-      <w:r>
-        <w:rPr>
-          <w:lang w:val="en-US"/>
-        </w:rPr>
-        <w:t xml:space="preserve"> dikirim beberapa kali, lalu diperiksa apakah </w:t>
+        <w:t xml:space="preserve">pakah rekomendasi relevan dengan kondisi nyata di lapangan. Data sensor yang sama dikirim beberapa kali, lalu diperiksa apakah </w:t>
       </w:r>
       <w:r>
         <w:rPr>
@@ -15858,125 +15562,111 @@
       <w:pPr>
         <w:pStyle w:val="Heading2"/>
       </w:pPr>
-      <w:bookmarkStart w:id="40" w:name="_Toc225245252"/>
+      <w:bookmarkStart w:id="39" w:name="_Toc225245252"/>
       <w:r>
         <w:t xml:space="preserve">2.5 </w:t>
       </w:r>
       <w:r>
         <w:t>State of The Art</w:t>
       </w:r>
+      <w:bookmarkEnd w:id="39"/>
+    </w:p>
+    <w:p>
+      <w:pPr>
+        <w:jc w:val="both"/>
+        <w:rPr>
+          <w:lang w:val="en-US"/>
+        </w:rPr>
+      </w:pPr>
+      <w:r>
+        <w:rPr>
+          <w:lang w:val="en-US"/>
+        </w:rPr>
+        <w:t xml:space="preserve">Dalam penyusunan </w:t>
+      </w:r>
+      <w:r>
+        <w:rPr>
+          <w:lang w:val="en-US"/>
+        </w:rPr>
+        <w:t>penelitian</w:t>
+      </w:r>
+      <w:r>
+        <w:rPr>
+          <w:lang w:val="en-US"/>
+        </w:rPr>
+        <w:t xml:space="preserve"> ini, penulis mengambil beberapa refrensi dari penelitian terdahulu terkait dengan aplikasi sebagai pedoman penulis dalam membuat proposal </w:t>
+      </w:r>
+      <w:r>
+        <w:rPr>
+          <w:lang w:val="en-US"/>
+        </w:rPr>
+        <w:t xml:space="preserve">penelitian. </w:t>
+      </w:r>
+      <w:r>
+        <w:rPr>
+          <w:lang w:val="en-US"/>
+        </w:rPr>
+        <w:t>Beberapa jurnal penelitian yang terkait dengan penelitian yang akan dilaksanakan penulis dapat dilihat pada tabel berikut.</w:t>
+      </w:r>
+    </w:p>
+    <w:p>
+      <w:pPr>
+        <w:pStyle w:val="Caption"/>
+        <w:rPr>
+          <w:lang w:val="en-US"/>
+        </w:rPr>
+      </w:pPr>
+      <w:bookmarkStart w:id="40" w:name="_Toc225967422"/>
+      <w:r>
+        <w:t xml:space="preserve">Tabel </w:t>
+      </w:r>
+      <w:r>
+        <w:rPr>
+          <w:lang w:val="en-US"/>
+        </w:rPr>
+        <w:t>2.</w:t>
+      </w:r>
+      <w:r>
+        <w:rPr>
+          <w:noProof/>
+        </w:rPr>
+        <w:fldChar w:fldCharType="begin"/>
+      </w:r>
+      <w:r>
+        <w:rPr>
+          <w:noProof/>
+        </w:rPr>
+        <w:instrText xml:space="preserve"> SEQ Tabel \* ARABIC </w:instrText>
+      </w:r>
+      <w:r>
+        <w:rPr>
+          <w:noProof/>
+        </w:rPr>
+        <w:fldChar w:fldCharType="separate"/>
+      </w:r>
+      <w:r>
+        <w:rPr>
+          <w:noProof/>
+        </w:rPr>
+        <w:t>1</w:t>
+      </w:r>
+      <w:r>
+        <w:rPr>
+          <w:noProof/>
+        </w:rPr>
+        <w:fldChar w:fldCharType="end"/>
+      </w:r>
+      <w:r>
+        <w:t xml:space="preserve">. </w:t>
+      </w:r>
+      <w:r>
+        <w:rPr>
+          <w:i/>
+          <w:lang w:val="en-US"/>
+        </w:rPr>
+        <w:t>State of The Art</w:t>
+      </w:r>
       <w:bookmarkEnd w:id="40"/>
-    </w:p>
-    <w:p>
-      <w:pPr>
-        <w:jc w:val="both"/>
-        <w:rPr>
-          <w:lang w:val="en-US"/>
-        </w:rPr>
-      </w:pPr>
-      <w:r>
-        <w:rPr>
-          <w:lang w:val="en-US"/>
-        </w:rPr>
-        <w:t xml:space="preserve">Dalam penyusunan </w:t>
-      </w:r>
-      <w:r>
-        <w:rPr>
-          <w:lang w:val="en-US"/>
-        </w:rPr>
-        <w:t>penelitian</w:t>
-      </w:r>
-      <w:r>
-        <w:rPr>
-          <w:lang w:val="en-US"/>
-        </w:rPr>
-        <w:t xml:space="preserve"> ini, penulis mengambil beberapa refrensi dari penelitian terdahulu terkait dengan aplikasi sebagai pedoman penulis dalam membuat proposal </w:t>
-      </w:r>
-      <w:r>
-        <w:rPr>
-          <w:lang w:val="en-US"/>
-        </w:rPr>
-        <w:t xml:space="preserve">penelitian. </w:t>
-      </w:r>
-      <w:r>
-        <w:rPr>
-          <w:lang w:val="en-US"/>
-        </w:rPr>
-        <w:t xml:space="preserve">Beberapa jurnal penelitian yang terkait dengan penelitian yang </w:t>
-      </w:r>
-      <w:proofErr w:type="gramStart"/>
-      <w:r>
-        <w:rPr>
-          <w:lang w:val="en-US"/>
-        </w:rPr>
-        <w:t>akan</w:t>
-      </w:r>
-      <w:proofErr w:type="gramEnd"/>
-      <w:r>
-        <w:rPr>
-          <w:lang w:val="en-US"/>
-        </w:rPr>
-        <w:t xml:space="preserve"> dilaksanakan penulis dapat dilihat pada tabel berikut.</w:t>
-      </w:r>
-    </w:p>
-    <w:p>
-      <w:pPr>
-        <w:pStyle w:val="Caption"/>
-        <w:rPr>
-          <w:lang w:val="en-US"/>
-        </w:rPr>
-      </w:pPr>
-      <w:bookmarkStart w:id="41" w:name="_Toc225967422"/>
-      <w:r>
-        <w:t xml:space="preserve">Tabel </w:t>
-      </w:r>
-      <w:r>
-        <w:rPr>
-          <w:lang w:val="en-US"/>
-        </w:rPr>
-        <w:t>2.</w:t>
-      </w:r>
-      <w:r>
-        <w:rPr>
-          <w:noProof/>
-        </w:rPr>
-        <w:fldChar w:fldCharType="begin"/>
-      </w:r>
-      <w:r>
-        <w:rPr>
-          <w:noProof/>
-        </w:rPr>
-        <w:instrText xml:space="preserve"> SEQ Tabel \* ARABIC </w:instrText>
-      </w:r>
-      <w:r>
-        <w:rPr>
-          <w:noProof/>
-        </w:rPr>
-        <w:fldChar w:fldCharType="separate"/>
-      </w:r>
-      <w:r>
-        <w:rPr>
-          <w:noProof/>
-        </w:rPr>
-        <w:t>1</w:t>
-      </w:r>
-      <w:r>
-        <w:rPr>
-          <w:noProof/>
-        </w:rPr>
-        <w:fldChar w:fldCharType="end"/>
-      </w:r>
-      <w:r>
-        <w:t xml:space="preserve">. </w:t>
-      </w:r>
-      <w:r>
-        <w:rPr>
-          <w:i/>
-          <w:lang w:val="en-US"/>
-        </w:rPr>
-        <w:t>State of The Art</w:t>
-      </w:r>
-      <w:bookmarkEnd w:id="41"/>
     </w:p>
     <w:tbl>
       <w:tblPr>
@@ -17013,16 +16703,34 @@
         <w:rPr>
           <w:lang w:val="en-US"/>
         </w:rPr>
-        <w:t xml:space="preserve"> untuk interaksi berbasis </w:t>
-      </w:r>
-      <w:proofErr w:type="gramStart"/>
-      <w:r>
-        <w:rPr>
-          <w:lang w:val="en-US"/>
-        </w:rPr>
-        <w:t>tanya</w:t>
-      </w:r>
-      <w:proofErr w:type="gramEnd"/>
+        <w:t xml:space="preserve"> untuk interaksi berbasis tanya </w:t>
+      </w:r>
+      <w:r>
+        <w:rPr>
+          <w:lang w:val="en-US"/>
+        </w:rPr>
+        <w:t xml:space="preserve">jawab.  Dengan kombinasi tersebut, penelitian ini menghadirkan solusi praktis, adaptif, dan ramah pengguna untuk mendukung pengelolaan rumah kaca skala kecil. Pendekatan ini mengintegrasikan beberapa instrumen berupa </w:t>
+      </w:r>
+      <w:r>
+        <w:rPr>
+          <w:i/>
+          <w:lang w:val="en-US"/>
+        </w:rPr>
+        <w:t>IoT</w:t>
+      </w:r>
+      <w:r>
+        <w:rPr>
+          <w:lang w:val="en-US"/>
+        </w:rPr>
+        <w:t xml:space="preserve">, </w:t>
+      </w:r>
+      <w:r>
+        <w:rPr>
+          <w:i/>
+          <w:lang w:val="en-US"/>
+        </w:rPr>
+        <w:t>lightweight</w:t>
+      </w:r>
       <w:r>
         <w:rPr>
           <w:lang w:val="en-US"/>
@@ -17031,38 +16739,6 @@
       </w:r>
       <w:r>
         <w:rPr>
-          <w:lang w:val="en-US"/>
-        </w:rPr>
-        <w:t xml:space="preserve">jawab.  Dengan kombinasi tersebut, penelitian ini menghadirkan solusi praktis, adaptif, dan ramah pengguna untuk mendukung pengelolaan rumah kaca skala kecil. Pendekatan ini mengintegrasikan beberapa instrumen berupa </w:t>
-      </w:r>
-      <w:r>
-        <w:rPr>
-          <w:i/>
-          <w:lang w:val="en-US"/>
-        </w:rPr>
-        <w:t>IoT</w:t>
-      </w:r>
-      <w:r>
-        <w:rPr>
-          <w:lang w:val="en-US"/>
-        </w:rPr>
-        <w:t xml:space="preserve">, </w:t>
-      </w:r>
-      <w:r>
-        <w:rPr>
-          <w:i/>
-          <w:lang w:val="en-US"/>
-        </w:rPr>
-        <w:t>lightweight</w:t>
-      </w:r>
-      <w:r>
-        <w:rPr>
-          <w:lang w:val="en-US"/>
-        </w:rPr>
-        <w:t xml:space="preserve"> </w:t>
-      </w:r>
-      <w:r>
-        <w:rPr>
           <w:i/>
           <w:lang w:val="en-US"/>
         </w:rPr>
@@ -17115,146 +16791,144 @@
       <w:pPr>
         <w:pStyle w:val="Heading1"/>
       </w:pPr>
-      <w:bookmarkStart w:id="42" w:name="_Toc225245253"/>
+      <w:bookmarkStart w:id="41" w:name="_Toc225245253"/>
       <w:r>
         <w:lastRenderedPageBreak/>
         <w:t>BAB 3 METODE PENELITIAN</w:t>
       </w:r>
+      <w:bookmarkEnd w:id="41"/>
+    </w:p>
+    <w:p>
+      <w:pPr>
+        <w:pStyle w:val="Heading2"/>
+      </w:pPr>
+      <w:bookmarkStart w:id="42" w:name="_Toc225245254"/>
+      <w:r>
+        <w:t xml:space="preserve">3.1 </w:t>
+      </w:r>
+      <w:r>
+        <w:t>Jadwal, Lokasi, dan Alur Penelitian</w:t>
+      </w:r>
       <w:bookmarkEnd w:id="42"/>
     </w:p>
     <w:p>
       <w:pPr>
-        <w:pStyle w:val="Heading2"/>
-      </w:pPr>
-      <w:bookmarkStart w:id="43" w:name="_Toc225245254"/>
-      <w:r>
-        <w:t xml:space="preserve">3.1 </w:t>
-      </w:r>
-      <w:r>
-        <w:t>Jadwal, Lokasi, dan Alur Penelitian</w:t>
+        <w:jc w:val="both"/>
+        <w:rPr>
+          <w:lang w:val="en-US"/>
+        </w:rPr>
+      </w:pPr>
+      <w:r>
+        <w:rPr>
+          <w:lang w:val="en-US"/>
+        </w:rPr>
+        <w:t>Penelitian ini d</w:t>
+      </w:r>
+      <w:r>
+        <w:rPr>
+          <w:lang w:val="en-US"/>
+        </w:rPr>
+        <w:t>irencanakan berlangsung selama enam</w:t>
+      </w:r>
+      <w:r>
+        <w:rPr>
+          <w:lang w:val="en-US"/>
+        </w:rPr>
+        <w:t xml:space="preserve"> bulan dengan tahapan yang sistematis sesuai metode </w:t>
+      </w:r>
+      <w:r>
+        <w:rPr>
+          <w:i/>
+          <w:lang w:val="en-US"/>
+        </w:rPr>
+        <w:t>Agile</w:t>
+      </w:r>
+      <w:r>
+        <w:rPr>
+          <w:lang w:val="en-US"/>
+        </w:rPr>
+        <w:t xml:space="preserve"> yan</w:t>
+      </w:r>
+      <w:r>
+        <w:rPr>
+          <w:lang w:val="en-US"/>
+        </w:rPr>
+        <w:t xml:space="preserve">g dipadukan dengan prinsip </w:t>
+      </w:r>
+      <w:r>
+        <w:rPr>
+          <w:i/>
+          <w:lang w:val="en-US"/>
+        </w:rPr>
+        <w:t>User Centered Design</w:t>
+      </w:r>
+      <w:r>
+        <w:rPr>
+          <w:lang w:val="en-US"/>
+        </w:rPr>
+        <w:t xml:space="preserve"> (UCD). Tahapan penelitian dimulai dari penjajakan masalah, studi literatur, perancangan metode, implementasi sistem, evaluasi, hingga penyusunan laporan akhir</w:t>
+      </w:r>
+      <w:r>
+        <w:rPr>
+          <w:lang w:val="en-US"/>
+        </w:rPr>
+        <w:t xml:space="preserve"> yang dapat dilihat pada tabel 3.1 berikut</w:t>
+      </w:r>
+      <w:r>
+        <w:rPr>
+          <w:lang w:val="en-US"/>
+        </w:rPr>
+        <w:t>.</w:t>
+      </w:r>
+    </w:p>
+    <w:p>
+      <w:pPr>
+        <w:pStyle w:val="Caption"/>
+      </w:pPr>
+      <w:bookmarkStart w:id="43" w:name="_Toc225967423"/>
+      <w:r>
+        <w:t xml:space="preserve">Tabel </w:t>
+      </w:r>
+      <w:r>
+        <w:rPr>
+          <w:lang w:val="en-US"/>
+        </w:rPr>
+        <w:t>3.</w:t>
+      </w:r>
+      <w:r>
+        <w:rPr>
+          <w:noProof/>
+        </w:rPr>
+        <w:fldChar w:fldCharType="begin"/>
+      </w:r>
+      <w:r>
+        <w:rPr>
+          <w:noProof/>
+        </w:rPr>
+        <w:instrText xml:space="preserve"> SEQ Tabel \* ARABIC \r 1 </w:instrText>
+      </w:r>
+      <w:r>
+        <w:rPr>
+          <w:noProof/>
+        </w:rPr>
+        <w:fldChar w:fldCharType="separate"/>
+      </w:r>
+      <w:r>
+        <w:rPr>
+          <w:noProof/>
+        </w:rPr>
+        <w:t>1</w:t>
+      </w:r>
+      <w:r>
+        <w:rPr>
+          <w:noProof/>
+        </w:rPr>
+        <w:fldChar w:fldCharType="end"/>
+      </w:r>
+      <w:r>
+        <w:t>. Jadwal Pelaksanaan Penelitian</w:t>
       </w:r>
       <w:bookmarkEnd w:id="43"/>
-    </w:p>
-    <w:p>
-      <w:pPr>
-        <w:jc w:val="both"/>
-        <w:rPr>
-          <w:lang w:val="en-US"/>
-        </w:rPr>
-      </w:pPr>
-      <w:r>
-        <w:rPr>
-          <w:lang w:val="en-US"/>
-        </w:rPr>
-        <w:t>Penelitian ini d</w:t>
-      </w:r>
-      <w:r>
-        <w:rPr>
-          <w:lang w:val="en-US"/>
-        </w:rPr>
-        <w:t>irencanakan berlangsung selama enam</w:t>
-      </w:r>
-      <w:r>
-        <w:rPr>
-          <w:lang w:val="en-US"/>
-        </w:rPr>
-        <w:t xml:space="preserve"> bulan dengan tahapan yang sistematis sesuai metode </w:t>
-      </w:r>
-      <w:proofErr w:type="gramStart"/>
-      <w:r>
-        <w:rPr>
-          <w:i/>
-          <w:lang w:val="en-US"/>
-        </w:rPr>
-        <w:t>Agile</w:t>
-      </w:r>
-      <w:proofErr w:type="gramEnd"/>
-      <w:r>
-        <w:rPr>
-          <w:lang w:val="en-US"/>
-        </w:rPr>
-        <w:t xml:space="preserve"> yan</w:t>
-      </w:r>
-      <w:r>
-        <w:rPr>
-          <w:lang w:val="en-US"/>
-        </w:rPr>
-        <w:t xml:space="preserve">g dipadukan dengan prinsip </w:t>
-      </w:r>
-      <w:r>
-        <w:rPr>
-          <w:i/>
-          <w:lang w:val="en-US"/>
-        </w:rPr>
-        <w:t>User Centered Design</w:t>
-      </w:r>
-      <w:r>
-        <w:rPr>
-          <w:lang w:val="en-US"/>
-        </w:rPr>
-        <w:t xml:space="preserve"> (UCD). Tahapan penelitian dimulai dari penjajakan masalah, studi literatur, perancangan metode, implementasi sistem, evaluasi, hingga penyusunan laporan akhir</w:t>
-      </w:r>
-      <w:r>
-        <w:rPr>
-          <w:lang w:val="en-US"/>
-        </w:rPr>
-        <w:t xml:space="preserve"> yang dapat dilihat pada tabel 3.1 berikut</w:t>
-      </w:r>
-      <w:r>
-        <w:rPr>
-          <w:lang w:val="en-US"/>
-        </w:rPr>
-        <w:t>.</w:t>
-      </w:r>
-    </w:p>
-    <w:p>
-      <w:pPr>
-        <w:pStyle w:val="Caption"/>
-      </w:pPr>
-      <w:bookmarkStart w:id="44" w:name="_Toc225967423"/>
-      <w:r>
-        <w:t xml:space="preserve">Tabel </w:t>
-      </w:r>
-      <w:r>
-        <w:rPr>
-          <w:lang w:val="en-US"/>
-        </w:rPr>
-        <w:t>3.</w:t>
-      </w:r>
-      <w:r>
-        <w:rPr>
-          <w:noProof/>
-        </w:rPr>
-        <w:fldChar w:fldCharType="begin"/>
-      </w:r>
-      <w:r>
-        <w:rPr>
-          <w:noProof/>
-        </w:rPr>
-        <w:instrText xml:space="preserve"> SEQ Tabel \* ARABIC \r 1 </w:instrText>
-      </w:r>
-      <w:r>
-        <w:rPr>
-          <w:noProof/>
-        </w:rPr>
-        <w:fldChar w:fldCharType="separate"/>
-      </w:r>
-      <w:r>
-        <w:rPr>
-          <w:noProof/>
-        </w:rPr>
-        <w:t>1</w:t>
-      </w:r>
-      <w:r>
-        <w:rPr>
-          <w:noProof/>
-        </w:rPr>
-        <w:fldChar w:fldCharType="end"/>
-      </w:r>
-      <w:r>
-        <w:t>. Jadwal Pelaksanaan Penelitian</w:t>
-      </w:r>
-      <w:bookmarkEnd w:id="44"/>
     </w:p>
     <w:tbl>
       <w:tblPr>
@@ -18890,23 +18564,8 @@
         <w:rPr>
           <w:lang w:val="en-US"/>
         </w:rPr>
-        <w:t xml:space="preserve">Lokasi penelitian ditetapkan di Pancasari, Kabupaten Buleleng, Bali, yang merupakan salah satu daerah sentra hortikultura. Pemilihan lokasi ini didasarkan pada kondisi geografis dan iklim Pancasari yang mendukung kegiatan pertanian rumah kaca, namun tetap menghadapi tantangan terkait cuaca, serangan </w:t>
-      </w:r>
-      <w:proofErr w:type="gramStart"/>
-      <w:r>
-        <w:rPr>
-          <w:lang w:val="en-US"/>
-        </w:rPr>
-        <w:t>hama</w:t>
-      </w:r>
-      <w:proofErr w:type="gramEnd"/>
-      <w:r>
-        <w:rPr>
-          <w:lang w:val="en-US"/>
-        </w:rPr>
-        <w:t xml:space="preserve">, serta keterbatasan sumber daya. Alur penelitian disusun mengikuti kerangka </w:t>
-      </w:r>
-      <w:proofErr w:type="gramStart"/>
+        <w:t xml:space="preserve">Lokasi penelitian ditetapkan di Pancasari, Kabupaten Buleleng, Bali, yang merupakan salah satu daerah sentra hortikultura. Pemilihan lokasi ini didasarkan pada kondisi geografis dan iklim Pancasari yang mendukung kegiatan pertanian rumah kaca, namun tetap menghadapi tantangan terkait cuaca, serangan hama, serta keterbatasan sumber daya. Alur penelitian disusun mengikuti kerangka </w:t>
+      </w:r>
       <w:r>
         <w:rPr>
           <w:i/>
@@ -18914,7 +18573,6 @@
         </w:rPr>
         <w:t>Agile</w:t>
       </w:r>
-      <w:proofErr w:type="gramEnd"/>
       <w:r>
         <w:rPr>
           <w:lang w:val="en-US"/>
@@ -19024,7 +18682,7 @@
           <w:lang w:val="en-US"/>
         </w:rPr>
       </w:pPr>
-      <w:bookmarkStart w:id="45" w:name="_Toc227759829"/>
+      <w:bookmarkStart w:id="44" w:name="_Toc227759829"/>
       <w:r>
         <w:t xml:space="preserve">Gambar </w:t>
       </w:r>
@@ -19071,7 +18729,7 @@
         </w:rPr>
         <w:t>. Alur Penelitian</w:t>
       </w:r>
-      <w:bookmarkEnd w:id="45"/>
+      <w:bookmarkEnd w:id="44"/>
     </w:p>
     <w:p>
       <w:pPr>
@@ -19208,14 +18866,14 @@
       <w:pPr>
         <w:pStyle w:val="Heading2"/>
       </w:pPr>
-      <w:bookmarkStart w:id="46" w:name="_Toc225245255"/>
+      <w:bookmarkStart w:id="45" w:name="_Toc225245255"/>
       <w:r>
         <w:t xml:space="preserve">3.2 Gambaran Besar </w:t>
       </w:r>
       <w:r>
         <w:t>Solusi</w:t>
       </w:r>
-      <w:bookmarkEnd w:id="46"/>
+      <w:bookmarkEnd w:id="45"/>
     </w:p>
     <w:p>
       <w:pPr>
@@ -19337,7 +18995,7 @@
           <w:lang w:val="en-US"/>
         </w:rPr>
       </w:pPr>
-      <w:bookmarkStart w:id="47" w:name="_Toc227759830"/>
+      <w:bookmarkStart w:id="46" w:name="_Toc227759830"/>
       <w:r>
         <w:t xml:space="preserve">Gambar </w:t>
       </w:r>
@@ -19394,7 +19052,7 @@
         </w:rPr>
         <w:t>mode offline</w:t>
       </w:r>
-      <w:bookmarkEnd w:id="47"/>
+      <w:bookmarkEnd w:id="46"/>
     </w:p>
     <w:p>
       <w:pPr>
@@ -19515,7 +19173,7 @@
           <w:lang w:val="en-US"/>
         </w:rPr>
       </w:pPr>
-      <w:bookmarkStart w:id="48" w:name="_Toc227759831"/>
+      <w:bookmarkStart w:id="47" w:name="_Toc227759831"/>
       <w:r>
         <w:rPr>
           <w:noProof/>
@@ -19641,7 +19299,7 @@
         </w:rPr>
         <w:t>mode online</w:t>
       </w:r>
-      <w:bookmarkEnd w:id="48"/>
+      <w:bookmarkEnd w:id="47"/>
     </w:p>
     <w:p>
       <w:pPr>
@@ -19836,21 +19494,7 @@
         <w:rPr>
           <w:lang w:val="en-US"/>
         </w:rPr>
-        <w:t xml:space="preserve"> sensor </w:t>
-      </w:r>
-      <w:proofErr w:type="gramStart"/>
-      <w:r>
-        <w:rPr>
-          <w:lang w:val="en-US"/>
-        </w:rPr>
-        <w:t>akan</w:t>
-      </w:r>
-      <w:proofErr w:type="gramEnd"/>
-      <w:r>
-        <w:rPr>
-          <w:lang w:val="en-US"/>
-        </w:rPr>
-        <w:t xml:space="preserve"> mengukur parameter lingkungan rumah kaca. Data sensor inilah yang menjadi dasar bagi keseluruhan sistem untuk memberikan rekomendasi pengelolaan rumah kaca. </w:t>
+        <w:t xml:space="preserve"> sensor akan mengukur parameter lingkungan rumah kaca. Data sensor inilah yang menjadi dasar bagi keseluruhan sistem untuk memberikan rekomendasi pengelolaan rumah kaca. </w:t>
       </w:r>
       <w:r>
         <w:rPr>
@@ -20050,21 +19694,7 @@
         <w:rPr>
           <w:lang w:val="en-US"/>
         </w:rPr>
-        <w:t xml:space="preserve">ada penelitian ini </w:t>
-      </w:r>
-      <w:proofErr w:type="gramStart"/>
-      <w:r>
-        <w:rPr>
-          <w:lang w:val="en-US"/>
-        </w:rPr>
-        <w:t>akan</w:t>
-      </w:r>
-      <w:proofErr w:type="gramEnd"/>
-      <w:r>
-        <w:rPr>
-          <w:lang w:val="en-US"/>
-        </w:rPr>
-        <w:t xml:space="preserve"> difokuskan hanya untuk pembuatan antarmuka (</w:t>
+        <w:t>ada penelitian ini akan difokuskan hanya untuk pembuatan antarmuka (</w:t>
       </w:r>
       <w:r>
         <w:rPr>
@@ -20136,14 +19766,14 @@
       <w:pPr>
         <w:pStyle w:val="Heading2"/>
       </w:pPr>
-      <w:bookmarkStart w:id="49" w:name="_Toc225245256"/>
+      <w:bookmarkStart w:id="48" w:name="_Toc225245256"/>
       <w:r>
         <w:t xml:space="preserve">3.3 </w:t>
       </w:r>
       <w:r>
         <w:t>Tata Cara Implementasi Solusi</w:t>
       </w:r>
-      <w:bookmarkEnd w:id="49"/>
+      <w:bookmarkEnd w:id="48"/>
     </w:p>
     <w:p>
       <w:pPr>
@@ -20156,21 +19786,7 @@
         <w:rPr>
           <w:lang w:val="en-US"/>
         </w:rPr>
-        <w:t xml:space="preserve">Tata </w:t>
-      </w:r>
-      <w:proofErr w:type="gramStart"/>
-      <w:r>
-        <w:rPr>
-          <w:lang w:val="en-US"/>
-        </w:rPr>
-        <w:t>cara</w:t>
-      </w:r>
-      <w:proofErr w:type="gramEnd"/>
-      <w:r>
-        <w:rPr>
-          <w:lang w:val="en-US"/>
-        </w:rPr>
-        <w:t xml:space="preserve"> implementasi solusi pada penelitian ini dirancang mengikuti kerangka metodologi </w:t>
+        <w:t xml:space="preserve">Tata cara implementasi solusi pada penelitian ini dirancang mengikuti kerangka metodologi </w:t>
       </w:r>
       <w:r>
         <w:rPr>
@@ -20246,14 +19862,14 @@
           <w:lang w:val="en-US"/>
         </w:rPr>
       </w:pPr>
-      <w:bookmarkStart w:id="50" w:name="_Toc225245257"/>
+      <w:bookmarkStart w:id="49" w:name="_Toc225245257"/>
       <w:r>
         <w:rPr>
           <w:lang w:val="en-US"/>
         </w:rPr>
         <w:t>3.3.1 Tahap Perencanaan</w:t>
       </w:r>
-      <w:bookmarkEnd w:id="50"/>
+      <w:bookmarkEnd w:id="49"/>
     </w:p>
     <w:p>
       <w:pPr>
@@ -20337,7 +19953,7 @@
         <w:ind w:firstLine="709"/>
         <w:jc w:val="both"/>
       </w:pPr>
-      <w:bookmarkStart w:id="51" w:name="_Toc225245258"/>
+      <w:bookmarkStart w:id="50" w:name="_Toc225245258"/>
       <w:r>
         <w:rPr>
           <w:rFonts w:cs="Arial"/>
@@ -20346,7 +19962,7 @@
         <w:lastRenderedPageBreak/>
         <w:t>3.3.2 Tahap Perancangan</w:t>
       </w:r>
-      <w:bookmarkEnd w:id="51"/>
+      <w:bookmarkEnd w:id="50"/>
     </w:p>
     <w:p>
       <w:pPr>
@@ -20528,7 +20144,7 @@
         <w:ind w:firstLine="720"/>
         <w:jc w:val="both"/>
       </w:pPr>
-      <w:bookmarkStart w:id="52" w:name="_Toc225245259"/>
+      <w:bookmarkStart w:id="51" w:name="_Toc225245259"/>
       <w:r>
         <w:rPr>
           <w:rFonts w:cs="Arial"/>
@@ -20536,7 +20152,7 @@
         </w:rPr>
         <w:t>3.3.3 Tahap Implementasi Sistem</w:t>
       </w:r>
-      <w:bookmarkEnd w:id="52"/>
+      <w:bookmarkEnd w:id="51"/>
     </w:p>
     <w:p>
       <w:pPr>
@@ -20710,7 +20326,6 @@
         </w:rPr>
         <w:t xml:space="preserve">, sesuai dengan prinsip iteratif </w:t>
       </w:r>
-      <w:proofErr w:type="gramStart"/>
       <w:r>
         <w:rPr>
           <w:rFonts w:ascii="Arial" w:hAnsi="Arial" w:cs="Arial"/>
@@ -20721,7 +20336,6 @@
         </w:rPr>
         <w:t>Agile</w:t>
       </w:r>
-      <w:proofErr w:type="gramEnd"/>
       <w:r>
         <w:rPr>
           <w:rFonts w:ascii="Arial" w:hAnsi="Arial" w:cs="Arial"/>
@@ -20738,7 +20352,7 @@
         <w:ind w:left="720"/>
         <w:jc w:val="both"/>
       </w:pPr>
-      <w:bookmarkStart w:id="53" w:name="_Toc225245260"/>
+      <w:bookmarkStart w:id="52" w:name="_Toc225245260"/>
       <w:r>
         <w:rPr>
           <w:rFonts w:cs="Arial"/>
@@ -20746,7 +20360,7 @@
         </w:rPr>
         <w:t>3.3.4 Tahap Pengujian dan Evaluasi</w:t>
       </w:r>
-      <w:bookmarkEnd w:id="53"/>
+      <w:bookmarkEnd w:id="52"/>
     </w:p>
     <w:p>
       <w:pPr>
@@ -20901,7 +20515,7 @@
           <w:lang w:val="en-US"/>
         </w:rPr>
       </w:pPr>
-      <w:bookmarkStart w:id="54" w:name="_Toc225967424"/>
+      <w:bookmarkStart w:id="53" w:name="_Toc225967424"/>
       <w:r>
         <w:lastRenderedPageBreak/>
         <w:t xml:space="preserve">Tabel </w:t>
@@ -20951,7 +20565,7 @@
         </w:rPr>
         <w:t>Contoh data</w:t>
       </w:r>
-      <w:bookmarkEnd w:id="54"/>
+      <w:bookmarkEnd w:id="53"/>
     </w:p>
     <w:tbl>
       <w:tblPr>
@@ -21880,25 +21494,7 @@
           <w:color w:val="000000"/>
           <w:lang w:val="en-US"/>
         </w:rPr>
-        <w:t xml:space="preserve"> </w:t>
-      </w:r>
-      <w:proofErr w:type="gramStart"/>
-      <w:r>
-        <w:rPr>
-          <w:rFonts w:cs="Arial"/>
-          <w:color w:val="000000"/>
-          <w:lang w:val="en-US"/>
-        </w:rPr>
-        <w:t>akan</w:t>
-      </w:r>
-      <w:proofErr w:type="gramEnd"/>
-      <w:r>
-        <w:rPr>
-          <w:rFonts w:cs="Arial"/>
-          <w:color w:val="000000"/>
-          <w:lang w:val="en-US"/>
-        </w:rPr>
-        <w:t xml:space="preserve"> diformat ke dalam bentuk teks, seperti: “</w:t>
+        <w:t xml:space="preserve"> akan diformat ke dalam bentuk teks, seperti: “</w:t>
       </w:r>
       <w:r>
         <w:rPr>
@@ -21907,9 +21503,18 @@
           <w:color w:val="000000"/>
           <w:lang w:val="en-US"/>
         </w:rPr>
-        <w:t xml:space="preserve">Saya membaca power sensor di rumah kaca saya menunjukan angka 58 hertz 280 volt. Saya menyalakan beban sebuah pompa listrik bermerek </w:t>
-      </w:r>
-      <w:proofErr w:type="gramStart"/>
+        <w:t xml:space="preserve">Saya membaca power sensor di rumah kaca saya menunjukan angka 58 hertz 280 volt. Saya menyalakan beban sebuah pompa listrik bermerek shimizu 300 watt untuk menyiram tanaman tomat yang berumur 3 bulan setelah tanam. Sistem pengairan menggunakan sistem tetes dengan pupuk A B </w:t>
+      </w:r>
+      <w:r>
+        <w:rPr>
+          <w:rFonts w:cs="Arial"/>
+          <w:b/>
+          <w:i/>
+          <w:color w:val="000000"/>
+          <w:lang w:val="en-US"/>
+        </w:rPr>
+        <w:t>Mix</w:t>
+      </w:r>
       <w:r>
         <w:rPr>
           <w:rFonts w:cs="Arial"/>
@@ -21917,9 +21522,8 @@
           <w:color w:val="000000"/>
           <w:lang w:val="en-US"/>
         </w:rPr>
-        <w:t>shimizu</w:t>
-      </w:r>
-      <w:proofErr w:type="gramEnd"/>
+        <w:t>. Power sensor juga menunjukan nilai beban sebesar 380 watt ketika pompa dinyalakan. Buatkan saya analisis kesehatan sumber listrik dan kesehatan instrumen dan instalasi pengairan saya, serta tindakan apa yang harus dilakukan</w:t>
+      </w:r>
       <w:r>
         <w:rPr>
           <w:rFonts w:cs="Arial"/>
@@ -21927,146 +21531,100 @@
           <w:color w:val="000000"/>
           <w:lang w:val="en-US"/>
         </w:rPr>
-        <w:t xml:space="preserve"> 300 watt untuk menyiram tanaman tomat yang berumur 3 bulan setelah tanam. Sistem pengairan menggunakan sistem tetes dengan pupuk A B </w:t>
-      </w:r>
-      <w:r>
-        <w:rPr>
-          <w:rFonts w:cs="Arial"/>
-          <w:b/>
-          <w:i/>
+        <w:t xml:space="preserve"> secara singkat</w:t>
+      </w:r>
+      <w:r>
+        <w:rPr>
+          <w:rFonts w:cs="Arial"/>
           <w:color w:val="000000"/>
           <w:lang w:val="en-US"/>
         </w:rPr>
-        <w:t>Mix</w:t>
-      </w:r>
-      <w:r>
-        <w:rPr>
-          <w:rFonts w:cs="Arial"/>
-          <w:b/>
+        <w:t xml:space="preserve">”. </w:t>
+      </w:r>
+      <w:r>
+        <w:rPr>
+          <w:rFonts w:cs="Arial"/>
+          <w:i/>
           <w:color w:val="000000"/>
           <w:lang w:val="en-US"/>
         </w:rPr>
-        <w:t>. Power sensor juga menunjukan nilai beban sebesar 380 watt ketika pompa dinyalakan. Buatkan saya analisis kesehatan sumber listrik dan kesehatan instrumen dan instalasi pengairan saya, serta tindakan apa yang harus dilakukan</w:t>
-      </w:r>
-      <w:r>
-        <w:rPr>
-          <w:rFonts w:cs="Arial"/>
-          <w:b/>
+        <w:t>Prompt</w:t>
+      </w:r>
+      <w:r>
+        <w:rPr>
+          <w:rFonts w:cs="Arial"/>
           <w:color w:val="000000"/>
           <w:lang w:val="en-US"/>
         </w:rPr>
-        <w:t xml:space="preserve"> secara singkat</w:t>
-      </w:r>
-      <w:r>
-        <w:rPr>
-          <w:rFonts w:cs="Arial"/>
+        <w:t xml:space="preserve"> tersebut dikirim ke </w:t>
+      </w:r>
+      <w:r>
+        <w:rPr>
+          <w:rFonts w:cs="Arial"/>
+          <w:i/>
           <w:color w:val="000000"/>
           <w:lang w:val="en-US"/>
         </w:rPr>
-        <w:t xml:space="preserve">”. </w:t>
-      </w:r>
-      <w:r>
-        <w:rPr>
-          <w:rFonts w:cs="Arial"/>
-          <w:i/>
+        <w:t>Gemini AI</w:t>
+      </w:r>
+      <w:r>
+        <w:rPr>
+          <w:rFonts w:cs="Arial"/>
           <w:color w:val="000000"/>
           <w:lang w:val="en-US"/>
         </w:rPr>
-        <w:t>Prompt</w:t>
-      </w:r>
-      <w:r>
-        <w:rPr>
-          <w:rFonts w:cs="Arial"/>
+        <w:t xml:space="preserve"> melalui </w:t>
+      </w:r>
+      <w:r>
+        <w:rPr>
+          <w:rFonts w:cs="Arial"/>
+          <w:i/>
           <w:color w:val="000000"/>
           <w:lang w:val="en-US"/>
         </w:rPr>
-        <w:t xml:space="preserve"> tersebut dikirim ke </w:t>
-      </w:r>
-      <w:r>
-        <w:rPr>
-          <w:rFonts w:cs="Arial"/>
-          <w:i/>
+        <w:t>API</w:t>
+      </w:r>
+      <w:r>
+        <w:rPr>
+          <w:rFonts w:cs="Arial"/>
           <w:color w:val="000000"/>
           <w:lang w:val="en-US"/>
         </w:rPr>
-        <w:t>Gemini AI</w:t>
-      </w:r>
-      <w:r>
-        <w:rPr>
-          <w:rFonts w:cs="Arial"/>
+        <w:t xml:space="preserve">, lalu </w:t>
+      </w:r>
+      <w:r>
+        <w:rPr>
+          <w:rFonts w:cs="Arial"/>
+          <w:i/>
           <w:color w:val="000000"/>
           <w:lang w:val="en-US"/>
         </w:rPr>
-        <w:t xml:space="preserve"> melalui </w:t>
-      </w:r>
-      <w:r>
-        <w:rPr>
-          <w:rFonts w:cs="Arial"/>
-          <w:i/>
+        <w:t>Gemini</w:t>
+      </w:r>
+      <w:r>
+        <w:rPr>
+          <w:rFonts w:cs="Arial"/>
           <w:color w:val="000000"/>
           <w:lang w:val="en-US"/>
         </w:rPr>
-        <w:t>API</w:t>
-      </w:r>
-      <w:r>
-        <w:rPr>
-          <w:rFonts w:cs="Arial"/>
+        <w:t xml:space="preserve"> memberikan </w:t>
+      </w:r>
+      <w:r>
+        <w:rPr>
+          <w:rFonts w:cs="Arial"/>
+          <w:i/>
           <w:color w:val="000000"/>
           <w:lang w:val="en-US"/>
         </w:rPr>
-        <w:t xml:space="preserve">, lalu </w:t>
-      </w:r>
-      <w:r>
-        <w:rPr>
-          <w:rFonts w:cs="Arial"/>
-          <w:i/>
+        <w:t>feedback</w:t>
+      </w:r>
+      <w:r>
+        <w:rPr>
+          <w:rFonts w:cs="Arial"/>
           <w:color w:val="000000"/>
           <w:lang w:val="en-US"/>
         </w:rPr>
-        <w:t>Gemini</w:t>
-      </w:r>
-      <w:r>
-        <w:rPr>
-          <w:rFonts w:cs="Arial"/>
-          <w:color w:val="000000"/>
-          <w:lang w:val="en-US"/>
-        </w:rPr>
-        <w:t xml:space="preserve"> memberikan </w:t>
-      </w:r>
-      <w:r>
-        <w:rPr>
-          <w:rFonts w:cs="Arial"/>
-          <w:i/>
-          <w:color w:val="000000"/>
-          <w:lang w:val="en-US"/>
-        </w:rPr>
-        <w:t>feedback</w:t>
-      </w:r>
-      <w:r>
-        <w:rPr>
-          <w:rFonts w:cs="Arial"/>
-          <w:color w:val="000000"/>
-          <w:lang w:val="en-US"/>
-        </w:rPr>
-        <w:t xml:space="preserve"> dalam format bahasa sehari hari, </w:t>
-      </w:r>
-      <w:proofErr w:type="gramStart"/>
-      <w:r>
-        <w:rPr>
-          <w:rFonts w:cs="Arial"/>
-          <w:color w:val="000000"/>
-          <w:lang w:val="en-US"/>
-        </w:rPr>
-        <w:t>seperti</w:t>
-      </w:r>
-      <w:proofErr w:type="gramEnd"/>
-      <w:r>
-        <w:rPr>
-          <w:rFonts w:cs="Arial"/>
-          <w:color w:val="000000"/>
-          <w:lang w:val="en-US"/>
-        </w:rPr>
-        <w:t xml:space="preserve"> rekomendasi untuk mematikan pompa air karena tegangan yang tidak normal. Hasil ini kemudian dikirim kembali ke antarmuka agar dapat dibaca oleh pengguna secara </w:t>
+        <w:t xml:space="preserve"> dalam format bahasa sehari hari, seperti rekomendasi untuk mematikan pompa air karena tegangan yang tidak normal. Hasil ini kemudian dikirim kembali ke antarmuka agar dapat dibaca oleh pengguna secara </w:t>
       </w:r>
       <w:r>
         <w:rPr>
@@ -22094,7 +21652,7 @@
           <w:rFonts w:ascii="Times New Roman" w:hAnsi="Times New Roman"/>
         </w:rPr>
       </w:pPr>
-      <w:bookmarkStart w:id="55" w:name="_Toc225245261"/>
+      <w:bookmarkStart w:id="54" w:name="_Toc225245261"/>
       <w:r>
         <w:rPr>
           <w:rFonts w:cs="Arial"/>
@@ -22102,7 +21660,7 @@
         </w:rPr>
         <w:t>3.3.5 Tahap Revisi dan Deploy</w:t>
       </w:r>
-      <w:bookmarkEnd w:id="55"/>
+      <w:bookmarkEnd w:id="54"/>
     </w:p>
     <w:p>
       <w:pPr>
@@ -22248,12 +21806,12 @@
           <w:rFonts w:ascii="Times New Roman" w:hAnsi="Times New Roman"/>
         </w:rPr>
       </w:pPr>
-      <w:bookmarkStart w:id="56" w:name="_Toc225245262"/>
+      <w:bookmarkStart w:id="55" w:name="_Toc225245262"/>
       <w:r>
         <w:lastRenderedPageBreak/>
         <w:t>3.4 Tata Cara Evaluasi dan Validasi Solusi</w:t>
       </w:r>
-      <w:bookmarkEnd w:id="56"/>
+      <w:bookmarkEnd w:id="55"/>
     </w:p>
     <w:p>
       <w:pPr>
@@ -22925,7 +22483,7 @@
           <w:lang w:val="en-US"/>
         </w:rPr>
       </w:pPr>
-      <w:bookmarkStart w:id="57" w:name="_Toc225967425"/>
+      <w:bookmarkStart w:id="56" w:name="_Toc225967425"/>
       <w:r>
         <w:t xml:space="preserve">Tabel </w:t>
       </w:r>
@@ -22974,7 +22532,7 @@
         </w:rPr>
         <w:t>Detail skala penelitian</w:t>
       </w:r>
-      <w:bookmarkEnd w:id="57"/>
+      <w:bookmarkEnd w:id="56"/>
     </w:p>
     <w:tbl>
       <w:tblPr>
@@ -23454,7 +23012,7 @@
           <w:lang w:val="en-US"/>
         </w:rPr>
       </w:pPr>
-      <w:bookmarkStart w:id="58" w:name="_Toc225967426"/>
+      <w:bookmarkStart w:id="57" w:name="_Toc225967426"/>
       <w:r>
         <w:t xml:space="preserve">Tabel </w:t>
       </w:r>
@@ -23510,7 +23068,7 @@
         </w:rPr>
         <w:t xml:space="preserve"> nilai SUS</w:t>
       </w:r>
-      <w:bookmarkEnd w:id="58"/>
+      <w:bookmarkEnd w:id="57"/>
     </w:p>
     <w:tbl>
       <w:tblPr>
@@ -24928,7 +24486,7 @@
           <w:lang w:val="en-US"/>
         </w:rPr>
       </w:pPr>
-      <w:bookmarkStart w:id="59" w:name="_Toc225967427"/>
+      <w:bookmarkStart w:id="58" w:name="_Toc225967427"/>
       <w:r>
         <w:t xml:space="preserve">Tabel </w:t>
       </w:r>
@@ -24977,7 +24535,7 @@
         </w:rPr>
         <w:t>Daftar pertanyaan SUS</w:t>
       </w:r>
-      <w:bookmarkEnd w:id="59"/>
+      <w:bookmarkEnd w:id="58"/>
     </w:p>
     <w:p>
       <w:pPr>
@@ -25262,21 +24820,12 @@
           <w:lang w:val="en-US"/>
         </w:rPr>
       </w:pPr>
-      <w:proofErr w:type="gramStart"/>
-      <w:r>
-        <w:rPr>
-          <w:rFonts w:cs="Arial"/>
-          <w:lang w:val="en-US"/>
-        </w:rPr>
-        <w:t>yang</w:t>
-      </w:r>
-      <w:proofErr w:type="gramEnd"/>
-      <w:r>
-        <w:rPr>
-          <w:rFonts w:cs="Arial"/>
-          <w:lang w:val="en-US"/>
-        </w:rPr>
-        <w:t xml:space="preserve"> dimana </w:t>
+      <w:r>
+        <w:rPr>
+          <w:rFonts w:cs="Arial"/>
+          <w:lang w:val="en-US"/>
+        </w:rPr>
+        <w:t xml:space="preserve">yang dimana </w:t>
       </w:r>
       <w:r>
         <w:rPr>
@@ -25633,8 +25182,8 @@
           <w:lang w:val="en-US"/>
         </w:rPr>
       </w:pPr>
-      <w:bookmarkStart w:id="60" w:name="_Toc137038247"/>
-      <w:bookmarkStart w:id="61" w:name="_Toc225245263"/>
+      <w:bookmarkStart w:id="59" w:name="_Toc137038247"/>
+      <w:bookmarkStart w:id="60" w:name="_Toc225245263"/>
       <w:r>
         <w:rPr>
           <w:lang w:val="en-US"/>
@@ -25642,20 +25191,20 @@
         <w:lastRenderedPageBreak/>
         <w:t>BAB 4. HASIL DAN PEMBAHASAN</w:t>
       </w:r>
+      <w:bookmarkEnd w:id="59"/>
       <w:bookmarkEnd w:id="60"/>
+    </w:p>
+    <w:p>
+      <w:pPr>
+        <w:pStyle w:val="Heading2"/>
+      </w:pPr>
+      <w:bookmarkStart w:id="61" w:name="_Toc137038248"/>
+      <w:bookmarkStart w:id="62" w:name="_Toc225245264"/>
+      <w:r>
+        <w:t>4.1 Hasil Implementasi Solusi</w:t>
+      </w:r>
       <w:bookmarkEnd w:id="61"/>
-    </w:p>
-    <w:p>
-      <w:pPr>
-        <w:pStyle w:val="Heading2"/>
-      </w:pPr>
-      <w:bookmarkStart w:id="62" w:name="_Toc137038248"/>
-      <w:bookmarkStart w:id="63" w:name="_Toc225245264"/>
-      <w:r>
-        <w:t>4.1 Hasil Implementasi Solusi</w:t>
-      </w:r>
       <w:bookmarkEnd w:id="62"/>
-      <w:bookmarkEnd w:id="63"/>
     </w:p>
     <w:p>
       <w:pPr>
@@ -25761,14 +25310,14 @@
           <w:lang w:val="en-US"/>
         </w:rPr>
       </w:pPr>
-      <w:bookmarkStart w:id="64" w:name="_Toc225245265"/>
+      <w:bookmarkStart w:id="63" w:name="_Toc225245265"/>
       <w:r>
         <w:rPr>
           <w:lang w:val="en-US"/>
         </w:rPr>
         <w:t>4.1.1 Implementasi Tahap Perencanaan</w:t>
       </w:r>
-      <w:bookmarkEnd w:id="64"/>
+      <w:bookmarkEnd w:id="63"/>
     </w:p>
     <w:p>
       <w:pPr>
@@ -25782,80 +25331,7 @@
         <w:rPr>
           <w:lang w:val="en-US"/>
         </w:rPr>
-        <w:t>Pada proses perumusan masalah, peneliti mengidentifikasi bahwa petani hortikultura skala kecil masih menghadapi keterbatasan dalam memantau</w:t>
-      </w:r>
-      <w:r>
-        <w:rPr>
-          <w:lang w:val="en-US"/>
-        </w:rPr>
-        <w:t xml:space="preserve"> kondisi rumah kaca secara </w:t>
-      </w:r>
-      <w:r>
-        <w:rPr>
-          <w:i/>
-          <w:lang w:val="en-US"/>
-        </w:rPr>
-        <w:t>real time</w:t>
-      </w:r>
-      <w:r>
-        <w:rPr>
-          <w:lang w:val="en-US"/>
-        </w:rPr>
-        <w:t xml:space="preserve">, Permasalahan lain yang ditemukan adalah kurangnya alat </w:t>
-      </w:r>
-      <w:proofErr w:type="gramStart"/>
-      <w:r>
-        <w:rPr>
-          <w:lang w:val="en-US"/>
-        </w:rPr>
-        <w:t>bantu</w:t>
-      </w:r>
-      <w:proofErr w:type="gramEnd"/>
-      <w:r>
-        <w:rPr>
-          <w:lang w:val="en-US"/>
-        </w:rPr>
-        <w:t xml:space="preserve"> dalam pengambilan keputusan berbasis data, sehingga keputusan yang diambil masih bergantung pada pengalaman subjektif. Dari hasil identifikasi ini, dirumuskan kebutuhan </w:t>
-      </w:r>
-      <w:proofErr w:type="gramStart"/>
-      <w:r>
-        <w:rPr>
-          <w:lang w:val="en-US"/>
-        </w:rPr>
-        <w:t>akan</w:t>
-      </w:r>
-      <w:proofErr w:type="gramEnd"/>
-      <w:r>
-        <w:rPr>
-          <w:lang w:val="en-US"/>
-        </w:rPr>
-        <w:t xml:space="preserve"> sebuah sistem yang tidak hanya mampu menampilkan data sensor, tetapi juga dapat memberikan rekomendasi secara otomatis melalui pendekatan </w:t>
-      </w:r>
-      <w:r>
-        <w:rPr>
-          <w:i/>
-          <w:lang w:val="en-US"/>
-        </w:rPr>
-        <w:t>Decision Support System</w:t>
-      </w:r>
-      <w:r>
-        <w:rPr>
-          <w:lang w:val="en-US"/>
-        </w:rPr>
-        <w:t xml:space="preserve"> berbasis </w:t>
-      </w:r>
-      <w:r>
-        <w:rPr>
-          <w:i/>
-          <w:lang w:val="en-US"/>
-        </w:rPr>
-        <w:t>AI</w:t>
-      </w:r>
-      <w:r>
-        <w:rPr>
-          <w:lang w:val="en-US"/>
-        </w:rPr>
-        <w:t>.</w:t>
+        <w:t>Pada proses perumusan masalah, identifikasi dilakukan berdasarkan hasil observasi langsung di lapangan. Ditemukan bahwa petani masih melakukan pemantauan secara manual, seperti melihat kondisi tanaman secara langsung, menyalakan pompa air secara berkala. Aktivitas seperti penyiraman tanaman dilakukan berdasarkan kebiasaan, bukan berdasarkan data aktual seperti kebutuhan air tanaman. Hal ini menyebabkan pengambilan keputusan menjadi kurang optimal dan sangat bergantung pada pengalaman individu.</w:t>
       </w:r>
     </w:p>
     <w:p>
@@ -25870,33 +25346,54 @@
         <w:rPr>
           <w:lang w:val="en-US"/>
         </w:rPr>
-        <w:t xml:space="preserve">Selanjutnya, pada tahap studi literatur, peneliti melakukan kajian terhadap berbagai sumber ilmiah dan penelitian terdahulu yang relevan dengan topik penelitian. Fokus utama studi literatur mencakup metode </w:t>
-      </w:r>
-      <w:r>
-        <w:rPr>
-          <w:i/>
-          <w:lang w:val="en-US"/>
-        </w:rPr>
-        <w:t>Agile</w:t>
-      </w:r>
-      <w:r>
-        <w:rPr>
-          <w:lang w:val="en-US"/>
-        </w:rPr>
-        <w:t xml:space="preserve"> dalam pengembangan perangkat lunak, pendekatan </w:t>
-      </w:r>
-      <w:r>
-        <w:rPr>
-          <w:i/>
-          <w:lang w:val="en-US"/>
-        </w:rPr>
-        <w:t>User Centered Design</w:t>
-      </w:r>
-      <w:r>
-        <w:rPr>
-          <w:lang w:val="en-US"/>
-        </w:rPr>
-        <w:t xml:space="preserve"> dalam perancangan antarmuka, konsep </w:t>
+        <w:t xml:space="preserve">Permasalahan ini kemudian diperkuat melalui studi literatur, di mana beberapa penelitian menunjukkan bahwa sistem monitoring berbasis IoT mampu meningkatkan efisiensi dalam pengelolaan pertanian karena menyediakan data secara </w:t>
+      </w:r>
+      <w:r>
+        <w:rPr>
+          <w:i/>
+          <w:lang w:val="en-US"/>
+        </w:rPr>
+        <w:t>real time</w:t>
+      </w:r>
+      <w:r>
+        <w:rPr>
+          <w:i/>
+          <w:lang w:val="en-US"/>
+        </w:rPr>
+        <w:fldChar w:fldCharType="begin"/>
+      </w:r>
+      <w:r>
+        <w:rPr>
+          <w:i/>
+          <w:lang w:val="en-US"/>
+        </w:rPr>
+        <w:instrText xml:space="preserve"> ADDIN ZOTERO_ITEM CSL_CITATION {"citationID":"cx6wksyE","properties":{"formattedCitation":"[5]","plainCitation":"[5]","noteIndex":0},"citationItems":[{"id":114,"uris":["http://zotero.org/users/local/fMw9Ltvi/items/WF9C79T4"],"itemData":{"id":114,"type":"article-journal","abstract":"Digitalization in agriculture is becoming increasingly important for improving efficiency and sustainability, but small-scale farmers often face difficulties in adopting digital technologies because of various constraints. This study proposes an opensource intelligent system platform called UDAWA (Universal Digital Agriculture Workflow Assistant) to assist small-scale farmers in digitizing greenhouse management processes. The first variant of this platform, UDAWA Gadadar, was designed as a cyber-physical agent to control and monitor greenhouse instruments. UDAWA Gadadar was built using a 5C architecture approach and farmer-centric design thinking, utilizing an ESP32 microcontroller and a power sensor module to ensure performance and energy efficiency. The UDAWA Gadadar prototype was tested in a small-scale greenhouse with promising results, with an average remaining memory of 175 KB in the non-SSL mode and 122 KB in the SSL mode. Cost analysis indicates that this platform is relatively affordable for small-scale farmers, with a total component cost of USD 33.7 per unit. A decision matrix analysis involving five different greenhouse models in Pancasari Village, Buleleng Regency, Bali, showed that UDAWA Gadadar has high relevance and potential for adoption, particularly in models GH3 and GH5, with compatibility scores of 0.27. This study contributes to the development of appropriate and accessible digitalization solutions for small-scale agriculture, with future work focusing on developing other physical agent variants and a digital twin for enhanced cultivation simulations.","container-title":"Jurnal RESTI (Rekayasa Sistem dan Teknologi Informasi)","DOI":"10.29207/resti.v9i3.6267","ISSN":"2580-0760","issue":"3","journalAbbreviation":"J. RESTI (Rekayasa Sist. Teknol. Inf.)","language":"en","license":"https://creativecommons.org/licenses/by/4.0","page":"581-593","source":"DOI.org (Crossref)","title":"UDAWA Gadadar: Agent-based Cyber-physical System for Universal Small-scale Horticulture Greenhouse Management System","title-short":"UDAWA Gadadar","volume":"9","author":[{"family":"Suranata","given":"I Wayan Aditya"},{"literal":"Ketut Elly Sutrisni"},{"literal":"I Made Surya Adi Putra"}],"issued":{"date-parts":[["2025",6,18]]}}}],"schema":"https://github.com/citation-style-language/schema/raw/master/csl-citation.json"} </w:instrText>
+      </w:r>
+      <w:r>
+        <w:rPr>
+          <w:i/>
+          <w:lang w:val="en-US"/>
+        </w:rPr>
+        <w:fldChar w:fldCharType="separate"/>
+      </w:r>
+      <w:r>
+        <w:rPr>
+          <w:rFonts w:cs="Arial"/>
+        </w:rPr>
+        <w:t>[5]</w:t>
+      </w:r>
+      <w:r>
+        <w:rPr>
+          <w:i/>
+          <w:lang w:val="en-US"/>
+        </w:rPr>
+        <w:fldChar w:fldCharType="end"/>
+      </w:r>
+      <w:r>
+        <w:rPr>
+          <w:lang w:val="en-US"/>
+        </w:rPr>
+        <w:t xml:space="preserve">. Penelitian lain juga menyebutkan bahwa </w:t>
       </w:r>
       <w:r>
         <w:rPr>
@@ -25909,7 +25406,49 @@
         <w:rPr>
           <w:lang w:val="en-US"/>
         </w:rPr>
-        <w:t xml:space="preserve">, serta pemanfaatan kecerdasan buatan khususnya </w:t>
+        <w:t xml:space="preserve"> dapat membantu dalam peng</w:t>
+      </w:r>
+      <w:r>
+        <w:rPr>
+          <w:lang w:val="en-US"/>
+        </w:rPr>
+        <w:t>ambilan keputusan berbasis data</w:t>
+      </w:r>
+      <w:r>
+        <w:rPr>
+          <w:lang w:val="en-US"/>
+        </w:rPr>
+        <w:fldChar w:fldCharType="begin"/>
+      </w:r>
+      <w:r>
+        <w:rPr>
+          <w:lang w:val="en-US"/>
+        </w:rPr>
+        <w:instrText xml:space="preserve"> ADDIN ZOTERO_ITEM CSL_CITATION {"citationID":"UCM2JJQs","properties":{"formattedCitation":"[7]","plainCitation":"[7]","noteIndex":0},"citationItems":[{"id":129,"uris":["http://zotero.org/users/local/fMw9Ltvi/items/77S7DIX8"],"itemData":{"id":129,"type":"article-journal","abstract":"Digital twin technology represents a transformative approach to manufacturing process optimization, yet its integration with enterprise architecture for real-time decision support remains a significant challenge. This article presents a comprehensive framework for implementing digital twins in smart manufacturing environments, with particular emphasis on real-time data processing and enterprise system integration. This article implements systems at major automotive and aerospace manufacturers; this article demonstrates how digital twins can effectively process massive IoT sensor streams while maintaining synchronization with physical processes. This article establishes a scalable architecture that achieves sub-second latency in predictive analytics while seamlessly integrating with existing ERP and MES systems.","container-title":"INTERNATIONAL JOURNAL OF COMPUTER ENGINEERING AND TECHNOLOGY","DOI":"10.34218/IJCET_16_01_049","ISSN":"0976-6367, 0976-6375","issue":"1","journalAbbreviation":"IJCET","language":"en","page":"578-587","source":"DOI.org (Crossref)","title":"DIGITAL TWINS AND ENTERPRISE ARCHITECTURE: A FRAMEWORK FOR REAL-TIME MANUFACTURING DECISION SUPPORT","title-short":"DIGITAL TWINS AND ENTERPRISE ARCHITECTURE","volume":"16","author":[{"family":"Mahankali","given":"Ramesh"}],"issued":{"date-parts":[["2025",1,16]]}}}],"schema":"https://github.com/citation-style-language/schema/raw/master/csl-citation.json"} </w:instrText>
+      </w:r>
+      <w:r>
+        <w:rPr>
+          <w:lang w:val="en-US"/>
+        </w:rPr>
+        <w:fldChar w:fldCharType="separate"/>
+      </w:r>
+      <w:r>
+        <w:rPr>
+          <w:rFonts w:cs="Arial"/>
+        </w:rPr>
+        <w:t>[7]</w:t>
+      </w:r>
+      <w:r>
+        <w:rPr>
+          <w:lang w:val="en-US"/>
+        </w:rPr>
+        <w:fldChar w:fldCharType="end"/>
+      </w:r>
+      <w:r>
+        <w:rPr>
+          <w:lang w:val="en-US"/>
+        </w:rPr>
+        <w:t xml:space="preserve">. Selain itu, perkembangan </w:t>
       </w:r>
       <w:r>
         <w:rPr>
@@ -25922,26 +25461,19 @@
         <w:rPr>
           <w:lang w:val="en-US"/>
         </w:rPr>
-        <w:t xml:space="preserve"> dalam bidang pertanian. Hasil dari studi ini memberikan landasan teoritis yang kuat dalam menentukan pendekatan yang digunakan, sekaligus menjadi acuan dalam merancang arsitektur sistem. Selain itu, studi literatur juga membantu dalam mengidentifikasi celah penelitian sebelumnya yang belum mengintegrasikan sistem monitoring dengan </w:t>
-      </w:r>
-      <w:r>
-        <w:rPr>
-          <w:i/>
-          <w:lang w:val="en-US"/>
-        </w:rPr>
-        <w:t>AI</w:t>
-      </w:r>
-      <w:r>
-        <w:rPr>
-          <w:lang w:val="en-US"/>
-        </w:rPr>
-        <w:t xml:space="preserve"> secara optimal dalam </w:t>
-      </w:r>
-      <w:r>
-        <w:rPr>
-          <w:lang w:val="en-US"/>
-        </w:rPr>
-        <w:t>konteks rumah kaca skala kecil.</w:t>
+        <w:t xml:space="preserve"> memungkinkan sistem untuk tidak hanya menampilkan data, tetapi juga memberikan rekomendasi dalam bentuk bahasa alami yang mudah dipahami. Namun, sebagian besar penelitian sebelumnya belum mengintegrasikan seluruh komponen tersebut secara optimal dalam sat</w:t>
+      </w:r>
+      <w:r>
+        <w:rPr>
+          <w:lang w:val="en-US"/>
+        </w:rPr>
+        <w:t>u sistem yang sederhana</w:t>
+      </w:r>
+      <w:r>
+        <w:rPr>
+          <w:lang w:val="en-US"/>
+        </w:rPr>
+        <w:t>.</w:t>
       </w:r>
     </w:p>
     <w:p>
@@ -25956,108 +25488,47 @@
         <w:rPr>
           <w:lang w:val="en-US"/>
         </w:rPr>
-        <w:t>Tahap berikutnya adalah analisis kebutuhan pengguna, yang dilakukan melalui observasi langsung terhadap petani sebagai pengguna utama sistem. Dari proses i</w:t>
-      </w:r>
-      <w:r>
-        <w:rPr>
-          <w:lang w:val="en-US"/>
-        </w:rPr>
-        <w:t xml:space="preserve">ni diperoleh berbagai kebutuhan </w:t>
-      </w:r>
-      <w:r>
-        <w:rPr>
-          <w:lang w:val="en-US"/>
-        </w:rPr>
-        <w:t xml:space="preserve">seperti kemampuan sistem untuk menampilkan data sensor secara </w:t>
-      </w:r>
-      <w:r>
-        <w:rPr>
-          <w:i/>
-          <w:lang w:val="en-US"/>
-        </w:rPr>
-        <w:t>real time</w:t>
-      </w:r>
-      <w:r>
-        <w:rPr>
-          <w:lang w:val="en-US"/>
-        </w:rPr>
-        <w:t xml:space="preserve">, </w:t>
+        <w:t xml:space="preserve">Tahap berikutnya adalah analisis kebutuhan pengguna, yang dilakukan melalui observasi terhadap aktivitas petani, seperti cara penyiraman, penggunaan pompa air, pemantauan kondisi listrik, serta respon terhadap masalah yang terjadi di lapangan. Dari hasil ini, diketahui bahwa pengguna membutuhkan sistem yang dapat memberikan informasi secara langsung, mudah dipahami, serta tidak memerlukan keahlian teknis </w:t>
       </w:r>
       <w:r>
         <w:rPr>
           <w:lang w:val="en-US"/>
         </w:rPr>
         <w:lastRenderedPageBreak/>
-        <w:t>menyediakan riwayat data dalam bentuk visualisasi grafik,</w:t>
-      </w:r>
-      <w:r>
-        <w:rPr>
-          <w:lang w:val="en-US"/>
-        </w:rPr>
-        <w:t xml:space="preserve"> serta menghasilkan rekomendasi </w:t>
-      </w:r>
-      <w:r>
-        <w:rPr>
-          <w:lang w:val="en-US"/>
-        </w:rPr>
-        <w:t xml:space="preserve">berdasarkan kondisi </w:t>
-      </w:r>
-      <w:r>
-        <w:rPr>
-          <w:lang w:val="en-US"/>
-        </w:rPr>
-        <w:t xml:space="preserve">yang ada. Selain itu, kebutuhan non </w:t>
-      </w:r>
-      <w:r>
-        <w:rPr>
-          <w:lang w:val="en-US"/>
-        </w:rPr>
-        <w:t>fungsional seperti kemudahan penggunaan, tampilan antarmuka yang sederhana, waktu respon yang cepat, serta kemampuan sistem untuk berjalan secara stabil dalam jangka waktu lama. Hasil analisis ini kemudian diterjemahkan ke dalam daftar fitur</w:t>
-      </w:r>
-      <w:r>
-        <w:rPr>
-          <w:lang w:val="en-US"/>
-        </w:rPr>
-        <w:t xml:space="preserve"> pada </w:t>
-      </w:r>
-      <w:r>
-        <w:rPr>
-          <w:i/>
-          <w:lang w:val="en-US"/>
-        </w:rPr>
-        <w:t>table</w:t>
-      </w:r>
-      <w:r>
-        <w:rPr>
-          <w:lang w:val="en-US"/>
-        </w:rPr>
-        <w:t xml:space="preserve"> 4.1</w:t>
-      </w:r>
-      <w:r>
-        <w:rPr>
-          <w:lang w:val="en-US"/>
-        </w:rPr>
-        <w:t xml:space="preserve"> yang </w:t>
-      </w:r>
-      <w:proofErr w:type="gramStart"/>
-      <w:r>
-        <w:rPr>
-          <w:lang w:val="en-US"/>
-        </w:rPr>
-        <w:t>akan</w:t>
-      </w:r>
-      <w:proofErr w:type="gramEnd"/>
-      <w:r>
-        <w:rPr>
-          <w:lang w:val="en-US"/>
-        </w:rPr>
-        <w:t xml:space="preserve"> dikembangkan pada iterasi</w:t>
-      </w:r>
-      <w:r>
-        <w:rPr>
-          <w:lang w:val="en-US"/>
-        </w:rPr>
-        <w:t xml:space="preserve"> pertama.</w:t>
+        <w:t>khusus. Selain itu, pengguna juga menginginkan sistem yang dapat membantu mereka dalam mengambil keputusan tanpa harus m</w:t>
+      </w:r>
+      <w:r>
+        <w:rPr>
+          <w:lang w:val="en-US"/>
+        </w:rPr>
+        <w:t>enganalisis data secara manual.</w:t>
+      </w:r>
+    </w:p>
+    <w:p>
+      <w:pPr>
+        <w:ind w:left="720" w:firstLine="0"/>
+        <w:jc w:val="both"/>
+        <w:rPr>
+          <w:lang w:val="en-US"/>
+        </w:rPr>
+      </w:pPr>
+      <w:r>
+        <w:rPr>
+          <w:lang w:val="en-US"/>
+        </w:rPr>
+        <w:t>Berdasarkan hasil observasi, analisis kebutuhan, dan studi literatur tersebut, maka dirumuskan daftar fitur</w:t>
+      </w:r>
+      <w:r>
+        <w:rPr>
+          <w:lang w:val="en-US"/>
+        </w:rPr>
+        <w:t xml:space="preserve"> yang dapat dilihat pada tabel 4.1</w:t>
+      </w:r>
+      <w:r>
+        <w:rPr>
+          <w:lang w:val="en-US"/>
+        </w:rPr>
+        <w:t xml:space="preserve">. </w:t>
       </w:r>
     </w:p>
     <w:p>
@@ -26067,7 +25538,7 @@
           <w:lang w:val="en-US"/>
         </w:rPr>
       </w:pPr>
-      <w:bookmarkStart w:id="65" w:name="_Toc225967428"/>
+      <w:bookmarkStart w:id="64" w:name="_Toc225967428"/>
       <w:r>
         <w:t xml:space="preserve">Tabel </w:t>
       </w:r>
@@ -26092,7 +25563,7 @@
         </w:rPr>
         <w:t>Daftar Fitur</w:t>
       </w:r>
-      <w:bookmarkEnd w:id="65"/>
+      <w:bookmarkEnd w:id="64"/>
     </w:p>
     <w:tbl>
       <w:tblPr>
@@ -26872,6 +26343,47 @@
     </w:p>
     <w:p>
       <w:pPr>
+        <w:ind w:firstLine="0"/>
+        <w:jc w:val="both"/>
+        <w:rPr>
+          <w:lang w:val="en-US"/>
+        </w:rPr>
+      </w:pPr>
+      <w:r>
+        <w:rPr>
+          <w:lang w:val="en-US"/>
+        </w:rPr>
+        <w:tab/>
+      </w:r>
+      <w:r>
+        <w:t xml:space="preserve">Dari tabel tersebut dapat dilihat bahwa setiap fitur tidak muncul secara acak, melainkan memiliki landasan yang kuat. Fitur seperti </w:t>
+      </w:r>
+      <w:r>
+        <w:rPr>
+          <w:i/>
+        </w:rPr>
+        <w:t>dashboard</w:t>
+      </w:r>
+      <w:r>
+        <w:t xml:space="preserve"> dan sensor berasal dari kebutuhan nyata di lapangan, sementara fitur seperti </w:t>
+      </w:r>
+      <w:bookmarkStart w:id="65" w:name="_GoBack"/>
+      <w:r>
+        <w:rPr>
+          <w:i/>
+        </w:rPr>
+        <w:t>AI</w:t>
+      </w:r>
+      <w:r>
+        <w:t xml:space="preserve"> </w:t>
+      </w:r>
+      <w:bookmarkEnd w:id="65"/>
+      <w:r>
+        <w:t>dan pengolahan data diperkuat oleh hasil studi literatur. Kombinasi ini memastikan bahwa sistem tidak hanya relevan secara praktis, tetapi juga sesuai dengan perkembangan teknologi terkini.</w:t>
+      </w:r>
+    </w:p>
+    <w:p>
+      <w:pPr>
         <w:pStyle w:val="Heading3"/>
         <w:ind w:firstLine="709"/>
         <w:rPr>
@@ -27090,6 +26602,7 @@
         <w:rPr>
           <w:lang w:val="en-US"/>
         </w:rPr>
+        <w:lastRenderedPageBreak/>
         <w:t xml:space="preserve">Dari sisi visual, sistem dirancang menggunakan </w:t>
       </w:r>
       <w:r>
@@ -27097,40 +26610,25 @@
           <w:i/>
           <w:lang w:val="en-US"/>
         </w:rPr>
-        <w:t xml:space="preserve">light </w:t>
-      </w:r>
-      <w:proofErr w:type="gramStart"/>
-      <w:r>
-        <w:rPr>
-          <w:i/>
-          <w:lang w:val="en-US"/>
-        </w:rPr>
-        <w:t>mode</w:t>
-      </w:r>
-      <w:r>
-        <w:rPr>
-          <w:lang w:val="en-US"/>
-        </w:rPr>
-        <w:t xml:space="preserve">  sebagai</w:t>
-      </w:r>
-      <w:proofErr w:type="gramEnd"/>
-      <w:r>
-        <w:rPr>
-          <w:lang w:val="en-US"/>
-        </w:rPr>
-        <w:t xml:space="preserve"> tampilan utama. Pemilihan </w:t>
-      </w:r>
-      <w:r>
-        <w:rPr>
-          <w:i/>
-          <w:lang w:val="en-US"/>
-        </w:rPr>
         <w:t>light mode</w:t>
       </w:r>
       <w:r>
         <w:rPr>
           <w:lang w:val="en-US"/>
         </w:rPr>
+        <w:t xml:space="preserve">  sebagai tampilan utama. Pemilihan </w:t>
+      </w:r>
+      <w:r>
+        <w:rPr>
+          <w:i/>
+          <w:lang w:val="en-US"/>
+        </w:rPr>
+        <w:t>light mode</w:t>
+      </w:r>
+      <w:r>
+        <w:rPr>
+          <w:lang w:val="en-US"/>
+        </w:rPr>
         <w:t xml:space="preserve"> didasarkan pada konteks penggunaan sistem di lingkungan pertanian yang umumnya berada di area terbuka atau memiliki pencahayaan tinggi. Latar belakang berwarna putih atau abu</w:t>
       </w:r>
       <w:r>
@@ -27143,14 +26641,7 @@
         <w:rPr>
           <w:lang w:val="en-US"/>
         </w:rPr>
-        <w:t xml:space="preserve">abu terang dipilih untuk meningkatkan keterbacaan teks dan </w:t>
-      </w:r>
-      <w:r>
-        <w:rPr>
-          <w:lang w:val="en-US"/>
-        </w:rPr>
-        <w:lastRenderedPageBreak/>
-        <w:t>elemen visual di bawah sinar matahari, sehingga pengguna tetap dapat melihat informasi dengan jelas tanpa kelelahan mata.</w:t>
+        <w:t>abu terang dipilih untuk meningkatkan keterbacaan teks dan elemen visual di bawah sinar matahari, sehingga pengguna tetap dapat melihat informasi dengan jelas tanpa kelelahan mata.</w:t>
       </w:r>
     </w:p>
     <w:p>
@@ -27229,21 +26720,7 @@
         <w:rPr>
           <w:lang w:val="en-US"/>
         </w:rPr>
-        <w:t xml:space="preserve">. Sebagai contoh, perubahan tegangan listrik dari waktu ke waktu </w:t>
-      </w:r>
-      <w:proofErr w:type="gramStart"/>
-      <w:r>
-        <w:rPr>
-          <w:lang w:val="en-US"/>
-        </w:rPr>
-        <w:t>akan</w:t>
-      </w:r>
-      <w:proofErr w:type="gramEnd"/>
-      <w:r>
-        <w:rPr>
-          <w:lang w:val="en-US"/>
-        </w:rPr>
-        <w:t xml:space="preserve"> lebih mudah dipahami melalui garis yang naik dan turun dibandingkan dengan jenis grafik lain. Dengan </w:t>
+        <w:t xml:space="preserve">. Sebagai contoh, perubahan tegangan listrik dari waktu ke waktu akan lebih mudah dipahami melalui garis yang naik dan turun dibandingkan dengan jenis grafik lain. Dengan </w:t>
       </w:r>
       <w:r>
         <w:rPr>
@@ -28701,7 +28178,6 @@
         </w:rPr>
         <w:t xml:space="preserve"> optimal </w:t>
       </w:r>
-      <w:proofErr w:type="gramStart"/>
       <w:r>
         <w:rPr>
           <w:lang w:val="en-US"/>
@@ -28712,14 +28188,7 @@
         <w:rPr>
           <w:lang w:val="en-US"/>
         </w:rPr>
-        <w:t xml:space="preserve"> memiliki</w:t>
-      </w:r>
-      <w:proofErr w:type="gramEnd"/>
-      <w:r>
-        <w:rPr>
-          <w:lang w:val="en-US"/>
-        </w:rPr>
-        <w:t xml:space="preserve"> instruksi yang jelas. Dengan pendekatan ini, sistem mampu menghasilkan </w:t>
+        <w:t xml:space="preserve"> memiliki instruksi yang jelas. Dengan pendekatan ini, sistem mampu menghasilkan </w:t>
       </w:r>
       <w:r>
         <w:rPr>
@@ -29519,21 +28988,7 @@
         <w:rPr>
           <w:lang w:val="en-US"/>
         </w:rPr>
-        <w:t>eh skor rata-rata sebesar 76</w:t>
-      </w:r>
-      <w:proofErr w:type="gramStart"/>
-      <w:r>
-        <w:rPr>
-          <w:lang w:val="en-US"/>
-        </w:rPr>
-        <w:t>,5</w:t>
-      </w:r>
-      <w:proofErr w:type="gramEnd"/>
-      <w:r>
-        <w:rPr>
-          <w:lang w:val="en-US"/>
-        </w:rPr>
-        <w:t>.</w:t>
+        <w:t>eh skor rata-rata sebesar 76,5.</w:t>
       </w:r>
     </w:p>
     <w:p>
@@ -29561,21 +29016,7 @@
         <w:rPr>
           <w:lang w:val="en-US"/>
         </w:rPr>
-        <w:t xml:space="preserve"> evaluasi, skor 76</w:t>
-      </w:r>
-      <w:proofErr w:type="gramStart"/>
-      <w:r>
-        <w:rPr>
-          <w:lang w:val="en-US"/>
-        </w:rPr>
-        <w:t>,5</w:t>
-      </w:r>
-      <w:proofErr w:type="gramEnd"/>
-      <w:r>
-        <w:rPr>
-          <w:lang w:val="en-US"/>
-        </w:rPr>
-        <w:t xml:space="preserve"> berada pada rentang nilai </w:t>
+        <w:t xml:space="preserve"> evaluasi, skor 76,5 berada pada rentang nilai </w:t>
       </w:r>
       <w:r>
         <w:rPr>
@@ -30010,7 +29451,6 @@
         </w:rPr>
         <w:t xml:space="preserve"> untuk sistem pemantauan dan kontrol rumah kaca hortikultura berskala kecil dalam penelitian ini telah berhasil dirancang menggunakan penggabungan metodologi </w:t>
       </w:r>
-      <w:proofErr w:type="gramStart"/>
       <w:r>
         <w:rPr>
           <w:i/>
@@ -30018,7 +29458,6 @@
         </w:rPr>
         <w:t>Agile</w:t>
       </w:r>
-      <w:proofErr w:type="gramEnd"/>
       <w:r>
         <w:rPr>
           <w:lang w:val="en-US"/>
@@ -30289,42 +29728,14 @@
         <w:rPr>
           <w:lang w:val="en-US"/>
         </w:rPr>
-        <w:t xml:space="preserve">Untuk pengembangan selanjutnya, beberapa hal dapat dilakukan guna meningkatkan kualitas dan cakupan sistem yang telah dibangun. Peneliti berikutnya dapat mengembangkan sistem dengan memanfaatkan data historis dan teknik pembelajaran yang lebih adaptif agar rekomendasi yang dihasilkan menjadi lebih akurat dan kontekstual. Selain itu, penambahan fitur notifikasi otomatis dan sistem peringatan dini </w:t>
-      </w:r>
-      <w:proofErr w:type="gramStart"/>
-      <w:r>
-        <w:rPr>
-          <w:lang w:val="en-US"/>
-        </w:rPr>
-        <w:t>akan</w:t>
-      </w:r>
-      <w:proofErr w:type="gramEnd"/>
-      <w:r>
-        <w:rPr>
-          <w:lang w:val="en-US"/>
-        </w:rPr>
-        <w:t xml:space="preserve"> membantu pengguna dalam merespons </w:t>
+        <w:t xml:space="preserve">Untuk pengembangan selanjutnya, beberapa hal dapat dilakukan guna meningkatkan kualitas dan cakupan sistem yang telah dibangun. Peneliti berikutnya dapat mengembangkan sistem dengan memanfaatkan data historis dan teknik pembelajaran yang lebih adaptif agar rekomendasi yang dihasilkan menjadi lebih akurat dan kontekstual. Selain itu, penambahan fitur notifikasi otomatis dan sistem peringatan dini akan membantu pengguna dalam merespons </w:t>
       </w:r>
       <w:r>
         <w:rPr>
           <w:lang w:val="en-US"/>
         </w:rPr>
         <w:lastRenderedPageBreak/>
-        <w:t xml:space="preserve">kondisi kritis secara lebih cepat. Dari sisi antarmuka, pengembangan panduan interaktif serta penyederhanaan istilah teknis </w:t>
-      </w:r>
-      <w:proofErr w:type="gramStart"/>
-      <w:r>
-        <w:rPr>
-          <w:lang w:val="en-US"/>
-        </w:rPr>
-        <w:t>akan</w:t>
-      </w:r>
-      <w:proofErr w:type="gramEnd"/>
-      <w:r>
-        <w:rPr>
-          <w:lang w:val="en-US"/>
-        </w:rPr>
-        <w:t xml:space="preserve"> meningkatkan kemudahan penggunaan, terutama bagi pengguna baru. Penelitian selanjutnya juga disarankan untuk melibatkan jumlah responden yang lebih besar dan kondisi lingkungan yang lebih bervariasi agar hasil evalu</w:t>
+        <w:t>kondisi kritis secara lebih cepat. Dari sisi antarmuka, pengembangan panduan interaktif serta penyederhanaan istilah teknis akan meningkatkan kemudahan penggunaan, terutama bagi pengguna baru. Penelitian selanjutnya juga disarankan untuk melibatkan jumlah responden yang lebih besar dan kondisi lingkungan yang lebih bervariasi agar hasil evalu</w:t>
       </w:r>
       <w:r>
         <w:rPr>
@@ -30407,7 +29818,6 @@
     <w:p>
       <w:pPr>
         <w:pStyle w:val="Bibliography"/>
-        <w:jc w:val="both"/>
         <w:rPr>
           <w:rFonts w:cs="Arial"/>
         </w:rPr>
@@ -30452,7 +29862,6 @@
     <w:p>
       <w:pPr>
         <w:pStyle w:val="Bibliography"/>
-        <w:jc w:val="both"/>
         <w:rPr>
           <w:rFonts w:cs="Arial"/>
         </w:rPr>
@@ -30488,7 +29897,6 @@
     <w:p>
       <w:pPr>
         <w:pStyle w:val="Bibliography"/>
-        <w:jc w:val="both"/>
         <w:rPr>
           <w:rFonts w:cs="Arial"/>
         </w:rPr>
@@ -30524,7 +29932,6 @@
     <w:p>
       <w:pPr>
         <w:pStyle w:val="Bibliography"/>
-        <w:jc w:val="both"/>
         <w:rPr>
           <w:rFonts w:cs="Arial"/>
         </w:rPr>
@@ -30574,7 +29981,6 @@
     <w:p>
       <w:pPr>
         <w:pStyle w:val="Bibliography"/>
-        <w:jc w:val="both"/>
         <w:rPr>
           <w:rFonts w:cs="Arial"/>
         </w:rPr>
@@ -30610,7 +30016,6 @@
     <w:p>
       <w:pPr>
         <w:pStyle w:val="Bibliography"/>
-        <w:jc w:val="both"/>
         <w:rPr>
           <w:rFonts w:cs="Arial"/>
         </w:rPr>
@@ -30646,7 +30051,6 @@
     <w:p>
       <w:pPr>
         <w:pStyle w:val="Bibliography"/>
-        <w:jc w:val="both"/>
         <w:rPr>
           <w:rFonts w:cs="Arial"/>
         </w:rPr>
@@ -30682,7 +30086,6 @@
     <w:p>
       <w:pPr>
         <w:pStyle w:val="Bibliography"/>
-        <w:jc w:val="both"/>
         <w:rPr>
           <w:rFonts w:cs="Arial"/>
         </w:rPr>
@@ -30718,7 +30121,6 @@
     <w:p>
       <w:pPr>
         <w:pStyle w:val="Bibliography"/>
-        <w:jc w:val="both"/>
         <w:rPr>
           <w:rFonts w:cs="Arial"/>
         </w:rPr>
@@ -30754,7 +30156,6 @@
     <w:p>
       <w:pPr>
         <w:pStyle w:val="Bibliography"/>
-        <w:jc w:val="both"/>
         <w:rPr>
           <w:rFonts w:cs="Arial"/>
         </w:rPr>
@@ -30790,7 +30191,6 @@
     <w:p>
       <w:pPr>
         <w:pStyle w:val="Bibliography"/>
-        <w:jc w:val="both"/>
         <w:rPr>
           <w:rFonts w:cs="Arial"/>
         </w:rPr>
@@ -30812,7 +30212,6 @@
     <w:p>
       <w:pPr>
         <w:pStyle w:val="Bibliography"/>
-        <w:jc w:val="both"/>
         <w:rPr>
           <w:rFonts w:cs="Arial"/>
         </w:rPr>
@@ -30848,7 +30247,6 @@
     <w:p>
       <w:pPr>
         <w:pStyle w:val="Bibliography"/>
-        <w:jc w:val="both"/>
         <w:rPr>
           <w:rFonts w:cs="Arial"/>
         </w:rPr>
@@ -30884,7 +30282,6 @@
     <w:p>
       <w:pPr>
         <w:pStyle w:val="Bibliography"/>
-        <w:jc w:val="both"/>
         <w:rPr>
           <w:rFonts w:cs="Arial"/>
         </w:rPr>
@@ -30920,7 +30317,6 @@
     <w:p>
       <w:pPr>
         <w:pStyle w:val="Bibliography"/>
-        <w:jc w:val="both"/>
         <w:rPr>
           <w:rFonts w:cs="Arial"/>
         </w:rPr>
@@ -30956,7 +30352,6 @@
     <w:p>
       <w:pPr>
         <w:pStyle w:val="Bibliography"/>
-        <w:jc w:val="both"/>
         <w:rPr>
           <w:rFonts w:cs="Arial"/>
         </w:rPr>
@@ -30993,7 +30388,6 @@
     <w:p>
       <w:pPr>
         <w:pStyle w:val="Bibliography"/>
-        <w:jc w:val="both"/>
         <w:rPr>
           <w:rFonts w:cs="Arial"/>
         </w:rPr>
@@ -31029,7 +30423,6 @@
     <w:p>
       <w:pPr>
         <w:pStyle w:val="Bibliography"/>
-        <w:jc w:val="both"/>
         <w:rPr>
           <w:rFonts w:cs="Arial"/>
         </w:rPr>
@@ -31065,7 +30458,6 @@
     <w:p>
       <w:pPr>
         <w:pStyle w:val="Bibliography"/>
-        <w:jc w:val="both"/>
         <w:rPr>
           <w:rFonts w:cs="Arial"/>
         </w:rPr>
@@ -31101,7 +30493,6 @@
     <w:p>
       <w:pPr>
         <w:pStyle w:val="Bibliography"/>
-        <w:jc w:val="both"/>
         <w:rPr>
           <w:rFonts w:cs="Arial"/>
         </w:rPr>
@@ -31137,7 +30528,6 @@
     <w:p>
       <w:pPr>
         <w:pStyle w:val="Bibliography"/>
-        <w:jc w:val="both"/>
         <w:rPr>
           <w:rFonts w:cs="Arial"/>
         </w:rPr>
@@ -31173,7 +30563,6 @@
     <w:p>
       <w:pPr>
         <w:pStyle w:val="Bibliography"/>
-        <w:jc w:val="both"/>
         <w:rPr>
           <w:rFonts w:cs="Arial"/>
         </w:rPr>
@@ -31209,7 +30598,6 @@
     <w:p>
       <w:pPr>
         <w:pStyle w:val="Bibliography"/>
-        <w:jc w:val="both"/>
         <w:rPr>
           <w:rFonts w:cs="Arial"/>
         </w:rPr>
@@ -31245,7 +30633,6 @@
     <w:p>
       <w:pPr>
         <w:pStyle w:val="Bibliography"/>
-        <w:jc w:val="both"/>
         <w:rPr>
           <w:rFonts w:cs="Arial"/>
         </w:rPr>
@@ -31281,7 +30668,6 @@
     <w:p>
       <w:pPr>
         <w:pStyle w:val="Bibliography"/>
-        <w:jc w:val="both"/>
         <w:rPr>
           <w:rFonts w:cs="Arial"/>
         </w:rPr>
@@ -31317,7 +30703,6 @@
     <w:p>
       <w:pPr>
         <w:pStyle w:val="Bibliography"/>
-        <w:jc w:val="both"/>
         <w:rPr>
           <w:rFonts w:cs="Arial"/>
         </w:rPr>
@@ -31367,7 +30752,6 @@
     <w:p>
       <w:pPr>
         <w:pStyle w:val="Bibliography"/>
-        <w:jc w:val="both"/>
         <w:rPr>
           <w:rFonts w:cs="Arial"/>
         </w:rPr>
@@ -31403,7 +30787,6 @@
     <w:p>
       <w:pPr>
         <w:pStyle w:val="Bibliography"/>
-        <w:jc w:val="both"/>
         <w:rPr>
           <w:rFonts w:cs="Arial"/>
         </w:rPr>
@@ -31439,7 +30822,6 @@
     <w:p>
       <w:pPr>
         <w:pStyle w:val="Bibliography"/>
-        <w:jc w:val="both"/>
         <w:rPr>
           <w:rFonts w:cs="Arial"/>
         </w:rPr>
@@ -31455,7 +30837,14 @@
           <w:rFonts w:cs="Arial"/>
         </w:rPr>
         <w:tab/>
-        <w:t xml:space="preserve">H.-Y. Kung, T.-H. Kuo, C.-H. Chen, and P.-Y. Tsai, “Accuracy Analysis Mechanism for Agriculture Data Using the Ensemble Neural Network Method,” </w:t>
+        <w:t xml:space="preserve">H.-Y. Kung, T.-H. Kuo, C.-H. Chen, and P.-Y. Tsai, “Accuracy Analysis Mechanism for Agriculture Data Using the Ensemble Neural Network </w:t>
+      </w:r>
+      <w:r>
+        <w:rPr>
+          <w:rFonts w:cs="Arial"/>
+        </w:rPr>
+        <w:lastRenderedPageBreak/>
+        <w:t xml:space="preserve">Method,” </w:t>
       </w:r>
       <w:r>
         <w:rPr>
@@ -31480,7 +30869,6 @@
         </w:rPr>
       </w:pPr>
       <w:r>
-        <w:lastRenderedPageBreak/>
         <w:fldChar w:fldCharType="end"/>
       </w:r>
       <w:bookmarkStart w:id="85" w:name="_Toc225245278"/>
@@ -31628,7 +31016,7 @@
           <w:rPr>
             <w:noProof/>
           </w:rPr>
-          <w:t>8</w:t>
+          <w:t>20</w:t>
         </w:r>
         <w:r>
           <w:rPr>
@@ -31685,7 +31073,7 @@
           <w:rPr>
             <w:noProof/>
           </w:rPr>
-          <w:t>29</w:t>
+          <w:t>36</w:t>
         </w:r>
         <w:r>
           <w:rPr>
@@ -32941,7 +32329,6 @@
   <w:style w:type="character" w:default="1" w:styleId="DefaultParagraphFont">
     <w:name w:val="Default Paragraph Font"/>
     <w:uiPriority w:val="1"/>
-    <w:semiHidden/>
     <w:unhideWhenUsed/>
   </w:style>
   <w:style w:type="table" w:default="1" w:styleId="TableNormal">
@@ -33639,7 +33026,7 @@
 </file>
 
 <file path=customXml/itemProps1.xml><?xml version="1.0" encoding="utf-8"?>
-<ds:datastoreItem xmlns:ds="http://schemas.openxmlformats.org/officeDocument/2006/customXml" ds:itemID="{1A8EA798-A99F-4FDD-B14A-F4AC03E3375D}">
+<ds:datastoreItem xmlns:ds="http://schemas.openxmlformats.org/officeDocument/2006/customXml" ds:itemID="{9610F7E3-2E16-4CA2-8872-ABD0AEC6C8CA}">
   <ds:schemaRefs>
     <ds:schemaRef ds:uri="http://schemas.openxmlformats.org/officeDocument/2006/bibliography"/>
   </ds:schemaRefs>

--- a/NASKAH/Dokumen Laporan Skripsi - 42330018 - I Nyoman Wahyu Permana - 2023 - 2026.docx
+++ b/NASKAH/Dokumen Laporan Skripsi - 42330018 - I Nyoman Wahyu Permana - 2023 - 2026.docx
@@ -9647,23 +9647,7 @@
             <w:noProof/>
             <w:lang w:val="en-US"/>
           </w:rPr>
-          <w:t>4.2.1 Conto</w:t>
-        </w:r>
-        <w:r>
-          <w:rPr>
-            <w:rStyle w:val="Hyperlink"/>
-            <w:noProof/>
-            <w:lang w:val="en-US"/>
-          </w:rPr>
-          <w:t>h</w:t>
-        </w:r>
-        <w:r>
-          <w:rPr>
-            <w:rStyle w:val="Hyperlink"/>
-            <w:noProof/>
-            <w:lang w:val="en-US"/>
-          </w:rPr>
-          <w:t xml:space="preserve"> data pengujian</w:t>
+          <w:t>4.2.1 Contoh data pengujian</w:t>
         </w:r>
         <w:r>
           <w:rPr>
@@ -29549,6 +29533,7 @@
         <w:jc w:val="both"/>
         <w:rPr>
           <w:color w:val="FF0000"/>
+          <w:lang w:val="en-US"/>
         </w:rPr>
       </w:pPr>
       <w:r>
@@ -29581,7 +29566,20 @@
         <w:rPr>
           <w:lang w:val="en-US"/>
         </w:rPr>
-        <w:t>. Sebagai contoh, data sensor yang menunjukkan tegangan 280 Volt, frekuensi 58 Hz, dan beban 380 Watt akan diubah menjadi kalimat deskriptif yang menjelaskan kondisi sistem secara lengkap, kemudian dikirimkan ke Gemini AI untuk dianalisis.</w:t>
+        <w:t xml:space="preserve">. Sebagai contoh, data sensor yang menunjukkan tegangan 280 Volt, frekuensi 58 Hz, dan beban 380 Watt akan diubah menjadi kalimat deskriptif yang menjelaskan kondisi sistem secara lengkap, kemudian dikirimkan ke </w:t>
+      </w:r>
+      <w:r>
+        <w:rPr>
+          <w:i/>
+          <w:lang w:val="en-US"/>
+        </w:rPr>
+        <w:t>Gemini AI</w:t>
+      </w:r>
+      <w:r>
+        <w:rPr>
+          <w:lang w:val="en-US"/>
+        </w:rPr>
+        <w:t xml:space="preserve"> untuk dianalisis.</w:t>
       </w:r>
       <w:r>
         <w:rPr>
@@ -29590,31 +29588,21 @@
         <w:t xml:space="preserve"> </w:t>
       </w:r>
       <w:r>
-        <w:t xml:space="preserve">Contoh data </w:t>
-      </w:r>
-      <w:r>
-        <w:rPr>
-          <w:color w:val="FF0000"/>
-        </w:rPr>
-        <w:t>pengujian yang digunakan pada proses val</w:t>
-      </w:r>
-      <w:r>
-        <w:rPr>
-          <w:color w:val="FF0000"/>
-        </w:rPr>
+        <w:t xml:space="preserve">Contoh </w:t>
+      </w:r>
+      <w:r>
+        <w:t>data pengujian yang digunakan pada proses val</w:t>
+      </w:r>
+      <w:r>
         <w:t>idasi ditunjukkan pada Tabel 4.</w:t>
       </w:r>
       <w:r>
         <w:rPr>
-          <w:color w:val="FF0000"/>
           <w:lang w:val="en-US"/>
         </w:rPr>
         <w:t>2.1</w:t>
       </w:r>
       <w:r>
-        <w:rPr>
-          <w:color w:val="FF0000"/>
-        </w:rPr>
         <w:t>.</w:t>
       </w:r>
     </w:p>
@@ -30987,12 +30975,6 @@
         </w:rPr>
         <w:t xml:space="preserve">. </w:t>
       </w:r>
-      <w:r>
-        <w:rPr>
-          <w:lang w:val="en-US"/>
-        </w:rPr>
-        <w:t>Suatu rekomendasi dinyatakan valid apabila memenuhi sebagian besar indikator tersebut. Sebaliknya, jika rekomendasi terlalu umum, tidak sesuai dengan kondisi input, atau tidak memberikan tindakan yang jelas, maka hasil tersebut dinyatakan tidak valid.</w:t>
-      </w:r>
     </w:p>
     <w:p>
       <w:pPr>
@@ -31006,7 +30988,133 @@
         <w:rPr>
           <w:lang w:val="en-US"/>
         </w:rPr>
-        <w:t>Dari total 50 percobaan yang dilakukan, sebanyak 43 rekomendasi dinilai valid dan dapat diterapkan di lapangan. Sementara itu, 7 rekomendasi lainnya dinilai kurang optimal karena output yang dihasilkan masih terlalu umum atau kurang spesifik terhadap kondisi yang diberikan.</w:t>
+        <w:t xml:space="preserve">Pemilihan </w:t>
+      </w:r>
+      <w:r>
+        <w:rPr>
+          <w:lang w:val="en-US"/>
+        </w:rPr>
+        <w:t>ketiga</w:t>
+      </w:r>
+      <w:r>
+        <w:rPr>
+          <w:lang w:val="en-US"/>
+        </w:rPr>
+        <w:t xml:space="preserve"> indikator tersebut didasarkan pada karakteristik utama sistem </w:t>
+      </w:r>
+      <w:r>
+        <w:rPr>
+          <w:i/>
+          <w:lang w:val="en-US"/>
+        </w:rPr>
+        <w:t>Decision Support System</w:t>
+      </w:r>
+      <w:r>
+        <w:rPr>
+          <w:lang w:val="en-US"/>
+        </w:rPr>
+        <w:t xml:space="preserve"> berbasis kecerdasan buatan, di mana sistem tidak hanya dituntut menghasilkan jawaban yang benar, tetapi juga mampu memberikan rekomendasi yang relevan, mudah dipahami pengguna, dan dapat diter</w:t>
+      </w:r>
+      <w:r>
+        <w:rPr>
+          <w:lang w:val="en-US"/>
+        </w:rPr>
+        <w:t xml:space="preserve">apkan secara nyata di lapangan. </w:t>
+      </w:r>
+      <w:r>
+        <w:rPr>
+          <w:lang w:val="en-US"/>
+        </w:rPr>
+        <w:t xml:space="preserve">Indikator pertama, yaitu kesesuaian teknis, digunakan untuk menilai apakah rekomendasi yang diberikan </w:t>
+      </w:r>
+      <w:r>
+        <w:rPr>
+          <w:i/>
+          <w:lang w:val="en-US"/>
+        </w:rPr>
+        <w:t>AI</w:t>
+      </w:r>
+      <w:r>
+        <w:rPr>
+          <w:lang w:val="en-US"/>
+        </w:rPr>
+        <w:t xml:space="preserve"> sudah sesuai dengan kondisi teknis dan standar budidaya hortikultura. Aspek ini penting karena </w:t>
+      </w:r>
+      <w:r>
+        <w:rPr>
+          <w:i/>
+          <w:lang w:val="en-US"/>
+        </w:rPr>
+        <w:t>AI</w:t>
+      </w:r>
+      <w:r>
+        <w:rPr>
+          <w:lang w:val="en-US"/>
+        </w:rPr>
+        <w:t xml:space="preserve"> pada sistem </w:t>
+      </w:r>
+      <w:r>
+        <w:rPr>
+          <w:i/>
+          <w:lang w:val="en-US"/>
+        </w:rPr>
+        <w:t>DSS</w:t>
+      </w:r>
+      <w:r>
+        <w:rPr>
+          <w:lang w:val="en-US"/>
+        </w:rPr>
+        <w:t xml:space="preserve"> harus mampu menghasilkan analisis yang benar secara teknis agar tidak menimbulkan keputusan yang keliru. Pemilihan indikator ini merujuk pada penelitian terkait evaluasi sistem rekomendasi berbasis </w:t>
+      </w:r>
+      <w:r>
+        <w:rPr>
+          <w:i/>
+          <w:lang w:val="en-US"/>
+        </w:rPr>
+        <w:t>AI</w:t>
+      </w:r>
+      <w:r>
+        <w:rPr>
+          <w:lang w:val="en-US"/>
+        </w:rPr>
+        <w:t xml:space="preserve"> yang menekankan pentingnya akurasi dan </w:t>
+      </w:r>
+      <w:r>
+        <w:rPr>
+          <w:lang w:val="en-US"/>
+        </w:rPr>
+        <w:t xml:space="preserve">kebenaran dalam pengambilan keputusan. </w:t>
+      </w:r>
+      <w:r>
+        <w:rPr>
+          <w:lang w:val="en-US"/>
+        </w:rPr>
+        <w:t xml:space="preserve">Indikator kedua adalah relevansi, yang digunakan untuk menilai apakah rekomendasi yang dihasilkan sesuai dengan konteks data input yang diberikan. </w:t>
+      </w:r>
+      <w:r>
+        <w:rPr>
+          <w:lang w:val="en-US"/>
+        </w:rPr>
+        <w:t>R</w:t>
+      </w:r>
+      <w:r>
+        <w:rPr>
+          <w:lang w:val="en-US"/>
+        </w:rPr>
+        <w:t xml:space="preserve">elevansi menjadi indikator penting karena </w:t>
+      </w:r>
+      <w:r>
+        <w:rPr>
+          <w:i/>
+          <w:lang w:val="en-US"/>
+        </w:rPr>
+        <w:t>AI</w:t>
+      </w:r>
+      <w:r>
+        <w:rPr>
+          <w:lang w:val="en-US"/>
+        </w:rPr>
+        <w:t xml:space="preserve"> harus mampu memahami konteks permasalahan sebelum memberikan rekomendasi. Output yang benar secara teknis tetapi tidak sesuai konteks tetap dianggap kurang optimal dalam membantu pengguna.</w:t>
       </w:r>
       <w:r>
         <w:rPr>
@@ -31015,7 +31123,180 @@
         <w:t xml:space="preserve"> </w:t>
       </w:r>
       <w:r>
-        <w:t>Tingkat keberhasilan integrasi AI dihitung menggunakan rumus persentase sebagai berikut:</w:t>
+        <w:rPr>
+          <w:lang w:val="en-US"/>
+        </w:rPr>
+        <w:t xml:space="preserve">Indikator </w:t>
+      </w:r>
+      <w:r>
+        <w:rPr>
+          <w:lang w:val="en-US"/>
+        </w:rPr>
+        <w:lastRenderedPageBreak/>
+        <w:t xml:space="preserve">ketiga adalah mudah dipahami. Indikator ini dipilih karena pengguna utama sistem adalah petani yang sebagian besar bukan berasal dari latar belakang teknis. Oleh karena itu, rekomendasi yang dihasilkan </w:t>
+      </w:r>
+      <w:r>
+        <w:rPr>
+          <w:i/>
+          <w:lang w:val="en-US"/>
+        </w:rPr>
+        <w:t>AI</w:t>
+      </w:r>
+      <w:r>
+        <w:rPr>
+          <w:lang w:val="en-US"/>
+        </w:rPr>
+        <w:t xml:space="preserve"> harus menggunakan bahasa yang sederhana, komunikatif, dan mudah dimengerti. Pemilihan indikator ini didukung oleh penelitian </w:t>
+      </w:r>
+      <w:r>
+        <w:rPr>
+          <w:i/>
+          <w:lang w:val="en-US"/>
+        </w:rPr>
+        <w:t>usability dan Human Computer Interaction</w:t>
+      </w:r>
+      <w:r>
+        <w:rPr>
+          <w:lang w:val="en-US"/>
+        </w:rPr>
+        <w:t xml:space="preserve"> yang menyebutkan bahwa keterpahaman informasi menjadi faktor utama dalam penerimaan sistem oleh pengguna.</w:t>
+      </w:r>
+    </w:p>
+    <w:p>
+      <w:pPr>
+        <w:ind w:left="709" w:firstLine="720"/>
+        <w:jc w:val="both"/>
+        <w:rPr>
+          <w:lang w:val="en-US"/>
+        </w:rPr>
+      </w:pPr>
+      <w:r>
+        <w:rPr>
+          <w:lang w:val="en-US"/>
+        </w:rPr>
+        <w:t>Ketiga</w:t>
+      </w:r>
+      <w:r>
+        <w:rPr>
+          <w:lang w:val="en-US"/>
+        </w:rPr>
+        <w:t xml:space="preserve"> indikator tersebut kemudian digunakan secara bersamaan untuk mengevaluasi kualitas keluaran </w:t>
+      </w:r>
+      <w:r>
+        <w:rPr>
+          <w:i/>
+          <w:lang w:val="en-US"/>
+        </w:rPr>
+        <w:t>Gemini AI</w:t>
+      </w:r>
+      <w:r>
+        <w:rPr>
+          <w:lang w:val="en-US"/>
+        </w:rPr>
+        <w:t xml:space="preserve">. Output dinyatakan valid apabila memenuhi seluruh indikator evaluasi, karena setiap aspek dianggap memiliki peran penting dalam memastikan bahwa rekomendasi </w:t>
+      </w:r>
+      <w:r>
+        <w:rPr>
+          <w:i/>
+          <w:lang w:val="en-US"/>
+        </w:rPr>
+        <w:t>AI</w:t>
+      </w:r>
+      <w:r>
+        <w:rPr>
+          <w:lang w:val="en-US"/>
+        </w:rPr>
+        <w:t xml:space="preserve"> benar </w:t>
+      </w:r>
+      <w:r>
+        <w:rPr>
+          <w:lang w:val="en-US"/>
+        </w:rPr>
+        <w:t>benar layak digunakan pada lingkungan rumah kaca hortikultura.</w:t>
+      </w:r>
+    </w:p>
+    <w:p>
+      <w:pPr>
+        <w:ind w:left="709" w:firstLine="720"/>
+        <w:jc w:val="both"/>
+        <w:rPr>
+          <w:lang w:val="en-US"/>
+        </w:rPr>
+      </w:pPr>
+      <w:r>
+        <w:rPr>
+          <w:lang w:val="en-US"/>
+        </w:rPr>
+        <w:t xml:space="preserve">Suatu rekomendasi dinyatakan valid apabila memenuhi </w:t>
+      </w:r>
+      <w:r>
+        <w:rPr>
+          <w:lang w:val="en-US"/>
+        </w:rPr>
+        <w:t>semua</w:t>
+      </w:r>
+      <w:r>
+        <w:rPr>
+          <w:lang w:val="en-US"/>
+        </w:rPr>
+        <w:t xml:space="preserve"> indikator tersebut. Sebaliknya, jika rekomendasi terlalu umum, tidak sesuai dengan kondisi input, atau tidak memberikan tindakan yang jelas, maka hasil tersebut dinyatakan tidak valid.</w:t>
+      </w:r>
+    </w:p>
+    <w:p>
+      <w:pPr>
+        <w:ind w:left="709" w:firstLine="720"/>
+        <w:jc w:val="both"/>
+        <w:rPr>
+          <w:lang w:val="en-US"/>
+        </w:rPr>
+      </w:pPr>
+      <w:r>
+        <w:rPr>
+          <w:lang w:val="en-US"/>
+        </w:rPr>
+        <w:t>Dari total 50 perco</w:t>
+      </w:r>
+      <w:r>
+        <w:rPr>
+          <w:lang w:val="en-US"/>
+        </w:rPr>
+        <w:t>baan yang dilakukan, sebanyak 41</w:t>
+      </w:r>
+      <w:r>
+        <w:rPr>
+          <w:lang w:val="en-US"/>
+        </w:rPr>
+        <w:t xml:space="preserve"> rekomendasi dinilai valid dan dapat diterapk</w:t>
+      </w:r>
+      <w:r>
+        <w:rPr>
+          <w:lang w:val="en-US"/>
+        </w:rPr>
+        <w:t>an di lapangan. Sementara itu, 9</w:t>
+      </w:r>
+      <w:r>
+        <w:rPr>
+          <w:lang w:val="en-US"/>
+        </w:rPr>
+        <w:t xml:space="preserve"> rekomendasi lainnya dinilai kurang optimal karena output yang dihasilkan masih terlalu umum atau kurang spesifik terhadap kondisi yang diberikan.</w:t>
+      </w:r>
+      <w:r>
+        <w:rPr>
+          <w:lang w:val="en-US"/>
+        </w:rPr>
+        <w:t xml:space="preserve"> </w:t>
+      </w:r>
+      <w:r>
+        <w:t xml:space="preserve">Tingkat keberhasilan integrasi </w:t>
+      </w:r>
+      <w:r>
+        <w:rPr>
+          <w:i/>
+        </w:rPr>
+        <w:t>AI</w:t>
+      </w:r>
+      <w:r>
+        <w:t xml:space="preserve"> dihitung menggunakan rumus persentase sebagai berikut:</w:t>
       </w:r>
     </w:p>
     <w:p>
@@ -31124,7 +31405,16 @@
         <w:t>Gemini AI</w:t>
       </w:r>
       <w:r>
-        <w:t xml:space="preserve"> mencapai 86%. Nilai ini telah memenuhi dan melampaui standar minimal keberhasilan yang ditetapkan dalam penelitian ini, yaitu sebesar 80%. Dengan demikian, </w:t>
+        <w:t xml:space="preserve"> mencapai 8</w:t>
+      </w:r>
+      <w:r>
+        <w:rPr>
+          <w:lang w:val="en-US"/>
+        </w:rPr>
+        <w:t>2</w:t>
+      </w:r>
+      <w:r>
+        <w:t xml:space="preserve">%. Nilai ini telah memenuhi dan melampaui standar minimal keberhasilan yang ditetapkan dalam penelitian ini, yaitu sebesar 80%. Dengan demikian, </w:t>
       </w:r>
       <w:r>
         <w:rPr>
@@ -31133,11 +31423,7 @@
         <w:t>Gemini AI</w:t>
       </w:r>
       <w:r>
-        <w:t xml:space="preserve"> dinyatakan </w:t>
-      </w:r>
-      <w:r>
-        <w:lastRenderedPageBreak/>
-        <w:t xml:space="preserve">mampu memberikan rekomendasi yang cukup akurat dan layak digunakan sebagai bagian dari sistem </w:t>
+        <w:t xml:space="preserve"> dinyatakan mampu memberikan rekomendasi yang cukup akurat dan layak digunakan sebagai bagian dari sistem </w:t>
       </w:r>
       <w:r>
         <w:rPr>
@@ -31172,6 +31458,20 @@
       <w:r>
         <w:t xml:space="preserve"> berikut.</w:t>
       </w:r>
+    </w:p>
+    <w:p>
+      <w:pPr>
+        <w:ind w:left="709" w:firstLine="720"/>
+        <w:jc w:val="both"/>
+      </w:pPr>
+    </w:p>
+    <w:p>
+      <w:pPr>
+        <w:ind w:left="709" w:firstLine="720"/>
+        <w:jc w:val="both"/>
+      </w:pPr>
+      <w:bookmarkStart w:id="77" w:name="_GoBack"/>
+      <w:bookmarkEnd w:id="77"/>
     </w:p>
     <w:p>
       <w:pPr>
@@ -31182,9 +31482,10 @@
         </w:rPr>
       </w:pPr>
       <w:r>
+        <w:lastRenderedPageBreak/>
         <w:tab/>
       </w:r>
-      <w:bookmarkStart w:id="77" w:name="_Toc229568881"/>
+      <w:bookmarkStart w:id="78" w:name="_Toc229568881"/>
       <w:r>
         <w:t xml:space="preserve">Tabel </w:t>
       </w:r>
@@ -31194,7 +31495,7 @@
         </w:rPr>
         <w:t>4.2.2. Hasil Evaluasi Validasi</w:t>
       </w:r>
-      <w:bookmarkEnd w:id="77"/>
+      <w:bookmarkEnd w:id="78"/>
     </w:p>
     <w:tbl>
       <w:tblPr>
@@ -31956,7 +32257,13 @@
         <w:rPr>
           <w:lang w:val="en-US"/>
         </w:rPr>
-        <w:t xml:space="preserve"> sebesar 86% yang relevan dengan standar hortikultura. </w:t>
+        <w:t xml:space="preserve"> sebesar 82</w:t>
+      </w:r>
+      <w:r>
+        <w:rPr>
+          <w:lang w:val="en-US"/>
+        </w:rPr>
+        <w:t xml:space="preserve">% yang relevan dengan standar hortikultura. </w:t>
       </w:r>
       <w:r>
         <w:rPr>
@@ -31972,8 +32279,8 @@
           <w:lang w:val="en-US"/>
         </w:rPr>
       </w:pPr>
-      <w:bookmarkStart w:id="78" w:name="_Toc137038250"/>
-      <w:bookmarkStart w:id="79" w:name="_Toc225245274"/>
+      <w:bookmarkStart w:id="79" w:name="_Toc137038250"/>
+      <w:bookmarkStart w:id="80" w:name="_Toc225245274"/>
       <w:r>
         <w:rPr>
           <w:lang w:val="en-US"/>
@@ -31981,20 +32288,20 @@
         <w:lastRenderedPageBreak/>
         <w:t>BAB 5. KESIMPULAN DAN SARAN</w:t>
       </w:r>
-      <w:bookmarkEnd w:id="78"/>
       <w:bookmarkEnd w:id="79"/>
+      <w:bookmarkEnd w:id="80"/>
     </w:p>
     <w:p>
       <w:pPr>
         <w:pStyle w:val="Heading2"/>
       </w:pPr>
-      <w:bookmarkStart w:id="80" w:name="_Toc137038251"/>
-      <w:bookmarkStart w:id="81" w:name="_Toc225245275"/>
+      <w:bookmarkStart w:id="81" w:name="_Toc137038251"/>
+      <w:bookmarkStart w:id="82" w:name="_Toc225245275"/>
       <w:r>
         <w:t>5.1 Kesimpulan</w:t>
       </w:r>
-      <w:bookmarkEnd w:id="80"/>
       <w:bookmarkEnd w:id="81"/>
+      <w:bookmarkEnd w:id="82"/>
     </w:p>
     <w:p>
       <w:pPr>
@@ -32280,13 +32587,13 @@
       <w:pPr>
         <w:pStyle w:val="Heading2"/>
       </w:pPr>
-      <w:bookmarkStart w:id="82" w:name="_Toc137038252"/>
-      <w:bookmarkStart w:id="83" w:name="_Toc225245276"/>
+      <w:bookmarkStart w:id="83" w:name="_Toc137038252"/>
+      <w:bookmarkStart w:id="84" w:name="_Toc225245276"/>
       <w:r>
         <w:t>5.2 Saran</w:t>
       </w:r>
-      <w:bookmarkEnd w:id="82"/>
       <w:bookmarkEnd w:id="83"/>
+      <w:bookmarkEnd w:id="84"/>
     </w:p>
     <w:p>
       <w:pPr>
@@ -32341,12 +32648,12 @@
       <w:pPr>
         <w:pStyle w:val="Heading1"/>
       </w:pPr>
-      <w:bookmarkStart w:id="84" w:name="_Toc225245277"/>
+      <w:bookmarkStart w:id="85" w:name="_Toc225245277"/>
       <w:r>
         <w:lastRenderedPageBreak/>
         <w:t>DAFTAR PUSTAKA</w:t>
       </w:r>
-      <w:bookmarkEnd w:id="84"/>
+      <w:bookmarkEnd w:id="85"/>
     </w:p>
     <w:p>
       <w:pPr>
@@ -33436,14 +33743,14 @@
       <w:r>
         <w:fldChar w:fldCharType="end"/>
       </w:r>
-      <w:bookmarkStart w:id="85" w:name="_Toc225245278"/>
+      <w:bookmarkStart w:id="86" w:name="_Toc225245278"/>
       <w:r>
         <w:rPr>
           <w:lang w:val="en-US"/>
         </w:rPr>
         <w:t>LAMPIRAN</w:t>
       </w:r>
-      <w:bookmarkEnd w:id="85"/>
+      <w:bookmarkEnd w:id="86"/>
     </w:p>
     <w:tbl>
       <w:tblPr>
@@ -33459,22 +33766,22 @@
       </w:tblPr>
       <w:tblGrid>
         <w:gridCol w:w="289"/>
-        <w:gridCol w:w="339"/>
-        <w:gridCol w:w="537"/>
+        <w:gridCol w:w="340"/>
+        <w:gridCol w:w="540"/>
         <w:gridCol w:w="549"/>
         <w:gridCol w:w="900"/>
-        <w:gridCol w:w="809"/>
-        <w:gridCol w:w="1072"/>
+        <w:gridCol w:w="810"/>
+        <w:gridCol w:w="1079"/>
         <w:gridCol w:w="90"/>
-        <w:gridCol w:w="1511"/>
-        <w:gridCol w:w="323"/>
-        <w:gridCol w:w="1423"/>
-        <w:gridCol w:w="1957"/>
+        <w:gridCol w:w="1528"/>
+        <w:gridCol w:w="220"/>
+        <w:gridCol w:w="1439"/>
+        <w:gridCol w:w="1977"/>
         <w:gridCol w:w="80"/>
-        <w:gridCol w:w="1173"/>
-        <w:gridCol w:w="79"/>
-        <w:gridCol w:w="2226"/>
-        <w:gridCol w:w="79"/>
+        <w:gridCol w:w="1179"/>
+        <w:gridCol w:w="80"/>
+        <w:gridCol w:w="2256"/>
+        <w:gridCol w:w="80"/>
       </w:tblGrid>
       <w:tr>
         <w:trPr>
@@ -34257,7 +34564,7 @@
                 <w:szCs w:val="16"/>
                 <w:lang w:val="en-US"/>
               </w:rPr>
-              <w:t>✔️</w:t>
+              <w:t>✔</w:t>
             </w:r>
           </w:p>
         </w:tc>
@@ -34286,7 +34593,7 @@
                 <w:szCs w:val="16"/>
                 <w:lang w:val="en-US"/>
               </w:rPr>
-              <w:t>✔️</w:t>
+              <w:t>✔</w:t>
             </w:r>
           </w:p>
         </w:tc>
@@ -34626,7 +34933,7 @@
                 <w:szCs w:val="16"/>
                 <w:lang w:val="en-US"/>
               </w:rPr>
-              <w:t>✔️</w:t>
+              <w:t>✔</w:t>
             </w:r>
           </w:p>
         </w:tc>
@@ -34655,7 +34962,7 @@
                 <w:szCs w:val="16"/>
                 <w:lang w:val="en-US"/>
               </w:rPr>
-              <w:t>✔️</w:t>
+              <w:t>✔</w:t>
             </w:r>
           </w:p>
         </w:tc>
@@ -34995,7 +35302,7 @@
                 <w:szCs w:val="16"/>
                 <w:lang w:val="en-US"/>
               </w:rPr>
-              <w:t>✔️</w:t>
+              <w:t>✔</w:t>
             </w:r>
           </w:p>
         </w:tc>
@@ -35024,7 +35331,7 @@
                 <w:szCs w:val="16"/>
                 <w:lang w:val="en-US"/>
               </w:rPr>
-              <w:t>✔️</w:t>
+              <w:t>✔</w:t>
             </w:r>
           </w:p>
         </w:tc>
@@ -35364,7 +35671,7 @@
                 <w:szCs w:val="16"/>
                 <w:lang w:val="en-US"/>
               </w:rPr>
-              <w:t>✔️</w:t>
+              <w:t>✔</w:t>
             </w:r>
           </w:p>
         </w:tc>
@@ -35393,7 +35700,7 @@
                 <w:szCs w:val="16"/>
                 <w:lang w:val="en-US"/>
               </w:rPr>
-              <w:t>✔️</w:t>
+              <w:t>✔</w:t>
             </w:r>
           </w:p>
         </w:tc>
@@ -35733,7 +36040,7 @@
                 <w:szCs w:val="16"/>
                 <w:lang w:val="en-US"/>
               </w:rPr>
-              <w:t>✔️</w:t>
+              <w:t>✔</w:t>
             </w:r>
           </w:p>
         </w:tc>
@@ -35762,7 +36069,7 @@
                 <w:szCs w:val="16"/>
                 <w:lang w:val="en-US"/>
               </w:rPr>
-              <w:t>✔️</w:t>
+              <w:t>✔</w:t>
             </w:r>
           </w:p>
         </w:tc>
@@ -36102,7 +36409,7 @@
                 <w:szCs w:val="16"/>
                 <w:lang w:val="en-US"/>
               </w:rPr>
-              <w:t>✔️</w:t>
+              <w:t>✔</w:t>
             </w:r>
           </w:p>
         </w:tc>
@@ -36131,7 +36438,7 @@
                 <w:szCs w:val="16"/>
                 <w:lang w:val="en-US"/>
               </w:rPr>
-              <w:t>✔️</w:t>
+              <w:t>✔</w:t>
             </w:r>
           </w:p>
         </w:tc>
@@ -36840,7 +37147,7 @@
                 <w:szCs w:val="16"/>
                 <w:lang w:val="en-US"/>
               </w:rPr>
-              <w:t>✔️</w:t>
+              <w:t>✔</w:t>
             </w:r>
           </w:p>
         </w:tc>
@@ -36869,7 +37176,7 @@
                 <w:szCs w:val="16"/>
                 <w:lang w:val="en-US"/>
               </w:rPr>
-              <w:t>✔️</w:t>
+              <w:t>✔</w:t>
             </w:r>
           </w:p>
         </w:tc>
@@ -37209,7 +37516,7 @@
                 <w:szCs w:val="16"/>
                 <w:lang w:val="en-US"/>
               </w:rPr>
-              <w:t>✔️</w:t>
+              <w:t>✔</w:t>
             </w:r>
           </w:p>
         </w:tc>
@@ -37238,7 +37545,7 @@
                 <w:szCs w:val="16"/>
                 <w:lang w:val="en-US"/>
               </w:rPr>
-              <w:t>✔️</w:t>
+              <w:t>✔</w:t>
             </w:r>
           </w:p>
         </w:tc>
@@ -37578,7 +37885,7 @@
                 <w:szCs w:val="16"/>
                 <w:lang w:val="en-US"/>
               </w:rPr>
-              <w:t>✔️</w:t>
+              <w:t>✔</w:t>
             </w:r>
           </w:p>
         </w:tc>
@@ -37607,7 +37914,7 @@
                 <w:szCs w:val="16"/>
                 <w:lang w:val="en-US"/>
               </w:rPr>
-              <w:t>✔️</w:t>
+              <w:t>✔</w:t>
             </w:r>
           </w:p>
         </w:tc>
@@ -37947,7 +38254,7 @@
                 <w:szCs w:val="16"/>
                 <w:lang w:val="en-US"/>
               </w:rPr>
-              <w:t>✔️</w:t>
+              <w:t>✔</w:t>
             </w:r>
           </w:p>
         </w:tc>
@@ -37976,7 +38283,7 @@
                 <w:szCs w:val="16"/>
                 <w:lang w:val="en-US"/>
               </w:rPr>
-              <w:t>✔️</w:t>
+              <w:t>✔</w:t>
             </w:r>
           </w:p>
         </w:tc>
@@ -38316,7 +38623,7 @@
                 <w:szCs w:val="16"/>
                 <w:lang w:val="en-US"/>
               </w:rPr>
-              <w:t>✔️</w:t>
+              <w:t>✔</w:t>
             </w:r>
           </w:p>
         </w:tc>
@@ -38345,7 +38652,7 @@
                 <w:szCs w:val="16"/>
                 <w:lang w:val="en-US"/>
               </w:rPr>
-              <w:t>✔️</w:t>
+              <w:t>✔</w:t>
             </w:r>
           </w:p>
         </w:tc>
@@ -38685,7 +38992,7 @@
                 <w:szCs w:val="16"/>
                 <w:lang w:val="en-US"/>
               </w:rPr>
-              <w:t>✔️</w:t>
+              <w:t>✔</w:t>
             </w:r>
           </w:p>
         </w:tc>
@@ -38714,7 +39021,7 @@
                 <w:szCs w:val="16"/>
                 <w:lang w:val="en-US"/>
               </w:rPr>
-              <w:t>✔️</w:t>
+              <w:t>✔</w:t>
             </w:r>
           </w:p>
         </w:tc>
@@ -39054,7 +39361,7 @@
                 <w:szCs w:val="16"/>
                 <w:lang w:val="en-US"/>
               </w:rPr>
-              <w:t>✔️</w:t>
+              <w:t>✔</w:t>
             </w:r>
           </w:p>
         </w:tc>
@@ -39083,7 +39390,7 @@
                 <w:szCs w:val="16"/>
                 <w:lang w:val="en-US"/>
               </w:rPr>
-              <w:t>✔️</w:t>
+              <w:t>✔</w:t>
             </w:r>
           </w:p>
         </w:tc>
@@ -39423,7 +39730,7 @@
                 <w:szCs w:val="16"/>
                 <w:lang w:val="en-US"/>
               </w:rPr>
-              <w:t>✔️</w:t>
+              <w:t>✔</w:t>
             </w:r>
           </w:p>
         </w:tc>
@@ -39452,7 +39759,7 @@
                 <w:szCs w:val="16"/>
                 <w:lang w:val="en-US"/>
               </w:rPr>
-              <w:t>✔️</w:t>
+              <w:t>✔</w:t>
             </w:r>
           </w:p>
         </w:tc>
@@ -39792,7 +40099,7 @@
                 <w:szCs w:val="16"/>
                 <w:lang w:val="en-US"/>
               </w:rPr>
-              <w:t>✔️</w:t>
+              <w:t>✔</w:t>
             </w:r>
           </w:p>
         </w:tc>
@@ -39821,7 +40128,7 @@
                 <w:szCs w:val="16"/>
                 <w:lang w:val="en-US"/>
               </w:rPr>
-              <w:t>✔️</w:t>
+              <w:t>✔</w:t>
             </w:r>
           </w:p>
         </w:tc>
@@ -40161,7 +40468,7 @@
                 <w:szCs w:val="16"/>
                 <w:lang w:val="en-US"/>
               </w:rPr>
-              <w:t>✔️</w:t>
+              <w:t>✔</w:t>
             </w:r>
           </w:p>
         </w:tc>
@@ -40530,7 +40837,7 @@
                 <w:szCs w:val="16"/>
                 <w:lang w:val="en-US"/>
               </w:rPr>
-              <w:t>✔️</w:t>
+              <w:t>✔</w:t>
             </w:r>
           </w:p>
         </w:tc>
@@ -40559,7 +40866,7 @@
                 <w:szCs w:val="16"/>
                 <w:lang w:val="en-US"/>
               </w:rPr>
-              <w:t>✔️</w:t>
+              <w:t>✔</w:t>
             </w:r>
           </w:p>
         </w:tc>
@@ -40899,7 +41206,7 @@
                 <w:szCs w:val="16"/>
                 <w:lang w:val="en-US"/>
               </w:rPr>
-              <w:t>✔️</w:t>
+              <w:t>✔</w:t>
             </w:r>
           </w:p>
         </w:tc>
@@ -40928,7 +41235,7 @@
                 <w:szCs w:val="16"/>
                 <w:lang w:val="en-US"/>
               </w:rPr>
-              <w:t>✔️</w:t>
+              <w:t>✔</w:t>
             </w:r>
           </w:p>
         </w:tc>
@@ -41268,7 +41575,7 @@
                 <w:szCs w:val="16"/>
                 <w:lang w:val="en-US"/>
               </w:rPr>
-              <w:t>✔️</w:t>
+              <w:t>✔</w:t>
             </w:r>
           </w:p>
         </w:tc>
@@ -41297,7 +41604,7 @@
                 <w:szCs w:val="16"/>
                 <w:lang w:val="en-US"/>
               </w:rPr>
-              <w:t>✔️</w:t>
+              <w:t>✔</w:t>
             </w:r>
           </w:p>
         </w:tc>
@@ -41637,7 +41944,7 @@
                 <w:szCs w:val="16"/>
                 <w:lang w:val="en-US"/>
               </w:rPr>
-              <w:t>✔️</w:t>
+              <w:t>✔</w:t>
             </w:r>
           </w:p>
         </w:tc>
@@ -41666,7 +41973,7 @@
                 <w:szCs w:val="16"/>
                 <w:lang w:val="en-US"/>
               </w:rPr>
-              <w:t>✔️</w:t>
+              <w:t>✔</w:t>
             </w:r>
           </w:p>
         </w:tc>
@@ -42006,7 +42313,7 @@
                 <w:szCs w:val="16"/>
                 <w:lang w:val="en-US"/>
               </w:rPr>
-              <w:t>✔️</w:t>
+              <w:t>✔</w:t>
             </w:r>
           </w:p>
         </w:tc>
@@ -42035,7 +42342,7 @@
                 <w:szCs w:val="16"/>
                 <w:lang w:val="en-US"/>
               </w:rPr>
-              <w:t>✔️</w:t>
+              <w:t>✔</w:t>
             </w:r>
           </w:p>
         </w:tc>
@@ -42375,7 +42682,7 @@
                 <w:szCs w:val="16"/>
                 <w:lang w:val="en-US"/>
               </w:rPr>
-              <w:t>✔️</w:t>
+              <w:t>✔</w:t>
             </w:r>
           </w:p>
         </w:tc>
@@ -42404,7 +42711,7 @@
                 <w:szCs w:val="16"/>
                 <w:lang w:val="en-US"/>
               </w:rPr>
-              <w:t>✔️</w:t>
+              <w:t>✔</w:t>
             </w:r>
           </w:p>
         </w:tc>
@@ -42744,7 +43051,7 @@
                 <w:szCs w:val="16"/>
                 <w:lang w:val="en-US"/>
               </w:rPr>
-              <w:t>✔️</w:t>
+              <w:t>✔</w:t>
             </w:r>
           </w:p>
         </w:tc>
@@ -42773,7 +43080,7 @@
                 <w:szCs w:val="16"/>
                 <w:lang w:val="en-US"/>
               </w:rPr>
-              <w:t>✔️</w:t>
+              <w:t>✔</w:t>
             </w:r>
           </w:p>
         </w:tc>
@@ -43113,7 +43420,7 @@
                 <w:szCs w:val="16"/>
                 <w:lang w:val="en-US"/>
               </w:rPr>
-              <w:t>✔️</w:t>
+              <w:t>✔</w:t>
             </w:r>
           </w:p>
         </w:tc>
@@ -43142,7 +43449,7 @@
                 <w:szCs w:val="16"/>
                 <w:lang w:val="en-US"/>
               </w:rPr>
-              <w:t>✔️</w:t>
+              <w:t>✔</w:t>
             </w:r>
           </w:p>
         </w:tc>
@@ -43482,7 +43789,7 @@
                 <w:szCs w:val="16"/>
                 <w:lang w:val="en-US"/>
               </w:rPr>
-              <w:t>✔️</w:t>
+              <w:t>✔</w:t>
             </w:r>
           </w:p>
         </w:tc>
@@ -43511,7 +43818,7 @@
                 <w:szCs w:val="16"/>
                 <w:lang w:val="en-US"/>
               </w:rPr>
-              <w:t>✔️</w:t>
+              <w:t>✔</w:t>
             </w:r>
           </w:p>
         </w:tc>
@@ -43822,7 +44129,7 @@
                 <w:szCs w:val="16"/>
                 <w:lang w:val="en-US"/>
               </w:rPr>
-              <w:t>⚠</w:t>
+              <w:t>❌</w:t>
             </w:r>
           </w:p>
         </w:tc>
@@ -43936,7 +44243,6 @@
                 <w:lang w:val="en-US"/>
               </w:rPr>
             </w:pPr>
-            <w:bookmarkStart w:id="86" w:name="_GoBack" w:colFirst="10" w:colLast="10"/>
             <w:r>
               <w:rPr>
                 <w:rFonts w:eastAsia="Times New Roman" w:cs="Arial"/>
@@ -44222,7 +44528,7 @@
                 <w:szCs w:val="16"/>
                 <w:lang w:val="en-US"/>
               </w:rPr>
-              <w:t>✔️</w:t>
+              <w:t>✔</w:t>
             </w:r>
           </w:p>
         </w:tc>
@@ -44251,7 +44557,7 @@
                 <w:szCs w:val="16"/>
                 <w:lang w:val="en-US"/>
               </w:rPr>
-              <w:t>✔️</w:t>
+              <w:t>✔</w:t>
             </w:r>
           </w:p>
         </w:tc>
@@ -44591,7 +44897,7 @@
                 <w:szCs w:val="16"/>
                 <w:lang w:val="en-US"/>
               </w:rPr>
-              <w:t>✔️</w:t>
+              <w:t>✔</w:t>
             </w:r>
           </w:p>
         </w:tc>
@@ -44620,7 +44926,7 @@
                 <w:szCs w:val="16"/>
                 <w:lang w:val="en-US"/>
               </w:rPr>
-              <w:t>✔️</w:t>
+              <w:t>✔</w:t>
             </w:r>
           </w:p>
         </w:tc>
@@ -44960,7 +45266,7 @@
                 <w:szCs w:val="16"/>
                 <w:lang w:val="en-US"/>
               </w:rPr>
-              <w:t>✔️</w:t>
+              <w:t>✔</w:t>
             </w:r>
           </w:p>
         </w:tc>
@@ -45019,376 +45325,6 @@
                 <w:lang w:val="en-US"/>
               </w:rPr>
               <w:t>Tidak Valid</w:t>
-            </w:r>
-          </w:p>
-        </w:tc>
-      </w:tr>
-      <w:bookmarkEnd w:id="86"/>
-      <w:tr>
-        <w:trPr>
-          <w:tblCellSpacing w:w="15" w:type="dxa"/>
-        </w:trPr>
-        <w:tc>
-          <w:tcPr>
-            <w:tcW w:w="0" w:type="auto"/>
-            <w:vAlign w:val="center"/>
-            <w:hideMark/>
-          </w:tcPr>
-          <w:p>
-            <w:pPr>
-              <w:spacing w:line="240" w:lineRule="auto"/>
-              <w:ind w:firstLine="0"/>
-              <w:jc w:val="center"/>
-              <w:rPr>
-                <w:rFonts w:eastAsia="Times New Roman" w:cs="Arial"/>
-                <w:sz w:val="16"/>
-                <w:szCs w:val="16"/>
-                <w:lang w:val="en-US"/>
-              </w:rPr>
-            </w:pPr>
-            <w:r>
-              <w:rPr>
-                <w:rFonts w:eastAsia="Times New Roman" w:cs="Arial"/>
-                <w:sz w:val="16"/>
-                <w:szCs w:val="16"/>
-                <w:lang w:val="en-US"/>
-              </w:rPr>
-              <w:t>31</w:t>
-            </w:r>
-          </w:p>
-        </w:tc>
-        <w:tc>
-          <w:tcPr>
-            <w:tcW w:w="311" w:type="dxa"/>
-            <w:vAlign w:val="center"/>
-            <w:hideMark/>
-          </w:tcPr>
-          <w:p>
-            <w:pPr>
-              <w:spacing w:line="240" w:lineRule="auto"/>
-              <w:ind w:firstLine="0"/>
-              <w:jc w:val="center"/>
-              <w:rPr>
-                <w:rFonts w:eastAsia="Times New Roman" w:cs="Arial"/>
-                <w:sz w:val="16"/>
-                <w:szCs w:val="16"/>
-                <w:lang w:val="en-US"/>
-              </w:rPr>
-            </w:pPr>
-            <w:r>
-              <w:rPr>
-                <w:rFonts w:eastAsia="Times New Roman" w:cs="Arial"/>
-                <w:sz w:val="16"/>
-                <w:szCs w:val="16"/>
-                <w:lang w:val="en-US"/>
-              </w:rPr>
-              <w:t>52</w:t>
-            </w:r>
-          </w:p>
-        </w:tc>
-        <w:tc>
-          <w:tcPr>
-            <w:tcW w:w="510" w:type="dxa"/>
-            <w:vAlign w:val="center"/>
-            <w:hideMark/>
-          </w:tcPr>
-          <w:p>
-            <w:pPr>
-              <w:spacing w:line="240" w:lineRule="auto"/>
-              <w:ind w:firstLine="0"/>
-              <w:jc w:val="center"/>
-              <w:rPr>
-                <w:rFonts w:eastAsia="Times New Roman" w:cs="Arial"/>
-                <w:sz w:val="16"/>
-                <w:szCs w:val="16"/>
-                <w:lang w:val="en-US"/>
-              </w:rPr>
-            </w:pPr>
-            <w:r>
-              <w:rPr>
-                <w:rFonts w:eastAsia="Times New Roman" w:cs="Arial"/>
-                <w:sz w:val="16"/>
-                <w:szCs w:val="16"/>
-                <w:lang w:val="en-US"/>
-              </w:rPr>
-              <w:t>235</w:t>
-            </w:r>
-          </w:p>
-        </w:tc>
-        <w:tc>
-          <w:tcPr>
-            <w:tcW w:w="519" w:type="dxa"/>
-            <w:vAlign w:val="center"/>
-            <w:hideMark/>
-          </w:tcPr>
-          <w:p>
-            <w:pPr>
-              <w:spacing w:line="240" w:lineRule="auto"/>
-              <w:ind w:firstLine="0"/>
-              <w:jc w:val="center"/>
-              <w:rPr>
-                <w:rFonts w:eastAsia="Times New Roman" w:cs="Arial"/>
-                <w:sz w:val="16"/>
-                <w:szCs w:val="16"/>
-                <w:lang w:val="en-US"/>
-              </w:rPr>
-            </w:pPr>
-            <w:r>
-              <w:rPr>
-                <w:rFonts w:eastAsia="Times New Roman" w:cs="Arial"/>
-                <w:sz w:val="16"/>
-                <w:szCs w:val="16"/>
-                <w:lang w:val="en-US"/>
-              </w:rPr>
-              <w:t>330W</w:t>
-            </w:r>
-          </w:p>
-        </w:tc>
-        <w:tc>
-          <w:tcPr>
-            <w:tcW w:w="870" w:type="dxa"/>
-            <w:vAlign w:val="center"/>
-            <w:hideMark/>
-          </w:tcPr>
-          <w:p>
-            <w:pPr>
-              <w:spacing w:line="240" w:lineRule="auto"/>
-              <w:ind w:firstLine="0"/>
-              <w:jc w:val="center"/>
-              <w:rPr>
-                <w:rFonts w:eastAsia="Times New Roman" w:cs="Arial"/>
-                <w:sz w:val="16"/>
-                <w:szCs w:val="16"/>
-                <w:lang w:val="en-US"/>
-              </w:rPr>
-            </w:pPr>
-            <w:r>
-              <w:rPr>
-                <w:rFonts w:eastAsia="Times New Roman" w:cs="Arial"/>
-                <w:sz w:val="16"/>
-                <w:szCs w:val="16"/>
-                <w:lang w:val="en-US"/>
-              </w:rPr>
-              <w:t>350W</w:t>
-            </w:r>
-          </w:p>
-        </w:tc>
-        <w:tc>
-          <w:tcPr>
-            <w:tcW w:w="780" w:type="dxa"/>
-            <w:vAlign w:val="center"/>
-            <w:hideMark/>
-          </w:tcPr>
-          <w:p>
-            <w:pPr>
-              <w:spacing w:line="240" w:lineRule="auto"/>
-              <w:ind w:firstLine="0"/>
-              <w:jc w:val="center"/>
-              <w:rPr>
-                <w:rFonts w:eastAsia="Times New Roman" w:cs="Arial"/>
-                <w:sz w:val="16"/>
-                <w:szCs w:val="16"/>
-                <w:lang w:val="en-US"/>
-              </w:rPr>
-            </w:pPr>
-            <w:r>
-              <w:rPr>
-                <w:rFonts w:eastAsia="Times New Roman" w:cs="Arial"/>
-                <w:sz w:val="16"/>
-                <w:szCs w:val="16"/>
-                <w:lang w:val="en-US"/>
-              </w:rPr>
-              <w:t>Cabai</w:t>
-            </w:r>
-          </w:p>
-        </w:tc>
-        <w:tc>
-          <w:tcPr>
-            <w:tcW w:w="1050" w:type="dxa"/>
-            <w:vAlign w:val="center"/>
-            <w:hideMark/>
-          </w:tcPr>
-          <w:p>
-            <w:pPr>
-              <w:spacing w:line="240" w:lineRule="auto"/>
-              <w:ind w:firstLine="0"/>
-              <w:jc w:val="center"/>
-              <w:rPr>
-                <w:rFonts w:eastAsia="Times New Roman" w:cs="Arial"/>
-                <w:sz w:val="16"/>
-                <w:szCs w:val="16"/>
-                <w:lang w:val="en-US"/>
-              </w:rPr>
-            </w:pPr>
-            <w:r>
-              <w:rPr>
-                <w:rFonts w:eastAsia="Times New Roman" w:cs="Arial"/>
-                <w:sz w:val="16"/>
-                <w:szCs w:val="16"/>
-                <w:lang w:val="en-US"/>
-              </w:rPr>
-              <w:t>Normal</w:t>
-            </w:r>
-          </w:p>
-        </w:tc>
-        <w:tc>
-          <w:tcPr>
-            <w:tcW w:w="60" w:type="dxa"/>
-          </w:tcPr>
-          <w:p>
-            <w:pPr>
-              <w:spacing w:line="240" w:lineRule="auto"/>
-              <w:ind w:firstLine="0"/>
-              <w:jc w:val="center"/>
-              <w:rPr>
-                <w:rFonts w:eastAsia="Times New Roman" w:cs="Arial"/>
-                <w:sz w:val="16"/>
-                <w:szCs w:val="16"/>
-                <w:lang w:val="en-US"/>
-              </w:rPr>
-            </w:pPr>
-          </w:p>
-        </w:tc>
-        <w:tc>
-          <w:tcPr>
-            <w:tcW w:w="1500" w:type="dxa"/>
-            <w:vAlign w:val="center"/>
-          </w:tcPr>
-          <w:p>
-            <w:pPr>
-              <w:spacing w:line="240" w:lineRule="auto"/>
-              <w:ind w:firstLine="0"/>
-              <w:jc w:val="center"/>
-              <w:rPr>
-                <w:rFonts w:eastAsia="Times New Roman" w:cs="Arial"/>
-                <w:sz w:val="16"/>
-                <w:szCs w:val="16"/>
-                <w:lang w:val="en-US"/>
-              </w:rPr>
-            </w:pPr>
-            <w:r>
-              <w:rPr>
-                <w:rFonts w:ascii="Segoe UI Symbol" w:eastAsia="Times New Roman" w:hAnsi="Segoe UI Symbol" w:cs="Segoe UI Symbol"/>
-                <w:sz w:val="16"/>
-                <w:szCs w:val="16"/>
-                <w:lang w:val="en-US"/>
-              </w:rPr>
-              <w:t>✔</w:t>
-            </w:r>
-          </w:p>
-        </w:tc>
-        <w:tc>
-          <w:tcPr>
-            <w:tcW w:w="50" w:type="dxa"/>
-            <w:vAlign w:val="center"/>
-          </w:tcPr>
-          <w:p>
-            <w:pPr>
-              <w:spacing w:line="240" w:lineRule="auto"/>
-              <w:ind w:firstLine="0"/>
-              <w:jc w:val="center"/>
-              <w:rPr>
-                <w:rFonts w:eastAsia="Times New Roman" w:cs="Arial"/>
-                <w:sz w:val="16"/>
-                <w:szCs w:val="16"/>
-                <w:lang w:val="en-US"/>
-              </w:rPr>
-            </w:pPr>
-            <w:r>
-              <w:rPr>
-                <w:rFonts w:ascii="Segoe UI Symbol" w:eastAsia="Times New Roman" w:hAnsi="Segoe UI Symbol" w:cs="Segoe UI Symbol"/>
-                <w:sz w:val="16"/>
-                <w:szCs w:val="16"/>
-                <w:lang w:val="en-US"/>
-              </w:rPr>
-              <w:t>✔</w:t>
-            </w:r>
-          </w:p>
-        </w:tc>
-        <w:tc>
-          <w:tcPr>
-            <w:tcW w:w="3471" w:type="dxa"/>
-            <w:gridSpan w:val="3"/>
-            <w:vAlign w:val="center"/>
-          </w:tcPr>
-          <w:p>
-            <w:pPr>
-              <w:spacing w:line="240" w:lineRule="auto"/>
-              <w:ind w:firstLine="0"/>
-              <w:jc w:val="center"/>
-              <w:rPr>
-                <w:rFonts w:eastAsia="Times New Roman" w:cs="Arial"/>
-                <w:sz w:val="16"/>
-                <w:szCs w:val="16"/>
-                <w:lang w:val="en-US"/>
-              </w:rPr>
-            </w:pPr>
-            <w:r>
-              <w:rPr>
-                <w:rFonts w:ascii="Segoe UI Symbol" w:eastAsia="Times New Roman" w:hAnsi="Segoe UI Symbol" w:cs="Segoe UI Symbol"/>
-                <w:sz w:val="16"/>
-                <w:szCs w:val="16"/>
-                <w:lang w:val="en-US"/>
-              </w:rPr>
-              <w:t>✔️</w:t>
-            </w:r>
-          </w:p>
-        </w:tc>
-        <w:tc>
-          <w:tcPr>
-            <w:tcW w:w="1230" w:type="dxa"/>
-            <w:gridSpan w:val="2"/>
-            <w:vAlign w:val="center"/>
-          </w:tcPr>
-          <w:p>
-            <w:pPr>
-              <w:spacing w:line="240" w:lineRule="auto"/>
-              <w:ind w:firstLine="0"/>
-              <w:jc w:val="center"/>
-              <w:rPr>
-                <w:rFonts w:eastAsia="Times New Roman" w:cs="Arial"/>
-                <w:sz w:val="16"/>
-                <w:szCs w:val="16"/>
-                <w:lang w:val="en-US"/>
-              </w:rPr>
-            </w:pPr>
-            <w:r>
-              <w:rPr>
-                <w:rFonts w:ascii="Segoe UI Symbol" w:eastAsia="Times New Roman" w:hAnsi="Segoe UI Symbol" w:cs="Segoe UI Symbol"/>
-                <w:sz w:val="16"/>
-                <w:szCs w:val="16"/>
-                <w:lang w:val="en-US"/>
-              </w:rPr>
-              <w:t>✔️</w:t>
-            </w:r>
-          </w:p>
-        </w:tc>
-        <w:tc>
-          <w:tcPr>
-            <w:tcW w:w="2295" w:type="dxa"/>
-            <w:gridSpan w:val="2"/>
-            <w:vAlign w:val="center"/>
-          </w:tcPr>
-          <w:p>
-            <w:pPr>
-              <w:spacing w:line="240" w:lineRule="auto"/>
-              <w:ind w:firstLine="0"/>
-              <w:jc w:val="center"/>
-              <w:rPr>
-                <w:rFonts w:eastAsia="Times New Roman" w:cs="Arial"/>
-                <w:sz w:val="16"/>
-                <w:szCs w:val="16"/>
-                <w:lang w:val="en-US"/>
-              </w:rPr>
-            </w:pPr>
-            <w:r>
-              <w:rPr>
-                <w:rFonts w:eastAsia="Times New Roman" w:cs="Arial"/>
-                <w:sz w:val="16"/>
-                <w:szCs w:val="16"/>
-                <w:lang w:val="en-US"/>
-              </w:rPr>
-              <w:t>Valid</w:t>
             </w:r>
           </w:p>
         </w:tc>
@@ -45422,7 +45358,7 @@
                 <w:szCs w:val="16"/>
                 <w:lang w:val="en-US"/>
               </w:rPr>
-              <w:t>32</w:t>
+              <w:t>31</w:t>
             </w:r>
           </w:p>
         </w:tc>
@@ -45451,7 +45387,7 @@
                 <w:szCs w:val="16"/>
                 <w:lang w:val="en-US"/>
               </w:rPr>
-              <w:t>57</w:t>
+              <w:t>52</w:t>
             </w:r>
           </w:p>
         </w:tc>
@@ -45480,7 +45416,7 @@
                 <w:szCs w:val="16"/>
                 <w:lang w:val="en-US"/>
               </w:rPr>
-              <w:t>270</w:t>
+              <w:t>235</w:t>
             </w:r>
           </w:p>
         </w:tc>
@@ -45509,7 +45445,7 @@
                 <w:szCs w:val="16"/>
                 <w:lang w:val="en-US"/>
               </w:rPr>
-              <w:t>470W</w:t>
+              <w:t>330W</w:t>
             </w:r>
           </w:p>
         </w:tc>
@@ -45567,7 +45503,7 @@
                 <w:szCs w:val="16"/>
                 <w:lang w:val="en-US"/>
               </w:rPr>
-              <w:t>Kangkung</w:t>
+              <w:t>Cabai</w:t>
             </w:r>
           </w:p>
         </w:tc>
@@ -45596,7 +45532,7 @@
                 <w:szCs w:val="16"/>
                 <w:lang w:val="en-US"/>
               </w:rPr>
-              <w:t>Anomali</w:t>
+              <w:t>Normal</w:t>
             </w:r>
           </w:p>
         </w:tc>
@@ -45670,7 +45606,7 @@
                 <w:szCs w:val="16"/>
                 <w:lang w:val="en-US"/>
               </w:rPr>
-              <w:t>✔️</w:t>
+              <w:t>✔</w:t>
             </w:r>
           </w:p>
         </w:tc>
@@ -45699,7 +45635,7 @@
                 <w:szCs w:val="16"/>
                 <w:lang w:val="en-US"/>
               </w:rPr>
-              <w:t>✔️</w:t>
+              <w:t>✔</w:t>
             </w:r>
           </w:p>
         </w:tc>
@@ -45728,7 +45664,7 @@
                 <w:szCs w:val="16"/>
                 <w:lang w:val="en-US"/>
               </w:rPr>
-              <w:t>✔️</w:t>
+              <w:t>✔</w:t>
             </w:r>
           </w:p>
         </w:tc>
@@ -45791,7 +45727,7 @@
                 <w:szCs w:val="16"/>
                 <w:lang w:val="en-US"/>
               </w:rPr>
-              <w:t>33</w:t>
+              <w:t>32</w:t>
             </w:r>
           </w:p>
         </w:tc>
@@ -45820,7 +45756,7 @@
                 <w:szCs w:val="16"/>
                 <w:lang w:val="en-US"/>
               </w:rPr>
-              <w:t>48</w:t>
+              <w:t>57</w:t>
             </w:r>
           </w:p>
         </w:tc>
@@ -45849,7 +45785,7 @@
                 <w:szCs w:val="16"/>
                 <w:lang w:val="en-US"/>
               </w:rPr>
-              <w:t>180</w:t>
+              <w:t>270</w:t>
             </w:r>
           </w:p>
         </w:tc>
@@ -45878,7 +45814,7 @@
                 <w:szCs w:val="16"/>
                 <w:lang w:val="en-US"/>
               </w:rPr>
-              <w:t>420W</w:t>
+              <w:t>470W</w:t>
             </w:r>
           </w:p>
         </w:tc>
@@ -45907,7 +45843,7 @@
                 <w:szCs w:val="16"/>
                 <w:lang w:val="en-US"/>
               </w:rPr>
-              <w:t>300W</w:t>
+              <w:t>350W</w:t>
             </w:r>
           </w:p>
         </w:tc>
@@ -45936,7 +45872,7 @@
                 <w:szCs w:val="16"/>
                 <w:lang w:val="en-US"/>
               </w:rPr>
-              <w:t>Mentimun</w:t>
+              <w:t>Kangkung</w:t>
             </w:r>
           </w:p>
         </w:tc>
@@ -46039,7 +45975,7 @@
                 <w:szCs w:val="16"/>
                 <w:lang w:val="en-US"/>
               </w:rPr>
-              <w:t>✔️</w:t>
+              <w:t>✔</w:t>
             </w:r>
           </w:p>
         </w:tc>
@@ -46068,7 +46004,7 @@
                 <w:szCs w:val="16"/>
                 <w:lang w:val="en-US"/>
               </w:rPr>
-              <w:t>✔️</w:t>
+              <w:t>✔</w:t>
             </w:r>
           </w:p>
         </w:tc>
@@ -46097,7 +46033,7 @@
                 <w:szCs w:val="16"/>
                 <w:lang w:val="en-US"/>
               </w:rPr>
-              <w:t>✔️</w:t>
+              <w:t>✔</w:t>
             </w:r>
           </w:p>
         </w:tc>
@@ -46160,7 +46096,7 @@
                 <w:szCs w:val="16"/>
                 <w:lang w:val="en-US"/>
               </w:rPr>
-              <w:t>34</w:t>
+              <w:t>33</w:t>
             </w:r>
           </w:p>
         </w:tc>
@@ -46189,7 +46125,7 @@
                 <w:szCs w:val="16"/>
                 <w:lang w:val="en-US"/>
               </w:rPr>
-              <w:t>50</w:t>
+              <w:t>48</w:t>
             </w:r>
           </w:p>
         </w:tc>
@@ -46218,7 +46154,7 @@
                 <w:szCs w:val="16"/>
                 <w:lang w:val="en-US"/>
               </w:rPr>
-              <w:t>220</w:t>
+              <w:t>180</w:t>
             </w:r>
           </w:p>
         </w:tc>
@@ -46247,7 +46183,7 @@
                 <w:szCs w:val="16"/>
                 <w:lang w:val="en-US"/>
               </w:rPr>
-              <w:t>295W</w:t>
+              <w:t>420W</w:t>
             </w:r>
           </w:p>
         </w:tc>
@@ -46305,7 +46241,7 @@
                 <w:szCs w:val="16"/>
                 <w:lang w:val="en-US"/>
               </w:rPr>
-              <w:t>Selada</w:t>
+              <w:t>Mentimun</w:t>
             </w:r>
           </w:p>
         </w:tc>
@@ -46334,7 +46270,7 @@
                 <w:szCs w:val="16"/>
                 <w:lang w:val="en-US"/>
               </w:rPr>
-              <w:t>Normal</w:t>
+              <w:t>Anomali</w:t>
             </w:r>
           </w:p>
         </w:tc>
@@ -46408,7 +46344,7 @@
                 <w:szCs w:val="16"/>
                 <w:lang w:val="en-US"/>
               </w:rPr>
-              <w:t>✔️</w:t>
+              <w:t>✔</w:t>
             </w:r>
           </w:p>
         </w:tc>
@@ -46437,7 +46373,7 @@
                 <w:szCs w:val="16"/>
                 <w:lang w:val="en-US"/>
               </w:rPr>
-              <w:t>✔️</w:t>
+              <w:t>✔</w:t>
             </w:r>
           </w:p>
         </w:tc>
@@ -46466,7 +46402,7 @@
                 <w:szCs w:val="16"/>
                 <w:lang w:val="en-US"/>
               </w:rPr>
-              <w:t>✔️</w:t>
+              <w:t>✔</w:t>
             </w:r>
           </w:p>
         </w:tc>
@@ -46529,7 +46465,7 @@
                 <w:szCs w:val="16"/>
                 <w:lang w:val="en-US"/>
               </w:rPr>
-              <w:t>35</w:t>
+              <w:t>34</w:t>
             </w:r>
           </w:p>
         </w:tc>
@@ -46558,7 +46494,7 @@
                 <w:szCs w:val="16"/>
                 <w:lang w:val="en-US"/>
               </w:rPr>
-              <w:t>53</w:t>
+              <w:t>50</w:t>
             </w:r>
           </w:p>
         </w:tc>
@@ -46587,7 +46523,7 @@
                 <w:szCs w:val="16"/>
                 <w:lang w:val="en-US"/>
               </w:rPr>
-              <w:t>242</w:t>
+              <w:t>220</w:t>
             </w:r>
           </w:p>
         </w:tc>
@@ -46616,7 +46552,7 @@
                 <w:szCs w:val="16"/>
                 <w:lang w:val="en-US"/>
               </w:rPr>
-              <w:t>505W</w:t>
+              <w:t>295W</w:t>
             </w:r>
           </w:p>
         </w:tc>
@@ -46645,7 +46581,7 @@
                 <w:szCs w:val="16"/>
                 <w:lang w:val="en-US"/>
               </w:rPr>
-              <w:t>350W</w:t>
+              <w:t>300W</w:t>
             </w:r>
           </w:p>
         </w:tc>
@@ -46674,7 +46610,7 @@
                 <w:szCs w:val="16"/>
                 <w:lang w:val="en-US"/>
               </w:rPr>
-              <w:t>Tomat</w:t>
+              <w:t>Selada</w:t>
             </w:r>
           </w:p>
         </w:tc>
@@ -46703,7 +46639,7 @@
                 <w:szCs w:val="16"/>
                 <w:lang w:val="en-US"/>
               </w:rPr>
-              <w:t>Anomali</w:t>
+              <w:t>Normal</w:t>
             </w:r>
           </w:p>
         </w:tc>
@@ -46777,7 +46713,7 @@
                 <w:szCs w:val="16"/>
                 <w:lang w:val="en-US"/>
               </w:rPr>
-              <w:t>✔️</w:t>
+              <w:t>✔</w:t>
             </w:r>
           </w:p>
         </w:tc>
@@ -46806,7 +46742,7 @@
                 <w:szCs w:val="16"/>
                 <w:lang w:val="en-US"/>
               </w:rPr>
-              <w:t>✔️</w:t>
+              <w:t>✔</w:t>
             </w:r>
           </w:p>
         </w:tc>
@@ -46835,7 +46771,7 @@
                 <w:szCs w:val="16"/>
                 <w:lang w:val="en-US"/>
               </w:rPr>
-              <w:t>✔️</w:t>
+              <w:t>✔</w:t>
             </w:r>
           </w:p>
         </w:tc>
@@ -46898,7 +46834,7 @@
                 <w:szCs w:val="16"/>
                 <w:lang w:val="en-US"/>
               </w:rPr>
-              <w:t>36</w:t>
+              <w:t>35</w:t>
             </w:r>
           </w:p>
         </w:tc>
@@ -46927,7 +46863,7 @@
                 <w:szCs w:val="16"/>
                 <w:lang w:val="en-US"/>
               </w:rPr>
-              <w:t>49</w:t>
+              <w:t>53</w:t>
             </w:r>
           </w:p>
         </w:tc>
@@ -46956,7 +46892,7 @@
                 <w:szCs w:val="16"/>
                 <w:lang w:val="en-US"/>
               </w:rPr>
-              <w:t>214</w:t>
+              <w:t>242</w:t>
             </w:r>
           </w:p>
         </w:tc>
@@ -46985,7 +46921,7 @@
                 <w:szCs w:val="16"/>
                 <w:lang w:val="en-US"/>
               </w:rPr>
-              <w:t>302W</w:t>
+              <w:t>505W</w:t>
             </w:r>
           </w:p>
         </w:tc>
@@ -47014,7 +46950,7 @@
                 <w:szCs w:val="16"/>
                 <w:lang w:val="en-US"/>
               </w:rPr>
-              <w:t>300W</w:t>
+              <w:t>350W</w:t>
             </w:r>
           </w:p>
         </w:tc>
@@ -47043,7 +46979,7 @@
                 <w:szCs w:val="16"/>
                 <w:lang w:val="en-US"/>
               </w:rPr>
-              <w:t>Cabai</w:t>
+              <w:t>Tomat</w:t>
             </w:r>
           </w:p>
         </w:tc>
@@ -47072,7 +47008,7 @@
                 <w:szCs w:val="16"/>
                 <w:lang w:val="en-US"/>
               </w:rPr>
-              <w:t>Normal</w:t>
+              <w:t>Anomali</w:t>
             </w:r>
           </w:p>
         </w:tc>
@@ -47146,7 +47082,7 @@
                 <w:szCs w:val="16"/>
                 <w:lang w:val="en-US"/>
               </w:rPr>
-              <w:t>✔️</w:t>
+              <w:t>✔</w:t>
             </w:r>
           </w:p>
         </w:tc>
@@ -47175,7 +47111,7 @@
                 <w:szCs w:val="16"/>
                 <w:lang w:val="en-US"/>
               </w:rPr>
-              <w:t>✔️</w:t>
+              <w:t>✔</w:t>
             </w:r>
           </w:p>
         </w:tc>
@@ -47204,7 +47140,7 @@
                 <w:szCs w:val="16"/>
                 <w:lang w:val="en-US"/>
               </w:rPr>
-              <w:t>✔️</w:t>
+              <w:t>✔</w:t>
             </w:r>
           </w:p>
         </w:tc>
@@ -47267,7 +47203,7 @@
                 <w:szCs w:val="16"/>
                 <w:lang w:val="en-US"/>
               </w:rPr>
-              <w:t>37</w:t>
+              <w:t>36</w:t>
             </w:r>
           </w:p>
         </w:tc>
@@ -47296,7 +47232,7 @@
                 <w:szCs w:val="16"/>
                 <w:lang w:val="en-US"/>
               </w:rPr>
-              <w:t>59</w:t>
+              <w:t>49</w:t>
             </w:r>
           </w:p>
         </w:tc>
@@ -47325,7 +47261,7 @@
                 <w:szCs w:val="16"/>
                 <w:lang w:val="en-US"/>
               </w:rPr>
-              <w:t>288</w:t>
+              <w:t>214</w:t>
             </w:r>
           </w:p>
         </w:tc>
@@ -47354,7 +47290,7 @@
                 <w:szCs w:val="16"/>
                 <w:lang w:val="en-US"/>
               </w:rPr>
-              <w:t>545W</w:t>
+              <w:t>302W</w:t>
             </w:r>
           </w:p>
         </w:tc>
@@ -47383,7 +47319,7 @@
                 <w:szCs w:val="16"/>
                 <w:lang w:val="en-US"/>
               </w:rPr>
-              <w:t>350W</w:t>
+              <w:t>300W</w:t>
             </w:r>
           </w:p>
         </w:tc>
@@ -47412,7 +47348,7 @@
                 <w:szCs w:val="16"/>
                 <w:lang w:val="en-US"/>
               </w:rPr>
-              <w:t>Mentimun</w:t>
+              <w:t>Cabai</w:t>
             </w:r>
           </w:p>
         </w:tc>
@@ -47441,7 +47377,7 @@
                 <w:szCs w:val="16"/>
                 <w:lang w:val="en-US"/>
               </w:rPr>
-              <w:t>Anomali</w:t>
+              <w:t>Normal</w:t>
             </w:r>
           </w:p>
         </w:tc>
@@ -47487,7 +47423,7 @@
                 <w:szCs w:val="16"/>
                 <w:lang w:val="en-US"/>
               </w:rPr>
-              <w:t>❌</w:t>
+              <w:t>✔</w:t>
             </w:r>
           </w:p>
         </w:tc>
@@ -47515,7 +47451,7 @@
                 <w:szCs w:val="16"/>
                 <w:lang w:val="en-US"/>
               </w:rPr>
-              <w:t>⚠️</w:t>
+              <w:t>✔</w:t>
             </w:r>
           </w:p>
         </w:tc>
@@ -47544,7 +47480,7 @@
                 <w:szCs w:val="16"/>
                 <w:lang w:val="en-US"/>
               </w:rPr>
-              <w:t>❌</w:t>
+              <w:t>✔</w:t>
             </w:r>
           </w:p>
         </w:tc>
@@ -47573,7 +47509,7 @@
                 <w:szCs w:val="16"/>
                 <w:lang w:val="en-US"/>
               </w:rPr>
-              <w:t>❌</w:t>
+              <w:t>✔</w:t>
             </w:r>
           </w:p>
         </w:tc>
@@ -47602,7 +47538,7 @@
                 <w:szCs w:val="16"/>
                 <w:lang w:val="en-US"/>
               </w:rPr>
-              <w:t>Tidak Valid</w:t>
+              <w:t>Valid</w:t>
             </w:r>
           </w:p>
         </w:tc>
@@ -47636,7 +47572,7 @@
                 <w:szCs w:val="16"/>
                 <w:lang w:val="en-US"/>
               </w:rPr>
-              <w:t>38</w:t>
+              <w:t>37</w:t>
             </w:r>
           </w:p>
         </w:tc>
@@ -47665,7 +47601,7 @@
                 <w:szCs w:val="16"/>
                 <w:lang w:val="en-US"/>
               </w:rPr>
-              <w:t>50</w:t>
+              <w:t>59</w:t>
             </w:r>
           </w:p>
         </w:tc>
@@ -47694,7 +47630,7 @@
                 <w:szCs w:val="16"/>
                 <w:lang w:val="en-US"/>
               </w:rPr>
-              <w:t>220</w:t>
+              <w:t>288</w:t>
             </w:r>
           </w:p>
         </w:tc>
@@ -47723,7 +47659,7 @@
                 <w:szCs w:val="16"/>
                 <w:lang w:val="en-US"/>
               </w:rPr>
-              <w:t>308W</w:t>
+              <w:t>545W</w:t>
             </w:r>
           </w:p>
         </w:tc>
@@ -47781,7 +47717,7 @@
                 <w:szCs w:val="16"/>
                 <w:lang w:val="en-US"/>
               </w:rPr>
-              <w:t>Kangkung</w:t>
+              <w:t>Mentimun</w:t>
             </w:r>
           </w:p>
         </w:tc>
@@ -47810,7 +47746,7 @@
                 <w:szCs w:val="16"/>
                 <w:lang w:val="en-US"/>
               </w:rPr>
-              <w:t>Normal</w:t>
+              <w:t>Anomali</w:t>
             </w:r>
           </w:p>
         </w:tc>
@@ -47856,7 +47792,7 @@
                 <w:szCs w:val="16"/>
                 <w:lang w:val="en-US"/>
               </w:rPr>
-              <w:t>✔</w:t>
+              <w:t>❌</w:t>
             </w:r>
           </w:p>
         </w:tc>
@@ -47884,7 +47820,7 @@
                 <w:szCs w:val="16"/>
                 <w:lang w:val="en-US"/>
               </w:rPr>
-              <w:t>✔️</w:t>
+              <w:t>❌</w:t>
             </w:r>
           </w:p>
         </w:tc>
@@ -47913,7 +47849,7 @@
                 <w:szCs w:val="16"/>
                 <w:lang w:val="en-US"/>
               </w:rPr>
-              <w:t>✔️</w:t>
+              <w:t>❌</w:t>
             </w:r>
           </w:p>
         </w:tc>
@@ -47942,7 +47878,7 @@
                 <w:szCs w:val="16"/>
                 <w:lang w:val="en-US"/>
               </w:rPr>
-              <w:t>✔️</w:t>
+              <w:t>❌</w:t>
             </w:r>
           </w:p>
         </w:tc>
@@ -47971,7 +47907,7 @@
                 <w:szCs w:val="16"/>
                 <w:lang w:val="en-US"/>
               </w:rPr>
-              <w:t>Valid</w:t>
+              <w:t>Tidak Valid</w:t>
             </w:r>
           </w:p>
         </w:tc>
@@ -48005,7 +47941,7 @@
                 <w:szCs w:val="16"/>
                 <w:lang w:val="en-US"/>
               </w:rPr>
-              <w:t>39</w:t>
+              <w:t>38</w:t>
             </w:r>
           </w:p>
         </w:tc>
@@ -48034,7 +47970,7 @@
                 <w:szCs w:val="16"/>
                 <w:lang w:val="en-US"/>
               </w:rPr>
-              <w:t>47</w:t>
+              <w:t>50</w:t>
             </w:r>
           </w:p>
         </w:tc>
@@ -48063,7 +47999,7 @@
                 <w:szCs w:val="16"/>
                 <w:lang w:val="en-US"/>
               </w:rPr>
-              <w:t>172</w:t>
+              <w:t>220</w:t>
             </w:r>
           </w:p>
         </w:tc>
@@ -48092,7 +48028,7 @@
                 <w:szCs w:val="16"/>
                 <w:lang w:val="en-US"/>
               </w:rPr>
-              <w:t>455W</w:t>
+              <w:t>308W</w:t>
             </w:r>
           </w:p>
         </w:tc>
@@ -48121,7 +48057,7 @@
                 <w:szCs w:val="16"/>
                 <w:lang w:val="en-US"/>
               </w:rPr>
-              <w:t>300W</w:t>
+              <w:t>350W</w:t>
             </w:r>
           </w:p>
         </w:tc>
@@ -48150,7 +48086,7 @@
                 <w:szCs w:val="16"/>
                 <w:lang w:val="en-US"/>
               </w:rPr>
-              <w:t>Selada</w:t>
+              <w:t>Kangkung</w:t>
             </w:r>
           </w:p>
         </w:tc>
@@ -48179,7 +48115,7 @@
                 <w:szCs w:val="16"/>
                 <w:lang w:val="en-US"/>
               </w:rPr>
-              <w:t>Anomali</w:t>
+              <w:t>Normal</w:t>
             </w:r>
           </w:p>
         </w:tc>
@@ -48253,7 +48189,7 @@
                 <w:szCs w:val="16"/>
                 <w:lang w:val="en-US"/>
               </w:rPr>
-              <w:t>✔️</w:t>
+              <w:t>✔</w:t>
             </w:r>
           </w:p>
         </w:tc>
@@ -48282,7 +48218,7 @@
                 <w:szCs w:val="16"/>
                 <w:lang w:val="en-US"/>
               </w:rPr>
-              <w:t>✔️</w:t>
+              <w:t>✔</w:t>
             </w:r>
           </w:p>
         </w:tc>
@@ -48311,7 +48247,7 @@
                 <w:szCs w:val="16"/>
                 <w:lang w:val="en-US"/>
               </w:rPr>
-              <w:t>✔️</w:t>
+              <w:t>✔</w:t>
             </w:r>
           </w:p>
         </w:tc>
@@ -48374,7 +48310,7 @@
                 <w:szCs w:val="16"/>
                 <w:lang w:val="en-US"/>
               </w:rPr>
-              <w:t>40</w:t>
+              <w:t>39</w:t>
             </w:r>
           </w:p>
         </w:tc>
@@ -48403,7 +48339,7 @@
                 <w:szCs w:val="16"/>
                 <w:lang w:val="en-US"/>
               </w:rPr>
-              <w:t>50</w:t>
+              <w:t>47</w:t>
             </w:r>
           </w:p>
         </w:tc>
@@ -48432,7 +48368,7 @@
                 <w:szCs w:val="16"/>
                 <w:lang w:val="en-US"/>
               </w:rPr>
-              <w:t>220</w:t>
+              <w:t>172</w:t>
             </w:r>
           </w:p>
         </w:tc>
@@ -48461,7 +48397,7 @@
                 <w:szCs w:val="16"/>
                 <w:lang w:val="en-US"/>
               </w:rPr>
-              <w:t>287W</w:t>
+              <w:t>455W</w:t>
             </w:r>
           </w:p>
         </w:tc>
@@ -48519,7 +48455,7 @@
                 <w:szCs w:val="16"/>
                 <w:lang w:val="en-US"/>
               </w:rPr>
-              <w:t>Tomat</w:t>
+              <w:t>Selada</w:t>
             </w:r>
           </w:p>
         </w:tc>
@@ -48548,7 +48484,7 @@
                 <w:szCs w:val="16"/>
                 <w:lang w:val="en-US"/>
               </w:rPr>
-              <w:t>Normal</w:t>
+              <w:t>Anomali</w:t>
             </w:r>
           </w:p>
         </w:tc>
@@ -48622,7 +48558,7 @@
                 <w:szCs w:val="16"/>
                 <w:lang w:val="en-US"/>
               </w:rPr>
-              <w:t>✔️</w:t>
+              <w:t>✔</w:t>
             </w:r>
           </w:p>
         </w:tc>
@@ -48651,7 +48587,7 @@
                 <w:szCs w:val="16"/>
                 <w:lang w:val="en-US"/>
               </w:rPr>
-              <w:t>✔️</w:t>
+              <w:t>✔</w:t>
             </w:r>
           </w:p>
         </w:tc>
@@ -48680,7 +48616,7 @@
                 <w:szCs w:val="16"/>
                 <w:lang w:val="en-US"/>
               </w:rPr>
-              <w:t>✔️</w:t>
+              <w:t>✔</w:t>
             </w:r>
           </w:p>
         </w:tc>
@@ -48743,7 +48679,7 @@
                 <w:szCs w:val="16"/>
                 <w:lang w:val="en-US"/>
               </w:rPr>
-              <w:t>41</w:t>
+              <w:t>40</w:t>
             </w:r>
           </w:p>
         </w:tc>
@@ -48772,7 +48708,7 @@
                 <w:szCs w:val="16"/>
                 <w:lang w:val="en-US"/>
               </w:rPr>
-              <w:t>51</w:t>
+              <w:t>50</w:t>
             </w:r>
           </w:p>
         </w:tc>
@@ -48801,7 +48737,7 @@
                 <w:szCs w:val="16"/>
                 <w:lang w:val="en-US"/>
               </w:rPr>
-              <w:t>228</w:t>
+              <w:t>220</w:t>
             </w:r>
           </w:p>
         </w:tc>
@@ -48830,7 +48766,7 @@
                 <w:szCs w:val="16"/>
                 <w:lang w:val="en-US"/>
               </w:rPr>
-              <w:t>318W</w:t>
+              <w:t>287W</w:t>
             </w:r>
           </w:p>
         </w:tc>
@@ -48859,7 +48795,7 @@
                 <w:szCs w:val="16"/>
                 <w:lang w:val="en-US"/>
               </w:rPr>
-              <w:t>350W</w:t>
+              <w:t>300W</w:t>
             </w:r>
           </w:p>
         </w:tc>
@@ -48888,7 +48824,7 @@
                 <w:szCs w:val="16"/>
                 <w:lang w:val="en-US"/>
               </w:rPr>
-              <w:t>Cabai</w:t>
+              <w:t>Tomat</w:t>
             </w:r>
           </w:p>
         </w:tc>
@@ -48991,7 +48927,7 @@
                 <w:szCs w:val="16"/>
                 <w:lang w:val="en-US"/>
               </w:rPr>
-              <w:t>✔️</w:t>
+              <w:t>✔</w:t>
             </w:r>
           </w:p>
         </w:tc>
@@ -49020,7 +48956,7 @@
                 <w:szCs w:val="16"/>
                 <w:lang w:val="en-US"/>
               </w:rPr>
-              <w:t>✔️</w:t>
+              <w:t>✔</w:t>
             </w:r>
           </w:p>
         </w:tc>
@@ -49049,7 +48985,7 @@
                 <w:szCs w:val="16"/>
                 <w:lang w:val="en-US"/>
               </w:rPr>
-              <w:t>✔️</w:t>
+              <w:t>✔</w:t>
             </w:r>
           </w:p>
         </w:tc>
@@ -49112,7 +49048,7 @@
                 <w:szCs w:val="16"/>
                 <w:lang w:val="en-US"/>
               </w:rPr>
-              <w:t>42</w:t>
+              <w:t>41</w:t>
             </w:r>
           </w:p>
         </w:tc>
@@ -49141,7 +49077,7 @@
                 <w:szCs w:val="16"/>
                 <w:lang w:val="en-US"/>
               </w:rPr>
-              <w:t>58</w:t>
+              <w:t>51</w:t>
             </w:r>
           </w:p>
         </w:tc>
@@ -49170,7 +49106,7 @@
                 <w:szCs w:val="16"/>
                 <w:lang w:val="en-US"/>
               </w:rPr>
-              <w:t>276</w:t>
+              <w:t>228</w:t>
             </w:r>
           </w:p>
         </w:tc>
@@ -49199,7 +49135,7 @@
                 <w:szCs w:val="16"/>
                 <w:lang w:val="en-US"/>
               </w:rPr>
-              <w:t>485W</w:t>
+              <w:t>318W</w:t>
             </w:r>
           </w:p>
         </w:tc>
@@ -49257,7 +49193,7 @@
                 <w:szCs w:val="16"/>
                 <w:lang w:val="en-US"/>
               </w:rPr>
-              <w:t>Kangkung</w:t>
+              <w:t>Cabai</w:t>
             </w:r>
           </w:p>
         </w:tc>
@@ -49286,7 +49222,7 @@
                 <w:szCs w:val="16"/>
                 <w:lang w:val="en-US"/>
               </w:rPr>
-              <w:t>Anomali</w:t>
+              <w:t>Normal</w:t>
             </w:r>
           </w:p>
         </w:tc>
@@ -49360,7 +49296,7 @@
                 <w:szCs w:val="16"/>
                 <w:lang w:val="en-US"/>
               </w:rPr>
-              <w:t>✔️</w:t>
+              <w:t>✔</w:t>
             </w:r>
           </w:p>
         </w:tc>
@@ -49389,7 +49325,7 @@
                 <w:szCs w:val="16"/>
                 <w:lang w:val="en-US"/>
               </w:rPr>
-              <w:t>✔️</w:t>
+              <w:t>✔</w:t>
             </w:r>
           </w:p>
         </w:tc>
@@ -49418,7 +49354,7 @@
                 <w:szCs w:val="16"/>
                 <w:lang w:val="en-US"/>
               </w:rPr>
-              <w:t>✔️</w:t>
+              <w:t>✔</w:t>
             </w:r>
           </w:p>
         </w:tc>
@@ -49481,7 +49417,7 @@
                 <w:szCs w:val="16"/>
                 <w:lang w:val="en-US"/>
               </w:rPr>
-              <w:t>43</w:t>
+              <w:t>42</w:t>
             </w:r>
           </w:p>
         </w:tc>
@@ -49510,7 +49446,7 @@
                 <w:szCs w:val="16"/>
                 <w:lang w:val="en-US"/>
               </w:rPr>
-              <w:t>48</w:t>
+              <w:t>58</w:t>
             </w:r>
           </w:p>
         </w:tc>
@@ -49539,7 +49475,7 @@
                 <w:szCs w:val="16"/>
                 <w:lang w:val="en-US"/>
               </w:rPr>
-              <w:t>183</w:t>
+              <w:t>276</w:t>
             </w:r>
           </w:p>
         </w:tc>
@@ -49568,7 +49504,7 @@
                 <w:szCs w:val="16"/>
                 <w:lang w:val="en-US"/>
               </w:rPr>
-              <w:t>425W</w:t>
+              <w:t>485W</w:t>
             </w:r>
           </w:p>
         </w:tc>
@@ -49597,7 +49533,7 @@
                 <w:szCs w:val="16"/>
                 <w:lang w:val="en-US"/>
               </w:rPr>
-              <w:t>300W</w:t>
+              <w:t>350W</w:t>
             </w:r>
           </w:p>
         </w:tc>
@@ -49626,7 +49562,7 @@
                 <w:szCs w:val="16"/>
                 <w:lang w:val="en-US"/>
               </w:rPr>
-              <w:t>Mentimun</w:t>
+              <w:t>Kangkung</w:t>
             </w:r>
           </w:p>
         </w:tc>
@@ -49729,7 +49665,7 @@
                 <w:szCs w:val="16"/>
                 <w:lang w:val="en-US"/>
               </w:rPr>
-              <w:t>✔️</w:t>
+              <w:t>✔</w:t>
             </w:r>
           </w:p>
         </w:tc>
@@ -49758,7 +49694,7 @@
                 <w:szCs w:val="16"/>
                 <w:lang w:val="en-US"/>
               </w:rPr>
-              <w:t>✔️</w:t>
+              <w:t>✔</w:t>
             </w:r>
           </w:p>
         </w:tc>
@@ -49787,7 +49723,7 @@
                 <w:szCs w:val="16"/>
                 <w:lang w:val="en-US"/>
               </w:rPr>
-              <w:t>✔️</w:t>
+              <w:t>✔</w:t>
             </w:r>
           </w:p>
         </w:tc>
@@ -49850,7 +49786,7 @@
                 <w:szCs w:val="16"/>
                 <w:lang w:val="en-US"/>
               </w:rPr>
-              <w:t>44</w:t>
+              <w:t>43</w:t>
             </w:r>
           </w:p>
         </w:tc>
@@ -49879,7 +49815,7 @@
                 <w:szCs w:val="16"/>
                 <w:lang w:val="en-US"/>
               </w:rPr>
-              <w:t>50</w:t>
+              <w:t>48</w:t>
             </w:r>
           </w:p>
         </w:tc>
@@ -49908,7 +49844,7 @@
                 <w:szCs w:val="16"/>
                 <w:lang w:val="en-US"/>
               </w:rPr>
-              <w:t>220</w:t>
+              <w:t>183</w:t>
             </w:r>
           </w:p>
         </w:tc>
@@ -49937,7 +49873,7 @@
                 <w:szCs w:val="16"/>
                 <w:lang w:val="en-US"/>
               </w:rPr>
-              <w:t>292W</w:t>
+              <w:t>425W</w:t>
             </w:r>
           </w:p>
         </w:tc>
@@ -49995,7 +49931,7 @@
                 <w:szCs w:val="16"/>
                 <w:lang w:val="en-US"/>
               </w:rPr>
-              <w:t>Selada</w:t>
+              <w:t>Mentimun</w:t>
             </w:r>
           </w:p>
         </w:tc>
@@ -50024,7 +49960,7 @@
                 <w:szCs w:val="16"/>
                 <w:lang w:val="en-US"/>
               </w:rPr>
-              <w:t>Normal</w:t>
+              <w:t>Anomali</w:t>
             </w:r>
           </w:p>
         </w:tc>
@@ -50098,7 +50034,7 @@
                 <w:szCs w:val="16"/>
                 <w:lang w:val="en-US"/>
               </w:rPr>
-              <w:t>✔️</w:t>
+              <w:t>✔</w:t>
             </w:r>
           </w:p>
         </w:tc>
@@ -50127,7 +50063,7 @@
                 <w:szCs w:val="16"/>
                 <w:lang w:val="en-US"/>
               </w:rPr>
-              <w:t>✔️</w:t>
+              <w:t>✔</w:t>
             </w:r>
           </w:p>
         </w:tc>
@@ -50156,7 +50092,7 @@
                 <w:szCs w:val="16"/>
                 <w:lang w:val="en-US"/>
               </w:rPr>
-              <w:t>✔️</w:t>
+              <w:t>✔</w:t>
             </w:r>
           </w:p>
         </w:tc>
@@ -50219,7 +50155,7 @@
                 <w:szCs w:val="16"/>
                 <w:lang w:val="en-US"/>
               </w:rPr>
-              <w:t>45</w:t>
+              <w:t>44</w:t>
             </w:r>
           </w:p>
         </w:tc>
@@ -50248,7 +50184,7 @@
                 <w:szCs w:val="16"/>
                 <w:lang w:val="en-US"/>
               </w:rPr>
-              <w:t>54</w:t>
+              <w:t>50</w:t>
             </w:r>
           </w:p>
         </w:tc>
@@ -50277,7 +50213,7 @@
                 <w:szCs w:val="16"/>
                 <w:lang w:val="en-US"/>
               </w:rPr>
-              <w:t>248</w:t>
+              <w:t>220</w:t>
             </w:r>
           </w:p>
         </w:tc>
@@ -50306,7 +50242,7 @@
                 <w:szCs w:val="16"/>
                 <w:lang w:val="en-US"/>
               </w:rPr>
-              <w:t>515W</w:t>
+              <w:t>292W</w:t>
             </w:r>
           </w:p>
         </w:tc>
@@ -50335,7 +50271,7 @@
                 <w:szCs w:val="16"/>
                 <w:lang w:val="en-US"/>
               </w:rPr>
-              <w:t>350W</w:t>
+              <w:t>300W</w:t>
             </w:r>
           </w:p>
         </w:tc>
@@ -50364,7 +50300,7 @@
                 <w:szCs w:val="16"/>
                 <w:lang w:val="en-US"/>
               </w:rPr>
-              <w:t>Tomat</w:t>
+              <w:t>Selada</w:t>
             </w:r>
           </w:p>
         </w:tc>
@@ -50393,7 +50329,7 @@
                 <w:szCs w:val="16"/>
                 <w:lang w:val="en-US"/>
               </w:rPr>
-              <w:t>Anomali</w:t>
+              <w:t>Normal</w:t>
             </w:r>
           </w:p>
         </w:tc>
@@ -50467,7 +50403,7 @@
                 <w:szCs w:val="16"/>
                 <w:lang w:val="en-US"/>
               </w:rPr>
-              <w:t>✔️</w:t>
+              <w:t>✔</w:t>
             </w:r>
           </w:p>
         </w:tc>
@@ -50496,7 +50432,7 @@
                 <w:szCs w:val="16"/>
                 <w:lang w:val="en-US"/>
               </w:rPr>
-              <w:t>✔️</w:t>
+              <w:t>✔</w:t>
             </w:r>
           </w:p>
         </w:tc>
@@ -50525,7 +50461,376 @@
                 <w:szCs w:val="16"/>
                 <w:lang w:val="en-US"/>
               </w:rPr>
-              <w:t>✔️</w:t>
+              <w:t>✔</w:t>
+            </w:r>
+          </w:p>
+        </w:tc>
+        <w:tc>
+          <w:tcPr>
+            <w:tcW w:w="2295" w:type="dxa"/>
+            <w:gridSpan w:val="2"/>
+            <w:vAlign w:val="center"/>
+          </w:tcPr>
+          <w:p>
+            <w:pPr>
+              <w:spacing w:line="240" w:lineRule="auto"/>
+              <w:ind w:firstLine="0"/>
+              <w:jc w:val="center"/>
+              <w:rPr>
+                <w:rFonts w:eastAsia="Times New Roman" w:cs="Arial"/>
+                <w:sz w:val="16"/>
+                <w:szCs w:val="16"/>
+                <w:lang w:val="en-US"/>
+              </w:rPr>
+            </w:pPr>
+            <w:r>
+              <w:rPr>
+                <w:rFonts w:eastAsia="Times New Roman" w:cs="Arial"/>
+                <w:sz w:val="16"/>
+                <w:szCs w:val="16"/>
+                <w:lang w:val="en-US"/>
+              </w:rPr>
+              <w:t>Valid</w:t>
+            </w:r>
+          </w:p>
+        </w:tc>
+      </w:tr>
+      <w:tr>
+        <w:trPr>
+          <w:tblCellSpacing w:w="15" w:type="dxa"/>
+        </w:trPr>
+        <w:tc>
+          <w:tcPr>
+            <w:tcW w:w="0" w:type="auto"/>
+            <w:vAlign w:val="center"/>
+            <w:hideMark/>
+          </w:tcPr>
+          <w:p>
+            <w:pPr>
+              <w:spacing w:line="240" w:lineRule="auto"/>
+              <w:ind w:firstLine="0"/>
+              <w:jc w:val="center"/>
+              <w:rPr>
+                <w:rFonts w:eastAsia="Times New Roman" w:cs="Arial"/>
+                <w:sz w:val="16"/>
+                <w:szCs w:val="16"/>
+                <w:lang w:val="en-US"/>
+              </w:rPr>
+            </w:pPr>
+            <w:r>
+              <w:rPr>
+                <w:rFonts w:eastAsia="Times New Roman" w:cs="Arial"/>
+                <w:sz w:val="16"/>
+                <w:szCs w:val="16"/>
+                <w:lang w:val="en-US"/>
+              </w:rPr>
+              <w:t>45</w:t>
+            </w:r>
+          </w:p>
+        </w:tc>
+        <w:tc>
+          <w:tcPr>
+            <w:tcW w:w="311" w:type="dxa"/>
+            <w:vAlign w:val="center"/>
+            <w:hideMark/>
+          </w:tcPr>
+          <w:p>
+            <w:pPr>
+              <w:spacing w:line="240" w:lineRule="auto"/>
+              <w:ind w:firstLine="0"/>
+              <w:jc w:val="center"/>
+              <w:rPr>
+                <w:rFonts w:eastAsia="Times New Roman" w:cs="Arial"/>
+                <w:sz w:val="16"/>
+                <w:szCs w:val="16"/>
+                <w:lang w:val="en-US"/>
+              </w:rPr>
+            </w:pPr>
+            <w:r>
+              <w:rPr>
+                <w:rFonts w:eastAsia="Times New Roman" w:cs="Arial"/>
+                <w:sz w:val="16"/>
+                <w:szCs w:val="16"/>
+                <w:lang w:val="en-US"/>
+              </w:rPr>
+              <w:t>54</w:t>
+            </w:r>
+          </w:p>
+        </w:tc>
+        <w:tc>
+          <w:tcPr>
+            <w:tcW w:w="510" w:type="dxa"/>
+            <w:vAlign w:val="center"/>
+            <w:hideMark/>
+          </w:tcPr>
+          <w:p>
+            <w:pPr>
+              <w:spacing w:line="240" w:lineRule="auto"/>
+              <w:ind w:firstLine="0"/>
+              <w:jc w:val="center"/>
+              <w:rPr>
+                <w:rFonts w:eastAsia="Times New Roman" w:cs="Arial"/>
+                <w:sz w:val="16"/>
+                <w:szCs w:val="16"/>
+                <w:lang w:val="en-US"/>
+              </w:rPr>
+            </w:pPr>
+            <w:r>
+              <w:rPr>
+                <w:rFonts w:eastAsia="Times New Roman" w:cs="Arial"/>
+                <w:sz w:val="16"/>
+                <w:szCs w:val="16"/>
+                <w:lang w:val="en-US"/>
+              </w:rPr>
+              <w:t>248</w:t>
+            </w:r>
+          </w:p>
+        </w:tc>
+        <w:tc>
+          <w:tcPr>
+            <w:tcW w:w="519" w:type="dxa"/>
+            <w:vAlign w:val="center"/>
+            <w:hideMark/>
+          </w:tcPr>
+          <w:p>
+            <w:pPr>
+              <w:spacing w:line="240" w:lineRule="auto"/>
+              <w:ind w:firstLine="0"/>
+              <w:jc w:val="center"/>
+              <w:rPr>
+                <w:rFonts w:eastAsia="Times New Roman" w:cs="Arial"/>
+                <w:sz w:val="16"/>
+                <w:szCs w:val="16"/>
+                <w:lang w:val="en-US"/>
+              </w:rPr>
+            </w:pPr>
+            <w:r>
+              <w:rPr>
+                <w:rFonts w:eastAsia="Times New Roman" w:cs="Arial"/>
+                <w:sz w:val="16"/>
+                <w:szCs w:val="16"/>
+                <w:lang w:val="en-US"/>
+              </w:rPr>
+              <w:t>515W</w:t>
+            </w:r>
+          </w:p>
+        </w:tc>
+        <w:tc>
+          <w:tcPr>
+            <w:tcW w:w="870" w:type="dxa"/>
+            <w:vAlign w:val="center"/>
+            <w:hideMark/>
+          </w:tcPr>
+          <w:p>
+            <w:pPr>
+              <w:spacing w:line="240" w:lineRule="auto"/>
+              <w:ind w:firstLine="0"/>
+              <w:jc w:val="center"/>
+              <w:rPr>
+                <w:rFonts w:eastAsia="Times New Roman" w:cs="Arial"/>
+                <w:sz w:val="16"/>
+                <w:szCs w:val="16"/>
+                <w:lang w:val="en-US"/>
+              </w:rPr>
+            </w:pPr>
+            <w:r>
+              <w:rPr>
+                <w:rFonts w:eastAsia="Times New Roman" w:cs="Arial"/>
+                <w:sz w:val="16"/>
+                <w:szCs w:val="16"/>
+                <w:lang w:val="en-US"/>
+              </w:rPr>
+              <w:t>350W</w:t>
+            </w:r>
+          </w:p>
+        </w:tc>
+        <w:tc>
+          <w:tcPr>
+            <w:tcW w:w="780" w:type="dxa"/>
+            <w:vAlign w:val="center"/>
+            <w:hideMark/>
+          </w:tcPr>
+          <w:p>
+            <w:pPr>
+              <w:spacing w:line="240" w:lineRule="auto"/>
+              <w:ind w:firstLine="0"/>
+              <w:jc w:val="center"/>
+              <w:rPr>
+                <w:rFonts w:eastAsia="Times New Roman" w:cs="Arial"/>
+                <w:sz w:val="16"/>
+                <w:szCs w:val="16"/>
+                <w:lang w:val="en-US"/>
+              </w:rPr>
+            </w:pPr>
+            <w:r>
+              <w:rPr>
+                <w:rFonts w:eastAsia="Times New Roman" w:cs="Arial"/>
+                <w:sz w:val="16"/>
+                <w:szCs w:val="16"/>
+                <w:lang w:val="en-US"/>
+              </w:rPr>
+              <w:t>Tomat</w:t>
+            </w:r>
+          </w:p>
+        </w:tc>
+        <w:tc>
+          <w:tcPr>
+            <w:tcW w:w="1050" w:type="dxa"/>
+            <w:vAlign w:val="center"/>
+            <w:hideMark/>
+          </w:tcPr>
+          <w:p>
+            <w:pPr>
+              <w:spacing w:line="240" w:lineRule="auto"/>
+              <w:ind w:firstLine="0"/>
+              <w:jc w:val="center"/>
+              <w:rPr>
+                <w:rFonts w:eastAsia="Times New Roman" w:cs="Arial"/>
+                <w:sz w:val="16"/>
+                <w:szCs w:val="16"/>
+                <w:lang w:val="en-US"/>
+              </w:rPr>
+            </w:pPr>
+            <w:r>
+              <w:rPr>
+                <w:rFonts w:eastAsia="Times New Roman" w:cs="Arial"/>
+                <w:sz w:val="16"/>
+                <w:szCs w:val="16"/>
+                <w:lang w:val="en-US"/>
+              </w:rPr>
+              <w:t>Anomali</w:t>
+            </w:r>
+          </w:p>
+        </w:tc>
+        <w:tc>
+          <w:tcPr>
+            <w:tcW w:w="60" w:type="dxa"/>
+          </w:tcPr>
+          <w:p>
+            <w:pPr>
+              <w:spacing w:line="240" w:lineRule="auto"/>
+              <w:ind w:firstLine="0"/>
+              <w:jc w:val="center"/>
+              <w:rPr>
+                <w:rFonts w:eastAsia="Times New Roman" w:cs="Arial"/>
+                <w:sz w:val="16"/>
+                <w:szCs w:val="16"/>
+                <w:lang w:val="en-US"/>
+              </w:rPr>
+            </w:pPr>
+          </w:p>
+        </w:tc>
+        <w:tc>
+          <w:tcPr>
+            <w:tcW w:w="1500" w:type="dxa"/>
+            <w:vAlign w:val="center"/>
+          </w:tcPr>
+          <w:p>
+            <w:pPr>
+              <w:spacing w:line="240" w:lineRule="auto"/>
+              <w:ind w:firstLine="0"/>
+              <w:jc w:val="center"/>
+              <w:rPr>
+                <w:rFonts w:eastAsia="Times New Roman" w:cs="Arial"/>
+                <w:sz w:val="16"/>
+                <w:szCs w:val="16"/>
+                <w:lang w:val="en-US"/>
+              </w:rPr>
+            </w:pPr>
+            <w:r>
+              <w:rPr>
+                <w:rFonts w:ascii="Segoe UI Symbol" w:eastAsia="Times New Roman" w:hAnsi="Segoe UI Symbol" w:cs="Segoe UI Symbol"/>
+                <w:sz w:val="16"/>
+                <w:szCs w:val="16"/>
+                <w:lang w:val="en-US"/>
+              </w:rPr>
+              <w:t>✔</w:t>
+            </w:r>
+          </w:p>
+        </w:tc>
+        <w:tc>
+          <w:tcPr>
+            <w:tcW w:w="50" w:type="dxa"/>
+            <w:vAlign w:val="center"/>
+          </w:tcPr>
+          <w:p>
+            <w:pPr>
+              <w:spacing w:line="240" w:lineRule="auto"/>
+              <w:ind w:firstLine="0"/>
+              <w:jc w:val="center"/>
+              <w:rPr>
+                <w:rFonts w:eastAsia="Times New Roman" w:cs="Arial"/>
+                <w:sz w:val="16"/>
+                <w:szCs w:val="16"/>
+                <w:lang w:val="en-US"/>
+              </w:rPr>
+            </w:pPr>
+            <w:r>
+              <w:rPr>
+                <w:rFonts w:ascii="Segoe UI Symbol" w:eastAsia="Times New Roman" w:hAnsi="Segoe UI Symbol" w:cs="Segoe UI Symbol"/>
+                <w:sz w:val="16"/>
+                <w:szCs w:val="16"/>
+                <w:lang w:val="en-US"/>
+              </w:rPr>
+              <w:t>✔</w:t>
+            </w:r>
+          </w:p>
+        </w:tc>
+        <w:tc>
+          <w:tcPr>
+            <w:tcW w:w="3471" w:type="dxa"/>
+            <w:gridSpan w:val="3"/>
+            <w:vAlign w:val="center"/>
+          </w:tcPr>
+          <w:p>
+            <w:pPr>
+              <w:spacing w:line="240" w:lineRule="auto"/>
+              <w:ind w:firstLine="0"/>
+              <w:jc w:val="center"/>
+              <w:rPr>
+                <w:rFonts w:eastAsia="Times New Roman" w:cs="Arial"/>
+                <w:sz w:val="16"/>
+                <w:szCs w:val="16"/>
+                <w:lang w:val="en-US"/>
+              </w:rPr>
+            </w:pPr>
+            <w:r>
+              <w:rPr>
+                <w:rFonts w:ascii="Segoe UI Symbol" w:eastAsia="Times New Roman" w:hAnsi="Segoe UI Symbol" w:cs="Segoe UI Symbol"/>
+                <w:sz w:val="16"/>
+                <w:szCs w:val="16"/>
+                <w:lang w:val="en-US"/>
+              </w:rPr>
+              <w:t>✔</w:t>
+            </w:r>
+          </w:p>
+        </w:tc>
+        <w:tc>
+          <w:tcPr>
+            <w:tcW w:w="1230" w:type="dxa"/>
+            <w:gridSpan w:val="2"/>
+            <w:vAlign w:val="center"/>
+          </w:tcPr>
+          <w:p>
+            <w:pPr>
+              <w:spacing w:line="240" w:lineRule="auto"/>
+              <w:ind w:firstLine="0"/>
+              <w:jc w:val="center"/>
+              <w:rPr>
+                <w:rFonts w:eastAsia="Times New Roman" w:cs="Arial"/>
+                <w:sz w:val="16"/>
+                <w:szCs w:val="16"/>
+                <w:lang w:val="en-US"/>
+              </w:rPr>
+            </w:pPr>
+            <w:r>
+              <w:rPr>
+                <w:rFonts w:ascii="Segoe UI Symbol" w:eastAsia="Times New Roman" w:hAnsi="Segoe UI Symbol" w:cs="Segoe UI Symbol"/>
+                <w:sz w:val="16"/>
+                <w:szCs w:val="16"/>
+                <w:lang w:val="en-US"/>
+              </w:rPr>
+              <w:t>✔</w:t>
             </w:r>
           </w:p>
         </w:tc>
@@ -52641,7 +52946,7 @@
           <w:rPr>
             <w:noProof/>
           </w:rPr>
-          <w:t>42</w:t>
+          <w:t>35</w:t>
         </w:r>
         <w:r>
           <w:rPr>
@@ -54595,7 +54900,7 @@
 </file>
 
 <file path=customXml/itemProps1.xml><?xml version="1.0" encoding="utf-8"?>
-<ds:datastoreItem xmlns:ds="http://schemas.openxmlformats.org/officeDocument/2006/customXml" ds:itemID="{6F18F678-5E05-4B7E-904A-95CFD13CF6C5}">
+<ds:datastoreItem xmlns:ds="http://schemas.openxmlformats.org/officeDocument/2006/customXml" ds:itemID="{7F75F075-D323-4317-B1FB-02B5A720E99E}">
   <ds:schemaRefs>
     <ds:schemaRef ds:uri="http://schemas.openxmlformats.org/officeDocument/2006/bibliography"/>
   </ds:schemaRefs>
